--- a/src/main/resources/templates/HopDongTheChap.docx
+++ b/src/main/resources/templates/HopDongTheChap.docx
@@ -140,7 +140,7 @@
                     </wp:anchor>
                   </w:drawing>
                 </mc:Choice>
-                <mc:Fallback xmlns:cx1="http://schemas.microsoft.com/office/drawing/2015/9/8/chartex" xmlns:cx2="http://schemas.microsoft.com/office/drawing/2015/10/21/chartex" xmlns:cx3="http://schemas.microsoft.com/office/drawing/2016/5/9/chartex" xmlns:cx4="http://schemas.microsoft.com/office/drawing/2016/5/10/chartex" xmlns:cx5="http://schemas.microsoft.com/office/drawing/2016/5/11/chartex" xmlns:cx6="http://schemas.microsoft.com/office/drawing/2016/5/12/chartex" xmlns:cx7="http://schemas.microsoft.com/office/drawing/2016/5/13/chartex" xmlns:cx8="http://schemas.microsoft.com/office/drawing/2016/5/14/chartex" xmlns:aink="http://schemas.microsoft.com/office/drawing/2016/ink" xmlns:am3d="http://schemas.microsoft.com/office/drawing/2017/model3d" xmlns:oel="http://schemas.microsoft.com/office/2019/extlst" xmlns:w16cex="http://schemas.microsoft.com/office/word/2018/wordml/cex" xmlns:w16cid="http://schemas.microsoft.com/office/word/2016/wordml/cid" xmlns:w16="http://schemas.microsoft.com/office/word/2018/wordml" xmlns:w16du="http://schemas.microsoft.com/office/word/2023/wordml/word16du" xmlns:w16sdtdh="http://schemas.microsoft.com/office/word/2020/wordml/sdtdatahash" xmlns:w16sdtfl="http://schemas.microsoft.com/office/word/2024/wordml/sdtformatlock">
+                <mc:Fallback xmlns:w16sdtfl="http://schemas.microsoft.com/office/word/2024/wordml/sdtformatlock" xmlns:w16sdtdh="http://schemas.microsoft.com/office/word/2020/wordml/sdtdatahash" xmlns:w16du="http://schemas.microsoft.com/office/word/2023/wordml/word16du" xmlns:w16="http://schemas.microsoft.com/office/word/2018/wordml" xmlns:w16cid="http://schemas.microsoft.com/office/word/2016/wordml/cid" xmlns:w16cex="http://schemas.microsoft.com/office/word/2018/wordml/cex" xmlns:oel="http://schemas.microsoft.com/office/2019/extlst" xmlns:am3d="http://schemas.microsoft.com/office/drawing/2017/model3d" xmlns:aink="http://schemas.microsoft.com/office/drawing/2016/ink" xmlns:cx8="http://schemas.microsoft.com/office/drawing/2016/5/14/chartex" xmlns:cx7="http://schemas.microsoft.com/office/drawing/2016/5/13/chartex" xmlns:cx6="http://schemas.microsoft.com/office/drawing/2016/5/12/chartex" xmlns:cx5="http://schemas.microsoft.com/office/drawing/2016/5/11/chartex" xmlns:cx4="http://schemas.microsoft.com/office/drawing/2016/5/10/chartex" xmlns:cx3="http://schemas.microsoft.com/office/drawing/2016/5/9/chartex" xmlns:cx2="http://schemas.microsoft.com/office/drawing/2015/10/21/chartex" xmlns:cx1="http://schemas.microsoft.com/office/drawing/2015/9/8/chartex">
                   <w:pict>
                     <v:line w14:anchorId="30654FD4" id="Straight Connector 1" o:spid="_x0000_s1026" style="position:absolute;flip:y;z-index:251659264;visibility:visible;mso-wrap-style:square;mso-height-percent:0;mso-wrap-distance-left:9pt;mso-wrap-distance-top:0;mso-wrap-distance-right:9pt;mso-wrap-distance-bottom:0;mso-position-horizontal:absolute;mso-position-horizontal-relative:text;mso-position-vertical:absolute;mso-position-vertical-relative:text;mso-height-percent:0;mso-height-relative:margin" from="170.8pt,17.45pt" to="303.55pt,17.45pt" o:gfxdata="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" strokecolor="#4579b8 [3044]"/>
                   </w:pict>
@@ -968,6 +968,14 @@
         </w:rPr>
         <w:t>}}</w:t>
       </w:r>
+      <w:r>
+        <w:rPr>
+          <w:rFonts w:ascii="Times New Roman" w:hAnsi="Times New Roman" w:cs="Times New Roman"/>
+          <w:sz w:val="26"/>
+          <w:szCs w:val="26"/>
+        </w:rPr>
+        <w:t>.</w:t>
+      </w:r>
     </w:p>
     <w:p>
       <w:pPr>
@@ -986,331 +994,69 @@
           <w:sz w:val="26"/>
           <w:szCs w:val="26"/>
         </w:rPr>
-        <w:t>{{gtnt</w:t>
-      </w:r>
-      <w:r>
-        <w:rPr>
-          <w:rFonts w:ascii="Times New Roman" w:hAnsi="Times New Roman" w:cs="Times New Roman"/>
-          <w:sz w:val="26"/>
-          <w:szCs w:val="26"/>
-        </w:rPr>
-        <w:t>bd</w:t>
-      </w:r>
-      <w:r>
-        <w:rPr>
-          <w:rFonts w:ascii="Times New Roman" w:hAnsi="Times New Roman" w:cs="Times New Roman"/>
-          <w:sz w:val="26"/>
-          <w:szCs w:val="26"/>
-        </w:rPr>
-        <w:t>}}</w:t>
-      </w:r>
-      <w:r>
-        <w:rPr>
-          <w:rFonts w:ascii="Times New Roman" w:hAnsi="Times New Roman" w:cs="Times New Roman"/>
-          <w:sz w:val="26"/>
-          <w:szCs w:val="26"/>
-        </w:rPr>
-        <w:t>:</w:t>
-      </w:r>
-      <w:r>
-        <w:rPr>
-          <w:rFonts w:ascii="Times New Roman" w:hAnsi="Times New Roman" w:cs="Times New Roman"/>
+        <w:t>{{ntbdd1}}</w:t>
+      </w:r>
+    </w:p>
+    <w:p>
+      <w:pPr>
+        <w:spacing w:after="0" w:line="264" w:lineRule="auto"/>
+        <w:ind w:firstLine="567"/>
+        <w:jc w:val="both"/>
+        <w:rPr>
+          <w:rFonts w:ascii="Times New Roman" w:hAnsi="Times New Roman" w:cs="Times New Roman"/>
+          <w:sz w:val="26"/>
+          <w:szCs w:val="26"/>
+        </w:rPr>
+      </w:pPr>
+      <w:r>
+        <w:rPr>
+          <w:rFonts w:ascii="Times New Roman" w:hAnsi="Times New Roman" w:cs="Times New Roman"/>
+          <w:sz w:val="26"/>
+          <w:szCs w:val="26"/>
+        </w:rPr>
+        <w:t>{{ntbdd2}}</w:t>
+      </w:r>
+    </w:p>
+    <w:p>
+      <w:pPr>
+        <w:spacing w:after="0" w:line="264" w:lineRule="auto"/>
+        <w:ind w:firstLine="567"/>
+        <w:jc w:val="both"/>
+        <w:rPr>
+          <w:rFonts w:ascii="Times New Roman" w:hAnsi="Times New Roman" w:cs="Times New Roman"/>
+          <w:sz w:val="26"/>
+          <w:szCs w:val="26"/>
+        </w:rPr>
+      </w:pPr>
+      <w:r>
+        <w:rPr>
+          <w:rFonts w:ascii="Times New Roman" w:hAnsi="Times New Roman" w:cs="Times New Roman"/>
+          <w:sz w:val="26"/>
+          <w:szCs w:val="26"/>
+        </w:rPr>
+        <w:t>{{ntbdd3}}</w:t>
+      </w:r>
+    </w:p>
+    <w:p>
+      <w:pPr>
+        <w:spacing w:after="0" w:line="312" w:lineRule="auto"/>
+        <w:ind w:firstLine="567"/>
+        <w:rPr>
+          <w:rFonts w:ascii="Times New Roman" w:eastAsia="Times New Roman" w:hAnsi="Times New Roman" w:cs="Times New Roman"/>
+          <w:sz w:val="26"/>
+          <w:szCs w:val="26"/>
+        </w:rPr>
+      </w:pPr>
+      <w:bookmarkStart w:id="0" w:name="_GoBack"/>
+      <w:bookmarkEnd w:id="0"/>
+      <w:r>
+        <w:rPr>
+          <w:rFonts w:ascii="Times New Roman" w:eastAsia="Times New Roman" w:hAnsi="Times New Roman" w:cs="Times New Roman"/>
           <w:sz w:val="26"/>
           <w:szCs w:val="26"/>
         </w:rPr>
         <w:t xml:space="preserve"> </w:t>
       </w:r>
-      <w:r>
-        <w:rPr>
-          <w:rFonts w:ascii="Times New Roman" w:hAnsi="Times New Roman" w:cs="Times New Roman"/>
-          <w:sz w:val="26"/>
-          <w:szCs w:val="26"/>
-        </w:rPr>
-        <w:t>{{ntbd</w:t>
-      </w:r>
-      <w:r>
-        <w:rPr>
-          <w:rFonts w:ascii="Times New Roman" w:hAnsi="Times New Roman" w:cs="Times New Roman"/>
-          <w:sz w:val="26"/>
-          <w:szCs w:val="26"/>
-        </w:rPr>
-        <w:t>}}</w:t>
-      </w:r>
-      <w:r>
-        <w:rPr>
-          <w:rFonts w:ascii="Times New Roman" w:hAnsi="Times New Roman" w:cs="Times New Roman"/>
-          <w:sz w:val="26"/>
-          <w:szCs w:val="26"/>
-        </w:rPr>
-        <w:t xml:space="preserve">; </w:t>
-      </w:r>
-      <w:r>
-        <w:rPr>
-          <w:rFonts w:ascii="Times New Roman" w:hAnsi="Times New Roman" w:cs="Times New Roman"/>
-          <w:sz w:val="26"/>
-          <w:szCs w:val="26"/>
-        </w:rPr>
-        <w:t>Sinh ngày</w:t>
-      </w:r>
-      <w:r>
-        <w:rPr>
-          <w:rFonts w:ascii="Times New Roman" w:hAnsi="Times New Roman" w:cs="Times New Roman"/>
-          <w:sz w:val="26"/>
-          <w:szCs w:val="26"/>
-        </w:rPr>
-        <w:t>:</w:t>
-      </w:r>
-      <w:r>
-        <w:rPr>
-          <w:rFonts w:ascii="Times New Roman" w:hAnsi="Times New Roman" w:cs="Times New Roman"/>
-          <w:sz w:val="26"/>
-          <w:szCs w:val="26"/>
-        </w:rPr>
-        <w:t xml:space="preserve"> </w:t>
-      </w:r>
-      <w:r>
-        <w:rPr>
-          <w:rFonts w:ascii="Times New Roman" w:hAnsi="Times New Roman" w:cs="Times New Roman"/>
-          <w:sz w:val="26"/>
-          <w:szCs w:val="26"/>
-        </w:rPr>
-        <w:t>{{nsnt</w:t>
-      </w:r>
-      <w:r>
-        <w:rPr>
-          <w:rFonts w:ascii="Times New Roman" w:hAnsi="Times New Roman" w:cs="Times New Roman"/>
-          <w:sz w:val="26"/>
-          <w:szCs w:val="26"/>
-        </w:rPr>
-        <w:t>bd</w:t>
-      </w:r>
-      <w:r>
-        <w:rPr>
-          <w:rFonts w:ascii="Times New Roman" w:hAnsi="Times New Roman" w:cs="Times New Roman"/>
-          <w:sz w:val="26"/>
-          <w:szCs w:val="26"/>
-        </w:rPr>
-        <w:t>}}</w:t>
-      </w:r>
-    </w:p>
-    <w:p>
-      <w:pPr>
-        <w:spacing w:after="0" w:line="264" w:lineRule="auto"/>
-        <w:ind w:firstLine="567"/>
-        <w:jc w:val="both"/>
-        <w:rPr>
-          <w:rFonts w:ascii="Times New Roman" w:hAnsi="Times New Roman" w:cs="Times New Roman"/>
-          <w:sz w:val="26"/>
-          <w:szCs w:val="26"/>
-        </w:rPr>
-      </w:pPr>
-      <w:r>
-        <w:rPr>
-          <w:rFonts w:ascii="Times New Roman" w:hAnsi="Times New Roman" w:cs="Times New Roman"/>
-          <w:sz w:val="26"/>
-          <w:szCs w:val="26"/>
-        </w:rPr>
-        <w:t xml:space="preserve">CCCD số: </w:t>
-      </w:r>
-      <w:r>
-        <w:rPr>
-          <w:rFonts w:ascii="Times New Roman" w:hAnsi="Times New Roman" w:cs="Times New Roman"/>
-          <w:sz w:val="26"/>
-          <w:szCs w:val="26"/>
-        </w:rPr>
-        <w:t>{{cccdnt</w:t>
-      </w:r>
-      <w:r>
-        <w:rPr>
-          <w:rFonts w:ascii="Times New Roman" w:hAnsi="Times New Roman" w:cs="Times New Roman"/>
-          <w:sz w:val="26"/>
-          <w:szCs w:val="26"/>
-        </w:rPr>
-        <w:t>bd</w:t>
-      </w:r>
-      <w:r>
-        <w:rPr>
-          <w:rFonts w:ascii="Times New Roman" w:hAnsi="Times New Roman" w:cs="Times New Roman"/>
-          <w:sz w:val="26"/>
-          <w:szCs w:val="26"/>
-        </w:rPr>
-        <w:t>}}</w:t>
-      </w:r>
-      <w:r>
-        <w:rPr>
-          <w:rFonts w:ascii="Times New Roman" w:hAnsi="Times New Roman" w:cs="Times New Roman"/>
-          <w:sz w:val="26"/>
-          <w:szCs w:val="26"/>
-        </w:rPr>
-        <w:t xml:space="preserve">; Ngày cấp: </w:t>
-      </w:r>
-      <w:r>
-        <w:rPr>
-          <w:rFonts w:ascii="Times New Roman" w:hAnsi="Times New Roman" w:cs="Times New Roman"/>
-          <w:sz w:val="26"/>
-          <w:szCs w:val="26"/>
-        </w:rPr>
-        <w:t>{{n</w:t>
-      </w:r>
-      <w:r>
-        <w:rPr>
-          <w:rFonts w:ascii="Times New Roman" w:hAnsi="Times New Roman" w:cs="Times New Roman"/>
-          <w:sz w:val="26"/>
-          <w:szCs w:val="26"/>
-        </w:rPr>
-        <w:t>g</w:t>
-      </w:r>
-      <w:r>
-        <w:rPr>
-          <w:rFonts w:ascii="Times New Roman" w:hAnsi="Times New Roman" w:cs="Times New Roman"/>
-          <w:sz w:val="26"/>
-          <w:szCs w:val="26"/>
-        </w:rPr>
-        <w:t>cnt</w:t>
-      </w:r>
-      <w:r>
-        <w:rPr>
-          <w:rFonts w:ascii="Times New Roman" w:hAnsi="Times New Roman" w:cs="Times New Roman"/>
-          <w:sz w:val="26"/>
-          <w:szCs w:val="26"/>
-        </w:rPr>
-        <w:t>bd</w:t>
-      </w:r>
-      <w:r>
-        <w:rPr>
-          <w:rFonts w:ascii="Times New Roman" w:hAnsi="Times New Roman" w:cs="Times New Roman"/>
-          <w:sz w:val="26"/>
-          <w:szCs w:val="26"/>
-        </w:rPr>
-        <w:t>}}</w:t>
-      </w:r>
-      <w:r>
-        <w:rPr>
-          <w:rFonts w:ascii="Times New Roman" w:hAnsi="Times New Roman" w:cs="Times New Roman"/>
-          <w:sz w:val="26"/>
-          <w:szCs w:val="26"/>
-        </w:rPr>
-        <w:t>; Nơi cấp:</w:t>
-      </w:r>
-      <w:r>
-        <w:rPr>
-          <w:rFonts w:ascii="Times New Roman" w:hAnsi="Times New Roman"/>
-          <w:sz w:val="26"/>
-          <w:szCs w:val="26"/>
-        </w:rPr>
-        <w:t xml:space="preserve"> {{nc</w:t>
-      </w:r>
-      <w:r>
-        <w:rPr>
-          <w:rFonts w:ascii="Times New Roman" w:hAnsi="Times New Roman"/>
-          <w:sz w:val="26"/>
-          <w:szCs w:val="26"/>
-        </w:rPr>
-        <w:t>cccd</w:t>
-      </w:r>
-      <w:r>
-        <w:rPr>
-          <w:rFonts w:ascii="Times New Roman" w:hAnsi="Times New Roman"/>
-          <w:sz w:val="26"/>
-          <w:szCs w:val="26"/>
-        </w:rPr>
-        <w:t>nt</w:t>
-      </w:r>
-      <w:r>
-        <w:rPr>
-          <w:rFonts w:ascii="Times New Roman" w:hAnsi="Times New Roman"/>
-          <w:sz w:val="26"/>
-          <w:szCs w:val="26"/>
-        </w:rPr>
-        <w:t>bd</w:t>
-      </w:r>
-      <w:r>
-        <w:rPr>
-          <w:rFonts w:ascii="Times New Roman" w:hAnsi="Times New Roman"/>
-          <w:sz w:val="26"/>
-          <w:szCs w:val="26"/>
-        </w:rPr>
-        <w:t>}}</w:t>
-      </w:r>
-      <w:r>
-        <w:rPr>
-          <w:rFonts w:ascii="Times New Roman" w:hAnsi="Times New Roman"/>
-          <w:sz w:val="26"/>
-          <w:szCs w:val="26"/>
-        </w:rPr>
-        <w:t>.</w:t>
-      </w:r>
-      <w:r>
-        <w:rPr>
-          <w:rFonts w:ascii="Times New Roman" w:hAnsi="Times New Roman" w:cs="Times New Roman"/>
-          <w:sz w:val="26"/>
-          <w:szCs w:val="26"/>
-        </w:rPr>
-        <w:t xml:space="preserve"> </w:t>
-      </w:r>
-    </w:p>
-    <w:p>
-      <w:pPr>
-        <w:spacing w:after="0" w:line="264" w:lineRule="auto"/>
-        <w:ind w:firstLine="567"/>
-        <w:jc w:val="both"/>
-        <w:rPr>
-          <w:rFonts w:ascii="Times New Roman" w:hAnsi="Times New Roman" w:cs="Times New Roman"/>
-          <w:sz w:val="26"/>
-          <w:szCs w:val="26"/>
-        </w:rPr>
-      </w:pPr>
-      <w:r>
-        <w:rPr>
-          <w:rFonts w:ascii="Times New Roman" w:hAnsi="Times New Roman" w:cs="Times New Roman"/>
-          <w:sz w:val="26"/>
-          <w:szCs w:val="26"/>
-        </w:rPr>
-        <w:t xml:space="preserve">Địa chỉ thường trú: </w:t>
-      </w:r>
-      <w:r>
-        <w:rPr>
-          <w:rFonts w:ascii="Times New Roman" w:hAnsi="Times New Roman" w:cs="Times New Roman"/>
-          <w:sz w:val="26"/>
-          <w:szCs w:val="26"/>
-        </w:rPr>
-        <w:t>{{dc</w:t>
-      </w:r>
-      <w:r>
-        <w:rPr>
-          <w:rFonts w:ascii="Times New Roman" w:hAnsi="Times New Roman" w:cs="Times New Roman"/>
-          <w:sz w:val="26"/>
-          <w:szCs w:val="26"/>
-        </w:rPr>
-        <w:t>nt</w:t>
-      </w:r>
-      <w:r>
-        <w:rPr>
-          <w:rFonts w:ascii="Times New Roman" w:hAnsi="Times New Roman" w:cs="Times New Roman"/>
-          <w:sz w:val="26"/>
-          <w:szCs w:val="26"/>
-        </w:rPr>
-        <w:t>bd</w:t>
-      </w:r>
-      <w:r>
-        <w:rPr>
-          <w:rFonts w:ascii="Times New Roman" w:hAnsi="Times New Roman" w:cs="Times New Roman"/>
-          <w:sz w:val="26"/>
-          <w:szCs w:val="26"/>
-        </w:rPr>
-        <w:t>}}</w:t>
-      </w:r>
-    </w:p>
-    <w:p>
-      <w:pPr>
-        <w:spacing w:after="0" w:line="312" w:lineRule="auto"/>
-        <w:ind w:firstLine="567"/>
-        <w:rPr>
-          <w:rFonts w:ascii="Times New Roman" w:eastAsia="Times New Roman" w:hAnsi="Times New Roman" w:cs="Times New Roman"/>
-          <w:sz w:val="26"/>
-          <w:szCs w:val="26"/>
-        </w:rPr>
-      </w:pPr>
       <w:r>
         <w:rPr>
           <w:rFonts w:ascii="Times New Roman" w:eastAsia="Times New Roman" w:hAnsi="Times New Roman" w:cs="Times New Roman"/>
@@ -1458,23 +1204,23 @@
           <w:sz w:val="26"/>
           <w:szCs w:val="26"/>
         </w:rPr>
-        <w:t xml:space="preserve">c) Bên B đã hiểu rất rõ các nghĩa vụ được bảo đảm và đồng ý dùng toàn bộ tài sản của mình để bảo đảm cho tất cả các nghĩa vụ được bảo đảm, đồng thời cam kết không có bất kỳ khiếu nại, tranh chấp hoặc đưa ra bất kỳ một lý do nào để từ chối nghĩa vụ của mình đối với khoản tiền vay theo hợp đồng cho vay số: </w:t>
-      </w:r>
-      <w:r>
-        <w:rPr>
-          <w:rFonts w:ascii="Times New Roman" w:eastAsia="Times New Roman" w:hAnsi="Times New Roman" w:cs="Times New Roman"/>
-          <w:sz w:val="26"/>
-          <w:szCs w:val="26"/>
-        </w:rPr>
-        <w:t>{{shdtd}}</w:t>
-      </w:r>
-      <w:r>
-        <w:rPr>
-          <w:rFonts w:ascii="Times New Roman" w:eastAsia="Times New Roman" w:hAnsi="Times New Roman" w:cs="Times New Roman"/>
-          <w:sz w:val="26"/>
-          <w:szCs w:val="26"/>
-        </w:rPr>
-        <w:t xml:space="preserve"> và hợp đồng cho vay khác (nếu có) mà tài sản thế chấp này làm bảo đảm. </w:t>
+        <w:t>c) Bên B đã hiểu rất rõ các nghĩa vụ được bảo đảm và đồng ý dùng toàn bộ tài sản của mình để bảo đảm cho tất cả các nghĩa vụ được bảo đảm, đồng thời cam kết không có bất kỳ khiếu nại, tranh chấp hoặc đưa ra bất kỳ một lý do nào để từ chối nghĩa vụ của mình đối với khoản tiền vay</w:t>
+      </w:r>
+      <w:r>
+        <w:rPr>
+          <w:rFonts w:ascii="Times New Roman" w:eastAsia="Times New Roman" w:hAnsi="Times New Roman" w:cs="Times New Roman"/>
+          <w:sz w:val="26"/>
+          <w:szCs w:val="26"/>
+        </w:rPr>
+        <w:t xml:space="preserve"> {{dvb}}</w:t>
+      </w:r>
+      <w:r>
+        <w:rPr>
+          <w:rFonts w:ascii="Times New Roman" w:eastAsia="Times New Roman" w:hAnsi="Times New Roman" w:cs="Times New Roman"/>
+          <w:sz w:val="26"/>
+          <w:szCs w:val="26"/>
+        </w:rPr>
+        <w:t xml:space="preserve">. </w:t>
       </w:r>
     </w:p>
     <w:p>
@@ -1514,16 +1260,24 @@
           <w:sz w:val="26"/>
           <w:szCs w:val="26"/>
         </w:rPr>
-        <w:t xml:space="preserve">a) Quyền sử dụng đất của Bên B được xác lập theo </w:t>
-      </w:r>
-      <w:bookmarkStart w:id="0" w:name="_Hlk209450758"/>
-      <w:r>
-        <w:rPr>
-          <w:rFonts w:ascii="Times New Roman" w:eastAsia="Times New Roman" w:hAnsi="Times New Roman" w:cs="Times New Roman"/>
-          <w:sz w:val="26"/>
-          <w:szCs w:val="26"/>
-        </w:rPr>
-        <w:t xml:space="preserve">Giấy chứng nhận Quyền sử dụng đất số </w:t>
+        <w:t>a)</w:t>
+      </w:r>
+      <w:bookmarkStart w:id="1" w:name="_Hlk209450758"/>
+      <w:r>
+        <w:rPr>
+          <w:rFonts w:ascii="Times New Roman" w:eastAsia="Times New Roman" w:hAnsi="Times New Roman" w:cs="Times New Roman"/>
+          <w:sz w:val="26"/>
+          <w:szCs w:val="26"/>
+        </w:rPr>
+        <w:t xml:space="preserve"> {{ndnb}}</w:t>
+      </w:r>
+      <w:r>
+        <w:rPr>
+          <w:rFonts w:ascii="Times New Roman" w:eastAsia="Times New Roman" w:hAnsi="Times New Roman" w:cs="Times New Roman"/>
+          <w:sz w:val="26"/>
+          <w:szCs w:val="26"/>
+        </w:rPr>
+        <w:t xml:space="preserve"> số </w:t>
       </w:r>
       <w:r>
         <w:rPr>
@@ -1622,7 +1376,7 @@
         <w:t>.</w:t>
       </w:r>
     </w:p>
-    <w:bookmarkEnd w:id="0"/>
+    <w:bookmarkEnd w:id="1"/>
     <w:p>
       <w:pPr>
         <w:spacing w:after="120" w:line="269" w:lineRule="auto"/>
@@ -2102,7 +1856,23 @@
           <w:sz w:val="26"/>
           <w:szCs w:val="26"/>
         </w:rPr>
-        <w:t xml:space="preserve">Quyền sử dụng đất của Bên B được xác lập theo Giấy chứng nhận Quyền sử dụng đất số </w:t>
+        <w:t xml:space="preserve">Quyền sử dụng đất của Bên B được xác lập theo </w:t>
+      </w:r>
+      <w:r>
+        <w:rPr>
+          <w:rFonts w:ascii="Times New Roman" w:eastAsia="Times New Roman" w:hAnsi="Times New Roman" w:cs="Times New Roman"/>
+          <w:sz w:val="26"/>
+          <w:szCs w:val="26"/>
+        </w:rPr>
+        <w:t xml:space="preserve">{{ndnb}} </w:t>
+      </w:r>
+      <w:r>
+        <w:rPr>
+          <w:rFonts w:ascii="Times New Roman" w:eastAsia="Times New Roman" w:hAnsi="Times New Roman" w:cs="Times New Roman"/>
+          <w:sz w:val="26"/>
+          <w:szCs w:val="26"/>
+        </w:rPr>
+        <w:t xml:space="preserve">số </w:t>
       </w:r>
       <w:r>
         <w:rPr>
@@ -2202,27 +1972,27 @@
           <w:sz w:val="26"/>
           <w:szCs w:val="26"/>
         </w:rPr>
+        <w:t xml:space="preserve">(ii) Bản gốc các giấy tờ tài sản gắn liền với đất đã có trên thửa đất (nếu có) </w:t>
+      </w:r>
+    </w:p>
+    <w:p>
+      <w:pPr>
+        <w:spacing w:after="0" w:line="269" w:lineRule="auto"/>
+        <w:ind w:firstLine="567"/>
+        <w:jc w:val="both"/>
+        <w:rPr>
+          <w:rFonts w:ascii="Times New Roman" w:eastAsia="Times New Roman" w:hAnsi="Times New Roman" w:cs="Times New Roman"/>
+          <w:sz w:val="26"/>
+          <w:szCs w:val="26"/>
+        </w:rPr>
+      </w:pPr>
+      <w:r>
+        <w:rPr>
+          <w:rFonts w:ascii="Times New Roman" w:eastAsia="Times New Roman" w:hAnsi="Times New Roman" w:cs="Times New Roman"/>
+          <w:sz w:val="26"/>
+          <w:szCs w:val="26"/>
+        </w:rPr>
         <w:lastRenderedPageBreak/>
-        <w:t xml:space="preserve">(ii) Bản gốc các giấy tờ tài sản gắn liền với đất đã có trên thửa đất (nếu có) </w:t>
-      </w:r>
-    </w:p>
-    <w:p>
-      <w:pPr>
-        <w:spacing w:after="0" w:line="269" w:lineRule="auto"/>
-        <w:ind w:firstLine="567"/>
-        <w:jc w:val="both"/>
-        <w:rPr>
-          <w:rFonts w:ascii="Times New Roman" w:eastAsia="Times New Roman" w:hAnsi="Times New Roman" w:cs="Times New Roman"/>
-          <w:sz w:val="26"/>
-          <w:szCs w:val="26"/>
-        </w:rPr>
-      </w:pPr>
-      <w:r>
-        <w:rPr>
-          <w:rFonts w:ascii="Times New Roman" w:eastAsia="Times New Roman" w:hAnsi="Times New Roman" w:cs="Times New Roman"/>
-          <w:sz w:val="26"/>
-          <w:szCs w:val="26"/>
-        </w:rPr>
         <w:t xml:space="preserve">b) Giấy tờ phải chuyển giao ngay sau khi Bên B có được ở mọi thời điểm: </w:t>
       </w:r>
     </w:p>
@@ -2430,8 +2200,6 @@
         </w:rPr>
         <w:t>tsbdc</w:t>
       </w:r>
-      <w:bookmarkStart w:id="1" w:name="_GoBack"/>
-      <w:bookmarkEnd w:id="1"/>
       <w:r>
         <w:rPr>
           <w:rFonts w:ascii="Times New Roman" w:eastAsia="Times New Roman" w:hAnsi="Times New Roman" w:cs="Times New Roman"/>
@@ -2743,8 +2511,20 @@
           <w:sz w:val="26"/>
           <w:szCs w:val="26"/>
         </w:rPr>
-        <w:t xml:space="preserve">ký văn bản sửa đổi Hợp đồng thế chấp quyền sử dụng đất và tài sản gắn liền với đất và/hoặc sửa đổi đăng ký giao dịch bảo đảm trong </w:t>
-      </w:r>
+        <w:t xml:space="preserve">ký văn bản sửa đổi Hợp đồng thế chấp quyền sử dụng đất và tài sản gắn liền với đất và/hoặc sửa đổi đăng ký giao dịch bảo đảm trong trường hợp giá trị tài sản thế chấp được định giá lại khác với giá trị tại khoản 3.1 Điều này.     </w:t>
+      </w:r>
+    </w:p>
+    <w:p>
+      <w:pPr>
+        <w:spacing w:after="0" w:line="269" w:lineRule="auto"/>
+        <w:ind w:firstLine="567"/>
+        <w:jc w:val="both"/>
+        <w:rPr>
+          <w:rFonts w:ascii="Times New Roman" w:eastAsia="Times New Roman" w:hAnsi="Times New Roman" w:cs="Times New Roman"/>
+          <w:sz w:val="26"/>
+          <w:szCs w:val="26"/>
+        </w:rPr>
+      </w:pPr>
       <w:r>
         <w:rPr>
           <w:rFonts w:ascii="Times New Roman" w:eastAsia="Times New Roman" w:hAnsi="Times New Roman" w:cs="Times New Roman"/>
@@ -2752,26 +2532,6 @@
           <w:szCs w:val="26"/>
         </w:rPr>
         <w:lastRenderedPageBreak/>
-        <w:t xml:space="preserve">trường hợp giá trị tài sản thế chấp được định giá lại khác với giá trị tại khoản 3.1 Điều này.     </w:t>
-      </w:r>
-    </w:p>
-    <w:p>
-      <w:pPr>
-        <w:spacing w:after="0" w:line="269" w:lineRule="auto"/>
-        <w:ind w:firstLine="567"/>
-        <w:jc w:val="both"/>
-        <w:rPr>
-          <w:rFonts w:ascii="Times New Roman" w:eastAsia="Times New Roman" w:hAnsi="Times New Roman" w:cs="Times New Roman"/>
-          <w:sz w:val="26"/>
-          <w:szCs w:val="26"/>
-        </w:rPr>
-      </w:pPr>
-      <w:r>
-        <w:rPr>
-          <w:rFonts w:ascii="Times New Roman" w:eastAsia="Times New Roman" w:hAnsi="Times New Roman" w:cs="Times New Roman"/>
-          <w:sz w:val="26"/>
-          <w:szCs w:val="26"/>
-        </w:rPr>
         <w:t>3.6. Định giá lại tài sản thế chấp: Trong thời hạn Hợp đồng này có hiệu lực, Bên A sẽ định giá lại giá trị tài sản thế chấp theo định kỳ hoặc đột xuất. Bên B có trách nhiệm phối hợp với Bên A tiến hành định giá lại tài sản thế chấp. Việc định giá lại giá trị tài sản thế chấp được lập thành Biên bản xác định lại giá trị tài sản bảo đảm và được coi là một bộ phận không tách rời, có giá trị pháp lý theo Hợp đồng này. Việc định giá lại tài sản thế chấp được thực hiện trong các trường hợp sau:</w:t>
       </w:r>
     </w:p>
@@ -3050,7 +2810,7 @@
           <w:sz w:val="26"/>
           <w:szCs w:val="26"/>
         </w:rPr>
-        <w:t xml:space="preserve">4.4. Trong trường hợp tài sản thế chấp bị quy hoạch, giải tỏa, thu hồi, trưng dụng một phần hay toàn bộ theo quyết định của cơ quan nhà nước có thẩm quyền, thì toàn bộ số tiền bồi thường, đền bù  hoặc các lợi ích phát sinh liên quan đến tài sản thế chấp cũng </w:t>
+        <w:t xml:space="preserve">4.4. Trong trường hợp tài sản thế chấp bị quy hoạch, giải tỏa, thu hồi, trưng dụng một phần hay toàn bộ theo quyết định của cơ quan nhà nước có thẩm quyền, thì toàn bộ số tiền bồi thường, đền bù  hoặc các lợi ích phát sinh liên quan đến tài sản thế chấp cũng thuộc tài sản thế chấp (được coi là tài sản bảo đảm thay thế) Bên A có toàn quyền nhận số tiền bồi thường, đền bù hoặc các lợi ích phát sinh liên quan đến tài sản thế chấp để </w:t>
       </w:r>
       <w:r>
         <w:rPr>
@@ -3059,7 +2819,7 @@
           <w:szCs w:val="26"/>
         </w:rPr>
         <w:lastRenderedPageBreak/>
-        <w:t>thuộc tài sản thế chấp (được coi là tài sản bảo đảm thay thế) Bên A có toàn quyền nhận số tiền bồi thường, đền bù hoặc các lợi ích phát sinh liên quan đến tài sản thế chấp để thực hiện nghĩa vụ được bảo đảm. Bên B bằng Hợp đồng này ủy quyền vô điều kiện và không hủy ngang cho Bên A được thay mặt Bên B nhận tiền bồi thường, đền bù; ký các văn bản và thực hiện các thủ tục cần thiết khác tại cơ quan nhà nước có thẩm quyền để nhận tiền bồi thường, đền bù tại mọi thời điểm để thực hiện nghĩa vụ bảo đảm.</w:t>
+        <w:t>thực hiện nghĩa vụ được bảo đảm. Bên B bằng Hợp đồng này ủy quyền vô điều kiện và không hủy ngang cho Bên A được thay mặt Bên B nhận tiền bồi thường, đền bù; ký các văn bản và thực hiện các thủ tục cần thiết khác tại cơ quan nhà nước có thẩm quyền để nhận tiền bồi thường, đền bù tại mọi thời điểm để thực hiện nghĩa vụ bảo đảm.</w:t>
       </w:r>
     </w:p>
     <w:p>
@@ -3411,27 +3171,27 @@
           <w:sz w:val="26"/>
           <w:szCs w:val="26"/>
         </w:rPr>
+        <w:t xml:space="preserve">Việc thế chấp tài sản theo Hợp đồng này có hiệu lực từ thời điểm những người có tên trong Hợp đồng này ký tên vào văn bản Hợp đồng và được cấp có thẩm quyền Công chứng hoặc Chứng thực theo quy định của pháp luật cho đến khi:     </w:t>
+      </w:r>
+    </w:p>
+    <w:p>
+      <w:pPr>
+        <w:spacing w:after="0" w:line="269" w:lineRule="auto"/>
+        <w:ind w:firstLine="567"/>
+        <w:jc w:val="both"/>
+        <w:rPr>
+          <w:rFonts w:ascii="Times New Roman" w:eastAsia="Times New Roman" w:hAnsi="Times New Roman" w:cs="Times New Roman"/>
+          <w:sz w:val="26"/>
+          <w:szCs w:val="26"/>
+        </w:rPr>
+      </w:pPr>
+      <w:r>
+        <w:rPr>
+          <w:rFonts w:ascii="Times New Roman" w:eastAsia="Times New Roman" w:hAnsi="Times New Roman" w:cs="Times New Roman"/>
+          <w:sz w:val="26"/>
+          <w:szCs w:val="26"/>
+        </w:rPr>
         <w:lastRenderedPageBreak/>
-        <w:t xml:space="preserve">Việc thế chấp tài sản theo Hợp đồng này có hiệu lực từ thời điểm những người có tên trong Hợp đồng này ký tên vào văn bản Hợp đồng và được cấp có thẩm quyền Công chứng hoặc Chứng thực theo quy định của pháp luật cho đến khi:     </w:t>
-      </w:r>
-    </w:p>
-    <w:p>
-      <w:pPr>
-        <w:spacing w:after="0" w:line="269" w:lineRule="auto"/>
-        <w:ind w:firstLine="567"/>
-        <w:jc w:val="both"/>
-        <w:rPr>
-          <w:rFonts w:ascii="Times New Roman" w:eastAsia="Times New Roman" w:hAnsi="Times New Roman" w:cs="Times New Roman"/>
-          <w:sz w:val="26"/>
-          <w:szCs w:val="26"/>
-        </w:rPr>
-      </w:pPr>
-      <w:r>
-        <w:rPr>
-          <w:rFonts w:ascii="Times New Roman" w:eastAsia="Times New Roman" w:hAnsi="Times New Roman" w:cs="Times New Roman"/>
-          <w:sz w:val="26"/>
-          <w:szCs w:val="26"/>
-        </w:rPr>
         <w:t xml:space="preserve">(i). Bên B đã hoàn thành đầy đủ, đúng hạn tất cả các nghĩa vụ </w:t>
       </w:r>
       <w:r>
@@ -3806,8 +3566,28 @@
           <w:sz w:val="26"/>
           <w:szCs w:val="26"/>
         </w:rPr>
-        <w:t xml:space="preserve">i) Bổ sung tài sản thế chấp theo yêu cầu của Bên A trong trường hợp giá trị tài sản thế chấp bị giảm sút giá trị, tài sản bảo đảm không còn nguyên vẹn, hoặc thực hiện giảm mức cấp tín dụng tương ứng với phần chênh lệch thiếu nếu giá trị tài sản thế chấp sau </w:t>
-      </w:r>
+        <w:t xml:space="preserve">i) Bổ sung tài sản thế chấp theo yêu cầu của Bên A trong trường hợp giá trị tài sản thế chấp bị giảm sút giá trị, tài sản bảo đảm không còn nguyên vẹn, hoặc thực hiện giảm mức cấp tín dụng tương ứng với phần chênh lệch thiếu nếu giá trị tài sản thế chấp sau khi định giá lại không đủ đảm bảo cho nghĩa vụ đã thỏa thuận trong Hợp đồng này. Thay thế tài sản thế chấp trong trường hợp tài sản thế chấp theo Hợp đồng này bị kê biên, thu hồi, phong tỏa.     </w:t>
+      </w:r>
+      <w:r>
+        <w:rPr>
+          <w:rFonts w:ascii="Times New Roman" w:eastAsia="Times New Roman" w:hAnsi="Times New Roman" w:cs="Times New Roman"/>
+          <w:sz w:val="26"/>
+          <w:szCs w:val="26"/>
+        </w:rPr>
+        <w:t xml:space="preserve"> </w:t>
+      </w:r>
+    </w:p>
+    <w:p>
+      <w:pPr>
+        <w:spacing w:after="0" w:line="269" w:lineRule="auto"/>
+        <w:ind w:firstLine="567"/>
+        <w:jc w:val="both"/>
+        <w:rPr>
+          <w:rFonts w:ascii="Times New Roman" w:eastAsia="Times New Roman" w:hAnsi="Times New Roman" w:cs="Times New Roman"/>
+          <w:sz w:val="26"/>
+          <w:szCs w:val="26"/>
+        </w:rPr>
+      </w:pPr>
       <w:r>
         <w:rPr>
           <w:rFonts w:ascii="Times New Roman" w:eastAsia="Times New Roman" w:hAnsi="Times New Roman" w:cs="Times New Roman"/>
@@ -3815,7 +3595,313 @@
           <w:szCs w:val="26"/>
         </w:rPr>
         <w:lastRenderedPageBreak/>
-        <w:t xml:space="preserve">khi định giá lại không đủ đảm bảo cho nghĩa vụ đã thỏa thuận trong Hợp đồng này. Thay thế tài sản thế chấp trong trường hợp tài sản thế chấp theo Hợp đồng này bị kê biên, thu hồi, phong tỏa.     </w:t>
+        <w:t>k) Có nghĩa vụ giao tài sản thế chấp kèm theo đầy đủ giấy tờ, hồ sơ pháp lý liên quan đến tài sản thế chấp cho Bên A để xử lý tài sản thế chấp nhằm thực hiện nghĩa vụ bảo đảm theo những nội dung đã cam kết tại Hợp đồng này.</w:t>
+      </w:r>
+    </w:p>
+    <w:p>
+      <w:pPr>
+        <w:spacing w:after="0" w:line="269" w:lineRule="auto"/>
+        <w:ind w:firstLine="567"/>
+        <w:jc w:val="both"/>
+        <w:rPr>
+          <w:rFonts w:ascii="Times New Roman" w:eastAsia="Times New Roman" w:hAnsi="Times New Roman" w:cs="Times New Roman"/>
+          <w:sz w:val="26"/>
+          <w:szCs w:val="26"/>
+        </w:rPr>
+      </w:pPr>
+      <w:r>
+        <w:rPr>
+          <w:rFonts w:ascii="Times New Roman" w:eastAsia="Times New Roman" w:hAnsi="Times New Roman" w:cs="Times New Roman"/>
+          <w:sz w:val="26"/>
+          <w:szCs w:val="26"/>
+        </w:rPr>
+        <w:t>l) Phối hợp với Bên A khi phải xử lý tài sản thế chấp và Bên B chịu trách nhiệm thanh toán các loại chi phí liên quan đến việc xử lý tài sản thế chấp, bao gồm cả chi phí trông giữ tài sản, chi phí thi hành án, chi phí thuê luật sư Bên A khởi kiện "Bên B để xử lý tài sản thế chấp nhằm thu hồi nợ (nếu có phát sinh); đồng thời có trách nhiệm ký kết tất cả tài liệu. Văn bản phát sinh trong quá trình ti</w:t>
+      </w:r>
+      <w:r>
+        <w:rPr>
+          <w:rFonts w:ascii="Times New Roman" w:eastAsia="Times New Roman" w:hAnsi="Times New Roman" w:cs="Times New Roman"/>
+          <w:sz w:val="26"/>
+          <w:szCs w:val="26"/>
+        </w:rPr>
+        <w:t>ế</w:t>
+      </w:r>
+      <w:r>
+        <w:rPr>
+          <w:rFonts w:ascii="Times New Roman" w:eastAsia="Times New Roman" w:hAnsi="Times New Roman" w:cs="Times New Roman"/>
+          <w:sz w:val="26"/>
+          <w:szCs w:val="26"/>
+        </w:rPr>
+        <w:t xml:space="preserve">n hành xử lý tài sản thế chấp. </w:t>
+      </w:r>
+    </w:p>
+    <w:p>
+      <w:pPr>
+        <w:spacing w:after="0" w:line="269" w:lineRule="auto"/>
+        <w:ind w:firstLine="567"/>
+        <w:jc w:val="both"/>
+        <w:rPr>
+          <w:rFonts w:ascii="Times New Roman" w:eastAsia="Times New Roman" w:hAnsi="Times New Roman" w:cs="Times New Roman"/>
+          <w:sz w:val="26"/>
+          <w:szCs w:val="26"/>
+        </w:rPr>
+      </w:pPr>
+      <w:r>
+        <w:rPr>
+          <w:rFonts w:ascii="Times New Roman" w:eastAsia="Times New Roman" w:hAnsi="Times New Roman" w:cs="Times New Roman"/>
+          <w:sz w:val="26"/>
+          <w:szCs w:val="26"/>
+        </w:rPr>
+        <w:t xml:space="preserve">n) Trong thời hạn Hợp đồng này, Bên B luôn duy trì và thực hiện đúng theo các nội dung đã cam đoan, cam kết Tại Điều 12 Hợp đồng này và thông báo ngay cho Bên A biết nếu bất cứ cam đoan, cam kết trở nên không chính xác, không đúng sự thật đe dọa xâm hại đến quyền, lợi ích hợp pháp của Bên A. </w:t>
+      </w:r>
+    </w:p>
+    <w:p>
+      <w:pPr>
+        <w:spacing w:after="0" w:line="269" w:lineRule="auto"/>
+        <w:ind w:firstLine="567"/>
+        <w:jc w:val="both"/>
+        <w:rPr>
+          <w:rFonts w:ascii="Times New Roman" w:eastAsia="Times New Roman" w:hAnsi="Times New Roman" w:cs="Times New Roman"/>
+          <w:sz w:val="26"/>
+          <w:szCs w:val="26"/>
+        </w:rPr>
+      </w:pPr>
+      <w:r>
+        <w:rPr>
+          <w:rFonts w:ascii="Times New Roman" w:eastAsia="Times New Roman" w:hAnsi="Times New Roman" w:cs="Times New Roman"/>
+          <w:sz w:val="26"/>
+          <w:szCs w:val="26"/>
+        </w:rPr>
+        <w:t xml:space="preserve">m) Các nghĩa vụ khác theo quy định của pháp luật.   </w:t>
+      </w:r>
+    </w:p>
+    <w:p>
+      <w:pPr>
+        <w:spacing w:after="0" w:line="269" w:lineRule="auto"/>
+        <w:ind w:firstLine="567"/>
+        <w:jc w:val="both"/>
+        <w:rPr>
+          <w:rFonts w:ascii="Times New Roman" w:eastAsia="Times New Roman" w:hAnsi="Times New Roman" w:cs="Times New Roman"/>
+          <w:b/>
+          <w:sz w:val="26"/>
+          <w:szCs w:val="26"/>
+        </w:rPr>
+      </w:pPr>
+      <w:r>
+        <w:rPr>
+          <w:rFonts w:ascii="Times New Roman" w:eastAsia="Times New Roman" w:hAnsi="Times New Roman" w:cs="Times New Roman"/>
+          <w:b/>
+          <w:sz w:val="26"/>
+          <w:szCs w:val="26"/>
+        </w:rPr>
+        <w:t>Điều 8. Quyền và nghĩa vụ của bên nhận thế chấp</w:t>
+      </w:r>
+    </w:p>
+    <w:p>
+      <w:pPr>
+        <w:spacing w:after="0" w:line="269" w:lineRule="auto"/>
+        <w:ind w:firstLine="567"/>
+        <w:jc w:val="both"/>
+        <w:rPr>
+          <w:rFonts w:ascii="Times New Roman" w:eastAsia="Times New Roman" w:hAnsi="Times New Roman" w:cs="Times New Roman"/>
+          <w:sz w:val="26"/>
+          <w:szCs w:val="26"/>
+        </w:rPr>
+      </w:pPr>
+      <w:r>
+        <w:rPr>
+          <w:rFonts w:ascii="Times New Roman" w:eastAsia="Times New Roman" w:hAnsi="Times New Roman" w:cs="Times New Roman"/>
+          <w:sz w:val="26"/>
+          <w:szCs w:val="26"/>
+        </w:rPr>
+        <w:t>8.1. Quyền của Bên A:</w:t>
+      </w:r>
+    </w:p>
+    <w:p>
+      <w:pPr>
+        <w:spacing w:after="0" w:line="269" w:lineRule="auto"/>
+        <w:ind w:firstLine="567"/>
+        <w:jc w:val="both"/>
+        <w:rPr>
+          <w:rFonts w:ascii="Times New Roman" w:eastAsia="Times New Roman" w:hAnsi="Times New Roman" w:cs="Times New Roman"/>
+          <w:sz w:val="26"/>
+          <w:szCs w:val="26"/>
+        </w:rPr>
+      </w:pPr>
+      <w:r>
+        <w:rPr>
+          <w:rFonts w:ascii="Times New Roman" w:eastAsia="Times New Roman" w:hAnsi="Times New Roman" w:cs="Times New Roman"/>
+          <w:sz w:val="26"/>
+          <w:szCs w:val="26"/>
+        </w:rPr>
+        <w:t>a) Yêu cầu Bên B giao bản gốc các loại giấy tài sản thế chấp theo quy định của pháp luật và theo yêu cầu của Bên A. Bên A có quyền cầm giữ các loại giấy tờ của tài sản thế chấp cho đến khi Bên B hoàn thành các nghĩa vụ đã cam kết.</w:t>
+      </w:r>
+      <w:r>
+        <w:rPr>
+          <w:rFonts w:ascii="Times New Roman" w:eastAsia="Times New Roman" w:hAnsi="Times New Roman" w:cs="Times New Roman"/>
+          <w:sz w:val="26"/>
+          <w:szCs w:val="26"/>
+        </w:rPr>
+        <w:t xml:space="preserve">     </w:t>
+      </w:r>
+    </w:p>
+    <w:p>
+      <w:pPr>
+        <w:spacing w:after="0" w:line="269" w:lineRule="auto"/>
+        <w:ind w:firstLine="567"/>
+        <w:jc w:val="both"/>
+        <w:rPr>
+          <w:rFonts w:ascii="Times New Roman" w:eastAsia="Times New Roman" w:hAnsi="Times New Roman" w:cs="Times New Roman"/>
+          <w:sz w:val="26"/>
+          <w:szCs w:val="26"/>
+        </w:rPr>
+      </w:pPr>
+      <w:r>
+        <w:rPr>
+          <w:rFonts w:ascii="Times New Roman" w:eastAsia="Times New Roman" w:hAnsi="Times New Roman" w:cs="Times New Roman"/>
+          <w:sz w:val="26"/>
+          <w:szCs w:val="26"/>
+        </w:rPr>
+        <w:t xml:space="preserve">b) Yêu cầu Bên B cung cấp thông tin về thực trạng tài sản thế chấp (kể cả các tài sản hình thành trong tương lai.  </w:t>
+      </w:r>
+    </w:p>
+    <w:p>
+      <w:pPr>
+        <w:spacing w:after="0" w:line="269" w:lineRule="auto"/>
+        <w:ind w:firstLine="567"/>
+        <w:jc w:val="both"/>
+        <w:rPr>
+          <w:rFonts w:ascii="Times New Roman" w:eastAsia="Times New Roman" w:hAnsi="Times New Roman" w:cs="Times New Roman"/>
+          <w:sz w:val="26"/>
+          <w:szCs w:val="26"/>
+        </w:rPr>
+      </w:pPr>
+      <w:r>
+        <w:rPr>
+          <w:rFonts w:ascii="Times New Roman" w:eastAsia="Times New Roman" w:hAnsi="Times New Roman" w:cs="Times New Roman"/>
+          <w:sz w:val="26"/>
+          <w:szCs w:val="26"/>
+        </w:rPr>
+        <w:t>c) Được xem xét, kiểm tra, kiểm kê giám sát trực tiếp, định giá lại tài sản theo định kỳ hoặc đột xuất đối với tài sản thế chấp và việc sử dụng, khai thác tài sản thế chấp.</w:t>
+      </w:r>
+    </w:p>
+    <w:p>
+      <w:pPr>
+        <w:spacing w:after="0" w:line="269" w:lineRule="auto"/>
+        <w:ind w:firstLine="567"/>
+        <w:jc w:val="both"/>
+        <w:rPr>
+          <w:rFonts w:ascii="Times New Roman" w:eastAsia="Times New Roman" w:hAnsi="Times New Roman" w:cs="Times New Roman"/>
+          <w:sz w:val="26"/>
+          <w:szCs w:val="26"/>
+        </w:rPr>
+      </w:pPr>
+      <w:r>
+        <w:rPr>
+          <w:rFonts w:ascii="Times New Roman" w:eastAsia="Times New Roman" w:hAnsi="Times New Roman" w:cs="Times New Roman"/>
+          <w:sz w:val="26"/>
+          <w:szCs w:val="26"/>
+        </w:rPr>
+        <w:t>d) Chủ động phối hợp với Bên B thực hiện việc Công chứng hoặc Chứng thực Hợp đồng thế chấp tài sản theo quy định của pháp luật.</w:t>
+      </w:r>
+    </w:p>
+    <w:p>
+      <w:pPr>
+        <w:spacing w:after="0" w:line="269" w:lineRule="auto"/>
+        <w:ind w:firstLine="567"/>
+        <w:jc w:val="both"/>
+        <w:rPr>
+          <w:rFonts w:ascii="Times New Roman" w:eastAsia="Times New Roman" w:hAnsi="Times New Roman" w:cs="Times New Roman"/>
+          <w:sz w:val="26"/>
+          <w:szCs w:val="26"/>
+        </w:rPr>
+      </w:pPr>
+      <w:r>
+        <w:rPr>
+          <w:rFonts w:ascii="Times New Roman" w:eastAsia="Times New Roman" w:hAnsi="Times New Roman" w:cs="Times New Roman"/>
+          <w:sz w:val="26"/>
+          <w:szCs w:val="26"/>
+        </w:rPr>
+        <w:t xml:space="preserve">e) Được quyền xử lý tài sản thế chấp để thực hiện nghĩa vụ bảo đảm của Bên B. </w:t>
+      </w:r>
+    </w:p>
+    <w:p>
+      <w:pPr>
+        <w:spacing w:after="0" w:line="269" w:lineRule="auto"/>
+        <w:ind w:firstLine="567"/>
+        <w:jc w:val="both"/>
+        <w:rPr>
+          <w:rFonts w:ascii="Times New Roman" w:eastAsia="Times New Roman" w:hAnsi="Times New Roman" w:cs="Times New Roman"/>
+          <w:sz w:val="26"/>
+          <w:szCs w:val="26"/>
+        </w:rPr>
+      </w:pPr>
+      <w:r>
+        <w:rPr>
+          <w:rFonts w:ascii="Times New Roman" w:eastAsia="Times New Roman" w:hAnsi="Times New Roman" w:cs="Times New Roman"/>
+          <w:sz w:val="26"/>
+          <w:szCs w:val="26"/>
+        </w:rPr>
+        <w:t xml:space="preserve">f) Được quyền truy đòi, thu giữ tài sản thế chấp để xử lý tài sản thế chấp nhằm thực hiện nghĩa vụ được bảo đảm theo quy định tại Hợp đồng này và quy định của pháp luật liên quan. </w:t>
+      </w:r>
+    </w:p>
+    <w:p>
+      <w:pPr>
+        <w:spacing w:after="0" w:line="269" w:lineRule="auto"/>
+        <w:ind w:firstLine="567"/>
+        <w:jc w:val="both"/>
+        <w:rPr>
+          <w:rFonts w:ascii="Times New Roman" w:eastAsia="Times New Roman" w:hAnsi="Times New Roman" w:cs="Times New Roman"/>
+          <w:sz w:val="26"/>
+          <w:szCs w:val="26"/>
+        </w:rPr>
+      </w:pPr>
+      <w:r>
+        <w:rPr>
+          <w:rFonts w:ascii="Times New Roman" w:eastAsia="Times New Roman" w:hAnsi="Times New Roman" w:cs="Times New Roman"/>
+          <w:sz w:val="26"/>
+          <w:szCs w:val="26"/>
+        </w:rPr>
+        <w:t xml:space="preserve">g) Áp dụng các biện pháp cần thiết, hợp lý để thu giữ, xử lý tài sản thế chấp để thu hồi nợ (kể cả trường hợp thu hồi nợ trước hạn) nhằm ngăn chặn, giảm thiểu thiệt hại cho Bên A khi phát hiện hoặc có cơ sở cho rằng Bên B vi phạm các điều khoản đã cam kết tại Hợp đồng này, các Hợp đồng cho vay hoặc các văn bản cam kết khác (nếu có).   </w:t>
+      </w:r>
+    </w:p>
+    <w:p>
+      <w:pPr>
+        <w:spacing w:after="0" w:line="269" w:lineRule="auto"/>
+        <w:ind w:firstLine="567"/>
+        <w:jc w:val="both"/>
+        <w:rPr>
+          <w:rFonts w:ascii="Times New Roman" w:eastAsia="Times New Roman" w:hAnsi="Times New Roman" w:cs="Times New Roman"/>
+          <w:sz w:val="26"/>
+          <w:szCs w:val="26"/>
+        </w:rPr>
+      </w:pPr>
+      <w:r>
+        <w:rPr>
+          <w:rFonts w:ascii="Times New Roman" w:eastAsia="Times New Roman" w:hAnsi="Times New Roman" w:cs="Times New Roman"/>
+          <w:sz w:val="26"/>
+          <w:szCs w:val="26"/>
+        </w:rPr>
+        <w:t xml:space="preserve">h) Đối với tài sản thế chấp có nguy cơ hư hỏng dẫn đến giảm sút hoặc mất toàn bộ giá trị thì Bên A có quyền xử lý ngay và thông báo ngay cho Bên B và những bên liên quan khác biết về việc xử lý đó.    </w:t>
+      </w:r>
+    </w:p>
+    <w:p>
+      <w:pPr>
+        <w:spacing w:after="0" w:line="269" w:lineRule="auto"/>
+        <w:ind w:firstLine="567"/>
+        <w:jc w:val="both"/>
+        <w:rPr>
+          <w:rFonts w:ascii="Times New Roman" w:eastAsia="Times New Roman" w:hAnsi="Times New Roman" w:cs="Times New Roman"/>
+          <w:sz w:val="26"/>
+          <w:szCs w:val="26"/>
+        </w:rPr>
+      </w:pPr>
+      <w:r>
+        <w:rPr>
+          <w:rFonts w:ascii="Times New Roman" w:eastAsia="Times New Roman" w:hAnsi="Times New Roman" w:cs="Times New Roman"/>
+          <w:sz w:val="26"/>
+          <w:szCs w:val="26"/>
+        </w:rPr>
+        <w:t>i) Khi Bên B không thực hiện, hoặc thực hiện không đúng, không đầy đủ thì Bên A có quyền yêu cầu các Bên thực hiện đầy đủ.</w:t>
       </w:r>
       <w:r>
         <w:rPr>
@@ -3843,83 +3929,96 @@
           <w:sz w:val="26"/>
           <w:szCs w:val="26"/>
         </w:rPr>
-        <w:t>k) Có nghĩa vụ giao tài sản thế chấp kèm theo đầy đủ giấy tờ, hồ sơ pháp lý liên quan đến tài sản thế chấp cho Bên A để xử lý tài sản thế chấp nhằm thực hiện nghĩa vụ bảo đảm theo những nội dung đã cam kết tại Hợp đồng này.</w:t>
-      </w:r>
-    </w:p>
-    <w:p>
-      <w:pPr>
-        <w:spacing w:after="0" w:line="269" w:lineRule="auto"/>
-        <w:ind w:firstLine="567"/>
-        <w:jc w:val="both"/>
-        <w:rPr>
-          <w:rFonts w:ascii="Times New Roman" w:eastAsia="Times New Roman" w:hAnsi="Times New Roman" w:cs="Times New Roman"/>
-          <w:sz w:val="26"/>
-          <w:szCs w:val="26"/>
-        </w:rPr>
-      </w:pPr>
-      <w:r>
-        <w:rPr>
-          <w:rFonts w:ascii="Times New Roman" w:eastAsia="Times New Roman" w:hAnsi="Times New Roman" w:cs="Times New Roman"/>
-          <w:sz w:val="26"/>
-          <w:szCs w:val="26"/>
-        </w:rPr>
-        <w:t>l) Phối hợp với Bên A khi phải xử lý tài sản thế chấp và Bên B chịu trách nhiệm thanh toán các loại chi phí liên quan đến việc xử lý tài sản thế chấp, bao gồm cả chi phí trông giữ tài sản, chi phí thi hành án, chi phí thuê luật sư Bên A khởi kiện "Bên B để xử lý tài sản thế chấp nhằm thu hồi nợ (nếu có phát sinh); đồng thời có trách nhiệm ký kết tất cả tài liệu. Văn bản phát sinh trong quá trình ti</w:t>
-      </w:r>
-      <w:r>
-        <w:rPr>
-          <w:rFonts w:ascii="Times New Roman" w:eastAsia="Times New Roman" w:hAnsi="Times New Roman" w:cs="Times New Roman"/>
-          <w:sz w:val="26"/>
-          <w:szCs w:val="26"/>
-        </w:rPr>
-        <w:t>ế</w:t>
-      </w:r>
-      <w:r>
-        <w:rPr>
-          <w:rFonts w:ascii="Times New Roman" w:eastAsia="Times New Roman" w:hAnsi="Times New Roman" w:cs="Times New Roman"/>
-          <w:sz w:val="26"/>
-          <w:szCs w:val="26"/>
-        </w:rPr>
-        <w:t xml:space="preserve">n hành xử lý tài sản thế chấp. </w:t>
-      </w:r>
-    </w:p>
-    <w:p>
-      <w:pPr>
-        <w:spacing w:after="0" w:line="269" w:lineRule="auto"/>
-        <w:ind w:firstLine="567"/>
-        <w:jc w:val="both"/>
-        <w:rPr>
-          <w:rFonts w:ascii="Times New Roman" w:eastAsia="Times New Roman" w:hAnsi="Times New Roman" w:cs="Times New Roman"/>
-          <w:sz w:val="26"/>
-          <w:szCs w:val="26"/>
-        </w:rPr>
-      </w:pPr>
-      <w:r>
-        <w:rPr>
-          <w:rFonts w:ascii="Times New Roman" w:eastAsia="Times New Roman" w:hAnsi="Times New Roman" w:cs="Times New Roman"/>
-          <w:sz w:val="26"/>
-          <w:szCs w:val="26"/>
-        </w:rPr>
-        <w:t xml:space="preserve">n) Trong thời hạn Hợp đồng này, Bên B luôn duy trì và thực hiện đúng theo các nội dung đã cam đoan, cam kết Tại Điều 12 Hợp đồng này và thông báo ngay cho Bên A biết nếu bất cứ cam đoan, cam kết trở nên không chính xác, không đúng sự thật đe dọa xâm hại đến quyền, lợi ích hợp pháp của Bên A. </w:t>
-      </w:r>
-    </w:p>
-    <w:p>
-      <w:pPr>
-        <w:spacing w:after="0" w:line="269" w:lineRule="auto"/>
-        <w:ind w:firstLine="567"/>
-        <w:jc w:val="both"/>
-        <w:rPr>
-          <w:rFonts w:ascii="Times New Roman" w:eastAsia="Times New Roman" w:hAnsi="Times New Roman" w:cs="Times New Roman"/>
-          <w:sz w:val="26"/>
-          <w:szCs w:val="26"/>
-        </w:rPr>
-      </w:pPr>
-      <w:r>
-        <w:rPr>
-          <w:rFonts w:ascii="Times New Roman" w:eastAsia="Times New Roman" w:hAnsi="Times New Roman" w:cs="Times New Roman"/>
-          <w:sz w:val="26"/>
-          <w:szCs w:val="26"/>
-        </w:rPr>
-        <w:t xml:space="preserve">m) Các nghĩa vụ khác theo quy định của pháp luật.   </w:t>
+        <w:t>k) Các quyền khác theo quy định của pháp luật.</w:t>
+      </w:r>
+    </w:p>
+    <w:p>
+      <w:pPr>
+        <w:spacing w:after="0" w:line="269" w:lineRule="auto"/>
+        <w:ind w:firstLine="567"/>
+        <w:jc w:val="both"/>
+        <w:rPr>
+          <w:rFonts w:ascii="Times New Roman" w:eastAsia="Times New Roman" w:hAnsi="Times New Roman" w:cs="Times New Roman"/>
+          <w:sz w:val="26"/>
+          <w:szCs w:val="26"/>
+          <w:lang w:val="it-IT"/>
+        </w:rPr>
+      </w:pPr>
+      <w:r>
+        <w:rPr>
+          <w:rFonts w:ascii="Times New Roman" w:eastAsia="Times New Roman" w:hAnsi="Times New Roman" w:cs="Times New Roman"/>
+          <w:sz w:val="26"/>
+          <w:szCs w:val="26"/>
+          <w:lang w:val="it-IT"/>
+        </w:rPr>
+        <w:t>8.2. Nghĩa vụ của Bên A:</w:t>
+      </w:r>
+    </w:p>
+    <w:p>
+      <w:pPr>
+        <w:spacing w:after="0" w:line="269" w:lineRule="auto"/>
+        <w:ind w:firstLine="567"/>
+        <w:jc w:val="both"/>
+        <w:rPr>
+          <w:rFonts w:ascii="Times New Roman" w:eastAsia="Times New Roman" w:hAnsi="Times New Roman" w:cs="Times New Roman"/>
+          <w:sz w:val="26"/>
+          <w:szCs w:val="26"/>
+          <w:lang w:val="it-IT"/>
+        </w:rPr>
+      </w:pPr>
+      <w:r>
+        <w:rPr>
+          <w:rFonts w:ascii="Times New Roman" w:eastAsia="Times New Roman" w:hAnsi="Times New Roman" w:cs="Times New Roman"/>
+          <w:sz w:val="26"/>
+          <w:szCs w:val="26"/>
+          <w:lang w:val="it-IT"/>
+        </w:rPr>
+        <w:t xml:space="preserve">a) Thực hiện đúng, đầy đủ các nội dung đã cam kết, thỏa thuận tại Hợp đồng này. </w:t>
+      </w:r>
+    </w:p>
+    <w:p>
+      <w:pPr>
+        <w:spacing w:after="0" w:line="269" w:lineRule="auto"/>
+        <w:ind w:firstLine="567"/>
+        <w:jc w:val="both"/>
+        <w:rPr>
+          <w:rFonts w:ascii="Times New Roman" w:eastAsia="Times New Roman" w:hAnsi="Times New Roman" w:cs="Times New Roman"/>
+          <w:sz w:val="26"/>
+          <w:szCs w:val="26"/>
+          <w:lang w:val="it-IT"/>
+        </w:rPr>
+      </w:pPr>
+      <w:r>
+        <w:rPr>
+          <w:rFonts w:ascii="Times New Roman" w:eastAsia="Times New Roman" w:hAnsi="Times New Roman" w:cs="Times New Roman"/>
+          <w:sz w:val="26"/>
+          <w:szCs w:val="26"/>
+          <w:lang w:val="it-IT"/>
+        </w:rPr>
+        <w:t xml:space="preserve">b) Bảo quản giấy tờ liên quan đến tài sản thế chấp toàn vẹn và đầy đủ như hiện trạng ban đầu tại thời điểm Bên B chuyển giao. Phải bồi thường cho Bên B nếu làm mất, hư hỏng giấy tờ về tài sản thế chấp. </w:t>
+      </w:r>
+    </w:p>
+    <w:p>
+      <w:pPr>
+        <w:spacing w:after="0" w:line="269" w:lineRule="auto"/>
+        <w:ind w:firstLine="567"/>
+        <w:jc w:val="both"/>
+        <w:rPr>
+          <w:rFonts w:ascii="Times New Roman" w:eastAsia="Times New Roman" w:hAnsi="Times New Roman" w:cs="Times New Roman"/>
+          <w:sz w:val="26"/>
+          <w:szCs w:val="26"/>
+          <w:lang w:val="it-IT"/>
+        </w:rPr>
+      </w:pPr>
+      <w:r>
+        <w:rPr>
+          <w:rFonts w:ascii="Times New Roman" w:eastAsia="Times New Roman" w:hAnsi="Times New Roman" w:cs="Times New Roman"/>
+          <w:sz w:val="26"/>
+          <w:szCs w:val="26"/>
+          <w:lang w:val="it-IT"/>
+        </w:rPr>
+        <w:lastRenderedPageBreak/>
+        <w:t xml:space="preserve">c) Trả lại giấy tờ liên quan đến tài sản thế chấp khi Bên B đã hoàn thành đúng, đầy đủ nghĩa vụ trả nợ và hai bên đã làm thủ tục giải trừ thế chấp.     </w:t>
       </w:r>
     </w:p>
     <w:p>
@@ -3932,6 +4031,7 @@
           <w:b/>
           <w:sz w:val="26"/>
           <w:szCs w:val="26"/>
+          <w:lang w:val="it-IT"/>
         </w:rPr>
       </w:pPr>
       <w:r>
@@ -3940,54 +4040,450 @@
           <w:b/>
           <w:sz w:val="26"/>
           <w:szCs w:val="26"/>
-        </w:rPr>
-        <w:t>Điều 8. Quyền và nghĩa vụ của bên nhận thế chấp</w:t>
-      </w:r>
-    </w:p>
-    <w:p>
-      <w:pPr>
-        <w:spacing w:after="0" w:line="269" w:lineRule="auto"/>
-        <w:ind w:firstLine="567"/>
-        <w:jc w:val="both"/>
-        <w:rPr>
-          <w:rFonts w:ascii="Times New Roman" w:eastAsia="Times New Roman" w:hAnsi="Times New Roman" w:cs="Times New Roman"/>
-          <w:sz w:val="26"/>
-          <w:szCs w:val="26"/>
-        </w:rPr>
-      </w:pPr>
-      <w:r>
-        <w:rPr>
-          <w:rFonts w:ascii="Times New Roman" w:eastAsia="Times New Roman" w:hAnsi="Times New Roman" w:cs="Times New Roman"/>
-          <w:sz w:val="26"/>
-          <w:szCs w:val="26"/>
-        </w:rPr>
-        <w:t>8.1. Quyền của Bên A:</w:t>
-      </w:r>
-    </w:p>
-    <w:p>
-      <w:pPr>
-        <w:spacing w:after="0" w:line="269" w:lineRule="auto"/>
-        <w:ind w:firstLine="567"/>
-        <w:jc w:val="both"/>
-        <w:rPr>
-          <w:rFonts w:ascii="Times New Roman" w:eastAsia="Times New Roman" w:hAnsi="Times New Roman" w:cs="Times New Roman"/>
-          <w:sz w:val="26"/>
-          <w:szCs w:val="26"/>
-        </w:rPr>
-      </w:pPr>
-      <w:r>
-        <w:rPr>
-          <w:rFonts w:ascii="Times New Roman" w:eastAsia="Times New Roman" w:hAnsi="Times New Roman" w:cs="Times New Roman"/>
-          <w:sz w:val="26"/>
-          <w:szCs w:val="26"/>
-        </w:rPr>
-        <w:t>a) Yêu cầu Bên B giao bản gốc các loại giấy tài sản thế chấp theo quy định của pháp luật và theo yêu cầu của Bên A. Bên A có quyền cầm giữ các loại giấy tờ của tài sản thế chấp cho đến khi Bên B hoàn thành các nghĩa vụ đã cam kết.</w:t>
-      </w:r>
-      <w:r>
-        <w:rPr>
-          <w:rFonts w:ascii="Times New Roman" w:eastAsia="Times New Roman" w:hAnsi="Times New Roman" w:cs="Times New Roman"/>
-          <w:sz w:val="26"/>
-          <w:szCs w:val="26"/>
+          <w:lang w:val="it-IT"/>
+        </w:rPr>
+        <w:t>Điều 9. Quyền thu giữ tài sản thế chấp, quyền truy đòi, quyền thu hồi tài sản thế chấp, quyền thế chấp, quyền đòi nợ</w:t>
+      </w:r>
+      <w:r>
+        <w:rPr>
+          <w:rFonts w:ascii="Times New Roman" w:eastAsia="Times New Roman" w:hAnsi="Times New Roman" w:cs="Times New Roman"/>
+          <w:b/>
+          <w:sz w:val="26"/>
+          <w:szCs w:val="26"/>
+          <w:lang w:val="it-IT"/>
+        </w:rPr>
+        <w:t>.</w:t>
+      </w:r>
+    </w:p>
+    <w:p>
+      <w:pPr>
+        <w:spacing w:after="0" w:line="269" w:lineRule="auto"/>
+        <w:ind w:firstLine="567"/>
+        <w:jc w:val="both"/>
+        <w:rPr>
+          <w:rFonts w:ascii="Times New Roman" w:eastAsia="Times New Roman" w:hAnsi="Times New Roman" w:cs="Times New Roman"/>
+          <w:sz w:val="26"/>
+          <w:szCs w:val="26"/>
+          <w:lang w:val="it-IT"/>
+        </w:rPr>
+      </w:pPr>
+      <w:r>
+        <w:rPr>
+          <w:rFonts w:ascii="Times New Roman" w:eastAsia="Times New Roman" w:hAnsi="Times New Roman" w:cs="Times New Roman"/>
+          <w:sz w:val="26"/>
+          <w:szCs w:val="26"/>
+          <w:lang w:val="it-IT"/>
+        </w:rPr>
+        <w:t>9.1. Quyền thu giữ tài sản thế chấp để xử lý</w:t>
+      </w:r>
+      <w:r>
+        <w:rPr>
+          <w:rFonts w:ascii="Times New Roman" w:eastAsia="Times New Roman" w:hAnsi="Times New Roman" w:cs="Times New Roman"/>
+          <w:sz w:val="26"/>
+          <w:szCs w:val="26"/>
+          <w:lang w:val="it-IT"/>
+        </w:rPr>
+        <w:t xml:space="preserve"> nợ</w:t>
+      </w:r>
+      <w:r>
+        <w:rPr>
+          <w:rFonts w:ascii="Times New Roman" w:eastAsia="Times New Roman" w:hAnsi="Times New Roman" w:cs="Times New Roman"/>
+          <w:sz w:val="26"/>
+          <w:szCs w:val="26"/>
+          <w:lang w:val="it-IT"/>
+        </w:rPr>
+        <w:t>:</w:t>
+      </w:r>
+    </w:p>
+    <w:p>
+      <w:pPr>
+        <w:spacing w:after="0" w:line="269" w:lineRule="auto"/>
+        <w:ind w:firstLine="567"/>
+        <w:jc w:val="both"/>
+        <w:rPr>
+          <w:rFonts w:ascii="Times New Roman" w:eastAsia="Times New Roman" w:hAnsi="Times New Roman" w:cs="Times New Roman"/>
+          <w:sz w:val="26"/>
+          <w:szCs w:val="26"/>
+          <w:lang w:val="it-IT"/>
+        </w:rPr>
+      </w:pPr>
+      <w:r>
+        <w:rPr>
+          <w:rFonts w:ascii="Times New Roman" w:eastAsia="Times New Roman" w:hAnsi="Times New Roman" w:cs="Times New Roman"/>
+          <w:sz w:val="26"/>
+          <w:szCs w:val="26"/>
+          <w:lang w:val="it-IT"/>
+        </w:rPr>
+        <w:t>a) Bằng Hợp đồng này, Bên B đồng ý rằng khi có một,</w:t>
+      </w:r>
+      <w:r>
+        <w:rPr>
+          <w:rFonts w:ascii="Times New Roman" w:eastAsia="Times New Roman" w:hAnsi="Times New Roman" w:cs="Times New Roman"/>
+          <w:sz w:val="26"/>
+          <w:szCs w:val="26"/>
+          <w:lang w:val="it-IT"/>
+        </w:rPr>
+        <w:t xml:space="preserve"> </w:t>
+      </w:r>
+      <w:r>
+        <w:rPr>
+          <w:rFonts w:ascii="Times New Roman" w:eastAsia="Times New Roman" w:hAnsi="Times New Roman" w:cs="Times New Roman"/>
+          <w:sz w:val="26"/>
+          <w:szCs w:val="26"/>
+          <w:lang w:val="it-IT"/>
+        </w:rPr>
+        <w:t xml:space="preserve">một số hoặc tất cả các trường hợp khác theo quy định tại khoản 10.1 Điều 10 của Hợp đồng này hoặc các trường hợp khác theo quy định của pháp luật xảy ra mà Bên A yêu cầu giao tài sản thế chấp để xử lý nhằm thực hiện nghĩa vụ được bảo đảm đã thỏa thuận tại Hợp đồng này thì Bên B cam kết tự nguyện giao </w:t>
+      </w:r>
+      <w:r>
+        <w:rPr>
+          <w:rFonts w:ascii="Times New Roman" w:eastAsia="Times New Roman" w:hAnsi="Times New Roman" w:cs="Times New Roman"/>
+          <w:sz w:val="26"/>
+          <w:szCs w:val="26"/>
+          <w:lang w:val="it-IT"/>
+        </w:rPr>
+        <w:t>T</w:t>
+      </w:r>
+      <w:r>
+        <w:rPr>
+          <w:rFonts w:ascii="Times New Roman" w:eastAsia="Times New Roman" w:hAnsi="Times New Roman" w:cs="Times New Roman"/>
+          <w:sz w:val="26"/>
+          <w:szCs w:val="26"/>
+          <w:lang w:val="it-IT"/>
+        </w:rPr>
+        <w:t xml:space="preserve">ài sản thế chấp kèm theo đầy đủ giấy tờ, hồ sơ pháp lý của </w:t>
+      </w:r>
+      <w:r>
+        <w:rPr>
+          <w:rFonts w:ascii="Times New Roman" w:eastAsia="Times New Roman" w:hAnsi="Times New Roman" w:cs="Times New Roman"/>
+          <w:sz w:val="26"/>
+          <w:szCs w:val="26"/>
+          <w:lang w:val="it-IT"/>
+        </w:rPr>
+        <w:t>T</w:t>
+      </w:r>
+      <w:r>
+        <w:rPr>
+          <w:rFonts w:ascii="Times New Roman" w:eastAsia="Times New Roman" w:hAnsi="Times New Roman" w:cs="Times New Roman"/>
+          <w:sz w:val="26"/>
+          <w:szCs w:val="26"/>
+          <w:lang w:val="it-IT"/>
+        </w:rPr>
+        <w:t xml:space="preserve">ài sản thế chấp </w:t>
+      </w:r>
+      <w:r>
+        <w:rPr>
+          <w:rFonts w:ascii="Times New Roman" w:eastAsia="Times New Roman" w:hAnsi="Times New Roman" w:cs="Times New Roman"/>
+          <w:sz w:val="26"/>
+          <w:szCs w:val="26"/>
+          <w:lang w:val="it-IT"/>
+        </w:rPr>
+        <w:t xml:space="preserve">và đồng ý để Bên A thực hiện thu giữ Tài sản thế chấp </w:t>
+      </w:r>
+      <w:r>
+        <w:rPr>
+          <w:rFonts w:ascii="Times New Roman" w:eastAsia="Times New Roman" w:hAnsi="Times New Roman" w:cs="Times New Roman"/>
+          <w:sz w:val="26"/>
+          <w:szCs w:val="26"/>
+          <w:lang w:val="it-IT"/>
+        </w:rPr>
+        <w:t>theo thỏa thuận tại khoản 4.5, Điều 4 Hợp đồng này</w:t>
+      </w:r>
+      <w:r>
+        <w:rPr>
+          <w:rFonts w:ascii="Times New Roman" w:eastAsia="Times New Roman" w:hAnsi="Times New Roman" w:cs="Times New Roman"/>
+          <w:sz w:val="26"/>
+          <w:szCs w:val="26"/>
+          <w:lang w:val="it-IT"/>
+        </w:rPr>
+        <w:t xml:space="preserve"> </w:t>
+      </w:r>
+      <w:r>
+        <w:rPr>
+          <w:rFonts w:ascii="Times New Roman" w:eastAsia="Times New Roman" w:hAnsi="Times New Roman" w:cs="Times New Roman"/>
+          <w:sz w:val="26"/>
+          <w:szCs w:val="26"/>
+          <w:lang w:val="it-IT"/>
+        </w:rPr>
+        <w:t xml:space="preserve">mà không có bất kỳ hành vi cản trở nào khi Bên A </w:t>
+      </w:r>
+      <w:r>
+        <w:rPr>
+          <w:rFonts w:ascii="Times New Roman" w:eastAsia="Times New Roman" w:hAnsi="Times New Roman" w:cs="Times New Roman"/>
+          <w:sz w:val="26"/>
+          <w:szCs w:val="26"/>
+          <w:lang w:val="it-IT"/>
+        </w:rPr>
+        <w:t xml:space="preserve">thực hiện thu giữ và </w:t>
+      </w:r>
+      <w:r>
+        <w:rPr>
+          <w:rFonts w:ascii="Times New Roman" w:eastAsia="Times New Roman" w:hAnsi="Times New Roman" w:cs="Times New Roman"/>
+          <w:sz w:val="26"/>
+          <w:szCs w:val="26"/>
+          <w:lang w:val="it-IT"/>
+        </w:rPr>
+        <w:t xml:space="preserve">xử lý </w:t>
+      </w:r>
+      <w:r>
+        <w:rPr>
+          <w:rFonts w:ascii="Times New Roman" w:eastAsia="Times New Roman" w:hAnsi="Times New Roman" w:cs="Times New Roman"/>
+          <w:sz w:val="26"/>
+          <w:szCs w:val="26"/>
+          <w:lang w:val="it-IT"/>
+        </w:rPr>
+        <w:t>T</w:t>
+      </w:r>
+      <w:r>
+        <w:rPr>
+          <w:rFonts w:ascii="Times New Roman" w:eastAsia="Times New Roman" w:hAnsi="Times New Roman" w:cs="Times New Roman"/>
+          <w:sz w:val="26"/>
+          <w:szCs w:val="26"/>
+          <w:lang w:val="it-IT"/>
+        </w:rPr>
+        <w:t xml:space="preserve">ài sản thế chấp. </w:t>
+      </w:r>
+    </w:p>
+    <w:p>
+      <w:pPr>
+        <w:spacing w:after="0" w:line="269" w:lineRule="auto"/>
+        <w:ind w:firstLine="567"/>
+        <w:jc w:val="both"/>
+        <w:rPr>
+          <w:rFonts w:ascii="Times New Roman" w:eastAsia="Times New Roman" w:hAnsi="Times New Roman" w:cs="Times New Roman"/>
+          <w:sz w:val="26"/>
+          <w:szCs w:val="26"/>
+          <w:lang w:val="it-IT"/>
+        </w:rPr>
+      </w:pPr>
+      <w:r>
+        <w:rPr>
+          <w:rFonts w:ascii="Times New Roman" w:eastAsia="Times New Roman" w:hAnsi="Times New Roman" w:cs="Times New Roman"/>
+          <w:sz w:val="26"/>
+          <w:szCs w:val="26"/>
+          <w:lang w:val="it-IT"/>
+        </w:rPr>
+        <w:t xml:space="preserve">b) Khi có một, một số hoặc tất cả các trường hợp quy định tại khoản 10.1 Điều 10 của Hợp đồng này hoặc các trường hợp khác theo quy định của pháp luật xảy ra mà Bên A đã gửi thông báo yêu cầu Bên B giao tài sản thế chấp để xử lý nhằm thực hiện nghĩa vụ được bảo đảm đã thỏa thuận tại Hợp đồng này nhưng Bên B không giao </w:t>
+      </w:r>
+      <w:r>
+        <w:rPr>
+          <w:rFonts w:ascii="Times New Roman" w:eastAsia="Times New Roman" w:hAnsi="Times New Roman" w:cs="Times New Roman"/>
+          <w:sz w:val="26"/>
+          <w:szCs w:val="26"/>
+          <w:lang w:val="it-IT"/>
+        </w:rPr>
+        <w:t>T</w:t>
+      </w:r>
+      <w:r>
+        <w:rPr>
+          <w:rFonts w:ascii="Times New Roman" w:eastAsia="Times New Roman" w:hAnsi="Times New Roman" w:cs="Times New Roman"/>
+          <w:sz w:val="26"/>
+          <w:szCs w:val="26"/>
+          <w:lang w:val="it-IT"/>
+        </w:rPr>
+        <w:t xml:space="preserve">ài sản thế chấp cho Bên A theo cam kết tại điểm a khoản 9.1 Điều này thì Bên A có toàn quyền thu giữ </w:t>
+      </w:r>
+      <w:r>
+        <w:rPr>
+          <w:rFonts w:ascii="Times New Roman" w:eastAsia="Times New Roman" w:hAnsi="Times New Roman" w:cs="Times New Roman"/>
+          <w:sz w:val="26"/>
+          <w:szCs w:val="26"/>
+          <w:lang w:val="it-IT"/>
+        </w:rPr>
+        <w:t>T</w:t>
+      </w:r>
+      <w:r>
+        <w:rPr>
+          <w:rFonts w:ascii="Times New Roman" w:eastAsia="Times New Roman" w:hAnsi="Times New Roman" w:cs="Times New Roman"/>
+          <w:sz w:val="26"/>
+          <w:szCs w:val="26"/>
+          <w:lang w:val="it-IT"/>
+        </w:rPr>
+        <w:t xml:space="preserve">ài sản thế chấp </w:t>
+      </w:r>
+      <w:r>
+        <w:rPr>
+          <w:rFonts w:ascii="Times New Roman" w:eastAsia="Times New Roman" w:hAnsi="Times New Roman" w:cs="Times New Roman"/>
+          <w:sz w:val="26"/>
+          <w:szCs w:val="26"/>
+          <w:lang w:val="it-IT"/>
+        </w:rPr>
+        <w:t>theo quy định sau đây:</w:t>
+      </w:r>
+    </w:p>
+    <w:p>
+      <w:pPr>
+        <w:spacing w:after="0" w:line="269" w:lineRule="auto"/>
+        <w:ind w:firstLine="567"/>
+        <w:jc w:val="both"/>
+        <w:rPr>
+          <w:rFonts w:ascii="Times New Roman" w:eastAsia="Times New Roman" w:hAnsi="Times New Roman" w:cs="Times New Roman"/>
+          <w:sz w:val="26"/>
+          <w:szCs w:val="26"/>
+          <w:lang w:val="it-IT"/>
+        </w:rPr>
+      </w:pPr>
+      <w:r>
+        <w:rPr>
+          <w:rFonts w:ascii="Times New Roman" w:eastAsia="Times New Roman" w:hAnsi="Times New Roman" w:cs="Times New Roman"/>
+          <w:sz w:val="26"/>
+          <w:szCs w:val="26"/>
+          <w:lang w:val="it-IT"/>
+        </w:rPr>
+        <w:t xml:space="preserve"> </w:t>
+      </w:r>
+      <w:r>
+        <w:rPr>
+          <w:rFonts w:ascii="Times New Roman" w:eastAsia="Times New Roman" w:hAnsi="Times New Roman" w:cs="Times New Roman"/>
+          <w:sz w:val="26"/>
+          <w:szCs w:val="26"/>
+          <w:lang w:val="it-IT"/>
+        </w:rPr>
+        <w:t>(i</w:t>
+      </w:r>
+      <w:r>
+        <w:rPr>
+          <w:rFonts w:ascii="Times New Roman" w:eastAsia="Times New Roman" w:hAnsi="Times New Roman" w:cs="Times New Roman"/>
+          <w:sz w:val="26"/>
+          <w:szCs w:val="26"/>
+          <w:lang w:val="it-IT"/>
+        </w:rPr>
+        <w:t xml:space="preserve">) </w:t>
+      </w:r>
+      <w:r>
+        <w:rPr>
+          <w:rFonts w:ascii="Times New Roman" w:eastAsia="Times New Roman" w:hAnsi="Times New Roman" w:cs="Times New Roman"/>
+          <w:sz w:val="26"/>
+          <w:szCs w:val="26"/>
+          <w:lang w:val="it-IT"/>
+        </w:rPr>
+        <w:t xml:space="preserve">Chậm nhất </w:t>
+      </w:r>
+      <w:r>
+        <w:rPr>
+          <w:rFonts w:ascii="Times New Roman" w:eastAsia="Times New Roman" w:hAnsi="Times New Roman" w:cs="Times New Roman"/>
+          <w:sz w:val="26"/>
+          <w:szCs w:val="26"/>
+          <w:lang w:val="it-IT"/>
+        </w:rPr>
+        <w:t xml:space="preserve">15 ngày trước </w:t>
+      </w:r>
+      <w:r>
+        <w:rPr>
+          <w:rFonts w:ascii="Times New Roman" w:eastAsia="Times New Roman" w:hAnsi="Times New Roman" w:cs="Times New Roman"/>
+          <w:sz w:val="26"/>
+          <w:szCs w:val="26"/>
+          <w:lang w:val="it-IT"/>
+        </w:rPr>
+        <w:t xml:space="preserve">ngày </w:t>
+      </w:r>
+      <w:r>
+        <w:rPr>
+          <w:rFonts w:ascii="Times New Roman" w:eastAsia="Times New Roman" w:hAnsi="Times New Roman" w:cs="Times New Roman"/>
+          <w:sz w:val="26"/>
+          <w:szCs w:val="26"/>
+          <w:lang w:val="it-IT"/>
+        </w:rPr>
+        <w:t xml:space="preserve">thực hiện việc thu giữ tài sản thế chấp Bên A </w:t>
+      </w:r>
+      <w:r>
+        <w:rPr>
+          <w:rFonts w:ascii="Times New Roman" w:eastAsia="Times New Roman" w:hAnsi="Times New Roman" w:cs="Times New Roman"/>
+          <w:sz w:val="26"/>
+          <w:szCs w:val="26"/>
+          <w:lang w:val="it-IT"/>
+        </w:rPr>
+        <w:t>phải thực hiện công khai thông tin về thời gian, địa điểm thu giữ tài sản thế chấp, tài sản thế chấp được thu giữ, lý do thu giữ, theo các hình thức sau:</w:t>
+      </w:r>
+    </w:p>
+    <w:p>
+      <w:pPr>
+        <w:spacing w:after="0" w:line="269" w:lineRule="auto"/>
+        <w:ind w:firstLine="567"/>
+        <w:jc w:val="both"/>
+        <w:rPr>
+          <w:rFonts w:ascii="Times New Roman" w:eastAsia="Times New Roman" w:hAnsi="Times New Roman" w:cs="Times New Roman"/>
+          <w:sz w:val="26"/>
+          <w:szCs w:val="26"/>
+          <w:lang w:val="it-IT"/>
+        </w:rPr>
+      </w:pPr>
+      <w:r>
+        <w:rPr>
+          <w:rFonts w:ascii="Times New Roman" w:eastAsia="Times New Roman" w:hAnsi="Times New Roman" w:cs="Times New Roman"/>
+          <w:sz w:val="26"/>
+          <w:szCs w:val="26"/>
+          <w:lang w:val="it-IT"/>
+        </w:rPr>
+        <w:t>- Gửi thông báo bằng văn bản tới UBND phường và cơ quan Công an cấp phường nơi có tài sàn thế chấp.</w:t>
+      </w:r>
+      <w:r>
+        <w:rPr>
+          <w:rFonts w:ascii="Times New Roman" w:eastAsia="Times New Roman" w:hAnsi="Times New Roman" w:cs="Times New Roman"/>
+          <w:sz w:val="26"/>
+          <w:szCs w:val="26"/>
+          <w:lang w:val="it-IT"/>
+        </w:rPr>
+        <w:t xml:space="preserve"> </w:t>
+      </w:r>
+    </w:p>
+    <w:p>
+      <w:pPr>
+        <w:spacing w:after="0" w:line="269" w:lineRule="auto"/>
+        <w:ind w:firstLine="567"/>
+        <w:jc w:val="both"/>
+        <w:rPr>
+          <w:rFonts w:ascii="Times New Roman" w:eastAsia="Times New Roman" w:hAnsi="Times New Roman" w:cs="Times New Roman"/>
+          <w:sz w:val="26"/>
+          <w:szCs w:val="26"/>
+          <w:lang w:val="it-IT"/>
+        </w:rPr>
+      </w:pPr>
+      <w:r>
+        <w:rPr>
+          <w:rFonts w:ascii="Times New Roman" w:eastAsia="Times New Roman" w:hAnsi="Times New Roman" w:cs="Times New Roman"/>
+          <w:sz w:val="26"/>
+          <w:szCs w:val="26"/>
+          <w:lang w:val="it-IT"/>
+        </w:rPr>
+        <w:t>- Niêm yết văn bản tại trụ sở UBND nơi Bên B đăng ký địa chỉ theo Hợp đồng thế chấp và UBND phường nơi có tài sản thế chấp.</w:t>
+      </w:r>
+    </w:p>
+    <w:p>
+      <w:pPr>
+        <w:spacing w:after="0" w:line="269" w:lineRule="auto"/>
+        <w:ind w:firstLine="567"/>
+        <w:jc w:val="both"/>
+        <w:rPr>
+          <w:rFonts w:ascii="Times New Roman" w:eastAsia="Times New Roman" w:hAnsi="Times New Roman" w:cs="Times New Roman"/>
+          <w:sz w:val="26"/>
+          <w:szCs w:val="26"/>
+          <w:lang w:val="it-IT"/>
+        </w:rPr>
+      </w:pPr>
+      <w:r>
+        <w:rPr>
+          <w:rFonts w:ascii="Times New Roman" w:eastAsia="Times New Roman" w:hAnsi="Times New Roman" w:cs="Times New Roman"/>
+          <w:sz w:val="26"/>
+          <w:szCs w:val="26"/>
+          <w:lang w:val="it-IT"/>
+        </w:rPr>
+        <w:t>- Thông báo cho Bên B, người đang giữ</w:t>
+      </w:r>
+      <w:r>
+        <w:rPr>
+          <w:rFonts w:ascii="Times New Roman" w:eastAsia="Times New Roman" w:hAnsi="Times New Roman" w:cs="Times New Roman"/>
+          <w:sz w:val="26"/>
+          <w:szCs w:val="26"/>
+          <w:lang w:val="it-IT"/>
+        </w:rPr>
+        <w:t xml:space="preserve"> tài sản thế chấp (nếu có) theo phương thức thông báo đã thỏa thuận tại hợp đồng thế chấp.</w:t>
+      </w:r>
+      <w:r>
+        <w:rPr>
+          <w:rFonts w:ascii="Times New Roman" w:eastAsia="Times New Roman" w:hAnsi="Times New Roman" w:cs="Times New Roman"/>
+          <w:sz w:val="26"/>
+          <w:szCs w:val="26"/>
+          <w:lang w:val="it-IT"/>
         </w:rPr>
         <w:t xml:space="preserve">     </w:t>
       </w:r>
@@ -4001,227 +4497,168 @@
           <w:rFonts w:ascii="Times New Roman" w:eastAsia="Times New Roman" w:hAnsi="Times New Roman" w:cs="Times New Roman"/>
           <w:sz w:val="26"/>
           <w:szCs w:val="26"/>
-        </w:rPr>
-      </w:pPr>
-      <w:r>
-        <w:rPr>
-          <w:rFonts w:ascii="Times New Roman" w:eastAsia="Times New Roman" w:hAnsi="Times New Roman" w:cs="Times New Roman"/>
-          <w:sz w:val="26"/>
-          <w:szCs w:val="26"/>
-        </w:rPr>
-        <w:t xml:space="preserve">b) Yêu cầu Bên B cung cấp thông tin về thực trạng tài sản thế chấp (kể cả các tài sản hình thành trong tương lai.  </w:t>
-      </w:r>
-    </w:p>
-    <w:p>
-      <w:pPr>
-        <w:spacing w:after="0" w:line="269" w:lineRule="auto"/>
-        <w:ind w:firstLine="567"/>
-        <w:jc w:val="both"/>
-        <w:rPr>
-          <w:rFonts w:ascii="Times New Roman" w:eastAsia="Times New Roman" w:hAnsi="Times New Roman" w:cs="Times New Roman"/>
-          <w:sz w:val="26"/>
-          <w:szCs w:val="26"/>
-        </w:rPr>
-      </w:pPr>
-      <w:r>
-        <w:rPr>
-          <w:rFonts w:ascii="Times New Roman" w:eastAsia="Times New Roman" w:hAnsi="Times New Roman" w:cs="Times New Roman"/>
-          <w:sz w:val="26"/>
-          <w:szCs w:val="26"/>
-        </w:rPr>
-        <w:t>c) Được xem xét, kiểm tra, kiểm kê giám sát trực tiếp, định giá lại tài sản theo định kỳ hoặc đột xuất đối với tài sản thế chấp và việc sử dụng, khai thác tài sản thế chấp.</w:t>
-      </w:r>
-    </w:p>
-    <w:p>
-      <w:pPr>
-        <w:spacing w:after="0" w:line="269" w:lineRule="auto"/>
-        <w:ind w:firstLine="567"/>
-        <w:jc w:val="both"/>
-        <w:rPr>
-          <w:rFonts w:ascii="Times New Roman" w:eastAsia="Times New Roman" w:hAnsi="Times New Roman" w:cs="Times New Roman"/>
-          <w:sz w:val="26"/>
-          <w:szCs w:val="26"/>
-        </w:rPr>
-      </w:pPr>
-      <w:r>
-        <w:rPr>
-          <w:rFonts w:ascii="Times New Roman" w:eastAsia="Times New Roman" w:hAnsi="Times New Roman" w:cs="Times New Roman"/>
-          <w:sz w:val="26"/>
-          <w:szCs w:val="26"/>
-        </w:rPr>
-        <w:t>d) Chủ động phối hợp với Bên B thực hiện việc Công chứng hoặc Chứng thực Hợp đồng thế chấp tài sản theo quy định của pháp luật.</w:t>
-      </w:r>
-    </w:p>
-    <w:p>
-      <w:pPr>
-        <w:spacing w:after="0" w:line="269" w:lineRule="auto"/>
-        <w:ind w:firstLine="567"/>
-        <w:jc w:val="both"/>
-        <w:rPr>
-          <w:rFonts w:ascii="Times New Roman" w:eastAsia="Times New Roman" w:hAnsi="Times New Roman" w:cs="Times New Roman"/>
-          <w:sz w:val="26"/>
-          <w:szCs w:val="26"/>
-        </w:rPr>
-      </w:pPr>
-      <w:r>
-        <w:rPr>
-          <w:rFonts w:ascii="Times New Roman" w:eastAsia="Times New Roman" w:hAnsi="Times New Roman" w:cs="Times New Roman"/>
-          <w:sz w:val="26"/>
-          <w:szCs w:val="26"/>
-        </w:rPr>
-        <w:t xml:space="preserve">e) Được quyền xử lý tài sản thế chấp để thực hiện nghĩa vụ bảo đảm của Bên B. </w:t>
-      </w:r>
-    </w:p>
-    <w:p>
-      <w:pPr>
-        <w:spacing w:after="0" w:line="269" w:lineRule="auto"/>
-        <w:ind w:firstLine="567"/>
-        <w:jc w:val="both"/>
-        <w:rPr>
-          <w:rFonts w:ascii="Times New Roman" w:eastAsia="Times New Roman" w:hAnsi="Times New Roman" w:cs="Times New Roman"/>
-          <w:sz w:val="26"/>
-          <w:szCs w:val="26"/>
-        </w:rPr>
-      </w:pPr>
-      <w:r>
-        <w:rPr>
-          <w:rFonts w:ascii="Times New Roman" w:eastAsia="Times New Roman" w:hAnsi="Times New Roman" w:cs="Times New Roman"/>
-          <w:sz w:val="26"/>
-          <w:szCs w:val="26"/>
-        </w:rPr>
-        <w:t xml:space="preserve">f) Được quyền truy đòi, thu giữ tài sản thế chấp để xử lý tài sản thế chấp nhằm thực hiện nghĩa vụ được bảo đảm theo quy định tại Hợp đồng này và quy định của pháp luật liên quan. </w:t>
-      </w:r>
-    </w:p>
-    <w:p>
-      <w:pPr>
-        <w:spacing w:after="0" w:line="269" w:lineRule="auto"/>
-        <w:ind w:firstLine="567"/>
-        <w:jc w:val="both"/>
-        <w:rPr>
-          <w:rFonts w:ascii="Times New Roman" w:eastAsia="Times New Roman" w:hAnsi="Times New Roman" w:cs="Times New Roman"/>
-          <w:sz w:val="26"/>
-          <w:szCs w:val="26"/>
-        </w:rPr>
-      </w:pPr>
-      <w:r>
-        <w:rPr>
-          <w:rFonts w:ascii="Times New Roman" w:eastAsia="Times New Roman" w:hAnsi="Times New Roman" w:cs="Times New Roman"/>
-          <w:sz w:val="26"/>
-          <w:szCs w:val="26"/>
-        </w:rPr>
-        <w:t xml:space="preserve">g) Áp dụng các biện pháp cần thiết, hợp lý để thu giữ, xử lý tài sản thế chấp để thu hồi nợ (kể cả trường hợp thu hồi nợ trước hạn) nhằm ngăn chặn, giảm thiểu thiệt hại cho Bên A khi phát hiện hoặc có cơ sở cho rằng Bên B vi phạm các điều khoản đã cam kết tại Hợp đồng này, các Hợp đồng cho vay hoặc các văn bản cam kết khác (nếu có).   </w:t>
-      </w:r>
-    </w:p>
-    <w:p>
-      <w:pPr>
-        <w:spacing w:after="0" w:line="269" w:lineRule="auto"/>
-        <w:ind w:firstLine="567"/>
-        <w:jc w:val="both"/>
-        <w:rPr>
-          <w:rFonts w:ascii="Times New Roman" w:eastAsia="Times New Roman" w:hAnsi="Times New Roman" w:cs="Times New Roman"/>
-          <w:sz w:val="26"/>
-          <w:szCs w:val="26"/>
-        </w:rPr>
-      </w:pPr>
-      <w:r>
-        <w:rPr>
-          <w:rFonts w:ascii="Times New Roman" w:eastAsia="Times New Roman" w:hAnsi="Times New Roman" w:cs="Times New Roman"/>
-          <w:sz w:val="26"/>
-          <w:szCs w:val="26"/>
-        </w:rPr>
-        <w:t xml:space="preserve">h) Đối với tài sản thế chấp có nguy cơ hư hỏng dẫn đến giảm sút hoặc mất toàn bộ giá trị thì Bên A có quyền xử lý ngay và thông báo ngay cho Bên B và những bên liên quan khác biết về việc xử lý đó.    </w:t>
-      </w:r>
-    </w:p>
-    <w:p>
-      <w:pPr>
-        <w:spacing w:after="0" w:line="269" w:lineRule="auto"/>
-        <w:ind w:firstLine="567"/>
-        <w:jc w:val="both"/>
-        <w:rPr>
-          <w:rFonts w:ascii="Times New Roman" w:eastAsia="Times New Roman" w:hAnsi="Times New Roman" w:cs="Times New Roman"/>
-          <w:sz w:val="26"/>
-          <w:szCs w:val="26"/>
-        </w:rPr>
-      </w:pPr>
-      <w:r>
-        <w:rPr>
-          <w:rFonts w:ascii="Times New Roman" w:eastAsia="Times New Roman" w:hAnsi="Times New Roman" w:cs="Times New Roman"/>
-          <w:sz w:val="26"/>
-          <w:szCs w:val="26"/>
-        </w:rPr>
-        <w:t>i) Khi Bên B không thực hiện, hoặc thực hiện không đúng, không đầy đủ thì Bên A có quyền yêu cầu các Bên thực hiện đầy đủ.</w:t>
-      </w:r>
-      <w:r>
-        <w:rPr>
-          <w:rFonts w:ascii="Times New Roman" w:eastAsia="Times New Roman" w:hAnsi="Times New Roman" w:cs="Times New Roman"/>
-          <w:sz w:val="26"/>
-          <w:szCs w:val="26"/>
+          <w:lang w:val="it-IT"/>
+        </w:rPr>
+      </w:pPr>
+      <w:r>
+        <w:rPr>
+          <w:rFonts w:ascii="Times New Roman" w:eastAsia="Times New Roman" w:hAnsi="Times New Roman" w:cs="Times New Roman"/>
+          <w:sz w:val="26"/>
+          <w:szCs w:val="26"/>
+          <w:lang w:val="it-IT"/>
+        </w:rPr>
+        <w:t>(ii</w:t>
+      </w:r>
+      <w:r>
+        <w:rPr>
+          <w:rFonts w:ascii="Times New Roman" w:eastAsia="Times New Roman" w:hAnsi="Times New Roman" w:cs="Times New Roman"/>
+          <w:sz w:val="26"/>
+          <w:szCs w:val="26"/>
+          <w:lang w:val="it-IT"/>
+        </w:rPr>
+        <w:t xml:space="preserve">) Trong quá trình thu giữ tài sản thế chấp, nếu Bên B có dấu hiệu chống đối và cản trở, gây mất trật tự nơi công cộng hoặc có hành vi vi phạm pháp luật khác thì Bên A có quyền yêu cầu UBND phường và cơ quan </w:t>
+      </w:r>
+      <w:r>
+        <w:rPr>
+          <w:rFonts w:ascii="Times New Roman" w:eastAsia="Times New Roman" w:hAnsi="Times New Roman" w:cs="Times New Roman"/>
+          <w:sz w:val="26"/>
+          <w:szCs w:val="26"/>
+          <w:lang w:val="it-IT"/>
+        </w:rPr>
+        <w:t>C</w:t>
+      </w:r>
+      <w:r>
+        <w:rPr>
+          <w:rFonts w:ascii="Times New Roman" w:eastAsia="Times New Roman" w:hAnsi="Times New Roman" w:cs="Times New Roman"/>
+          <w:sz w:val="26"/>
+          <w:szCs w:val="26"/>
+          <w:lang w:val="it-IT"/>
+        </w:rPr>
+        <w:t xml:space="preserve">ông an </w:t>
+      </w:r>
+      <w:r>
+        <w:rPr>
+          <w:rFonts w:ascii="Times New Roman" w:eastAsia="Times New Roman" w:hAnsi="Times New Roman" w:cs="Times New Roman"/>
+          <w:sz w:val="26"/>
+          <w:szCs w:val="26"/>
+          <w:lang w:val="it-IT"/>
+        </w:rPr>
+        <w:t>phường</w:t>
+      </w:r>
+      <w:r>
+        <w:rPr>
+          <w:rFonts w:ascii="Times New Roman" w:eastAsia="Times New Roman" w:hAnsi="Times New Roman" w:cs="Times New Roman"/>
+          <w:sz w:val="26"/>
+          <w:szCs w:val="26"/>
+          <w:lang w:val="it-IT"/>
+        </w:rPr>
+        <w:t xml:space="preserve"> tiến hành bảo vệ việc thu giữ tài sản thế chấp.     </w:t>
+      </w:r>
+    </w:p>
+    <w:p>
+      <w:pPr>
+        <w:spacing w:after="0" w:line="269" w:lineRule="auto"/>
+        <w:ind w:firstLine="567"/>
+        <w:jc w:val="both"/>
+        <w:rPr>
+          <w:rFonts w:ascii="Times New Roman" w:eastAsia="Times New Roman" w:hAnsi="Times New Roman" w:cs="Times New Roman"/>
+          <w:sz w:val="26"/>
+          <w:szCs w:val="26"/>
+          <w:lang w:val="it-IT"/>
+        </w:rPr>
+      </w:pPr>
+      <w:r>
+        <w:rPr>
+          <w:rFonts w:ascii="Times New Roman" w:eastAsia="Times New Roman" w:hAnsi="Times New Roman" w:cs="Times New Roman"/>
+          <w:sz w:val="26"/>
+          <w:szCs w:val="26"/>
+          <w:lang w:val="it-IT"/>
+        </w:rPr>
+        <w:t>(iii</w:t>
+      </w:r>
+      <w:r>
+        <w:rPr>
+          <w:rFonts w:ascii="Times New Roman" w:eastAsia="Times New Roman" w:hAnsi="Times New Roman" w:cs="Times New Roman"/>
+          <w:sz w:val="26"/>
+          <w:szCs w:val="26"/>
+          <w:lang w:val="it-IT"/>
+        </w:rPr>
+        <w:t xml:space="preserve">) Bên thế chấp phải chịu mọi chi phí hợp lý, cần thiết cho việc thu giữ tài sản thế chấp; trong trường hợp gây cản trở không giao tài sản thế chấp mà gây thiệt hại cho Bên A thì phải bồi thường thiệt hại thực tế. </w:t>
+      </w:r>
+    </w:p>
+    <w:p>
+      <w:pPr>
+        <w:spacing w:after="0" w:line="269" w:lineRule="auto"/>
+        <w:ind w:firstLine="567"/>
+        <w:jc w:val="both"/>
+        <w:rPr>
+          <w:rFonts w:ascii="Times New Roman" w:eastAsia="Times New Roman" w:hAnsi="Times New Roman" w:cs="Times New Roman"/>
+          <w:sz w:val="26"/>
+          <w:szCs w:val="26"/>
+          <w:lang w:val="it-IT"/>
+        </w:rPr>
+      </w:pPr>
+      <w:r>
+        <w:rPr>
+          <w:rFonts w:ascii="Times New Roman" w:eastAsia="Times New Roman" w:hAnsi="Times New Roman" w:cs="Times New Roman"/>
+          <w:sz w:val="26"/>
+          <w:szCs w:val="26"/>
+          <w:lang w:val="it-IT"/>
         </w:rPr>
         <w:t xml:space="preserve"> </w:t>
       </w:r>
-    </w:p>
-    <w:p>
-      <w:pPr>
-        <w:spacing w:after="0" w:line="269" w:lineRule="auto"/>
-        <w:ind w:firstLine="567"/>
-        <w:jc w:val="both"/>
-        <w:rPr>
-          <w:rFonts w:ascii="Times New Roman" w:eastAsia="Times New Roman" w:hAnsi="Times New Roman" w:cs="Times New Roman"/>
-          <w:sz w:val="26"/>
-          <w:szCs w:val="26"/>
-        </w:rPr>
-      </w:pPr>
-      <w:r>
-        <w:rPr>
-          <w:rFonts w:ascii="Times New Roman" w:eastAsia="Times New Roman" w:hAnsi="Times New Roman" w:cs="Times New Roman"/>
-          <w:sz w:val="26"/>
-          <w:szCs w:val="26"/>
-        </w:rPr>
-        <w:t>k) Các quyền khác theo quy định của pháp luật.</w:t>
-      </w:r>
-    </w:p>
-    <w:p>
-      <w:pPr>
-        <w:spacing w:after="0" w:line="269" w:lineRule="auto"/>
-        <w:ind w:firstLine="567"/>
-        <w:jc w:val="both"/>
-        <w:rPr>
-          <w:rFonts w:ascii="Times New Roman" w:eastAsia="Times New Roman" w:hAnsi="Times New Roman" w:cs="Times New Roman"/>
-          <w:sz w:val="26"/>
-          <w:szCs w:val="26"/>
-          <w:lang w:val="it-IT"/>
-        </w:rPr>
-      </w:pPr>
-      <w:r>
-        <w:rPr>
-          <w:rFonts w:ascii="Times New Roman" w:eastAsia="Times New Roman" w:hAnsi="Times New Roman" w:cs="Times New Roman"/>
-          <w:sz w:val="26"/>
-          <w:szCs w:val="26"/>
-          <w:lang w:val="it-IT"/>
-        </w:rPr>
-        <w:t>8.2. Nghĩa vụ của Bên A:</w:t>
-      </w:r>
-    </w:p>
-    <w:p>
-      <w:pPr>
-        <w:spacing w:after="0" w:line="269" w:lineRule="auto"/>
-        <w:ind w:firstLine="567"/>
-        <w:jc w:val="both"/>
-        <w:rPr>
-          <w:rFonts w:ascii="Times New Roman" w:eastAsia="Times New Roman" w:hAnsi="Times New Roman" w:cs="Times New Roman"/>
-          <w:sz w:val="26"/>
-          <w:szCs w:val="26"/>
-          <w:lang w:val="it-IT"/>
-        </w:rPr>
-      </w:pPr>
-      <w:r>
-        <w:rPr>
-          <w:rFonts w:ascii="Times New Roman" w:eastAsia="Times New Roman" w:hAnsi="Times New Roman" w:cs="Times New Roman"/>
-          <w:sz w:val="26"/>
-          <w:szCs w:val="26"/>
-          <w:lang w:val="it-IT"/>
-        </w:rPr>
-        <w:t xml:space="preserve">a) Thực hiện đúng, đầy đủ các nội dung đã cam kết, thỏa thuận tại Hợp đồng này. </w:t>
+      <w:r>
+        <w:rPr>
+          <w:rFonts w:ascii="Times New Roman" w:eastAsia="Times New Roman" w:hAnsi="Times New Roman" w:cs="Times New Roman"/>
+          <w:sz w:val="26"/>
+          <w:szCs w:val="26"/>
+          <w:lang w:val="it-IT"/>
+        </w:rPr>
+        <w:t>9.2. Quyền truy đòi, thu hồi tài sản thế chấp:</w:t>
+      </w:r>
+    </w:p>
+    <w:p>
+      <w:pPr>
+        <w:spacing w:after="0" w:line="269" w:lineRule="auto"/>
+        <w:ind w:firstLine="567"/>
+        <w:jc w:val="both"/>
+        <w:rPr>
+          <w:rFonts w:ascii="Times New Roman" w:eastAsia="Times New Roman" w:hAnsi="Times New Roman" w:cs="Times New Roman"/>
+          <w:sz w:val="26"/>
+          <w:szCs w:val="26"/>
+          <w:lang w:val="it-IT"/>
+        </w:rPr>
+      </w:pPr>
+      <w:r>
+        <w:rPr>
+          <w:rFonts w:ascii="Times New Roman" w:eastAsia="Times New Roman" w:hAnsi="Times New Roman" w:cs="Times New Roman"/>
+          <w:sz w:val="26"/>
+          <w:szCs w:val="26"/>
+          <w:lang w:val="it-IT"/>
+        </w:rPr>
+        <w:t>Bên A được quyền truy đòi, thu hồi tài sản thế chấp, nếu Bên B tự ý bán, chuyển nhượng, cho tặng, phân chia thừa kế, tẩu tán dưới mọi hình thức (biện pháp bảo đảm phát sinh hiệu lực đối kháng với người thứ ba). Đồng thời được quyền yêu các cơ quan nhà nước có thẩm quyền áp dụng các biện pháp ngăn chặn khẩn cấp tạm thời đối với tài sản thế chấp.</w:t>
+      </w:r>
+    </w:p>
+    <w:p>
+      <w:pPr>
+        <w:spacing w:after="0" w:line="269" w:lineRule="auto"/>
+        <w:ind w:firstLine="567"/>
+        <w:jc w:val="both"/>
+        <w:rPr>
+          <w:rFonts w:ascii="Times New Roman" w:eastAsia="Times New Roman" w:hAnsi="Times New Roman" w:cs="Times New Roman"/>
+          <w:sz w:val="26"/>
+          <w:szCs w:val="26"/>
+          <w:lang w:val="it-IT"/>
+        </w:rPr>
+      </w:pPr>
+      <w:r>
+        <w:rPr>
+          <w:rFonts w:ascii="Times New Roman" w:eastAsia="Times New Roman" w:hAnsi="Times New Roman" w:cs="Times New Roman"/>
+          <w:sz w:val="26"/>
+          <w:szCs w:val="26"/>
+          <w:lang w:val="it-IT"/>
+        </w:rPr>
+        <w:t>9.3. Quyền đòi nợ:</w:t>
       </w:r>
     </w:p>
     <w:p>
@@ -4244,29 +4681,7 @@
           <w:lang w:val="it-IT"/>
         </w:rPr>
         <w:lastRenderedPageBreak/>
-        <w:t xml:space="preserve">b) Bảo quản giấy tờ liên quan đến tài sản thế chấp toàn vẹn và đầy đủ như hiện trạng ban đầu tại thời điểm Bên B chuyển giao. Phải bồi thường cho Bên B nếu làm mất, hư hỏng giấy tờ về tài sản thế chấp. </w:t>
-      </w:r>
-    </w:p>
-    <w:p>
-      <w:pPr>
-        <w:spacing w:after="0" w:line="269" w:lineRule="auto"/>
-        <w:ind w:firstLine="567"/>
-        <w:jc w:val="both"/>
-        <w:rPr>
-          <w:rFonts w:ascii="Times New Roman" w:eastAsia="Times New Roman" w:hAnsi="Times New Roman" w:cs="Times New Roman"/>
-          <w:sz w:val="26"/>
-          <w:szCs w:val="26"/>
-          <w:lang w:val="it-IT"/>
-        </w:rPr>
-      </w:pPr>
-      <w:r>
-        <w:rPr>
-          <w:rFonts w:ascii="Times New Roman" w:eastAsia="Times New Roman" w:hAnsi="Times New Roman" w:cs="Times New Roman"/>
-          <w:sz w:val="26"/>
-          <w:szCs w:val="26"/>
-          <w:lang w:val="it-IT"/>
-        </w:rPr>
-        <w:t xml:space="preserve">c) Trả lại giấy tờ liên quan đến tài sản thế chấp khi Bên B đã hoàn thành đúng, đầy đủ nghĩa vụ trả nợ và hai bên đã làm thủ tục giải trừ thế chấp.     </w:t>
+        <w:t>Bên A có quyền thế chấp một phần hoặc toàn bộ quyền đòi nợ, gồm cả quyền đòi nợ trong tương lai cho Bên thứ ba mà không cần có sự đồng ý của Bên B.</w:t>
       </w:r>
     </w:p>
     <w:p>
@@ -4290,9 +4705,1264 @@
           <w:szCs w:val="26"/>
           <w:lang w:val="it-IT"/>
         </w:rPr>
-        <w:t>Điều 9. Quyền thu giữ tài sản thế chấp, quyền truy đòi, quyền thu hồi tài sản thế chấp, quyền thế chấp, quyền đòi nợ</w:t>
-      </w:r>
-      <w:r>
+        <w:t>Điều 10. Xử lý tài sản thế chấp</w:t>
+      </w:r>
+    </w:p>
+    <w:p>
+      <w:pPr>
+        <w:spacing w:after="0" w:line="269" w:lineRule="auto"/>
+        <w:ind w:firstLine="567"/>
+        <w:jc w:val="both"/>
+        <w:rPr>
+          <w:rFonts w:ascii="Times New Roman" w:eastAsia="Times New Roman" w:hAnsi="Times New Roman" w:cs="Times New Roman"/>
+          <w:sz w:val="26"/>
+          <w:szCs w:val="26"/>
+          <w:lang w:val="it-IT"/>
+        </w:rPr>
+      </w:pPr>
+      <w:r>
+        <w:rPr>
+          <w:rFonts w:ascii="Times New Roman" w:eastAsia="Times New Roman" w:hAnsi="Times New Roman" w:cs="Times New Roman"/>
+          <w:sz w:val="26"/>
+          <w:szCs w:val="26"/>
+          <w:lang w:val="it-IT"/>
+        </w:rPr>
+        <w:t xml:space="preserve">10.1. Bên A được toàn quyền xử lý tài sản thế chấp để thực hiện nghĩa vụ được bảo đảm khi một, một số hoặc tất cả các trường hợp sau xảy ra:     </w:t>
+      </w:r>
+    </w:p>
+    <w:p>
+      <w:pPr>
+        <w:spacing w:after="0" w:line="269" w:lineRule="auto"/>
+        <w:ind w:firstLine="567"/>
+        <w:jc w:val="both"/>
+        <w:rPr>
+          <w:rFonts w:ascii="Times New Roman" w:eastAsia="Times New Roman" w:hAnsi="Times New Roman" w:cs="Times New Roman"/>
+          <w:sz w:val="26"/>
+          <w:szCs w:val="26"/>
+          <w:lang w:val="it-IT"/>
+        </w:rPr>
+      </w:pPr>
+      <w:r>
+        <w:rPr>
+          <w:rFonts w:ascii="Times New Roman" w:eastAsia="Times New Roman" w:hAnsi="Times New Roman" w:cs="Times New Roman"/>
+          <w:sz w:val="26"/>
+          <w:szCs w:val="26"/>
+          <w:lang w:val="it-IT"/>
+        </w:rPr>
+        <w:t>a) Đến hạn thực hiện nghĩa vụ mà Bên B không tự giác, cố tình trốn tránh chây ì thực hiện hoặc thực hiện không đúng, không đầy đủ nghĩa vụ trả nợ</w:t>
+      </w:r>
+    </w:p>
+    <w:p>
+      <w:pPr>
+        <w:spacing w:after="0" w:line="269" w:lineRule="auto"/>
+        <w:ind w:firstLine="567"/>
+        <w:jc w:val="both"/>
+        <w:rPr>
+          <w:rFonts w:ascii="Times New Roman" w:eastAsia="Times New Roman" w:hAnsi="Times New Roman" w:cs="Times New Roman"/>
+          <w:sz w:val="26"/>
+          <w:szCs w:val="26"/>
+          <w:lang w:val="it-IT"/>
+        </w:rPr>
+      </w:pPr>
+      <w:r>
+        <w:rPr>
+          <w:rFonts w:ascii="Times New Roman" w:eastAsia="Times New Roman" w:hAnsi="Times New Roman" w:cs="Times New Roman"/>
+          <w:sz w:val="26"/>
+          <w:szCs w:val="26"/>
+          <w:lang w:val="it-IT"/>
+        </w:rPr>
+        <w:t>b) Bên B phải thực hiện nghĩa vụ trước hạn theo yêu cầu của Bên A do vi phạm nghĩa vụ, các điều khoản đã thỏa thuận tại Hợp đồng thế chấp này và/hoặc các hợp đồng cho vay liên quan hoặc vi phạm các quy định của pháp luật mà Bên B không thực hiện hoặc thực hiện không đúng, không đầy đủ nghĩa vụ hoàn trả nợ.</w:t>
+      </w:r>
+    </w:p>
+    <w:p>
+      <w:pPr>
+        <w:spacing w:after="0" w:line="269" w:lineRule="auto"/>
+        <w:ind w:firstLine="567"/>
+        <w:jc w:val="both"/>
+        <w:rPr>
+          <w:rFonts w:ascii="Times New Roman" w:eastAsia="Times New Roman" w:hAnsi="Times New Roman" w:cs="Times New Roman"/>
+          <w:sz w:val="26"/>
+          <w:szCs w:val="26"/>
+          <w:lang w:val="it-IT"/>
+        </w:rPr>
+      </w:pPr>
+      <w:r>
+        <w:rPr>
+          <w:rFonts w:ascii="Times New Roman" w:eastAsia="Times New Roman" w:hAnsi="Times New Roman" w:cs="Times New Roman"/>
+          <w:sz w:val="26"/>
+          <w:szCs w:val="26"/>
+          <w:lang w:val="it-IT"/>
+        </w:rPr>
+        <w:t>c) Bên B và Bên B vi phạm Hợp đồng này hoặc bất cứ Hợp đồng, văn bản thỏa thuận nào khác với Bên A. Bên A đánh giá việc xử lý tài sản thế chấp là cần thiết để thu hồi nợ hoặc để thay thế tài sản thế chấp bằng tiền để thay thế tài sản thế chấp.</w:t>
+      </w:r>
+    </w:p>
+    <w:p>
+      <w:pPr>
+        <w:spacing w:after="0" w:line="269" w:lineRule="auto"/>
+        <w:ind w:firstLine="567"/>
+        <w:jc w:val="both"/>
+        <w:rPr>
+          <w:rFonts w:ascii="Times New Roman" w:eastAsia="Times New Roman" w:hAnsi="Times New Roman" w:cs="Times New Roman"/>
+          <w:sz w:val="26"/>
+          <w:szCs w:val="26"/>
+          <w:lang w:val="it-IT"/>
+        </w:rPr>
+      </w:pPr>
+      <w:r>
+        <w:rPr>
+          <w:rFonts w:ascii="Times New Roman" w:eastAsia="Times New Roman" w:hAnsi="Times New Roman" w:cs="Times New Roman"/>
+          <w:sz w:val="26"/>
+          <w:szCs w:val="26"/>
+          <w:lang w:val="it-IT"/>
+        </w:rPr>
+        <w:t>d) Phát sinh một, một số hoặc tất cả các trường hợp sau đối với một, một số hoặc tất cả các cá nhân Bên B.</w:t>
+      </w:r>
+    </w:p>
+    <w:p>
+      <w:pPr>
+        <w:spacing w:after="0" w:line="269" w:lineRule="auto"/>
+        <w:ind w:firstLine="567"/>
+        <w:jc w:val="both"/>
+        <w:rPr>
+          <w:rFonts w:ascii="Times New Roman" w:eastAsia="Times New Roman" w:hAnsi="Times New Roman" w:cs="Times New Roman"/>
+          <w:sz w:val="26"/>
+          <w:szCs w:val="26"/>
+          <w:lang w:val="it-IT"/>
+        </w:rPr>
+      </w:pPr>
+      <w:r>
+        <w:rPr>
+          <w:rFonts w:ascii="Times New Roman" w:eastAsia="Times New Roman" w:hAnsi="Times New Roman" w:cs="Times New Roman"/>
+          <w:sz w:val="26"/>
+          <w:szCs w:val="26"/>
+          <w:lang w:val="it-IT"/>
+        </w:rPr>
+        <w:t>(i) Chết, mất tích hoặc bị tuyên bố mất tích.</w:t>
+      </w:r>
+    </w:p>
+    <w:p>
+      <w:pPr>
+        <w:spacing w:after="0" w:line="269" w:lineRule="auto"/>
+        <w:ind w:firstLine="567"/>
+        <w:jc w:val="both"/>
+        <w:rPr>
+          <w:rFonts w:ascii="Times New Roman" w:eastAsia="Times New Roman" w:hAnsi="Times New Roman" w:cs="Times New Roman"/>
+          <w:sz w:val="26"/>
+          <w:szCs w:val="26"/>
+          <w:lang w:val="it-IT"/>
+        </w:rPr>
+      </w:pPr>
+      <w:r>
+        <w:rPr>
+          <w:rFonts w:ascii="Times New Roman" w:eastAsia="Times New Roman" w:hAnsi="Times New Roman" w:cs="Times New Roman"/>
+          <w:sz w:val="26"/>
+          <w:szCs w:val="26"/>
+          <w:lang w:val="it-IT"/>
+        </w:rPr>
+        <w:t>(ii) Bị tuyên bố hạn chế hoặc mất năng lực hành vi dân sự hoặc khó khăn trong nhận thức, làm chủ hành vi.</w:t>
+      </w:r>
+    </w:p>
+    <w:p>
+      <w:pPr>
+        <w:spacing w:after="0" w:line="269" w:lineRule="auto"/>
+        <w:ind w:firstLine="567"/>
+        <w:jc w:val="both"/>
+        <w:rPr>
+          <w:rFonts w:ascii="Times New Roman" w:eastAsia="Times New Roman" w:hAnsi="Times New Roman" w:cs="Times New Roman"/>
+          <w:sz w:val="26"/>
+          <w:szCs w:val="26"/>
+          <w:lang w:val="it-IT"/>
+        </w:rPr>
+      </w:pPr>
+      <w:r>
+        <w:rPr>
+          <w:rFonts w:ascii="Times New Roman" w:eastAsia="Times New Roman" w:hAnsi="Times New Roman" w:cs="Times New Roman"/>
+          <w:sz w:val="26"/>
+          <w:szCs w:val="26"/>
+          <w:lang w:val="it-IT"/>
+        </w:rPr>
+        <w:t>(iii) Bị bên thứ ba khiếu kiện hoặc bị cơ quan có thẩm quyền quyết định khởi tố, bắt tạm giam, điều tra, truy tố vì bất cứ lý do gì.</w:t>
+      </w:r>
+    </w:p>
+    <w:p>
+      <w:pPr>
+        <w:spacing w:after="0" w:line="269" w:lineRule="auto"/>
+        <w:ind w:firstLine="567"/>
+        <w:jc w:val="both"/>
+        <w:rPr>
+          <w:rFonts w:ascii="Times New Roman" w:eastAsia="Times New Roman" w:hAnsi="Times New Roman" w:cs="Times New Roman"/>
+          <w:sz w:val="26"/>
+          <w:szCs w:val="26"/>
+          <w:lang w:val="it-IT"/>
+        </w:rPr>
+      </w:pPr>
+      <w:r>
+        <w:rPr>
+          <w:rFonts w:ascii="Times New Roman" w:eastAsia="Times New Roman" w:hAnsi="Times New Roman" w:cs="Times New Roman"/>
+          <w:sz w:val="26"/>
+          <w:szCs w:val="26"/>
+          <w:lang w:val="it-IT"/>
+        </w:rPr>
+        <w:t>(iv) Bị tuyên án, chấp hành thi hành án.</w:t>
+      </w:r>
+    </w:p>
+    <w:p>
+      <w:pPr>
+        <w:spacing w:after="0" w:line="269" w:lineRule="auto"/>
+        <w:ind w:firstLine="567"/>
+        <w:jc w:val="both"/>
+        <w:rPr>
+          <w:rFonts w:ascii="Times New Roman" w:eastAsia="Times New Roman" w:hAnsi="Times New Roman" w:cs="Times New Roman"/>
+          <w:sz w:val="26"/>
+          <w:szCs w:val="26"/>
+          <w:lang w:val="it-IT"/>
+        </w:rPr>
+      </w:pPr>
+      <w:r>
+        <w:rPr>
+          <w:rFonts w:ascii="Times New Roman" w:eastAsia="Times New Roman" w:hAnsi="Times New Roman" w:cs="Times New Roman"/>
+          <w:sz w:val="26"/>
+          <w:szCs w:val="26"/>
+          <w:lang w:val="it-IT"/>
+        </w:rPr>
+        <w:t>(v) Ly hôn, chia tài sản của vợ chồng trong thời kỳ hôn nhân.</w:t>
+      </w:r>
+    </w:p>
+    <w:p>
+      <w:pPr>
+        <w:spacing w:after="0" w:line="269" w:lineRule="auto"/>
+        <w:ind w:firstLine="567"/>
+        <w:jc w:val="both"/>
+        <w:rPr>
+          <w:rFonts w:ascii="Times New Roman" w:eastAsia="Times New Roman" w:hAnsi="Times New Roman" w:cs="Times New Roman"/>
+          <w:sz w:val="26"/>
+          <w:szCs w:val="26"/>
+          <w:lang w:val="it-IT"/>
+        </w:rPr>
+      </w:pPr>
+      <w:r>
+        <w:rPr>
+          <w:rFonts w:ascii="Times New Roman" w:eastAsia="Times New Roman" w:hAnsi="Times New Roman" w:cs="Times New Roman"/>
+          <w:sz w:val="26"/>
+          <w:szCs w:val="26"/>
+          <w:lang w:val="it-IT"/>
+        </w:rPr>
+        <w:t>(vi) Bỏ trốn, vắng mặt nơi cư trú mà không thông báo cho cơ quan chính quyền địa phương và Bên A; Bên A không thể liên lạc được dưới mọi hình thức hoặc liên lạc nhưng Bên B không về địa phương để thực hiện nghĩa vụ đã cam kết với bên A.</w:t>
+      </w:r>
+    </w:p>
+    <w:p>
+      <w:pPr>
+        <w:spacing w:after="0" w:line="269" w:lineRule="auto"/>
+        <w:ind w:firstLine="567"/>
+        <w:jc w:val="both"/>
+        <w:rPr>
+          <w:rFonts w:ascii="Times New Roman" w:eastAsia="Times New Roman" w:hAnsi="Times New Roman" w:cs="Times New Roman"/>
+          <w:sz w:val="26"/>
+          <w:szCs w:val="26"/>
+          <w:lang w:val="it-IT"/>
+        </w:rPr>
+      </w:pPr>
+      <w:r>
+        <w:rPr>
+          <w:rFonts w:ascii="Times New Roman" w:eastAsia="Times New Roman" w:hAnsi="Times New Roman" w:cs="Times New Roman"/>
+          <w:sz w:val="26"/>
+          <w:szCs w:val="26"/>
+          <w:lang w:val="it-IT"/>
+        </w:rPr>
+        <w:t>e) Xuất hiện việc tranh chấp giữa một hay nhiều bên.</w:t>
+      </w:r>
+    </w:p>
+    <w:p>
+      <w:pPr>
+        <w:spacing w:after="0" w:line="269" w:lineRule="auto"/>
+        <w:ind w:firstLine="567"/>
+        <w:jc w:val="both"/>
+        <w:rPr>
+          <w:rFonts w:ascii="Times New Roman" w:eastAsia="Times New Roman" w:hAnsi="Times New Roman" w:cs="Times New Roman"/>
+          <w:sz w:val="26"/>
+          <w:szCs w:val="26"/>
+          <w:lang w:val="it-IT"/>
+        </w:rPr>
+      </w:pPr>
+      <w:r>
+        <w:rPr>
+          <w:rFonts w:ascii="Times New Roman" w:eastAsia="Times New Roman" w:hAnsi="Times New Roman" w:cs="Times New Roman"/>
+          <w:sz w:val="26"/>
+          <w:szCs w:val="26"/>
+          <w:lang w:val="it-IT"/>
+        </w:rPr>
+        <w:t>f) Tài sản thế chấp phải được xử lý để Bên B thực hiện nghĩa vụ khác theo quy định</w:t>
+      </w:r>
+      <w:r>
+        <w:rPr>
+          <w:rFonts w:ascii="Times New Roman" w:eastAsia="Times New Roman" w:hAnsi="Times New Roman" w:cs="Times New Roman"/>
+          <w:sz w:val="26"/>
+          <w:szCs w:val="26"/>
+          <w:lang w:val="it-IT"/>
+        </w:rPr>
+        <w:t>.</w:t>
+      </w:r>
+    </w:p>
+    <w:p>
+      <w:pPr>
+        <w:spacing w:after="0" w:line="269" w:lineRule="auto"/>
+        <w:ind w:firstLine="567"/>
+        <w:jc w:val="both"/>
+        <w:rPr>
+          <w:rFonts w:ascii="Times New Roman" w:eastAsia="Times New Roman" w:hAnsi="Times New Roman" w:cs="Times New Roman"/>
+          <w:sz w:val="26"/>
+          <w:szCs w:val="26"/>
+          <w:lang w:val="it-IT"/>
+        </w:rPr>
+      </w:pPr>
+      <w:r>
+        <w:rPr>
+          <w:rFonts w:ascii="Times New Roman" w:eastAsia="Times New Roman" w:hAnsi="Times New Roman" w:cs="Times New Roman"/>
+          <w:sz w:val="26"/>
+          <w:szCs w:val="26"/>
+          <w:lang w:val="it-IT"/>
+        </w:rPr>
+        <w:t xml:space="preserve">g) Bất kỳ quy định nào về các tài liệu hoặc hồ sơ pháp lý của Bên B là vô hiệu hoặc bất hợp pháp hoặc bị bất kỳ cơ quan nhà nước có thẩm quyền nào hoặc tòa án bất kỳ tuyên bố là vô giá trị, vô hiệu hoặc bất hợp pháp toàn bộ hay một phần.     </w:t>
+      </w:r>
+    </w:p>
+    <w:p>
+      <w:pPr>
+        <w:spacing w:after="0" w:line="269" w:lineRule="auto"/>
+        <w:ind w:firstLine="567"/>
+        <w:jc w:val="both"/>
+        <w:rPr>
+          <w:rFonts w:ascii="Times New Roman" w:eastAsia="Times New Roman" w:hAnsi="Times New Roman" w:cs="Times New Roman"/>
+          <w:sz w:val="26"/>
+          <w:szCs w:val="26"/>
+          <w:lang w:val="it-IT"/>
+        </w:rPr>
+      </w:pPr>
+      <w:r>
+        <w:rPr>
+          <w:rFonts w:ascii="Times New Roman" w:eastAsia="Times New Roman" w:hAnsi="Times New Roman" w:cs="Times New Roman"/>
+          <w:sz w:val="26"/>
+          <w:szCs w:val="26"/>
+          <w:lang w:val="it-IT"/>
+        </w:rPr>
+        <w:t>h) Các trường hợp khác mà Bên A xét thấy cần thiết phải xử lý tài sản bảo đảm để thanh toán một phần hoặc toàn bộ nghĩa vụ hoàn trả Nợ.</w:t>
+      </w:r>
+    </w:p>
+    <w:p>
+      <w:pPr>
+        <w:spacing w:after="0" w:line="269" w:lineRule="auto"/>
+        <w:ind w:firstLine="567"/>
+        <w:jc w:val="both"/>
+        <w:rPr>
+          <w:rFonts w:ascii="Times New Roman" w:eastAsia="Times New Roman" w:hAnsi="Times New Roman" w:cs="Times New Roman"/>
+          <w:sz w:val="26"/>
+          <w:szCs w:val="26"/>
+          <w:lang w:val="it-IT"/>
+        </w:rPr>
+      </w:pPr>
+      <w:r>
+        <w:rPr>
+          <w:rFonts w:ascii="Times New Roman" w:eastAsia="Times New Roman" w:hAnsi="Times New Roman" w:cs="Times New Roman"/>
+          <w:sz w:val="26"/>
+          <w:szCs w:val="26"/>
+          <w:lang w:val="it-IT"/>
+        </w:rPr>
+        <w:t>i) Các trường hợp khác theo quy định của pháp luật.</w:t>
+      </w:r>
+    </w:p>
+    <w:p>
+      <w:pPr>
+        <w:spacing w:after="0" w:line="269" w:lineRule="auto"/>
+        <w:ind w:firstLine="567"/>
+        <w:jc w:val="both"/>
+        <w:rPr>
+          <w:rFonts w:ascii="Times New Roman" w:eastAsia="Times New Roman" w:hAnsi="Times New Roman" w:cs="Times New Roman"/>
+          <w:sz w:val="26"/>
+          <w:szCs w:val="26"/>
+          <w:lang w:val="it-IT"/>
+        </w:rPr>
+      </w:pPr>
+      <w:r>
+        <w:rPr>
+          <w:rFonts w:ascii="Times New Roman" w:eastAsia="Times New Roman" w:hAnsi="Times New Roman" w:cs="Times New Roman"/>
+          <w:sz w:val="26"/>
+          <w:szCs w:val="26"/>
+          <w:lang w:val="it-IT"/>
+        </w:rPr>
+        <w:t>10.2. Nguyên tắc xử lý tài sản thế chấp:</w:t>
+      </w:r>
+    </w:p>
+    <w:p>
+      <w:pPr>
+        <w:spacing w:after="0" w:line="269" w:lineRule="auto"/>
+        <w:ind w:firstLine="567"/>
+        <w:jc w:val="both"/>
+        <w:rPr>
+          <w:rFonts w:ascii="Times New Roman" w:eastAsia="Times New Roman" w:hAnsi="Times New Roman" w:cs="Times New Roman"/>
+          <w:sz w:val="26"/>
+          <w:szCs w:val="26"/>
+          <w:lang w:val="it-IT"/>
+        </w:rPr>
+      </w:pPr>
+      <w:r>
+        <w:rPr>
+          <w:rFonts w:ascii="Times New Roman" w:eastAsia="Times New Roman" w:hAnsi="Times New Roman" w:cs="Times New Roman"/>
+          <w:sz w:val="26"/>
+          <w:szCs w:val="26"/>
+          <w:lang w:val="it-IT"/>
+        </w:rPr>
+        <w:t>a) Bên A căn cứ vào nội dung đã thỏa thuận trong Hợp đồng này và theo quy định của pháp luật để tiến hành xử lý tài sản thế chấp mà không cần văn bản ủy quyền của các cá nhân Bên B.</w:t>
+      </w:r>
+    </w:p>
+    <w:p>
+      <w:pPr>
+        <w:spacing w:after="0" w:line="269" w:lineRule="auto"/>
+        <w:ind w:firstLine="567"/>
+        <w:jc w:val="both"/>
+        <w:rPr>
+          <w:rFonts w:ascii="Times New Roman" w:eastAsia="Times New Roman" w:hAnsi="Times New Roman" w:cs="Times New Roman"/>
+          <w:sz w:val="26"/>
+          <w:szCs w:val="26"/>
+          <w:lang w:val="it-IT"/>
+        </w:rPr>
+      </w:pPr>
+      <w:r>
+        <w:rPr>
+          <w:rFonts w:ascii="Times New Roman" w:eastAsia="Times New Roman" w:hAnsi="Times New Roman" w:cs="Times New Roman"/>
+          <w:sz w:val="26"/>
+          <w:szCs w:val="26"/>
+          <w:lang w:val="it-IT"/>
+        </w:rPr>
+        <w:t xml:space="preserve">b) Trong thời hạn không quá 30 ngày, kể từ ngày đến hạn thực hiện nghĩa vụ theo thỏa thuận mà Bên B vẫn không thực hiện hoặc thực hiện không đúng, không đầy đủ nghĩa vụ thì Bên B phải chủ động phối hợp với Bên A, giao tài sản cho Bên A để xử lý tài sản thế chấp nhằm thực hiện đầy đủ nghĩa vụ trả nợ. Nếu quá thời hạn trên, Bên A </w:t>
+      </w:r>
+      <w:r>
+        <w:rPr>
+          <w:rFonts w:ascii="Times New Roman" w:eastAsia="Times New Roman" w:hAnsi="Times New Roman" w:cs="Times New Roman"/>
+          <w:sz w:val="26"/>
+          <w:szCs w:val="26"/>
+          <w:lang w:val="it-IT"/>
+        </w:rPr>
+        <w:lastRenderedPageBreak/>
+        <w:t xml:space="preserve">có quyền xử lý tài sản thế chấp mà không cần ý kiến đồng ý, chấp thuận, sự chuyển giao tài sản của Bên B.  </w:t>
+      </w:r>
+    </w:p>
+    <w:p>
+      <w:pPr>
+        <w:spacing w:after="0" w:line="269" w:lineRule="auto"/>
+        <w:ind w:firstLine="567"/>
+        <w:jc w:val="both"/>
+        <w:rPr>
+          <w:rFonts w:ascii="Times New Roman" w:eastAsia="Times New Roman" w:hAnsi="Times New Roman" w:cs="Times New Roman"/>
+          <w:sz w:val="26"/>
+          <w:szCs w:val="26"/>
+          <w:lang w:val="it-IT"/>
+        </w:rPr>
+      </w:pPr>
+      <w:r>
+        <w:rPr>
+          <w:rFonts w:ascii="Times New Roman" w:eastAsia="Times New Roman" w:hAnsi="Times New Roman" w:cs="Times New Roman"/>
+          <w:sz w:val="26"/>
+          <w:szCs w:val="26"/>
+          <w:lang w:val="it-IT"/>
+        </w:rPr>
+        <w:t xml:space="preserve">c) Bên B phải bàn giao tài sản thế chấp theo thông báo của Bên A. Nếu hết thời hạn ấn định theo thông báo mà Bên B không giao tài sản thì Bên A có quyền thu giữ tài sản thế chấp để xử lý mà không cần sự đồng ý, có mặt của Bên B. Bên B phải chịu các chi phí hợp lý cho việc thu giữ tài sản thế chấp; nếu trong trường hợp Bên B không giaotài sản để xử lý hoặc có hành vi cản trở việc thu giữ hợp pháp tài sản thế chấp mà gây thiệt hại cho Bên A thì Bên B phải bồi thường cả phần thiệt hại đó.    </w:t>
+      </w:r>
+    </w:p>
+    <w:p>
+      <w:pPr>
+        <w:spacing w:after="0" w:line="269" w:lineRule="auto"/>
+        <w:ind w:firstLine="567"/>
+        <w:jc w:val="both"/>
+        <w:rPr>
+          <w:rFonts w:ascii="Times New Roman" w:eastAsia="Times New Roman" w:hAnsi="Times New Roman" w:cs="Times New Roman"/>
+          <w:sz w:val="26"/>
+          <w:szCs w:val="26"/>
+          <w:lang w:val="it-IT"/>
+        </w:rPr>
+      </w:pPr>
+      <w:r>
+        <w:rPr>
+          <w:rFonts w:ascii="Times New Roman" w:eastAsia="Times New Roman" w:hAnsi="Times New Roman" w:cs="Times New Roman"/>
+          <w:sz w:val="26"/>
+          <w:szCs w:val="26"/>
+          <w:lang w:val="it-IT"/>
+        </w:rPr>
+        <w:t xml:space="preserve">d) Bên A được quyền bán hoặc định đoạt tài sản thế chấp theo bất cứ phương thức nào, theo một hay nhiều giao dịch do Bên A quyết định phù hợp với quy định của pháp luật và thỏa thuận của các Bên tại khoản 10.3 Điều này.   </w:t>
+      </w:r>
+    </w:p>
+    <w:p>
+      <w:pPr>
+        <w:spacing w:after="0" w:line="269" w:lineRule="auto"/>
+        <w:ind w:firstLine="567"/>
+        <w:jc w:val="both"/>
+        <w:rPr>
+          <w:rFonts w:ascii="Times New Roman" w:eastAsia="Times New Roman" w:hAnsi="Times New Roman" w:cs="Times New Roman"/>
+          <w:sz w:val="26"/>
+          <w:szCs w:val="26"/>
+          <w:lang w:val="it-IT"/>
+        </w:rPr>
+      </w:pPr>
+      <w:r>
+        <w:rPr>
+          <w:rFonts w:ascii="Times New Roman" w:eastAsia="Times New Roman" w:hAnsi="Times New Roman" w:cs="Times New Roman"/>
+          <w:sz w:val="26"/>
+          <w:szCs w:val="26"/>
+          <w:lang w:val="it-IT"/>
+        </w:rPr>
+        <w:t xml:space="preserve">e) Xác định giá tài sản thế chấp khi xử lý tài sản thế chấp được thực hiện trên cơ sở thỏa thuận giữa Bên B và Bên A. Trong mọi trường hợp nếu không thỏa thuận được giá tài sản thế chấp vì bất cứ lý do gì thì Bên A có quyền lựa chọn một trong các phương thức sau:     </w:t>
+      </w:r>
+    </w:p>
+    <w:p>
+      <w:pPr>
+        <w:spacing w:after="0" w:line="269" w:lineRule="auto"/>
+        <w:ind w:firstLine="567"/>
+        <w:jc w:val="both"/>
+        <w:rPr>
+          <w:rFonts w:ascii="Times New Roman" w:eastAsia="Times New Roman" w:hAnsi="Times New Roman" w:cs="Times New Roman"/>
+          <w:sz w:val="26"/>
+          <w:szCs w:val="26"/>
+          <w:lang w:val="it-IT"/>
+        </w:rPr>
+      </w:pPr>
+      <w:r>
+        <w:rPr>
+          <w:rFonts w:ascii="Times New Roman" w:eastAsia="Times New Roman" w:hAnsi="Times New Roman" w:cs="Times New Roman"/>
+          <w:sz w:val="26"/>
+          <w:szCs w:val="26"/>
+          <w:lang w:val="it-IT"/>
+        </w:rPr>
+        <w:t>(i) Bên A quyết định giá trị tài sản thế chấp để xử lý tài sản thế chấp; hoặc (ii) Bên A chỉ định tổ chức có chức năng định giá tài sản để xác định giá tài sản thế chấp để xử lý tài sản thế chấp. Nguyên tắc xác định tài sản thế chấp khi xử lý tài sản thế chấp được áp dụng cho tất cả các phương thức xử lý tài sản thế chấp được quy định tại khoản 10.3 Điều này (bao gồm cả trường hợp bán tài sản qua đấu giá và không qua đấu giá).</w:t>
+      </w:r>
+    </w:p>
+    <w:p>
+      <w:pPr>
+        <w:spacing w:after="0" w:line="269" w:lineRule="auto"/>
+        <w:ind w:firstLine="567"/>
+        <w:jc w:val="both"/>
+        <w:rPr>
+          <w:rFonts w:ascii="Times New Roman" w:eastAsia="Times New Roman" w:hAnsi="Times New Roman" w:cs="Times New Roman"/>
+          <w:sz w:val="26"/>
+          <w:szCs w:val="26"/>
+          <w:lang w:val="it-IT"/>
+        </w:rPr>
+      </w:pPr>
+      <w:r>
+        <w:rPr>
+          <w:rFonts w:ascii="Times New Roman" w:eastAsia="Times New Roman" w:hAnsi="Times New Roman" w:cs="Times New Roman"/>
+          <w:sz w:val="26"/>
+          <w:szCs w:val="26"/>
+          <w:lang w:val="it-IT"/>
+        </w:rPr>
+        <w:t xml:space="preserve">f) Trường hợp một tài sản thế chấp được bảo đảm cho nhiều nghĩa vụ trả nợ của Bên B với Bên A, nếu phải xử lý tài sản thế chấp để thực hiện một nghĩa vụ trả nợ đến hạn thì các nghĩa vụ trả nợ khác tuy chưa đến hạn cũng được coi là đến hạn và Bên A được xử lý tài sản thế chấp để thu hồi toàn bộ các nghĩa vụ trả nợ của Bên B. Bên A có </w:t>
+      </w:r>
+      <w:r>
+        <w:rPr>
+          <w:rFonts w:ascii="Times New Roman" w:eastAsia="Times New Roman" w:hAnsi="Times New Roman" w:cs="Times New Roman"/>
+          <w:sz w:val="26"/>
+          <w:szCs w:val="26"/>
+          <w:lang w:val="it-IT"/>
+        </w:rPr>
+        <w:t xml:space="preserve"> </w:t>
+      </w:r>
+      <w:r>
+        <w:rPr>
+          <w:rFonts w:ascii="Times New Roman" w:eastAsia="Times New Roman" w:hAnsi="Times New Roman" w:cs="Times New Roman"/>
+          <w:sz w:val="26"/>
+          <w:szCs w:val="26"/>
+          <w:lang w:val="it-IT"/>
+        </w:rPr>
+        <w:t xml:space="preserve">quyền quyết định thứ tự và lựa chọn nghĩa vụ được bảo đảm ưu tiên thanh toán khi xử lý tài sản thế chấp. Bên B đồng ý vô điều kiện và không có thắc mắc khiếu kiện với quyết định của Bên A.   </w:t>
+      </w:r>
+    </w:p>
+    <w:p>
+      <w:pPr>
+        <w:spacing w:after="0" w:line="269" w:lineRule="auto"/>
+        <w:ind w:firstLine="567"/>
+        <w:jc w:val="both"/>
+        <w:rPr>
+          <w:rFonts w:ascii="Times New Roman" w:eastAsia="Times New Roman" w:hAnsi="Times New Roman" w:cs="Times New Roman"/>
+          <w:sz w:val="26"/>
+          <w:szCs w:val="26"/>
+          <w:lang w:val="it-IT"/>
+        </w:rPr>
+      </w:pPr>
+      <w:r>
+        <w:rPr>
+          <w:rFonts w:ascii="Times New Roman" w:eastAsia="Times New Roman" w:hAnsi="Times New Roman" w:cs="Times New Roman"/>
+          <w:sz w:val="26"/>
+          <w:szCs w:val="26"/>
+          <w:lang w:val="it-IT"/>
+        </w:rPr>
+        <w:t xml:space="preserve">g) Tại thời điểm xử lý tài sản thế chấp, nếu diện tích đất và tài sản gắn liền với đất thuộc tài sản thế chấp thay đổi với bất kỳ lý do gì (lớn hơn hoặc nhỏ hơn so với diện tích trên giấy chứng nhận quyền sở hữu/ quyền sử dụng tài sản bảo đảm tài sản gắn liền với đất xây dựng không đúng phép; tài sản gắn liền với đất chưa được cấp giấy chứng nhận quyền sở hữu...) hoặc có sự thay đổi hoặc có sự khác biệt so với mô tả trong Hợp đồng này thì Bên A vẫn có quyền xử lý toàn bộ tài sản thế chấp theo hiện trạng thực tế. Bên B không thể đưa ra lý do này để giữ tài sản thế chấp hoặc ngăn cản Bên A xử lý tài sản thế chấp. Số tiền thu được từ việc xử lý tài sản thực tế cũng được dùng để thanh toán cho nghĩa vụ trả nợ của Bên B tại Bên A.  </w:t>
+      </w:r>
+    </w:p>
+    <w:p>
+      <w:pPr>
+        <w:spacing w:after="0" w:line="269" w:lineRule="auto"/>
+        <w:ind w:firstLine="567"/>
+        <w:jc w:val="both"/>
+        <w:rPr>
+          <w:rFonts w:ascii="Times New Roman" w:eastAsia="Times New Roman" w:hAnsi="Times New Roman" w:cs="Times New Roman"/>
+          <w:sz w:val="26"/>
+          <w:szCs w:val="26"/>
+          <w:lang w:val="it-IT"/>
+        </w:rPr>
+      </w:pPr>
+      <w:r>
+        <w:rPr>
+          <w:rFonts w:ascii="Times New Roman" w:eastAsia="Times New Roman" w:hAnsi="Times New Roman" w:cs="Times New Roman"/>
+          <w:sz w:val="26"/>
+          <w:szCs w:val="26"/>
+          <w:lang w:val="it-IT"/>
+        </w:rPr>
+        <w:t xml:space="preserve">h) Trong quá trình xử lý tài sản thế chấp, Bên A được toàn quyền thực hiện các hoạt động, thủ tục trước cơ quan nhà nước có thẩm quyền, ký kết các thủ tục với người mua để đạt được mục đích xử lý tài sản thế chấp nhằm thu hồi nợ mà không cần có sự đồng ý,  sự có mặt và chữ ký của bất kỳ cá nhân nào Bên B.Tất cả các văn bản, thủ tục do Bên A ký kết, thực hiện trong quá trình xử lý tài sản thế chấp có hiệu lực pháp luật, ràng buộc trách nhiệm của Bên B và cũng là cơ sở để người mua lại tài sản thế chấp đăng ký biến động đất đai và tài sản liền với đất với cơ quan có thẩm quyền để được cấp </w:t>
+      </w:r>
+      <w:r>
+        <w:rPr>
+          <w:rFonts w:ascii="Times New Roman" w:eastAsia="Times New Roman" w:hAnsi="Times New Roman" w:cs="Times New Roman"/>
+          <w:sz w:val="26"/>
+          <w:szCs w:val="26"/>
+          <w:lang w:val="it-IT"/>
+        </w:rPr>
+        <w:lastRenderedPageBreak/>
+        <w:t>giấy chứng nhận quyền sử dụng đất sau khi hoàn tất thủ tục mua lại tài sản thế chấp với Bên A. Bên B cam kết không cản trở, khiếu kiện, tranh chấp với Bên A hoặc Bên mua lại tài sản thế chấp với bất kỳ lý do gì.</w:t>
+      </w:r>
+    </w:p>
+    <w:p>
+      <w:pPr>
+        <w:spacing w:after="0" w:line="269" w:lineRule="auto"/>
+        <w:ind w:firstLine="567"/>
+        <w:jc w:val="both"/>
+        <w:rPr>
+          <w:rFonts w:ascii="Times New Roman" w:eastAsia="Times New Roman" w:hAnsi="Times New Roman" w:cs="Times New Roman"/>
+          <w:sz w:val="26"/>
+          <w:szCs w:val="26"/>
+          <w:lang w:val="it-IT"/>
+        </w:rPr>
+      </w:pPr>
+      <w:r>
+        <w:rPr>
+          <w:rFonts w:ascii="Times New Roman" w:eastAsia="Times New Roman" w:hAnsi="Times New Roman" w:cs="Times New Roman"/>
+          <w:sz w:val="26"/>
+          <w:szCs w:val="26"/>
+          <w:lang w:val="it-IT"/>
+        </w:rPr>
+        <w:t xml:space="preserve">i) Bên B chịu mọi trách nhiệm dân sự với Bên A và/hoặc tổ chức được Bên A ủy quyền, các đối tượng liên quan khác trong trường  hợp Bên B không phối hợp xử lý tài sản thế chấp.     </w:t>
+      </w:r>
+    </w:p>
+    <w:p>
+      <w:pPr>
+        <w:spacing w:after="0" w:line="269" w:lineRule="auto"/>
+        <w:ind w:firstLine="567"/>
+        <w:jc w:val="both"/>
+        <w:rPr>
+          <w:rFonts w:ascii="Times New Roman" w:eastAsia="Times New Roman" w:hAnsi="Times New Roman" w:cs="Times New Roman"/>
+          <w:sz w:val="26"/>
+          <w:szCs w:val="26"/>
+          <w:lang w:val="it-IT"/>
+        </w:rPr>
+      </w:pPr>
+      <w:r>
+        <w:rPr>
+          <w:rFonts w:ascii="Times New Roman" w:eastAsia="Times New Roman" w:hAnsi="Times New Roman" w:cs="Times New Roman"/>
+          <w:sz w:val="26"/>
+          <w:szCs w:val="26"/>
+          <w:lang w:val="it-IT"/>
+        </w:rPr>
+        <w:t>k) Việc xử lý tài sản thế chấp được đảm bảo công khai, minh bạch để đảm bảo quyền lợi cho các Bên.</w:t>
+      </w:r>
+    </w:p>
+    <w:p>
+      <w:pPr>
+        <w:spacing w:after="0" w:line="269" w:lineRule="auto"/>
+        <w:ind w:firstLine="567"/>
+        <w:jc w:val="both"/>
+        <w:rPr>
+          <w:rFonts w:ascii="Times New Roman" w:eastAsia="Times New Roman" w:hAnsi="Times New Roman" w:cs="Times New Roman"/>
+          <w:sz w:val="26"/>
+          <w:szCs w:val="26"/>
+          <w:lang w:val="it-IT"/>
+        </w:rPr>
+      </w:pPr>
+      <w:r>
+        <w:rPr>
+          <w:rFonts w:ascii="Times New Roman" w:eastAsia="Times New Roman" w:hAnsi="Times New Roman" w:cs="Times New Roman"/>
+          <w:sz w:val="26"/>
+          <w:szCs w:val="26"/>
+          <w:lang w:val="it-IT"/>
+        </w:rPr>
+        <w:t xml:space="preserve">10.3. Phương thức xử lý tài sản thế chấp:    </w:t>
+      </w:r>
+    </w:p>
+    <w:p>
+      <w:pPr>
+        <w:spacing w:after="0" w:line="269" w:lineRule="auto"/>
+        <w:ind w:firstLine="567"/>
+        <w:jc w:val="both"/>
+        <w:rPr>
+          <w:rFonts w:ascii="Times New Roman" w:eastAsia="Times New Roman" w:hAnsi="Times New Roman" w:cs="Times New Roman"/>
+          <w:sz w:val="26"/>
+          <w:szCs w:val="26"/>
+          <w:lang w:val="it-IT"/>
+        </w:rPr>
+      </w:pPr>
+      <w:r>
+        <w:rPr>
+          <w:rFonts w:ascii="Times New Roman" w:eastAsia="Times New Roman" w:hAnsi="Times New Roman" w:cs="Times New Roman"/>
+          <w:sz w:val="26"/>
+          <w:szCs w:val="26"/>
+          <w:lang w:val="it-IT"/>
+        </w:rPr>
+        <w:t xml:space="preserve">a) Bên nhận thế chấp tự bán tài sản thế chấp cho người mua mà không cần bất kỳ sự đồng ý hay văn bản ủy quyền chuyển nhượng, xác nhận nào của Bên B; ngoại trừ thông báo cho Bên B. </w:t>
+      </w:r>
+    </w:p>
+    <w:p>
+      <w:pPr>
+        <w:spacing w:after="0" w:line="269" w:lineRule="auto"/>
+        <w:ind w:firstLine="567"/>
+        <w:jc w:val="both"/>
+        <w:rPr>
+          <w:rFonts w:ascii="Times New Roman" w:eastAsia="Times New Roman" w:hAnsi="Times New Roman" w:cs="Times New Roman"/>
+          <w:sz w:val="26"/>
+          <w:szCs w:val="26"/>
+          <w:lang w:val="it-IT"/>
+        </w:rPr>
+      </w:pPr>
+      <w:r>
+        <w:rPr>
+          <w:rFonts w:ascii="Times New Roman" w:eastAsia="Times New Roman" w:hAnsi="Times New Roman" w:cs="Times New Roman"/>
+          <w:sz w:val="26"/>
+          <w:szCs w:val="26"/>
+          <w:lang w:val="it-IT"/>
+        </w:rPr>
+        <w:t>b) Bên A nhận chính tài sản thế chấp để thay thế nghĩa vụ trả nợ của Bên B.</w:t>
+      </w:r>
+    </w:p>
+    <w:p>
+      <w:pPr>
+        <w:spacing w:after="0" w:line="269" w:lineRule="auto"/>
+        <w:ind w:firstLine="567"/>
+        <w:jc w:val="both"/>
+        <w:rPr>
+          <w:rFonts w:ascii="Times New Roman" w:eastAsia="Times New Roman" w:hAnsi="Times New Roman" w:cs="Times New Roman"/>
+          <w:sz w:val="26"/>
+          <w:szCs w:val="26"/>
+          <w:lang w:val="it-IT"/>
+        </w:rPr>
+      </w:pPr>
+      <w:r>
+        <w:rPr>
+          <w:rFonts w:ascii="Times New Roman" w:eastAsia="Times New Roman" w:hAnsi="Times New Roman" w:cs="Times New Roman"/>
+          <w:sz w:val="26"/>
+          <w:szCs w:val="26"/>
+          <w:lang w:val="it-IT"/>
+        </w:rPr>
+        <w:t>c) Bên B và Bên A phối hợp bán tài sản thế chấp cho người mua.</w:t>
+      </w:r>
+    </w:p>
+    <w:p>
+      <w:pPr>
+        <w:spacing w:after="0" w:line="269" w:lineRule="auto"/>
+        <w:ind w:firstLine="567"/>
+        <w:jc w:val="both"/>
+        <w:rPr>
+          <w:rFonts w:ascii="Times New Roman" w:eastAsia="Times New Roman" w:hAnsi="Times New Roman" w:cs="Times New Roman"/>
+          <w:sz w:val="26"/>
+          <w:szCs w:val="26"/>
+          <w:lang w:val="it-IT"/>
+        </w:rPr>
+      </w:pPr>
+      <w:r>
+        <w:rPr>
+          <w:rFonts w:ascii="Times New Roman" w:eastAsia="Times New Roman" w:hAnsi="Times New Roman" w:cs="Times New Roman"/>
+          <w:sz w:val="26"/>
+          <w:szCs w:val="26"/>
+          <w:lang w:val="it-IT"/>
+        </w:rPr>
+        <w:t>d) Bên A ủy quyền hoặc chuyển giao cho tổ chức, cá nhân khác để bán tài sản thế chấp.</w:t>
+      </w:r>
+    </w:p>
+    <w:p>
+      <w:pPr>
+        <w:spacing w:after="0" w:line="269" w:lineRule="auto"/>
+        <w:ind w:firstLine="567"/>
+        <w:jc w:val="both"/>
+        <w:rPr>
+          <w:rFonts w:ascii="Times New Roman" w:eastAsia="Times New Roman" w:hAnsi="Times New Roman" w:cs="Times New Roman"/>
+          <w:sz w:val="26"/>
+          <w:szCs w:val="26"/>
+          <w:lang w:val="it-IT"/>
+        </w:rPr>
+      </w:pPr>
+      <w:r>
+        <w:rPr>
+          <w:rFonts w:ascii="Times New Roman" w:eastAsia="Times New Roman" w:hAnsi="Times New Roman" w:cs="Times New Roman"/>
+          <w:sz w:val="26"/>
+          <w:szCs w:val="26"/>
+          <w:lang w:val="it-IT"/>
+        </w:rPr>
+        <w:t>e) Bên A bán đấu giá tài sản thế chấp thông qua tổ chức đấu giá tài sản theo quy định.</w:t>
+      </w:r>
+    </w:p>
+    <w:p>
+      <w:pPr>
+        <w:spacing w:after="0" w:line="269" w:lineRule="auto"/>
+        <w:ind w:firstLine="567"/>
+        <w:jc w:val="both"/>
+        <w:rPr>
+          <w:rFonts w:ascii="Times New Roman" w:eastAsia="Times New Roman" w:hAnsi="Times New Roman" w:cs="Times New Roman"/>
+          <w:sz w:val="26"/>
+          <w:szCs w:val="26"/>
+          <w:lang w:val="it-IT"/>
+        </w:rPr>
+      </w:pPr>
+      <w:r>
+        <w:rPr>
+          <w:rFonts w:ascii="Times New Roman" w:eastAsia="Times New Roman" w:hAnsi="Times New Roman" w:cs="Times New Roman"/>
+          <w:sz w:val="26"/>
+          <w:szCs w:val="26"/>
+          <w:lang w:val="it-IT"/>
+        </w:rPr>
+        <w:t>f) Bên A yêu cầu Tòa án giải quyết, xử lý tài sản thế chấp.</w:t>
+      </w:r>
+    </w:p>
+    <w:p>
+      <w:pPr>
+        <w:spacing w:after="0" w:line="269" w:lineRule="auto"/>
+        <w:ind w:firstLine="567"/>
+        <w:jc w:val="both"/>
+        <w:rPr>
+          <w:rFonts w:ascii="Times New Roman" w:eastAsia="Times New Roman" w:hAnsi="Times New Roman" w:cs="Times New Roman"/>
+          <w:sz w:val="26"/>
+          <w:szCs w:val="26"/>
+          <w:lang w:val="it-IT"/>
+        </w:rPr>
+      </w:pPr>
+      <w:r>
+        <w:rPr>
+          <w:rFonts w:ascii="Times New Roman" w:eastAsia="Times New Roman" w:hAnsi="Times New Roman" w:cs="Times New Roman"/>
+          <w:sz w:val="26"/>
+          <w:szCs w:val="26"/>
+          <w:lang w:val="it-IT"/>
+        </w:rPr>
+        <w:t>g) Các phương thức khác theo quyết định của Bên A và theo quy định của pháp luật hiện hành.</w:t>
+      </w:r>
+    </w:p>
+    <w:p>
+      <w:pPr>
+        <w:spacing w:after="0" w:line="269" w:lineRule="auto"/>
+        <w:ind w:firstLine="567"/>
+        <w:jc w:val="both"/>
+        <w:rPr>
+          <w:rFonts w:ascii="Times New Roman" w:eastAsia="Times New Roman" w:hAnsi="Times New Roman" w:cs="Times New Roman"/>
+          <w:sz w:val="26"/>
+          <w:szCs w:val="26"/>
+          <w:lang w:val="it-IT"/>
+        </w:rPr>
+      </w:pPr>
+      <w:r>
+        <w:rPr>
+          <w:rFonts w:ascii="Times New Roman" w:eastAsia="Times New Roman" w:hAnsi="Times New Roman" w:cs="Times New Roman"/>
+          <w:sz w:val="26"/>
+          <w:szCs w:val="26"/>
+          <w:lang w:val="it-IT"/>
+        </w:rPr>
+        <w:t>10.4. Bán tài sản thế chấp:</w:t>
+      </w:r>
+    </w:p>
+    <w:p>
+      <w:pPr>
+        <w:spacing w:after="0" w:line="269" w:lineRule="auto"/>
+        <w:ind w:firstLine="567"/>
+        <w:jc w:val="both"/>
+        <w:rPr>
+          <w:rFonts w:ascii="Times New Roman" w:eastAsia="Times New Roman" w:hAnsi="Times New Roman" w:cs="Times New Roman"/>
+          <w:sz w:val="26"/>
+          <w:szCs w:val="26"/>
+          <w:lang w:val="it-IT"/>
+        </w:rPr>
+      </w:pPr>
+      <w:r>
+        <w:rPr>
+          <w:rFonts w:ascii="Times New Roman" w:eastAsia="Times New Roman" w:hAnsi="Times New Roman" w:cs="Times New Roman"/>
+          <w:sz w:val="26"/>
+          <w:szCs w:val="26"/>
+          <w:lang w:val="it-IT"/>
+        </w:rPr>
+        <w:t xml:space="preserve">a) Bên B tự nguyện nhất trí để Bên A được quyền quyết định phương thức Bán tài sản thế chấp để đạt được mục đích hoàn thành nghĩa vụ trả nợ; Bên B cam kết phối hợp với Bên A bán tài sản thế chấp trực tiếp cho người mua hoặc ủy quyền cho Bên thứ ba bán tài sản thế chấp. Bên A thông báo trước cho Bên B về địa điểm, thời gian trước 10 ngày. Sự vắng mặt của một, một số hoặc tất cả các cá nhân Bên B không làm ảnh hưởng đến việc bán tài sản thế chấp.   </w:t>
+      </w:r>
+    </w:p>
+    <w:p>
+      <w:pPr>
+        <w:spacing w:after="0" w:line="269" w:lineRule="auto"/>
+        <w:ind w:firstLine="567"/>
+        <w:jc w:val="both"/>
+        <w:rPr>
+          <w:rFonts w:ascii="Times New Roman" w:eastAsia="Times New Roman" w:hAnsi="Times New Roman" w:cs="Times New Roman"/>
+          <w:sz w:val="26"/>
+          <w:szCs w:val="26"/>
+          <w:lang w:val="it-IT"/>
+        </w:rPr>
+      </w:pPr>
+      <w:r>
+        <w:rPr>
+          <w:rFonts w:ascii="Times New Roman" w:eastAsia="Times New Roman" w:hAnsi="Times New Roman" w:cs="Times New Roman"/>
+          <w:sz w:val="26"/>
+          <w:szCs w:val="26"/>
+          <w:lang w:val="it-IT"/>
+        </w:rPr>
+        <w:t xml:space="preserve">b) Bên B cam đoan tạo mọi điều kiện thuận lợi, không làm bất cứ điều gì ngăn cản, gây khó khăn trong việc bán tài sản thế chấp. Tự nguyện phối hợp với Bên A và/ hoặc Bên thứ ba để bán tài sản thế chấp.     </w:t>
+      </w:r>
+    </w:p>
+    <w:p>
+      <w:pPr>
+        <w:spacing w:after="0" w:line="269" w:lineRule="auto"/>
+        <w:ind w:firstLine="567"/>
+        <w:jc w:val="both"/>
+        <w:rPr>
+          <w:rFonts w:ascii="Times New Roman" w:eastAsia="Times New Roman" w:hAnsi="Times New Roman" w:cs="Times New Roman"/>
+          <w:sz w:val="26"/>
+          <w:szCs w:val="26"/>
+          <w:lang w:val="it-IT"/>
+        </w:rPr>
+      </w:pPr>
+      <w:r>
+        <w:rPr>
+          <w:rFonts w:ascii="Times New Roman" w:eastAsia="Times New Roman" w:hAnsi="Times New Roman" w:cs="Times New Roman"/>
+          <w:sz w:val="26"/>
+          <w:szCs w:val="26"/>
+          <w:lang w:val="it-IT"/>
+        </w:rPr>
+        <w:t>c) Bằng hợp đồng này Bên B ủy quyền không hủy ngang cho Bên A những nội dung sau:</w:t>
+      </w:r>
+    </w:p>
+    <w:p>
+      <w:pPr>
+        <w:spacing w:after="0" w:line="269" w:lineRule="auto"/>
+        <w:ind w:firstLine="567"/>
+        <w:jc w:val="both"/>
+        <w:rPr>
+          <w:rFonts w:ascii="Times New Roman" w:eastAsia="Times New Roman" w:hAnsi="Times New Roman" w:cs="Times New Roman"/>
+          <w:sz w:val="26"/>
+          <w:szCs w:val="26"/>
+          <w:lang w:val="it-IT"/>
+        </w:rPr>
+      </w:pPr>
+      <w:r>
+        <w:rPr>
+          <w:rFonts w:ascii="Times New Roman" w:eastAsia="Times New Roman" w:hAnsi="Times New Roman" w:cs="Times New Roman"/>
+          <w:sz w:val="26"/>
+          <w:szCs w:val="26"/>
+          <w:lang w:val="it-IT"/>
+        </w:rPr>
+        <w:t xml:space="preserve">(i) Bên A được toàn quyền lập tài liệu, hồ sơ phát sinh trong quá trình xử lý tài sản thế chấp. </w:t>
+      </w:r>
+    </w:p>
+    <w:p>
+      <w:pPr>
+        <w:spacing w:after="0" w:line="269" w:lineRule="auto"/>
+        <w:ind w:firstLine="567"/>
+        <w:jc w:val="both"/>
+        <w:rPr>
+          <w:rFonts w:ascii="Times New Roman" w:eastAsia="Times New Roman" w:hAnsi="Times New Roman" w:cs="Times New Roman"/>
+          <w:sz w:val="26"/>
+          <w:szCs w:val="26"/>
+          <w:lang w:val="it-IT"/>
+        </w:rPr>
+      </w:pPr>
+      <w:r>
+        <w:rPr>
+          <w:rFonts w:ascii="Times New Roman" w:eastAsia="Times New Roman" w:hAnsi="Times New Roman" w:cs="Times New Roman"/>
+          <w:sz w:val="26"/>
+          <w:szCs w:val="26"/>
+          <w:lang w:val="it-IT"/>
+        </w:rPr>
+        <w:t xml:space="preserve">(ii) Bên A được quyền bán tài sản thế chấp với giá khởi điểm do Bên A tự xác định hoặc thuê tổ chức, cá nhân có chức năng xác định giá. </w:t>
+      </w:r>
+    </w:p>
+    <w:p>
+      <w:pPr>
+        <w:spacing w:after="0" w:line="269" w:lineRule="auto"/>
+        <w:ind w:firstLine="567"/>
+        <w:jc w:val="both"/>
+        <w:rPr>
+          <w:rFonts w:ascii="Times New Roman" w:eastAsia="Times New Roman" w:hAnsi="Times New Roman" w:cs="Times New Roman"/>
+          <w:sz w:val="26"/>
+          <w:szCs w:val="26"/>
+          <w:lang w:val="it-IT"/>
+        </w:rPr>
+      </w:pPr>
+      <w:r>
+        <w:rPr>
+          <w:rFonts w:ascii="Times New Roman" w:eastAsia="Times New Roman" w:hAnsi="Times New Roman" w:cs="Times New Roman"/>
+          <w:sz w:val="26"/>
+          <w:szCs w:val="26"/>
+          <w:lang w:val="it-IT"/>
+        </w:rPr>
+        <w:t xml:space="preserve">(iii) Bên A được quyền quyết định giảm giá mỗi lần không quá 10% giá trị tài  sản so với giá trị liền kề trước đó sau mỗi lần thực hiện bán không thành. Sau 3 lần giảm giá bán mà vẫn không bán được, Bên A được toàn quyền quyết định giá bán tài sản thế chấp để thu hồi nợ. Bên B đồng ý vô điều kiện và không có ý kiến thắc mắc về giá bán tài sản thế chấp của Bên A.    </w:t>
+      </w:r>
+    </w:p>
+    <w:p>
+      <w:pPr>
+        <w:spacing w:after="0" w:line="269" w:lineRule="auto"/>
+        <w:ind w:firstLine="567"/>
+        <w:jc w:val="both"/>
+        <w:rPr>
+          <w:rFonts w:ascii="Times New Roman" w:eastAsia="Times New Roman" w:hAnsi="Times New Roman" w:cs="Times New Roman"/>
+          <w:sz w:val="26"/>
+          <w:szCs w:val="26"/>
+          <w:lang w:val="it-IT"/>
+        </w:rPr>
+      </w:pPr>
+      <w:r>
+        <w:rPr>
+          <w:rFonts w:ascii="Times New Roman" w:eastAsia="Times New Roman" w:hAnsi="Times New Roman" w:cs="Times New Roman"/>
+          <w:sz w:val="26"/>
+          <w:szCs w:val="26"/>
+          <w:lang w:val="it-IT"/>
+        </w:rPr>
+        <w:t>10.5. Xử lý tiền bán tài sản thế chấp:</w:t>
+      </w:r>
+    </w:p>
+    <w:p>
+      <w:pPr>
+        <w:spacing w:after="0" w:line="269" w:lineRule="auto"/>
+        <w:ind w:firstLine="567"/>
+        <w:jc w:val="both"/>
+        <w:rPr>
+          <w:rFonts w:ascii="Times New Roman" w:eastAsia="Times New Roman" w:hAnsi="Times New Roman" w:cs="Times New Roman"/>
+          <w:sz w:val="26"/>
+          <w:szCs w:val="26"/>
+          <w:lang w:val="it-IT"/>
+        </w:rPr>
+      </w:pPr>
+      <w:r>
+        <w:rPr>
+          <w:rFonts w:ascii="Times New Roman" w:eastAsia="Times New Roman" w:hAnsi="Times New Roman" w:cs="Times New Roman"/>
+          <w:sz w:val="26"/>
+          <w:szCs w:val="26"/>
+          <w:lang w:val="it-IT"/>
+        </w:rPr>
+        <w:lastRenderedPageBreak/>
+        <w:t xml:space="preserve">a) Khi xử lý tài sản thế chấp bằng bất cứ phương thức nào thì Bên A là người duy nhất được thu nhận toàn bộ số tiền đặt cọc, tiền thu xử lý tài sản thế chấp để trực tiếp thực hiện các nghĩa vụ trả Nợ.     </w:t>
+      </w:r>
+    </w:p>
+    <w:p>
+      <w:pPr>
+        <w:spacing w:after="0" w:line="269" w:lineRule="auto"/>
+        <w:ind w:firstLine="567"/>
+        <w:jc w:val="both"/>
+        <w:rPr>
+          <w:rFonts w:ascii="Times New Roman" w:eastAsia="Times New Roman" w:hAnsi="Times New Roman" w:cs="Times New Roman"/>
+          <w:sz w:val="26"/>
+          <w:szCs w:val="26"/>
+          <w:lang w:val="it-IT"/>
+        </w:rPr>
+      </w:pPr>
+      <w:r>
+        <w:rPr>
+          <w:rFonts w:ascii="Times New Roman" w:eastAsia="Times New Roman" w:hAnsi="Times New Roman" w:cs="Times New Roman"/>
+          <w:sz w:val="26"/>
+          <w:szCs w:val="26"/>
+          <w:lang w:val="it-IT"/>
+        </w:rPr>
+        <w:t>b) Thứ tự xử lý tiền thu được từ bán tài sản thế chấp:</w:t>
+      </w:r>
+    </w:p>
+    <w:p>
+      <w:pPr>
+        <w:spacing w:after="0" w:line="269" w:lineRule="auto"/>
+        <w:ind w:firstLine="567"/>
+        <w:jc w:val="both"/>
+        <w:rPr>
+          <w:rFonts w:ascii="Times New Roman" w:eastAsia="Times New Roman" w:hAnsi="Times New Roman" w:cs="Times New Roman"/>
+          <w:sz w:val="26"/>
+          <w:szCs w:val="26"/>
+          <w:lang w:val="it-IT"/>
+        </w:rPr>
+      </w:pPr>
+      <w:r>
+        <w:rPr>
+          <w:rFonts w:ascii="Times New Roman" w:eastAsia="Times New Roman" w:hAnsi="Times New Roman" w:cs="Times New Roman"/>
+          <w:sz w:val="26"/>
+          <w:szCs w:val="26"/>
+          <w:lang w:val="it-IT"/>
+        </w:rPr>
+        <w:t xml:space="preserve"> </w:t>
+      </w:r>
+      <w:r>
+        <w:rPr>
+          <w:rFonts w:ascii="Times New Roman" w:eastAsia="Times New Roman" w:hAnsi="Times New Roman" w:cs="Times New Roman"/>
+          <w:sz w:val="26"/>
+          <w:szCs w:val="26"/>
+          <w:lang w:val="it-IT"/>
+        </w:rPr>
+        <w:tab/>
+      </w:r>
+      <w:r>
+        <w:rPr>
+          <w:rFonts w:ascii="Times New Roman" w:eastAsia="Times New Roman" w:hAnsi="Times New Roman" w:cs="Times New Roman"/>
+          <w:sz w:val="26"/>
+          <w:szCs w:val="26"/>
+          <w:lang w:val="it-IT"/>
+        </w:rPr>
+        <w:t>(i) Thanh toán phí thu giữ, trông coi tài sản thế chấp (nếu có);</w:t>
+      </w:r>
+    </w:p>
+    <w:p>
+      <w:pPr>
+        <w:spacing w:after="0" w:line="269" w:lineRule="auto"/>
+        <w:ind w:firstLine="567"/>
+        <w:jc w:val="both"/>
+        <w:rPr>
+          <w:rFonts w:ascii="Times New Roman" w:eastAsia="Times New Roman" w:hAnsi="Times New Roman" w:cs="Times New Roman"/>
+          <w:sz w:val="26"/>
+          <w:szCs w:val="26"/>
+          <w:lang w:val="it-IT"/>
+        </w:rPr>
+      </w:pPr>
+      <w:r>
+        <w:rPr>
+          <w:rFonts w:ascii="Times New Roman" w:eastAsia="Times New Roman" w:hAnsi="Times New Roman" w:cs="Times New Roman"/>
+          <w:sz w:val="26"/>
+          <w:szCs w:val="26"/>
+          <w:lang w:val="it-IT"/>
+        </w:rPr>
+        <w:t>(ii) Thanh toán các khoán phí, chi phí xử lý tài sản thế chấp;</w:t>
+      </w:r>
+    </w:p>
+    <w:p>
+      <w:pPr>
+        <w:spacing w:after="0" w:line="269" w:lineRule="auto"/>
+        <w:ind w:firstLine="567"/>
+        <w:jc w:val="both"/>
+        <w:rPr>
+          <w:rFonts w:ascii="Times New Roman" w:eastAsia="Times New Roman" w:hAnsi="Times New Roman" w:cs="Times New Roman"/>
+          <w:sz w:val="26"/>
+          <w:szCs w:val="26"/>
+          <w:lang w:val="it-IT"/>
+        </w:rPr>
+      </w:pPr>
+      <w:r>
+        <w:rPr>
+          <w:rFonts w:ascii="Times New Roman" w:eastAsia="Times New Roman" w:hAnsi="Times New Roman" w:cs="Times New Roman"/>
+          <w:sz w:val="26"/>
+          <w:szCs w:val="26"/>
+          <w:lang w:val="it-IT"/>
+        </w:rPr>
+        <w:t>(iii) Thanh toán các khoản phải nộp nhà nước (nếu có);</w:t>
+      </w:r>
+    </w:p>
+    <w:p>
+      <w:pPr>
+        <w:spacing w:after="0" w:line="269" w:lineRule="auto"/>
+        <w:ind w:firstLine="567"/>
+        <w:jc w:val="both"/>
+        <w:rPr>
+          <w:rFonts w:ascii="Times New Roman" w:eastAsia="Times New Roman" w:hAnsi="Times New Roman" w:cs="Times New Roman"/>
+          <w:sz w:val="26"/>
+          <w:szCs w:val="26"/>
+          <w:lang w:val="it-IT"/>
+        </w:rPr>
+      </w:pPr>
+      <w:r>
+        <w:rPr>
+          <w:rFonts w:ascii="Times New Roman" w:eastAsia="Times New Roman" w:hAnsi="Times New Roman" w:cs="Times New Roman"/>
+          <w:sz w:val="26"/>
+          <w:szCs w:val="26"/>
+          <w:lang w:val="it-IT"/>
+        </w:rPr>
+        <w:t xml:space="preserve">(iv) Thanh toán tất cả các nghĩa vụ của Bên </w:t>
+      </w:r>
+      <w:r>
+        <w:rPr>
+          <w:rFonts w:ascii="Times New Roman" w:eastAsia="Times New Roman" w:hAnsi="Times New Roman" w:cs="Times New Roman"/>
+          <w:sz w:val="26"/>
+          <w:szCs w:val="26"/>
+          <w:lang w:val="it-IT"/>
+        </w:rPr>
+        <w:t>B</w:t>
+      </w:r>
+      <w:r>
+        <w:rPr>
+          <w:rFonts w:ascii="Times New Roman" w:eastAsia="Times New Roman" w:hAnsi="Times New Roman" w:cs="Times New Roman"/>
+          <w:sz w:val="26"/>
+          <w:szCs w:val="26"/>
+          <w:lang w:val="it-IT"/>
+        </w:rPr>
+        <w:t xml:space="preserve"> cho Bên A (bao gồm không giới hạn tiền gốc, lãi tiền vay, lãi quá hạn, bồi thường thiệt hại...)</w:t>
+      </w:r>
+    </w:p>
+    <w:p>
+      <w:pPr>
+        <w:spacing w:after="0" w:line="269" w:lineRule="auto"/>
+        <w:ind w:firstLine="567"/>
+        <w:jc w:val="both"/>
+        <w:rPr>
+          <w:rFonts w:ascii="Times New Roman" w:eastAsia="Times New Roman" w:hAnsi="Times New Roman" w:cs="Times New Roman"/>
+          <w:sz w:val="26"/>
+          <w:szCs w:val="26"/>
+          <w:lang w:val="it-IT"/>
+        </w:rPr>
+      </w:pPr>
+      <w:r>
+        <w:rPr>
+          <w:rFonts w:ascii="Times New Roman" w:eastAsia="Times New Roman" w:hAnsi="Times New Roman" w:cs="Times New Roman"/>
+          <w:sz w:val="26"/>
+          <w:szCs w:val="26"/>
+          <w:lang w:val="it-IT"/>
+        </w:rPr>
+        <w:t>(v) Thực hiện nghĩa vụ tài chính khác không có bảo đảm của Bên A.</w:t>
+      </w:r>
+    </w:p>
+    <w:p>
+      <w:pPr>
+        <w:spacing w:after="0" w:line="269" w:lineRule="auto"/>
+        <w:ind w:firstLine="567"/>
+        <w:jc w:val="both"/>
+        <w:rPr>
+          <w:rFonts w:ascii="Times New Roman" w:eastAsia="Times New Roman" w:hAnsi="Times New Roman" w:cs="Times New Roman"/>
+          <w:sz w:val="26"/>
+          <w:szCs w:val="26"/>
+          <w:lang w:val="it-IT"/>
+        </w:rPr>
+      </w:pPr>
+      <w:r>
+        <w:rPr>
+          <w:rFonts w:ascii="Times New Roman" w:eastAsia="Times New Roman" w:hAnsi="Times New Roman" w:cs="Times New Roman"/>
+          <w:sz w:val="26"/>
+          <w:szCs w:val="26"/>
+          <w:lang w:val="it-IT"/>
+        </w:rPr>
+        <w:t xml:space="preserve">c) Trường hợp sau khi thanh toán đầy đủ nghĩa vụ với Bên A mà số tiền thu được từ việc xử lý tài sản thế chấp còn thừa thì Bên A trả lại cho Bên B.  </w:t>
+      </w:r>
+    </w:p>
+    <w:p>
+      <w:pPr>
+        <w:spacing w:after="0" w:line="269" w:lineRule="auto"/>
+        <w:ind w:firstLine="567"/>
+        <w:jc w:val="both"/>
+        <w:rPr>
+          <w:rFonts w:ascii="Times New Roman" w:eastAsia="Times New Roman" w:hAnsi="Times New Roman" w:cs="Times New Roman"/>
+          <w:sz w:val="26"/>
+          <w:szCs w:val="26"/>
+          <w:lang w:val="it-IT"/>
+        </w:rPr>
+      </w:pPr>
+      <w:r>
+        <w:rPr>
+          <w:rFonts w:ascii="Times New Roman" w:eastAsia="Times New Roman" w:hAnsi="Times New Roman" w:cs="Times New Roman"/>
+          <w:sz w:val="26"/>
+          <w:szCs w:val="26"/>
+          <w:lang w:val="it-IT"/>
+        </w:rPr>
+        <w:t xml:space="preserve">d) Trường hợp số tiền thu được từ việc xử lý tài sản thế chấp không đủ để thanh toán tất cả các nghĩa vụ được bảo đảm thì Bên B có trách nhiệm thực hiện nốt nghĩa vụ chưa hoàn thành cho Bên A bằng tiền hoặc tiếp tục bổ sung thêm tài sản bảo đảm cho phần nghĩa vụ chưa được hoàn thành.     </w:t>
+      </w:r>
+    </w:p>
+    <w:p>
+      <w:pPr>
+        <w:spacing w:after="0" w:line="269" w:lineRule="auto"/>
+        <w:ind w:firstLine="567"/>
+        <w:jc w:val="both"/>
         <w:rPr>
           <w:rFonts w:ascii="Times New Roman" w:eastAsia="Times New Roman" w:hAnsi="Times New Roman" w:cs="Times New Roman"/>
           <w:b/>
@@ -4300,6 +5970,585 @@
           <w:szCs w:val="26"/>
           <w:lang w:val="it-IT"/>
         </w:rPr>
+      </w:pPr>
+      <w:r>
+        <w:rPr>
+          <w:rFonts w:ascii="Times New Roman" w:eastAsia="Times New Roman" w:hAnsi="Times New Roman" w:cs="Times New Roman"/>
+          <w:b/>
+          <w:sz w:val="26"/>
+          <w:szCs w:val="26"/>
+          <w:lang w:val="it-IT"/>
+        </w:rPr>
+        <w:t xml:space="preserve">Điều 11. Các thỏa thuận khác </w:t>
+      </w:r>
+    </w:p>
+    <w:p>
+      <w:pPr>
+        <w:spacing w:after="0" w:line="269" w:lineRule="auto"/>
+        <w:ind w:firstLine="567"/>
+        <w:jc w:val="both"/>
+        <w:rPr>
+          <w:rFonts w:ascii="Times New Roman" w:eastAsia="Times New Roman" w:hAnsi="Times New Roman" w:cs="Times New Roman"/>
+          <w:sz w:val="26"/>
+          <w:szCs w:val="26"/>
+          <w:lang w:val="it-IT"/>
+        </w:rPr>
+      </w:pPr>
+      <w:r>
+        <w:rPr>
+          <w:rFonts w:ascii="Times New Roman" w:eastAsia="Times New Roman" w:hAnsi="Times New Roman" w:cs="Times New Roman"/>
+          <w:sz w:val="26"/>
+          <w:szCs w:val="26"/>
+          <w:lang w:val="it-IT"/>
+        </w:rPr>
+        <w:t>11.1. Chuyển nhượng:</w:t>
+      </w:r>
+    </w:p>
+    <w:p>
+      <w:pPr>
+        <w:spacing w:after="0" w:line="269" w:lineRule="auto"/>
+        <w:ind w:firstLine="567"/>
+        <w:jc w:val="both"/>
+        <w:rPr>
+          <w:rFonts w:ascii="Times New Roman" w:eastAsia="Times New Roman" w:hAnsi="Times New Roman" w:cs="Times New Roman"/>
+          <w:sz w:val="26"/>
+          <w:szCs w:val="26"/>
+          <w:lang w:val="it-IT"/>
+        </w:rPr>
+      </w:pPr>
+      <w:r>
+        <w:rPr>
+          <w:rFonts w:ascii="Times New Roman" w:eastAsia="Times New Roman" w:hAnsi="Times New Roman" w:cs="Times New Roman"/>
+          <w:sz w:val="26"/>
+          <w:szCs w:val="26"/>
+          <w:lang w:val="it-IT"/>
+        </w:rPr>
+        <w:t>a) Hợp đồng này có hiệu lực bắt buộc đối với các bên kế nhiệm, bên nhận chuyển nhượng, bên nhận chuyển giao được phép tương ứng của các bên trong Hợp đồng này và các bên kế nhiệm, nhận chuyển được hưởng các lợi ích theo hợp đồng này.</w:t>
+      </w:r>
+    </w:p>
+    <w:p>
+      <w:pPr>
+        <w:spacing w:after="0" w:line="269" w:lineRule="auto"/>
+        <w:rPr>
+          <w:rFonts w:ascii="Times New Roman" w:eastAsia="Times New Roman" w:hAnsi="Times New Roman" w:cs="Times New Roman"/>
+          <w:sz w:val="26"/>
+          <w:szCs w:val="26"/>
+          <w:lang w:val="it-IT"/>
+        </w:rPr>
+      </w:pPr>
+      <w:r>
+        <w:rPr>
+          <w:rFonts w:ascii="Times New Roman" w:eastAsia="Times New Roman" w:hAnsi="Times New Roman" w:cs="Times New Roman"/>
+          <w:sz w:val="26"/>
+          <w:szCs w:val="26"/>
+          <w:lang w:val="it-IT"/>
+        </w:rPr>
+        <w:tab/>
+      </w:r>
+      <w:r>
+        <w:rPr>
+          <w:rFonts w:ascii="Times New Roman" w:eastAsia="Times New Roman" w:hAnsi="Times New Roman" w:cs="Times New Roman"/>
+          <w:sz w:val="26"/>
+          <w:szCs w:val="26"/>
+          <w:lang w:val="it-IT"/>
+        </w:rPr>
+        <w:t xml:space="preserve">b) Bên B không được chuyển nhượng, chuyển giao, hoán đổi hoặc định đoạt bất kỳ quyền và/hoặc nghĩa vụ nào theo Hợp đồng này hoặc tài liệu giao dịch khác trừ khi có sự đồng ý trước bằng văn bản chấp thuận của Bên A.     </w:t>
+      </w:r>
+    </w:p>
+    <w:p>
+      <w:pPr>
+        <w:spacing w:after="0" w:line="269" w:lineRule="auto"/>
+        <w:ind w:firstLine="567"/>
+        <w:jc w:val="both"/>
+        <w:rPr>
+          <w:rFonts w:ascii="Times New Roman" w:eastAsia="Times New Roman" w:hAnsi="Times New Roman" w:cs="Times New Roman"/>
+          <w:sz w:val="26"/>
+          <w:szCs w:val="26"/>
+          <w:lang w:val="it-IT"/>
+        </w:rPr>
+      </w:pPr>
+      <w:r>
+        <w:rPr>
+          <w:rFonts w:ascii="Times New Roman" w:eastAsia="Times New Roman" w:hAnsi="Times New Roman" w:cs="Times New Roman"/>
+          <w:sz w:val="26"/>
+          <w:szCs w:val="26"/>
+          <w:lang w:val="it-IT"/>
+        </w:rPr>
+        <w:t>11.2. Không từ bỏ quyền:</w:t>
+      </w:r>
+    </w:p>
+    <w:p>
+      <w:pPr>
+        <w:spacing w:after="0" w:line="269" w:lineRule="auto"/>
+        <w:ind w:firstLine="567"/>
+        <w:jc w:val="both"/>
+        <w:rPr>
+          <w:rFonts w:ascii="Times New Roman" w:eastAsia="Times New Roman" w:hAnsi="Times New Roman" w:cs="Times New Roman"/>
+          <w:sz w:val="26"/>
+          <w:szCs w:val="26"/>
+          <w:lang w:val="it-IT"/>
+        </w:rPr>
+      </w:pPr>
+      <w:r>
+        <w:rPr>
+          <w:rFonts w:ascii="Times New Roman" w:eastAsia="Times New Roman" w:hAnsi="Times New Roman" w:cs="Times New Roman"/>
+          <w:sz w:val="26"/>
+          <w:szCs w:val="26"/>
+          <w:lang w:val="it-IT"/>
+        </w:rPr>
+        <w:t>Việc Bên A không thực hiện hoặc thực hiện chậm bất kỳ quyền nào theo Hợp đồng này sẽ không được xem là từ bỏ các quyền đó. Việc thực hiện riêng rẽ hoặc một phần bất kỳ</w:t>
+      </w:r>
+      <w:r>
+        <w:rPr>
+          <w:rFonts w:ascii="Times New Roman" w:eastAsia="Times New Roman" w:hAnsi="Times New Roman" w:cs="Times New Roman"/>
+          <w:sz w:val="26"/>
+          <w:szCs w:val="26"/>
+          <w:lang w:val="it-IT"/>
+        </w:rPr>
+        <w:t xml:space="preserve"> quyền nào theo hợp đồng này sẽ không cản trở việc thực hiện các quyền khác theo Hợp đồng này.  </w:t>
+      </w:r>
+    </w:p>
+    <w:p>
+      <w:pPr>
+        <w:spacing w:after="0" w:line="269" w:lineRule="auto"/>
+        <w:ind w:firstLine="567"/>
+        <w:jc w:val="both"/>
+        <w:rPr>
+          <w:rFonts w:ascii="Times New Roman" w:eastAsia="Times New Roman" w:hAnsi="Times New Roman" w:cs="Times New Roman"/>
+          <w:sz w:val="26"/>
+          <w:szCs w:val="26"/>
+          <w:lang w:val="it-IT"/>
+        </w:rPr>
+      </w:pPr>
+      <w:r>
+        <w:rPr>
+          <w:rFonts w:ascii="Times New Roman" w:eastAsia="Times New Roman" w:hAnsi="Times New Roman" w:cs="Times New Roman"/>
+          <w:sz w:val="26"/>
+          <w:szCs w:val="26"/>
+          <w:lang w:val="it-IT"/>
+        </w:rPr>
+        <w:t>11.3. Hiệu lực từng phần:</w:t>
+      </w:r>
+    </w:p>
+    <w:p>
+      <w:pPr>
+        <w:spacing w:after="0" w:line="269" w:lineRule="auto"/>
+        <w:ind w:firstLine="567"/>
+        <w:jc w:val="both"/>
+        <w:rPr>
+          <w:rFonts w:ascii="Times New Roman" w:eastAsia="Times New Roman" w:hAnsi="Times New Roman" w:cs="Times New Roman"/>
+          <w:sz w:val="26"/>
+          <w:szCs w:val="26"/>
+          <w:lang w:val="it-IT"/>
+        </w:rPr>
+      </w:pPr>
+      <w:r>
+        <w:rPr>
+          <w:rFonts w:ascii="Times New Roman" w:eastAsia="Times New Roman" w:hAnsi="Times New Roman" w:cs="Times New Roman"/>
+          <w:sz w:val="26"/>
+          <w:szCs w:val="26"/>
+          <w:lang w:val="it-IT"/>
+        </w:rPr>
+        <w:t>Tất cả các điều khoản và từng phần của các điều khoản trong Hợp đồng này sẽ có hiệu lực riêng rẽ và độc lập với các điều khoản khác. Nếu có bất kỳ điều khoản nào vô hiệu, bất hợp pháp hoặc không thể thi hành theo pháp luật Việt Nam, thì hiệu lực, tính hợp pháp và khả năng thi hành của các điều khoản còn lại của Hợp đồng này sẽ không bị ảnh hưởng dưới bất kỳ hình thức nào.</w:t>
+      </w:r>
+    </w:p>
+    <w:p>
+      <w:pPr>
+        <w:spacing w:after="0" w:line="269" w:lineRule="auto"/>
+        <w:ind w:firstLine="567"/>
+        <w:jc w:val="both"/>
+        <w:rPr>
+          <w:rFonts w:ascii="Times New Roman" w:eastAsia="Times New Roman" w:hAnsi="Times New Roman" w:cs="Times New Roman"/>
+          <w:sz w:val="26"/>
+          <w:szCs w:val="26"/>
+          <w:lang w:val="it-IT"/>
+        </w:rPr>
+      </w:pPr>
+      <w:r>
+        <w:rPr>
+          <w:rFonts w:ascii="Times New Roman" w:eastAsia="Times New Roman" w:hAnsi="Times New Roman" w:cs="Times New Roman"/>
+          <w:sz w:val="26"/>
+          <w:szCs w:val="26"/>
+          <w:lang w:val="it-IT"/>
+        </w:rPr>
+        <w:t>11.4. Thay đổi biện pháp bảo đảm:</w:t>
+      </w:r>
+    </w:p>
+    <w:p>
+      <w:pPr>
+        <w:spacing w:after="0" w:line="269" w:lineRule="auto"/>
+        <w:ind w:firstLine="567"/>
+        <w:jc w:val="both"/>
+        <w:rPr>
+          <w:rFonts w:ascii="Times New Roman" w:eastAsia="Times New Roman" w:hAnsi="Times New Roman" w:cs="Times New Roman"/>
+          <w:sz w:val="26"/>
+          <w:szCs w:val="26"/>
+          <w:lang w:val="it-IT"/>
+        </w:rPr>
+      </w:pPr>
+      <w:r>
+        <w:rPr>
+          <w:rFonts w:ascii="Times New Roman" w:eastAsia="Times New Roman" w:hAnsi="Times New Roman" w:cs="Times New Roman"/>
+          <w:sz w:val="26"/>
+          <w:szCs w:val="26"/>
+          <w:lang w:val="it-IT"/>
+        </w:rPr>
+        <w:t xml:space="preserve">Bên B có thể thay đổi tài sản thế chấp ở trong hợp đồng này bằng tài sản khác nếu được Bên A chấp thuận thì các Bên sẽ lập ký kết Hợp đồng mới.     </w:t>
+      </w:r>
+    </w:p>
+    <w:p>
+      <w:pPr>
+        <w:spacing w:after="0" w:line="269" w:lineRule="auto"/>
+        <w:ind w:firstLine="567"/>
+        <w:jc w:val="both"/>
+        <w:rPr>
+          <w:rFonts w:ascii="Times New Roman" w:eastAsia="Times New Roman" w:hAnsi="Times New Roman" w:cs="Times New Roman"/>
+          <w:sz w:val="26"/>
+          <w:szCs w:val="26"/>
+          <w:lang w:val="it-IT"/>
+        </w:rPr>
+      </w:pPr>
+      <w:r>
+        <w:rPr>
+          <w:rFonts w:ascii="Times New Roman" w:eastAsia="Times New Roman" w:hAnsi="Times New Roman" w:cs="Times New Roman"/>
+          <w:sz w:val="26"/>
+          <w:szCs w:val="26"/>
+          <w:lang w:val="it-IT"/>
+        </w:rPr>
+        <w:t>11.5. Hợp đồng cho vay vô hiệu:</w:t>
+      </w:r>
+    </w:p>
+    <w:p>
+      <w:pPr>
+        <w:spacing w:after="0" w:line="269" w:lineRule="auto"/>
+        <w:ind w:firstLine="567"/>
+        <w:jc w:val="both"/>
+        <w:rPr>
+          <w:rFonts w:ascii="Times New Roman" w:eastAsia="Times New Roman" w:hAnsi="Times New Roman" w:cs="Times New Roman"/>
+          <w:sz w:val="26"/>
+          <w:szCs w:val="26"/>
+          <w:lang w:val="it-IT"/>
+        </w:rPr>
+      </w:pPr>
+      <w:r>
+        <w:rPr>
+          <w:rFonts w:ascii="Times New Roman" w:eastAsia="Times New Roman" w:hAnsi="Times New Roman" w:cs="Times New Roman"/>
+          <w:sz w:val="26"/>
+          <w:szCs w:val="26"/>
+          <w:lang w:val="it-IT"/>
+        </w:rPr>
+        <w:t>Trường hợp Hợp đồng cho vay tham chiếu theo Hợp đồng này bị tuyên vô hiệu hoặc có sai sót mà Bên A đã thực hiện giải ngân và đã phát sinh bất kỳ số dư nào cho Bên B theo các Hợp đồng cho vay thì Bên B vẫn phải thực hiện đúng đầy đủ cam kết nghĩa vụ bảo đảm theo Hợp đồng này.</w:t>
+      </w:r>
+    </w:p>
+    <w:p>
+      <w:pPr>
+        <w:spacing w:after="0" w:line="269" w:lineRule="auto"/>
+        <w:ind w:firstLine="567"/>
+        <w:jc w:val="both"/>
+        <w:rPr>
+          <w:rFonts w:ascii="Times New Roman" w:eastAsia="Times New Roman" w:hAnsi="Times New Roman" w:cs="Times New Roman"/>
+          <w:sz w:val="26"/>
+          <w:szCs w:val="26"/>
+          <w:lang w:val="it-IT"/>
+        </w:rPr>
+      </w:pPr>
+      <w:r>
+        <w:rPr>
+          <w:rFonts w:ascii="Times New Roman" w:eastAsia="Times New Roman" w:hAnsi="Times New Roman" w:cs="Times New Roman"/>
+          <w:sz w:val="26"/>
+          <w:szCs w:val="26"/>
+          <w:lang w:val="it-IT"/>
+        </w:rPr>
+        <w:lastRenderedPageBreak/>
+        <w:t>11.6. Bồi thường thiệt hại:</w:t>
+      </w:r>
+    </w:p>
+    <w:p>
+      <w:pPr>
+        <w:spacing w:after="0" w:line="269" w:lineRule="auto"/>
+        <w:ind w:firstLine="567"/>
+        <w:jc w:val="both"/>
+        <w:rPr>
+          <w:rFonts w:ascii="Times New Roman" w:eastAsia="Times New Roman" w:hAnsi="Times New Roman" w:cs="Times New Roman"/>
+          <w:sz w:val="26"/>
+          <w:szCs w:val="26"/>
+          <w:lang w:val="it-IT"/>
+        </w:rPr>
+      </w:pPr>
+      <w:r>
+        <w:rPr>
+          <w:rFonts w:ascii="Times New Roman" w:eastAsia="Times New Roman" w:hAnsi="Times New Roman" w:cs="Times New Roman"/>
+          <w:sz w:val="26"/>
+          <w:szCs w:val="26"/>
+          <w:lang w:val="it-IT"/>
+        </w:rPr>
+        <w:t>Bên B đồng ý thanh toán toàn bộ những thiệt hại vật chất thực tế phát sinh từ và liên quan đến Hợp đồng này.</w:t>
+      </w:r>
+    </w:p>
+    <w:p>
+      <w:pPr>
+        <w:spacing w:after="0" w:line="269" w:lineRule="auto"/>
+        <w:ind w:firstLine="567"/>
+        <w:jc w:val="both"/>
+        <w:rPr>
+          <w:rFonts w:ascii="Times New Roman" w:eastAsia="Times New Roman" w:hAnsi="Times New Roman" w:cs="Times New Roman"/>
+          <w:b/>
+          <w:sz w:val="26"/>
+          <w:szCs w:val="26"/>
+          <w:lang w:val="it-IT"/>
+        </w:rPr>
+      </w:pPr>
+      <w:r>
+        <w:rPr>
+          <w:rFonts w:ascii="Times New Roman" w:eastAsia="Times New Roman" w:hAnsi="Times New Roman" w:cs="Times New Roman"/>
+          <w:b/>
+          <w:sz w:val="26"/>
+          <w:szCs w:val="26"/>
+          <w:lang w:val="it-IT"/>
+        </w:rPr>
+        <w:t>Điều 12. Cam đoan của các bên</w:t>
+      </w:r>
+    </w:p>
+    <w:p>
+      <w:pPr>
+        <w:spacing w:after="0" w:line="269" w:lineRule="auto"/>
+        <w:ind w:firstLine="567"/>
+        <w:jc w:val="both"/>
+        <w:rPr>
+          <w:rFonts w:ascii="Times New Roman" w:eastAsia="Times New Roman" w:hAnsi="Times New Roman" w:cs="Times New Roman"/>
+          <w:sz w:val="26"/>
+          <w:szCs w:val="26"/>
+          <w:lang w:val="it-IT"/>
+        </w:rPr>
+      </w:pPr>
+      <w:r>
+        <w:rPr>
+          <w:rFonts w:ascii="Times New Roman" w:eastAsia="Times New Roman" w:hAnsi="Times New Roman" w:cs="Times New Roman"/>
+          <w:sz w:val="26"/>
+          <w:szCs w:val="26"/>
+          <w:lang w:val="it-IT"/>
+        </w:rPr>
+        <w:t>1</w:t>
+      </w:r>
+      <w:r>
+        <w:rPr>
+          <w:rFonts w:ascii="Times New Roman" w:eastAsia="Times New Roman" w:hAnsi="Times New Roman" w:cs="Times New Roman"/>
+          <w:sz w:val="26"/>
+          <w:szCs w:val="26"/>
+          <w:lang w:val="it-IT"/>
+        </w:rPr>
+        <w:t>2.1. Cam đoan của Bên A:</w:t>
+      </w:r>
+    </w:p>
+    <w:p>
+      <w:pPr>
+        <w:spacing w:after="0" w:line="269" w:lineRule="auto"/>
+        <w:ind w:firstLine="567"/>
+        <w:jc w:val="both"/>
+        <w:rPr>
+          <w:rFonts w:ascii="Times New Roman" w:eastAsia="Times New Roman" w:hAnsi="Times New Roman" w:cs="Times New Roman"/>
+          <w:sz w:val="26"/>
+          <w:szCs w:val="26"/>
+          <w:lang w:val="it-IT"/>
+        </w:rPr>
+      </w:pPr>
+      <w:r>
+        <w:rPr>
+          <w:rFonts w:ascii="Times New Roman" w:eastAsia="Times New Roman" w:hAnsi="Times New Roman" w:cs="Times New Roman"/>
+          <w:sz w:val="26"/>
+          <w:szCs w:val="26"/>
+          <w:lang w:val="it-IT"/>
+        </w:rPr>
+        <w:t>a) Những thông tin về Bên A ghi trong Hợp đồng này là đúng sự thật.</w:t>
+      </w:r>
+    </w:p>
+    <w:p>
+      <w:pPr>
+        <w:spacing w:after="0" w:line="269" w:lineRule="auto"/>
+        <w:ind w:firstLine="567"/>
+        <w:jc w:val="both"/>
+        <w:rPr>
+          <w:rFonts w:ascii="Times New Roman" w:eastAsia="Times New Roman" w:hAnsi="Times New Roman" w:cs="Times New Roman"/>
+          <w:sz w:val="26"/>
+          <w:szCs w:val="26"/>
+          <w:lang w:val="it-IT"/>
+        </w:rPr>
+      </w:pPr>
+      <w:r>
+        <w:rPr>
+          <w:rFonts w:ascii="Times New Roman" w:eastAsia="Times New Roman" w:hAnsi="Times New Roman" w:cs="Times New Roman"/>
+          <w:sz w:val="26"/>
+          <w:szCs w:val="26"/>
+          <w:lang w:val="it-IT"/>
+        </w:rPr>
+        <w:t>b) Đã xem xét các thông tin pháp lý, năng lực hành vi dân sự về Bên B, về tài sản thế chấp, các giấy tờ về tài sản thế chấp trên cơ sở tài liệu do Bên B cung cấp</w:t>
+      </w:r>
+    </w:p>
+    <w:p>
+      <w:pPr>
+        <w:spacing w:after="0" w:line="269" w:lineRule="auto"/>
+        <w:ind w:firstLine="567"/>
+        <w:jc w:val="both"/>
+        <w:rPr>
+          <w:rFonts w:ascii="Times New Roman" w:eastAsia="Times New Roman" w:hAnsi="Times New Roman" w:cs="Times New Roman"/>
+          <w:sz w:val="26"/>
+          <w:szCs w:val="26"/>
+          <w:lang w:val="it-IT"/>
+        </w:rPr>
+      </w:pPr>
+      <w:r>
+        <w:rPr>
+          <w:rFonts w:ascii="Times New Roman" w:eastAsia="Times New Roman" w:hAnsi="Times New Roman" w:cs="Times New Roman"/>
+          <w:sz w:val="26"/>
+          <w:szCs w:val="26"/>
+          <w:lang w:val="it-IT"/>
+        </w:rPr>
+        <w:t>c) Việc giao kết Hợp đồng này hoàn toàn tự nguyện, không bị lừa dối, ép buộc.</w:t>
+      </w:r>
+    </w:p>
+    <w:p>
+      <w:pPr>
+        <w:spacing w:after="0" w:line="269" w:lineRule="auto"/>
+        <w:ind w:firstLine="567"/>
+        <w:jc w:val="both"/>
+        <w:rPr>
+          <w:rFonts w:ascii="Times New Roman" w:eastAsia="Times New Roman" w:hAnsi="Times New Roman" w:cs="Times New Roman"/>
+          <w:sz w:val="26"/>
+          <w:szCs w:val="26"/>
+          <w:lang w:val="it-IT"/>
+        </w:rPr>
+      </w:pPr>
+      <w:r>
+        <w:rPr>
+          <w:rFonts w:ascii="Times New Roman" w:eastAsia="Times New Roman" w:hAnsi="Times New Roman" w:cs="Times New Roman"/>
+          <w:sz w:val="26"/>
+          <w:szCs w:val="26"/>
+          <w:lang w:val="it-IT"/>
+        </w:rPr>
+        <w:t>d) Thực hiện đúng, đầy đủ các thỏa thuận đã ghi trong Hợp đồng này.</w:t>
+      </w:r>
+    </w:p>
+    <w:p>
+      <w:pPr>
+        <w:spacing w:after="0" w:line="269" w:lineRule="auto"/>
+        <w:ind w:firstLine="567"/>
+        <w:jc w:val="both"/>
+        <w:rPr>
+          <w:rFonts w:ascii="Times New Roman" w:eastAsia="Times New Roman" w:hAnsi="Times New Roman" w:cs="Times New Roman"/>
+          <w:sz w:val="26"/>
+          <w:szCs w:val="26"/>
+          <w:lang w:val="it-IT"/>
+        </w:rPr>
+      </w:pPr>
+      <w:r>
+        <w:rPr>
+          <w:rFonts w:ascii="Times New Roman" w:eastAsia="Times New Roman" w:hAnsi="Times New Roman" w:cs="Times New Roman"/>
+          <w:sz w:val="26"/>
+          <w:szCs w:val="26"/>
+          <w:lang w:val="it-IT"/>
+        </w:rPr>
+        <w:t>12.2. Cam đoan của Bên B:</w:t>
+      </w:r>
+    </w:p>
+    <w:p>
+      <w:pPr>
+        <w:spacing w:after="0" w:line="269" w:lineRule="auto"/>
+        <w:ind w:firstLine="567"/>
+        <w:jc w:val="both"/>
+        <w:rPr>
+          <w:rFonts w:ascii="Times New Roman" w:eastAsia="Times New Roman" w:hAnsi="Times New Roman" w:cs="Times New Roman"/>
+          <w:sz w:val="26"/>
+          <w:szCs w:val="26"/>
+          <w:lang w:val="it-IT"/>
+        </w:rPr>
+      </w:pPr>
+      <w:r>
+        <w:rPr>
+          <w:rFonts w:ascii="Times New Roman" w:eastAsia="Times New Roman" w:hAnsi="Times New Roman" w:cs="Times New Roman"/>
+          <w:sz w:val="26"/>
+          <w:szCs w:val="26"/>
+          <w:lang w:val="it-IT"/>
+        </w:rPr>
+        <w:t xml:space="preserve">a) Những người có tên trong Hợp đồng này là chủ sở hữu, đồng sử dụng hợp pháp tài sản thế chấp ghi trong Hợp đồng này đã bàn bạc và thống nhất đồng ý và cam đoan tự nguyện dùng toàn bộ khối tài sản cùng với các loại giấy tờ liên quan của tài sản để thế chấp cho Bên A với trách nhiệm bảo đảm cho việc thực hiện nghĩa vụ trả nợ đối với tất cả các khoản nợ phát sinh từ các Hợp đồng được ký kết giữa Bên A và Bên B và/ hoặc người đại diện Bên B </w:t>
+      </w:r>
+      <w:r>
+        <w:rPr>
+          <w:rFonts w:ascii="Times New Roman" w:eastAsia="Times New Roman" w:hAnsi="Times New Roman" w:cs="Times New Roman"/>
+          <w:sz w:val="26"/>
+          <w:szCs w:val="26"/>
+          <w:lang w:val="it-IT"/>
+        </w:rPr>
+        <w:t>có thời hạn đến khi được xóa thế chấp</w:t>
+      </w:r>
+      <w:r>
+        <w:rPr>
+          <w:rFonts w:ascii="Times New Roman" w:eastAsia="Times New Roman" w:hAnsi="Times New Roman" w:cs="Times New Roman"/>
+          <w:sz w:val="26"/>
+          <w:szCs w:val="26"/>
+          <w:lang w:val="it-IT"/>
+        </w:rPr>
+        <w:t xml:space="preserve"> mà được tham chiếu theo Hợp đồng thế chấp này và các Hợp đồng cho vay khác được xác lập trước, cùng và sau thời điểm ký kết Hợp đồng này mà được tham chiếu theo Hợp đồng thế chấp này. </w:t>
+      </w:r>
+    </w:p>
+    <w:p>
+      <w:pPr>
+        <w:spacing w:after="0" w:line="269" w:lineRule="auto"/>
+        <w:ind w:firstLine="567"/>
+        <w:jc w:val="both"/>
+        <w:rPr>
+          <w:rFonts w:ascii="Times New Roman" w:eastAsia="Times New Roman" w:hAnsi="Times New Roman" w:cs="Times New Roman"/>
+          <w:sz w:val="26"/>
+          <w:szCs w:val="26"/>
+          <w:lang w:val="it-IT"/>
+        </w:rPr>
+      </w:pPr>
+      <w:r>
+        <w:rPr>
+          <w:rFonts w:ascii="Times New Roman" w:eastAsia="Times New Roman" w:hAnsi="Times New Roman" w:cs="Times New Roman"/>
+          <w:sz w:val="26"/>
+          <w:szCs w:val="26"/>
+          <w:lang w:val="it-IT"/>
+        </w:rPr>
+        <w:t xml:space="preserve">b) Các cá nhân Bên B cam kết và khẳng định cùng chịu trách nhiệm hoàn thành đầy đủ, đúng hạn tất cả các nghĩa vụ bảo đảm, thực hiện đúng cam kết, thỏa thuận đối với Bên A tại Hợp đồng này và các Hợp đồng, văn bản khác liên quan trong mọi trường hợp với bất kỳ lý do gì.     </w:t>
+      </w:r>
+    </w:p>
+    <w:p>
+      <w:pPr>
+        <w:spacing w:after="0" w:line="269" w:lineRule="auto"/>
+        <w:ind w:firstLine="567"/>
+        <w:jc w:val="both"/>
+        <w:rPr>
+          <w:rFonts w:ascii="Times New Roman" w:eastAsia="Times New Roman" w:hAnsi="Times New Roman" w:cs="Times New Roman"/>
+          <w:sz w:val="26"/>
+          <w:szCs w:val="26"/>
+          <w:lang w:val="it-IT"/>
+        </w:rPr>
+      </w:pPr>
+      <w:r>
+        <w:rPr>
+          <w:rFonts w:ascii="Times New Roman" w:eastAsia="Times New Roman" w:hAnsi="Times New Roman" w:cs="Times New Roman"/>
+          <w:sz w:val="26"/>
+          <w:szCs w:val="26"/>
+          <w:lang w:val="it-IT"/>
+        </w:rPr>
+        <w:t>c) Tài sản thế chấp hiện không thế chấp, cầm cố đưới bất kỳ hình thức nào để đảm bảo cho bất kỳ một nghĩa vụ khác; không bị tranh chấp về quyền sở hữu và quyền sử</w:t>
+      </w:r>
+      <w:r>
+        <w:rPr>
+          <w:rFonts w:ascii="Times New Roman" w:eastAsia="Times New Roman" w:hAnsi="Times New Roman" w:cs="Times New Roman"/>
+          <w:sz w:val="26"/>
+          <w:szCs w:val="26"/>
+          <w:lang w:val="it-IT"/>
+        </w:rPr>
+        <w:t xml:space="preserve"> dụng</w:t>
+      </w:r>
+      <w:r>
+        <w:rPr>
+          <w:rFonts w:ascii="Times New Roman" w:eastAsia="Times New Roman" w:hAnsi="Times New Roman" w:cs="Times New Roman"/>
+          <w:sz w:val="26"/>
+          <w:szCs w:val="26"/>
+          <w:lang w:val="it-IT"/>
+        </w:rPr>
         <w:t>.</w:t>
       </w:r>
     </w:p>
@@ -4322,570 +6571,210 @@
           <w:szCs w:val="26"/>
           <w:lang w:val="it-IT"/>
         </w:rPr>
-        <w:t>9.1. Quyền thu giữ tài sản thế chấp để xử lý</w:t>
-      </w:r>
-      <w:r>
-        <w:rPr>
-          <w:rFonts w:ascii="Times New Roman" w:eastAsia="Times New Roman" w:hAnsi="Times New Roman" w:cs="Times New Roman"/>
-          <w:sz w:val="26"/>
-          <w:szCs w:val="26"/>
-          <w:lang w:val="it-IT"/>
-        </w:rPr>
-        <w:t xml:space="preserve"> nợ</w:t>
-      </w:r>
-      <w:r>
-        <w:rPr>
-          <w:rFonts w:ascii="Times New Roman" w:eastAsia="Times New Roman" w:hAnsi="Times New Roman" w:cs="Times New Roman"/>
-          <w:sz w:val="26"/>
-          <w:szCs w:val="26"/>
-          <w:lang w:val="it-IT"/>
-        </w:rPr>
-        <w:t>:</w:t>
-      </w:r>
-    </w:p>
-    <w:p>
-      <w:pPr>
-        <w:spacing w:after="0" w:line="269" w:lineRule="auto"/>
-        <w:ind w:firstLine="567"/>
-        <w:jc w:val="both"/>
-        <w:rPr>
-          <w:rFonts w:ascii="Times New Roman" w:eastAsia="Times New Roman" w:hAnsi="Times New Roman" w:cs="Times New Roman"/>
-          <w:sz w:val="26"/>
-          <w:szCs w:val="26"/>
-          <w:lang w:val="it-IT"/>
-        </w:rPr>
-      </w:pPr>
-      <w:r>
-        <w:rPr>
-          <w:rFonts w:ascii="Times New Roman" w:eastAsia="Times New Roman" w:hAnsi="Times New Roman" w:cs="Times New Roman"/>
-          <w:sz w:val="26"/>
-          <w:szCs w:val="26"/>
-          <w:lang w:val="it-IT"/>
-        </w:rPr>
-        <w:t>a) Bằng Hợp đồng này, Bên B đồng ý rằng khi có một,</w:t>
-      </w:r>
-      <w:r>
-        <w:rPr>
-          <w:rFonts w:ascii="Times New Roman" w:eastAsia="Times New Roman" w:hAnsi="Times New Roman" w:cs="Times New Roman"/>
-          <w:sz w:val="26"/>
-          <w:szCs w:val="26"/>
-          <w:lang w:val="it-IT"/>
-        </w:rPr>
-        <w:t xml:space="preserve"> </w:t>
-      </w:r>
-      <w:r>
-        <w:rPr>
-          <w:rFonts w:ascii="Times New Roman" w:eastAsia="Times New Roman" w:hAnsi="Times New Roman" w:cs="Times New Roman"/>
-          <w:sz w:val="26"/>
-          <w:szCs w:val="26"/>
-          <w:lang w:val="it-IT"/>
-        </w:rPr>
-        <w:t xml:space="preserve">một số hoặc tất cả các trường hợp khác theo quy định tại khoản 10.1 Điều 10 của Hợp đồng này hoặc các trường hợp khác theo quy định của pháp luật xảy ra mà Bên A yêu cầu giao tài sản thế chấp để xử lý nhằm thực hiện nghĩa vụ được bảo đảm đã thỏa thuận tại Hợp đồng này thì Bên B cam kết tự nguyện giao </w:t>
-      </w:r>
-      <w:r>
-        <w:rPr>
-          <w:rFonts w:ascii="Times New Roman" w:eastAsia="Times New Roman" w:hAnsi="Times New Roman" w:cs="Times New Roman"/>
-          <w:sz w:val="26"/>
-          <w:szCs w:val="26"/>
-          <w:lang w:val="it-IT"/>
-        </w:rPr>
-        <w:t>T</w:t>
-      </w:r>
-      <w:r>
-        <w:rPr>
-          <w:rFonts w:ascii="Times New Roman" w:eastAsia="Times New Roman" w:hAnsi="Times New Roman" w:cs="Times New Roman"/>
-          <w:sz w:val="26"/>
-          <w:szCs w:val="26"/>
-          <w:lang w:val="it-IT"/>
-        </w:rPr>
-        <w:t xml:space="preserve">ài sản thế chấp kèm theo đầy đủ giấy tờ, hồ sơ pháp lý của </w:t>
-      </w:r>
-      <w:r>
-        <w:rPr>
-          <w:rFonts w:ascii="Times New Roman" w:eastAsia="Times New Roman" w:hAnsi="Times New Roman" w:cs="Times New Roman"/>
-          <w:sz w:val="26"/>
-          <w:szCs w:val="26"/>
-          <w:lang w:val="it-IT"/>
-        </w:rPr>
-        <w:t>T</w:t>
-      </w:r>
-      <w:r>
-        <w:rPr>
-          <w:rFonts w:ascii="Times New Roman" w:eastAsia="Times New Roman" w:hAnsi="Times New Roman" w:cs="Times New Roman"/>
-          <w:sz w:val="26"/>
-          <w:szCs w:val="26"/>
-          <w:lang w:val="it-IT"/>
-        </w:rPr>
-        <w:t xml:space="preserve">ài sản thế chấp </w:t>
-      </w:r>
-      <w:r>
-        <w:rPr>
-          <w:rFonts w:ascii="Times New Roman" w:eastAsia="Times New Roman" w:hAnsi="Times New Roman" w:cs="Times New Roman"/>
-          <w:sz w:val="26"/>
-          <w:szCs w:val="26"/>
-          <w:lang w:val="it-IT"/>
-        </w:rPr>
-        <w:t xml:space="preserve">và đồng ý để Bên A thực hiện thu giữ Tài sản thế chấp </w:t>
-      </w:r>
-      <w:r>
-        <w:rPr>
-          <w:rFonts w:ascii="Times New Roman" w:eastAsia="Times New Roman" w:hAnsi="Times New Roman" w:cs="Times New Roman"/>
-          <w:sz w:val="26"/>
-          <w:szCs w:val="26"/>
-          <w:lang w:val="it-IT"/>
-        </w:rPr>
-        <w:t>theo thỏa thuận tại khoản 4.5, Điều 4 Hợp đồng này</w:t>
-      </w:r>
-      <w:r>
-        <w:rPr>
-          <w:rFonts w:ascii="Times New Roman" w:eastAsia="Times New Roman" w:hAnsi="Times New Roman" w:cs="Times New Roman"/>
-          <w:sz w:val="26"/>
-          <w:szCs w:val="26"/>
-          <w:lang w:val="it-IT"/>
-        </w:rPr>
-        <w:t xml:space="preserve"> </w:t>
-      </w:r>
-      <w:r>
-        <w:rPr>
-          <w:rFonts w:ascii="Times New Roman" w:eastAsia="Times New Roman" w:hAnsi="Times New Roman" w:cs="Times New Roman"/>
-          <w:sz w:val="26"/>
-          <w:szCs w:val="26"/>
-          <w:lang w:val="it-IT"/>
-        </w:rPr>
-        <w:t xml:space="preserve">mà không có bất kỳ hành vi cản trở nào khi Bên A </w:t>
-      </w:r>
-      <w:r>
-        <w:rPr>
-          <w:rFonts w:ascii="Times New Roman" w:eastAsia="Times New Roman" w:hAnsi="Times New Roman" w:cs="Times New Roman"/>
-          <w:sz w:val="26"/>
-          <w:szCs w:val="26"/>
-          <w:lang w:val="it-IT"/>
-        </w:rPr>
-        <w:t xml:space="preserve">thực hiện thu giữ và </w:t>
-      </w:r>
-      <w:r>
-        <w:rPr>
-          <w:rFonts w:ascii="Times New Roman" w:eastAsia="Times New Roman" w:hAnsi="Times New Roman" w:cs="Times New Roman"/>
-          <w:sz w:val="26"/>
-          <w:szCs w:val="26"/>
-          <w:lang w:val="it-IT"/>
-        </w:rPr>
-        <w:t xml:space="preserve">xử lý </w:t>
-      </w:r>
-      <w:r>
-        <w:rPr>
-          <w:rFonts w:ascii="Times New Roman" w:eastAsia="Times New Roman" w:hAnsi="Times New Roman" w:cs="Times New Roman"/>
-          <w:sz w:val="26"/>
-          <w:szCs w:val="26"/>
-          <w:lang w:val="it-IT"/>
-        </w:rPr>
-        <w:t>T</w:t>
-      </w:r>
-      <w:r>
-        <w:rPr>
-          <w:rFonts w:ascii="Times New Roman" w:eastAsia="Times New Roman" w:hAnsi="Times New Roman" w:cs="Times New Roman"/>
-          <w:sz w:val="26"/>
-          <w:szCs w:val="26"/>
-          <w:lang w:val="it-IT"/>
-        </w:rPr>
-        <w:t xml:space="preserve">ài sản thế chấp. </w:t>
-      </w:r>
-    </w:p>
-    <w:p>
-      <w:pPr>
-        <w:spacing w:after="0" w:line="269" w:lineRule="auto"/>
-        <w:ind w:firstLine="567"/>
-        <w:jc w:val="both"/>
-        <w:rPr>
-          <w:rFonts w:ascii="Times New Roman" w:eastAsia="Times New Roman" w:hAnsi="Times New Roman" w:cs="Times New Roman"/>
-          <w:sz w:val="26"/>
-          <w:szCs w:val="26"/>
-          <w:lang w:val="it-IT"/>
-        </w:rPr>
-      </w:pPr>
-      <w:r>
-        <w:rPr>
-          <w:rFonts w:ascii="Times New Roman" w:eastAsia="Times New Roman" w:hAnsi="Times New Roman" w:cs="Times New Roman"/>
-          <w:sz w:val="26"/>
-          <w:szCs w:val="26"/>
-          <w:lang w:val="it-IT"/>
-        </w:rPr>
-        <w:t xml:space="preserve">b) Khi có một, một số hoặc tất cả các trường hợp quy định tại khoản 10.1 Điều 10 của Hợp đồng này hoặc các trường hợp khác theo quy định của pháp luật xảy ra mà Bên A đã gửi thông báo yêu cầu Bên B giao tài sản thế chấp để xử lý nhằm thực hiện nghĩa vụ được bảo đảm đã thỏa thuận tại Hợp đồng này nhưng Bên B không giao </w:t>
-      </w:r>
-      <w:r>
-        <w:rPr>
-          <w:rFonts w:ascii="Times New Roman" w:eastAsia="Times New Roman" w:hAnsi="Times New Roman" w:cs="Times New Roman"/>
-          <w:sz w:val="26"/>
-          <w:szCs w:val="26"/>
-          <w:lang w:val="it-IT"/>
-        </w:rPr>
-        <w:t>T</w:t>
-      </w:r>
-      <w:r>
-        <w:rPr>
-          <w:rFonts w:ascii="Times New Roman" w:eastAsia="Times New Roman" w:hAnsi="Times New Roman" w:cs="Times New Roman"/>
-          <w:sz w:val="26"/>
-          <w:szCs w:val="26"/>
-          <w:lang w:val="it-IT"/>
-        </w:rPr>
-        <w:t xml:space="preserve">ài sản thế chấp cho Bên A theo cam kết tại điểm a khoản 9.1 Điều này thì Bên A có toàn quyền thu giữ </w:t>
-      </w:r>
-      <w:r>
-        <w:rPr>
-          <w:rFonts w:ascii="Times New Roman" w:eastAsia="Times New Roman" w:hAnsi="Times New Roman" w:cs="Times New Roman"/>
-          <w:sz w:val="26"/>
-          <w:szCs w:val="26"/>
-          <w:lang w:val="it-IT"/>
-        </w:rPr>
-        <w:t>T</w:t>
-      </w:r>
-      <w:r>
-        <w:rPr>
-          <w:rFonts w:ascii="Times New Roman" w:eastAsia="Times New Roman" w:hAnsi="Times New Roman" w:cs="Times New Roman"/>
-          <w:sz w:val="26"/>
-          <w:szCs w:val="26"/>
-          <w:lang w:val="it-IT"/>
-        </w:rPr>
-        <w:t xml:space="preserve">ài sản thế chấp </w:t>
-      </w:r>
-      <w:r>
-        <w:rPr>
-          <w:rFonts w:ascii="Times New Roman" w:eastAsia="Times New Roman" w:hAnsi="Times New Roman" w:cs="Times New Roman"/>
-          <w:sz w:val="26"/>
-          <w:szCs w:val="26"/>
-          <w:lang w:val="it-IT"/>
-        </w:rPr>
-        <w:t>theo quy định sau đây:</w:t>
-      </w:r>
-    </w:p>
-    <w:p>
-      <w:pPr>
-        <w:spacing w:after="0" w:line="269" w:lineRule="auto"/>
-        <w:ind w:firstLine="567"/>
-        <w:jc w:val="both"/>
-        <w:rPr>
-          <w:rFonts w:ascii="Times New Roman" w:eastAsia="Times New Roman" w:hAnsi="Times New Roman" w:cs="Times New Roman"/>
-          <w:sz w:val="26"/>
-          <w:szCs w:val="26"/>
-          <w:lang w:val="it-IT"/>
-        </w:rPr>
-      </w:pPr>
-      <w:r>
-        <w:rPr>
-          <w:rFonts w:ascii="Times New Roman" w:eastAsia="Times New Roman" w:hAnsi="Times New Roman" w:cs="Times New Roman"/>
-          <w:sz w:val="26"/>
-          <w:szCs w:val="26"/>
-          <w:lang w:val="it-IT"/>
-        </w:rPr>
-        <w:t xml:space="preserve"> </w:t>
-      </w:r>
-      <w:r>
-        <w:rPr>
-          <w:rFonts w:ascii="Times New Roman" w:eastAsia="Times New Roman" w:hAnsi="Times New Roman" w:cs="Times New Roman"/>
-          <w:sz w:val="26"/>
-          <w:szCs w:val="26"/>
-          <w:lang w:val="it-IT"/>
-        </w:rPr>
-        <w:t>(i</w:t>
-      </w:r>
-      <w:r>
-        <w:rPr>
-          <w:rFonts w:ascii="Times New Roman" w:eastAsia="Times New Roman" w:hAnsi="Times New Roman" w:cs="Times New Roman"/>
-          <w:sz w:val="26"/>
-          <w:szCs w:val="26"/>
-          <w:lang w:val="it-IT"/>
-        </w:rPr>
-        <w:t xml:space="preserve">) </w:t>
-      </w:r>
-      <w:r>
-        <w:rPr>
-          <w:rFonts w:ascii="Times New Roman" w:eastAsia="Times New Roman" w:hAnsi="Times New Roman" w:cs="Times New Roman"/>
-          <w:sz w:val="26"/>
-          <w:szCs w:val="26"/>
-          <w:lang w:val="it-IT"/>
-        </w:rPr>
-        <w:t xml:space="preserve">Chậm nhất </w:t>
-      </w:r>
-      <w:r>
-        <w:rPr>
-          <w:rFonts w:ascii="Times New Roman" w:eastAsia="Times New Roman" w:hAnsi="Times New Roman" w:cs="Times New Roman"/>
-          <w:sz w:val="26"/>
-          <w:szCs w:val="26"/>
-          <w:lang w:val="it-IT"/>
-        </w:rPr>
-        <w:t xml:space="preserve">15 ngày trước </w:t>
-      </w:r>
-      <w:r>
-        <w:rPr>
-          <w:rFonts w:ascii="Times New Roman" w:eastAsia="Times New Roman" w:hAnsi="Times New Roman" w:cs="Times New Roman"/>
-          <w:sz w:val="26"/>
-          <w:szCs w:val="26"/>
-          <w:lang w:val="it-IT"/>
-        </w:rPr>
-        <w:t xml:space="preserve">ngày </w:t>
-      </w:r>
-      <w:r>
-        <w:rPr>
-          <w:rFonts w:ascii="Times New Roman" w:eastAsia="Times New Roman" w:hAnsi="Times New Roman" w:cs="Times New Roman"/>
-          <w:sz w:val="26"/>
-          <w:szCs w:val="26"/>
-          <w:lang w:val="it-IT"/>
-        </w:rPr>
-        <w:t xml:space="preserve">thực hiện việc thu giữ tài sản thế chấp Bên A </w:t>
-      </w:r>
-      <w:r>
-        <w:rPr>
-          <w:rFonts w:ascii="Times New Roman" w:eastAsia="Times New Roman" w:hAnsi="Times New Roman" w:cs="Times New Roman"/>
-          <w:sz w:val="26"/>
-          <w:szCs w:val="26"/>
-          <w:lang w:val="it-IT"/>
-        </w:rPr>
-        <w:t>phải thực hiện công khai thông tin về thời gian, địa điểm thu giữ tài sản thế chấp, tài sản thế chấp được thu giữ, lý do thu giữ, theo các hình thức sau:</w:t>
-      </w:r>
-    </w:p>
-    <w:p>
-      <w:pPr>
-        <w:spacing w:after="0" w:line="269" w:lineRule="auto"/>
-        <w:ind w:firstLine="567"/>
-        <w:jc w:val="both"/>
-        <w:rPr>
-          <w:rFonts w:ascii="Times New Roman" w:eastAsia="Times New Roman" w:hAnsi="Times New Roman" w:cs="Times New Roman"/>
-          <w:sz w:val="26"/>
-          <w:szCs w:val="26"/>
-          <w:lang w:val="it-IT"/>
-        </w:rPr>
-      </w:pPr>
-      <w:r>
-        <w:rPr>
-          <w:rFonts w:ascii="Times New Roman" w:eastAsia="Times New Roman" w:hAnsi="Times New Roman" w:cs="Times New Roman"/>
-          <w:sz w:val="26"/>
-          <w:szCs w:val="26"/>
-          <w:lang w:val="it-IT"/>
-        </w:rPr>
-        <w:t>- Gửi thông báo bằng văn bản tới UBND phường và cơ quan Công an cấp phường nơi có tài sàn thế chấp.</w:t>
-      </w:r>
-      <w:r>
-        <w:rPr>
-          <w:rFonts w:ascii="Times New Roman" w:eastAsia="Times New Roman" w:hAnsi="Times New Roman" w:cs="Times New Roman"/>
-          <w:sz w:val="26"/>
-          <w:szCs w:val="26"/>
-          <w:lang w:val="it-IT"/>
-        </w:rPr>
-        <w:t xml:space="preserve"> </w:t>
-      </w:r>
-    </w:p>
-    <w:p>
-      <w:pPr>
-        <w:spacing w:after="0" w:line="269" w:lineRule="auto"/>
-        <w:ind w:firstLine="567"/>
-        <w:jc w:val="both"/>
-        <w:rPr>
-          <w:rFonts w:ascii="Times New Roman" w:eastAsia="Times New Roman" w:hAnsi="Times New Roman" w:cs="Times New Roman"/>
-          <w:sz w:val="26"/>
-          <w:szCs w:val="26"/>
-          <w:lang w:val="it-IT"/>
-        </w:rPr>
-      </w:pPr>
-      <w:r>
-        <w:rPr>
-          <w:rFonts w:ascii="Times New Roman" w:eastAsia="Times New Roman" w:hAnsi="Times New Roman" w:cs="Times New Roman"/>
-          <w:sz w:val="26"/>
-          <w:szCs w:val="26"/>
-          <w:lang w:val="it-IT"/>
-        </w:rPr>
-        <w:t>- Niêm yết văn bản tại trụ sở UBND nơi Bên B đăng ký địa chỉ theo Hợp đồng thế chấp và UBND phường nơi có tài sản thế chấp.</w:t>
-      </w:r>
-    </w:p>
-    <w:p>
-      <w:pPr>
-        <w:spacing w:after="0" w:line="269" w:lineRule="auto"/>
-        <w:ind w:firstLine="567"/>
-        <w:jc w:val="both"/>
-        <w:rPr>
-          <w:rFonts w:ascii="Times New Roman" w:eastAsia="Times New Roman" w:hAnsi="Times New Roman" w:cs="Times New Roman"/>
-          <w:sz w:val="26"/>
-          <w:szCs w:val="26"/>
-          <w:lang w:val="it-IT"/>
-        </w:rPr>
-      </w:pPr>
-      <w:r>
-        <w:rPr>
-          <w:rFonts w:ascii="Times New Roman" w:eastAsia="Times New Roman" w:hAnsi="Times New Roman" w:cs="Times New Roman"/>
-          <w:sz w:val="26"/>
-          <w:szCs w:val="26"/>
-          <w:lang w:val="it-IT"/>
-        </w:rPr>
-        <w:t>- Thông báo cho Bên B, người đang giữ</w:t>
-      </w:r>
-      <w:r>
-        <w:rPr>
-          <w:rFonts w:ascii="Times New Roman" w:eastAsia="Times New Roman" w:hAnsi="Times New Roman" w:cs="Times New Roman"/>
-          <w:sz w:val="26"/>
-          <w:szCs w:val="26"/>
-          <w:lang w:val="it-IT"/>
-        </w:rPr>
-        <w:t xml:space="preserve"> tài sản thế chấp (nếu có) theo phương thức thông báo đã thỏa thuận tại hợp đồng thế chấp.</w:t>
-      </w:r>
-      <w:r>
-        <w:rPr>
-          <w:rFonts w:ascii="Times New Roman" w:eastAsia="Times New Roman" w:hAnsi="Times New Roman" w:cs="Times New Roman"/>
-          <w:sz w:val="26"/>
-          <w:szCs w:val="26"/>
-          <w:lang w:val="it-IT"/>
-        </w:rPr>
-        <w:t xml:space="preserve">     </w:t>
-      </w:r>
-    </w:p>
-    <w:p>
-      <w:pPr>
-        <w:spacing w:after="0" w:line="269" w:lineRule="auto"/>
-        <w:ind w:firstLine="567"/>
-        <w:jc w:val="both"/>
-        <w:rPr>
-          <w:rFonts w:ascii="Times New Roman" w:eastAsia="Times New Roman" w:hAnsi="Times New Roman" w:cs="Times New Roman"/>
-          <w:sz w:val="26"/>
-          <w:szCs w:val="26"/>
-          <w:lang w:val="it-IT"/>
-        </w:rPr>
-      </w:pPr>
-      <w:r>
-        <w:rPr>
-          <w:rFonts w:ascii="Times New Roman" w:eastAsia="Times New Roman" w:hAnsi="Times New Roman" w:cs="Times New Roman"/>
-          <w:sz w:val="26"/>
-          <w:szCs w:val="26"/>
-          <w:lang w:val="it-IT"/>
-        </w:rPr>
-        <w:t>(ii</w:t>
-      </w:r>
-      <w:r>
-        <w:rPr>
-          <w:rFonts w:ascii="Times New Roman" w:eastAsia="Times New Roman" w:hAnsi="Times New Roman" w:cs="Times New Roman"/>
-          <w:sz w:val="26"/>
-          <w:szCs w:val="26"/>
-          <w:lang w:val="it-IT"/>
-        </w:rPr>
-        <w:t xml:space="preserve">) Trong quá trình thu giữ tài sản thế chấp, nếu Bên B có dấu hiệu chống đối và cản trở, gây mất trật tự nơi công cộng hoặc có hành vi vi phạm pháp luật khác thì Bên A có quyền yêu cầu UBND phường và cơ quan </w:t>
-      </w:r>
-      <w:r>
-        <w:rPr>
-          <w:rFonts w:ascii="Times New Roman" w:eastAsia="Times New Roman" w:hAnsi="Times New Roman" w:cs="Times New Roman"/>
-          <w:sz w:val="26"/>
-          <w:szCs w:val="26"/>
-          <w:lang w:val="it-IT"/>
-        </w:rPr>
-        <w:t>C</w:t>
-      </w:r>
-      <w:r>
-        <w:rPr>
-          <w:rFonts w:ascii="Times New Roman" w:eastAsia="Times New Roman" w:hAnsi="Times New Roman" w:cs="Times New Roman"/>
-          <w:sz w:val="26"/>
-          <w:szCs w:val="26"/>
-          <w:lang w:val="it-IT"/>
-        </w:rPr>
-        <w:t xml:space="preserve">ông an </w:t>
-      </w:r>
-      <w:r>
-        <w:rPr>
-          <w:rFonts w:ascii="Times New Roman" w:eastAsia="Times New Roman" w:hAnsi="Times New Roman" w:cs="Times New Roman"/>
-          <w:sz w:val="26"/>
-          <w:szCs w:val="26"/>
-          <w:lang w:val="it-IT"/>
-        </w:rPr>
-        <w:t>phường</w:t>
-      </w:r>
-      <w:r>
-        <w:rPr>
-          <w:rFonts w:ascii="Times New Roman" w:eastAsia="Times New Roman" w:hAnsi="Times New Roman" w:cs="Times New Roman"/>
-          <w:sz w:val="26"/>
-          <w:szCs w:val="26"/>
-          <w:lang w:val="it-IT"/>
-        </w:rPr>
-        <w:t xml:space="preserve"> tiến hành bảo vệ việc thu giữ tài sản thế chấp.     </w:t>
-      </w:r>
-    </w:p>
-    <w:p>
-      <w:pPr>
-        <w:spacing w:after="0" w:line="269" w:lineRule="auto"/>
-        <w:ind w:firstLine="567"/>
-        <w:jc w:val="both"/>
-        <w:rPr>
-          <w:rFonts w:ascii="Times New Roman" w:eastAsia="Times New Roman" w:hAnsi="Times New Roman" w:cs="Times New Roman"/>
-          <w:sz w:val="26"/>
-          <w:szCs w:val="26"/>
-          <w:lang w:val="it-IT"/>
-        </w:rPr>
-      </w:pPr>
-      <w:r>
-        <w:rPr>
-          <w:rFonts w:ascii="Times New Roman" w:eastAsia="Times New Roman" w:hAnsi="Times New Roman" w:cs="Times New Roman"/>
-          <w:sz w:val="26"/>
-          <w:szCs w:val="26"/>
-          <w:lang w:val="it-IT"/>
-        </w:rPr>
-        <w:t>(iii</w:t>
-      </w:r>
-      <w:r>
-        <w:rPr>
-          <w:rFonts w:ascii="Times New Roman" w:eastAsia="Times New Roman" w:hAnsi="Times New Roman" w:cs="Times New Roman"/>
-          <w:sz w:val="26"/>
-          <w:szCs w:val="26"/>
-          <w:lang w:val="it-IT"/>
-        </w:rPr>
-        <w:t xml:space="preserve">) Bên thế chấp phải chịu mọi chi phí hợp lý, cần thiết cho việc thu giữ tài sản thế chấp; trong trường hợp gây cản trở không giao tài sản thế chấp mà gây thiệt hại cho Bên A thì phải bồi thường thiệt hại thực tế. </w:t>
-      </w:r>
-    </w:p>
-    <w:p>
-      <w:pPr>
-        <w:spacing w:after="0" w:line="269" w:lineRule="auto"/>
-        <w:ind w:firstLine="567"/>
-        <w:jc w:val="both"/>
-        <w:rPr>
-          <w:rFonts w:ascii="Times New Roman" w:eastAsia="Times New Roman" w:hAnsi="Times New Roman" w:cs="Times New Roman"/>
-          <w:sz w:val="26"/>
-          <w:szCs w:val="26"/>
-          <w:lang w:val="it-IT"/>
-        </w:rPr>
-      </w:pPr>
-      <w:r>
-        <w:rPr>
-          <w:rFonts w:ascii="Times New Roman" w:eastAsia="Times New Roman" w:hAnsi="Times New Roman" w:cs="Times New Roman"/>
-          <w:sz w:val="26"/>
-          <w:szCs w:val="26"/>
-          <w:lang w:val="it-IT"/>
-        </w:rPr>
-        <w:t xml:space="preserve"> </w:t>
-      </w:r>
-      <w:r>
-        <w:rPr>
-          <w:rFonts w:ascii="Times New Roman" w:eastAsia="Times New Roman" w:hAnsi="Times New Roman" w:cs="Times New Roman"/>
-          <w:sz w:val="26"/>
-          <w:szCs w:val="26"/>
-          <w:lang w:val="it-IT"/>
-        </w:rPr>
-        <w:t>9.2. Quyền truy đòi, thu hồi tài sản thế chấp:</w:t>
-      </w:r>
-    </w:p>
-    <w:p>
-      <w:pPr>
-        <w:spacing w:after="0" w:line="269" w:lineRule="auto"/>
-        <w:ind w:firstLine="567"/>
-        <w:jc w:val="both"/>
-        <w:rPr>
-          <w:rFonts w:ascii="Times New Roman" w:eastAsia="Times New Roman" w:hAnsi="Times New Roman" w:cs="Times New Roman"/>
-          <w:sz w:val="26"/>
-          <w:szCs w:val="26"/>
-          <w:lang w:val="it-IT"/>
-        </w:rPr>
-      </w:pPr>
-      <w:r>
-        <w:rPr>
-          <w:rFonts w:ascii="Times New Roman" w:eastAsia="Times New Roman" w:hAnsi="Times New Roman" w:cs="Times New Roman"/>
-          <w:sz w:val="26"/>
-          <w:szCs w:val="26"/>
-          <w:lang w:val="it-IT"/>
-        </w:rPr>
-        <w:t xml:space="preserve">Bên A được quyền truy đòi, thu hồi tài sản thế chấp, nếu Bên B tự ý bán, chuyển nhượng, cho tặng, phân chia thừa kế, tẩu tán dưới mọi hình thức (biện pháp bảo đảm phát sinh hiệu lực đối kháng với người thứ ba). Đồng thời được quyền yêu các cơ quan </w:t>
-      </w:r>
+        <w:t>d) Việc giao kết Hợp đồng này là hoàn toàn tự nguyện, không bị lừa dối hay ép buộc</w:t>
+      </w:r>
+      <w:r>
+        <w:rPr>
+          <w:rFonts w:ascii="Times New Roman" w:eastAsia="Times New Roman" w:hAnsi="Times New Roman" w:cs="Times New Roman"/>
+          <w:sz w:val="26"/>
+          <w:szCs w:val="26"/>
+          <w:lang w:val="it-IT"/>
+        </w:rPr>
+        <w:t>.</w:t>
+      </w:r>
+    </w:p>
+    <w:p>
+      <w:pPr>
+        <w:spacing w:after="0" w:line="269" w:lineRule="auto"/>
+        <w:ind w:firstLine="567"/>
+        <w:jc w:val="both"/>
+        <w:rPr>
+          <w:rFonts w:ascii="Times New Roman" w:eastAsia="Times New Roman" w:hAnsi="Times New Roman" w:cs="Times New Roman"/>
+          <w:sz w:val="26"/>
+          <w:szCs w:val="26"/>
+          <w:lang w:val="it-IT"/>
+        </w:rPr>
+      </w:pPr>
+      <w:r>
+        <w:rPr>
+          <w:rFonts w:ascii="Times New Roman" w:eastAsia="Times New Roman" w:hAnsi="Times New Roman" w:cs="Times New Roman"/>
+          <w:sz w:val="26"/>
+          <w:szCs w:val="26"/>
+          <w:lang w:val="it-IT"/>
+        </w:rPr>
+        <w:t>e) Cam kết thực hiện đầy đủ các thủ tục pháp lý theo quy định của pháp luật và hướng dẫn của Bên A và phối kết hợp với Bên A khi phải xử lý tài sản.</w:t>
+      </w:r>
+    </w:p>
+    <w:p>
+      <w:pPr>
+        <w:spacing w:after="0" w:line="269" w:lineRule="auto"/>
+        <w:ind w:firstLine="567"/>
+        <w:jc w:val="both"/>
+        <w:rPr>
+          <w:rFonts w:ascii="Times New Roman" w:eastAsia="Times New Roman" w:hAnsi="Times New Roman" w:cs="Times New Roman"/>
+          <w:sz w:val="26"/>
+          <w:szCs w:val="26"/>
+          <w:lang w:val="it-IT"/>
+        </w:rPr>
+      </w:pPr>
+      <w:r>
+        <w:rPr>
+          <w:rFonts w:ascii="Times New Roman" w:eastAsia="Times New Roman" w:hAnsi="Times New Roman" w:cs="Times New Roman"/>
+          <w:sz w:val="26"/>
+          <w:szCs w:val="26"/>
+          <w:lang w:val="it-IT"/>
+        </w:rPr>
+        <w:t>f) Cam kết thực hiện đúng đầy đủ các thỏa thuận đã ghi trong Hợp đồng này.</w:t>
+      </w:r>
+    </w:p>
+    <w:p>
+      <w:pPr>
+        <w:spacing w:after="0" w:line="269" w:lineRule="auto"/>
+        <w:ind w:firstLine="567"/>
+        <w:jc w:val="both"/>
+        <w:rPr>
+          <w:rFonts w:ascii="Times New Roman" w:eastAsia="Times New Roman" w:hAnsi="Times New Roman" w:cs="Times New Roman"/>
+          <w:b/>
+          <w:sz w:val="26"/>
+          <w:szCs w:val="26"/>
+          <w:lang w:val="it-IT"/>
+        </w:rPr>
+      </w:pPr>
+      <w:r>
+        <w:rPr>
+          <w:rFonts w:ascii="Times New Roman" w:eastAsia="Times New Roman" w:hAnsi="Times New Roman" w:cs="Times New Roman"/>
+          <w:b/>
+          <w:sz w:val="26"/>
+          <w:szCs w:val="26"/>
+          <w:lang w:val="it-IT"/>
+        </w:rPr>
+        <w:t>Điều 13. Luật điều chỉnh, cơ quan giải quyết tranh chấp</w:t>
+      </w:r>
+    </w:p>
+    <w:p>
+      <w:pPr>
+        <w:spacing w:after="0" w:line="269" w:lineRule="auto"/>
+        <w:ind w:firstLine="567"/>
+        <w:jc w:val="both"/>
+        <w:rPr>
+          <w:rFonts w:ascii="Times New Roman" w:eastAsia="Times New Roman" w:hAnsi="Times New Roman" w:cs="Times New Roman"/>
+          <w:sz w:val="26"/>
+          <w:szCs w:val="26"/>
+          <w:lang w:val="it-IT"/>
+        </w:rPr>
+      </w:pPr>
+      <w:r>
+        <w:rPr>
+          <w:rFonts w:ascii="Times New Roman" w:eastAsia="Times New Roman" w:hAnsi="Times New Roman" w:cs="Times New Roman"/>
+          <w:sz w:val="26"/>
+          <w:szCs w:val="26"/>
+          <w:lang w:val="it-IT"/>
+        </w:rPr>
+        <w:t>Trong quá trình thực hiện Hợp đồng này nếu có phát sinh tranh chấp, các bên cùng nhau thương lượng, giải quyết trên nguyên tắc tôn trọng quyền lợi của nhau; trong trường hợp không thương lượng được thì các Bên thống nhất giải quyết tranh chấp tại Tòa án nhân dân theo quy định của pháp luật.</w:t>
+      </w:r>
+    </w:p>
+    <w:p>
+      <w:pPr>
+        <w:spacing w:after="0" w:line="269" w:lineRule="auto"/>
+        <w:ind w:firstLine="567"/>
+        <w:jc w:val="both"/>
+        <w:rPr>
+          <w:rFonts w:ascii="Times New Roman" w:eastAsia="Times New Roman" w:hAnsi="Times New Roman" w:cs="Times New Roman"/>
+          <w:b/>
+          <w:sz w:val="26"/>
+          <w:szCs w:val="26"/>
+          <w:lang w:val="it-IT"/>
+        </w:rPr>
+      </w:pPr>
+      <w:r>
+        <w:rPr>
+          <w:rFonts w:ascii="Times New Roman" w:eastAsia="Times New Roman" w:hAnsi="Times New Roman" w:cs="Times New Roman"/>
+          <w:b/>
+          <w:sz w:val="26"/>
+          <w:szCs w:val="26"/>
+          <w:lang w:val="it-IT"/>
+        </w:rPr>
+        <w:t>Điều 14. Hiệu lực của Hợp đồng</w:t>
+      </w:r>
+    </w:p>
+    <w:p>
+      <w:pPr>
+        <w:spacing w:after="0" w:line="269" w:lineRule="auto"/>
+        <w:ind w:firstLine="567"/>
+        <w:jc w:val="both"/>
+        <w:rPr>
+          <w:rFonts w:ascii="Times New Roman" w:eastAsia="Times New Roman" w:hAnsi="Times New Roman" w:cs="Times New Roman"/>
+          <w:sz w:val="26"/>
+          <w:szCs w:val="26"/>
+          <w:lang w:val="it-IT"/>
+        </w:rPr>
+      </w:pPr>
+      <w:r>
+        <w:rPr>
+          <w:rFonts w:ascii="Times New Roman" w:eastAsia="Times New Roman" w:hAnsi="Times New Roman" w:cs="Times New Roman"/>
+          <w:sz w:val="26"/>
+          <w:szCs w:val="26"/>
+          <w:lang w:val="it-IT"/>
+        </w:rPr>
+        <w:t>14.1. Hiệu lực của Hợp đồng:</w:t>
+      </w:r>
+    </w:p>
+    <w:p>
+      <w:pPr>
+        <w:spacing w:after="0" w:line="269" w:lineRule="auto"/>
+        <w:ind w:firstLine="567"/>
+        <w:jc w:val="both"/>
+        <w:rPr>
+          <w:rFonts w:ascii="Times New Roman" w:eastAsia="Times New Roman" w:hAnsi="Times New Roman" w:cs="Times New Roman"/>
+          <w:sz w:val="26"/>
+          <w:szCs w:val="26"/>
+          <w:lang w:val="it-IT"/>
+        </w:rPr>
+      </w:pPr>
+      <w:r>
+        <w:rPr>
+          <w:rFonts w:ascii="Times New Roman" w:eastAsia="Times New Roman" w:hAnsi="Times New Roman" w:cs="Times New Roman"/>
+          <w:sz w:val="26"/>
+          <w:szCs w:val="26"/>
+          <w:lang w:val="it-IT"/>
+        </w:rPr>
+        <w:t xml:space="preserve">Hợp đồng này có hiệu lực kể từ khi các Bên có tên trong Hợp đồng ký tên và được cơ quan cấp có thẩm quyền ban hành lời chứng. Mọi sửa đổi, bổ sung Hợp đồng này phải được sự đồng ý của các bên và lập thành văn bản.     </w:t>
+      </w:r>
+    </w:p>
+    <w:p>
+      <w:pPr>
+        <w:spacing w:after="0" w:line="269" w:lineRule="auto"/>
+        <w:ind w:firstLine="567"/>
+        <w:jc w:val="both"/>
+        <w:rPr>
+          <w:rFonts w:ascii="Times New Roman" w:eastAsia="Times New Roman" w:hAnsi="Times New Roman" w:cs="Times New Roman"/>
+          <w:sz w:val="26"/>
+          <w:szCs w:val="26"/>
+          <w:lang w:val="it-IT"/>
+        </w:rPr>
+      </w:pPr>
+      <w:r>
+        <w:rPr>
+          <w:rFonts w:ascii="Times New Roman" w:eastAsia="Times New Roman" w:hAnsi="Times New Roman" w:cs="Times New Roman"/>
+          <w:sz w:val="26"/>
+          <w:szCs w:val="26"/>
+          <w:lang w:val="it-IT"/>
+        </w:rPr>
+        <w:t>14.2. Hợp đồng này hết hiệu lực trong các trường hợp sau:</w:t>
+      </w:r>
+    </w:p>
+    <w:p>
+      <w:pPr>
+        <w:spacing w:after="0" w:line="269" w:lineRule="auto"/>
+        <w:ind w:firstLine="567"/>
+        <w:jc w:val="both"/>
+        <w:rPr>
+          <w:rFonts w:ascii="Times New Roman" w:eastAsia="Times New Roman" w:hAnsi="Times New Roman" w:cs="Times New Roman"/>
+          <w:sz w:val="26"/>
+          <w:szCs w:val="26"/>
+          <w:lang w:val="it-IT"/>
+        </w:rPr>
+      </w:pPr>
       <w:r>
         <w:rPr>
           <w:rFonts w:ascii="Times New Roman" w:eastAsia="Times New Roman" w:hAnsi="Times New Roman" w:cs="Times New Roman"/>
@@ -4894,2152 +6783,6 @@
           <w:lang w:val="it-IT"/>
         </w:rPr>
         <w:lastRenderedPageBreak/>
-        <w:t>nhà nước có thẩm quyền áp dụng các biện pháp ngăn chặn khẩn cấp tạm thời đối với tài sản thế chấp.</w:t>
-      </w:r>
-    </w:p>
-    <w:p>
-      <w:pPr>
-        <w:spacing w:after="0" w:line="269" w:lineRule="auto"/>
-        <w:ind w:firstLine="567"/>
-        <w:jc w:val="both"/>
-        <w:rPr>
-          <w:rFonts w:ascii="Times New Roman" w:eastAsia="Times New Roman" w:hAnsi="Times New Roman" w:cs="Times New Roman"/>
-          <w:sz w:val="26"/>
-          <w:szCs w:val="26"/>
-          <w:lang w:val="it-IT"/>
-        </w:rPr>
-      </w:pPr>
-      <w:r>
-        <w:rPr>
-          <w:rFonts w:ascii="Times New Roman" w:eastAsia="Times New Roman" w:hAnsi="Times New Roman" w:cs="Times New Roman"/>
-          <w:sz w:val="26"/>
-          <w:szCs w:val="26"/>
-          <w:lang w:val="it-IT"/>
-        </w:rPr>
-        <w:t>9.3. Quyền đòi nợ:</w:t>
-      </w:r>
-    </w:p>
-    <w:p>
-      <w:pPr>
-        <w:spacing w:after="0" w:line="269" w:lineRule="auto"/>
-        <w:ind w:firstLine="567"/>
-        <w:jc w:val="both"/>
-        <w:rPr>
-          <w:rFonts w:ascii="Times New Roman" w:eastAsia="Times New Roman" w:hAnsi="Times New Roman" w:cs="Times New Roman"/>
-          <w:sz w:val="26"/>
-          <w:szCs w:val="26"/>
-          <w:lang w:val="it-IT"/>
-        </w:rPr>
-      </w:pPr>
-      <w:r>
-        <w:rPr>
-          <w:rFonts w:ascii="Times New Roman" w:eastAsia="Times New Roman" w:hAnsi="Times New Roman" w:cs="Times New Roman"/>
-          <w:sz w:val="26"/>
-          <w:szCs w:val="26"/>
-          <w:lang w:val="it-IT"/>
-        </w:rPr>
-        <w:t>Bên A có quyền thế chấp một phần hoặc toàn bộ quyền đòi nợ, gồm cả quyền đòi nợ trong tương lai cho Bên thứ ba mà không cần có sự đồng ý của Bên B.</w:t>
-      </w:r>
-    </w:p>
-    <w:p>
-      <w:pPr>
-        <w:spacing w:after="0" w:line="269" w:lineRule="auto"/>
-        <w:ind w:firstLine="567"/>
-        <w:jc w:val="both"/>
-        <w:rPr>
-          <w:rFonts w:ascii="Times New Roman" w:eastAsia="Times New Roman" w:hAnsi="Times New Roman" w:cs="Times New Roman"/>
-          <w:b/>
-          <w:sz w:val="26"/>
-          <w:szCs w:val="26"/>
-          <w:lang w:val="it-IT"/>
-        </w:rPr>
-      </w:pPr>
-      <w:r>
-        <w:rPr>
-          <w:rFonts w:ascii="Times New Roman" w:eastAsia="Times New Roman" w:hAnsi="Times New Roman" w:cs="Times New Roman"/>
-          <w:b/>
-          <w:sz w:val="26"/>
-          <w:szCs w:val="26"/>
-          <w:lang w:val="it-IT"/>
-        </w:rPr>
-        <w:t>Điều 10. Xử lý tài sản thế chấp</w:t>
-      </w:r>
-    </w:p>
-    <w:p>
-      <w:pPr>
-        <w:spacing w:after="0" w:line="269" w:lineRule="auto"/>
-        <w:ind w:firstLine="567"/>
-        <w:jc w:val="both"/>
-        <w:rPr>
-          <w:rFonts w:ascii="Times New Roman" w:eastAsia="Times New Roman" w:hAnsi="Times New Roman" w:cs="Times New Roman"/>
-          <w:sz w:val="26"/>
-          <w:szCs w:val="26"/>
-          <w:lang w:val="it-IT"/>
-        </w:rPr>
-      </w:pPr>
-      <w:r>
-        <w:rPr>
-          <w:rFonts w:ascii="Times New Roman" w:eastAsia="Times New Roman" w:hAnsi="Times New Roman" w:cs="Times New Roman"/>
-          <w:sz w:val="26"/>
-          <w:szCs w:val="26"/>
-          <w:lang w:val="it-IT"/>
-        </w:rPr>
-        <w:t xml:space="preserve">10.1. Bên A được toàn quyền xử lý tài sản thế chấp để thực hiện nghĩa vụ được bảo đảm khi một, một số hoặc tất cả các trường hợp sau xảy ra:     </w:t>
-      </w:r>
-    </w:p>
-    <w:p>
-      <w:pPr>
-        <w:spacing w:after="0" w:line="269" w:lineRule="auto"/>
-        <w:ind w:firstLine="567"/>
-        <w:jc w:val="both"/>
-        <w:rPr>
-          <w:rFonts w:ascii="Times New Roman" w:eastAsia="Times New Roman" w:hAnsi="Times New Roman" w:cs="Times New Roman"/>
-          <w:sz w:val="26"/>
-          <w:szCs w:val="26"/>
-          <w:lang w:val="it-IT"/>
-        </w:rPr>
-      </w:pPr>
-      <w:r>
-        <w:rPr>
-          <w:rFonts w:ascii="Times New Roman" w:eastAsia="Times New Roman" w:hAnsi="Times New Roman" w:cs="Times New Roman"/>
-          <w:sz w:val="26"/>
-          <w:szCs w:val="26"/>
-          <w:lang w:val="it-IT"/>
-        </w:rPr>
-        <w:t>a) Đến hạn thực hiện nghĩa vụ mà Bên B không tự giác, cố tình trốn tránh chây ì thực hiện hoặc thực hiện không đúng, không đầy đủ nghĩa vụ trả nợ</w:t>
-      </w:r>
-    </w:p>
-    <w:p>
-      <w:pPr>
-        <w:spacing w:after="0" w:line="269" w:lineRule="auto"/>
-        <w:ind w:firstLine="567"/>
-        <w:jc w:val="both"/>
-        <w:rPr>
-          <w:rFonts w:ascii="Times New Roman" w:eastAsia="Times New Roman" w:hAnsi="Times New Roman" w:cs="Times New Roman"/>
-          <w:sz w:val="26"/>
-          <w:szCs w:val="26"/>
-          <w:lang w:val="it-IT"/>
-        </w:rPr>
-      </w:pPr>
-      <w:r>
-        <w:rPr>
-          <w:rFonts w:ascii="Times New Roman" w:eastAsia="Times New Roman" w:hAnsi="Times New Roman" w:cs="Times New Roman"/>
-          <w:sz w:val="26"/>
-          <w:szCs w:val="26"/>
-          <w:lang w:val="it-IT"/>
-        </w:rPr>
-        <w:t>b) Bên B phải thực hiện nghĩa vụ trước hạn theo yêu cầu của Bên A do vi phạm nghĩa vụ, các điều khoản đã thỏa thuận tại Hợp đồng thế chấp này và/hoặc các hợp đồng cho vay liên quan hoặc vi phạm các quy định của pháp luật mà Bên B không thực hiện hoặc thực hiện không đúng, không đầy đủ nghĩa vụ hoàn trả nợ.</w:t>
-      </w:r>
-    </w:p>
-    <w:p>
-      <w:pPr>
-        <w:spacing w:after="0" w:line="269" w:lineRule="auto"/>
-        <w:ind w:firstLine="567"/>
-        <w:jc w:val="both"/>
-        <w:rPr>
-          <w:rFonts w:ascii="Times New Roman" w:eastAsia="Times New Roman" w:hAnsi="Times New Roman" w:cs="Times New Roman"/>
-          <w:sz w:val="26"/>
-          <w:szCs w:val="26"/>
-          <w:lang w:val="it-IT"/>
-        </w:rPr>
-      </w:pPr>
-      <w:r>
-        <w:rPr>
-          <w:rFonts w:ascii="Times New Roman" w:eastAsia="Times New Roman" w:hAnsi="Times New Roman" w:cs="Times New Roman"/>
-          <w:sz w:val="26"/>
-          <w:szCs w:val="26"/>
-          <w:lang w:val="it-IT"/>
-        </w:rPr>
-        <w:t>c) Bên B và Bên B vi phạm Hợp đồng này hoặc bất cứ Hợp đồng, văn bản thỏa thuận nào khác với Bên A. Bên A đánh giá việc xử lý tài sản thế chấp là cần thiết để thu hồi nợ hoặc để thay thế tài sản thế chấp bằng tiền để thay thế tài sản thế chấp.</w:t>
-      </w:r>
-    </w:p>
-    <w:p>
-      <w:pPr>
-        <w:spacing w:after="0" w:line="269" w:lineRule="auto"/>
-        <w:ind w:firstLine="567"/>
-        <w:jc w:val="both"/>
-        <w:rPr>
-          <w:rFonts w:ascii="Times New Roman" w:eastAsia="Times New Roman" w:hAnsi="Times New Roman" w:cs="Times New Roman"/>
-          <w:sz w:val="26"/>
-          <w:szCs w:val="26"/>
-          <w:lang w:val="it-IT"/>
-        </w:rPr>
-      </w:pPr>
-      <w:r>
-        <w:rPr>
-          <w:rFonts w:ascii="Times New Roman" w:eastAsia="Times New Roman" w:hAnsi="Times New Roman" w:cs="Times New Roman"/>
-          <w:sz w:val="26"/>
-          <w:szCs w:val="26"/>
-          <w:lang w:val="it-IT"/>
-        </w:rPr>
-        <w:t>d) Phát sinh một, một số hoặc tất cả các trường hợp sau đối với một, một số hoặc tất cả các cá nhân Bên B.</w:t>
-      </w:r>
-    </w:p>
-    <w:p>
-      <w:pPr>
-        <w:spacing w:after="0" w:line="269" w:lineRule="auto"/>
-        <w:ind w:firstLine="567"/>
-        <w:jc w:val="both"/>
-        <w:rPr>
-          <w:rFonts w:ascii="Times New Roman" w:eastAsia="Times New Roman" w:hAnsi="Times New Roman" w:cs="Times New Roman"/>
-          <w:sz w:val="26"/>
-          <w:szCs w:val="26"/>
-          <w:lang w:val="it-IT"/>
-        </w:rPr>
-      </w:pPr>
-      <w:r>
-        <w:rPr>
-          <w:rFonts w:ascii="Times New Roman" w:eastAsia="Times New Roman" w:hAnsi="Times New Roman" w:cs="Times New Roman"/>
-          <w:sz w:val="26"/>
-          <w:szCs w:val="26"/>
-          <w:lang w:val="it-IT"/>
-        </w:rPr>
-        <w:t>(i) Chết, mất tích hoặc bị tuyên bố mất tích.</w:t>
-      </w:r>
-    </w:p>
-    <w:p>
-      <w:pPr>
-        <w:spacing w:after="0" w:line="269" w:lineRule="auto"/>
-        <w:ind w:firstLine="567"/>
-        <w:jc w:val="both"/>
-        <w:rPr>
-          <w:rFonts w:ascii="Times New Roman" w:eastAsia="Times New Roman" w:hAnsi="Times New Roman" w:cs="Times New Roman"/>
-          <w:sz w:val="26"/>
-          <w:szCs w:val="26"/>
-          <w:lang w:val="it-IT"/>
-        </w:rPr>
-      </w:pPr>
-      <w:r>
-        <w:rPr>
-          <w:rFonts w:ascii="Times New Roman" w:eastAsia="Times New Roman" w:hAnsi="Times New Roman" w:cs="Times New Roman"/>
-          <w:sz w:val="26"/>
-          <w:szCs w:val="26"/>
-          <w:lang w:val="it-IT"/>
-        </w:rPr>
-        <w:t>(ii) Bị tuyên bố hạn chế hoặc mất năng lực hành vi dân sự hoặc khó khăn trong nhận thức, làm chủ hành vi.</w:t>
-      </w:r>
-    </w:p>
-    <w:p>
-      <w:pPr>
-        <w:spacing w:after="0" w:line="269" w:lineRule="auto"/>
-        <w:ind w:firstLine="567"/>
-        <w:jc w:val="both"/>
-        <w:rPr>
-          <w:rFonts w:ascii="Times New Roman" w:eastAsia="Times New Roman" w:hAnsi="Times New Roman" w:cs="Times New Roman"/>
-          <w:sz w:val="26"/>
-          <w:szCs w:val="26"/>
-          <w:lang w:val="it-IT"/>
-        </w:rPr>
-      </w:pPr>
-      <w:r>
-        <w:rPr>
-          <w:rFonts w:ascii="Times New Roman" w:eastAsia="Times New Roman" w:hAnsi="Times New Roman" w:cs="Times New Roman"/>
-          <w:sz w:val="26"/>
-          <w:szCs w:val="26"/>
-          <w:lang w:val="it-IT"/>
-        </w:rPr>
-        <w:t>(iii) Bị bên thứ ba khiếu kiện hoặc bị cơ quan có thẩm quyền quyết định khởi tố, bắt tạm giam, điều tra, truy tố vì bất cứ lý do gì.</w:t>
-      </w:r>
-    </w:p>
-    <w:p>
-      <w:pPr>
-        <w:spacing w:after="0" w:line="269" w:lineRule="auto"/>
-        <w:ind w:firstLine="567"/>
-        <w:jc w:val="both"/>
-        <w:rPr>
-          <w:rFonts w:ascii="Times New Roman" w:eastAsia="Times New Roman" w:hAnsi="Times New Roman" w:cs="Times New Roman"/>
-          <w:sz w:val="26"/>
-          <w:szCs w:val="26"/>
-          <w:lang w:val="it-IT"/>
-        </w:rPr>
-      </w:pPr>
-      <w:r>
-        <w:rPr>
-          <w:rFonts w:ascii="Times New Roman" w:eastAsia="Times New Roman" w:hAnsi="Times New Roman" w:cs="Times New Roman"/>
-          <w:sz w:val="26"/>
-          <w:szCs w:val="26"/>
-          <w:lang w:val="it-IT"/>
-        </w:rPr>
-        <w:t>(iv) Bị tuyên án, chấp hành thi hành án.</w:t>
-      </w:r>
-    </w:p>
-    <w:p>
-      <w:pPr>
-        <w:spacing w:after="0" w:line="269" w:lineRule="auto"/>
-        <w:ind w:firstLine="567"/>
-        <w:jc w:val="both"/>
-        <w:rPr>
-          <w:rFonts w:ascii="Times New Roman" w:eastAsia="Times New Roman" w:hAnsi="Times New Roman" w:cs="Times New Roman"/>
-          <w:sz w:val="26"/>
-          <w:szCs w:val="26"/>
-          <w:lang w:val="it-IT"/>
-        </w:rPr>
-      </w:pPr>
-      <w:r>
-        <w:rPr>
-          <w:rFonts w:ascii="Times New Roman" w:eastAsia="Times New Roman" w:hAnsi="Times New Roman" w:cs="Times New Roman"/>
-          <w:sz w:val="26"/>
-          <w:szCs w:val="26"/>
-          <w:lang w:val="it-IT"/>
-        </w:rPr>
-        <w:t>(v) Ly hôn, chia tài sản của vợ chồng trong thời kỳ hôn nhân.</w:t>
-      </w:r>
-    </w:p>
-    <w:p>
-      <w:pPr>
-        <w:spacing w:after="0" w:line="269" w:lineRule="auto"/>
-        <w:ind w:firstLine="567"/>
-        <w:jc w:val="both"/>
-        <w:rPr>
-          <w:rFonts w:ascii="Times New Roman" w:eastAsia="Times New Roman" w:hAnsi="Times New Roman" w:cs="Times New Roman"/>
-          <w:sz w:val="26"/>
-          <w:szCs w:val="26"/>
-          <w:lang w:val="it-IT"/>
-        </w:rPr>
-      </w:pPr>
-      <w:r>
-        <w:rPr>
-          <w:rFonts w:ascii="Times New Roman" w:eastAsia="Times New Roman" w:hAnsi="Times New Roman" w:cs="Times New Roman"/>
-          <w:sz w:val="26"/>
-          <w:szCs w:val="26"/>
-          <w:lang w:val="it-IT"/>
-        </w:rPr>
-        <w:t>(vi) Bỏ trốn, vắng mặt nơi cư trú mà không thông báo cho cơ quan chính quyền địa phương và Bên A; Bên A không thể liên lạc được dưới mọi hình thức hoặc liên lạc nhưng Bên B không về địa phương để thực hiện nghĩa vụ đã cam kết với bên A.</w:t>
-      </w:r>
-    </w:p>
-    <w:p>
-      <w:pPr>
-        <w:spacing w:after="0" w:line="269" w:lineRule="auto"/>
-        <w:ind w:firstLine="567"/>
-        <w:jc w:val="both"/>
-        <w:rPr>
-          <w:rFonts w:ascii="Times New Roman" w:eastAsia="Times New Roman" w:hAnsi="Times New Roman" w:cs="Times New Roman"/>
-          <w:sz w:val="26"/>
-          <w:szCs w:val="26"/>
-          <w:lang w:val="it-IT"/>
-        </w:rPr>
-      </w:pPr>
-      <w:r>
-        <w:rPr>
-          <w:rFonts w:ascii="Times New Roman" w:eastAsia="Times New Roman" w:hAnsi="Times New Roman" w:cs="Times New Roman"/>
-          <w:sz w:val="26"/>
-          <w:szCs w:val="26"/>
-          <w:lang w:val="it-IT"/>
-        </w:rPr>
-        <w:t>e) Xuất hiện việc tranh chấp giữa một hay nhiều bên.</w:t>
-      </w:r>
-    </w:p>
-    <w:p>
-      <w:pPr>
-        <w:spacing w:after="0" w:line="269" w:lineRule="auto"/>
-        <w:ind w:firstLine="567"/>
-        <w:jc w:val="both"/>
-        <w:rPr>
-          <w:rFonts w:ascii="Times New Roman" w:eastAsia="Times New Roman" w:hAnsi="Times New Roman" w:cs="Times New Roman"/>
-          <w:sz w:val="26"/>
-          <w:szCs w:val="26"/>
-          <w:lang w:val="it-IT"/>
-        </w:rPr>
-      </w:pPr>
-      <w:r>
-        <w:rPr>
-          <w:rFonts w:ascii="Times New Roman" w:eastAsia="Times New Roman" w:hAnsi="Times New Roman" w:cs="Times New Roman"/>
-          <w:sz w:val="26"/>
-          <w:szCs w:val="26"/>
-          <w:lang w:val="it-IT"/>
-        </w:rPr>
-        <w:t>f) Tài sản thế chấp phải được xử lý để Bên B thực hiện nghĩa vụ khác theo quy định</w:t>
-      </w:r>
-      <w:r>
-        <w:rPr>
-          <w:rFonts w:ascii="Times New Roman" w:eastAsia="Times New Roman" w:hAnsi="Times New Roman" w:cs="Times New Roman"/>
-          <w:sz w:val="26"/>
-          <w:szCs w:val="26"/>
-          <w:lang w:val="it-IT"/>
-        </w:rPr>
-        <w:t>.</w:t>
-      </w:r>
-    </w:p>
-    <w:p>
-      <w:pPr>
-        <w:spacing w:after="0" w:line="269" w:lineRule="auto"/>
-        <w:ind w:firstLine="567"/>
-        <w:jc w:val="both"/>
-        <w:rPr>
-          <w:rFonts w:ascii="Times New Roman" w:eastAsia="Times New Roman" w:hAnsi="Times New Roman" w:cs="Times New Roman"/>
-          <w:sz w:val="26"/>
-          <w:szCs w:val="26"/>
-          <w:lang w:val="it-IT"/>
-        </w:rPr>
-      </w:pPr>
-      <w:r>
-        <w:rPr>
-          <w:rFonts w:ascii="Times New Roman" w:eastAsia="Times New Roman" w:hAnsi="Times New Roman" w:cs="Times New Roman"/>
-          <w:sz w:val="26"/>
-          <w:szCs w:val="26"/>
-          <w:lang w:val="it-IT"/>
-        </w:rPr>
-        <w:t xml:space="preserve">g) Bất kỳ quy định nào về các tài liệu hoặc hồ sơ pháp lý của Bên B là vô hiệu hoặc bất hợp pháp hoặc bị bất kỳ cơ quan nhà nước có thẩm quyền nào hoặc tòa án bất kỳ tuyên bố là vô giá trị, vô hiệu hoặc bất hợp pháp toàn bộ hay một phần.     </w:t>
-      </w:r>
-    </w:p>
-    <w:p>
-      <w:pPr>
-        <w:spacing w:after="0" w:line="269" w:lineRule="auto"/>
-        <w:ind w:firstLine="567"/>
-        <w:jc w:val="both"/>
-        <w:rPr>
-          <w:rFonts w:ascii="Times New Roman" w:eastAsia="Times New Roman" w:hAnsi="Times New Roman" w:cs="Times New Roman"/>
-          <w:sz w:val="26"/>
-          <w:szCs w:val="26"/>
-          <w:lang w:val="it-IT"/>
-        </w:rPr>
-      </w:pPr>
-      <w:r>
-        <w:rPr>
-          <w:rFonts w:ascii="Times New Roman" w:eastAsia="Times New Roman" w:hAnsi="Times New Roman" w:cs="Times New Roman"/>
-          <w:sz w:val="26"/>
-          <w:szCs w:val="26"/>
-          <w:lang w:val="it-IT"/>
-        </w:rPr>
-        <w:t>h) Các trường hợp khác mà Bên A xét thấy cần thiết phải xử lý tài sản bảo đảm để thanh toán một phần hoặc toàn bộ nghĩa vụ hoàn trả Nợ.</w:t>
-      </w:r>
-    </w:p>
-    <w:p>
-      <w:pPr>
-        <w:spacing w:after="0" w:line="269" w:lineRule="auto"/>
-        <w:ind w:firstLine="567"/>
-        <w:jc w:val="both"/>
-        <w:rPr>
-          <w:rFonts w:ascii="Times New Roman" w:eastAsia="Times New Roman" w:hAnsi="Times New Roman" w:cs="Times New Roman"/>
-          <w:sz w:val="26"/>
-          <w:szCs w:val="26"/>
-          <w:lang w:val="it-IT"/>
-        </w:rPr>
-      </w:pPr>
-      <w:r>
-        <w:rPr>
-          <w:rFonts w:ascii="Times New Roman" w:eastAsia="Times New Roman" w:hAnsi="Times New Roman" w:cs="Times New Roman"/>
-          <w:sz w:val="26"/>
-          <w:szCs w:val="26"/>
-          <w:lang w:val="it-IT"/>
-        </w:rPr>
-        <w:t>i) Các trường hợp khác theo quy định của pháp luật.</w:t>
-      </w:r>
-    </w:p>
-    <w:p>
-      <w:pPr>
-        <w:spacing w:after="0" w:line="269" w:lineRule="auto"/>
-        <w:ind w:firstLine="567"/>
-        <w:jc w:val="both"/>
-        <w:rPr>
-          <w:rFonts w:ascii="Times New Roman" w:eastAsia="Times New Roman" w:hAnsi="Times New Roman" w:cs="Times New Roman"/>
-          <w:sz w:val="26"/>
-          <w:szCs w:val="26"/>
-          <w:lang w:val="it-IT"/>
-        </w:rPr>
-      </w:pPr>
-      <w:r>
-        <w:rPr>
-          <w:rFonts w:ascii="Times New Roman" w:eastAsia="Times New Roman" w:hAnsi="Times New Roman" w:cs="Times New Roman"/>
-          <w:sz w:val="26"/>
-          <w:szCs w:val="26"/>
-          <w:lang w:val="it-IT"/>
-        </w:rPr>
-        <w:t>10.2. Nguyên tắc xử lý tài sản thế chấp:</w:t>
-      </w:r>
-    </w:p>
-    <w:p>
-      <w:pPr>
-        <w:spacing w:after="0" w:line="269" w:lineRule="auto"/>
-        <w:ind w:firstLine="567"/>
-        <w:jc w:val="both"/>
-        <w:rPr>
-          <w:rFonts w:ascii="Times New Roman" w:eastAsia="Times New Roman" w:hAnsi="Times New Roman" w:cs="Times New Roman"/>
-          <w:sz w:val="26"/>
-          <w:szCs w:val="26"/>
-          <w:lang w:val="it-IT"/>
-        </w:rPr>
-      </w:pPr>
-      <w:r>
-        <w:rPr>
-          <w:rFonts w:ascii="Times New Roman" w:eastAsia="Times New Roman" w:hAnsi="Times New Roman" w:cs="Times New Roman"/>
-          <w:sz w:val="26"/>
-          <w:szCs w:val="26"/>
-          <w:lang w:val="it-IT"/>
-        </w:rPr>
-        <w:t>a) Bên A căn cứ vào nội dung đã thỏa thuận trong Hợp đồng này và theo quy định của pháp luật để tiến hành xử lý tài sản thế chấp mà không cần văn bản ủy quyền của các cá nhân Bên B.</w:t>
-      </w:r>
-    </w:p>
-    <w:p>
-      <w:pPr>
-        <w:spacing w:after="0" w:line="269" w:lineRule="auto"/>
-        <w:ind w:firstLine="567"/>
-        <w:jc w:val="both"/>
-        <w:rPr>
-          <w:rFonts w:ascii="Times New Roman" w:eastAsia="Times New Roman" w:hAnsi="Times New Roman" w:cs="Times New Roman"/>
-          <w:sz w:val="26"/>
-          <w:szCs w:val="26"/>
-          <w:lang w:val="it-IT"/>
-        </w:rPr>
-      </w:pPr>
-      <w:r>
-        <w:rPr>
-          <w:rFonts w:ascii="Times New Roman" w:eastAsia="Times New Roman" w:hAnsi="Times New Roman" w:cs="Times New Roman"/>
-          <w:sz w:val="26"/>
-          <w:szCs w:val="26"/>
-          <w:lang w:val="it-IT"/>
-        </w:rPr>
-        <w:lastRenderedPageBreak/>
-        <w:t xml:space="preserve">b) Trong thời hạn không quá 30 ngày, kể từ ngày đến hạn thực hiện nghĩa vụ theo thỏa thuận mà Bên B vẫn không thực hiện hoặc thực hiện không đúng, không đầy đủ nghĩa vụ thì Bên B phải chủ động phối hợp với Bên A, giao tài sản cho Bên A để xử lý tài sản thế chấp nhằm thực hiện đầy đủ nghĩa vụ trả nợ. Nếu quá thời hạn trên, Bên A có quyền xử lý tài sản thế chấp mà không cần ý kiến đồng ý, chấp thuận, sự chuyển giao tài sản của Bên B.  </w:t>
-      </w:r>
-    </w:p>
-    <w:p>
-      <w:pPr>
-        <w:spacing w:after="0" w:line="269" w:lineRule="auto"/>
-        <w:ind w:firstLine="567"/>
-        <w:jc w:val="both"/>
-        <w:rPr>
-          <w:rFonts w:ascii="Times New Roman" w:eastAsia="Times New Roman" w:hAnsi="Times New Roman" w:cs="Times New Roman"/>
-          <w:sz w:val="26"/>
-          <w:szCs w:val="26"/>
-          <w:lang w:val="it-IT"/>
-        </w:rPr>
-      </w:pPr>
-      <w:r>
-        <w:rPr>
-          <w:rFonts w:ascii="Times New Roman" w:eastAsia="Times New Roman" w:hAnsi="Times New Roman" w:cs="Times New Roman"/>
-          <w:sz w:val="26"/>
-          <w:szCs w:val="26"/>
-          <w:lang w:val="it-IT"/>
-        </w:rPr>
-        <w:t xml:space="preserve">c) Bên B phải bàn giao tài sản thế chấp theo thông báo của Bên A. Nếu hết thời hạn ấn định theo thông báo mà Bên B không giao tài sản thì Bên A có quyền thu giữ tài sản thế chấp để xử lý mà không cần sự đồng ý, có mặt của Bên B. Bên B phải chịu các chi phí hợp lý cho việc thu giữ tài sản thế chấp; nếu trong trường hợp Bên B không giaotài sản để xử lý hoặc có hành vi cản trở việc thu giữ hợp pháp tài sản thế chấp mà gây thiệt hại cho Bên A thì Bên B phải bồi thường cả phần thiệt hại đó.    </w:t>
-      </w:r>
-    </w:p>
-    <w:p>
-      <w:pPr>
-        <w:spacing w:after="0" w:line="269" w:lineRule="auto"/>
-        <w:ind w:firstLine="567"/>
-        <w:jc w:val="both"/>
-        <w:rPr>
-          <w:rFonts w:ascii="Times New Roman" w:eastAsia="Times New Roman" w:hAnsi="Times New Roman" w:cs="Times New Roman"/>
-          <w:sz w:val="26"/>
-          <w:szCs w:val="26"/>
-          <w:lang w:val="it-IT"/>
-        </w:rPr>
-      </w:pPr>
-      <w:r>
-        <w:rPr>
-          <w:rFonts w:ascii="Times New Roman" w:eastAsia="Times New Roman" w:hAnsi="Times New Roman" w:cs="Times New Roman"/>
-          <w:sz w:val="26"/>
-          <w:szCs w:val="26"/>
-          <w:lang w:val="it-IT"/>
-        </w:rPr>
-        <w:t xml:space="preserve">d) Bên A được quyền bán hoặc định đoạt tài sản thế chấp theo bất cứ phương thức nào, theo một hay nhiều giao dịch do Bên A quyết định phù hợp với quy định của pháp luật và thỏa thuận của các Bên tại khoản 10.3 Điều này.   </w:t>
-      </w:r>
-    </w:p>
-    <w:p>
-      <w:pPr>
-        <w:spacing w:after="0" w:line="269" w:lineRule="auto"/>
-        <w:ind w:firstLine="567"/>
-        <w:jc w:val="both"/>
-        <w:rPr>
-          <w:rFonts w:ascii="Times New Roman" w:eastAsia="Times New Roman" w:hAnsi="Times New Roman" w:cs="Times New Roman"/>
-          <w:sz w:val="26"/>
-          <w:szCs w:val="26"/>
-          <w:lang w:val="it-IT"/>
-        </w:rPr>
-      </w:pPr>
-      <w:r>
-        <w:rPr>
-          <w:rFonts w:ascii="Times New Roman" w:eastAsia="Times New Roman" w:hAnsi="Times New Roman" w:cs="Times New Roman"/>
-          <w:sz w:val="26"/>
-          <w:szCs w:val="26"/>
-          <w:lang w:val="it-IT"/>
-        </w:rPr>
-        <w:t xml:space="preserve">e) Xác định giá tài sản thế chấp khi xử lý tài sản thế chấp được thực hiện trên cơ sở thỏa thuận giữa Bên B và Bên A. Trong mọi trường hợp nếu không thỏa thuận được giá tài sản thế chấp vì bất cứ lý do gì thì Bên A có quyền lựa chọn một trong các phương thức sau:     </w:t>
-      </w:r>
-    </w:p>
-    <w:p>
-      <w:pPr>
-        <w:spacing w:after="0" w:line="269" w:lineRule="auto"/>
-        <w:ind w:firstLine="567"/>
-        <w:jc w:val="both"/>
-        <w:rPr>
-          <w:rFonts w:ascii="Times New Roman" w:eastAsia="Times New Roman" w:hAnsi="Times New Roman" w:cs="Times New Roman"/>
-          <w:sz w:val="26"/>
-          <w:szCs w:val="26"/>
-          <w:lang w:val="it-IT"/>
-        </w:rPr>
-      </w:pPr>
-      <w:r>
-        <w:rPr>
-          <w:rFonts w:ascii="Times New Roman" w:eastAsia="Times New Roman" w:hAnsi="Times New Roman" w:cs="Times New Roman"/>
-          <w:sz w:val="26"/>
-          <w:szCs w:val="26"/>
-          <w:lang w:val="it-IT"/>
-        </w:rPr>
-        <w:t>(i) Bên A quyết định giá trị tài sản thế chấp để xử lý tài sản thế chấp; hoặc (ii) Bên A chỉ định tổ chức có chức năng định giá tài sản để xác định giá tài sản thế chấp để xử lý tài sản thế chấp. Nguyên tắc xác định tài sản thế chấp khi xử lý tài sản thế chấp được áp dụng cho tất cả các phương thức xử lý tài sản thế chấp được quy định tại khoản 10.3 Điều này (bao gồm cả trường hợp bán tài sản qua đấu giá và không qua đấu giá).</w:t>
-      </w:r>
-    </w:p>
-    <w:p>
-      <w:pPr>
-        <w:spacing w:after="0" w:line="269" w:lineRule="auto"/>
-        <w:ind w:firstLine="567"/>
-        <w:jc w:val="both"/>
-        <w:rPr>
-          <w:rFonts w:ascii="Times New Roman" w:eastAsia="Times New Roman" w:hAnsi="Times New Roman" w:cs="Times New Roman"/>
-          <w:sz w:val="26"/>
-          <w:szCs w:val="26"/>
-          <w:lang w:val="it-IT"/>
-        </w:rPr>
-      </w:pPr>
-      <w:r>
-        <w:rPr>
-          <w:rFonts w:ascii="Times New Roman" w:eastAsia="Times New Roman" w:hAnsi="Times New Roman" w:cs="Times New Roman"/>
-          <w:sz w:val="26"/>
-          <w:szCs w:val="26"/>
-          <w:lang w:val="it-IT"/>
-        </w:rPr>
-        <w:t xml:space="preserve">f) Trường hợp một tài sản thế chấp được bảo đảm cho nhiều nghĩa vụ trả nợ của Bên B với Bên A, nếu phải xử lý tài sản thế chấp để thực hiện một nghĩa vụ trả nợ đến hạn thì các nghĩa vụ trả nợ khác tuy chưa đến hạn cũng được coi là đến hạn và Bên A được xử lý tài sản thế chấp để thu hồi toàn bộ các nghĩa vụ trả nợ của Bên B. Bên A có </w:t>
-      </w:r>
-      <w:r>
-        <w:rPr>
-          <w:rFonts w:ascii="Times New Roman" w:eastAsia="Times New Roman" w:hAnsi="Times New Roman" w:cs="Times New Roman"/>
-          <w:sz w:val="26"/>
-          <w:szCs w:val="26"/>
-          <w:lang w:val="it-IT"/>
-        </w:rPr>
-        <w:t xml:space="preserve"> </w:t>
-      </w:r>
-      <w:r>
-        <w:rPr>
-          <w:rFonts w:ascii="Times New Roman" w:eastAsia="Times New Roman" w:hAnsi="Times New Roman" w:cs="Times New Roman"/>
-          <w:sz w:val="26"/>
-          <w:szCs w:val="26"/>
-          <w:lang w:val="it-IT"/>
-        </w:rPr>
-        <w:t xml:space="preserve">quyền quyết định thứ tự và lựa chọn nghĩa vụ được bảo đảm ưu tiên thanh toán khi xử lý tài sản thế chấp. Bên B đồng ý vô điều kiện và không có thắc mắc khiếu kiện với quyết định của Bên A.   </w:t>
-      </w:r>
-    </w:p>
-    <w:p>
-      <w:pPr>
-        <w:spacing w:after="0" w:line="269" w:lineRule="auto"/>
-        <w:ind w:firstLine="567"/>
-        <w:jc w:val="both"/>
-        <w:rPr>
-          <w:rFonts w:ascii="Times New Roman" w:eastAsia="Times New Roman" w:hAnsi="Times New Roman" w:cs="Times New Roman"/>
-          <w:sz w:val="26"/>
-          <w:szCs w:val="26"/>
-          <w:lang w:val="it-IT"/>
-        </w:rPr>
-      </w:pPr>
-      <w:r>
-        <w:rPr>
-          <w:rFonts w:ascii="Times New Roman" w:eastAsia="Times New Roman" w:hAnsi="Times New Roman" w:cs="Times New Roman"/>
-          <w:sz w:val="26"/>
-          <w:szCs w:val="26"/>
-          <w:lang w:val="it-IT"/>
-        </w:rPr>
-        <w:t xml:space="preserve">g) Tại thời điểm xử lý tài sản thế chấp, nếu diện tích đất và tài sản gắn liền với đất thuộc tài sản thế chấp thay đổi với bất kỳ lý do gì (lớn hơn hoặc nhỏ hơn so với diện tích trên giấy chứng nhận quyền sở hữu/ quyền sử dụng tài sản bảo đảm tài sản gắn liền với đất xây dựng không đúng phép; tài sản gắn liền với đất chưa được cấp giấy chứng nhận quyền sở hữu...) hoặc có sự thay đổi hoặc có sự khác biệt so với mô tả trong Hợp đồng này thì Bên A vẫn có quyền xử lý toàn bộ tài sản thế chấp theo hiện trạng thực tế. Bên B không thể đưa ra lý do này để giữ tài sản thế chấp hoặc ngăn cản Bên A xử lý tài sản thế chấp. Số tiền thu được từ việc xử lý tài sản thực tế cũng được dùng để thanh toán cho nghĩa vụ trả nợ của Bên B tại Bên A.  </w:t>
-      </w:r>
-    </w:p>
-    <w:p>
-      <w:pPr>
-        <w:spacing w:after="0" w:line="269" w:lineRule="auto"/>
-        <w:ind w:firstLine="567"/>
-        <w:jc w:val="both"/>
-        <w:rPr>
-          <w:rFonts w:ascii="Times New Roman" w:eastAsia="Times New Roman" w:hAnsi="Times New Roman" w:cs="Times New Roman"/>
-          <w:sz w:val="26"/>
-          <w:szCs w:val="26"/>
-          <w:lang w:val="it-IT"/>
-        </w:rPr>
-      </w:pPr>
-      <w:r>
-        <w:rPr>
-          <w:rFonts w:ascii="Times New Roman" w:eastAsia="Times New Roman" w:hAnsi="Times New Roman" w:cs="Times New Roman"/>
-          <w:sz w:val="26"/>
-          <w:szCs w:val="26"/>
-          <w:lang w:val="it-IT"/>
-        </w:rPr>
-        <w:t xml:space="preserve">h) Trong quá trình xử lý tài sản thế chấp, Bên A được toàn quyền thực hiện các hoạt động, thủ tục trước cơ quan nhà nước có thẩm quyền, ký kết các thủ tục với người mua để đạt được mục đích xử lý tài sản thế chấp nhằm thu hồi nợ mà không cần có sự </w:t>
-      </w:r>
-      <w:r>
-        <w:rPr>
-          <w:rFonts w:ascii="Times New Roman" w:eastAsia="Times New Roman" w:hAnsi="Times New Roman" w:cs="Times New Roman"/>
-          <w:sz w:val="26"/>
-          <w:szCs w:val="26"/>
-          <w:lang w:val="it-IT"/>
-        </w:rPr>
-        <w:lastRenderedPageBreak/>
-        <w:t>đồng ý,  sự có mặt và chữ ký của bất kỳ cá nhân nào Bên B.Tất cả các văn bản, thủ tục do Bên A ký kết, thực hiện trong quá trình xử lý tài sản thế chấp có hiệu lực pháp luật, ràng buộc trách nhiệm của Bên B và cũng là cơ sở để người mua lại tài sản thế chấp đăng ký biến động đất đai và tài sản liền với đất với cơ quan có thẩm quyền để được cấp giấy chứng nhận quyền sử dụng đất sau khi hoàn tất thủ tục mua lại tài sản thế chấp với Bên A. Bên B cam kết không cản trở, khiếu kiện, tranh chấp với Bên A hoặc Bên mua lại tài sản thế chấp với bất kỳ lý do gì.</w:t>
-      </w:r>
-    </w:p>
-    <w:p>
-      <w:pPr>
-        <w:spacing w:after="0" w:line="269" w:lineRule="auto"/>
-        <w:ind w:firstLine="567"/>
-        <w:jc w:val="both"/>
-        <w:rPr>
-          <w:rFonts w:ascii="Times New Roman" w:eastAsia="Times New Roman" w:hAnsi="Times New Roman" w:cs="Times New Roman"/>
-          <w:sz w:val="26"/>
-          <w:szCs w:val="26"/>
-          <w:lang w:val="it-IT"/>
-        </w:rPr>
-      </w:pPr>
-      <w:r>
-        <w:rPr>
-          <w:rFonts w:ascii="Times New Roman" w:eastAsia="Times New Roman" w:hAnsi="Times New Roman" w:cs="Times New Roman"/>
-          <w:sz w:val="26"/>
-          <w:szCs w:val="26"/>
-          <w:lang w:val="it-IT"/>
-        </w:rPr>
-        <w:t xml:space="preserve">i) Bên B chịu mọi trách nhiệm dân sự với Bên A và/hoặc tổ chức được Bên A ủy quyền, các đối tượng liên quan khác trong trường  hợp Bên B không phối hợp xử lý tài sản thế chấp.     </w:t>
-      </w:r>
-    </w:p>
-    <w:p>
-      <w:pPr>
-        <w:spacing w:after="0" w:line="269" w:lineRule="auto"/>
-        <w:ind w:firstLine="567"/>
-        <w:jc w:val="both"/>
-        <w:rPr>
-          <w:rFonts w:ascii="Times New Roman" w:eastAsia="Times New Roman" w:hAnsi="Times New Roman" w:cs="Times New Roman"/>
-          <w:sz w:val="26"/>
-          <w:szCs w:val="26"/>
-          <w:lang w:val="it-IT"/>
-        </w:rPr>
-      </w:pPr>
-      <w:r>
-        <w:rPr>
-          <w:rFonts w:ascii="Times New Roman" w:eastAsia="Times New Roman" w:hAnsi="Times New Roman" w:cs="Times New Roman"/>
-          <w:sz w:val="26"/>
-          <w:szCs w:val="26"/>
-          <w:lang w:val="it-IT"/>
-        </w:rPr>
-        <w:t>k) Việc xử lý tài sản thế chấp được đảm bảo công khai, minh bạch để đảm bảo quyền lợi cho các Bên.</w:t>
-      </w:r>
-    </w:p>
-    <w:p>
-      <w:pPr>
-        <w:spacing w:after="0" w:line="269" w:lineRule="auto"/>
-        <w:ind w:firstLine="567"/>
-        <w:jc w:val="both"/>
-        <w:rPr>
-          <w:rFonts w:ascii="Times New Roman" w:eastAsia="Times New Roman" w:hAnsi="Times New Roman" w:cs="Times New Roman"/>
-          <w:sz w:val="26"/>
-          <w:szCs w:val="26"/>
-          <w:lang w:val="it-IT"/>
-        </w:rPr>
-      </w:pPr>
-      <w:r>
-        <w:rPr>
-          <w:rFonts w:ascii="Times New Roman" w:eastAsia="Times New Roman" w:hAnsi="Times New Roman" w:cs="Times New Roman"/>
-          <w:sz w:val="26"/>
-          <w:szCs w:val="26"/>
-          <w:lang w:val="it-IT"/>
-        </w:rPr>
-        <w:t xml:space="preserve">10.3. Phương thức xử lý tài sản thế chấp:    </w:t>
-      </w:r>
-    </w:p>
-    <w:p>
-      <w:pPr>
-        <w:spacing w:after="0" w:line="269" w:lineRule="auto"/>
-        <w:ind w:firstLine="567"/>
-        <w:jc w:val="both"/>
-        <w:rPr>
-          <w:rFonts w:ascii="Times New Roman" w:eastAsia="Times New Roman" w:hAnsi="Times New Roman" w:cs="Times New Roman"/>
-          <w:sz w:val="26"/>
-          <w:szCs w:val="26"/>
-          <w:lang w:val="it-IT"/>
-        </w:rPr>
-      </w:pPr>
-      <w:r>
-        <w:rPr>
-          <w:rFonts w:ascii="Times New Roman" w:eastAsia="Times New Roman" w:hAnsi="Times New Roman" w:cs="Times New Roman"/>
-          <w:sz w:val="26"/>
-          <w:szCs w:val="26"/>
-          <w:lang w:val="it-IT"/>
-        </w:rPr>
-        <w:t xml:space="preserve">a) Bên nhận thế chấp tự bán tài sản thế chấp cho người mua mà không cần bất kỳ sự đồng ý hay văn bản ủy quyền chuyển nhượng, xác nhận nào của Bên B; ngoại trừ thông báo cho Bên B. </w:t>
-      </w:r>
-    </w:p>
-    <w:p>
-      <w:pPr>
-        <w:spacing w:after="0" w:line="269" w:lineRule="auto"/>
-        <w:ind w:firstLine="567"/>
-        <w:jc w:val="both"/>
-        <w:rPr>
-          <w:rFonts w:ascii="Times New Roman" w:eastAsia="Times New Roman" w:hAnsi="Times New Roman" w:cs="Times New Roman"/>
-          <w:sz w:val="26"/>
-          <w:szCs w:val="26"/>
-          <w:lang w:val="it-IT"/>
-        </w:rPr>
-      </w:pPr>
-      <w:r>
-        <w:rPr>
-          <w:rFonts w:ascii="Times New Roman" w:eastAsia="Times New Roman" w:hAnsi="Times New Roman" w:cs="Times New Roman"/>
-          <w:sz w:val="26"/>
-          <w:szCs w:val="26"/>
-          <w:lang w:val="it-IT"/>
-        </w:rPr>
-        <w:t>b) Bên A nhận chính tài sản thế chấp để thay thế nghĩa vụ trả nợ của Bên B.</w:t>
-      </w:r>
-    </w:p>
-    <w:p>
-      <w:pPr>
-        <w:spacing w:after="0" w:line="269" w:lineRule="auto"/>
-        <w:ind w:firstLine="567"/>
-        <w:jc w:val="both"/>
-        <w:rPr>
-          <w:rFonts w:ascii="Times New Roman" w:eastAsia="Times New Roman" w:hAnsi="Times New Roman" w:cs="Times New Roman"/>
-          <w:sz w:val="26"/>
-          <w:szCs w:val="26"/>
-          <w:lang w:val="it-IT"/>
-        </w:rPr>
-      </w:pPr>
-      <w:r>
-        <w:rPr>
-          <w:rFonts w:ascii="Times New Roman" w:eastAsia="Times New Roman" w:hAnsi="Times New Roman" w:cs="Times New Roman"/>
-          <w:sz w:val="26"/>
-          <w:szCs w:val="26"/>
-          <w:lang w:val="it-IT"/>
-        </w:rPr>
-        <w:t>c) Bên B và Bên A phối hợp bán tài sản thế chấp cho người mua.</w:t>
-      </w:r>
-    </w:p>
-    <w:p>
-      <w:pPr>
-        <w:spacing w:after="0" w:line="269" w:lineRule="auto"/>
-        <w:ind w:firstLine="567"/>
-        <w:jc w:val="both"/>
-        <w:rPr>
-          <w:rFonts w:ascii="Times New Roman" w:eastAsia="Times New Roman" w:hAnsi="Times New Roman" w:cs="Times New Roman"/>
-          <w:sz w:val="26"/>
-          <w:szCs w:val="26"/>
-          <w:lang w:val="it-IT"/>
-        </w:rPr>
-      </w:pPr>
-      <w:r>
-        <w:rPr>
-          <w:rFonts w:ascii="Times New Roman" w:eastAsia="Times New Roman" w:hAnsi="Times New Roman" w:cs="Times New Roman"/>
-          <w:sz w:val="26"/>
-          <w:szCs w:val="26"/>
-          <w:lang w:val="it-IT"/>
-        </w:rPr>
-        <w:t>d) Bên A ủy quyền hoặc chuyển giao cho tổ chức, cá nhân khác để bán tài sản thế chấp.</w:t>
-      </w:r>
-    </w:p>
-    <w:p>
-      <w:pPr>
-        <w:spacing w:after="0" w:line="269" w:lineRule="auto"/>
-        <w:ind w:firstLine="567"/>
-        <w:jc w:val="both"/>
-        <w:rPr>
-          <w:rFonts w:ascii="Times New Roman" w:eastAsia="Times New Roman" w:hAnsi="Times New Roman" w:cs="Times New Roman"/>
-          <w:sz w:val="26"/>
-          <w:szCs w:val="26"/>
-          <w:lang w:val="it-IT"/>
-        </w:rPr>
-      </w:pPr>
-      <w:r>
-        <w:rPr>
-          <w:rFonts w:ascii="Times New Roman" w:eastAsia="Times New Roman" w:hAnsi="Times New Roman" w:cs="Times New Roman"/>
-          <w:sz w:val="26"/>
-          <w:szCs w:val="26"/>
-          <w:lang w:val="it-IT"/>
-        </w:rPr>
-        <w:t>e) Bên A bán đấu giá tài sản thế chấp thông qua tổ chức đấu giá tài sản theo quy định.</w:t>
-      </w:r>
-    </w:p>
-    <w:p>
-      <w:pPr>
-        <w:spacing w:after="0" w:line="269" w:lineRule="auto"/>
-        <w:ind w:firstLine="567"/>
-        <w:jc w:val="both"/>
-        <w:rPr>
-          <w:rFonts w:ascii="Times New Roman" w:eastAsia="Times New Roman" w:hAnsi="Times New Roman" w:cs="Times New Roman"/>
-          <w:sz w:val="26"/>
-          <w:szCs w:val="26"/>
-          <w:lang w:val="it-IT"/>
-        </w:rPr>
-      </w:pPr>
-      <w:r>
-        <w:rPr>
-          <w:rFonts w:ascii="Times New Roman" w:eastAsia="Times New Roman" w:hAnsi="Times New Roman" w:cs="Times New Roman"/>
-          <w:sz w:val="26"/>
-          <w:szCs w:val="26"/>
-          <w:lang w:val="it-IT"/>
-        </w:rPr>
-        <w:t>f) Bên A yêu cầu Tòa án giải quyết, xử lý tài sản thế chấp.</w:t>
-      </w:r>
-    </w:p>
-    <w:p>
-      <w:pPr>
-        <w:spacing w:after="0" w:line="269" w:lineRule="auto"/>
-        <w:ind w:firstLine="567"/>
-        <w:jc w:val="both"/>
-        <w:rPr>
-          <w:rFonts w:ascii="Times New Roman" w:eastAsia="Times New Roman" w:hAnsi="Times New Roman" w:cs="Times New Roman"/>
-          <w:sz w:val="26"/>
-          <w:szCs w:val="26"/>
-          <w:lang w:val="it-IT"/>
-        </w:rPr>
-      </w:pPr>
-      <w:r>
-        <w:rPr>
-          <w:rFonts w:ascii="Times New Roman" w:eastAsia="Times New Roman" w:hAnsi="Times New Roman" w:cs="Times New Roman"/>
-          <w:sz w:val="26"/>
-          <w:szCs w:val="26"/>
-          <w:lang w:val="it-IT"/>
-        </w:rPr>
-        <w:t>g) Các phương thức khác theo quyết định của Bên A và theo quy định của pháp luật hiện hành.</w:t>
-      </w:r>
-    </w:p>
-    <w:p>
-      <w:pPr>
-        <w:spacing w:after="0" w:line="269" w:lineRule="auto"/>
-        <w:ind w:firstLine="567"/>
-        <w:jc w:val="both"/>
-        <w:rPr>
-          <w:rFonts w:ascii="Times New Roman" w:eastAsia="Times New Roman" w:hAnsi="Times New Roman" w:cs="Times New Roman"/>
-          <w:sz w:val="26"/>
-          <w:szCs w:val="26"/>
-          <w:lang w:val="it-IT"/>
-        </w:rPr>
-      </w:pPr>
-      <w:r>
-        <w:rPr>
-          <w:rFonts w:ascii="Times New Roman" w:eastAsia="Times New Roman" w:hAnsi="Times New Roman" w:cs="Times New Roman"/>
-          <w:sz w:val="26"/>
-          <w:szCs w:val="26"/>
-          <w:lang w:val="it-IT"/>
-        </w:rPr>
-        <w:t>10.4. Bán tài sản thế chấp:</w:t>
-      </w:r>
-    </w:p>
-    <w:p>
-      <w:pPr>
-        <w:spacing w:after="0" w:line="269" w:lineRule="auto"/>
-        <w:ind w:firstLine="567"/>
-        <w:jc w:val="both"/>
-        <w:rPr>
-          <w:rFonts w:ascii="Times New Roman" w:eastAsia="Times New Roman" w:hAnsi="Times New Roman" w:cs="Times New Roman"/>
-          <w:sz w:val="26"/>
-          <w:szCs w:val="26"/>
-          <w:lang w:val="it-IT"/>
-        </w:rPr>
-      </w:pPr>
-      <w:r>
-        <w:rPr>
-          <w:rFonts w:ascii="Times New Roman" w:eastAsia="Times New Roman" w:hAnsi="Times New Roman" w:cs="Times New Roman"/>
-          <w:sz w:val="26"/>
-          <w:szCs w:val="26"/>
-          <w:lang w:val="it-IT"/>
-        </w:rPr>
-        <w:t xml:space="preserve">a) Bên B tự nguyện nhất trí để Bên A được quyền quyết định phương thức Bán tài sản thế chấp để đạt được mục đích hoàn thành nghĩa vụ trả nợ; Bên B cam kết phối hợp với Bên A bán tài sản thế chấp trực tiếp cho người mua hoặc ủy quyền cho Bên thứ ba bán tài sản thế chấp. Bên A thông báo trước cho Bên B về địa điểm, thời gian trước 10 ngày. Sự vắng mặt của một, một số hoặc tất cả các cá nhân Bên B không làm ảnh hưởng đến việc bán tài sản thế chấp.   </w:t>
-      </w:r>
-    </w:p>
-    <w:p>
-      <w:pPr>
-        <w:spacing w:after="0" w:line="269" w:lineRule="auto"/>
-        <w:ind w:firstLine="567"/>
-        <w:jc w:val="both"/>
-        <w:rPr>
-          <w:rFonts w:ascii="Times New Roman" w:eastAsia="Times New Roman" w:hAnsi="Times New Roman" w:cs="Times New Roman"/>
-          <w:sz w:val="26"/>
-          <w:szCs w:val="26"/>
-          <w:lang w:val="it-IT"/>
-        </w:rPr>
-      </w:pPr>
-      <w:r>
-        <w:rPr>
-          <w:rFonts w:ascii="Times New Roman" w:eastAsia="Times New Roman" w:hAnsi="Times New Roman" w:cs="Times New Roman"/>
-          <w:sz w:val="26"/>
-          <w:szCs w:val="26"/>
-          <w:lang w:val="it-IT"/>
-        </w:rPr>
-        <w:t xml:space="preserve">b) Bên B cam đoan tạo mọi điều kiện thuận lợi, không làm bất cứ điều gì ngăn cản, gây khó khăn trong việc bán tài sản thế chấp. Tự nguyện phối hợp với Bên A và/ hoặc Bên thứ ba để bán tài sản thế chấp.     </w:t>
-      </w:r>
-    </w:p>
-    <w:p>
-      <w:pPr>
-        <w:spacing w:after="0" w:line="269" w:lineRule="auto"/>
-        <w:ind w:firstLine="567"/>
-        <w:jc w:val="both"/>
-        <w:rPr>
-          <w:rFonts w:ascii="Times New Roman" w:eastAsia="Times New Roman" w:hAnsi="Times New Roman" w:cs="Times New Roman"/>
-          <w:sz w:val="26"/>
-          <w:szCs w:val="26"/>
-          <w:lang w:val="it-IT"/>
-        </w:rPr>
-      </w:pPr>
-      <w:r>
-        <w:rPr>
-          <w:rFonts w:ascii="Times New Roman" w:eastAsia="Times New Roman" w:hAnsi="Times New Roman" w:cs="Times New Roman"/>
-          <w:sz w:val="26"/>
-          <w:szCs w:val="26"/>
-          <w:lang w:val="it-IT"/>
-        </w:rPr>
-        <w:t>c) Bằng hợp đồng này Bên B ủy quyền không hủy ngang cho Bên A những nội dung sau:</w:t>
-      </w:r>
-    </w:p>
-    <w:p>
-      <w:pPr>
-        <w:spacing w:after="0" w:line="269" w:lineRule="auto"/>
-        <w:ind w:firstLine="567"/>
-        <w:jc w:val="both"/>
-        <w:rPr>
-          <w:rFonts w:ascii="Times New Roman" w:eastAsia="Times New Roman" w:hAnsi="Times New Roman" w:cs="Times New Roman"/>
-          <w:sz w:val="26"/>
-          <w:szCs w:val="26"/>
-          <w:lang w:val="it-IT"/>
-        </w:rPr>
-      </w:pPr>
-      <w:r>
-        <w:rPr>
-          <w:rFonts w:ascii="Times New Roman" w:eastAsia="Times New Roman" w:hAnsi="Times New Roman" w:cs="Times New Roman"/>
-          <w:sz w:val="26"/>
-          <w:szCs w:val="26"/>
-          <w:lang w:val="it-IT"/>
-        </w:rPr>
-        <w:t xml:space="preserve">(i) Bên A được toàn quyền lập tài liệu, hồ sơ phát sinh trong quá trình xử lý tài sản thế chấp. </w:t>
-      </w:r>
-    </w:p>
-    <w:p>
-      <w:pPr>
-        <w:spacing w:after="0" w:line="269" w:lineRule="auto"/>
-        <w:ind w:firstLine="567"/>
-        <w:jc w:val="both"/>
-        <w:rPr>
-          <w:rFonts w:ascii="Times New Roman" w:eastAsia="Times New Roman" w:hAnsi="Times New Roman" w:cs="Times New Roman"/>
-          <w:sz w:val="26"/>
-          <w:szCs w:val="26"/>
-          <w:lang w:val="it-IT"/>
-        </w:rPr>
-      </w:pPr>
-      <w:r>
-        <w:rPr>
-          <w:rFonts w:ascii="Times New Roman" w:eastAsia="Times New Roman" w:hAnsi="Times New Roman" w:cs="Times New Roman"/>
-          <w:sz w:val="26"/>
-          <w:szCs w:val="26"/>
-          <w:lang w:val="it-IT"/>
-        </w:rPr>
-        <w:t xml:space="preserve">(ii) Bên A được quyền bán tài sản thế chấp với giá khởi điểm do Bên A tự xác định hoặc thuê tổ chức, cá nhân có chức năng xác định giá. </w:t>
-      </w:r>
-    </w:p>
-    <w:p>
-      <w:pPr>
-        <w:spacing w:after="0" w:line="269" w:lineRule="auto"/>
-        <w:ind w:firstLine="567"/>
-        <w:jc w:val="both"/>
-        <w:rPr>
-          <w:rFonts w:ascii="Times New Roman" w:eastAsia="Times New Roman" w:hAnsi="Times New Roman" w:cs="Times New Roman"/>
-          <w:sz w:val="26"/>
-          <w:szCs w:val="26"/>
-          <w:lang w:val="it-IT"/>
-        </w:rPr>
-      </w:pPr>
-      <w:r>
-        <w:rPr>
-          <w:rFonts w:ascii="Times New Roman" w:eastAsia="Times New Roman" w:hAnsi="Times New Roman" w:cs="Times New Roman"/>
-          <w:sz w:val="26"/>
-          <w:szCs w:val="26"/>
-          <w:lang w:val="it-IT"/>
-        </w:rPr>
-        <w:t xml:space="preserve">(iii) Bên A được quyền quyết định giảm giá mỗi lần không quá 10% giá trị tài  sản so với giá trị liền kề trước đó sau mỗi lần thực hiện bán không thành. Sau 3 lần giảm giá </w:t>
-      </w:r>
-      <w:r>
-        <w:rPr>
-          <w:rFonts w:ascii="Times New Roman" w:eastAsia="Times New Roman" w:hAnsi="Times New Roman" w:cs="Times New Roman"/>
-          <w:sz w:val="26"/>
-          <w:szCs w:val="26"/>
-          <w:lang w:val="it-IT"/>
-        </w:rPr>
-        <w:lastRenderedPageBreak/>
-        <w:t xml:space="preserve">bán mà vẫn không bán được, Bên A được toàn quyền quyết định giá bán tài sản thế chấp để thu hồi nợ. Bên B đồng ý vô điều kiện và không có ý kiến thắc mắc về giá bán tài sản thế chấp của Bên A.    </w:t>
-      </w:r>
-    </w:p>
-    <w:p>
-      <w:pPr>
-        <w:spacing w:after="0" w:line="269" w:lineRule="auto"/>
-        <w:ind w:firstLine="567"/>
-        <w:jc w:val="both"/>
-        <w:rPr>
-          <w:rFonts w:ascii="Times New Roman" w:eastAsia="Times New Roman" w:hAnsi="Times New Roman" w:cs="Times New Roman"/>
-          <w:sz w:val="26"/>
-          <w:szCs w:val="26"/>
-          <w:lang w:val="it-IT"/>
-        </w:rPr>
-      </w:pPr>
-      <w:r>
-        <w:rPr>
-          <w:rFonts w:ascii="Times New Roman" w:eastAsia="Times New Roman" w:hAnsi="Times New Roman" w:cs="Times New Roman"/>
-          <w:sz w:val="26"/>
-          <w:szCs w:val="26"/>
-          <w:lang w:val="it-IT"/>
-        </w:rPr>
-        <w:t>10.5. Xử lý tiền bán tài sản thế chấp:</w:t>
-      </w:r>
-    </w:p>
-    <w:p>
-      <w:pPr>
-        <w:spacing w:after="0" w:line="269" w:lineRule="auto"/>
-        <w:ind w:firstLine="567"/>
-        <w:jc w:val="both"/>
-        <w:rPr>
-          <w:rFonts w:ascii="Times New Roman" w:eastAsia="Times New Roman" w:hAnsi="Times New Roman" w:cs="Times New Roman"/>
-          <w:sz w:val="26"/>
-          <w:szCs w:val="26"/>
-          <w:lang w:val="it-IT"/>
-        </w:rPr>
-      </w:pPr>
-      <w:r>
-        <w:rPr>
-          <w:rFonts w:ascii="Times New Roman" w:eastAsia="Times New Roman" w:hAnsi="Times New Roman" w:cs="Times New Roman"/>
-          <w:sz w:val="26"/>
-          <w:szCs w:val="26"/>
-          <w:lang w:val="it-IT"/>
-        </w:rPr>
-        <w:t xml:space="preserve">a) Khi xử lý tài sản thế chấp bằng bất cứ phương thức nào thì Bên A là người duy nhất được thu nhận toàn bộ số tiền đặt cọc, tiền thu xử lý tài sản thế chấp để trực tiếp thực hiện các nghĩa vụ trả Nợ.     </w:t>
-      </w:r>
-    </w:p>
-    <w:p>
-      <w:pPr>
-        <w:spacing w:after="0" w:line="269" w:lineRule="auto"/>
-        <w:ind w:firstLine="567"/>
-        <w:jc w:val="both"/>
-        <w:rPr>
-          <w:rFonts w:ascii="Times New Roman" w:eastAsia="Times New Roman" w:hAnsi="Times New Roman" w:cs="Times New Roman"/>
-          <w:sz w:val="26"/>
-          <w:szCs w:val="26"/>
-          <w:lang w:val="it-IT"/>
-        </w:rPr>
-      </w:pPr>
-      <w:r>
-        <w:rPr>
-          <w:rFonts w:ascii="Times New Roman" w:eastAsia="Times New Roman" w:hAnsi="Times New Roman" w:cs="Times New Roman"/>
-          <w:sz w:val="26"/>
-          <w:szCs w:val="26"/>
-          <w:lang w:val="it-IT"/>
-        </w:rPr>
-        <w:t>b) Thứ tự xử lý tiền thu được từ bán tài sản thế chấp:</w:t>
-      </w:r>
-    </w:p>
-    <w:p>
-      <w:pPr>
-        <w:spacing w:after="0" w:line="269" w:lineRule="auto"/>
-        <w:ind w:firstLine="567"/>
-        <w:jc w:val="both"/>
-        <w:rPr>
-          <w:rFonts w:ascii="Times New Roman" w:eastAsia="Times New Roman" w:hAnsi="Times New Roman" w:cs="Times New Roman"/>
-          <w:sz w:val="26"/>
-          <w:szCs w:val="26"/>
-          <w:lang w:val="it-IT"/>
-        </w:rPr>
-      </w:pPr>
-      <w:r>
-        <w:rPr>
-          <w:rFonts w:ascii="Times New Roman" w:eastAsia="Times New Roman" w:hAnsi="Times New Roman" w:cs="Times New Roman"/>
-          <w:sz w:val="26"/>
-          <w:szCs w:val="26"/>
-          <w:lang w:val="it-IT"/>
-        </w:rPr>
-        <w:t xml:space="preserve"> </w:t>
-      </w:r>
-      <w:r>
-        <w:rPr>
-          <w:rFonts w:ascii="Times New Roman" w:eastAsia="Times New Roman" w:hAnsi="Times New Roman" w:cs="Times New Roman"/>
-          <w:sz w:val="26"/>
-          <w:szCs w:val="26"/>
-          <w:lang w:val="it-IT"/>
-        </w:rPr>
-        <w:tab/>
-      </w:r>
-      <w:r>
-        <w:rPr>
-          <w:rFonts w:ascii="Times New Roman" w:eastAsia="Times New Roman" w:hAnsi="Times New Roman" w:cs="Times New Roman"/>
-          <w:sz w:val="26"/>
-          <w:szCs w:val="26"/>
-          <w:lang w:val="it-IT"/>
-        </w:rPr>
-        <w:t>(i) Thanh toán phí thu giữ, trông coi tài sản thế chấp (nếu có);</w:t>
-      </w:r>
-    </w:p>
-    <w:p>
-      <w:pPr>
-        <w:spacing w:after="0" w:line="269" w:lineRule="auto"/>
-        <w:ind w:firstLine="567"/>
-        <w:jc w:val="both"/>
-        <w:rPr>
-          <w:rFonts w:ascii="Times New Roman" w:eastAsia="Times New Roman" w:hAnsi="Times New Roman" w:cs="Times New Roman"/>
-          <w:sz w:val="26"/>
-          <w:szCs w:val="26"/>
-          <w:lang w:val="it-IT"/>
-        </w:rPr>
-      </w:pPr>
-      <w:r>
-        <w:rPr>
-          <w:rFonts w:ascii="Times New Roman" w:eastAsia="Times New Roman" w:hAnsi="Times New Roman" w:cs="Times New Roman"/>
-          <w:sz w:val="26"/>
-          <w:szCs w:val="26"/>
-          <w:lang w:val="it-IT"/>
-        </w:rPr>
-        <w:t>(ii) Thanh toán các khoán phí, chi phí xử lý tài sản thế chấp;</w:t>
-      </w:r>
-    </w:p>
-    <w:p>
-      <w:pPr>
-        <w:spacing w:after="0" w:line="269" w:lineRule="auto"/>
-        <w:ind w:firstLine="567"/>
-        <w:jc w:val="both"/>
-        <w:rPr>
-          <w:rFonts w:ascii="Times New Roman" w:eastAsia="Times New Roman" w:hAnsi="Times New Roman" w:cs="Times New Roman"/>
-          <w:sz w:val="26"/>
-          <w:szCs w:val="26"/>
-          <w:lang w:val="it-IT"/>
-        </w:rPr>
-      </w:pPr>
-      <w:r>
-        <w:rPr>
-          <w:rFonts w:ascii="Times New Roman" w:eastAsia="Times New Roman" w:hAnsi="Times New Roman" w:cs="Times New Roman"/>
-          <w:sz w:val="26"/>
-          <w:szCs w:val="26"/>
-          <w:lang w:val="it-IT"/>
-        </w:rPr>
-        <w:t>(iii) Thanh toán các khoản phải nộp nhà nước (nếu có);</w:t>
-      </w:r>
-    </w:p>
-    <w:p>
-      <w:pPr>
-        <w:spacing w:after="0" w:line="269" w:lineRule="auto"/>
-        <w:ind w:firstLine="567"/>
-        <w:jc w:val="both"/>
-        <w:rPr>
-          <w:rFonts w:ascii="Times New Roman" w:eastAsia="Times New Roman" w:hAnsi="Times New Roman" w:cs="Times New Roman"/>
-          <w:sz w:val="26"/>
-          <w:szCs w:val="26"/>
-          <w:lang w:val="it-IT"/>
-        </w:rPr>
-      </w:pPr>
-      <w:r>
-        <w:rPr>
-          <w:rFonts w:ascii="Times New Roman" w:eastAsia="Times New Roman" w:hAnsi="Times New Roman" w:cs="Times New Roman"/>
-          <w:sz w:val="26"/>
-          <w:szCs w:val="26"/>
-          <w:lang w:val="it-IT"/>
-        </w:rPr>
-        <w:t xml:space="preserve">(iv) Thanh toán tất cả các nghĩa vụ của Bên </w:t>
-      </w:r>
-      <w:r>
-        <w:rPr>
-          <w:rFonts w:ascii="Times New Roman" w:eastAsia="Times New Roman" w:hAnsi="Times New Roman" w:cs="Times New Roman"/>
-          <w:sz w:val="26"/>
-          <w:szCs w:val="26"/>
-          <w:lang w:val="it-IT"/>
-        </w:rPr>
-        <w:t>B</w:t>
-      </w:r>
-      <w:r>
-        <w:rPr>
-          <w:rFonts w:ascii="Times New Roman" w:eastAsia="Times New Roman" w:hAnsi="Times New Roman" w:cs="Times New Roman"/>
-          <w:sz w:val="26"/>
-          <w:szCs w:val="26"/>
-          <w:lang w:val="it-IT"/>
-        </w:rPr>
-        <w:t xml:space="preserve"> cho Bên A (bao gồm không giới hạn tiền gốc, lãi tiền vay, lãi quá hạn, bồi thường thiệt hại...)</w:t>
-      </w:r>
-    </w:p>
-    <w:p>
-      <w:pPr>
-        <w:spacing w:after="0" w:line="269" w:lineRule="auto"/>
-        <w:ind w:firstLine="567"/>
-        <w:jc w:val="both"/>
-        <w:rPr>
-          <w:rFonts w:ascii="Times New Roman" w:eastAsia="Times New Roman" w:hAnsi="Times New Roman" w:cs="Times New Roman"/>
-          <w:sz w:val="26"/>
-          <w:szCs w:val="26"/>
-          <w:lang w:val="it-IT"/>
-        </w:rPr>
-      </w:pPr>
-      <w:r>
-        <w:rPr>
-          <w:rFonts w:ascii="Times New Roman" w:eastAsia="Times New Roman" w:hAnsi="Times New Roman" w:cs="Times New Roman"/>
-          <w:sz w:val="26"/>
-          <w:szCs w:val="26"/>
-          <w:lang w:val="it-IT"/>
-        </w:rPr>
-        <w:t>(v) Thực hiện nghĩa vụ tài chính khác không có bảo đảm của Bên A.</w:t>
-      </w:r>
-    </w:p>
-    <w:p>
-      <w:pPr>
-        <w:spacing w:after="0" w:line="269" w:lineRule="auto"/>
-        <w:ind w:firstLine="567"/>
-        <w:jc w:val="both"/>
-        <w:rPr>
-          <w:rFonts w:ascii="Times New Roman" w:eastAsia="Times New Roman" w:hAnsi="Times New Roman" w:cs="Times New Roman"/>
-          <w:sz w:val="26"/>
-          <w:szCs w:val="26"/>
-          <w:lang w:val="it-IT"/>
-        </w:rPr>
-      </w:pPr>
-      <w:r>
-        <w:rPr>
-          <w:rFonts w:ascii="Times New Roman" w:eastAsia="Times New Roman" w:hAnsi="Times New Roman" w:cs="Times New Roman"/>
-          <w:sz w:val="26"/>
-          <w:szCs w:val="26"/>
-          <w:lang w:val="it-IT"/>
-        </w:rPr>
-        <w:t xml:space="preserve">c) Trường hợp sau khi thanh toán đầy đủ nghĩa vụ với Bên A mà số tiền thu được từ việc xử lý tài sản thế chấp còn thừa thì Bên A trả lại cho Bên B.  </w:t>
-      </w:r>
-    </w:p>
-    <w:p>
-      <w:pPr>
-        <w:spacing w:after="0" w:line="269" w:lineRule="auto"/>
-        <w:ind w:firstLine="567"/>
-        <w:jc w:val="both"/>
-        <w:rPr>
-          <w:rFonts w:ascii="Times New Roman" w:eastAsia="Times New Roman" w:hAnsi="Times New Roman" w:cs="Times New Roman"/>
-          <w:sz w:val="26"/>
-          <w:szCs w:val="26"/>
-          <w:lang w:val="it-IT"/>
-        </w:rPr>
-      </w:pPr>
-      <w:r>
-        <w:rPr>
-          <w:rFonts w:ascii="Times New Roman" w:eastAsia="Times New Roman" w:hAnsi="Times New Roman" w:cs="Times New Roman"/>
-          <w:sz w:val="26"/>
-          <w:szCs w:val="26"/>
-          <w:lang w:val="it-IT"/>
-        </w:rPr>
-        <w:t xml:space="preserve">d) Trường hợp số tiền thu được từ việc xử lý tài sản thế chấp không đủ để thanh toán tất cả các nghĩa vụ được bảo đảm thì Bên B có trách nhiệm thực hiện nốt nghĩa vụ chưa hoàn thành cho Bên A bằng tiền hoặc tiếp tục bổ sung thêm tài sản bảo đảm cho phần nghĩa vụ chưa được hoàn thành.     </w:t>
-      </w:r>
-    </w:p>
-    <w:p>
-      <w:pPr>
-        <w:spacing w:after="0" w:line="269" w:lineRule="auto"/>
-        <w:ind w:firstLine="567"/>
-        <w:jc w:val="both"/>
-        <w:rPr>
-          <w:rFonts w:ascii="Times New Roman" w:eastAsia="Times New Roman" w:hAnsi="Times New Roman" w:cs="Times New Roman"/>
-          <w:b/>
-          <w:sz w:val="26"/>
-          <w:szCs w:val="26"/>
-          <w:lang w:val="it-IT"/>
-        </w:rPr>
-      </w:pPr>
-      <w:r>
-        <w:rPr>
-          <w:rFonts w:ascii="Times New Roman" w:eastAsia="Times New Roman" w:hAnsi="Times New Roman" w:cs="Times New Roman"/>
-          <w:b/>
-          <w:sz w:val="26"/>
-          <w:szCs w:val="26"/>
-          <w:lang w:val="it-IT"/>
-        </w:rPr>
-        <w:t xml:space="preserve">Điều 11. Các thỏa thuận khác </w:t>
-      </w:r>
-    </w:p>
-    <w:p>
-      <w:pPr>
-        <w:spacing w:after="0" w:line="269" w:lineRule="auto"/>
-        <w:ind w:firstLine="567"/>
-        <w:jc w:val="both"/>
-        <w:rPr>
-          <w:rFonts w:ascii="Times New Roman" w:eastAsia="Times New Roman" w:hAnsi="Times New Roman" w:cs="Times New Roman"/>
-          <w:sz w:val="26"/>
-          <w:szCs w:val="26"/>
-          <w:lang w:val="it-IT"/>
-        </w:rPr>
-      </w:pPr>
-      <w:r>
-        <w:rPr>
-          <w:rFonts w:ascii="Times New Roman" w:eastAsia="Times New Roman" w:hAnsi="Times New Roman" w:cs="Times New Roman"/>
-          <w:sz w:val="26"/>
-          <w:szCs w:val="26"/>
-          <w:lang w:val="it-IT"/>
-        </w:rPr>
-        <w:t>11.1. Chuyển nhượng:</w:t>
-      </w:r>
-    </w:p>
-    <w:p>
-      <w:pPr>
-        <w:spacing w:after="0" w:line="269" w:lineRule="auto"/>
-        <w:ind w:firstLine="567"/>
-        <w:jc w:val="both"/>
-        <w:rPr>
-          <w:rFonts w:ascii="Times New Roman" w:eastAsia="Times New Roman" w:hAnsi="Times New Roman" w:cs="Times New Roman"/>
-          <w:sz w:val="26"/>
-          <w:szCs w:val="26"/>
-          <w:lang w:val="it-IT"/>
-        </w:rPr>
-      </w:pPr>
-      <w:r>
-        <w:rPr>
-          <w:rFonts w:ascii="Times New Roman" w:eastAsia="Times New Roman" w:hAnsi="Times New Roman" w:cs="Times New Roman"/>
-          <w:sz w:val="26"/>
-          <w:szCs w:val="26"/>
-          <w:lang w:val="it-IT"/>
-        </w:rPr>
-        <w:t>a) Hợp đồng này có hiệu lực bắt buộc đối với các bên kế nhiệm, bên nhận chuyển nhượng, bên nhận chuyển giao được phép tương ứng của các bên trong Hợp đồng này và các bên kế nhiệm, nhận chuyển được hưởng các lợi ích theo hợp đồng này.</w:t>
-      </w:r>
-    </w:p>
-    <w:p>
-      <w:pPr>
-        <w:spacing w:after="0" w:line="269" w:lineRule="auto"/>
-        <w:rPr>
-          <w:rFonts w:ascii="Times New Roman" w:eastAsia="Times New Roman" w:hAnsi="Times New Roman" w:cs="Times New Roman"/>
-          <w:sz w:val="26"/>
-          <w:szCs w:val="26"/>
-          <w:lang w:val="it-IT"/>
-        </w:rPr>
-      </w:pPr>
-      <w:r>
-        <w:rPr>
-          <w:rFonts w:ascii="Times New Roman" w:eastAsia="Times New Roman" w:hAnsi="Times New Roman" w:cs="Times New Roman"/>
-          <w:sz w:val="26"/>
-          <w:szCs w:val="26"/>
-          <w:lang w:val="it-IT"/>
-        </w:rPr>
-        <w:tab/>
-      </w:r>
-      <w:r>
-        <w:rPr>
-          <w:rFonts w:ascii="Times New Roman" w:eastAsia="Times New Roman" w:hAnsi="Times New Roman" w:cs="Times New Roman"/>
-          <w:sz w:val="26"/>
-          <w:szCs w:val="26"/>
-          <w:lang w:val="it-IT"/>
-        </w:rPr>
-        <w:t xml:space="preserve">b) Bên B không được chuyển nhượng, chuyển giao, hoán đổi hoặc định đoạt bất kỳ quyền và/hoặc nghĩa vụ nào theo Hợp đồng này hoặc tài liệu giao dịch khác trừ khi có sự đồng ý trước bằng văn bản chấp thuận của Bên A.     </w:t>
-      </w:r>
-    </w:p>
-    <w:p>
-      <w:pPr>
-        <w:spacing w:after="0" w:line="269" w:lineRule="auto"/>
-        <w:ind w:firstLine="567"/>
-        <w:jc w:val="both"/>
-        <w:rPr>
-          <w:rFonts w:ascii="Times New Roman" w:eastAsia="Times New Roman" w:hAnsi="Times New Roman" w:cs="Times New Roman"/>
-          <w:sz w:val="26"/>
-          <w:szCs w:val="26"/>
-          <w:lang w:val="it-IT"/>
-        </w:rPr>
-      </w:pPr>
-      <w:r>
-        <w:rPr>
-          <w:rFonts w:ascii="Times New Roman" w:eastAsia="Times New Roman" w:hAnsi="Times New Roman" w:cs="Times New Roman"/>
-          <w:sz w:val="26"/>
-          <w:szCs w:val="26"/>
-          <w:lang w:val="it-IT"/>
-        </w:rPr>
-        <w:t>11.2. Không từ bỏ quyền:</w:t>
-      </w:r>
-    </w:p>
-    <w:p>
-      <w:pPr>
-        <w:spacing w:after="0" w:line="269" w:lineRule="auto"/>
-        <w:ind w:firstLine="567"/>
-        <w:jc w:val="both"/>
-        <w:rPr>
-          <w:rFonts w:ascii="Times New Roman" w:eastAsia="Times New Roman" w:hAnsi="Times New Roman" w:cs="Times New Roman"/>
-          <w:sz w:val="26"/>
-          <w:szCs w:val="26"/>
-          <w:lang w:val="it-IT"/>
-        </w:rPr>
-      </w:pPr>
-      <w:r>
-        <w:rPr>
-          <w:rFonts w:ascii="Times New Roman" w:eastAsia="Times New Roman" w:hAnsi="Times New Roman" w:cs="Times New Roman"/>
-          <w:sz w:val="26"/>
-          <w:szCs w:val="26"/>
-          <w:lang w:val="it-IT"/>
-        </w:rPr>
-        <w:t>Việc Bên A không thực hiện hoặc thực hiện chậm bất kỳ quyền nào theo Hợp đồng này sẽ không được xem là từ bỏ các quyền đó. Việc thực hiện riêng rẽ hoặc một phần bất kỳ</w:t>
-      </w:r>
-      <w:r>
-        <w:rPr>
-          <w:rFonts w:ascii="Times New Roman" w:eastAsia="Times New Roman" w:hAnsi="Times New Roman" w:cs="Times New Roman"/>
-          <w:sz w:val="26"/>
-          <w:szCs w:val="26"/>
-          <w:lang w:val="it-IT"/>
-        </w:rPr>
-        <w:t xml:space="preserve"> quyền nào theo hợp đồng này sẽ không cản trở việc thực hiện các quyền khác theo Hợp đồng này.  </w:t>
-      </w:r>
-    </w:p>
-    <w:p>
-      <w:pPr>
-        <w:spacing w:after="0" w:line="269" w:lineRule="auto"/>
-        <w:ind w:firstLine="567"/>
-        <w:jc w:val="both"/>
-        <w:rPr>
-          <w:rFonts w:ascii="Times New Roman" w:eastAsia="Times New Roman" w:hAnsi="Times New Roman" w:cs="Times New Roman"/>
-          <w:sz w:val="26"/>
-          <w:szCs w:val="26"/>
-          <w:lang w:val="it-IT"/>
-        </w:rPr>
-      </w:pPr>
-      <w:r>
-        <w:rPr>
-          <w:rFonts w:ascii="Times New Roman" w:eastAsia="Times New Roman" w:hAnsi="Times New Roman" w:cs="Times New Roman"/>
-          <w:sz w:val="26"/>
-          <w:szCs w:val="26"/>
-          <w:lang w:val="it-IT"/>
-        </w:rPr>
-        <w:t>11.3. Hiệu lực từng phần:</w:t>
-      </w:r>
-    </w:p>
-    <w:p>
-      <w:pPr>
-        <w:spacing w:after="0" w:line="269" w:lineRule="auto"/>
-        <w:ind w:firstLine="567"/>
-        <w:jc w:val="both"/>
-        <w:rPr>
-          <w:rFonts w:ascii="Times New Roman" w:eastAsia="Times New Roman" w:hAnsi="Times New Roman" w:cs="Times New Roman"/>
-          <w:sz w:val="26"/>
-          <w:szCs w:val="26"/>
-          <w:lang w:val="it-IT"/>
-        </w:rPr>
-      </w:pPr>
-      <w:r>
-        <w:rPr>
-          <w:rFonts w:ascii="Times New Roman" w:eastAsia="Times New Roman" w:hAnsi="Times New Roman" w:cs="Times New Roman"/>
-          <w:sz w:val="26"/>
-          <w:szCs w:val="26"/>
-          <w:lang w:val="it-IT"/>
-        </w:rPr>
-        <w:t>Tất cả các điều khoản và từng phần của các điều khoản trong Hợp đồng này sẽ có hiệu lực riêng rẽ và độc lập với các điều khoản khác. Nếu có bất kỳ điều khoản nào vô hiệu, bất hợp pháp hoặc không thể thi hành theo pháp luật Việt Nam, thì hiệu lực, tính hợp pháp và khả năng thi hành của các điều khoản còn lại của Hợp đồng này sẽ không bị ảnh hưởng dưới bất kỳ hình thức nào.</w:t>
-      </w:r>
-    </w:p>
-    <w:p>
-      <w:pPr>
-        <w:spacing w:after="0" w:line="269" w:lineRule="auto"/>
-        <w:ind w:firstLine="567"/>
-        <w:jc w:val="both"/>
-        <w:rPr>
-          <w:rFonts w:ascii="Times New Roman" w:eastAsia="Times New Roman" w:hAnsi="Times New Roman" w:cs="Times New Roman"/>
-          <w:sz w:val="26"/>
-          <w:szCs w:val="26"/>
-          <w:lang w:val="it-IT"/>
-        </w:rPr>
-      </w:pPr>
-      <w:r>
-        <w:rPr>
-          <w:rFonts w:ascii="Times New Roman" w:eastAsia="Times New Roman" w:hAnsi="Times New Roman" w:cs="Times New Roman"/>
-          <w:sz w:val="26"/>
-          <w:szCs w:val="26"/>
-          <w:lang w:val="it-IT"/>
-        </w:rPr>
-        <w:t>11.4. Thay đổi biện pháp bảo đảm:</w:t>
-      </w:r>
-    </w:p>
-    <w:p>
-      <w:pPr>
-        <w:spacing w:after="0" w:line="269" w:lineRule="auto"/>
-        <w:ind w:firstLine="567"/>
-        <w:jc w:val="both"/>
-        <w:rPr>
-          <w:rFonts w:ascii="Times New Roman" w:eastAsia="Times New Roman" w:hAnsi="Times New Roman" w:cs="Times New Roman"/>
-          <w:sz w:val="26"/>
-          <w:szCs w:val="26"/>
-          <w:lang w:val="it-IT"/>
-        </w:rPr>
-      </w:pPr>
-      <w:r>
-        <w:rPr>
-          <w:rFonts w:ascii="Times New Roman" w:eastAsia="Times New Roman" w:hAnsi="Times New Roman" w:cs="Times New Roman"/>
-          <w:sz w:val="26"/>
-          <w:szCs w:val="26"/>
-          <w:lang w:val="it-IT"/>
-        </w:rPr>
-        <w:t xml:space="preserve">Bên B có thể thay đổi tài sản thế chấp ở trong hợp đồng này bằng tài sản khác nếu được Bên A chấp thuận thì các Bên sẽ lập ký kết Hợp đồng mới.     </w:t>
-      </w:r>
-    </w:p>
-    <w:p>
-      <w:pPr>
-        <w:spacing w:after="0" w:line="269" w:lineRule="auto"/>
-        <w:ind w:firstLine="567"/>
-        <w:jc w:val="both"/>
-        <w:rPr>
-          <w:rFonts w:ascii="Times New Roman" w:eastAsia="Times New Roman" w:hAnsi="Times New Roman" w:cs="Times New Roman"/>
-          <w:sz w:val="26"/>
-          <w:szCs w:val="26"/>
-          <w:lang w:val="it-IT"/>
-        </w:rPr>
-      </w:pPr>
-      <w:r>
-        <w:rPr>
-          <w:rFonts w:ascii="Times New Roman" w:eastAsia="Times New Roman" w:hAnsi="Times New Roman" w:cs="Times New Roman"/>
-          <w:sz w:val="26"/>
-          <w:szCs w:val="26"/>
-          <w:lang w:val="it-IT"/>
-        </w:rPr>
-        <w:t>11.5. Hợp đồng cho vay vô hiệu:</w:t>
-      </w:r>
-    </w:p>
-    <w:p>
-      <w:pPr>
-        <w:spacing w:after="0" w:line="269" w:lineRule="auto"/>
-        <w:ind w:firstLine="567"/>
-        <w:jc w:val="both"/>
-        <w:rPr>
-          <w:rFonts w:ascii="Times New Roman" w:eastAsia="Times New Roman" w:hAnsi="Times New Roman" w:cs="Times New Roman"/>
-          <w:sz w:val="26"/>
-          <w:szCs w:val="26"/>
-          <w:lang w:val="it-IT"/>
-        </w:rPr>
-      </w:pPr>
-      <w:r>
-        <w:rPr>
-          <w:rFonts w:ascii="Times New Roman" w:eastAsia="Times New Roman" w:hAnsi="Times New Roman" w:cs="Times New Roman"/>
-          <w:sz w:val="26"/>
-          <w:szCs w:val="26"/>
-          <w:lang w:val="it-IT"/>
-        </w:rPr>
-        <w:lastRenderedPageBreak/>
-        <w:t>Trường hợp Hợp đồng cho vay tham chiếu theo Hợp đồng này bị tuyên vô hiệu hoặc có sai sót mà Bên A đã thực hiện giải ngân và đã phát sinh bất kỳ số dư nào cho Bên B theo các Hợp đồng cho vay thì Bên B vẫn phải thực hiện đúng đầy đủ cam kết nghĩa vụ bảo đảm theo Hợp đồng này.</w:t>
-      </w:r>
-    </w:p>
-    <w:p>
-      <w:pPr>
-        <w:spacing w:after="0" w:line="269" w:lineRule="auto"/>
-        <w:ind w:firstLine="567"/>
-        <w:jc w:val="both"/>
-        <w:rPr>
-          <w:rFonts w:ascii="Times New Roman" w:eastAsia="Times New Roman" w:hAnsi="Times New Roman" w:cs="Times New Roman"/>
-          <w:sz w:val="26"/>
-          <w:szCs w:val="26"/>
-          <w:lang w:val="it-IT"/>
-        </w:rPr>
-      </w:pPr>
-      <w:r>
-        <w:rPr>
-          <w:rFonts w:ascii="Times New Roman" w:eastAsia="Times New Roman" w:hAnsi="Times New Roman" w:cs="Times New Roman"/>
-          <w:sz w:val="26"/>
-          <w:szCs w:val="26"/>
-          <w:lang w:val="it-IT"/>
-        </w:rPr>
-        <w:t>11.6. Bồi thường thiệt hại:</w:t>
-      </w:r>
-    </w:p>
-    <w:p>
-      <w:pPr>
-        <w:spacing w:after="0" w:line="269" w:lineRule="auto"/>
-        <w:ind w:firstLine="567"/>
-        <w:jc w:val="both"/>
-        <w:rPr>
-          <w:rFonts w:ascii="Times New Roman" w:eastAsia="Times New Roman" w:hAnsi="Times New Roman" w:cs="Times New Roman"/>
-          <w:sz w:val="26"/>
-          <w:szCs w:val="26"/>
-          <w:lang w:val="it-IT"/>
-        </w:rPr>
-      </w:pPr>
-      <w:r>
-        <w:rPr>
-          <w:rFonts w:ascii="Times New Roman" w:eastAsia="Times New Roman" w:hAnsi="Times New Roman" w:cs="Times New Roman"/>
-          <w:sz w:val="26"/>
-          <w:szCs w:val="26"/>
-          <w:lang w:val="it-IT"/>
-        </w:rPr>
-        <w:t>Bên B đồng ý thanh toán toàn bộ những thiệt hại vật chất thực tế phát sinh từ và liên quan đến Hợp đồng này.</w:t>
-      </w:r>
-    </w:p>
-    <w:p>
-      <w:pPr>
-        <w:spacing w:after="0" w:line="269" w:lineRule="auto"/>
-        <w:ind w:firstLine="567"/>
-        <w:jc w:val="both"/>
-        <w:rPr>
-          <w:rFonts w:ascii="Times New Roman" w:eastAsia="Times New Roman" w:hAnsi="Times New Roman" w:cs="Times New Roman"/>
-          <w:b/>
-          <w:sz w:val="26"/>
-          <w:szCs w:val="26"/>
-          <w:lang w:val="it-IT"/>
-        </w:rPr>
-      </w:pPr>
-      <w:r>
-        <w:rPr>
-          <w:rFonts w:ascii="Times New Roman" w:eastAsia="Times New Roman" w:hAnsi="Times New Roman" w:cs="Times New Roman"/>
-          <w:b/>
-          <w:sz w:val="26"/>
-          <w:szCs w:val="26"/>
-          <w:lang w:val="it-IT"/>
-        </w:rPr>
-        <w:t>Điều 12. Cam đoan của các bên</w:t>
-      </w:r>
-    </w:p>
-    <w:p>
-      <w:pPr>
-        <w:spacing w:after="0" w:line="269" w:lineRule="auto"/>
-        <w:ind w:firstLine="567"/>
-        <w:jc w:val="both"/>
-        <w:rPr>
-          <w:rFonts w:ascii="Times New Roman" w:eastAsia="Times New Roman" w:hAnsi="Times New Roman" w:cs="Times New Roman"/>
-          <w:sz w:val="26"/>
-          <w:szCs w:val="26"/>
-          <w:lang w:val="it-IT"/>
-        </w:rPr>
-      </w:pPr>
-      <w:r>
-        <w:rPr>
-          <w:rFonts w:ascii="Times New Roman" w:eastAsia="Times New Roman" w:hAnsi="Times New Roman" w:cs="Times New Roman"/>
-          <w:sz w:val="26"/>
-          <w:szCs w:val="26"/>
-          <w:lang w:val="it-IT"/>
-        </w:rPr>
-        <w:t>1</w:t>
-      </w:r>
-      <w:r>
-        <w:rPr>
-          <w:rFonts w:ascii="Times New Roman" w:eastAsia="Times New Roman" w:hAnsi="Times New Roman" w:cs="Times New Roman"/>
-          <w:sz w:val="26"/>
-          <w:szCs w:val="26"/>
-          <w:lang w:val="it-IT"/>
-        </w:rPr>
-        <w:t>2.1. Cam đoan của Bên A:</w:t>
-      </w:r>
-    </w:p>
-    <w:p>
-      <w:pPr>
-        <w:spacing w:after="0" w:line="269" w:lineRule="auto"/>
-        <w:ind w:firstLine="567"/>
-        <w:jc w:val="both"/>
-        <w:rPr>
-          <w:rFonts w:ascii="Times New Roman" w:eastAsia="Times New Roman" w:hAnsi="Times New Roman" w:cs="Times New Roman"/>
-          <w:sz w:val="26"/>
-          <w:szCs w:val="26"/>
-          <w:lang w:val="it-IT"/>
-        </w:rPr>
-      </w:pPr>
-      <w:r>
-        <w:rPr>
-          <w:rFonts w:ascii="Times New Roman" w:eastAsia="Times New Roman" w:hAnsi="Times New Roman" w:cs="Times New Roman"/>
-          <w:sz w:val="26"/>
-          <w:szCs w:val="26"/>
-          <w:lang w:val="it-IT"/>
-        </w:rPr>
-        <w:t>a) Những thông tin về Bên A ghi trong Hợp đồng này là đúng sự thật.</w:t>
-      </w:r>
-    </w:p>
-    <w:p>
-      <w:pPr>
-        <w:spacing w:after="0" w:line="269" w:lineRule="auto"/>
-        <w:ind w:firstLine="567"/>
-        <w:jc w:val="both"/>
-        <w:rPr>
-          <w:rFonts w:ascii="Times New Roman" w:eastAsia="Times New Roman" w:hAnsi="Times New Roman" w:cs="Times New Roman"/>
-          <w:sz w:val="26"/>
-          <w:szCs w:val="26"/>
-          <w:lang w:val="it-IT"/>
-        </w:rPr>
-      </w:pPr>
-      <w:r>
-        <w:rPr>
-          <w:rFonts w:ascii="Times New Roman" w:eastAsia="Times New Roman" w:hAnsi="Times New Roman" w:cs="Times New Roman"/>
-          <w:sz w:val="26"/>
-          <w:szCs w:val="26"/>
-          <w:lang w:val="it-IT"/>
-        </w:rPr>
-        <w:t>b) Đã xem xét các thông tin pháp lý, năng lực hành vi dân sự về Bên B, về tài sản thế chấp, các giấy tờ về tài sản thế chấp trên cơ sở tài liệu do Bên B cung cấp</w:t>
-      </w:r>
-    </w:p>
-    <w:p>
-      <w:pPr>
-        <w:spacing w:after="0" w:line="269" w:lineRule="auto"/>
-        <w:ind w:firstLine="567"/>
-        <w:jc w:val="both"/>
-        <w:rPr>
-          <w:rFonts w:ascii="Times New Roman" w:eastAsia="Times New Roman" w:hAnsi="Times New Roman" w:cs="Times New Roman"/>
-          <w:sz w:val="26"/>
-          <w:szCs w:val="26"/>
-          <w:lang w:val="it-IT"/>
-        </w:rPr>
-      </w:pPr>
-      <w:r>
-        <w:rPr>
-          <w:rFonts w:ascii="Times New Roman" w:eastAsia="Times New Roman" w:hAnsi="Times New Roman" w:cs="Times New Roman"/>
-          <w:sz w:val="26"/>
-          <w:szCs w:val="26"/>
-          <w:lang w:val="it-IT"/>
-        </w:rPr>
-        <w:t>c) Việc giao kết Hợp đồng này hoàn toàn tự nguyện, không bị lừa dối, ép buộc.</w:t>
-      </w:r>
-    </w:p>
-    <w:p>
-      <w:pPr>
-        <w:spacing w:after="0" w:line="269" w:lineRule="auto"/>
-        <w:ind w:firstLine="567"/>
-        <w:jc w:val="both"/>
-        <w:rPr>
-          <w:rFonts w:ascii="Times New Roman" w:eastAsia="Times New Roman" w:hAnsi="Times New Roman" w:cs="Times New Roman"/>
-          <w:sz w:val="26"/>
-          <w:szCs w:val="26"/>
-          <w:lang w:val="it-IT"/>
-        </w:rPr>
-      </w:pPr>
-      <w:r>
-        <w:rPr>
-          <w:rFonts w:ascii="Times New Roman" w:eastAsia="Times New Roman" w:hAnsi="Times New Roman" w:cs="Times New Roman"/>
-          <w:sz w:val="26"/>
-          <w:szCs w:val="26"/>
-          <w:lang w:val="it-IT"/>
-        </w:rPr>
-        <w:t>d) Thực hiện đúng, đầy đủ các thỏa thuận đã ghi trong Hợp đồng này.</w:t>
-      </w:r>
-    </w:p>
-    <w:p>
-      <w:pPr>
-        <w:spacing w:after="0" w:line="269" w:lineRule="auto"/>
-        <w:ind w:firstLine="567"/>
-        <w:jc w:val="both"/>
-        <w:rPr>
-          <w:rFonts w:ascii="Times New Roman" w:eastAsia="Times New Roman" w:hAnsi="Times New Roman" w:cs="Times New Roman"/>
-          <w:sz w:val="26"/>
-          <w:szCs w:val="26"/>
-          <w:lang w:val="it-IT"/>
-        </w:rPr>
-      </w:pPr>
-      <w:r>
-        <w:rPr>
-          <w:rFonts w:ascii="Times New Roman" w:eastAsia="Times New Roman" w:hAnsi="Times New Roman" w:cs="Times New Roman"/>
-          <w:sz w:val="26"/>
-          <w:szCs w:val="26"/>
-          <w:lang w:val="it-IT"/>
-        </w:rPr>
-        <w:t>12.2. Cam đoan của Bên B:</w:t>
-      </w:r>
-    </w:p>
-    <w:p>
-      <w:pPr>
-        <w:spacing w:after="0" w:line="269" w:lineRule="auto"/>
-        <w:ind w:firstLine="567"/>
-        <w:jc w:val="both"/>
-        <w:rPr>
-          <w:rFonts w:ascii="Times New Roman" w:eastAsia="Times New Roman" w:hAnsi="Times New Roman" w:cs="Times New Roman"/>
-          <w:sz w:val="26"/>
-          <w:szCs w:val="26"/>
-          <w:lang w:val="it-IT"/>
-        </w:rPr>
-      </w:pPr>
-      <w:r>
-        <w:rPr>
-          <w:rFonts w:ascii="Times New Roman" w:eastAsia="Times New Roman" w:hAnsi="Times New Roman" w:cs="Times New Roman"/>
-          <w:sz w:val="26"/>
-          <w:szCs w:val="26"/>
-          <w:lang w:val="it-IT"/>
-        </w:rPr>
-        <w:t xml:space="preserve">a) Những người có tên trong Hợp đồng này là chủ sở hữu, đồng sử dụng hợp pháp tài sản thế chấp ghi trong Hợp đồng này đã bàn bạc và thống nhất đồng ý và cam đoan tự nguyện dùng toàn bộ khối tài sản cùng với các loại giấy tờ liên quan của tài sản để thế chấp cho Bên A với trách nhiệm bảo đảm cho việc thực hiện nghĩa vụ trả nợ đối với tất cả các khoản nợ phát sinh từ các Hợp đồng được ký kết giữa Bên A và Bên B và/ hoặc người đại diện Bên B </w:t>
-      </w:r>
-      <w:r>
-        <w:rPr>
-          <w:rFonts w:ascii="Times New Roman" w:eastAsia="Times New Roman" w:hAnsi="Times New Roman" w:cs="Times New Roman"/>
-          <w:sz w:val="26"/>
-          <w:szCs w:val="26"/>
-          <w:lang w:val="it-IT"/>
-        </w:rPr>
-        <w:t>có thời hạn đến khi được xóa thế chấp</w:t>
-      </w:r>
-      <w:r>
-        <w:rPr>
-          <w:rFonts w:ascii="Times New Roman" w:eastAsia="Times New Roman" w:hAnsi="Times New Roman" w:cs="Times New Roman"/>
-          <w:sz w:val="26"/>
-          <w:szCs w:val="26"/>
-          <w:lang w:val="it-IT"/>
-        </w:rPr>
-        <w:t xml:space="preserve"> mà được tham chiếu theo Hợp đồng thế chấp này và các Hợp đồng cho vay khác được xác lập trước, cùng và sau thời điểm ký kết Hợp đồng này mà được tham chiếu theo Hợp đồng thế chấp này. </w:t>
-      </w:r>
-    </w:p>
-    <w:p>
-      <w:pPr>
-        <w:spacing w:after="0" w:line="269" w:lineRule="auto"/>
-        <w:ind w:firstLine="567"/>
-        <w:jc w:val="both"/>
-        <w:rPr>
-          <w:rFonts w:ascii="Times New Roman" w:eastAsia="Times New Roman" w:hAnsi="Times New Roman" w:cs="Times New Roman"/>
-          <w:sz w:val="26"/>
-          <w:szCs w:val="26"/>
-          <w:lang w:val="it-IT"/>
-        </w:rPr>
-      </w:pPr>
-      <w:r>
-        <w:rPr>
-          <w:rFonts w:ascii="Times New Roman" w:eastAsia="Times New Roman" w:hAnsi="Times New Roman" w:cs="Times New Roman"/>
-          <w:sz w:val="26"/>
-          <w:szCs w:val="26"/>
-          <w:lang w:val="it-IT"/>
-        </w:rPr>
-        <w:t xml:space="preserve">b) Các cá nhân Bên B cam kết và khẳng định cùng chịu trách nhiệm hoàn thành đầy đủ, đúng hạn tất cả các nghĩa vụ bảo đảm, thực hiện đúng cam kết, thỏa thuận đối với Bên A tại Hợp đồng này và các Hợp đồng, văn bản khác liên quan trong mọi trường hợp với bất kỳ lý do gì.     </w:t>
-      </w:r>
-    </w:p>
-    <w:p>
-      <w:pPr>
-        <w:spacing w:after="0" w:line="269" w:lineRule="auto"/>
-        <w:ind w:firstLine="567"/>
-        <w:jc w:val="both"/>
-        <w:rPr>
-          <w:rFonts w:ascii="Times New Roman" w:eastAsia="Times New Roman" w:hAnsi="Times New Roman" w:cs="Times New Roman"/>
-          <w:sz w:val="26"/>
-          <w:szCs w:val="26"/>
-          <w:lang w:val="it-IT"/>
-        </w:rPr>
-      </w:pPr>
-      <w:r>
-        <w:rPr>
-          <w:rFonts w:ascii="Times New Roman" w:eastAsia="Times New Roman" w:hAnsi="Times New Roman" w:cs="Times New Roman"/>
-          <w:sz w:val="26"/>
-          <w:szCs w:val="26"/>
-          <w:lang w:val="it-IT"/>
-        </w:rPr>
-        <w:t>c) Tài sản thế chấp hiện không thế chấp, cầm cố đưới bất kỳ hình thức nào để đảm bảo cho bất kỳ một nghĩa vụ khác; không bị tranh chấp về quyền sở hữu và quyền sử</w:t>
-      </w:r>
-      <w:r>
-        <w:rPr>
-          <w:rFonts w:ascii="Times New Roman" w:eastAsia="Times New Roman" w:hAnsi="Times New Roman" w:cs="Times New Roman"/>
-          <w:sz w:val="26"/>
-          <w:szCs w:val="26"/>
-          <w:lang w:val="it-IT"/>
-        </w:rPr>
-        <w:t xml:space="preserve"> dụng</w:t>
-      </w:r>
-      <w:r>
-        <w:rPr>
-          <w:rFonts w:ascii="Times New Roman" w:eastAsia="Times New Roman" w:hAnsi="Times New Roman" w:cs="Times New Roman"/>
-          <w:sz w:val="26"/>
-          <w:szCs w:val="26"/>
-          <w:lang w:val="it-IT"/>
-        </w:rPr>
-        <w:t>.</w:t>
-      </w:r>
-    </w:p>
-    <w:p>
-      <w:pPr>
-        <w:spacing w:after="0" w:line="269" w:lineRule="auto"/>
-        <w:ind w:firstLine="567"/>
-        <w:jc w:val="both"/>
-        <w:rPr>
-          <w:rFonts w:ascii="Times New Roman" w:eastAsia="Times New Roman" w:hAnsi="Times New Roman" w:cs="Times New Roman"/>
-          <w:sz w:val="26"/>
-          <w:szCs w:val="26"/>
-          <w:lang w:val="it-IT"/>
-        </w:rPr>
-      </w:pPr>
-      <w:r>
-        <w:rPr>
-          <w:rFonts w:ascii="Times New Roman" w:eastAsia="Times New Roman" w:hAnsi="Times New Roman" w:cs="Times New Roman"/>
-          <w:sz w:val="26"/>
-          <w:szCs w:val="26"/>
-          <w:lang w:val="it-IT"/>
-        </w:rPr>
-        <w:t>d) Việc giao kết Hợp đồng này là hoàn toàn tự nguyện, không bị lừa dối hay ép buộc</w:t>
-      </w:r>
-      <w:r>
-        <w:rPr>
-          <w:rFonts w:ascii="Times New Roman" w:eastAsia="Times New Roman" w:hAnsi="Times New Roman" w:cs="Times New Roman"/>
-          <w:sz w:val="26"/>
-          <w:szCs w:val="26"/>
-          <w:lang w:val="it-IT"/>
-        </w:rPr>
-        <w:t>.</w:t>
-      </w:r>
-    </w:p>
-    <w:p>
-      <w:pPr>
-        <w:spacing w:after="0" w:line="269" w:lineRule="auto"/>
-        <w:ind w:firstLine="567"/>
-        <w:jc w:val="both"/>
-        <w:rPr>
-          <w:rFonts w:ascii="Times New Roman" w:eastAsia="Times New Roman" w:hAnsi="Times New Roman" w:cs="Times New Roman"/>
-          <w:sz w:val="26"/>
-          <w:szCs w:val="26"/>
-          <w:lang w:val="it-IT"/>
-        </w:rPr>
-      </w:pPr>
-      <w:r>
-        <w:rPr>
-          <w:rFonts w:ascii="Times New Roman" w:eastAsia="Times New Roman" w:hAnsi="Times New Roman" w:cs="Times New Roman"/>
-          <w:sz w:val="26"/>
-          <w:szCs w:val="26"/>
-          <w:lang w:val="it-IT"/>
-        </w:rPr>
-        <w:t>e) Cam kết thực hiện đầy đủ các thủ tục pháp lý theo quy định của pháp luật và hướng dẫn của Bên A và phối kết hợp với Bên A khi phải xử lý tài sản.</w:t>
-      </w:r>
-    </w:p>
-    <w:p>
-      <w:pPr>
-        <w:spacing w:after="0" w:line="269" w:lineRule="auto"/>
-        <w:ind w:firstLine="567"/>
-        <w:jc w:val="both"/>
-        <w:rPr>
-          <w:rFonts w:ascii="Times New Roman" w:eastAsia="Times New Roman" w:hAnsi="Times New Roman" w:cs="Times New Roman"/>
-          <w:sz w:val="26"/>
-          <w:szCs w:val="26"/>
-          <w:lang w:val="it-IT"/>
-        </w:rPr>
-      </w:pPr>
-      <w:r>
-        <w:rPr>
-          <w:rFonts w:ascii="Times New Roman" w:eastAsia="Times New Roman" w:hAnsi="Times New Roman" w:cs="Times New Roman"/>
-          <w:sz w:val="26"/>
-          <w:szCs w:val="26"/>
-          <w:lang w:val="it-IT"/>
-        </w:rPr>
-        <w:t>f) Cam kết thực hiện đúng đầy đủ các thỏa thuận đã ghi trong Hợp đồng này.</w:t>
-      </w:r>
-    </w:p>
-    <w:p>
-      <w:pPr>
-        <w:spacing w:after="0" w:line="269" w:lineRule="auto"/>
-        <w:ind w:firstLine="567"/>
-        <w:jc w:val="both"/>
-        <w:rPr>
-          <w:rFonts w:ascii="Times New Roman" w:eastAsia="Times New Roman" w:hAnsi="Times New Roman" w:cs="Times New Roman"/>
-          <w:b/>
-          <w:sz w:val="26"/>
-          <w:szCs w:val="26"/>
-          <w:lang w:val="it-IT"/>
-        </w:rPr>
-      </w:pPr>
-      <w:r>
-        <w:rPr>
-          <w:rFonts w:ascii="Times New Roman" w:eastAsia="Times New Roman" w:hAnsi="Times New Roman" w:cs="Times New Roman"/>
-          <w:b/>
-          <w:sz w:val="26"/>
-          <w:szCs w:val="26"/>
-          <w:lang w:val="it-IT"/>
-        </w:rPr>
-        <w:t>Điều 13. Luật điều chỉnh, cơ quan giải quyết tranh chấp</w:t>
-      </w:r>
-    </w:p>
-    <w:p>
-      <w:pPr>
-        <w:spacing w:after="0" w:line="269" w:lineRule="auto"/>
-        <w:ind w:firstLine="567"/>
-        <w:jc w:val="both"/>
-        <w:rPr>
-          <w:rFonts w:ascii="Times New Roman" w:eastAsia="Times New Roman" w:hAnsi="Times New Roman" w:cs="Times New Roman"/>
-          <w:sz w:val="26"/>
-          <w:szCs w:val="26"/>
-          <w:lang w:val="it-IT"/>
-        </w:rPr>
-      </w:pPr>
-      <w:r>
-        <w:rPr>
-          <w:rFonts w:ascii="Times New Roman" w:eastAsia="Times New Roman" w:hAnsi="Times New Roman" w:cs="Times New Roman"/>
-          <w:sz w:val="26"/>
-          <w:szCs w:val="26"/>
-          <w:lang w:val="it-IT"/>
-        </w:rPr>
-        <w:t>Trong quá trình thực hiện Hợp đồng này nếu có phát sinh tranh chấp, các bên cùng nhau thương lượng, giải quyết trên nguyên tắc tôn trọng quyền lợi của nhau; trong trường hợp không thương lượng được thì các Bên thống nhất giải quyết tranh chấp tại Tòa án nhân dân theo quy định của pháp luật.</w:t>
-      </w:r>
-    </w:p>
-    <w:p>
-      <w:pPr>
-        <w:spacing w:after="0" w:line="269" w:lineRule="auto"/>
-        <w:ind w:firstLine="567"/>
-        <w:jc w:val="both"/>
-        <w:rPr>
-          <w:rFonts w:ascii="Times New Roman" w:eastAsia="Times New Roman" w:hAnsi="Times New Roman" w:cs="Times New Roman"/>
-          <w:b/>
-          <w:sz w:val="26"/>
-          <w:szCs w:val="26"/>
-          <w:lang w:val="it-IT"/>
-        </w:rPr>
-      </w:pPr>
-      <w:r>
-        <w:rPr>
-          <w:rFonts w:ascii="Times New Roman" w:eastAsia="Times New Roman" w:hAnsi="Times New Roman" w:cs="Times New Roman"/>
-          <w:b/>
-          <w:sz w:val="26"/>
-          <w:szCs w:val="26"/>
-          <w:lang w:val="it-IT"/>
-        </w:rPr>
-        <w:t>Điều 14. Hiệu lực của Hợp đồng</w:t>
-      </w:r>
-    </w:p>
-    <w:p>
-      <w:pPr>
-        <w:spacing w:after="0" w:line="269" w:lineRule="auto"/>
-        <w:ind w:firstLine="567"/>
-        <w:jc w:val="both"/>
-        <w:rPr>
-          <w:rFonts w:ascii="Times New Roman" w:eastAsia="Times New Roman" w:hAnsi="Times New Roman" w:cs="Times New Roman"/>
-          <w:sz w:val="26"/>
-          <w:szCs w:val="26"/>
-          <w:lang w:val="it-IT"/>
-        </w:rPr>
-      </w:pPr>
-      <w:r>
-        <w:rPr>
-          <w:rFonts w:ascii="Times New Roman" w:eastAsia="Times New Roman" w:hAnsi="Times New Roman" w:cs="Times New Roman"/>
-          <w:sz w:val="26"/>
-          <w:szCs w:val="26"/>
-          <w:lang w:val="it-IT"/>
-        </w:rPr>
-        <w:t>14.1. Hiệu lực của Hợp đồng:</w:t>
-      </w:r>
-    </w:p>
-    <w:p>
-      <w:pPr>
-        <w:spacing w:after="0" w:line="269" w:lineRule="auto"/>
-        <w:ind w:firstLine="567"/>
-        <w:jc w:val="both"/>
-        <w:rPr>
-          <w:rFonts w:ascii="Times New Roman" w:eastAsia="Times New Roman" w:hAnsi="Times New Roman" w:cs="Times New Roman"/>
-          <w:sz w:val="26"/>
-          <w:szCs w:val="26"/>
-          <w:lang w:val="it-IT"/>
-        </w:rPr>
-      </w:pPr>
-      <w:r>
-        <w:rPr>
-          <w:rFonts w:ascii="Times New Roman" w:eastAsia="Times New Roman" w:hAnsi="Times New Roman" w:cs="Times New Roman"/>
-          <w:sz w:val="26"/>
-          <w:szCs w:val="26"/>
-          <w:lang w:val="it-IT"/>
-        </w:rPr>
-        <w:lastRenderedPageBreak/>
-        <w:t xml:space="preserve">Hợp đồng này có hiệu lực kể từ khi các Bên có tên trong Hợp đồng ký tên và được cơ quan cấp có thẩm quyền ban hành lời chứng. Mọi sửa đổi, bổ sung Hợp đồng này phải được sự đồng ý của các bên và lập thành văn bản.     </w:t>
-      </w:r>
-    </w:p>
-    <w:p>
-      <w:pPr>
-        <w:spacing w:after="0" w:line="269" w:lineRule="auto"/>
-        <w:ind w:firstLine="567"/>
-        <w:jc w:val="both"/>
-        <w:rPr>
-          <w:rFonts w:ascii="Times New Roman" w:eastAsia="Times New Roman" w:hAnsi="Times New Roman" w:cs="Times New Roman"/>
-          <w:sz w:val="26"/>
-          <w:szCs w:val="26"/>
-          <w:lang w:val="it-IT"/>
-        </w:rPr>
-      </w:pPr>
-      <w:r>
-        <w:rPr>
-          <w:rFonts w:ascii="Times New Roman" w:eastAsia="Times New Roman" w:hAnsi="Times New Roman" w:cs="Times New Roman"/>
-          <w:sz w:val="26"/>
-          <w:szCs w:val="26"/>
-          <w:lang w:val="it-IT"/>
-        </w:rPr>
-        <w:t>14.2. Hợp đồng này hết hiệu lực trong các trường hợp sau:</w:t>
-      </w:r>
-    </w:p>
-    <w:p>
-      <w:pPr>
-        <w:spacing w:after="0" w:line="269" w:lineRule="auto"/>
-        <w:ind w:firstLine="567"/>
-        <w:jc w:val="both"/>
-        <w:rPr>
-          <w:rFonts w:ascii="Times New Roman" w:eastAsia="Times New Roman" w:hAnsi="Times New Roman" w:cs="Times New Roman"/>
-          <w:sz w:val="26"/>
-          <w:szCs w:val="26"/>
-          <w:lang w:val="it-IT"/>
-        </w:rPr>
-      </w:pPr>
-      <w:r>
-        <w:rPr>
-          <w:rFonts w:ascii="Times New Roman" w:eastAsia="Times New Roman" w:hAnsi="Times New Roman" w:cs="Times New Roman"/>
-          <w:sz w:val="26"/>
-          <w:szCs w:val="26"/>
-          <w:lang w:val="it-IT"/>
-        </w:rPr>
         <w:t xml:space="preserve">a) Bên B đã hoàn thành đầy đủ nghĩa vụ được bảo đảm theo hợp đồng này và được Bên A chấp thuận xóa đăng ký giao dịch bảo đảm và cơ quan nhà nước có thẩm quyền thực hiện xóa đăng ký giao dịch bảo đảm theo quy định.     </w:t>
       </w:r>
     </w:p>
@@ -8910,7 +8653,7 @@
           <w:rPr>
             <w:noProof/>
           </w:rPr>
-          <w:t>14</w:t>
+          <w:t>2</w:t>
         </w:r>
         <w:r>
           <w:rPr>

--- a/src/main/resources/templates/HopDongTheChap.docx
+++ b/src/main/resources/templates/HopDongTheChap.docx
@@ -140,7 +140,7 @@
                     </wp:anchor>
                   </w:drawing>
                 </mc:Choice>
-                <mc:Fallback xmlns:w16sdtfl="http://schemas.microsoft.com/office/word/2024/wordml/sdtformatlock" xmlns:w16sdtdh="http://schemas.microsoft.com/office/word/2020/wordml/sdtdatahash" xmlns:w16du="http://schemas.microsoft.com/office/word/2023/wordml/word16du" xmlns:w16="http://schemas.microsoft.com/office/word/2018/wordml" xmlns:w16cid="http://schemas.microsoft.com/office/word/2016/wordml/cid" xmlns:w16cex="http://schemas.microsoft.com/office/word/2018/wordml/cex" xmlns:oel="http://schemas.microsoft.com/office/2019/extlst" xmlns:am3d="http://schemas.microsoft.com/office/drawing/2017/model3d" xmlns:aink="http://schemas.microsoft.com/office/drawing/2016/ink" xmlns:cx8="http://schemas.microsoft.com/office/drawing/2016/5/14/chartex" xmlns:cx7="http://schemas.microsoft.com/office/drawing/2016/5/13/chartex" xmlns:cx6="http://schemas.microsoft.com/office/drawing/2016/5/12/chartex" xmlns:cx5="http://schemas.microsoft.com/office/drawing/2016/5/11/chartex" xmlns:cx4="http://schemas.microsoft.com/office/drawing/2016/5/10/chartex" xmlns:cx3="http://schemas.microsoft.com/office/drawing/2016/5/9/chartex" xmlns:cx2="http://schemas.microsoft.com/office/drawing/2015/10/21/chartex" xmlns:cx1="http://schemas.microsoft.com/office/drawing/2015/9/8/chartex">
+                <mc:Fallback xmlns:cx1="http://schemas.microsoft.com/office/drawing/2015/9/8/chartex" xmlns:cx2="http://schemas.microsoft.com/office/drawing/2015/10/21/chartex" xmlns:cx3="http://schemas.microsoft.com/office/drawing/2016/5/9/chartex" xmlns:cx4="http://schemas.microsoft.com/office/drawing/2016/5/10/chartex" xmlns:cx5="http://schemas.microsoft.com/office/drawing/2016/5/11/chartex" xmlns:cx6="http://schemas.microsoft.com/office/drawing/2016/5/12/chartex" xmlns:cx7="http://schemas.microsoft.com/office/drawing/2016/5/13/chartex" xmlns:cx8="http://schemas.microsoft.com/office/drawing/2016/5/14/chartex" xmlns:aink="http://schemas.microsoft.com/office/drawing/2016/ink" xmlns:am3d="http://schemas.microsoft.com/office/drawing/2017/model3d" xmlns:oel="http://schemas.microsoft.com/office/2019/extlst" xmlns:w16cex="http://schemas.microsoft.com/office/word/2018/wordml/cex" xmlns:w16cid="http://schemas.microsoft.com/office/word/2016/wordml/cid" xmlns:w16="http://schemas.microsoft.com/office/word/2018/wordml" xmlns:w16du="http://schemas.microsoft.com/office/word/2023/wordml/word16du" xmlns:w16sdtdh="http://schemas.microsoft.com/office/word/2020/wordml/sdtdatahash" xmlns:w16sdtfl="http://schemas.microsoft.com/office/word/2024/wordml/sdtformatlock">
                   <w:pict>
                     <v:line w14:anchorId="30654FD4" id="Straight Connector 1" o:spid="_x0000_s1026" style="position:absolute;flip:y;z-index:251659264;visibility:visible;mso-wrap-style:square;mso-height-percent:0;mso-wrap-distance-left:9pt;mso-wrap-distance-top:0;mso-wrap-distance-right:9pt;mso-wrap-distance-bottom:0;mso-position-horizontal:absolute;mso-position-horizontal-relative:text;mso-position-vertical:absolute;mso-position-vertical-relative:text;mso-height-percent:0;mso-height-relative:margin" from="170.8pt,17.45pt" to="303.55pt,17.45pt" o:gfxdata="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" strokecolor="#4579b8 [3044]"/>
                   </w:pict>
@@ -1047,8 +1047,6 @@
           <w:szCs w:val="26"/>
         </w:rPr>
       </w:pPr>
-      <w:bookmarkStart w:id="0" w:name="_GoBack"/>
-      <w:bookmarkEnd w:id="0"/>
       <w:r>
         <w:rPr>
           <w:rFonts w:ascii="Times New Roman" w:eastAsia="Times New Roman" w:hAnsi="Times New Roman" w:cs="Times New Roman"/>
@@ -1262,7 +1260,7 @@
         </w:rPr>
         <w:t>a)</w:t>
       </w:r>
-      <w:bookmarkStart w:id="1" w:name="_Hlk209450758"/>
+      <w:bookmarkStart w:id="0" w:name="_Hlk209450758"/>
       <w:r>
         <w:rPr>
           <w:rFonts w:ascii="Times New Roman" w:eastAsia="Times New Roman" w:hAnsi="Times New Roman" w:cs="Times New Roman"/>
@@ -1376,7 +1374,7 @@
         <w:t>.</w:t>
       </w:r>
     </w:p>
-    <w:bookmarkEnd w:id="1"/>
+    <w:bookmarkEnd w:id="0"/>
     <w:p>
       <w:pPr>
         <w:spacing w:after="120" w:line="269" w:lineRule="auto"/>
@@ -3037,15 +3035,25 @@
           <w:sz w:val="26"/>
           <w:szCs w:val="26"/>
         </w:rPr>
-        <w:t>07/26/014</w:t>
-      </w:r>
-      <w:r>
-        <w:rPr>
-          <w:rFonts w:ascii="Times New Roman" w:eastAsia="Times New Roman" w:hAnsi="Times New Roman" w:cs="Times New Roman"/>
-          <w:sz w:val="26"/>
-          <w:szCs w:val="26"/>
-        </w:rPr>
-        <w:t>/HĐTD và các hợp đồng cho vay khác, hợp đồng bổ sung, hợp đồng gia hạn (nếu có) mà các bên ký kết có thời hạn đến khi được xóa thế chấp của cơ quan có thẩm quyền.</w:t>
+        <w:t>{{shdtd</w:t>
+      </w:r>
+      <w:bookmarkStart w:id="1" w:name="_GoBack"/>
+      <w:bookmarkEnd w:id="1"/>
+      <w:r>
+        <w:rPr>
+          <w:rFonts w:ascii="Times New Roman" w:eastAsia="Times New Roman" w:hAnsi="Times New Roman" w:cs="Times New Roman"/>
+          <w:sz w:val="26"/>
+          <w:szCs w:val="26"/>
+        </w:rPr>
+        <w:t>}}</w:t>
+      </w:r>
+      <w:r>
+        <w:rPr>
+          <w:rFonts w:ascii="Times New Roman" w:eastAsia="Times New Roman" w:hAnsi="Times New Roman" w:cs="Times New Roman"/>
+          <w:sz w:val="26"/>
+          <w:szCs w:val="26"/>
+        </w:rPr>
+        <w:t xml:space="preserve"> và các hợp đồng cho vay khác, hợp đồng bổ sung, hợp đồng gia hạn (nếu có) mà các bên ký kết có thời hạn đến khi được xóa thế chấp của cơ quan có thẩm quyền.</w:t>
       </w:r>
     </w:p>
     <w:p>
@@ -8653,7 +8661,7 @@
           <w:rPr>
             <w:noProof/>
           </w:rPr>
-          <w:t>2</w:t>
+          <w:t>14</w:t>
         </w:r>
         <w:r>
           <w:rPr>

--- a/src/main/resources/templates/HopDongTheChap.docx
+++ b/src/main/resources/templates/HopDongTheChap.docx
@@ -17,8 +17,8 @@
         <w:tblLook w:val="04A0" w:firstRow="1" w:lastRow="0" w:firstColumn="1" w:lastColumn="0" w:noHBand="0" w:noVBand="1"/>
       </w:tblPr>
       <w:tblGrid>
-        <w:gridCol w:w="249"/>
-        <w:gridCol w:w="8823"/>
+        <w:gridCol w:w="250"/>
+        <w:gridCol w:w="9038"/>
       </w:tblGrid>
       <w:tr>
         <w:tc>
@@ -544,50 +544,21 @@
     <w:p>
       <w:pPr>
         <w:spacing w:after="0" w:line="269" w:lineRule="auto"/>
-        <w:ind w:firstLine="567"/>
-        <w:jc w:val="both"/>
-        <w:rPr>
-          <w:rFonts w:ascii="Times New Roman" w:eastAsia="Times New Roman" w:hAnsi="Times New Roman" w:cs="Times New Roman"/>
-          <w:sz w:val="26"/>
-          <w:szCs w:val="26"/>
-        </w:rPr>
-      </w:pPr>
-      <w:r>
-        <w:rPr>
-          <w:rFonts w:ascii="Times New Roman" w:eastAsia="Times New Roman" w:hAnsi="Times New Roman" w:cs="Times New Roman"/>
-          <w:sz w:val="26"/>
-          <w:szCs w:val="26"/>
-        </w:rPr>
-        <w:t xml:space="preserve">Nơi cấp: </w:t>
-      </w:r>
-      <w:r>
-        <w:rPr>
-          <w:rFonts w:ascii="Times New Roman" w:eastAsia="Times New Roman" w:hAnsi="Times New Roman" w:cs="Times New Roman"/>
-          <w:sz w:val="26"/>
-          <w:szCs w:val="26"/>
-        </w:rPr>
-        <w:t>C</w:t>
-      </w:r>
-      <w:r>
-        <w:rPr>
-          <w:rFonts w:ascii="Times New Roman" w:eastAsia="Times New Roman" w:hAnsi="Times New Roman" w:cs="Times New Roman"/>
-          <w:sz w:val="26"/>
-          <w:szCs w:val="26"/>
-        </w:rPr>
-        <w:t>ục cảnh sát quản lý hành chính về trật tự xã hội</w:t>
-      </w:r>
-    </w:p>
-    <w:p>
-      <w:pPr>
-        <w:spacing w:after="0" w:line="269" w:lineRule="auto"/>
-        <w:ind w:firstLine="567"/>
-        <w:jc w:val="both"/>
-        <w:rPr>
-          <w:rFonts w:ascii="Times New Roman" w:eastAsia="Times New Roman" w:hAnsi="Times New Roman" w:cs="Times New Roman"/>
-          <w:sz w:val="26"/>
-          <w:szCs w:val="26"/>
-        </w:rPr>
-      </w:pPr>
+        <w:jc w:val="both"/>
+        <w:rPr>
+          <w:rFonts w:ascii="Times New Roman" w:eastAsia="Times New Roman" w:hAnsi="Times New Roman" w:cs="Times New Roman"/>
+          <w:sz w:val="26"/>
+          <w:szCs w:val="26"/>
+        </w:rPr>
+      </w:pPr>
+      <w:r>
+        <w:rPr>
+          <w:rFonts w:ascii="Times New Roman" w:eastAsia="Times New Roman" w:hAnsi="Times New Roman" w:cs="Times New Roman"/>
+          <w:sz w:val="26"/>
+          <w:szCs w:val="26"/>
+        </w:rPr>
+        <w:t xml:space="preserve">        </w:t>
+      </w:r>
       <w:r>
         <w:rPr>
           <w:rFonts w:ascii="Times New Roman" w:eastAsia="Times New Roman" w:hAnsi="Times New Roman" w:cs="Times New Roman"/>
@@ -694,15 +665,7 @@
           <w:sz w:val="26"/>
           <w:szCs w:val="26"/>
         </w:rPr>
-        <w:t xml:space="preserve">; </w:t>
-      </w:r>
-      <w:r>
-        <w:rPr>
-          <w:rFonts w:ascii="Times New Roman" w:hAnsi="Times New Roman" w:cs="Times New Roman"/>
-          <w:sz w:val="26"/>
-          <w:szCs w:val="26"/>
-        </w:rPr>
-        <w:t>Sinh ngày</w:t>
+        <w:t>; Năm sinh</w:t>
       </w:r>
       <w:r>
         <w:rPr>
@@ -780,21 +743,23 @@
           <w:szCs w:val="26"/>
         </w:rPr>
       </w:pPr>
-      <w:r>
-        <w:rPr>
-          <w:rFonts w:ascii="Times New Roman" w:hAnsi="Times New Roman" w:cs="Times New Roman"/>
-          <w:sz w:val="26"/>
-          <w:szCs w:val="26"/>
-        </w:rPr>
-        <w:t>Căn cước</w:t>
-      </w:r>
-      <w:r>
-        <w:rPr>
-          <w:rFonts w:ascii="Times New Roman" w:hAnsi="Times New Roman" w:cs="Times New Roman"/>
-          <w:sz w:val="26"/>
-          <w:szCs w:val="26"/>
-        </w:rPr>
-        <w:t xml:space="preserve"> số: </w:t>
+      <w:bookmarkStart w:id="0" w:name="_GoBack"/>
+      <w:bookmarkEnd w:id="0"/>
+      <w:r>
+        <w:rPr>
+          <w:rFonts w:ascii="Times New Roman" w:hAnsi="Times New Roman" w:cs="Times New Roman"/>
+          <w:sz w:val="26"/>
+          <w:szCs w:val="26"/>
+        </w:rPr>
+        <w:t>CCCD</w:t>
+      </w:r>
+      <w:r>
+        <w:rPr>
+          <w:rFonts w:ascii="Times New Roman" w:hAnsi="Times New Roman" w:cs="Times New Roman"/>
+          <w:sz w:val="26"/>
+          <w:szCs w:val="26"/>
+        </w:rPr>
+        <w:t xml:space="preserve">: </w:t>
       </w:r>
       <w:r>
         <w:rPr>
@@ -1181,8 +1146,16 @@
           <w:sz w:val="26"/>
           <w:szCs w:val="26"/>
         </w:rPr>
+        <w:t xml:space="preserve">b) Nghĩa vụ phải thanh toán các chi phí và phí tổn mà Bên B phải thanh toán ngay khi Bên A yêu cầu thanh toán các nghĩa vụ trả nợ, các phí tổn để xử lý tài sản thế chấp và các </w:t>
+      </w:r>
+      <w:r>
+        <w:rPr>
+          <w:rFonts w:ascii="Times New Roman" w:eastAsia="Times New Roman" w:hAnsi="Times New Roman" w:cs="Times New Roman"/>
+          <w:sz w:val="26"/>
+          <w:szCs w:val="26"/>
+        </w:rPr>
         <w:lastRenderedPageBreak/>
-        <w:t xml:space="preserve">b) Nghĩa vụ phải thanh toán các chi phí và phí tổn mà Bên B phải thanh toán ngay khi Bên A yêu cầu thanh toán các nghĩa vụ trả nợ, các phí tổn để xử lý tài sản thế chấp và các khoản phí tổn phát sinh (chi phí bán đấu giá, các chi phí thi hành án ..v.v) và tất cả các chi phí liên quan khác trong quá trình thực hiện nghĩa vụ và thanh lý Hợp đồng này.   </w:t>
+        <w:t xml:space="preserve">khoản phí tổn phát sinh (chi phí bán đấu giá, các chi phí thi hành án ..v.v) và tất cả các chi phí liên quan khác trong quá trình thực hiện nghĩa vụ và thanh lý Hợp đồng này.   </w:t>
       </w:r>
     </w:p>
     <w:p>
@@ -1260,7 +1233,7 @@
         </w:rPr>
         <w:t>a)</w:t>
       </w:r>
-      <w:bookmarkStart w:id="0" w:name="_Hlk209450758"/>
+      <w:bookmarkStart w:id="1" w:name="_Hlk209450758"/>
       <w:r>
         <w:rPr>
           <w:rFonts w:ascii="Times New Roman" w:eastAsia="Times New Roman" w:hAnsi="Times New Roman" w:cs="Times New Roman"/>
@@ -1374,7 +1347,7 @@
         <w:t>.</w:t>
       </w:r>
     </w:p>
-    <w:bookmarkEnd w:id="0"/>
+    <w:bookmarkEnd w:id="1"/>
     <w:p>
       <w:pPr>
         <w:spacing w:after="120" w:line="269" w:lineRule="auto"/>
@@ -1990,27 +1963,27 @@
           <w:sz w:val="26"/>
           <w:szCs w:val="26"/>
         </w:rPr>
+        <w:t xml:space="preserve">b) Giấy tờ phải chuyển giao ngay sau khi Bên B có được ở mọi thời điểm: </w:t>
+      </w:r>
+    </w:p>
+    <w:p>
+      <w:pPr>
+        <w:spacing w:after="0" w:line="269" w:lineRule="auto"/>
+        <w:ind w:firstLine="567"/>
+        <w:jc w:val="both"/>
+        <w:rPr>
+          <w:rFonts w:ascii="Times New Roman" w:eastAsia="Times New Roman" w:hAnsi="Times New Roman" w:cs="Times New Roman"/>
+          <w:sz w:val="26"/>
+          <w:szCs w:val="26"/>
+        </w:rPr>
+      </w:pPr>
+      <w:r>
+        <w:rPr>
+          <w:rFonts w:ascii="Times New Roman" w:eastAsia="Times New Roman" w:hAnsi="Times New Roman" w:cs="Times New Roman"/>
+          <w:sz w:val="26"/>
+          <w:szCs w:val="26"/>
+        </w:rPr>
         <w:lastRenderedPageBreak/>
-        <w:t xml:space="preserve">b) Giấy tờ phải chuyển giao ngay sau khi Bên B có được ở mọi thời điểm: </w:t>
-      </w:r>
-    </w:p>
-    <w:p>
-      <w:pPr>
-        <w:spacing w:after="0" w:line="269" w:lineRule="auto"/>
-        <w:ind w:firstLine="567"/>
-        <w:jc w:val="both"/>
-        <w:rPr>
-          <w:rFonts w:ascii="Times New Roman" w:eastAsia="Times New Roman" w:hAnsi="Times New Roman" w:cs="Times New Roman"/>
-          <w:sz w:val="26"/>
-          <w:szCs w:val="26"/>
-        </w:rPr>
-      </w:pPr>
-      <w:r>
-        <w:rPr>
-          <w:rFonts w:ascii="Times New Roman" w:eastAsia="Times New Roman" w:hAnsi="Times New Roman" w:cs="Times New Roman"/>
-          <w:sz w:val="26"/>
-          <w:szCs w:val="26"/>
-        </w:rPr>
         <w:t xml:space="preserve">(i) Bản gốc các loại giấy tờ tài sản gắn liền với đất hình thành trong tương lai trên thửa đất thế chấp.     </w:t>
       </w:r>
     </w:p>
@@ -2808,7 +2781,7 @@
           <w:sz w:val="26"/>
           <w:szCs w:val="26"/>
         </w:rPr>
-        <w:t xml:space="preserve">4.4. Trong trường hợp tài sản thế chấp bị quy hoạch, giải tỏa, thu hồi, trưng dụng một phần hay toàn bộ theo quyết định của cơ quan nhà nước có thẩm quyền, thì toàn bộ số tiền bồi thường, đền bù  hoặc các lợi ích phát sinh liên quan đến tài sản thế chấp cũng thuộc tài sản thế chấp (được coi là tài sản bảo đảm thay thế) Bên A có toàn quyền nhận số tiền bồi thường, đền bù hoặc các lợi ích phát sinh liên quan đến tài sản thế chấp để </w:t>
+        <w:t xml:space="preserve">4.4. Trong trường hợp tài sản thế chấp bị quy hoạch, giải tỏa, thu hồi, trưng dụng một phần hay toàn bộ theo quyết định của cơ quan nhà nước có thẩm quyền, thì toàn bộ số tiền bồi thường, đền bù  hoặc các lợi ích phát sinh liên quan đến tài sản thế chấp cũng thuộc tài sản thế chấp (được coi là tài sản bảo đảm thay thế) Bên A có toàn quyền nhận số tiền bồi thường, đền bù hoặc các lợi ích phát sinh liên quan đến tài sản thế chấp để thực hiện nghĩa vụ được bảo </w:t>
       </w:r>
       <w:r>
         <w:rPr>
@@ -2817,7 +2790,7 @@
           <w:szCs w:val="26"/>
         </w:rPr>
         <w:lastRenderedPageBreak/>
-        <w:t>thực hiện nghĩa vụ được bảo đảm. Bên B bằng Hợp đồng này ủy quyền vô điều kiện và không hủy ngang cho Bên A được thay mặt Bên B nhận tiền bồi thường, đền bù; ký các văn bản và thực hiện các thủ tục cần thiết khác tại cơ quan nhà nước có thẩm quyền để nhận tiền bồi thường, đền bù tại mọi thời điểm để thực hiện nghĩa vụ bảo đảm.</w:t>
+        <w:t>đảm. Bên B bằng Hợp đồng này ủy quyền vô điều kiện và không hủy ngang cho Bên A được thay mặt Bên B nhận tiền bồi thường, đền bù; ký các văn bản và thực hiện các thủ tục cần thiết khác tại cơ quan nhà nước có thẩm quyền để nhận tiền bồi thường, đền bù tại mọi thời điểm để thực hiện nghĩa vụ bảo đảm.</w:t>
       </w:r>
     </w:p>
     <w:p>
@@ -3035,17 +3008,7 @@
           <w:sz w:val="26"/>
           <w:szCs w:val="26"/>
         </w:rPr>
-        <w:t>{{shdtd</w:t>
-      </w:r>
-      <w:bookmarkStart w:id="1" w:name="_GoBack"/>
-      <w:bookmarkEnd w:id="1"/>
-      <w:r>
-        <w:rPr>
-          <w:rFonts w:ascii="Times New Roman" w:eastAsia="Times New Roman" w:hAnsi="Times New Roman" w:cs="Times New Roman"/>
-          <w:sz w:val="26"/>
-          <w:szCs w:val="26"/>
-        </w:rPr>
-        <w:t>}}</w:t>
+        <w:t>{{shdtd}}</w:t>
       </w:r>
       <w:r>
         <w:rPr>
@@ -4003,6 +3966,7 @@
           <w:szCs w:val="26"/>
           <w:lang w:val="it-IT"/>
         </w:rPr>
+        <w:lastRenderedPageBreak/>
         <w:t xml:space="preserve">b) Bảo quản giấy tờ liên quan đến tài sản thế chấp toàn vẹn và đầy đủ như hiện trạng ban đầu tại thời điểm Bên B chuyển giao. Phải bồi thường cho Bên B nếu làm mất, hư hỏng giấy tờ về tài sản thế chấp. </w:t>
       </w:r>
     </w:p>
@@ -4025,8 +3989,670 @@
           <w:szCs w:val="26"/>
           <w:lang w:val="it-IT"/>
         </w:rPr>
+        <w:t xml:space="preserve">c) Trả lại giấy tờ liên quan đến tài sản thế chấp khi Bên B đã hoàn thành đúng, đầy đủ nghĩa vụ trả nợ và hai bên đã làm thủ tục giải trừ thế chấp.     </w:t>
+      </w:r>
+    </w:p>
+    <w:p>
+      <w:pPr>
+        <w:spacing w:after="0" w:line="269" w:lineRule="auto"/>
+        <w:ind w:firstLine="567"/>
+        <w:jc w:val="both"/>
+        <w:rPr>
+          <w:rFonts w:ascii="Times New Roman" w:eastAsia="Times New Roman" w:hAnsi="Times New Roman" w:cs="Times New Roman"/>
+          <w:b/>
+          <w:sz w:val="26"/>
+          <w:szCs w:val="26"/>
+          <w:lang w:val="it-IT"/>
+        </w:rPr>
+      </w:pPr>
+      <w:r>
+        <w:rPr>
+          <w:rFonts w:ascii="Times New Roman" w:eastAsia="Times New Roman" w:hAnsi="Times New Roman" w:cs="Times New Roman"/>
+          <w:b/>
+          <w:sz w:val="26"/>
+          <w:szCs w:val="26"/>
+          <w:lang w:val="it-IT"/>
+        </w:rPr>
+        <w:t>Điều 9. Quyền thu giữ tài sản thế chấp, quyền truy đòi, quyền thu hồi tài sản thế chấp, quyền thế chấp, quyền đòi nợ</w:t>
+      </w:r>
+      <w:r>
+        <w:rPr>
+          <w:rFonts w:ascii="Times New Roman" w:eastAsia="Times New Roman" w:hAnsi="Times New Roman" w:cs="Times New Roman"/>
+          <w:b/>
+          <w:sz w:val="26"/>
+          <w:szCs w:val="26"/>
+          <w:lang w:val="it-IT"/>
+        </w:rPr>
+        <w:t>.</w:t>
+      </w:r>
+    </w:p>
+    <w:p>
+      <w:pPr>
+        <w:spacing w:after="0" w:line="269" w:lineRule="auto"/>
+        <w:ind w:firstLine="567"/>
+        <w:jc w:val="both"/>
+        <w:rPr>
+          <w:rFonts w:ascii="Times New Roman" w:eastAsia="Times New Roman" w:hAnsi="Times New Roman" w:cs="Times New Roman"/>
+          <w:sz w:val="26"/>
+          <w:szCs w:val="26"/>
+          <w:lang w:val="it-IT"/>
+        </w:rPr>
+      </w:pPr>
+      <w:r>
+        <w:rPr>
+          <w:rFonts w:ascii="Times New Roman" w:eastAsia="Times New Roman" w:hAnsi="Times New Roman" w:cs="Times New Roman"/>
+          <w:sz w:val="26"/>
+          <w:szCs w:val="26"/>
+          <w:lang w:val="it-IT"/>
+        </w:rPr>
+        <w:t>9.1. Quyền thu giữ tài sản thế chấp để xử lý</w:t>
+      </w:r>
+      <w:r>
+        <w:rPr>
+          <w:rFonts w:ascii="Times New Roman" w:eastAsia="Times New Roman" w:hAnsi="Times New Roman" w:cs="Times New Roman"/>
+          <w:sz w:val="26"/>
+          <w:szCs w:val="26"/>
+          <w:lang w:val="it-IT"/>
+        </w:rPr>
+        <w:t xml:space="preserve"> nợ</w:t>
+      </w:r>
+      <w:r>
+        <w:rPr>
+          <w:rFonts w:ascii="Times New Roman" w:eastAsia="Times New Roman" w:hAnsi="Times New Roman" w:cs="Times New Roman"/>
+          <w:sz w:val="26"/>
+          <w:szCs w:val="26"/>
+          <w:lang w:val="it-IT"/>
+        </w:rPr>
+        <w:t>:</w:t>
+      </w:r>
+    </w:p>
+    <w:p>
+      <w:pPr>
+        <w:spacing w:after="0" w:line="269" w:lineRule="auto"/>
+        <w:ind w:firstLine="567"/>
+        <w:jc w:val="both"/>
+        <w:rPr>
+          <w:rFonts w:ascii="Times New Roman" w:eastAsia="Times New Roman" w:hAnsi="Times New Roman" w:cs="Times New Roman"/>
+          <w:sz w:val="26"/>
+          <w:szCs w:val="26"/>
+          <w:lang w:val="it-IT"/>
+        </w:rPr>
+      </w:pPr>
+      <w:r>
+        <w:rPr>
+          <w:rFonts w:ascii="Times New Roman" w:eastAsia="Times New Roman" w:hAnsi="Times New Roman" w:cs="Times New Roman"/>
+          <w:sz w:val="26"/>
+          <w:szCs w:val="26"/>
+          <w:lang w:val="it-IT"/>
+        </w:rPr>
+        <w:t>a) Bằng Hợp đồng này, Bên B đồng ý rằng khi có một,</w:t>
+      </w:r>
+      <w:r>
+        <w:rPr>
+          <w:rFonts w:ascii="Times New Roman" w:eastAsia="Times New Roman" w:hAnsi="Times New Roman" w:cs="Times New Roman"/>
+          <w:sz w:val="26"/>
+          <w:szCs w:val="26"/>
+          <w:lang w:val="it-IT"/>
+        </w:rPr>
+        <w:t xml:space="preserve"> </w:t>
+      </w:r>
+      <w:r>
+        <w:rPr>
+          <w:rFonts w:ascii="Times New Roman" w:eastAsia="Times New Roman" w:hAnsi="Times New Roman" w:cs="Times New Roman"/>
+          <w:sz w:val="26"/>
+          <w:szCs w:val="26"/>
+          <w:lang w:val="it-IT"/>
+        </w:rPr>
+        <w:t xml:space="preserve">một số hoặc tất cả các trường hợp khác theo quy định tại khoản 10.1 Điều 10 của Hợp đồng này hoặc các trường hợp khác theo quy định của pháp luật xảy ra mà Bên A yêu cầu giao tài sản thế chấp để xử lý nhằm thực hiện nghĩa vụ được bảo đảm đã thỏa thuận tại Hợp đồng này thì Bên B cam kết tự nguyện giao </w:t>
+      </w:r>
+      <w:r>
+        <w:rPr>
+          <w:rFonts w:ascii="Times New Roman" w:eastAsia="Times New Roman" w:hAnsi="Times New Roman" w:cs="Times New Roman"/>
+          <w:sz w:val="26"/>
+          <w:szCs w:val="26"/>
+          <w:lang w:val="it-IT"/>
+        </w:rPr>
+        <w:t>T</w:t>
+      </w:r>
+      <w:r>
+        <w:rPr>
+          <w:rFonts w:ascii="Times New Roman" w:eastAsia="Times New Roman" w:hAnsi="Times New Roman" w:cs="Times New Roman"/>
+          <w:sz w:val="26"/>
+          <w:szCs w:val="26"/>
+          <w:lang w:val="it-IT"/>
+        </w:rPr>
+        <w:t xml:space="preserve">ài sản thế chấp kèm theo đầy đủ giấy tờ, hồ sơ pháp lý của </w:t>
+      </w:r>
+      <w:r>
+        <w:rPr>
+          <w:rFonts w:ascii="Times New Roman" w:eastAsia="Times New Roman" w:hAnsi="Times New Roman" w:cs="Times New Roman"/>
+          <w:sz w:val="26"/>
+          <w:szCs w:val="26"/>
+          <w:lang w:val="it-IT"/>
+        </w:rPr>
+        <w:t>T</w:t>
+      </w:r>
+      <w:r>
+        <w:rPr>
+          <w:rFonts w:ascii="Times New Roman" w:eastAsia="Times New Roman" w:hAnsi="Times New Roman" w:cs="Times New Roman"/>
+          <w:sz w:val="26"/>
+          <w:szCs w:val="26"/>
+          <w:lang w:val="it-IT"/>
+        </w:rPr>
+        <w:t xml:space="preserve">ài sản thế chấp </w:t>
+      </w:r>
+      <w:r>
+        <w:rPr>
+          <w:rFonts w:ascii="Times New Roman" w:eastAsia="Times New Roman" w:hAnsi="Times New Roman" w:cs="Times New Roman"/>
+          <w:sz w:val="26"/>
+          <w:szCs w:val="26"/>
+          <w:lang w:val="it-IT"/>
+        </w:rPr>
+        <w:t xml:space="preserve">và đồng ý để Bên A thực hiện thu giữ Tài sản thế chấp </w:t>
+      </w:r>
+      <w:r>
+        <w:rPr>
+          <w:rFonts w:ascii="Times New Roman" w:eastAsia="Times New Roman" w:hAnsi="Times New Roman" w:cs="Times New Roman"/>
+          <w:sz w:val="26"/>
+          <w:szCs w:val="26"/>
+          <w:lang w:val="it-IT"/>
+        </w:rPr>
+        <w:t>theo thỏa thuận tại khoản 4.5, Điều 4 Hợp đồng này</w:t>
+      </w:r>
+      <w:r>
+        <w:rPr>
+          <w:rFonts w:ascii="Times New Roman" w:eastAsia="Times New Roman" w:hAnsi="Times New Roman" w:cs="Times New Roman"/>
+          <w:sz w:val="26"/>
+          <w:szCs w:val="26"/>
+          <w:lang w:val="it-IT"/>
+        </w:rPr>
+        <w:t xml:space="preserve"> </w:t>
+      </w:r>
+      <w:r>
+        <w:rPr>
+          <w:rFonts w:ascii="Times New Roman" w:eastAsia="Times New Roman" w:hAnsi="Times New Roman" w:cs="Times New Roman"/>
+          <w:sz w:val="26"/>
+          <w:szCs w:val="26"/>
+          <w:lang w:val="it-IT"/>
+        </w:rPr>
+        <w:t xml:space="preserve">mà không có bất kỳ hành vi cản trở nào khi Bên A </w:t>
+      </w:r>
+      <w:r>
+        <w:rPr>
+          <w:rFonts w:ascii="Times New Roman" w:eastAsia="Times New Roman" w:hAnsi="Times New Roman" w:cs="Times New Roman"/>
+          <w:sz w:val="26"/>
+          <w:szCs w:val="26"/>
+          <w:lang w:val="it-IT"/>
+        </w:rPr>
+        <w:t xml:space="preserve">thực hiện thu giữ và </w:t>
+      </w:r>
+      <w:r>
+        <w:rPr>
+          <w:rFonts w:ascii="Times New Roman" w:eastAsia="Times New Roman" w:hAnsi="Times New Roman" w:cs="Times New Roman"/>
+          <w:sz w:val="26"/>
+          <w:szCs w:val="26"/>
+          <w:lang w:val="it-IT"/>
+        </w:rPr>
+        <w:t xml:space="preserve">xử lý </w:t>
+      </w:r>
+      <w:r>
+        <w:rPr>
+          <w:rFonts w:ascii="Times New Roman" w:eastAsia="Times New Roman" w:hAnsi="Times New Roman" w:cs="Times New Roman"/>
+          <w:sz w:val="26"/>
+          <w:szCs w:val="26"/>
+          <w:lang w:val="it-IT"/>
+        </w:rPr>
+        <w:t>T</w:t>
+      </w:r>
+      <w:r>
+        <w:rPr>
+          <w:rFonts w:ascii="Times New Roman" w:eastAsia="Times New Roman" w:hAnsi="Times New Roman" w:cs="Times New Roman"/>
+          <w:sz w:val="26"/>
+          <w:szCs w:val="26"/>
+          <w:lang w:val="it-IT"/>
+        </w:rPr>
+        <w:t xml:space="preserve">ài sản thế chấp. </w:t>
+      </w:r>
+    </w:p>
+    <w:p>
+      <w:pPr>
+        <w:spacing w:after="0" w:line="269" w:lineRule="auto"/>
+        <w:ind w:firstLine="567"/>
+        <w:jc w:val="both"/>
+        <w:rPr>
+          <w:rFonts w:ascii="Times New Roman" w:eastAsia="Times New Roman" w:hAnsi="Times New Roman" w:cs="Times New Roman"/>
+          <w:sz w:val="26"/>
+          <w:szCs w:val="26"/>
+          <w:lang w:val="it-IT"/>
+        </w:rPr>
+      </w:pPr>
+      <w:r>
+        <w:rPr>
+          <w:rFonts w:ascii="Times New Roman" w:eastAsia="Times New Roman" w:hAnsi="Times New Roman" w:cs="Times New Roman"/>
+          <w:sz w:val="26"/>
+          <w:szCs w:val="26"/>
+          <w:lang w:val="it-IT"/>
+        </w:rPr>
+        <w:t xml:space="preserve">b) Khi có một, một số hoặc tất cả các trường hợp quy định tại khoản 10.1 Điều 10 của Hợp đồng này hoặc các trường hợp khác theo quy định của pháp luật xảy ra mà Bên A đã gửi thông báo yêu cầu Bên B giao tài sản thế chấp để xử lý nhằm thực hiện nghĩa vụ được bảo đảm đã thỏa thuận tại Hợp đồng này nhưng Bên B không giao </w:t>
+      </w:r>
+      <w:r>
+        <w:rPr>
+          <w:rFonts w:ascii="Times New Roman" w:eastAsia="Times New Roman" w:hAnsi="Times New Roman" w:cs="Times New Roman"/>
+          <w:sz w:val="26"/>
+          <w:szCs w:val="26"/>
+          <w:lang w:val="it-IT"/>
+        </w:rPr>
+        <w:t>T</w:t>
+      </w:r>
+      <w:r>
+        <w:rPr>
+          <w:rFonts w:ascii="Times New Roman" w:eastAsia="Times New Roman" w:hAnsi="Times New Roman" w:cs="Times New Roman"/>
+          <w:sz w:val="26"/>
+          <w:szCs w:val="26"/>
+          <w:lang w:val="it-IT"/>
+        </w:rPr>
+        <w:t xml:space="preserve">ài sản thế chấp cho Bên A theo cam kết tại điểm a khoản 9.1 Điều này thì Bên A có toàn quyền thu giữ </w:t>
+      </w:r>
+      <w:r>
+        <w:rPr>
+          <w:rFonts w:ascii="Times New Roman" w:eastAsia="Times New Roman" w:hAnsi="Times New Roman" w:cs="Times New Roman"/>
+          <w:sz w:val="26"/>
+          <w:szCs w:val="26"/>
+          <w:lang w:val="it-IT"/>
+        </w:rPr>
+        <w:t>T</w:t>
+      </w:r>
+      <w:r>
+        <w:rPr>
+          <w:rFonts w:ascii="Times New Roman" w:eastAsia="Times New Roman" w:hAnsi="Times New Roman" w:cs="Times New Roman"/>
+          <w:sz w:val="26"/>
+          <w:szCs w:val="26"/>
+          <w:lang w:val="it-IT"/>
+        </w:rPr>
+        <w:t xml:space="preserve">ài sản thế chấp </w:t>
+      </w:r>
+      <w:r>
+        <w:rPr>
+          <w:rFonts w:ascii="Times New Roman" w:eastAsia="Times New Roman" w:hAnsi="Times New Roman" w:cs="Times New Roman"/>
+          <w:sz w:val="26"/>
+          <w:szCs w:val="26"/>
+          <w:lang w:val="it-IT"/>
+        </w:rPr>
+        <w:t>theo quy định sau đây:</w:t>
+      </w:r>
+    </w:p>
+    <w:p>
+      <w:pPr>
+        <w:spacing w:after="0" w:line="269" w:lineRule="auto"/>
+        <w:ind w:firstLine="567"/>
+        <w:jc w:val="both"/>
+        <w:rPr>
+          <w:rFonts w:ascii="Times New Roman" w:eastAsia="Times New Roman" w:hAnsi="Times New Roman" w:cs="Times New Roman"/>
+          <w:sz w:val="26"/>
+          <w:szCs w:val="26"/>
+          <w:lang w:val="it-IT"/>
+        </w:rPr>
+      </w:pPr>
+      <w:r>
+        <w:rPr>
+          <w:rFonts w:ascii="Times New Roman" w:eastAsia="Times New Roman" w:hAnsi="Times New Roman" w:cs="Times New Roman"/>
+          <w:sz w:val="26"/>
+          <w:szCs w:val="26"/>
+          <w:lang w:val="it-IT"/>
+        </w:rPr>
+        <w:t xml:space="preserve"> </w:t>
+      </w:r>
+      <w:r>
+        <w:rPr>
+          <w:rFonts w:ascii="Times New Roman" w:eastAsia="Times New Roman" w:hAnsi="Times New Roman" w:cs="Times New Roman"/>
+          <w:sz w:val="26"/>
+          <w:szCs w:val="26"/>
+          <w:lang w:val="it-IT"/>
+        </w:rPr>
+        <w:t>(i</w:t>
+      </w:r>
+      <w:r>
+        <w:rPr>
+          <w:rFonts w:ascii="Times New Roman" w:eastAsia="Times New Roman" w:hAnsi="Times New Roman" w:cs="Times New Roman"/>
+          <w:sz w:val="26"/>
+          <w:szCs w:val="26"/>
+          <w:lang w:val="it-IT"/>
+        </w:rPr>
+        <w:t xml:space="preserve">) </w:t>
+      </w:r>
+      <w:r>
+        <w:rPr>
+          <w:rFonts w:ascii="Times New Roman" w:eastAsia="Times New Roman" w:hAnsi="Times New Roman" w:cs="Times New Roman"/>
+          <w:sz w:val="26"/>
+          <w:szCs w:val="26"/>
+          <w:lang w:val="it-IT"/>
+        </w:rPr>
+        <w:t xml:space="preserve">Chậm nhất </w:t>
+      </w:r>
+      <w:r>
+        <w:rPr>
+          <w:rFonts w:ascii="Times New Roman" w:eastAsia="Times New Roman" w:hAnsi="Times New Roman" w:cs="Times New Roman"/>
+          <w:sz w:val="26"/>
+          <w:szCs w:val="26"/>
+          <w:lang w:val="it-IT"/>
+        </w:rPr>
+        <w:t xml:space="preserve">15 ngày trước </w:t>
+      </w:r>
+      <w:r>
+        <w:rPr>
+          <w:rFonts w:ascii="Times New Roman" w:eastAsia="Times New Roman" w:hAnsi="Times New Roman" w:cs="Times New Roman"/>
+          <w:sz w:val="26"/>
+          <w:szCs w:val="26"/>
+          <w:lang w:val="it-IT"/>
+        </w:rPr>
+        <w:t xml:space="preserve">ngày </w:t>
+      </w:r>
+      <w:r>
+        <w:rPr>
+          <w:rFonts w:ascii="Times New Roman" w:eastAsia="Times New Roman" w:hAnsi="Times New Roman" w:cs="Times New Roman"/>
+          <w:sz w:val="26"/>
+          <w:szCs w:val="26"/>
+          <w:lang w:val="it-IT"/>
+        </w:rPr>
+        <w:t xml:space="preserve">thực hiện việc thu giữ tài sản thế chấp Bên A </w:t>
+      </w:r>
+      <w:r>
+        <w:rPr>
+          <w:rFonts w:ascii="Times New Roman" w:eastAsia="Times New Roman" w:hAnsi="Times New Roman" w:cs="Times New Roman"/>
+          <w:sz w:val="26"/>
+          <w:szCs w:val="26"/>
+          <w:lang w:val="it-IT"/>
+        </w:rPr>
+        <w:t>phải thực hiện công khai thông tin về thời gian, địa điểm thu giữ tài sản thế chấp, tài sản thế chấp được thu giữ, lý do thu giữ, theo các hình thức sau:</w:t>
+      </w:r>
+    </w:p>
+    <w:p>
+      <w:pPr>
+        <w:spacing w:after="0" w:line="269" w:lineRule="auto"/>
+        <w:ind w:firstLine="567"/>
+        <w:jc w:val="both"/>
+        <w:rPr>
+          <w:rFonts w:ascii="Times New Roman" w:eastAsia="Times New Roman" w:hAnsi="Times New Roman" w:cs="Times New Roman"/>
+          <w:sz w:val="26"/>
+          <w:szCs w:val="26"/>
+          <w:lang w:val="it-IT"/>
+        </w:rPr>
+      </w:pPr>
+      <w:r>
+        <w:rPr>
+          <w:rFonts w:ascii="Times New Roman" w:eastAsia="Times New Roman" w:hAnsi="Times New Roman" w:cs="Times New Roman"/>
+          <w:sz w:val="26"/>
+          <w:szCs w:val="26"/>
+          <w:lang w:val="it-IT"/>
+        </w:rPr>
+        <w:t>- Gửi thông báo bằng văn bản tới UBND phường và cơ quan Công an cấp phường nơi có tài sàn thế chấp.</w:t>
+      </w:r>
+      <w:r>
+        <w:rPr>
+          <w:rFonts w:ascii="Times New Roman" w:eastAsia="Times New Roman" w:hAnsi="Times New Roman" w:cs="Times New Roman"/>
+          <w:sz w:val="26"/>
+          <w:szCs w:val="26"/>
+          <w:lang w:val="it-IT"/>
+        </w:rPr>
+        <w:t xml:space="preserve"> </w:t>
+      </w:r>
+    </w:p>
+    <w:p>
+      <w:pPr>
+        <w:spacing w:after="0" w:line="269" w:lineRule="auto"/>
+        <w:ind w:firstLine="567"/>
+        <w:jc w:val="both"/>
+        <w:rPr>
+          <w:rFonts w:ascii="Times New Roman" w:eastAsia="Times New Roman" w:hAnsi="Times New Roman" w:cs="Times New Roman"/>
+          <w:sz w:val="26"/>
+          <w:szCs w:val="26"/>
+          <w:lang w:val="it-IT"/>
+        </w:rPr>
+      </w:pPr>
+      <w:r>
+        <w:rPr>
+          <w:rFonts w:ascii="Times New Roman" w:eastAsia="Times New Roman" w:hAnsi="Times New Roman" w:cs="Times New Roman"/>
+          <w:sz w:val="26"/>
+          <w:szCs w:val="26"/>
+          <w:lang w:val="it-IT"/>
+        </w:rPr>
+        <w:t>- Niêm yết văn bản tại trụ sở UBND nơi Bên B đăng ký địa chỉ theo Hợp đồng thế chấp và UBND phường nơi có tài sản thế chấp.</w:t>
+      </w:r>
+    </w:p>
+    <w:p>
+      <w:pPr>
+        <w:spacing w:after="0" w:line="269" w:lineRule="auto"/>
+        <w:ind w:firstLine="567"/>
+        <w:jc w:val="both"/>
+        <w:rPr>
+          <w:rFonts w:ascii="Times New Roman" w:eastAsia="Times New Roman" w:hAnsi="Times New Roman" w:cs="Times New Roman"/>
+          <w:sz w:val="26"/>
+          <w:szCs w:val="26"/>
+          <w:lang w:val="it-IT"/>
+        </w:rPr>
+      </w:pPr>
+      <w:r>
+        <w:rPr>
+          <w:rFonts w:ascii="Times New Roman" w:eastAsia="Times New Roman" w:hAnsi="Times New Roman" w:cs="Times New Roman"/>
+          <w:sz w:val="26"/>
+          <w:szCs w:val="26"/>
+          <w:lang w:val="it-IT"/>
+        </w:rPr>
+        <w:t>- Thông báo cho Bên B, người đang giữ</w:t>
+      </w:r>
+      <w:r>
+        <w:rPr>
+          <w:rFonts w:ascii="Times New Roman" w:eastAsia="Times New Roman" w:hAnsi="Times New Roman" w:cs="Times New Roman"/>
+          <w:sz w:val="26"/>
+          <w:szCs w:val="26"/>
+          <w:lang w:val="it-IT"/>
+        </w:rPr>
+        <w:t xml:space="preserve"> tài sản thế chấp (nếu có) theo phương thức thông báo đã thỏa thuận tại hợp đồng thế chấp.</w:t>
+      </w:r>
+      <w:r>
+        <w:rPr>
+          <w:rFonts w:ascii="Times New Roman" w:eastAsia="Times New Roman" w:hAnsi="Times New Roman" w:cs="Times New Roman"/>
+          <w:sz w:val="26"/>
+          <w:szCs w:val="26"/>
+          <w:lang w:val="it-IT"/>
+        </w:rPr>
+        <w:t xml:space="preserve">     </w:t>
+      </w:r>
+    </w:p>
+    <w:p>
+      <w:pPr>
+        <w:spacing w:after="0" w:line="269" w:lineRule="auto"/>
+        <w:ind w:firstLine="567"/>
+        <w:jc w:val="both"/>
+        <w:rPr>
+          <w:rFonts w:ascii="Times New Roman" w:eastAsia="Times New Roman" w:hAnsi="Times New Roman" w:cs="Times New Roman"/>
+          <w:sz w:val="26"/>
+          <w:szCs w:val="26"/>
+          <w:lang w:val="it-IT"/>
+        </w:rPr>
+      </w:pPr>
+      <w:r>
+        <w:rPr>
+          <w:rFonts w:ascii="Times New Roman" w:eastAsia="Times New Roman" w:hAnsi="Times New Roman" w:cs="Times New Roman"/>
+          <w:sz w:val="26"/>
+          <w:szCs w:val="26"/>
+          <w:lang w:val="it-IT"/>
+        </w:rPr>
+        <w:t>(ii</w:t>
+      </w:r>
+      <w:r>
+        <w:rPr>
+          <w:rFonts w:ascii="Times New Roman" w:eastAsia="Times New Roman" w:hAnsi="Times New Roman" w:cs="Times New Roman"/>
+          <w:sz w:val="26"/>
+          <w:szCs w:val="26"/>
+          <w:lang w:val="it-IT"/>
+        </w:rPr>
+        <w:t xml:space="preserve">) Trong quá trình thu giữ tài sản thế chấp, nếu Bên B có dấu hiệu chống đối và cản trở, gây mất trật tự nơi công cộng hoặc có hành vi vi phạm pháp luật khác thì Bên A có quyền yêu cầu UBND phường và cơ quan </w:t>
+      </w:r>
+      <w:r>
+        <w:rPr>
+          <w:rFonts w:ascii="Times New Roman" w:eastAsia="Times New Roman" w:hAnsi="Times New Roman" w:cs="Times New Roman"/>
+          <w:sz w:val="26"/>
+          <w:szCs w:val="26"/>
+          <w:lang w:val="it-IT"/>
+        </w:rPr>
+        <w:t>C</w:t>
+      </w:r>
+      <w:r>
+        <w:rPr>
+          <w:rFonts w:ascii="Times New Roman" w:eastAsia="Times New Roman" w:hAnsi="Times New Roman" w:cs="Times New Roman"/>
+          <w:sz w:val="26"/>
+          <w:szCs w:val="26"/>
+          <w:lang w:val="it-IT"/>
+        </w:rPr>
+        <w:t xml:space="preserve">ông an </w:t>
+      </w:r>
+      <w:r>
+        <w:rPr>
+          <w:rFonts w:ascii="Times New Roman" w:eastAsia="Times New Roman" w:hAnsi="Times New Roman" w:cs="Times New Roman"/>
+          <w:sz w:val="26"/>
+          <w:szCs w:val="26"/>
+          <w:lang w:val="it-IT"/>
+        </w:rPr>
+        <w:t>phường</w:t>
+      </w:r>
+      <w:r>
+        <w:rPr>
+          <w:rFonts w:ascii="Times New Roman" w:eastAsia="Times New Roman" w:hAnsi="Times New Roman" w:cs="Times New Roman"/>
+          <w:sz w:val="26"/>
+          <w:szCs w:val="26"/>
+          <w:lang w:val="it-IT"/>
+        </w:rPr>
+        <w:t xml:space="preserve"> tiến hành bảo vệ việc thu giữ tài sản thế chấp.     </w:t>
+      </w:r>
+    </w:p>
+    <w:p>
+      <w:pPr>
+        <w:spacing w:after="0" w:line="269" w:lineRule="auto"/>
+        <w:ind w:firstLine="567"/>
+        <w:jc w:val="both"/>
+        <w:rPr>
+          <w:rFonts w:ascii="Times New Roman" w:eastAsia="Times New Roman" w:hAnsi="Times New Roman" w:cs="Times New Roman"/>
+          <w:sz w:val="26"/>
+          <w:szCs w:val="26"/>
+          <w:lang w:val="it-IT"/>
+        </w:rPr>
+      </w:pPr>
+      <w:r>
+        <w:rPr>
+          <w:rFonts w:ascii="Times New Roman" w:eastAsia="Times New Roman" w:hAnsi="Times New Roman" w:cs="Times New Roman"/>
+          <w:sz w:val="26"/>
+          <w:szCs w:val="26"/>
+          <w:lang w:val="it-IT"/>
+        </w:rPr>
+        <w:t>(iii</w:t>
+      </w:r>
+      <w:r>
+        <w:rPr>
+          <w:rFonts w:ascii="Times New Roman" w:eastAsia="Times New Roman" w:hAnsi="Times New Roman" w:cs="Times New Roman"/>
+          <w:sz w:val="26"/>
+          <w:szCs w:val="26"/>
+          <w:lang w:val="it-IT"/>
+        </w:rPr>
+        <w:t xml:space="preserve">) Bên thế chấp phải chịu mọi chi phí hợp lý, cần thiết cho việc thu giữ tài sản thế chấp; trong trường hợp gây cản trở không giao tài sản thế chấp mà gây thiệt hại cho Bên A thì phải bồi thường thiệt hại thực tế. </w:t>
+      </w:r>
+    </w:p>
+    <w:p>
+      <w:pPr>
+        <w:spacing w:after="0" w:line="269" w:lineRule="auto"/>
+        <w:ind w:firstLine="567"/>
+        <w:jc w:val="both"/>
+        <w:rPr>
+          <w:rFonts w:ascii="Times New Roman" w:eastAsia="Times New Roman" w:hAnsi="Times New Roman" w:cs="Times New Roman"/>
+          <w:sz w:val="26"/>
+          <w:szCs w:val="26"/>
+          <w:lang w:val="it-IT"/>
+        </w:rPr>
+      </w:pPr>
+      <w:r>
+        <w:rPr>
+          <w:rFonts w:ascii="Times New Roman" w:eastAsia="Times New Roman" w:hAnsi="Times New Roman" w:cs="Times New Roman"/>
+          <w:sz w:val="26"/>
+          <w:szCs w:val="26"/>
+          <w:lang w:val="it-IT"/>
+        </w:rPr>
+        <w:t xml:space="preserve"> </w:t>
+      </w:r>
+      <w:r>
+        <w:rPr>
+          <w:rFonts w:ascii="Times New Roman" w:eastAsia="Times New Roman" w:hAnsi="Times New Roman" w:cs="Times New Roman"/>
+          <w:sz w:val="26"/>
+          <w:szCs w:val="26"/>
+          <w:lang w:val="it-IT"/>
+        </w:rPr>
+        <w:t>9.2. Quyền truy đòi, thu hồi tài sản thế chấp:</w:t>
+      </w:r>
+    </w:p>
+    <w:p>
+      <w:pPr>
+        <w:spacing w:after="0" w:line="269" w:lineRule="auto"/>
+        <w:ind w:firstLine="567"/>
+        <w:jc w:val="both"/>
+        <w:rPr>
+          <w:rFonts w:ascii="Times New Roman" w:eastAsia="Times New Roman" w:hAnsi="Times New Roman" w:cs="Times New Roman"/>
+          <w:sz w:val="26"/>
+          <w:szCs w:val="26"/>
+          <w:lang w:val="it-IT"/>
+        </w:rPr>
+      </w:pPr>
+      <w:r>
+        <w:rPr>
+          <w:rFonts w:ascii="Times New Roman" w:eastAsia="Times New Roman" w:hAnsi="Times New Roman" w:cs="Times New Roman"/>
+          <w:sz w:val="26"/>
+          <w:szCs w:val="26"/>
+          <w:lang w:val="it-IT"/>
+        </w:rPr>
+        <w:t>Bên A được quyền truy đòi, thu hồi tài sản thế chấp, nếu Bên B tự ý bán, chuyển nhượng, cho tặng, phân chia thừa kế, tẩu tán dưới mọi hình thức (biện pháp bảo đảm phát sinh hiệu lực đối kháng với người thứ ba). Đồng thời được quyền yêu các cơ quan nhà nước có thẩm quyền áp dụng các biện pháp ngăn chặn khẩn cấp tạm thời đối với tài sản thế chấp.</w:t>
+      </w:r>
+    </w:p>
+    <w:p>
+      <w:pPr>
+        <w:spacing w:after="0" w:line="269" w:lineRule="auto"/>
+        <w:ind w:firstLine="567"/>
+        <w:jc w:val="both"/>
+        <w:rPr>
+          <w:rFonts w:ascii="Times New Roman" w:eastAsia="Times New Roman" w:hAnsi="Times New Roman" w:cs="Times New Roman"/>
+          <w:sz w:val="26"/>
+          <w:szCs w:val="26"/>
+          <w:lang w:val="it-IT"/>
+        </w:rPr>
+      </w:pPr>
+      <w:r>
+        <w:rPr>
+          <w:rFonts w:ascii="Times New Roman" w:eastAsia="Times New Roman" w:hAnsi="Times New Roman" w:cs="Times New Roman"/>
+          <w:sz w:val="26"/>
+          <w:szCs w:val="26"/>
+          <w:lang w:val="it-IT"/>
+        </w:rPr>
         <w:lastRenderedPageBreak/>
-        <w:t xml:space="preserve">c) Trả lại giấy tờ liên quan đến tài sản thế chấp khi Bên B đã hoàn thành đúng, đầy đủ nghĩa vụ trả nợ và hai bên đã làm thủ tục giải trừ thế chấp.     </w:t>
+        <w:t>9.3. Quyền đòi nợ:</w:t>
+      </w:r>
+    </w:p>
+    <w:p>
+      <w:pPr>
+        <w:spacing w:after="0" w:line="269" w:lineRule="auto"/>
+        <w:ind w:firstLine="567"/>
+        <w:jc w:val="both"/>
+        <w:rPr>
+          <w:rFonts w:ascii="Times New Roman" w:eastAsia="Times New Roman" w:hAnsi="Times New Roman" w:cs="Times New Roman"/>
+          <w:sz w:val="26"/>
+          <w:szCs w:val="26"/>
+          <w:lang w:val="it-IT"/>
+        </w:rPr>
+      </w:pPr>
+      <w:r>
+        <w:rPr>
+          <w:rFonts w:ascii="Times New Roman" w:eastAsia="Times New Roman" w:hAnsi="Times New Roman" w:cs="Times New Roman"/>
+          <w:sz w:val="26"/>
+          <w:szCs w:val="26"/>
+          <w:lang w:val="it-IT"/>
+        </w:rPr>
+        <w:t>Bên A có quyền thế chấp một phần hoặc toàn bộ quyền đòi nợ, gồm cả quyền đòi nợ trong tương lai cho Bên thứ ba mà không cần có sự đồng ý của Bên B.</w:t>
       </w:r>
     </w:p>
     <w:p>
@@ -4050,9 +4676,1264 @@
           <w:szCs w:val="26"/>
           <w:lang w:val="it-IT"/>
         </w:rPr>
-        <w:t>Điều 9. Quyền thu giữ tài sản thế chấp, quyền truy đòi, quyền thu hồi tài sản thế chấp, quyền thế chấp, quyền đòi nợ</w:t>
-      </w:r>
-      <w:r>
+        <w:t>Điều 10. Xử lý tài sản thế chấp</w:t>
+      </w:r>
+    </w:p>
+    <w:p>
+      <w:pPr>
+        <w:spacing w:after="0" w:line="269" w:lineRule="auto"/>
+        <w:ind w:firstLine="567"/>
+        <w:jc w:val="both"/>
+        <w:rPr>
+          <w:rFonts w:ascii="Times New Roman" w:eastAsia="Times New Roman" w:hAnsi="Times New Roman" w:cs="Times New Roman"/>
+          <w:sz w:val="26"/>
+          <w:szCs w:val="26"/>
+          <w:lang w:val="it-IT"/>
+        </w:rPr>
+      </w:pPr>
+      <w:r>
+        <w:rPr>
+          <w:rFonts w:ascii="Times New Roman" w:eastAsia="Times New Roman" w:hAnsi="Times New Roman" w:cs="Times New Roman"/>
+          <w:sz w:val="26"/>
+          <w:szCs w:val="26"/>
+          <w:lang w:val="it-IT"/>
+        </w:rPr>
+        <w:t xml:space="preserve">10.1. Bên A được toàn quyền xử lý tài sản thế chấp để thực hiện nghĩa vụ được bảo đảm khi một, một số hoặc tất cả các trường hợp sau xảy ra:     </w:t>
+      </w:r>
+    </w:p>
+    <w:p>
+      <w:pPr>
+        <w:spacing w:after="0" w:line="269" w:lineRule="auto"/>
+        <w:ind w:firstLine="567"/>
+        <w:jc w:val="both"/>
+        <w:rPr>
+          <w:rFonts w:ascii="Times New Roman" w:eastAsia="Times New Roman" w:hAnsi="Times New Roman" w:cs="Times New Roman"/>
+          <w:sz w:val="26"/>
+          <w:szCs w:val="26"/>
+          <w:lang w:val="it-IT"/>
+        </w:rPr>
+      </w:pPr>
+      <w:r>
+        <w:rPr>
+          <w:rFonts w:ascii="Times New Roman" w:eastAsia="Times New Roman" w:hAnsi="Times New Roman" w:cs="Times New Roman"/>
+          <w:sz w:val="26"/>
+          <w:szCs w:val="26"/>
+          <w:lang w:val="it-IT"/>
+        </w:rPr>
+        <w:t>a) Đến hạn thực hiện nghĩa vụ mà Bên B không tự giác, cố tình trốn tránh chây ì thực hiện hoặc thực hiện không đúng, không đầy đủ nghĩa vụ trả nợ</w:t>
+      </w:r>
+    </w:p>
+    <w:p>
+      <w:pPr>
+        <w:spacing w:after="0" w:line="269" w:lineRule="auto"/>
+        <w:ind w:firstLine="567"/>
+        <w:jc w:val="both"/>
+        <w:rPr>
+          <w:rFonts w:ascii="Times New Roman" w:eastAsia="Times New Roman" w:hAnsi="Times New Roman" w:cs="Times New Roman"/>
+          <w:sz w:val="26"/>
+          <w:szCs w:val="26"/>
+          <w:lang w:val="it-IT"/>
+        </w:rPr>
+      </w:pPr>
+      <w:r>
+        <w:rPr>
+          <w:rFonts w:ascii="Times New Roman" w:eastAsia="Times New Roman" w:hAnsi="Times New Roman" w:cs="Times New Roman"/>
+          <w:sz w:val="26"/>
+          <w:szCs w:val="26"/>
+          <w:lang w:val="it-IT"/>
+        </w:rPr>
+        <w:t>b) Bên B phải thực hiện nghĩa vụ trước hạn theo yêu cầu của Bên A do vi phạm nghĩa vụ, các điều khoản đã thỏa thuận tại Hợp đồng thế chấp này và/hoặc các hợp đồng cho vay liên quan hoặc vi phạm các quy định của pháp luật mà Bên B không thực hiện hoặc thực hiện không đúng, không đầy đủ nghĩa vụ hoàn trả nợ.</w:t>
+      </w:r>
+    </w:p>
+    <w:p>
+      <w:pPr>
+        <w:spacing w:after="0" w:line="269" w:lineRule="auto"/>
+        <w:ind w:firstLine="567"/>
+        <w:jc w:val="both"/>
+        <w:rPr>
+          <w:rFonts w:ascii="Times New Roman" w:eastAsia="Times New Roman" w:hAnsi="Times New Roman" w:cs="Times New Roman"/>
+          <w:sz w:val="26"/>
+          <w:szCs w:val="26"/>
+          <w:lang w:val="it-IT"/>
+        </w:rPr>
+      </w:pPr>
+      <w:r>
+        <w:rPr>
+          <w:rFonts w:ascii="Times New Roman" w:eastAsia="Times New Roman" w:hAnsi="Times New Roman" w:cs="Times New Roman"/>
+          <w:sz w:val="26"/>
+          <w:szCs w:val="26"/>
+          <w:lang w:val="it-IT"/>
+        </w:rPr>
+        <w:t>c) Bên B và Bên B vi phạm Hợp đồng này hoặc bất cứ Hợp đồng, văn bản thỏa thuận nào khác với Bên A. Bên A đánh giá việc xử lý tài sản thế chấp là cần thiết để thu hồi nợ hoặc để thay thế tài sản thế chấp bằng tiền để thay thế tài sản thế chấp.</w:t>
+      </w:r>
+    </w:p>
+    <w:p>
+      <w:pPr>
+        <w:spacing w:after="0" w:line="269" w:lineRule="auto"/>
+        <w:ind w:firstLine="567"/>
+        <w:jc w:val="both"/>
+        <w:rPr>
+          <w:rFonts w:ascii="Times New Roman" w:eastAsia="Times New Roman" w:hAnsi="Times New Roman" w:cs="Times New Roman"/>
+          <w:sz w:val="26"/>
+          <w:szCs w:val="26"/>
+          <w:lang w:val="it-IT"/>
+        </w:rPr>
+      </w:pPr>
+      <w:r>
+        <w:rPr>
+          <w:rFonts w:ascii="Times New Roman" w:eastAsia="Times New Roman" w:hAnsi="Times New Roman" w:cs="Times New Roman"/>
+          <w:sz w:val="26"/>
+          <w:szCs w:val="26"/>
+          <w:lang w:val="it-IT"/>
+        </w:rPr>
+        <w:t>d) Phát sinh một, một số hoặc tất cả các trường hợp sau đối với một, một số hoặc tất cả các cá nhân Bên B.</w:t>
+      </w:r>
+    </w:p>
+    <w:p>
+      <w:pPr>
+        <w:spacing w:after="0" w:line="269" w:lineRule="auto"/>
+        <w:ind w:firstLine="567"/>
+        <w:jc w:val="both"/>
+        <w:rPr>
+          <w:rFonts w:ascii="Times New Roman" w:eastAsia="Times New Roman" w:hAnsi="Times New Roman" w:cs="Times New Roman"/>
+          <w:sz w:val="26"/>
+          <w:szCs w:val="26"/>
+          <w:lang w:val="it-IT"/>
+        </w:rPr>
+      </w:pPr>
+      <w:r>
+        <w:rPr>
+          <w:rFonts w:ascii="Times New Roman" w:eastAsia="Times New Roman" w:hAnsi="Times New Roman" w:cs="Times New Roman"/>
+          <w:sz w:val="26"/>
+          <w:szCs w:val="26"/>
+          <w:lang w:val="it-IT"/>
+        </w:rPr>
+        <w:t>(i) Chết, mất tích hoặc bị tuyên bố mất tích.</w:t>
+      </w:r>
+    </w:p>
+    <w:p>
+      <w:pPr>
+        <w:spacing w:after="0" w:line="269" w:lineRule="auto"/>
+        <w:ind w:firstLine="567"/>
+        <w:jc w:val="both"/>
+        <w:rPr>
+          <w:rFonts w:ascii="Times New Roman" w:eastAsia="Times New Roman" w:hAnsi="Times New Roman" w:cs="Times New Roman"/>
+          <w:sz w:val="26"/>
+          <w:szCs w:val="26"/>
+          <w:lang w:val="it-IT"/>
+        </w:rPr>
+      </w:pPr>
+      <w:r>
+        <w:rPr>
+          <w:rFonts w:ascii="Times New Roman" w:eastAsia="Times New Roman" w:hAnsi="Times New Roman" w:cs="Times New Roman"/>
+          <w:sz w:val="26"/>
+          <w:szCs w:val="26"/>
+          <w:lang w:val="it-IT"/>
+        </w:rPr>
+        <w:t>(ii) Bị tuyên bố hạn chế hoặc mất năng lực hành vi dân sự hoặc khó khăn trong nhận thức, làm chủ hành vi.</w:t>
+      </w:r>
+    </w:p>
+    <w:p>
+      <w:pPr>
+        <w:spacing w:after="0" w:line="269" w:lineRule="auto"/>
+        <w:ind w:firstLine="567"/>
+        <w:jc w:val="both"/>
+        <w:rPr>
+          <w:rFonts w:ascii="Times New Roman" w:eastAsia="Times New Roman" w:hAnsi="Times New Roman" w:cs="Times New Roman"/>
+          <w:sz w:val="26"/>
+          <w:szCs w:val="26"/>
+          <w:lang w:val="it-IT"/>
+        </w:rPr>
+      </w:pPr>
+      <w:r>
+        <w:rPr>
+          <w:rFonts w:ascii="Times New Roman" w:eastAsia="Times New Roman" w:hAnsi="Times New Roman" w:cs="Times New Roman"/>
+          <w:sz w:val="26"/>
+          <w:szCs w:val="26"/>
+          <w:lang w:val="it-IT"/>
+        </w:rPr>
+        <w:t>(iii) Bị bên thứ ba khiếu kiện hoặc bị cơ quan có thẩm quyền quyết định khởi tố, bắt tạm giam, điều tra, truy tố vì bất cứ lý do gì.</w:t>
+      </w:r>
+    </w:p>
+    <w:p>
+      <w:pPr>
+        <w:spacing w:after="0" w:line="269" w:lineRule="auto"/>
+        <w:ind w:firstLine="567"/>
+        <w:jc w:val="both"/>
+        <w:rPr>
+          <w:rFonts w:ascii="Times New Roman" w:eastAsia="Times New Roman" w:hAnsi="Times New Roman" w:cs="Times New Roman"/>
+          <w:sz w:val="26"/>
+          <w:szCs w:val="26"/>
+          <w:lang w:val="it-IT"/>
+        </w:rPr>
+      </w:pPr>
+      <w:r>
+        <w:rPr>
+          <w:rFonts w:ascii="Times New Roman" w:eastAsia="Times New Roman" w:hAnsi="Times New Roman" w:cs="Times New Roman"/>
+          <w:sz w:val="26"/>
+          <w:szCs w:val="26"/>
+          <w:lang w:val="it-IT"/>
+        </w:rPr>
+        <w:t>(iv) Bị tuyên án, chấp hành thi hành án.</w:t>
+      </w:r>
+    </w:p>
+    <w:p>
+      <w:pPr>
+        <w:spacing w:after="0" w:line="269" w:lineRule="auto"/>
+        <w:ind w:firstLine="567"/>
+        <w:jc w:val="both"/>
+        <w:rPr>
+          <w:rFonts w:ascii="Times New Roman" w:eastAsia="Times New Roman" w:hAnsi="Times New Roman" w:cs="Times New Roman"/>
+          <w:sz w:val="26"/>
+          <w:szCs w:val="26"/>
+          <w:lang w:val="it-IT"/>
+        </w:rPr>
+      </w:pPr>
+      <w:r>
+        <w:rPr>
+          <w:rFonts w:ascii="Times New Roman" w:eastAsia="Times New Roman" w:hAnsi="Times New Roman" w:cs="Times New Roman"/>
+          <w:sz w:val="26"/>
+          <w:szCs w:val="26"/>
+          <w:lang w:val="it-IT"/>
+        </w:rPr>
+        <w:t>(v) Ly hôn, chia tài sản của vợ chồng trong thời kỳ hôn nhân.</w:t>
+      </w:r>
+    </w:p>
+    <w:p>
+      <w:pPr>
+        <w:spacing w:after="0" w:line="269" w:lineRule="auto"/>
+        <w:ind w:firstLine="567"/>
+        <w:jc w:val="both"/>
+        <w:rPr>
+          <w:rFonts w:ascii="Times New Roman" w:eastAsia="Times New Roman" w:hAnsi="Times New Roman" w:cs="Times New Roman"/>
+          <w:sz w:val="26"/>
+          <w:szCs w:val="26"/>
+          <w:lang w:val="it-IT"/>
+        </w:rPr>
+      </w:pPr>
+      <w:r>
+        <w:rPr>
+          <w:rFonts w:ascii="Times New Roman" w:eastAsia="Times New Roman" w:hAnsi="Times New Roman" w:cs="Times New Roman"/>
+          <w:sz w:val="26"/>
+          <w:szCs w:val="26"/>
+          <w:lang w:val="it-IT"/>
+        </w:rPr>
+        <w:t>(vi) Bỏ trốn, vắng mặt nơi cư trú mà không thông báo cho cơ quan chính quyền địa phương và Bên A; Bên A không thể liên lạc được dưới mọi hình thức hoặc liên lạc nhưng Bên B không về địa phương để thực hiện nghĩa vụ đã cam kết với bên A.</w:t>
+      </w:r>
+    </w:p>
+    <w:p>
+      <w:pPr>
+        <w:spacing w:after="0" w:line="269" w:lineRule="auto"/>
+        <w:ind w:firstLine="567"/>
+        <w:jc w:val="both"/>
+        <w:rPr>
+          <w:rFonts w:ascii="Times New Roman" w:eastAsia="Times New Roman" w:hAnsi="Times New Roman" w:cs="Times New Roman"/>
+          <w:sz w:val="26"/>
+          <w:szCs w:val="26"/>
+          <w:lang w:val="it-IT"/>
+        </w:rPr>
+      </w:pPr>
+      <w:r>
+        <w:rPr>
+          <w:rFonts w:ascii="Times New Roman" w:eastAsia="Times New Roman" w:hAnsi="Times New Roman" w:cs="Times New Roman"/>
+          <w:sz w:val="26"/>
+          <w:szCs w:val="26"/>
+          <w:lang w:val="it-IT"/>
+        </w:rPr>
+        <w:t>e) Xuất hiện việc tranh chấp giữa một hay nhiều bên.</w:t>
+      </w:r>
+    </w:p>
+    <w:p>
+      <w:pPr>
+        <w:spacing w:after="0" w:line="269" w:lineRule="auto"/>
+        <w:ind w:firstLine="567"/>
+        <w:jc w:val="both"/>
+        <w:rPr>
+          <w:rFonts w:ascii="Times New Roman" w:eastAsia="Times New Roman" w:hAnsi="Times New Roman" w:cs="Times New Roman"/>
+          <w:sz w:val="26"/>
+          <w:szCs w:val="26"/>
+          <w:lang w:val="it-IT"/>
+        </w:rPr>
+      </w:pPr>
+      <w:r>
+        <w:rPr>
+          <w:rFonts w:ascii="Times New Roman" w:eastAsia="Times New Roman" w:hAnsi="Times New Roman" w:cs="Times New Roman"/>
+          <w:sz w:val="26"/>
+          <w:szCs w:val="26"/>
+          <w:lang w:val="it-IT"/>
+        </w:rPr>
+        <w:t>f) Tài sản thế chấp phải được xử lý để Bên B thực hiện nghĩa vụ khác theo quy định</w:t>
+      </w:r>
+      <w:r>
+        <w:rPr>
+          <w:rFonts w:ascii="Times New Roman" w:eastAsia="Times New Roman" w:hAnsi="Times New Roman" w:cs="Times New Roman"/>
+          <w:sz w:val="26"/>
+          <w:szCs w:val="26"/>
+          <w:lang w:val="it-IT"/>
+        </w:rPr>
+        <w:t>.</w:t>
+      </w:r>
+    </w:p>
+    <w:p>
+      <w:pPr>
+        <w:spacing w:after="0" w:line="269" w:lineRule="auto"/>
+        <w:ind w:firstLine="567"/>
+        <w:jc w:val="both"/>
+        <w:rPr>
+          <w:rFonts w:ascii="Times New Roman" w:eastAsia="Times New Roman" w:hAnsi="Times New Roman" w:cs="Times New Roman"/>
+          <w:sz w:val="26"/>
+          <w:szCs w:val="26"/>
+          <w:lang w:val="it-IT"/>
+        </w:rPr>
+      </w:pPr>
+      <w:r>
+        <w:rPr>
+          <w:rFonts w:ascii="Times New Roman" w:eastAsia="Times New Roman" w:hAnsi="Times New Roman" w:cs="Times New Roman"/>
+          <w:sz w:val="26"/>
+          <w:szCs w:val="26"/>
+          <w:lang w:val="it-IT"/>
+        </w:rPr>
+        <w:t xml:space="preserve">g) Bất kỳ quy định nào về các tài liệu hoặc hồ sơ pháp lý của Bên B là vô hiệu hoặc bất hợp pháp hoặc bị bất kỳ cơ quan nhà nước có thẩm quyền nào hoặc tòa án bất kỳ tuyên bố là vô giá trị, vô hiệu hoặc bất hợp pháp toàn bộ hay một phần.     </w:t>
+      </w:r>
+    </w:p>
+    <w:p>
+      <w:pPr>
+        <w:spacing w:after="0" w:line="269" w:lineRule="auto"/>
+        <w:ind w:firstLine="567"/>
+        <w:jc w:val="both"/>
+        <w:rPr>
+          <w:rFonts w:ascii="Times New Roman" w:eastAsia="Times New Roman" w:hAnsi="Times New Roman" w:cs="Times New Roman"/>
+          <w:sz w:val="26"/>
+          <w:szCs w:val="26"/>
+          <w:lang w:val="it-IT"/>
+        </w:rPr>
+      </w:pPr>
+      <w:r>
+        <w:rPr>
+          <w:rFonts w:ascii="Times New Roman" w:eastAsia="Times New Roman" w:hAnsi="Times New Roman" w:cs="Times New Roman"/>
+          <w:sz w:val="26"/>
+          <w:szCs w:val="26"/>
+          <w:lang w:val="it-IT"/>
+        </w:rPr>
+        <w:t>h) Các trường hợp khác mà Bên A xét thấy cần thiết phải xử lý tài sản bảo đảm để thanh toán một phần hoặc toàn bộ nghĩa vụ hoàn trả Nợ.</w:t>
+      </w:r>
+    </w:p>
+    <w:p>
+      <w:pPr>
+        <w:spacing w:after="0" w:line="269" w:lineRule="auto"/>
+        <w:ind w:firstLine="567"/>
+        <w:jc w:val="both"/>
+        <w:rPr>
+          <w:rFonts w:ascii="Times New Roman" w:eastAsia="Times New Roman" w:hAnsi="Times New Roman" w:cs="Times New Roman"/>
+          <w:sz w:val="26"/>
+          <w:szCs w:val="26"/>
+          <w:lang w:val="it-IT"/>
+        </w:rPr>
+      </w:pPr>
+      <w:r>
+        <w:rPr>
+          <w:rFonts w:ascii="Times New Roman" w:eastAsia="Times New Roman" w:hAnsi="Times New Roman" w:cs="Times New Roman"/>
+          <w:sz w:val="26"/>
+          <w:szCs w:val="26"/>
+          <w:lang w:val="it-IT"/>
+        </w:rPr>
+        <w:t>i) Các trường hợp khác theo quy định của pháp luật.</w:t>
+      </w:r>
+    </w:p>
+    <w:p>
+      <w:pPr>
+        <w:spacing w:after="0" w:line="269" w:lineRule="auto"/>
+        <w:ind w:firstLine="567"/>
+        <w:jc w:val="both"/>
+        <w:rPr>
+          <w:rFonts w:ascii="Times New Roman" w:eastAsia="Times New Roman" w:hAnsi="Times New Roman" w:cs="Times New Roman"/>
+          <w:sz w:val="26"/>
+          <w:szCs w:val="26"/>
+          <w:lang w:val="it-IT"/>
+        </w:rPr>
+      </w:pPr>
+      <w:r>
+        <w:rPr>
+          <w:rFonts w:ascii="Times New Roman" w:eastAsia="Times New Roman" w:hAnsi="Times New Roman" w:cs="Times New Roman"/>
+          <w:sz w:val="26"/>
+          <w:szCs w:val="26"/>
+          <w:lang w:val="it-IT"/>
+        </w:rPr>
+        <w:t>10.2. Nguyên tắc xử lý tài sản thế chấp:</w:t>
+      </w:r>
+    </w:p>
+    <w:p>
+      <w:pPr>
+        <w:spacing w:after="0" w:line="269" w:lineRule="auto"/>
+        <w:ind w:firstLine="567"/>
+        <w:jc w:val="both"/>
+        <w:rPr>
+          <w:rFonts w:ascii="Times New Roman" w:eastAsia="Times New Roman" w:hAnsi="Times New Roman" w:cs="Times New Roman"/>
+          <w:sz w:val="26"/>
+          <w:szCs w:val="26"/>
+          <w:lang w:val="it-IT"/>
+        </w:rPr>
+      </w:pPr>
+      <w:r>
+        <w:rPr>
+          <w:rFonts w:ascii="Times New Roman" w:eastAsia="Times New Roman" w:hAnsi="Times New Roman" w:cs="Times New Roman"/>
+          <w:sz w:val="26"/>
+          <w:szCs w:val="26"/>
+          <w:lang w:val="it-IT"/>
+        </w:rPr>
+        <w:t>a) Bên A căn cứ vào nội dung đã thỏa thuận trong Hợp đồng này và theo quy định của pháp luật để tiến hành xử lý tài sản thế chấp mà không cần văn bản ủy quyền của các cá nhân Bên B.</w:t>
+      </w:r>
+    </w:p>
+    <w:p>
+      <w:pPr>
+        <w:spacing w:after="0" w:line="269" w:lineRule="auto"/>
+        <w:ind w:firstLine="567"/>
+        <w:jc w:val="both"/>
+        <w:rPr>
+          <w:rFonts w:ascii="Times New Roman" w:eastAsia="Times New Roman" w:hAnsi="Times New Roman" w:cs="Times New Roman"/>
+          <w:sz w:val="26"/>
+          <w:szCs w:val="26"/>
+          <w:lang w:val="it-IT"/>
+        </w:rPr>
+      </w:pPr>
+      <w:r>
+        <w:rPr>
+          <w:rFonts w:ascii="Times New Roman" w:eastAsia="Times New Roman" w:hAnsi="Times New Roman" w:cs="Times New Roman"/>
+          <w:sz w:val="26"/>
+          <w:szCs w:val="26"/>
+          <w:lang w:val="it-IT"/>
+        </w:rPr>
+        <w:t xml:space="preserve">b) Trong thời hạn không quá 30 ngày, kể từ ngày đến hạn thực hiện nghĩa vụ theo thỏa thuận mà Bên B vẫn không thực hiện hoặc thực hiện không đúng, không đầy đủ nghĩa vụ thì </w:t>
+      </w:r>
+      <w:r>
+        <w:rPr>
+          <w:rFonts w:ascii="Times New Roman" w:eastAsia="Times New Roman" w:hAnsi="Times New Roman" w:cs="Times New Roman"/>
+          <w:sz w:val="26"/>
+          <w:szCs w:val="26"/>
+          <w:lang w:val="it-IT"/>
+        </w:rPr>
+        <w:lastRenderedPageBreak/>
+        <w:t xml:space="preserve">Bên B phải chủ động phối hợp với Bên A, giao tài sản cho Bên A để xử lý tài sản thế chấp nhằm thực hiện đầy đủ nghĩa vụ trả nợ. Nếu quá thời hạn trên, Bên A có quyền xử lý tài sản thế chấp mà không cần ý kiến đồng ý, chấp thuận, sự chuyển giao tài sản của Bên B.  </w:t>
+      </w:r>
+    </w:p>
+    <w:p>
+      <w:pPr>
+        <w:spacing w:after="0" w:line="269" w:lineRule="auto"/>
+        <w:ind w:firstLine="567"/>
+        <w:jc w:val="both"/>
+        <w:rPr>
+          <w:rFonts w:ascii="Times New Roman" w:eastAsia="Times New Roman" w:hAnsi="Times New Roman" w:cs="Times New Roman"/>
+          <w:sz w:val="26"/>
+          <w:szCs w:val="26"/>
+          <w:lang w:val="it-IT"/>
+        </w:rPr>
+      </w:pPr>
+      <w:r>
+        <w:rPr>
+          <w:rFonts w:ascii="Times New Roman" w:eastAsia="Times New Roman" w:hAnsi="Times New Roman" w:cs="Times New Roman"/>
+          <w:sz w:val="26"/>
+          <w:szCs w:val="26"/>
+          <w:lang w:val="it-IT"/>
+        </w:rPr>
+        <w:t xml:space="preserve">c) Bên B phải bàn giao tài sản thế chấp theo thông báo của Bên A. Nếu hết thời hạn ấn định theo thông báo mà Bên B không giao tài sản thì Bên A có quyền thu giữ tài sản thế chấp để xử lý mà không cần sự đồng ý, có mặt của Bên B. Bên B phải chịu các chi phí hợp lý cho việc thu giữ tài sản thế chấp; nếu trong trường hợp Bên B không giaotài sản để xử lý hoặc có hành vi cản trở việc thu giữ hợp pháp tài sản thế chấp mà gây thiệt hại cho Bên A thì Bên B phải bồi thường cả phần thiệt hại đó.    </w:t>
+      </w:r>
+    </w:p>
+    <w:p>
+      <w:pPr>
+        <w:spacing w:after="0" w:line="269" w:lineRule="auto"/>
+        <w:ind w:firstLine="567"/>
+        <w:jc w:val="both"/>
+        <w:rPr>
+          <w:rFonts w:ascii="Times New Roman" w:eastAsia="Times New Roman" w:hAnsi="Times New Roman" w:cs="Times New Roman"/>
+          <w:sz w:val="26"/>
+          <w:szCs w:val="26"/>
+          <w:lang w:val="it-IT"/>
+        </w:rPr>
+      </w:pPr>
+      <w:r>
+        <w:rPr>
+          <w:rFonts w:ascii="Times New Roman" w:eastAsia="Times New Roman" w:hAnsi="Times New Roman" w:cs="Times New Roman"/>
+          <w:sz w:val="26"/>
+          <w:szCs w:val="26"/>
+          <w:lang w:val="it-IT"/>
+        </w:rPr>
+        <w:t xml:space="preserve">d) Bên A được quyền bán hoặc định đoạt tài sản thế chấp theo bất cứ phương thức nào, theo một hay nhiều giao dịch do Bên A quyết định phù hợp với quy định của pháp luật và thỏa thuận của các Bên tại khoản 10.3 Điều này.   </w:t>
+      </w:r>
+    </w:p>
+    <w:p>
+      <w:pPr>
+        <w:spacing w:after="0" w:line="269" w:lineRule="auto"/>
+        <w:ind w:firstLine="567"/>
+        <w:jc w:val="both"/>
+        <w:rPr>
+          <w:rFonts w:ascii="Times New Roman" w:eastAsia="Times New Roman" w:hAnsi="Times New Roman" w:cs="Times New Roman"/>
+          <w:sz w:val="26"/>
+          <w:szCs w:val="26"/>
+          <w:lang w:val="it-IT"/>
+        </w:rPr>
+      </w:pPr>
+      <w:r>
+        <w:rPr>
+          <w:rFonts w:ascii="Times New Roman" w:eastAsia="Times New Roman" w:hAnsi="Times New Roman" w:cs="Times New Roman"/>
+          <w:sz w:val="26"/>
+          <w:szCs w:val="26"/>
+          <w:lang w:val="it-IT"/>
+        </w:rPr>
+        <w:t xml:space="preserve">e) Xác định giá tài sản thế chấp khi xử lý tài sản thế chấp được thực hiện trên cơ sở thỏa thuận giữa Bên B và Bên A. Trong mọi trường hợp nếu không thỏa thuận được giá tài sản thế chấp vì bất cứ lý do gì thì Bên A có quyền lựa chọn một trong các phương thức sau:     </w:t>
+      </w:r>
+    </w:p>
+    <w:p>
+      <w:pPr>
+        <w:spacing w:after="0" w:line="269" w:lineRule="auto"/>
+        <w:ind w:firstLine="567"/>
+        <w:jc w:val="both"/>
+        <w:rPr>
+          <w:rFonts w:ascii="Times New Roman" w:eastAsia="Times New Roman" w:hAnsi="Times New Roman" w:cs="Times New Roman"/>
+          <w:sz w:val="26"/>
+          <w:szCs w:val="26"/>
+          <w:lang w:val="it-IT"/>
+        </w:rPr>
+      </w:pPr>
+      <w:r>
+        <w:rPr>
+          <w:rFonts w:ascii="Times New Roman" w:eastAsia="Times New Roman" w:hAnsi="Times New Roman" w:cs="Times New Roman"/>
+          <w:sz w:val="26"/>
+          <w:szCs w:val="26"/>
+          <w:lang w:val="it-IT"/>
+        </w:rPr>
+        <w:t>(i) Bên A quyết định giá trị tài sản thế chấp để xử lý tài sản thế chấp; hoặc (ii) Bên A chỉ định tổ chức có chức năng định giá tài sản để xác định giá tài sản thế chấp để xử lý tài sản thế chấp. Nguyên tắc xác định tài sản thế chấp khi xử lý tài sản thế chấp được áp dụng cho tất cả các phương thức xử lý tài sản thế chấp được quy định tại khoản 10.3 Điều này (bao gồm cả trường hợp bán tài sản qua đấu giá và không qua đấu giá).</w:t>
+      </w:r>
+    </w:p>
+    <w:p>
+      <w:pPr>
+        <w:spacing w:after="0" w:line="269" w:lineRule="auto"/>
+        <w:ind w:firstLine="567"/>
+        <w:jc w:val="both"/>
+        <w:rPr>
+          <w:rFonts w:ascii="Times New Roman" w:eastAsia="Times New Roman" w:hAnsi="Times New Roman" w:cs="Times New Roman"/>
+          <w:sz w:val="26"/>
+          <w:szCs w:val="26"/>
+          <w:lang w:val="it-IT"/>
+        </w:rPr>
+      </w:pPr>
+      <w:r>
+        <w:rPr>
+          <w:rFonts w:ascii="Times New Roman" w:eastAsia="Times New Roman" w:hAnsi="Times New Roman" w:cs="Times New Roman"/>
+          <w:sz w:val="26"/>
+          <w:szCs w:val="26"/>
+          <w:lang w:val="it-IT"/>
+        </w:rPr>
+        <w:t xml:space="preserve">f) Trường hợp một tài sản thế chấp được bảo đảm cho nhiều nghĩa vụ trả nợ của Bên B với Bên A, nếu phải xử lý tài sản thế chấp để thực hiện một nghĩa vụ trả nợ đến hạn thì các nghĩa vụ trả nợ khác tuy chưa đến hạn cũng được coi là đến hạn và Bên A được xử lý tài sản thế chấp để thu hồi toàn bộ các nghĩa vụ trả nợ của Bên B. Bên A có </w:t>
+      </w:r>
+      <w:r>
+        <w:rPr>
+          <w:rFonts w:ascii="Times New Roman" w:eastAsia="Times New Roman" w:hAnsi="Times New Roman" w:cs="Times New Roman"/>
+          <w:sz w:val="26"/>
+          <w:szCs w:val="26"/>
+          <w:lang w:val="it-IT"/>
+        </w:rPr>
+        <w:t xml:space="preserve"> </w:t>
+      </w:r>
+      <w:r>
+        <w:rPr>
+          <w:rFonts w:ascii="Times New Roman" w:eastAsia="Times New Roman" w:hAnsi="Times New Roman" w:cs="Times New Roman"/>
+          <w:sz w:val="26"/>
+          <w:szCs w:val="26"/>
+          <w:lang w:val="it-IT"/>
+        </w:rPr>
+        <w:t xml:space="preserve">quyền quyết định thứ tự và lựa chọn nghĩa vụ được bảo đảm ưu tiên thanh toán khi xử lý tài sản thế chấp. Bên B đồng ý vô điều kiện và không có thắc mắc khiếu kiện với quyết định của Bên A.   </w:t>
+      </w:r>
+    </w:p>
+    <w:p>
+      <w:pPr>
+        <w:spacing w:after="0" w:line="269" w:lineRule="auto"/>
+        <w:ind w:firstLine="567"/>
+        <w:jc w:val="both"/>
+        <w:rPr>
+          <w:rFonts w:ascii="Times New Roman" w:eastAsia="Times New Roman" w:hAnsi="Times New Roman" w:cs="Times New Roman"/>
+          <w:sz w:val="26"/>
+          <w:szCs w:val="26"/>
+          <w:lang w:val="it-IT"/>
+        </w:rPr>
+      </w:pPr>
+      <w:r>
+        <w:rPr>
+          <w:rFonts w:ascii="Times New Roman" w:eastAsia="Times New Roman" w:hAnsi="Times New Roman" w:cs="Times New Roman"/>
+          <w:sz w:val="26"/>
+          <w:szCs w:val="26"/>
+          <w:lang w:val="it-IT"/>
+        </w:rPr>
+        <w:t xml:space="preserve">g) Tại thời điểm xử lý tài sản thế chấp, nếu diện tích đất và tài sản gắn liền với đất thuộc tài sản thế chấp thay đổi với bất kỳ lý do gì (lớn hơn hoặc nhỏ hơn so với diện tích trên giấy chứng nhận quyền sở hữu/ quyền sử dụng tài sản bảo đảm tài sản gắn liền với đất xây dựng không đúng phép; tài sản gắn liền với đất chưa được cấp giấy chứng nhận quyền sở hữu...) hoặc có sự thay đổi hoặc có sự khác biệt so với mô tả trong Hợp đồng này thì Bên A vẫn có quyền xử lý toàn bộ tài sản thế chấp theo hiện trạng thực tế. Bên B không thể đưa ra lý do này để giữ tài sản thế chấp hoặc ngăn cản Bên A xử lý tài sản thế chấp. Số tiền thu được từ việc xử lý tài sản thực tế cũng được dùng để thanh toán cho nghĩa vụ trả nợ của Bên B tại Bên A.  </w:t>
+      </w:r>
+    </w:p>
+    <w:p>
+      <w:pPr>
+        <w:spacing w:after="0" w:line="269" w:lineRule="auto"/>
+        <w:ind w:firstLine="567"/>
+        <w:jc w:val="both"/>
+        <w:rPr>
+          <w:rFonts w:ascii="Times New Roman" w:eastAsia="Times New Roman" w:hAnsi="Times New Roman" w:cs="Times New Roman"/>
+          <w:sz w:val="26"/>
+          <w:szCs w:val="26"/>
+          <w:lang w:val="it-IT"/>
+        </w:rPr>
+      </w:pPr>
+      <w:r>
+        <w:rPr>
+          <w:rFonts w:ascii="Times New Roman" w:eastAsia="Times New Roman" w:hAnsi="Times New Roman" w:cs="Times New Roman"/>
+          <w:sz w:val="26"/>
+          <w:szCs w:val="26"/>
+          <w:lang w:val="it-IT"/>
+        </w:rPr>
+        <w:t xml:space="preserve">h) Trong quá trình xử lý tài sản thế chấp, Bên A được toàn quyền thực hiện các hoạt động, thủ tục trước cơ quan nhà nước có thẩm quyền, ký kết các thủ tục với người mua để đạt được mục đích xử lý tài sản thế chấp nhằm thu hồi nợ mà không cần có sự đồng ý,  sự có mặt và chữ ký của bất kỳ cá nhân nào Bên B.Tất cả các văn bản, thủ tục do Bên A ký kết, thực hiện trong quá trình xử lý tài sản thế chấp có hiệu lực pháp luật, ràng buộc trách nhiệm của Bên B và cũng là cơ sở để người mua lại tài sản thế chấp đăng ký biến động đất đai và tài sản liền với đất với cơ quan có thẩm quyền để được cấp giấy chứng nhận quyền sử dụng đất sau khi hoàn </w:t>
+      </w:r>
+      <w:r>
+        <w:rPr>
+          <w:rFonts w:ascii="Times New Roman" w:eastAsia="Times New Roman" w:hAnsi="Times New Roman" w:cs="Times New Roman"/>
+          <w:sz w:val="26"/>
+          <w:szCs w:val="26"/>
+          <w:lang w:val="it-IT"/>
+        </w:rPr>
+        <w:lastRenderedPageBreak/>
+        <w:t>tất thủ tục mua lại tài sản thế chấp với Bên A. Bên B cam kết không cản trở, khiếu kiện, tranh chấp với Bên A hoặc Bên mua lại tài sản thế chấp với bất kỳ lý do gì.</w:t>
+      </w:r>
+    </w:p>
+    <w:p>
+      <w:pPr>
+        <w:spacing w:after="0" w:line="269" w:lineRule="auto"/>
+        <w:ind w:firstLine="567"/>
+        <w:jc w:val="both"/>
+        <w:rPr>
+          <w:rFonts w:ascii="Times New Roman" w:eastAsia="Times New Roman" w:hAnsi="Times New Roman" w:cs="Times New Roman"/>
+          <w:sz w:val="26"/>
+          <w:szCs w:val="26"/>
+          <w:lang w:val="it-IT"/>
+        </w:rPr>
+      </w:pPr>
+      <w:r>
+        <w:rPr>
+          <w:rFonts w:ascii="Times New Roman" w:eastAsia="Times New Roman" w:hAnsi="Times New Roman" w:cs="Times New Roman"/>
+          <w:sz w:val="26"/>
+          <w:szCs w:val="26"/>
+          <w:lang w:val="it-IT"/>
+        </w:rPr>
+        <w:t xml:space="preserve">i) Bên B chịu mọi trách nhiệm dân sự với Bên A và/hoặc tổ chức được Bên A ủy quyền, các đối tượng liên quan khác trong trường  hợp Bên B không phối hợp xử lý tài sản thế chấp.     </w:t>
+      </w:r>
+    </w:p>
+    <w:p>
+      <w:pPr>
+        <w:spacing w:after="0" w:line="269" w:lineRule="auto"/>
+        <w:ind w:firstLine="567"/>
+        <w:jc w:val="both"/>
+        <w:rPr>
+          <w:rFonts w:ascii="Times New Roman" w:eastAsia="Times New Roman" w:hAnsi="Times New Roman" w:cs="Times New Roman"/>
+          <w:sz w:val="26"/>
+          <w:szCs w:val="26"/>
+          <w:lang w:val="it-IT"/>
+        </w:rPr>
+      </w:pPr>
+      <w:r>
+        <w:rPr>
+          <w:rFonts w:ascii="Times New Roman" w:eastAsia="Times New Roman" w:hAnsi="Times New Roman" w:cs="Times New Roman"/>
+          <w:sz w:val="26"/>
+          <w:szCs w:val="26"/>
+          <w:lang w:val="it-IT"/>
+        </w:rPr>
+        <w:t>k) Việc xử lý tài sản thế chấp được đảm bảo công khai, minh bạch để đảm bảo quyền lợi cho các Bên.</w:t>
+      </w:r>
+    </w:p>
+    <w:p>
+      <w:pPr>
+        <w:spacing w:after="0" w:line="269" w:lineRule="auto"/>
+        <w:ind w:firstLine="567"/>
+        <w:jc w:val="both"/>
+        <w:rPr>
+          <w:rFonts w:ascii="Times New Roman" w:eastAsia="Times New Roman" w:hAnsi="Times New Roman" w:cs="Times New Roman"/>
+          <w:sz w:val="26"/>
+          <w:szCs w:val="26"/>
+          <w:lang w:val="it-IT"/>
+        </w:rPr>
+      </w:pPr>
+      <w:r>
+        <w:rPr>
+          <w:rFonts w:ascii="Times New Roman" w:eastAsia="Times New Roman" w:hAnsi="Times New Roman" w:cs="Times New Roman"/>
+          <w:sz w:val="26"/>
+          <w:szCs w:val="26"/>
+          <w:lang w:val="it-IT"/>
+        </w:rPr>
+        <w:t xml:space="preserve">10.3. Phương thức xử lý tài sản thế chấp:    </w:t>
+      </w:r>
+    </w:p>
+    <w:p>
+      <w:pPr>
+        <w:spacing w:after="0" w:line="269" w:lineRule="auto"/>
+        <w:ind w:firstLine="567"/>
+        <w:jc w:val="both"/>
+        <w:rPr>
+          <w:rFonts w:ascii="Times New Roman" w:eastAsia="Times New Roman" w:hAnsi="Times New Roman" w:cs="Times New Roman"/>
+          <w:sz w:val="26"/>
+          <w:szCs w:val="26"/>
+          <w:lang w:val="it-IT"/>
+        </w:rPr>
+      </w:pPr>
+      <w:r>
+        <w:rPr>
+          <w:rFonts w:ascii="Times New Roman" w:eastAsia="Times New Roman" w:hAnsi="Times New Roman" w:cs="Times New Roman"/>
+          <w:sz w:val="26"/>
+          <w:szCs w:val="26"/>
+          <w:lang w:val="it-IT"/>
+        </w:rPr>
+        <w:t xml:space="preserve">a) Bên nhận thế chấp tự bán tài sản thế chấp cho người mua mà không cần bất kỳ sự đồng ý hay văn bản ủy quyền chuyển nhượng, xác nhận nào của Bên B; ngoại trừ thông báo cho Bên B. </w:t>
+      </w:r>
+    </w:p>
+    <w:p>
+      <w:pPr>
+        <w:spacing w:after="0" w:line="269" w:lineRule="auto"/>
+        <w:ind w:firstLine="567"/>
+        <w:jc w:val="both"/>
+        <w:rPr>
+          <w:rFonts w:ascii="Times New Roman" w:eastAsia="Times New Roman" w:hAnsi="Times New Roman" w:cs="Times New Roman"/>
+          <w:sz w:val="26"/>
+          <w:szCs w:val="26"/>
+          <w:lang w:val="it-IT"/>
+        </w:rPr>
+      </w:pPr>
+      <w:r>
+        <w:rPr>
+          <w:rFonts w:ascii="Times New Roman" w:eastAsia="Times New Roman" w:hAnsi="Times New Roman" w:cs="Times New Roman"/>
+          <w:sz w:val="26"/>
+          <w:szCs w:val="26"/>
+          <w:lang w:val="it-IT"/>
+        </w:rPr>
+        <w:t>b) Bên A nhận chính tài sản thế chấp để thay thế nghĩa vụ trả nợ của Bên B.</w:t>
+      </w:r>
+    </w:p>
+    <w:p>
+      <w:pPr>
+        <w:spacing w:after="0" w:line="269" w:lineRule="auto"/>
+        <w:ind w:firstLine="567"/>
+        <w:jc w:val="both"/>
+        <w:rPr>
+          <w:rFonts w:ascii="Times New Roman" w:eastAsia="Times New Roman" w:hAnsi="Times New Roman" w:cs="Times New Roman"/>
+          <w:sz w:val="26"/>
+          <w:szCs w:val="26"/>
+          <w:lang w:val="it-IT"/>
+        </w:rPr>
+      </w:pPr>
+      <w:r>
+        <w:rPr>
+          <w:rFonts w:ascii="Times New Roman" w:eastAsia="Times New Roman" w:hAnsi="Times New Roman" w:cs="Times New Roman"/>
+          <w:sz w:val="26"/>
+          <w:szCs w:val="26"/>
+          <w:lang w:val="it-IT"/>
+        </w:rPr>
+        <w:t>c) Bên B và Bên A phối hợp bán tài sản thế chấp cho người mua.</w:t>
+      </w:r>
+    </w:p>
+    <w:p>
+      <w:pPr>
+        <w:spacing w:after="0" w:line="269" w:lineRule="auto"/>
+        <w:ind w:firstLine="567"/>
+        <w:jc w:val="both"/>
+        <w:rPr>
+          <w:rFonts w:ascii="Times New Roman" w:eastAsia="Times New Roman" w:hAnsi="Times New Roman" w:cs="Times New Roman"/>
+          <w:sz w:val="26"/>
+          <w:szCs w:val="26"/>
+          <w:lang w:val="it-IT"/>
+        </w:rPr>
+      </w:pPr>
+      <w:r>
+        <w:rPr>
+          <w:rFonts w:ascii="Times New Roman" w:eastAsia="Times New Roman" w:hAnsi="Times New Roman" w:cs="Times New Roman"/>
+          <w:sz w:val="26"/>
+          <w:szCs w:val="26"/>
+          <w:lang w:val="it-IT"/>
+        </w:rPr>
+        <w:t>d) Bên A ủy quyền hoặc chuyển giao cho tổ chức, cá nhân khác để bán tài sản thế chấp.</w:t>
+      </w:r>
+    </w:p>
+    <w:p>
+      <w:pPr>
+        <w:spacing w:after="0" w:line="269" w:lineRule="auto"/>
+        <w:ind w:firstLine="567"/>
+        <w:jc w:val="both"/>
+        <w:rPr>
+          <w:rFonts w:ascii="Times New Roman" w:eastAsia="Times New Roman" w:hAnsi="Times New Roman" w:cs="Times New Roman"/>
+          <w:sz w:val="26"/>
+          <w:szCs w:val="26"/>
+          <w:lang w:val="it-IT"/>
+        </w:rPr>
+      </w:pPr>
+      <w:r>
+        <w:rPr>
+          <w:rFonts w:ascii="Times New Roman" w:eastAsia="Times New Roman" w:hAnsi="Times New Roman" w:cs="Times New Roman"/>
+          <w:sz w:val="26"/>
+          <w:szCs w:val="26"/>
+          <w:lang w:val="it-IT"/>
+        </w:rPr>
+        <w:t>e) Bên A bán đấu giá tài sản thế chấp thông qua tổ chức đấu giá tài sản theo quy định.</w:t>
+      </w:r>
+    </w:p>
+    <w:p>
+      <w:pPr>
+        <w:spacing w:after="0" w:line="269" w:lineRule="auto"/>
+        <w:ind w:firstLine="567"/>
+        <w:jc w:val="both"/>
+        <w:rPr>
+          <w:rFonts w:ascii="Times New Roman" w:eastAsia="Times New Roman" w:hAnsi="Times New Roman" w:cs="Times New Roman"/>
+          <w:sz w:val="26"/>
+          <w:szCs w:val="26"/>
+          <w:lang w:val="it-IT"/>
+        </w:rPr>
+      </w:pPr>
+      <w:r>
+        <w:rPr>
+          <w:rFonts w:ascii="Times New Roman" w:eastAsia="Times New Roman" w:hAnsi="Times New Roman" w:cs="Times New Roman"/>
+          <w:sz w:val="26"/>
+          <w:szCs w:val="26"/>
+          <w:lang w:val="it-IT"/>
+        </w:rPr>
+        <w:t>f) Bên A yêu cầu Tòa án giải quyết, xử lý tài sản thế chấp.</w:t>
+      </w:r>
+    </w:p>
+    <w:p>
+      <w:pPr>
+        <w:spacing w:after="0" w:line="269" w:lineRule="auto"/>
+        <w:ind w:firstLine="567"/>
+        <w:jc w:val="both"/>
+        <w:rPr>
+          <w:rFonts w:ascii="Times New Roman" w:eastAsia="Times New Roman" w:hAnsi="Times New Roman" w:cs="Times New Roman"/>
+          <w:sz w:val="26"/>
+          <w:szCs w:val="26"/>
+          <w:lang w:val="it-IT"/>
+        </w:rPr>
+      </w:pPr>
+      <w:r>
+        <w:rPr>
+          <w:rFonts w:ascii="Times New Roman" w:eastAsia="Times New Roman" w:hAnsi="Times New Roman" w:cs="Times New Roman"/>
+          <w:sz w:val="26"/>
+          <w:szCs w:val="26"/>
+          <w:lang w:val="it-IT"/>
+        </w:rPr>
+        <w:t>g) Các phương thức khác theo quyết định của Bên A và theo quy định của pháp luật hiện hành.</w:t>
+      </w:r>
+    </w:p>
+    <w:p>
+      <w:pPr>
+        <w:spacing w:after="0" w:line="269" w:lineRule="auto"/>
+        <w:ind w:firstLine="567"/>
+        <w:jc w:val="both"/>
+        <w:rPr>
+          <w:rFonts w:ascii="Times New Roman" w:eastAsia="Times New Roman" w:hAnsi="Times New Roman" w:cs="Times New Roman"/>
+          <w:sz w:val="26"/>
+          <w:szCs w:val="26"/>
+          <w:lang w:val="it-IT"/>
+        </w:rPr>
+      </w:pPr>
+      <w:r>
+        <w:rPr>
+          <w:rFonts w:ascii="Times New Roman" w:eastAsia="Times New Roman" w:hAnsi="Times New Roman" w:cs="Times New Roman"/>
+          <w:sz w:val="26"/>
+          <w:szCs w:val="26"/>
+          <w:lang w:val="it-IT"/>
+        </w:rPr>
+        <w:t>10.4. Bán tài sản thế chấp:</w:t>
+      </w:r>
+    </w:p>
+    <w:p>
+      <w:pPr>
+        <w:spacing w:after="0" w:line="269" w:lineRule="auto"/>
+        <w:ind w:firstLine="567"/>
+        <w:jc w:val="both"/>
+        <w:rPr>
+          <w:rFonts w:ascii="Times New Roman" w:eastAsia="Times New Roman" w:hAnsi="Times New Roman" w:cs="Times New Roman"/>
+          <w:sz w:val="26"/>
+          <w:szCs w:val="26"/>
+          <w:lang w:val="it-IT"/>
+        </w:rPr>
+      </w:pPr>
+      <w:r>
+        <w:rPr>
+          <w:rFonts w:ascii="Times New Roman" w:eastAsia="Times New Roman" w:hAnsi="Times New Roman" w:cs="Times New Roman"/>
+          <w:sz w:val="26"/>
+          <w:szCs w:val="26"/>
+          <w:lang w:val="it-IT"/>
+        </w:rPr>
+        <w:t xml:space="preserve">a) Bên B tự nguyện nhất trí để Bên A được quyền quyết định phương thức Bán tài sản thế chấp để đạt được mục đích hoàn thành nghĩa vụ trả nợ; Bên B cam kết phối hợp với Bên A bán tài sản thế chấp trực tiếp cho người mua hoặc ủy quyền cho Bên thứ ba bán tài sản thế chấp. Bên A thông báo trước cho Bên B về địa điểm, thời gian trước 10 ngày. Sự vắng mặt của một, một số hoặc tất cả các cá nhân Bên B không làm ảnh hưởng đến việc bán tài sản thế chấp.   </w:t>
+      </w:r>
+    </w:p>
+    <w:p>
+      <w:pPr>
+        <w:spacing w:after="0" w:line="269" w:lineRule="auto"/>
+        <w:ind w:firstLine="567"/>
+        <w:jc w:val="both"/>
+        <w:rPr>
+          <w:rFonts w:ascii="Times New Roman" w:eastAsia="Times New Roman" w:hAnsi="Times New Roman" w:cs="Times New Roman"/>
+          <w:sz w:val="26"/>
+          <w:szCs w:val="26"/>
+          <w:lang w:val="it-IT"/>
+        </w:rPr>
+      </w:pPr>
+      <w:r>
+        <w:rPr>
+          <w:rFonts w:ascii="Times New Roman" w:eastAsia="Times New Roman" w:hAnsi="Times New Roman" w:cs="Times New Roman"/>
+          <w:sz w:val="26"/>
+          <w:szCs w:val="26"/>
+          <w:lang w:val="it-IT"/>
+        </w:rPr>
+        <w:t xml:space="preserve">b) Bên B cam đoan tạo mọi điều kiện thuận lợi, không làm bất cứ điều gì ngăn cản, gây khó khăn trong việc bán tài sản thế chấp. Tự nguyện phối hợp với Bên A và/ hoặc Bên thứ ba để bán tài sản thế chấp.     </w:t>
+      </w:r>
+    </w:p>
+    <w:p>
+      <w:pPr>
+        <w:spacing w:after="0" w:line="269" w:lineRule="auto"/>
+        <w:ind w:firstLine="567"/>
+        <w:jc w:val="both"/>
+        <w:rPr>
+          <w:rFonts w:ascii="Times New Roman" w:eastAsia="Times New Roman" w:hAnsi="Times New Roman" w:cs="Times New Roman"/>
+          <w:sz w:val="26"/>
+          <w:szCs w:val="26"/>
+          <w:lang w:val="it-IT"/>
+        </w:rPr>
+      </w:pPr>
+      <w:r>
+        <w:rPr>
+          <w:rFonts w:ascii="Times New Roman" w:eastAsia="Times New Roman" w:hAnsi="Times New Roman" w:cs="Times New Roman"/>
+          <w:sz w:val="26"/>
+          <w:szCs w:val="26"/>
+          <w:lang w:val="it-IT"/>
+        </w:rPr>
+        <w:t>c) Bằng hợp đồng này Bên B ủy quyền không hủy ngang cho Bên A những nội dung sau:</w:t>
+      </w:r>
+    </w:p>
+    <w:p>
+      <w:pPr>
+        <w:spacing w:after="0" w:line="269" w:lineRule="auto"/>
+        <w:ind w:firstLine="567"/>
+        <w:jc w:val="both"/>
+        <w:rPr>
+          <w:rFonts w:ascii="Times New Roman" w:eastAsia="Times New Roman" w:hAnsi="Times New Roman" w:cs="Times New Roman"/>
+          <w:sz w:val="26"/>
+          <w:szCs w:val="26"/>
+          <w:lang w:val="it-IT"/>
+        </w:rPr>
+      </w:pPr>
+      <w:r>
+        <w:rPr>
+          <w:rFonts w:ascii="Times New Roman" w:eastAsia="Times New Roman" w:hAnsi="Times New Roman" w:cs="Times New Roman"/>
+          <w:sz w:val="26"/>
+          <w:szCs w:val="26"/>
+          <w:lang w:val="it-IT"/>
+        </w:rPr>
+        <w:t xml:space="preserve">(i) Bên A được toàn quyền lập tài liệu, hồ sơ phát sinh trong quá trình xử lý tài sản thế chấp. </w:t>
+      </w:r>
+    </w:p>
+    <w:p>
+      <w:pPr>
+        <w:spacing w:after="0" w:line="269" w:lineRule="auto"/>
+        <w:ind w:firstLine="567"/>
+        <w:jc w:val="both"/>
+        <w:rPr>
+          <w:rFonts w:ascii="Times New Roman" w:eastAsia="Times New Roman" w:hAnsi="Times New Roman" w:cs="Times New Roman"/>
+          <w:sz w:val="26"/>
+          <w:szCs w:val="26"/>
+          <w:lang w:val="it-IT"/>
+        </w:rPr>
+      </w:pPr>
+      <w:r>
+        <w:rPr>
+          <w:rFonts w:ascii="Times New Roman" w:eastAsia="Times New Roman" w:hAnsi="Times New Roman" w:cs="Times New Roman"/>
+          <w:sz w:val="26"/>
+          <w:szCs w:val="26"/>
+          <w:lang w:val="it-IT"/>
+        </w:rPr>
+        <w:t xml:space="preserve">(ii) Bên A được quyền bán tài sản thế chấp với giá khởi điểm do Bên A tự xác định hoặc thuê tổ chức, cá nhân có chức năng xác định giá. </w:t>
+      </w:r>
+    </w:p>
+    <w:p>
+      <w:pPr>
+        <w:spacing w:after="0" w:line="269" w:lineRule="auto"/>
+        <w:ind w:firstLine="567"/>
+        <w:jc w:val="both"/>
+        <w:rPr>
+          <w:rFonts w:ascii="Times New Roman" w:eastAsia="Times New Roman" w:hAnsi="Times New Roman" w:cs="Times New Roman"/>
+          <w:sz w:val="26"/>
+          <w:szCs w:val="26"/>
+          <w:lang w:val="it-IT"/>
+        </w:rPr>
+      </w:pPr>
+      <w:r>
+        <w:rPr>
+          <w:rFonts w:ascii="Times New Roman" w:eastAsia="Times New Roman" w:hAnsi="Times New Roman" w:cs="Times New Roman"/>
+          <w:sz w:val="26"/>
+          <w:szCs w:val="26"/>
+          <w:lang w:val="it-IT"/>
+        </w:rPr>
+        <w:t xml:space="preserve">(iii) Bên A được quyền quyết định giảm giá mỗi lần không quá 10% giá trị tài  sản so với giá trị liền kề trước đó sau mỗi lần thực hiện bán không thành. Sau 3 lần giảm giá bán mà vẫn không bán được, Bên A được toàn quyền quyết định giá bán tài sản thế chấp để thu hồi nợ. Bên B đồng ý vô điều kiện và không có ý kiến thắc mắc về giá bán tài sản thế chấp của Bên A.    </w:t>
+      </w:r>
+    </w:p>
+    <w:p>
+      <w:pPr>
+        <w:spacing w:after="0" w:line="269" w:lineRule="auto"/>
+        <w:ind w:firstLine="567"/>
+        <w:jc w:val="both"/>
+        <w:rPr>
+          <w:rFonts w:ascii="Times New Roman" w:eastAsia="Times New Roman" w:hAnsi="Times New Roman" w:cs="Times New Roman"/>
+          <w:sz w:val="26"/>
+          <w:szCs w:val="26"/>
+          <w:lang w:val="it-IT"/>
+        </w:rPr>
+      </w:pPr>
+      <w:r>
+        <w:rPr>
+          <w:rFonts w:ascii="Times New Roman" w:eastAsia="Times New Roman" w:hAnsi="Times New Roman" w:cs="Times New Roman"/>
+          <w:sz w:val="26"/>
+          <w:szCs w:val="26"/>
+          <w:lang w:val="it-IT"/>
+        </w:rPr>
+        <w:t>10.5. Xử lý tiền bán tài sản thế chấp:</w:t>
+      </w:r>
+    </w:p>
+    <w:p>
+      <w:pPr>
+        <w:spacing w:after="0" w:line="269" w:lineRule="auto"/>
+        <w:ind w:firstLine="567"/>
+        <w:jc w:val="both"/>
+        <w:rPr>
+          <w:rFonts w:ascii="Times New Roman" w:eastAsia="Times New Roman" w:hAnsi="Times New Roman" w:cs="Times New Roman"/>
+          <w:sz w:val="26"/>
+          <w:szCs w:val="26"/>
+          <w:lang w:val="it-IT"/>
+        </w:rPr>
+      </w:pPr>
+      <w:r>
+        <w:rPr>
+          <w:rFonts w:ascii="Times New Roman" w:eastAsia="Times New Roman" w:hAnsi="Times New Roman" w:cs="Times New Roman"/>
+          <w:sz w:val="26"/>
+          <w:szCs w:val="26"/>
+          <w:lang w:val="it-IT"/>
+        </w:rPr>
+        <w:t xml:space="preserve">a) Khi xử lý tài sản thế chấp bằng bất cứ phương thức nào thì Bên A là người duy nhất được thu nhận toàn bộ số tiền đặt cọc, tiền thu xử lý tài sản thế chấp để trực tiếp thực hiện các nghĩa vụ trả Nợ.     </w:t>
+      </w:r>
+    </w:p>
+    <w:p>
+      <w:pPr>
+        <w:spacing w:after="0" w:line="269" w:lineRule="auto"/>
+        <w:ind w:firstLine="567"/>
+        <w:jc w:val="both"/>
+        <w:rPr>
+          <w:rFonts w:ascii="Times New Roman" w:eastAsia="Times New Roman" w:hAnsi="Times New Roman" w:cs="Times New Roman"/>
+          <w:sz w:val="26"/>
+          <w:szCs w:val="26"/>
+          <w:lang w:val="it-IT"/>
+        </w:rPr>
+      </w:pPr>
+      <w:r>
+        <w:rPr>
+          <w:rFonts w:ascii="Times New Roman" w:eastAsia="Times New Roman" w:hAnsi="Times New Roman" w:cs="Times New Roman"/>
+          <w:sz w:val="26"/>
+          <w:szCs w:val="26"/>
+          <w:lang w:val="it-IT"/>
+        </w:rPr>
+        <w:t>b) Thứ tự xử lý tiền thu được từ bán tài sản thế chấp:</w:t>
+      </w:r>
+    </w:p>
+    <w:p>
+      <w:pPr>
+        <w:spacing w:after="0" w:line="269" w:lineRule="auto"/>
+        <w:ind w:firstLine="567"/>
+        <w:jc w:val="both"/>
+        <w:rPr>
+          <w:rFonts w:ascii="Times New Roman" w:eastAsia="Times New Roman" w:hAnsi="Times New Roman" w:cs="Times New Roman"/>
+          <w:sz w:val="26"/>
+          <w:szCs w:val="26"/>
+          <w:lang w:val="it-IT"/>
+        </w:rPr>
+      </w:pPr>
+      <w:r>
+        <w:rPr>
+          <w:rFonts w:ascii="Times New Roman" w:eastAsia="Times New Roman" w:hAnsi="Times New Roman" w:cs="Times New Roman"/>
+          <w:sz w:val="26"/>
+          <w:szCs w:val="26"/>
+          <w:lang w:val="it-IT"/>
+        </w:rPr>
+        <w:lastRenderedPageBreak/>
+        <w:t xml:space="preserve"> </w:t>
+      </w:r>
+      <w:r>
+        <w:rPr>
+          <w:rFonts w:ascii="Times New Roman" w:eastAsia="Times New Roman" w:hAnsi="Times New Roman" w:cs="Times New Roman"/>
+          <w:sz w:val="26"/>
+          <w:szCs w:val="26"/>
+          <w:lang w:val="it-IT"/>
+        </w:rPr>
+        <w:tab/>
+      </w:r>
+      <w:r>
+        <w:rPr>
+          <w:rFonts w:ascii="Times New Roman" w:eastAsia="Times New Roman" w:hAnsi="Times New Roman" w:cs="Times New Roman"/>
+          <w:sz w:val="26"/>
+          <w:szCs w:val="26"/>
+          <w:lang w:val="it-IT"/>
+        </w:rPr>
+        <w:t>(i) Thanh toán phí thu giữ, trông coi tài sản thế chấp (nếu có);</w:t>
+      </w:r>
+    </w:p>
+    <w:p>
+      <w:pPr>
+        <w:spacing w:after="0" w:line="269" w:lineRule="auto"/>
+        <w:ind w:firstLine="567"/>
+        <w:jc w:val="both"/>
+        <w:rPr>
+          <w:rFonts w:ascii="Times New Roman" w:eastAsia="Times New Roman" w:hAnsi="Times New Roman" w:cs="Times New Roman"/>
+          <w:sz w:val="26"/>
+          <w:szCs w:val="26"/>
+          <w:lang w:val="it-IT"/>
+        </w:rPr>
+      </w:pPr>
+      <w:r>
+        <w:rPr>
+          <w:rFonts w:ascii="Times New Roman" w:eastAsia="Times New Roman" w:hAnsi="Times New Roman" w:cs="Times New Roman"/>
+          <w:sz w:val="26"/>
+          <w:szCs w:val="26"/>
+          <w:lang w:val="it-IT"/>
+        </w:rPr>
+        <w:t>(ii) Thanh toán các khoán phí, chi phí xử lý tài sản thế chấp;</w:t>
+      </w:r>
+    </w:p>
+    <w:p>
+      <w:pPr>
+        <w:spacing w:after="0" w:line="269" w:lineRule="auto"/>
+        <w:ind w:firstLine="567"/>
+        <w:jc w:val="both"/>
+        <w:rPr>
+          <w:rFonts w:ascii="Times New Roman" w:eastAsia="Times New Roman" w:hAnsi="Times New Roman" w:cs="Times New Roman"/>
+          <w:sz w:val="26"/>
+          <w:szCs w:val="26"/>
+          <w:lang w:val="it-IT"/>
+        </w:rPr>
+      </w:pPr>
+      <w:r>
+        <w:rPr>
+          <w:rFonts w:ascii="Times New Roman" w:eastAsia="Times New Roman" w:hAnsi="Times New Roman" w:cs="Times New Roman"/>
+          <w:sz w:val="26"/>
+          <w:szCs w:val="26"/>
+          <w:lang w:val="it-IT"/>
+        </w:rPr>
+        <w:t>(iii) Thanh toán các khoản phải nộp nhà nước (nếu có);</w:t>
+      </w:r>
+    </w:p>
+    <w:p>
+      <w:pPr>
+        <w:spacing w:after="0" w:line="269" w:lineRule="auto"/>
+        <w:ind w:firstLine="567"/>
+        <w:jc w:val="both"/>
+        <w:rPr>
+          <w:rFonts w:ascii="Times New Roman" w:eastAsia="Times New Roman" w:hAnsi="Times New Roman" w:cs="Times New Roman"/>
+          <w:sz w:val="26"/>
+          <w:szCs w:val="26"/>
+          <w:lang w:val="it-IT"/>
+        </w:rPr>
+      </w:pPr>
+      <w:r>
+        <w:rPr>
+          <w:rFonts w:ascii="Times New Roman" w:eastAsia="Times New Roman" w:hAnsi="Times New Roman" w:cs="Times New Roman"/>
+          <w:sz w:val="26"/>
+          <w:szCs w:val="26"/>
+          <w:lang w:val="it-IT"/>
+        </w:rPr>
+        <w:t xml:space="preserve">(iv) Thanh toán tất cả các nghĩa vụ của Bên </w:t>
+      </w:r>
+      <w:r>
+        <w:rPr>
+          <w:rFonts w:ascii="Times New Roman" w:eastAsia="Times New Roman" w:hAnsi="Times New Roman" w:cs="Times New Roman"/>
+          <w:sz w:val="26"/>
+          <w:szCs w:val="26"/>
+          <w:lang w:val="it-IT"/>
+        </w:rPr>
+        <w:t>B</w:t>
+      </w:r>
+      <w:r>
+        <w:rPr>
+          <w:rFonts w:ascii="Times New Roman" w:eastAsia="Times New Roman" w:hAnsi="Times New Roman" w:cs="Times New Roman"/>
+          <w:sz w:val="26"/>
+          <w:szCs w:val="26"/>
+          <w:lang w:val="it-IT"/>
+        </w:rPr>
+        <w:t xml:space="preserve"> cho Bên A (bao gồm không giới hạn tiền gốc, lãi tiền vay, lãi quá hạn, bồi thường thiệt hại...)</w:t>
+      </w:r>
+    </w:p>
+    <w:p>
+      <w:pPr>
+        <w:spacing w:after="0" w:line="269" w:lineRule="auto"/>
+        <w:ind w:firstLine="567"/>
+        <w:jc w:val="both"/>
+        <w:rPr>
+          <w:rFonts w:ascii="Times New Roman" w:eastAsia="Times New Roman" w:hAnsi="Times New Roman" w:cs="Times New Roman"/>
+          <w:sz w:val="26"/>
+          <w:szCs w:val="26"/>
+          <w:lang w:val="it-IT"/>
+        </w:rPr>
+      </w:pPr>
+      <w:r>
+        <w:rPr>
+          <w:rFonts w:ascii="Times New Roman" w:eastAsia="Times New Roman" w:hAnsi="Times New Roman" w:cs="Times New Roman"/>
+          <w:sz w:val="26"/>
+          <w:szCs w:val="26"/>
+          <w:lang w:val="it-IT"/>
+        </w:rPr>
+        <w:t>(v) Thực hiện nghĩa vụ tài chính khác không có bảo đảm của Bên A.</w:t>
+      </w:r>
+    </w:p>
+    <w:p>
+      <w:pPr>
+        <w:spacing w:after="0" w:line="269" w:lineRule="auto"/>
+        <w:ind w:firstLine="567"/>
+        <w:jc w:val="both"/>
+        <w:rPr>
+          <w:rFonts w:ascii="Times New Roman" w:eastAsia="Times New Roman" w:hAnsi="Times New Roman" w:cs="Times New Roman"/>
+          <w:sz w:val="26"/>
+          <w:szCs w:val="26"/>
+          <w:lang w:val="it-IT"/>
+        </w:rPr>
+      </w:pPr>
+      <w:r>
+        <w:rPr>
+          <w:rFonts w:ascii="Times New Roman" w:eastAsia="Times New Roman" w:hAnsi="Times New Roman" w:cs="Times New Roman"/>
+          <w:sz w:val="26"/>
+          <w:szCs w:val="26"/>
+          <w:lang w:val="it-IT"/>
+        </w:rPr>
+        <w:t xml:space="preserve">c) Trường hợp sau khi thanh toán đầy đủ nghĩa vụ với Bên A mà số tiền thu được từ việc xử lý tài sản thế chấp còn thừa thì Bên A trả lại cho Bên B.  </w:t>
+      </w:r>
+    </w:p>
+    <w:p>
+      <w:pPr>
+        <w:spacing w:after="0" w:line="269" w:lineRule="auto"/>
+        <w:ind w:firstLine="567"/>
+        <w:jc w:val="both"/>
+        <w:rPr>
+          <w:rFonts w:ascii="Times New Roman" w:eastAsia="Times New Roman" w:hAnsi="Times New Roman" w:cs="Times New Roman"/>
+          <w:sz w:val="26"/>
+          <w:szCs w:val="26"/>
+          <w:lang w:val="it-IT"/>
+        </w:rPr>
+      </w:pPr>
+      <w:r>
+        <w:rPr>
+          <w:rFonts w:ascii="Times New Roman" w:eastAsia="Times New Roman" w:hAnsi="Times New Roman" w:cs="Times New Roman"/>
+          <w:sz w:val="26"/>
+          <w:szCs w:val="26"/>
+          <w:lang w:val="it-IT"/>
+        </w:rPr>
+        <w:t xml:space="preserve">d) Trường hợp số tiền thu được từ việc xử lý tài sản thế chấp không đủ để thanh toán tất cả các nghĩa vụ được bảo đảm thì Bên B có trách nhiệm thực hiện nốt nghĩa vụ chưa hoàn thành cho Bên A bằng tiền hoặc tiếp tục bổ sung thêm tài sản bảo đảm cho phần nghĩa vụ chưa được hoàn thành.     </w:t>
+      </w:r>
+    </w:p>
+    <w:p>
+      <w:pPr>
+        <w:spacing w:after="0" w:line="269" w:lineRule="auto"/>
+        <w:ind w:firstLine="567"/>
+        <w:jc w:val="both"/>
         <w:rPr>
           <w:rFonts w:ascii="Times New Roman" w:eastAsia="Times New Roman" w:hAnsi="Times New Roman" w:cs="Times New Roman"/>
           <w:b/>
@@ -4060,6 +5941,585 @@
           <w:szCs w:val="26"/>
           <w:lang w:val="it-IT"/>
         </w:rPr>
+      </w:pPr>
+      <w:r>
+        <w:rPr>
+          <w:rFonts w:ascii="Times New Roman" w:eastAsia="Times New Roman" w:hAnsi="Times New Roman" w:cs="Times New Roman"/>
+          <w:b/>
+          <w:sz w:val="26"/>
+          <w:szCs w:val="26"/>
+          <w:lang w:val="it-IT"/>
+        </w:rPr>
+        <w:t xml:space="preserve">Điều 11. Các thỏa thuận khác </w:t>
+      </w:r>
+    </w:p>
+    <w:p>
+      <w:pPr>
+        <w:spacing w:after="0" w:line="269" w:lineRule="auto"/>
+        <w:ind w:firstLine="567"/>
+        <w:jc w:val="both"/>
+        <w:rPr>
+          <w:rFonts w:ascii="Times New Roman" w:eastAsia="Times New Roman" w:hAnsi="Times New Roman" w:cs="Times New Roman"/>
+          <w:sz w:val="26"/>
+          <w:szCs w:val="26"/>
+          <w:lang w:val="it-IT"/>
+        </w:rPr>
+      </w:pPr>
+      <w:r>
+        <w:rPr>
+          <w:rFonts w:ascii="Times New Roman" w:eastAsia="Times New Roman" w:hAnsi="Times New Roman" w:cs="Times New Roman"/>
+          <w:sz w:val="26"/>
+          <w:szCs w:val="26"/>
+          <w:lang w:val="it-IT"/>
+        </w:rPr>
+        <w:t>11.1. Chuyển nhượng:</w:t>
+      </w:r>
+    </w:p>
+    <w:p>
+      <w:pPr>
+        <w:spacing w:after="0" w:line="269" w:lineRule="auto"/>
+        <w:ind w:firstLine="567"/>
+        <w:jc w:val="both"/>
+        <w:rPr>
+          <w:rFonts w:ascii="Times New Roman" w:eastAsia="Times New Roman" w:hAnsi="Times New Roman" w:cs="Times New Roman"/>
+          <w:sz w:val="26"/>
+          <w:szCs w:val="26"/>
+          <w:lang w:val="it-IT"/>
+        </w:rPr>
+      </w:pPr>
+      <w:r>
+        <w:rPr>
+          <w:rFonts w:ascii="Times New Roman" w:eastAsia="Times New Roman" w:hAnsi="Times New Roman" w:cs="Times New Roman"/>
+          <w:sz w:val="26"/>
+          <w:szCs w:val="26"/>
+          <w:lang w:val="it-IT"/>
+        </w:rPr>
+        <w:t>a) Hợp đồng này có hiệu lực bắt buộc đối với các bên kế nhiệm, bên nhận chuyển nhượng, bên nhận chuyển giao được phép tương ứng của các bên trong Hợp đồng này và các bên kế nhiệm, nhận chuyển được hưởng các lợi ích theo hợp đồng này.</w:t>
+      </w:r>
+    </w:p>
+    <w:p>
+      <w:pPr>
+        <w:spacing w:after="0" w:line="269" w:lineRule="auto"/>
+        <w:rPr>
+          <w:rFonts w:ascii="Times New Roman" w:eastAsia="Times New Roman" w:hAnsi="Times New Roman" w:cs="Times New Roman"/>
+          <w:sz w:val="26"/>
+          <w:szCs w:val="26"/>
+          <w:lang w:val="it-IT"/>
+        </w:rPr>
+      </w:pPr>
+      <w:r>
+        <w:rPr>
+          <w:rFonts w:ascii="Times New Roman" w:eastAsia="Times New Roman" w:hAnsi="Times New Roman" w:cs="Times New Roman"/>
+          <w:sz w:val="26"/>
+          <w:szCs w:val="26"/>
+          <w:lang w:val="it-IT"/>
+        </w:rPr>
+        <w:tab/>
+      </w:r>
+      <w:r>
+        <w:rPr>
+          <w:rFonts w:ascii="Times New Roman" w:eastAsia="Times New Roman" w:hAnsi="Times New Roman" w:cs="Times New Roman"/>
+          <w:sz w:val="26"/>
+          <w:szCs w:val="26"/>
+          <w:lang w:val="it-IT"/>
+        </w:rPr>
+        <w:t xml:space="preserve">b) Bên B không được chuyển nhượng, chuyển giao, hoán đổi hoặc định đoạt bất kỳ quyền và/hoặc nghĩa vụ nào theo Hợp đồng này hoặc tài liệu giao dịch khác trừ khi có sự đồng ý trước bằng văn bản chấp thuận của Bên A.     </w:t>
+      </w:r>
+    </w:p>
+    <w:p>
+      <w:pPr>
+        <w:spacing w:after="0" w:line="269" w:lineRule="auto"/>
+        <w:ind w:firstLine="567"/>
+        <w:jc w:val="both"/>
+        <w:rPr>
+          <w:rFonts w:ascii="Times New Roman" w:eastAsia="Times New Roman" w:hAnsi="Times New Roman" w:cs="Times New Roman"/>
+          <w:sz w:val="26"/>
+          <w:szCs w:val="26"/>
+          <w:lang w:val="it-IT"/>
+        </w:rPr>
+      </w:pPr>
+      <w:r>
+        <w:rPr>
+          <w:rFonts w:ascii="Times New Roman" w:eastAsia="Times New Roman" w:hAnsi="Times New Roman" w:cs="Times New Roman"/>
+          <w:sz w:val="26"/>
+          <w:szCs w:val="26"/>
+          <w:lang w:val="it-IT"/>
+        </w:rPr>
+        <w:t>11.2. Không từ bỏ quyền:</w:t>
+      </w:r>
+    </w:p>
+    <w:p>
+      <w:pPr>
+        <w:spacing w:after="0" w:line="269" w:lineRule="auto"/>
+        <w:ind w:firstLine="567"/>
+        <w:jc w:val="both"/>
+        <w:rPr>
+          <w:rFonts w:ascii="Times New Roman" w:eastAsia="Times New Roman" w:hAnsi="Times New Roman" w:cs="Times New Roman"/>
+          <w:sz w:val="26"/>
+          <w:szCs w:val="26"/>
+          <w:lang w:val="it-IT"/>
+        </w:rPr>
+      </w:pPr>
+      <w:r>
+        <w:rPr>
+          <w:rFonts w:ascii="Times New Roman" w:eastAsia="Times New Roman" w:hAnsi="Times New Roman" w:cs="Times New Roman"/>
+          <w:sz w:val="26"/>
+          <w:szCs w:val="26"/>
+          <w:lang w:val="it-IT"/>
+        </w:rPr>
+        <w:t>Việc Bên A không thực hiện hoặc thực hiện chậm bất kỳ quyền nào theo Hợp đồng này sẽ không được xem là từ bỏ các quyền đó. Việc thực hiện riêng rẽ hoặc một phần bất kỳ</w:t>
+      </w:r>
+      <w:r>
+        <w:rPr>
+          <w:rFonts w:ascii="Times New Roman" w:eastAsia="Times New Roman" w:hAnsi="Times New Roman" w:cs="Times New Roman"/>
+          <w:sz w:val="26"/>
+          <w:szCs w:val="26"/>
+          <w:lang w:val="it-IT"/>
+        </w:rPr>
+        <w:t xml:space="preserve"> quyền nào theo hợp đồng này sẽ không cản trở việc thực hiện các quyền khác theo Hợp đồng này.  </w:t>
+      </w:r>
+    </w:p>
+    <w:p>
+      <w:pPr>
+        <w:spacing w:after="0" w:line="269" w:lineRule="auto"/>
+        <w:ind w:firstLine="567"/>
+        <w:jc w:val="both"/>
+        <w:rPr>
+          <w:rFonts w:ascii="Times New Roman" w:eastAsia="Times New Roman" w:hAnsi="Times New Roman" w:cs="Times New Roman"/>
+          <w:sz w:val="26"/>
+          <w:szCs w:val="26"/>
+          <w:lang w:val="it-IT"/>
+        </w:rPr>
+      </w:pPr>
+      <w:r>
+        <w:rPr>
+          <w:rFonts w:ascii="Times New Roman" w:eastAsia="Times New Roman" w:hAnsi="Times New Roman" w:cs="Times New Roman"/>
+          <w:sz w:val="26"/>
+          <w:szCs w:val="26"/>
+          <w:lang w:val="it-IT"/>
+        </w:rPr>
+        <w:t>11.3. Hiệu lực từng phần:</w:t>
+      </w:r>
+    </w:p>
+    <w:p>
+      <w:pPr>
+        <w:spacing w:after="0" w:line="269" w:lineRule="auto"/>
+        <w:ind w:firstLine="567"/>
+        <w:jc w:val="both"/>
+        <w:rPr>
+          <w:rFonts w:ascii="Times New Roman" w:eastAsia="Times New Roman" w:hAnsi="Times New Roman" w:cs="Times New Roman"/>
+          <w:sz w:val="26"/>
+          <w:szCs w:val="26"/>
+          <w:lang w:val="it-IT"/>
+        </w:rPr>
+      </w:pPr>
+      <w:r>
+        <w:rPr>
+          <w:rFonts w:ascii="Times New Roman" w:eastAsia="Times New Roman" w:hAnsi="Times New Roman" w:cs="Times New Roman"/>
+          <w:sz w:val="26"/>
+          <w:szCs w:val="26"/>
+          <w:lang w:val="it-IT"/>
+        </w:rPr>
+        <w:t>Tất cả các điều khoản và từng phần của các điều khoản trong Hợp đồng này sẽ có hiệu lực riêng rẽ và độc lập với các điều khoản khác. Nếu có bất kỳ điều khoản nào vô hiệu, bất hợp pháp hoặc không thể thi hành theo pháp luật Việt Nam, thì hiệu lực, tính hợp pháp và khả năng thi hành của các điều khoản còn lại của Hợp đồng này sẽ không bị ảnh hưởng dưới bất kỳ hình thức nào.</w:t>
+      </w:r>
+    </w:p>
+    <w:p>
+      <w:pPr>
+        <w:spacing w:after="0" w:line="269" w:lineRule="auto"/>
+        <w:ind w:firstLine="567"/>
+        <w:jc w:val="both"/>
+        <w:rPr>
+          <w:rFonts w:ascii="Times New Roman" w:eastAsia="Times New Roman" w:hAnsi="Times New Roman" w:cs="Times New Roman"/>
+          <w:sz w:val="26"/>
+          <w:szCs w:val="26"/>
+          <w:lang w:val="it-IT"/>
+        </w:rPr>
+      </w:pPr>
+      <w:r>
+        <w:rPr>
+          <w:rFonts w:ascii="Times New Roman" w:eastAsia="Times New Roman" w:hAnsi="Times New Roman" w:cs="Times New Roman"/>
+          <w:sz w:val="26"/>
+          <w:szCs w:val="26"/>
+          <w:lang w:val="it-IT"/>
+        </w:rPr>
+        <w:t>11.4. Thay đổi biện pháp bảo đảm:</w:t>
+      </w:r>
+    </w:p>
+    <w:p>
+      <w:pPr>
+        <w:spacing w:after="0" w:line="269" w:lineRule="auto"/>
+        <w:ind w:firstLine="567"/>
+        <w:jc w:val="both"/>
+        <w:rPr>
+          <w:rFonts w:ascii="Times New Roman" w:eastAsia="Times New Roman" w:hAnsi="Times New Roman" w:cs="Times New Roman"/>
+          <w:sz w:val="26"/>
+          <w:szCs w:val="26"/>
+          <w:lang w:val="it-IT"/>
+        </w:rPr>
+      </w:pPr>
+      <w:r>
+        <w:rPr>
+          <w:rFonts w:ascii="Times New Roman" w:eastAsia="Times New Roman" w:hAnsi="Times New Roman" w:cs="Times New Roman"/>
+          <w:sz w:val="26"/>
+          <w:szCs w:val="26"/>
+          <w:lang w:val="it-IT"/>
+        </w:rPr>
+        <w:t xml:space="preserve">Bên B có thể thay đổi tài sản thế chấp ở trong hợp đồng này bằng tài sản khác nếu được Bên A chấp thuận thì các Bên sẽ lập ký kết Hợp đồng mới.     </w:t>
+      </w:r>
+    </w:p>
+    <w:p>
+      <w:pPr>
+        <w:spacing w:after="0" w:line="269" w:lineRule="auto"/>
+        <w:ind w:firstLine="567"/>
+        <w:jc w:val="both"/>
+        <w:rPr>
+          <w:rFonts w:ascii="Times New Roman" w:eastAsia="Times New Roman" w:hAnsi="Times New Roman" w:cs="Times New Roman"/>
+          <w:sz w:val="26"/>
+          <w:szCs w:val="26"/>
+          <w:lang w:val="it-IT"/>
+        </w:rPr>
+      </w:pPr>
+      <w:r>
+        <w:rPr>
+          <w:rFonts w:ascii="Times New Roman" w:eastAsia="Times New Roman" w:hAnsi="Times New Roman" w:cs="Times New Roman"/>
+          <w:sz w:val="26"/>
+          <w:szCs w:val="26"/>
+          <w:lang w:val="it-IT"/>
+        </w:rPr>
+        <w:t>11.5. Hợp đồng cho vay vô hiệu:</w:t>
+      </w:r>
+    </w:p>
+    <w:p>
+      <w:pPr>
+        <w:spacing w:after="0" w:line="269" w:lineRule="auto"/>
+        <w:ind w:firstLine="567"/>
+        <w:jc w:val="both"/>
+        <w:rPr>
+          <w:rFonts w:ascii="Times New Roman" w:eastAsia="Times New Roman" w:hAnsi="Times New Roman" w:cs="Times New Roman"/>
+          <w:sz w:val="26"/>
+          <w:szCs w:val="26"/>
+          <w:lang w:val="it-IT"/>
+        </w:rPr>
+      </w:pPr>
+      <w:r>
+        <w:rPr>
+          <w:rFonts w:ascii="Times New Roman" w:eastAsia="Times New Roman" w:hAnsi="Times New Roman" w:cs="Times New Roman"/>
+          <w:sz w:val="26"/>
+          <w:szCs w:val="26"/>
+          <w:lang w:val="it-IT"/>
+        </w:rPr>
+        <w:t>Trường hợp Hợp đồng cho vay tham chiếu theo Hợp đồng này bị tuyên vô hiệu hoặc có sai sót mà Bên A đã thực hiện giải ngân và đã phát sinh bất kỳ số dư nào cho Bên B theo các Hợp đồng cho vay thì Bên B vẫn phải thực hiện đúng đầy đủ cam kết nghĩa vụ bảo đảm theo Hợp đồng này.</w:t>
+      </w:r>
+    </w:p>
+    <w:p>
+      <w:pPr>
+        <w:spacing w:after="0" w:line="269" w:lineRule="auto"/>
+        <w:ind w:firstLine="567"/>
+        <w:jc w:val="both"/>
+        <w:rPr>
+          <w:rFonts w:ascii="Times New Roman" w:eastAsia="Times New Roman" w:hAnsi="Times New Roman" w:cs="Times New Roman"/>
+          <w:sz w:val="26"/>
+          <w:szCs w:val="26"/>
+          <w:lang w:val="it-IT"/>
+        </w:rPr>
+      </w:pPr>
+      <w:r>
+        <w:rPr>
+          <w:rFonts w:ascii="Times New Roman" w:eastAsia="Times New Roman" w:hAnsi="Times New Roman" w:cs="Times New Roman"/>
+          <w:sz w:val="26"/>
+          <w:szCs w:val="26"/>
+          <w:lang w:val="it-IT"/>
+        </w:rPr>
+        <w:t>11.6. Bồi thường thiệt hại:</w:t>
+      </w:r>
+    </w:p>
+    <w:p>
+      <w:pPr>
+        <w:spacing w:after="0" w:line="269" w:lineRule="auto"/>
+        <w:ind w:firstLine="567"/>
+        <w:jc w:val="both"/>
+        <w:rPr>
+          <w:rFonts w:ascii="Times New Roman" w:eastAsia="Times New Roman" w:hAnsi="Times New Roman" w:cs="Times New Roman"/>
+          <w:sz w:val="26"/>
+          <w:szCs w:val="26"/>
+          <w:lang w:val="it-IT"/>
+        </w:rPr>
+      </w:pPr>
+      <w:r>
+        <w:rPr>
+          <w:rFonts w:ascii="Times New Roman" w:eastAsia="Times New Roman" w:hAnsi="Times New Roman" w:cs="Times New Roman"/>
+          <w:sz w:val="26"/>
+          <w:szCs w:val="26"/>
+          <w:lang w:val="it-IT"/>
+        </w:rPr>
+        <w:t>Bên B đồng ý thanh toán toàn bộ những thiệt hại vật chất thực tế phát sinh từ và liên quan đến Hợp đồng này.</w:t>
+      </w:r>
+    </w:p>
+    <w:p>
+      <w:pPr>
+        <w:spacing w:after="0" w:line="269" w:lineRule="auto"/>
+        <w:ind w:firstLine="567"/>
+        <w:jc w:val="both"/>
+        <w:rPr>
+          <w:rFonts w:ascii="Times New Roman" w:eastAsia="Times New Roman" w:hAnsi="Times New Roman" w:cs="Times New Roman"/>
+          <w:b/>
+          <w:sz w:val="26"/>
+          <w:szCs w:val="26"/>
+          <w:lang w:val="it-IT"/>
+        </w:rPr>
+      </w:pPr>
+      <w:r>
+        <w:rPr>
+          <w:rFonts w:ascii="Times New Roman" w:eastAsia="Times New Roman" w:hAnsi="Times New Roman" w:cs="Times New Roman"/>
+          <w:b/>
+          <w:sz w:val="26"/>
+          <w:szCs w:val="26"/>
+          <w:lang w:val="it-IT"/>
+        </w:rPr>
+        <w:lastRenderedPageBreak/>
+        <w:t>Điều 12. Cam đoan của các bên</w:t>
+      </w:r>
+    </w:p>
+    <w:p>
+      <w:pPr>
+        <w:spacing w:after="0" w:line="269" w:lineRule="auto"/>
+        <w:ind w:firstLine="567"/>
+        <w:jc w:val="both"/>
+        <w:rPr>
+          <w:rFonts w:ascii="Times New Roman" w:eastAsia="Times New Roman" w:hAnsi="Times New Roman" w:cs="Times New Roman"/>
+          <w:sz w:val="26"/>
+          <w:szCs w:val="26"/>
+          <w:lang w:val="it-IT"/>
+        </w:rPr>
+      </w:pPr>
+      <w:r>
+        <w:rPr>
+          <w:rFonts w:ascii="Times New Roman" w:eastAsia="Times New Roman" w:hAnsi="Times New Roman" w:cs="Times New Roman"/>
+          <w:sz w:val="26"/>
+          <w:szCs w:val="26"/>
+          <w:lang w:val="it-IT"/>
+        </w:rPr>
+        <w:t>1</w:t>
+      </w:r>
+      <w:r>
+        <w:rPr>
+          <w:rFonts w:ascii="Times New Roman" w:eastAsia="Times New Roman" w:hAnsi="Times New Roman" w:cs="Times New Roman"/>
+          <w:sz w:val="26"/>
+          <w:szCs w:val="26"/>
+          <w:lang w:val="it-IT"/>
+        </w:rPr>
+        <w:t>2.1. Cam đoan của Bên A:</w:t>
+      </w:r>
+    </w:p>
+    <w:p>
+      <w:pPr>
+        <w:spacing w:after="0" w:line="269" w:lineRule="auto"/>
+        <w:ind w:firstLine="567"/>
+        <w:jc w:val="both"/>
+        <w:rPr>
+          <w:rFonts w:ascii="Times New Roman" w:eastAsia="Times New Roman" w:hAnsi="Times New Roman" w:cs="Times New Roman"/>
+          <w:sz w:val="26"/>
+          <w:szCs w:val="26"/>
+          <w:lang w:val="it-IT"/>
+        </w:rPr>
+      </w:pPr>
+      <w:r>
+        <w:rPr>
+          <w:rFonts w:ascii="Times New Roman" w:eastAsia="Times New Roman" w:hAnsi="Times New Roman" w:cs="Times New Roman"/>
+          <w:sz w:val="26"/>
+          <w:szCs w:val="26"/>
+          <w:lang w:val="it-IT"/>
+        </w:rPr>
+        <w:t>a) Những thông tin về Bên A ghi trong Hợp đồng này là đúng sự thật.</w:t>
+      </w:r>
+    </w:p>
+    <w:p>
+      <w:pPr>
+        <w:spacing w:after="0" w:line="269" w:lineRule="auto"/>
+        <w:ind w:firstLine="567"/>
+        <w:jc w:val="both"/>
+        <w:rPr>
+          <w:rFonts w:ascii="Times New Roman" w:eastAsia="Times New Roman" w:hAnsi="Times New Roman" w:cs="Times New Roman"/>
+          <w:sz w:val="26"/>
+          <w:szCs w:val="26"/>
+          <w:lang w:val="it-IT"/>
+        </w:rPr>
+      </w:pPr>
+      <w:r>
+        <w:rPr>
+          <w:rFonts w:ascii="Times New Roman" w:eastAsia="Times New Roman" w:hAnsi="Times New Roman" w:cs="Times New Roman"/>
+          <w:sz w:val="26"/>
+          <w:szCs w:val="26"/>
+          <w:lang w:val="it-IT"/>
+        </w:rPr>
+        <w:t>b) Đã xem xét các thông tin pháp lý, năng lực hành vi dân sự về Bên B, về tài sản thế chấp, các giấy tờ về tài sản thế chấp trên cơ sở tài liệu do Bên B cung cấp</w:t>
+      </w:r>
+    </w:p>
+    <w:p>
+      <w:pPr>
+        <w:spacing w:after="0" w:line="269" w:lineRule="auto"/>
+        <w:ind w:firstLine="567"/>
+        <w:jc w:val="both"/>
+        <w:rPr>
+          <w:rFonts w:ascii="Times New Roman" w:eastAsia="Times New Roman" w:hAnsi="Times New Roman" w:cs="Times New Roman"/>
+          <w:sz w:val="26"/>
+          <w:szCs w:val="26"/>
+          <w:lang w:val="it-IT"/>
+        </w:rPr>
+      </w:pPr>
+      <w:r>
+        <w:rPr>
+          <w:rFonts w:ascii="Times New Roman" w:eastAsia="Times New Roman" w:hAnsi="Times New Roman" w:cs="Times New Roman"/>
+          <w:sz w:val="26"/>
+          <w:szCs w:val="26"/>
+          <w:lang w:val="it-IT"/>
+        </w:rPr>
+        <w:t>c) Việc giao kết Hợp đồng này hoàn toàn tự nguyện, không bị lừa dối, ép buộc.</w:t>
+      </w:r>
+    </w:p>
+    <w:p>
+      <w:pPr>
+        <w:spacing w:after="0" w:line="269" w:lineRule="auto"/>
+        <w:ind w:firstLine="567"/>
+        <w:jc w:val="both"/>
+        <w:rPr>
+          <w:rFonts w:ascii="Times New Roman" w:eastAsia="Times New Roman" w:hAnsi="Times New Roman" w:cs="Times New Roman"/>
+          <w:sz w:val="26"/>
+          <w:szCs w:val="26"/>
+          <w:lang w:val="it-IT"/>
+        </w:rPr>
+      </w:pPr>
+      <w:r>
+        <w:rPr>
+          <w:rFonts w:ascii="Times New Roman" w:eastAsia="Times New Roman" w:hAnsi="Times New Roman" w:cs="Times New Roman"/>
+          <w:sz w:val="26"/>
+          <w:szCs w:val="26"/>
+          <w:lang w:val="it-IT"/>
+        </w:rPr>
+        <w:t>d) Thực hiện đúng, đầy đủ các thỏa thuận đã ghi trong Hợp đồng này.</w:t>
+      </w:r>
+    </w:p>
+    <w:p>
+      <w:pPr>
+        <w:spacing w:after="0" w:line="269" w:lineRule="auto"/>
+        <w:ind w:firstLine="567"/>
+        <w:jc w:val="both"/>
+        <w:rPr>
+          <w:rFonts w:ascii="Times New Roman" w:eastAsia="Times New Roman" w:hAnsi="Times New Roman" w:cs="Times New Roman"/>
+          <w:sz w:val="26"/>
+          <w:szCs w:val="26"/>
+          <w:lang w:val="it-IT"/>
+        </w:rPr>
+      </w:pPr>
+      <w:r>
+        <w:rPr>
+          <w:rFonts w:ascii="Times New Roman" w:eastAsia="Times New Roman" w:hAnsi="Times New Roman" w:cs="Times New Roman"/>
+          <w:sz w:val="26"/>
+          <w:szCs w:val="26"/>
+          <w:lang w:val="it-IT"/>
+        </w:rPr>
+        <w:t>12.2. Cam đoan của Bên B:</w:t>
+      </w:r>
+    </w:p>
+    <w:p>
+      <w:pPr>
+        <w:spacing w:after="0" w:line="269" w:lineRule="auto"/>
+        <w:ind w:firstLine="567"/>
+        <w:jc w:val="both"/>
+        <w:rPr>
+          <w:rFonts w:ascii="Times New Roman" w:eastAsia="Times New Roman" w:hAnsi="Times New Roman" w:cs="Times New Roman"/>
+          <w:sz w:val="26"/>
+          <w:szCs w:val="26"/>
+          <w:lang w:val="it-IT"/>
+        </w:rPr>
+      </w:pPr>
+      <w:r>
+        <w:rPr>
+          <w:rFonts w:ascii="Times New Roman" w:eastAsia="Times New Roman" w:hAnsi="Times New Roman" w:cs="Times New Roman"/>
+          <w:sz w:val="26"/>
+          <w:szCs w:val="26"/>
+          <w:lang w:val="it-IT"/>
+        </w:rPr>
+        <w:t xml:space="preserve">a) Những người có tên trong Hợp đồng này là chủ sở hữu, đồng sử dụng hợp pháp tài sản thế chấp ghi trong Hợp đồng này đã bàn bạc và thống nhất đồng ý và cam đoan tự nguyện dùng toàn bộ khối tài sản cùng với các loại giấy tờ liên quan của tài sản để thế chấp cho Bên A với trách nhiệm bảo đảm cho việc thực hiện nghĩa vụ trả nợ đối với tất cả các khoản nợ phát sinh từ các Hợp đồng được ký kết giữa Bên A và Bên B và/ hoặc người đại diện Bên B </w:t>
+      </w:r>
+      <w:r>
+        <w:rPr>
+          <w:rFonts w:ascii="Times New Roman" w:eastAsia="Times New Roman" w:hAnsi="Times New Roman" w:cs="Times New Roman"/>
+          <w:sz w:val="26"/>
+          <w:szCs w:val="26"/>
+          <w:lang w:val="it-IT"/>
+        </w:rPr>
+        <w:t>có thời hạn đến khi được xóa thế chấp</w:t>
+      </w:r>
+      <w:r>
+        <w:rPr>
+          <w:rFonts w:ascii="Times New Roman" w:eastAsia="Times New Roman" w:hAnsi="Times New Roman" w:cs="Times New Roman"/>
+          <w:sz w:val="26"/>
+          <w:szCs w:val="26"/>
+          <w:lang w:val="it-IT"/>
+        </w:rPr>
+        <w:t xml:space="preserve"> mà được tham chiếu theo Hợp đồng thế chấp này và các Hợp đồng cho vay khác được xác lập trước, cùng và sau thời điểm ký kết Hợp đồng này mà được tham chiếu theo Hợp đồng thế chấp này. </w:t>
+      </w:r>
+    </w:p>
+    <w:p>
+      <w:pPr>
+        <w:spacing w:after="0" w:line="269" w:lineRule="auto"/>
+        <w:ind w:firstLine="567"/>
+        <w:jc w:val="both"/>
+        <w:rPr>
+          <w:rFonts w:ascii="Times New Roman" w:eastAsia="Times New Roman" w:hAnsi="Times New Roman" w:cs="Times New Roman"/>
+          <w:sz w:val="26"/>
+          <w:szCs w:val="26"/>
+          <w:lang w:val="it-IT"/>
+        </w:rPr>
+      </w:pPr>
+      <w:r>
+        <w:rPr>
+          <w:rFonts w:ascii="Times New Roman" w:eastAsia="Times New Roman" w:hAnsi="Times New Roman" w:cs="Times New Roman"/>
+          <w:sz w:val="26"/>
+          <w:szCs w:val="26"/>
+          <w:lang w:val="it-IT"/>
+        </w:rPr>
+        <w:t xml:space="preserve">b) Các cá nhân Bên B cam kết và khẳng định cùng chịu trách nhiệm hoàn thành đầy đủ, đúng hạn tất cả các nghĩa vụ bảo đảm, thực hiện đúng cam kết, thỏa thuận đối với Bên A tại Hợp đồng này và các Hợp đồng, văn bản khác liên quan trong mọi trường hợp với bất kỳ lý do gì.     </w:t>
+      </w:r>
+    </w:p>
+    <w:p>
+      <w:pPr>
+        <w:spacing w:after="0" w:line="269" w:lineRule="auto"/>
+        <w:ind w:firstLine="567"/>
+        <w:jc w:val="both"/>
+        <w:rPr>
+          <w:rFonts w:ascii="Times New Roman" w:eastAsia="Times New Roman" w:hAnsi="Times New Roman" w:cs="Times New Roman"/>
+          <w:sz w:val="26"/>
+          <w:szCs w:val="26"/>
+          <w:lang w:val="it-IT"/>
+        </w:rPr>
+      </w:pPr>
+      <w:r>
+        <w:rPr>
+          <w:rFonts w:ascii="Times New Roman" w:eastAsia="Times New Roman" w:hAnsi="Times New Roman" w:cs="Times New Roman"/>
+          <w:sz w:val="26"/>
+          <w:szCs w:val="26"/>
+          <w:lang w:val="it-IT"/>
+        </w:rPr>
+        <w:t>c) Tài sản thế chấp hiện không thế chấp, cầm cố đưới bất kỳ hình thức nào để đảm bảo cho bất kỳ một nghĩa vụ khác; không bị tranh chấp về quyền sở hữu và quyền sử</w:t>
+      </w:r>
+      <w:r>
+        <w:rPr>
+          <w:rFonts w:ascii="Times New Roman" w:eastAsia="Times New Roman" w:hAnsi="Times New Roman" w:cs="Times New Roman"/>
+          <w:sz w:val="26"/>
+          <w:szCs w:val="26"/>
+          <w:lang w:val="it-IT"/>
+        </w:rPr>
+        <w:t xml:space="preserve"> dụng</w:t>
+      </w:r>
+      <w:r>
+        <w:rPr>
+          <w:rFonts w:ascii="Times New Roman" w:eastAsia="Times New Roman" w:hAnsi="Times New Roman" w:cs="Times New Roman"/>
+          <w:sz w:val="26"/>
+          <w:szCs w:val="26"/>
+          <w:lang w:val="it-IT"/>
+        </w:rPr>
         <w:t>.</w:t>
       </w:r>
     </w:p>
@@ -4082,591 +6542,240 @@
           <w:szCs w:val="26"/>
           <w:lang w:val="it-IT"/>
         </w:rPr>
-        <w:t>9.1. Quyền thu giữ tài sản thế chấp để xử lý</w:t>
-      </w:r>
-      <w:r>
-        <w:rPr>
-          <w:rFonts w:ascii="Times New Roman" w:eastAsia="Times New Roman" w:hAnsi="Times New Roman" w:cs="Times New Roman"/>
-          <w:sz w:val="26"/>
-          <w:szCs w:val="26"/>
-          <w:lang w:val="it-IT"/>
-        </w:rPr>
-        <w:t xml:space="preserve"> nợ</w:t>
-      </w:r>
-      <w:r>
-        <w:rPr>
-          <w:rFonts w:ascii="Times New Roman" w:eastAsia="Times New Roman" w:hAnsi="Times New Roman" w:cs="Times New Roman"/>
-          <w:sz w:val="26"/>
-          <w:szCs w:val="26"/>
-          <w:lang w:val="it-IT"/>
-        </w:rPr>
-        <w:t>:</w:t>
-      </w:r>
-    </w:p>
-    <w:p>
-      <w:pPr>
-        <w:spacing w:after="0" w:line="269" w:lineRule="auto"/>
-        <w:ind w:firstLine="567"/>
-        <w:jc w:val="both"/>
-        <w:rPr>
-          <w:rFonts w:ascii="Times New Roman" w:eastAsia="Times New Roman" w:hAnsi="Times New Roman" w:cs="Times New Roman"/>
-          <w:sz w:val="26"/>
-          <w:szCs w:val="26"/>
-          <w:lang w:val="it-IT"/>
-        </w:rPr>
-      </w:pPr>
-      <w:r>
-        <w:rPr>
-          <w:rFonts w:ascii="Times New Roman" w:eastAsia="Times New Roman" w:hAnsi="Times New Roman" w:cs="Times New Roman"/>
-          <w:sz w:val="26"/>
-          <w:szCs w:val="26"/>
-          <w:lang w:val="it-IT"/>
-        </w:rPr>
-        <w:t>a) Bằng Hợp đồng này, Bên B đồng ý rằng khi có một,</w:t>
-      </w:r>
-      <w:r>
-        <w:rPr>
-          <w:rFonts w:ascii="Times New Roman" w:eastAsia="Times New Roman" w:hAnsi="Times New Roman" w:cs="Times New Roman"/>
-          <w:sz w:val="26"/>
-          <w:szCs w:val="26"/>
-          <w:lang w:val="it-IT"/>
-        </w:rPr>
-        <w:t xml:space="preserve"> </w:t>
-      </w:r>
-      <w:r>
-        <w:rPr>
-          <w:rFonts w:ascii="Times New Roman" w:eastAsia="Times New Roman" w:hAnsi="Times New Roman" w:cs="Times New Roman"/>
-          <w:sz w:val="26"/>
-          <w:szCs w:val="26"/>
-          <w:lang w:val="it-IT"/>
-        </w:rPr>
-        <w:t xml:space="preserve">một số hoặc tất cả các trường hợp khác theo quy định tại khoản 10.1 Điều 10 của Hợp đồng này hoặc các trường hợp khác theo quy định của pháp luật xảy ra mà Bên A yêu cầu giao tài sản thế chấp để xử lý nhằm thực hiện nghĩa vụ được bảo đảm đã thỏa thuận tại Hợp đồng này thì Bên B cam kết tự nguyện giao </w:t>
-      </w:r>
-      <w:r>
-        <w:rPr>
-          <w:rFonts w:ascii="Times New Roman" w:eastAsia="Times New Roman" w:hAnsi="Times New Roman" w:cs="Times New Roman"/>
-          <w:sz w:val="26"/>
-          <w:szCs w:val="26"/>
-          <w:lang w:val="it-IT"/>
-        </w:rPr>
-        <w:t>T</w:t>
-      </w:r>
-      <w:r>
-        <w:rPr>
-          <w:rFonts w:ascii="Times New Roman" w:eastAsia="Times New Roman" w:hAnsi="Times New Roman" w:cs="Times New Roman"/>
-          <w:sz w:val="26"/>
-          <w:szCs w:val="26"/>
-          <w:lang w:val="it-IT"/>
-        </w:rPr>
-        <w:t xml:space="preserve">ài sản thế chấp kèm theo đầy đủ giấy tờ, hồ sơ pháp lý của </w:t>
-      </w:r>
-      <w:r>
-        <w:rPr>
-          <w:rFonts w:ascii="Times New Roman" w:eastAsia="Times New Roman" w:hAnsi="Times New Roman" w:cs="Times New Roman"/>
-          <w:sz w:val="26"/>
-          <w:szCs w:val="26"/>
-          <w:lang w:val="it-IT"/>
-        </w:rPr>
-        <w:t>T</w:t>
-      </w:r>
-      <w:r>
-        <w:rPr>
-          <w:rFonts w:ascii="Times New Roman" w:eastAsia="Times New Roman" w:hAnsi="Times New Roman" w:cs="Times New Roman"/>
-          <w:sz w:val="26"/>
-          <w:szCs w:val="26"/>
-          <w:lang w:val="it-IT"/>
-        </w:rPr>
-        <w:t xml:space="preserve">ài sản thế chấp </w:t>
-      </w:r>
-      <w:r>
-        <w:rPr>
-          <w:rFonts w:ascii="Times New Roman" w:eastAsia="Times New Roman" w:hAnsi="Times New Roman" w:cs="Times New Roman"/>
-          <w:sz w:val="26"/>
-          <w:szCs w:val="26"/>
-          <w:lang w:val="it-IT"/>
-        </w:rPr>
-        <w:t xml:space="preserve">và đồng ý để Bên A thực hiện thu giữ Tài sản thế chấp </w:t>
-      </w:r>
-      <w:r>
-        <w:rPr>
-          <w:rFonts w:ascii="Times New Roman" w:eastAsia="Times New Roman" w:hAnsi="Times New Roman" w:cs="Times New Roman"/>
-          <w:sz w:val="26"/>
-          <w:szCs w:val="26"/>
-          <w:lang w:val="it-IT"/>
-        </w:rPr>
-        <w:t>theo thỏa thuận tại khoản 4.5, Điều 4 Hợp đồng này</w:t>
-      </w:r>
-      <w:r>
-        <w:rPr>
-          <w:rFonts w:ascii="Times New Roman" w:eastAsia="Times New Roman" w:hAnsi="Times New Roman" w:cs="Times New Roman"/>
-          <w:sz w:val="26"/>
-          <w:szCs w:val="26"/>
-          <w:lang w:val="it-IT"/>
-        </w:rPr>
-        <w:t xml:space="preserve"> </w:t>
-      </w:r>
-      <w:r>
-        <w:rPr>
-          <w:rFonts w:ascii="Times New Roman" w:eastAsia="Times New Roman" w:hAnsi="Times New Roman" w:cs="Times New Roman"/>
-          <w:sz w:val="26"/>
-          <w:szCs w:val="26"/>
-          <w:lang w:val="it-IT"/>
-        </w:rPr>
-        <w:t xml:space="preserve">mà không có bất kỳ hành vi cản trở nào khi Bên A </w:t>
-      </w:r>
-      <w:r>
-        <w:rPr>
-          <w:rFonts w:ascii="Times New Roman" w:eastAsia="Times New Roman" w:hAnsi="Times New Roman" w:cs="Times New Roman"/>
-          <w:sz w:val="26"/>
-          <w:szCs w:val="26"/>
-          <w:lang w:val="it-IT"/>
-        </w:rPr>
-        <w:t xml:space="preserve">thực hiện thu giữ và </w:t>
-      </w:r>
-      <w:r>
-        <w:rPr>
-          <w:rFonts w:ascii="Times New Roman" w:eastAsia="Times New Roman" w:hAnsi="Times New Roman" w:cs="Times New Roman"/>
-          <w:sz w:val="26"/>
-          <w:szCs w:val="26"/>
-          <w:lang w:val="it-IT"/>
-        </w:rPr>
-        <w:t xml:space="preserve">xử lý </w:t>
-      </w:r>
-      <w:r>
-        <w:rPr>
-          <w:rFonts w:ascii="Times New Roman" w:eastAsia="Times New Roman" w:hAnsi="Times New Roman" w:cs="Times New Roman"/>
-          <w:sz w:val="26"/>
-          <w:szCs w:val="26"/>
-          <w:lang w:val="it-IT"/>
-        </w:rPr>
-        <w:t>T</w:t>
-      </w:r>
-      <w:r>
-        <w:rPr>
-          <w:rFonts w:ascii="Times New Roman" w:eastAsia="Times New Roman" w:hAnsi="Times New Roman" w:cs="Times New Roman"/>
-          <w:sz w:val="26"/>
-          <w:szCs w:val="26"/>
-          <w:lang w:val="it-IT"/>
-        </w:rPr>
-        <w:t xml:space="preserve">ài sản thế chấp. </w:t>
-      </w:r>
-    </w:p>
-    <w:p>
-      <w:pPr>
-        <w:spacing w:after="0" w:line="269" w:lineRule="auto"/>
-        <w:ind w:firstLine="567"/>
-        <w:jc w:val="both"/>
-        <w:rPr>
-          <w:rFonts w:ascii="Times New Roman" w:eastAsia="Times New Roman" w:hAnsi="Times New Roman" w:cs="Times New Roman"/>
-          <w:sz w:val="26"/>
-          <w:szCs w:val="26"/>
-          <w:lang w:val="it-IT"/>
-        </w:rPr>
-      </w:pPr>
-      <w:r>
-        <w:rPr>
-          <w:rFonts w:ascii="Times New Roman" w:eastAsia="Times New Roman" w:hAnsi="Times New Roman" w:cs="Times New Roman"/>
-          <w:sz w:val="26"/>
-          <w:szCs w:val="26"/>
-          <w:lang w:val="it-IT"/>
-        </w:rPr>
-        <w:t xml:space="preserve">b) Khi có một, một số hoặc tất cả các trường hợp quy định tại khoản 10.1 Điều 10 của Hợp đồng này hoặc các trường hợp khác theo quy định của pháp luật xảy ra mà Bên A đã gửi thông báo yêu cầu Bên B giao tài sản thế chấp để xử lý nhằm thực hiện nghĩa vụ được bảo đảm đã thỏa thuận tại Hợp đồng này nhưng Bên B không giao </w:t>
-      </w:r>
-      <w:r>
-        <w:rPr>
-          <w:rFonts w:ascii="Times New Roman" w:eastAsia="Times New Roman" w:hAnsi="Times New Roman" w:cs="Times New Roman"/>
-          <w:sz w:val="26"/>
-          <w:szCs w:val="26"/>
-          <w:lang w:val="it-IT"/>
-        </w:rPr>
-        <w:t>T</w:t>
-      </w:r>
-      <w:r>
-        <w:rPr>
-          <w:rFonts w:ascii="Times New Roman" w:eastAsia="Times New Roman" w:hAnsi="Times New Roman" w:cs="Times New Roman"/>
-          <w:sz w:val="26"/>
-          <w:szCs w:val="26"/>
-          <w:lang w:val="it-IT"/>
-        </w:rPr>
-        <w:t xml:space="preserve">ài sản thế chấp cho Bên A theo cam kết tại điểm a khoản 9.1 Điều này thì Bên A có toàn quyền thu giữ </w:t>
-      </w:r>
-      <w:r>
-        <w:rPr>
-          <w:rFonts w:ascii="Times New Roman" w:eastAsia="Times New Roman" w:hAnsi="Times New Roman" w:cs="Times New Roman"/>
-          <w:sz w:val="26"/>
-          <w:szCs w:val="26"/>
-          <w:lang w:val="it-IT"/>
-        </w:rPr>
-        <w:t>T</w:t>
-      </w:r>
-      <w:r>
-        <w:rPr>
-          <w:rFonts w:ascii="Times New Roman" w:eastAsia="Times New Roman" w:hAnsi="Times New Roman" w:cs="Times New Roman"/>
-          <w:sz w:val="26"/>
-          <w:szCs w:val="26"/>
-          <w:lang w:val="it-IT"/>
-        </w:rPr>
-        <w:t xml:space="preserve">ài sản thế chấp </w:t>
-      </w:r>
-      <w:r>
-        <w:rPr>
-          <w:rFonts w:ascii="Times New Roman" w:eastAsia="Times New Roman" w:hAnsi="Times New Roman" w:cs="Times New Roman"/>
-          <w:sz w:val="26"/>
-          <w:szCs w:val="26"/>
-          <w:lang w:val="it-IT"/>
-        </w:rPr>
-        <w:t>theo quy định sau đây:</w:t>
-      </w:r>
-    </w:p>
-    <w:p>
-      <w:pPr>
-        <w:spacing w:after="0" w:line="269" w:lineRule="auto"/>
-        <w:ind w:firstLine="567"/>
-        <w:jc w:val="both"/>
-        <w:rPr>
-          <w:rFonts w:ascii="Times New Roman" w:eastAsia="Times New Roman" w:hAnsi="Times New Roman" w:cs="Times New Roman"/>
-          <w:sz w:val="26"/>
-          <w:szCs w:val="26"/>
-          <w:lang w:val="it-IT"/>
-        </w:rPr>
-      </w:pPr>
-      <w:r>
-        <w:rPr>
-          <w:rFonts w:ascii="Times New Roman" w:eastAsia="Times New Roman" w:hAnsi="Times New Roman" w:cs="Times New Roman"/>
-          <w:sz w:val="26"/>
-          <w:szCs w:val="26"/>
-          <w:lang w:val="it-IT"/>
-        </w:rPr>
-        <w:t xml:space="preserve"> </w:t>
-      </w:r>
-      <w:r>
-        <w:rPr>
-          <w:rFonts w:ascii="Times New Roman" w:eastAsia="Times New Roman" w:hAnsi="Times New Roman" w:cs="Times New Roman"/>
-          <w:sz w:val="26"/>
-          <w:szCs w:val="26"/>
-          <w:lang w:val="it-IT"/>
-        </w:rPr>
-        <w:t>(i</w:t>
-      </w:r>
-      <w:r>
-        <w:rPr>
-          <w:rFonts w:ascii="Times New Roman" w:eastAsia="Times New Roman" w:hAnsi="Times New Roman" w:cs="Times New Roman"/>
-          <w:sz w:val="26"/>
-          <w:szCs w:val="26"/>
-          <w:lang w:val="it-IT"/>
-        </w:rPr>
-        <w:t xml:space="preserve">) </w:t>
-      </w:r>
-      <w:r>
-        <w:rPr>
-          <w:rFonts w:ascii="Times New Roman" w:eastAsia="Times New Roman" w:hAnsi="Times New Roman" w:cs="Times New Roman"/>
-          <w:sz w:val="26"/>
-          <w:szCs w:val="26"/>
-          <w:lang w:val="it-IT"/>
-        </w:rPr>
-        <w:t xml:space="preserve">Chậm nhất </w:t>
-      </w:r>
-      <w:r>
-        <w:rPr>
-          <w:rFonts w:ascii="Times New Roman" w:eastAsia="Times New Roman" w:hAnsi="Times New Roman" w:cs="Times New Roman"/>
-          <w:sz w:val="26"/>
-          <w:szCs w:val="26"/>
-          <w:lang w:val="it-IT"/>
-        </w:rPr>
-        <w:t xml:space="preserve">15 ngày trước </w:t>
-      </w:r>
-      <w:r>
-        <w:rPr>
-          <w:rFonts w:ascii="Times New Roman" w:eastAsia="Times New Roman" w:hAnsi="Times New Roman" w:cs="Times New Roman"/>
-          <w:sz w:val="26"/>
-          <w:szCs w:val="26"/>
-          <w:lang w:val="it-IT"/>
-        </w:rPr>
-        <w:t xml:space="preserve">ngày </w:t>
-      </w:r>
-      <w:r>
-        <w:rPr>
-          <w:rFonts w:ascii="Times New Roman" w:eastAsia="Times New Roman" w:hAnsi="Times New Roman" w:cs="Times New Roman"/>
-          <w:sz w:val="26"/>
-          <w:szCs w:val="26"/>
-          <w:lang w:val="it-IT"/>
-        </w:rPr>
-        <w:t xml:space="preserve">thực hiện việc thu giữ tài sản thế chấp Bên A </w:t>
-      </w:r>
-      <w:r>
-        <w:rPr>
-          <w:rFonts w:ascii="Times New Roman" w:eastAsia="Times New Roman" w:hAnsi="Times New Roman" w:cs="Times New Roman"/>
-          <w:sz w:val="26"/>
-          <w:szCs w:val="26"/>
-          <w:lang w:val="it-IT"/>
-        </w:rPr>
-        <w:t>phải thực hiện công khai thông tin về thời gian, địa điểm thu giữ tài sản thế chấp, tài sản thế chấp được thu giữ, lý do thu giữ, theo các hình thức sau:</w:t>
-      </w:r>
-    </w:p>
-    <w:p>
-      <w:pPr>
-        <w:spacing w:after="0" w:line="269" w:lineRule="auto"/>
-        <w:ind w:firstLine="567"/>
-        <w:jc w:val="both"/>
-        <w:rPr>
-          <w:rFonts w:ascii="Times New Roman" w:eastAsia="Times New Roman" w:hAnsi="Times New Roman" w:cs="Times New Roman"/>
-          <w:sz w:val="26"/>
-          <w:szCs w:val="26"/>
-          <w:lang w:val="it-IT"/>
-        </w:rPr>
-      </w:pPr>
-      <w:r>
-        <w:rPr>
-          <w:rFonts w:ascii="Times New Roman" w:eastAsia="Times New Roman" w:hAnsi="Times New Roman" w:cs="Times New Roman"/>
-          <w:sz w:val="26"/>
-          <w:szCs w:val="26"/>
-          <w:lang w:val="it-IT"/>
-        </w:rPr>
-        <w:t>- Gửi thông báo bằng văn bản tới UBND phường và cơ quan Công an cấp phường nơi có tài sàn thế chấp.</w:t>
-      </w:r>
-      <w:r>
-        <w:rPr>
-          <w:rFonts w:ascii="Times New Roman" w:eastAsia="Times New Roman" w:hAnsi="Times New Roman" w:cs="Times New Roman"/>
-          <w:sz w:val="26"/>
-          <w:szCs w:val="26"/>
-          <w:lang w:val="it-IT"/>
-        </w:rPr>
-        <w:t xml:space="preserve"> </w:t>
-      </w:r>
-    </w:p>
-    <w:p>
-      <w:pPr>
-        <w:spacing w:after="0" w:line="269" w:lineRule="auto"/>
-        <w:ind w:firstLine="567"/>
-        <w:jc w:val="both"/>
-        <w:rPr>
-          <w:rFonts w:ascii="Times New Roman" w:eastAsia="Times New Roman" w:hAnsi="Times New Roman" w:cs="Times New Roman"/>
-          <w:sz w:val="26"/>
-          <w:szCs w:val="26"/>
-          <w:lang w:val="it-IT"/>
-        </w:rPr>
-      </w:pPr>
-      <w:r>
-        <w:rPr>
-          <w:rFonts w:ascii="Times New Roman" w:eastAsia="Times New Roman" w:hAnsi="Times New Roman" w:cs="Times New Roman"/>
-          <w:sz w:val="26"/>
-          <w:szCs w:val="26"/>
-          <w:lang w:val="it-IT"/>
-        </w:rPr>
-        <w:t>- Niêm yết văn bản tại trụ sở UBND nơi Bên B đăng ký địa chỉ theo Hợp đồng thế chấp và UBND phường nơi có tài sản thế chấp.</w:t>
-      </w:r>
-    </w:p>
-    <w:p>
-      <w:pPr>
-        <w:spacing w:after="0" w:line="269" w:lineRule="auto"/>
-        <w:ind w:firstLine="567"/>
-        <w:jc w:val="both"/>
-        <w:rPr>
-          <w:rFonts w:ascii="Times New Roman" w:eastAsia="Times New Roman" w:hAnsi="Times New Roman" w:cs="Times New Roman"/>
-          <w:sz w:val="26"/>
-          <w:szCs w:val="26"/>
-          <w:lang w:val="it-IT"/>
-        </w:rPr>
-      </w:pPr>
-      <w:r>
-        <w:rPr>
-          <w:rFonts w:ascii="Times New Roman" w:eastAsia="Times New Roman" w:hAnsi="Times New Roman" w:cs="Times New Roman"/>
-          <w:sz w:val="26"/>
-          <w:szCs w:val="26"/>
-          <w:lang w:val="it-IT"/>
-        </w:rPr>
-        <w:t>- Thông báo cho Bên B, người đang giữ</w:t>
-      </w:r>
-      <w:r>
-        <w:rPr>
-          <w:rFonts w:ascii="Times New Roman" w:eastAsia="Times New Roman" w:hAnsi="Times New Roman" w:cs="Times New Roman"/>
-          <w:sz w:val="26"/>
-          <w:szCs w:val="26"/>
-          <w:lang w:val="it-IT"/>
-        </w:rPr>
-        <w:t xml:space="preserve"> tài sản thế chấp (nếu có) theo phương thức thông báo đã thỏa thuận tại hợp đồng thế chấp.</w:t>
-      </w:r>
-      <w:r>
-        <w:rPr>
-          <w:rFonts w:ascii="Times New Roman" w:eastAsia="Times New Roman" w:hAnsi="Times New Roman" w:cs="Times New Roman"/>
-          <w:sz w:val="26"/>
-          <w:szCs w:val="26"/>
-          <w:lang w:val="it-IT"/>
-        </w:rPr>
-        <w:t xml:space="preserve">     </w:t>
-      </w:r>
-    </w:p>
-    <w:p>
-      <w:pPr>
-        <w:spacing w:after="0" w:line="269" w:lineRule="auto"/>
-        <w:ind w:firstLine="567"/>
-        <w:jc w:val="both"/>
-        <w:rPr>
-          <w:rFonts w:ascii="Times New Roman" w:eastAsia="Times New Roman" w:hAnsi="Times New Roman" w:cs="Times New Roman"/>
-          <w:sz w:val="26"/>
-          <w:szCs w:val="26"/>
-          <w:lang w:val="it-IT"/>
-        </w:rPr>
-      </w:pPr>
-      <w:r>
-        <w:rPr>
-          <w:rFonts w:ascii="Times New Roman" w:eastAsia="Times New Roman" w:hAnsi="Times New Roman" w:cs="Times New Roman"/>
-          <w:sz w:val="26"/>
-          <w:szCs w:val="26"/>
-          <w:lang w:val="it-IT"/>
-        </w:rPr>
-        <w:t>(ii</w:t>
-      </w:r>
-      <w:r>
-        <w:rPr>
-          <w:rFonts w:ascii="Times New Roman" w:eastAsia="Times New Roman" w:hAnsi="Times New Roman" w:cs="Times New Roman"/>
-          <w:sz w:val="26"/>
-          <w:szCs w:val="26"/>
-          <w:lang w:val="it-IT"/>
-        </w:rPr>
-        <w:t xml:space="preserve">) Trong quá trình thu giữ tài sản thế chấp, nếu Bên B có dấu hiệu chống đối và cản trở, gây mất trật tự nơi công cộng hoặc có hành vi vi phạm pháp luật khác thì Bên A có quyền yêu cầu UBND phường và cơ quan </w:t>
-      </w:r>
-      <w:r>
-        <w:rPr>
-          <w:rFonts w:ascii="Times New Roman" w:eastAsia="Times New Roman" w:hAnsi="Times New Roman" w:cs="Times New Roman"/>
-          <w:sz w:val="26"/>
-          <w:szCs w:val="26"/>
-          <w:lang w:val="it-IT"/>
-        </w:rPr>
-        <w:t>C</w:t>
-      </w:r>
-      <w:r>
-        <w:rPr>
-          <w:rFonts w:ascii="Times New Roman" w:eastAsia="Times New Roman" w:hAnsi="Times New Roman" w:cs="Times New Roman"/>
-          <w:sz w:val="26"/>
-          <w:szCs w:val="26"/>
-          <w:lang w:val="it-IT"/>
-        </w:rPr>
-        <w:t xml:space="preserve">ông an </w:t>
-      </w:r>
-      <w:r>
-        <w:rPr>
-          <w:rFonts w:ascii="Times New Roman" w:eastAsia="Times New Roman" w:hAnsi="Times New Roman" w:cs="Times New Roman"/>
-          <w:sz w:val="26"/>
-          <w:szCs w:val="26"/>
-          <w:lang w:val="it-IT"/>
-        </w:rPr>
-        <w:t>phường</w:t>
-      </w:r>
-      <w:r>
-        <w:rPr>
-          <w:rFonts w:ascii="Times New Roman" w:eastAsia="Times New Roman" w:hAnsi="Times New Roman" w:cs="Times New Roman"/>
-          <w:sz w:val="26"/>
-          <w:szCs w:val="26"/>
-          <w:lang w:val="it-IT"/>
-        </w:rPr>
-        <w:t xml:space="preserve"> tiến hành bảo vệ việc thu giữ tài sản thế chấp.     </w:t>
-      </w:r>
-    </w:p>
-    <w:p>
-      <w:pPr>
-        <w:spacing w:after="0" w:line="269" w:lineRule="auto"/>
-        <w:ind w:firstLine="567"/>
-        <w:jc w:val="both"/>
-        <w:rPr>
-          <w:rFonts w:ascii="Times New Roman" w:eastAsia="Times New Roman" w:hAnsi="Times New Roman" w:cs="Times New Roman"/>
-          <w:sz w:val="26"/>
-          <w:szCs w:val="26"/>
-          <w:lang w:val="it-IT"/>
-        </w:rPr>
-      </w:pPr>
-      <w:r>
-        <w:rPr>
-          <w:rFonts w:ascii="Times New Roman" w:eastAsia="Times New Roman" w:hAnsi="Times New Roman" w:cs="Times New Roman"/>
-          <w:sz w:val="26"/>
-          <w:szCs w:val="26"/>
-          <w:lang w:val="it-IT"/>
-        </w:rPr>
-        <w:t>(iii</w:t>
-      </w:r>
-      <w:r>
-        <w:rPr>
-          <w:rFonts w:ascii="Times New Roman" w:eastAsia="Times New Roman" w:hAnsi="Times New Roman" w:cs="Times New Roman"/>
-          <w:sz w:val="26"/>
-          <w:szCs w:val="26"/>
-          <w:lang w:val="it-IT"/>
-        </w:rPr>
-        <w:t xml:space="preserve">) Bên thế chấp phải chịu mọi chi phí hợp lý, cần thiết cho việc thu giữ tài sản thế chấp; trong trường hợp gây cản trở không giao tài sản thế chấp mà gây thiệt hại cho Bên A thì phải bồi thường thiệt hại thực tế. </w:t>
-      </w:r>
-    </w:p>
-    <w:p>
-      <w:pPr>
-        <w:spacing w:after="0" w:line="269" w:lineRule="auto"/>
-        <w:ind w:firstLine="567"/>
-        <w:jc w:val="both"/>
-        <w:rPr>
-          <w:rFonts w:ascii="Times New Roman" w:eastAsia="Times New Roman" w:hAnsi="Times New Roman" w:cs="Times New Roman"/>
-          <w:sz w:val="26"/>
-          <w:szCs w:val="26"/>
-          <w:lang w:val="it-IT"/>
-        </w:rPr>
-      </w:pPr>
-      <w:r>
-        <w:rPr>
-          <w:rFonts w:ascii="Times New Roman" w:eastAsia="Times New Roman" w:hAnsi="Times New Roman" w:cs="Times New Roman"/>
-          <w:sz w:val="26"/>
-          <w:szCs w:val="26"/>
-          <w:lang w:val="it-IT"/>
-        </w:rPr>
-        <w:t xml:space="preserve"> </w:t>
-      </w:r>
-      <w:r>
-        <w:rPr>
-          <w:rFonts w:ascii="Times New Roman" w:eastAsia="Times New Roman" w:hAnsi="Times New Roman" w:cs="Times New Roman"/>
-          <w:sz w:val="26"/>
-          <w:szCs w:val="26"/>
-          <w:lang w:val="it-IT"/>
-        </w:rPr>
-        <w:t>9.2. Quyền truy đòi, thu hồi tài sản thế chấp:</w:t>
-      </w:r>
-    </w:p>
-    <w:p>
-      <w:pPr>
-        <w:spacing w:after="0" w:line="269" w:lineRule="auto"/>
-        <w:ind w:firstLine="567"/>
-        <w:jc w:val="both"/>
-        <w:rPr>
-          <w:rFonts w:ascii="Times New Roman" w:eastAsia="Times New Roman" w:hAnsi="Times New Roman" w:cs="Times New Roman"/>
-          <w:sz w:val="26"/>
-          <w:szCs w:val="26"/>
-          <w:lang w:val="it-IT"/>
-        </w:rPr>
-      </w:pPr>
-      <w:r>
-        <w:rPr>
-          <w:rFonts w:ascii="Times New Roman" w:eastAsia="Times New Roman" w:hAnsi="Times New Roman" w:cs="Times New Roman"/>
-          <w:sz w:val="26"/>
-          <w:szCs w:val="26"/>
-          <w:lang w:val="it-IT"/>
-        </w:rPr>
-        <w:t>Bên A được quyền truy đòi, thu hồi tài sản thế chấp, nếu Bên B tự ý bán, chuyển nhượng, cho tặng, phân chia thừa kế, tẩu tán dưới mọi hình thức (biện pháp bảo đảm phát sinh hiệu lực đối kháng với người thứ ba). Đồng thời được quyền yêu các cơ quan nhà nước có thẩm quyền áp dụng các biện pháp ngăn chặn khẩn cấp tạm thời đối với tài sản thế chấp.</w:t>
-      </w:r>
-    </w:p>
-    <w:p>
-      <w:pPr>
-        <w:spacing w:after="0" w:line="269" w:lineRule="auto"/>
-        <w:ind w:firstLine="567"/>
-        <w:jc w:val="both"/>
-        <w:rPr>
-          <w:rFonts w:ascii="Times New Roman" w:eastAsia="Times New Roman" w:hAnsi="Times New Roman" w:cs="Times New Roman"/>
-          <w:sz w:val="26"/>
-          <w:szCs w:val="26"/>
-          <w:lang w:val="it-IT"/>
-        </w:rPr>
-      </w:pPr>
-      <w:r>
-        <w:rPr>
-          <w:rFonts w:ascii="Times New Roman" w:eastAsia="Times New Roman" w:hAnsi="Times New Roman" w:cs="Times New Roman"/>
-          <w:sz w:val="26"/>
-          <w:szCs w:val="26"/>
-          <w:lang w:val="it-IT"/>
-        </w:rPr>
-        <w:t>9.3. Quyền đòi nợ:</w:t>
+        <w:t>d) Việc giao kết Hợp đồng này là hoàn toàn tự nguyện, không bị lừa dối hay ép buộc</w:t>
+      </w:r>
+      <w:r>
+        <w:rPr>
+          <w:rFonts w:ascii="Times New Roman" w:eastAsia="Times New Roman" w:hAnsi="Times New Roman" w:cs="Times New Roman"/>
+          <w:sz w:val="26"/>
+          <w:szCs w:val="26"/>
+          <w:lang w:val="it-IT"/>
+        </w:rPr>
+        <w:t>.</w:t>
+      </w:r>
+    </w:p>
+    <w:p>
+      <w:pPr>
+        <w:spacing w:after="0" w:line="269" w:lineRule="auto"/>
+        <w:ind w:firstLine="567"/>
+        <w:jc w:val="both"/>
+        <w:rPr>
+          <w:rFonts w:ascii="Times New Roman" w:eastAsia="Times New Roman" w:hAnsi="Times New Roman" w:cs="Times New Roman"/>
+          <w:sz w:val="26"/>
+          <w:szCs w:val="26"/>
+          <w:lang w:val="it-IT"/>
+        </w:rPr>
+      </w:pPr>
+      <w:r>
+        <w:rPr>
+          <w:rFonts w:ascii="Times New Roman" w:eastAsia="Times New Roman" w:hAnsi="Times New Roman" w:cs="Times New Roman"/>
+          <w:sz w:val="26"/>
+          <w:szCs w:val="26"/>
+          <w:lang w:val="it-IT"/>
+        </w:rPr>
+        <w:t>e) Cam kết thực hiện đầy đủ các thủ tục pháp lý theo quy định của pháp luật và hướng dẫn của Bên A và phối kết hợp với Bên A khi phải xử lý tài sản.</w:t>
+      </w:r>
+    </w:p>
+    <w:p>
+      <w:pPr>
+        <w:spacing w:after="0" w:line="269" w:lineRule="auto"/>
+        <w:ind w:firstLine="567"/>
+        <w:jc w:val="both"/>
+        <w:rPr>
+          <w:rFonts w:ascii="Times New Roman" w:eastAsia="Times New Roman" w:hAnsi="Times New Roman" w:cs="Times New Roman"/>
+          <w:sz w:val="26"/>
+          <w:szCs w:val="26"/>
+          <w:lang w:val="it-IT"/>
+        </w:rPr>
+      </w:pPr>
+      <w:r>
+        <w:rPr>
+          <w:rFonts w:ascii="Times New Roman" w:eastAsia="Times New Roman" w:hAnsi="Times New Roman" w:cs="Times New Roman"/>
+          <w:sz w:val="26"/>
+          <w:szCs w:val="26"/>
+          <w:lang w:val="it-IT"/>
+        </w:rPr>
+        <w:t>f) Cam kết thực hiện đúng đầy đủ các thỏa thuận đã ghi trong Hợp đồng này.</w:t>
+      </w:r>
+    </w:p>
+    <w:p>
+      <w:pPr>
+        <w:spacing w:after="0" w:line="269" w:lineRule="auto"/>
+        <w:ind w:firstLine="567"/>
+        <w:jc w:val="both"/>
+        <w:rPr>
+          <w:rFonts w:ascii="Times New Roman" w:eastAsia="Times New Roman" w:hAnsi="Times New Roman" w:cs="Times New Roman"/>
+          <w:b/>
+          <w:sz w:val="26"/>
+          <w:szCs w:val="26"/>
+          <w:lang w:val="it-IT"/>
+        </w:rPr>
+      </w:pPr>
+      <w:r>
+        <w:rPr>
+          <w:rFonts w:ascii="Times New Roman" w:eastAsia="Times New Roman" w:hAnsi="Times New Roman" w:cs="Times New Roman"/>
+          <w:b/>
+          <w:sz w:val="26"/>
+          <w:szCs w:val="26"/>
+          <w:lang w:val="it-IT"/>
+        </w:rPr>
+        <w:t>Điều 13. Luật điều chỉnh, cơ quan giải quyết tranh chấp</w:t>
+      </w:r>
+    </w:p>
+    <w:p>
+      <w:pPr>
+        <w:spacing w:after="0" w:line="269" w:lineRule="auto"/>
+        <w:ind w:firstLine="567"/>
+        <w:jc w:val="both"/>
+        <w:rPr>
+          <w:rFonts w:ascii="Times New Roman" w:eastAsia="Times New Roman" w:hAnsi="Times New Roman" w:cs="Times New Roman"/>
+          <w:sz w:val="26"/>
+          <w:szCs w:val="26"/>
+          <w:lang w:val="it-IT"/>
+        </w:rPr>
+      </w:pPr>
+      <w:r>
+        <w:rPr>
+          <w:rFonts w:ascii="Times New Roman" w:eastAsia="Times New Roman" w:hAnsi="Times New Roman" w:cs="Times New Roman"/>
+          <w:sz w:val="26"/>
+          <w:szCs w:val="26"/>
+          <w:lang w:val="it-IT"/>
+        </w:rPr>
+        <w:t>Trong quá trình thực hiện Hợp đồng này nếu có phát sinh tranh chấp, các bên cùng nhau thương lượng, giải quyết trên nguyên tắc tôn trọng quyền lợi của nhau; trong trường hợp không thương lượng được thì các Bên thống nhất giải quyết tranh chấp tại Tòa án nhân dân theo quy định của pháp luật.</w:t>
+      </w:r>
+    </w:p>
+    <w:p>
+      <w:pPr>
+        <w:spacing w:after="0" w:line="269" w:lineRule="auto"/>
+        <w:ind w:firstLine="567"/>
+        <w:jc w:val="both"/>
+        <w:rPr>
+          <w:rFonts w:ascii="Times New Roman" w:eastAsia="Times New Roman" w:hAnsi="Times New Roman" w:cs="Times New Roman"/>
+          <w:b/>
+          <w:sz w:val="26"/>
+          <w:szCs w:val="26"/>
+          <w:lang w:val="it-IT"/>
+        </w:rPr>
+      </w:pPr>
+      <w:r>
+        <w:rPr>
+          <w:rFonts w:ascii="Times New Roman" w:eastAsia="Times New Roman" w:hAnsi="Times New Roman" w:cs="Times New Roman"/>
+          <w:b/>
+          <w:sz w:val="26"/>
+          <w:szCs w:val="26"/>
+          <w:lang w:val="it-IT"/>
+        </w:rPr>
+        <w:t>Điều 14. Hiệu lực của Hợp đồng</w:t>
+      </w:r>
+    </w:p>
+    <w:p>
+      <w:pPr>
+        <w:spacing w:after="0" w:line="269" w:lineRule="auto"/>
+        <w:ind w:firstLine="567"/>
+        <w:jc w:val="both"/>
+        <w:rPr>
+          <w:rFonts w:ascii="Times New Roman" w:eastAsia="Times New Roman" w:hAnsi="Times New Roman" w:cs="Times New Roman"/>
+          <w:sz w:val="26"/>
+          <w:szCs w:val="26"/>
+          <w:lang w:val="it-IT"/>
+        </w:rPr>
+      </w:pPr>
+      <w:r>
+        <w:rPr>
+          <w:rFonts w:ascii="Times New Roman" w:eastAsia="Times New Roman" w:hAnsi="Times New Roman" w:cs="Times New Roman"/>
+          <w:sz w:val="26"/>
+          <w:szCs w:val="26"/>
+          <w:lang w:val="it-IT"/>
+        </w:rPr>
+        <w:t>14.1. Hiệu lực của Hợp đồng:</w:t>
+      </w:r>
+    </w:p>
+    <w:p>
+      <w:pPr>
+        <w:spacing w:after="0" w:line="269" w:lineRule="auto"/>
+        <w:ind w:firstLine="567"/>
+        <w:jc w:val="both"/>
+        <w:rPr>
+          <w:rFonts w:ascii="Times New Roman" w:eastAsia="Times New Roman" w:hAnsi="Times New Roman" w:cs="Times New Roman"/>
+          <w:sz w:val="26"/>
+          <w:szCs w:val="26"/>
+          <w:lang w:val="it-IT"/>
+        </w:rPr>
+      </w:pPr>
+      <w:r>
+        <w:rPr>
+          <w:rFonts w:ascii="Times New Roman" w:eastAsia="Times New Roman" w:hAnsi="Times New Roman" w:cs="Times New Roman"/>
+          <w:sz w:val="26"/>
+          <w:szCs w:val="26"/>
+          <w:lang w:val="it-IT"/>
+        </w:rPr>
+        <w:t xml:space="preserve">Hợp đồng này có hiệu lực kể từ khi các Bên có tên trong Hợp đồng ký tên và được cơ quan cấp có thẩm quyền ban hành lời chứng. Mọi sửa đổi, bổ sung Hợp đồng này phải được sự đồng ý của các bên và lập thành văn bản.     </w:t>
+      </w:r>
+    </w:p>
+    <w:p>
+      <w:pPr>
+        <w:spacing w:after="0" w:line="269" w:lineRule="auto"/>
+        <w:ind w:firstLine="567"/>
+        <w:jc w:val="both"/>
+        <w:rPr>
+          <w:rFonts w:ascii="Times New Roman" w:eastAsia="Times New Roman" w:hAnsi="Times New Roman" w:cs="Times New Roman"/>
+          <w:sz w:val="26"/>
+          <w:szCs w:val="26"/>
+          <w:lang w:val="it-IT"/>
+        </w:rPr>
+      </w:pPr>
+      <w:r>
+        <w:rPr>
+          <w:rFonts w:ascii="Times New Roman" w:eastAsia="Times New Roman" w:hAnsi="Times New Roman" w:cs="Times New Roman"/>
+          <w:sz w:val="26"/>
+          <w:szCs w:val="26"/>
+          <w:lang w:val="it-IT"/>
+        </w:rPr>
+        <w:t>14.2. Hợp đồng này hết hiệu lực trong các trường hợp sau:</w:t>
+      </w:r>
+    </w:p>
+    <w:p>
+      <w:pPr>
+        <w:spacing w:after="0" w:line="269" w:lineRule="auto"/>
+        <w:ind w:firstLine="567"/>
+        <w:jc w:val="both"/>
+        <w:rPr>
+          <w:rFonts w:ascii="Times New Roman" w:eastAsia="Times New Roman" w:hAnsi="Times New Roman" w:cs="Times New Roman"/>
+          <w:sz w:val="26"/>
+          <w:szCs w:val="26"/>
+          <w:lang w:val="it-IT"/>
+        </w:rPr>
+      </w:pPr>
+      <w:r>
+        <w:rPr>
+          <w:rFonts w:ascii="Times New Roman" w:eastAsia="Times New Roman" w:hAnsi="Times New Roman" w:cs="Times New Roman"/>
+          <w:sz w:val="26"/>
+          <w:szCs w:val="26"/>
+          <w:lang w:val="it-IT"/>
+        </w:rPr>
+        <w:t xml:space="preserve">a) Bên B đã hoàn thành đầy đủ nghĩa vụ được bảo đảm theo hợp đồng này và được Bên A chấp thuận xóa đăng ký giao dịch bảo đảm và cơ quan nhà nước có thẩm quyền thực hiện xóa đăng ký giao dịch bảo đảm theo quy định.     </w:t>
+      </w:r>
+    </w:p>
+    <w:p>
+      <w:pPr>
+        <w:spacing w:after="0" w:line="269" w:lineRule="auto"/>
+        <w:ind w:firstLine="567"/>
+        <w:jc w:val="both"/>
+        <w:rPr>
+          <w:rFonts w:ascii="Times New Roman" w:eastAsia="Times New Roman" w:hAnsi="Times New Roman" w:cs="Times New Roman"/>
+          <w:sz w:val="26"/>
+          <w:szCs w:val="26"/>
+          <w:lang w:val="it-IT"/>
+        </w:rPr>
+      </w:pPr>
+      <w:r>
+        <w:rPr>
+          <w:rFonts w:ascii="Times New Roman" w:eastAsia="Times New Roman" w:hAnsi="Times New Roman" w:cs="Times New Roman"/>
+          <w:sz w:val="26"/>
+          <w:szCs w:val="26"/>
+          <w:lang w:val="it-IT"/>
+        </w:rPr>
+        <w:t>b) Tài sản thế chấp đã được xử lý để thực hiện nghĩa vụ</w:t>
       </w:r>
     </w:p>
     <w:p>
@@ -4689,2152 +6798,6 @@
           <w:lang w:val="it-IT"/>
         </w:rPr>
         <w:lastRenderedPageBreak/>
-        <w:t>Bên A có quyền thế chấp một phần hoặc toàn bộ quyền đòi nợ, gồm cả quyền đòi nợ trong tương lai cho Bên thứ ba mà không cần có sự đồng ý của Bên B.</w:t>
-      </w:r>
-    </w:p>
-    <w:p>
-      <w:pPr>
-        <w:spacing w:after="0" w:line="269" w:lineRule="auto"/>
-        <w:ind w:firstLine="567"/>
-        <w:jc w:val="both"/>
-        <w:rPr>
-          <w:rFonts w:ascii="Times New Roman" w:eastAsia="Times New Roman" w:hAnsi="Times New Roman" w:cs="Times New Roman"/>
-          <w:b/>
-          <w:sz w:val="26"/>
-          <w:szCs w:val="26"/>
-          <w:lang w:val="it-IT"/>
-        </w:rPr>
-      </w:pPr>
-      <w:r>
-        <w:rPr>
-          <w:rFonts w:ascii="Times New Roman" w:eastAsia="Times New Roman" w:hAnsi="Times New Roman" w:cs="Times New Roman"/>
-          <w:b/>
-          <w:sz w:val="26"/>
-          <w:szCs w:val="26"/>
-          <w:lang w:val="it-IT"/>
-        </w:rPr>
-        <w:t>Điều 10. Xử lý tài sản thế chấp</w:t>
-      </w:r>
-    </w:p>
-    <w:p>
-      <w:pPr>
-        <w:spacing w:after="0" w:line="269" w:lineRule="auto"/>
-        <w:ind w:firstLine="567"/>
-        <w:jc w:val="both"/>
-        <w:rPr>
-          <w:rFonts w:ascii="Times New Roman" w:eastAsia="Times New Roman" w:hAnsi="Times New Roman" w:cs="Times New Roman"/>
-          <w:sz w:val="26"/>
-          <w:szCs w:val="26"/>
-          <w:lang w:val="it-IT"/>
-        </w:rPr>
-      </w:pPr>
-      <w:r>
-        <w:rPr>
-          <w:rFonts w:ascii="Times New Roman" w:eastAsia="Times New Roman" w:hAnsi="Times New Roman" w:cs="Times New Roman"/>
-          <w:sz w:val="26"/>
-          <w:szCs w:val="26"/>
-          <w:lang w:val="it-IT"/>
-        </w:rPr>
-        <w:t xml:space="preserve">10.1. Bên A được toàn quyền xử lý tài sản thế chấp để thực hiện nghĩa vụ được bảo đảm khi một, một số hoặc tất cả các trường hợp sau xảy ra:     </w:t>
-      </w:r>
-    </w:p>
-    <w:p>
-      <w:pPr>
-        <w:spacing w:after="0" w:line="269" w:lineRule="auto"/>
-        <w:ind w:firstLine="567"/>
-        <w:jc w:val="both"/>
-        <w:rPr>
-          <w:rFonts w:ascii="Times New Roman" w:eastAsia="Times New Roman" w:hAnsi="Times New Roman" w:cs="Times New Roman"/>
-          <w:sz w:val="26"/>
-          <w:szCs w:val="26"/>
-          <w:lang w:val="it-IT"/>
-        </w:rPr>
-      </w:pPr>
-      <w:r>
-        <w:rPr>
-          <w:rFonts w:ascii="Times New Roman" w:eastAsia="Times New Roman" w:hAnsi="Times New Roman" w:cs="Times New Roman"/>
-          <w:sz w:val="26"/>
-          <w:szCs w:val="26"/>
-          <w:lang w:val="it-IT"/>
-        </w:rPr>
-        <w:t>a) Đến hạn thực hiện nghĩa vụ mà Bên B không tự giác, cố tình trốn tránh chây ì thực hiện hoặc thực hiện không đúng, không đầy đủ nghĩa vụ trả nợ</w:t>
-      </w:r>
-    </w:p>
-    <w:p>
-      <w:pPr>
-        <w:spacing w:after="0" w:line="269" w:lineRule="auto"/>
-        <w:ind w:firstLine="567"/>
-        <w:jc w:val="both"/>
-        <w:rPr>
-          <w:rFonts w:ascii="Times New Roman" w:eastAsia="Times New Roman" w:hAnsi="Times New Roman" w:cs="Times New Roman"/>
-          <w:sz w:val="26"/>
-          <w:szCs w:val="26"/>
-          <w:lang w:val="it-IT"/>
-        </w:rPr>
-      </w:pPr>
-      <w:r>
-        <w:rPr>
-          <w:rFonts w:ascii="Times New Roman" w:eastAsia="Times New Roman" w:hAnsi="Times New Roman" w:cs="Times New Roman"/>
-          <w:sz w:val="26"/>
-          <w:szCs w:val="26"/>
-          <w:lang w:val="it-IT"/>
-        </w:rPr>
-        <w:t>b) Bên B phải thực hiện nghĩa vụ trước hạn theo yêu cầu của Bên A do vi phạm nghĩa vụ, các điều khoản đã thỏa thuận tại Hợp đồng thế chấp này và/hoặc các hợp đồng cho vay liên quan hoặc vi phạm các quy định của pháp luật mà Bên B không thực hiện hoặc thực hiện không đúng, không đầy đủ nghĩa vụ hoàn trả nợ.</w:t>
-      </w:r>
-    </w:p>
-    <w:p>
-      <w:pPr>
-        <w:spacing w:after="0" w:line="269" w:lineRule="auto"/>
-        <w:ind w:firstLine="567"/>
-        <w:jc w:val="both"/>
-        <w:rPr>
-          <w:rFonts w:ascii="Times New Roman" w:eastAsia="Times New Roman" w:hAnsi="Times New Roman" w:cs="Times New Roman"/>
-          <w:sz w:val="26"/>
-          <w:szCs w:val="26"/>
-          <w:lang w:val="it-IT"/>
-        </w:rPr>
-      </w:pPr>
-      <w:r>
-        <w:rPr>
-          <w:rFonts w:ascii="Times New Roman" w:eastAsia="Times New Roman" w:hAnsi="Times New Roman" w:cs="Times New Roman"/>
-          <w:sz w:val="26"/>
-          <w:szCs w:val="26"/>
-          <w:lang w:val="it-IT"/>
-        </w:rPr>
-        <w:t>c) Bên B và Bên B vi phạm Hợp đồng này hoặc bất cứ Hợp đồng, văn bản thỏa thuận nào khác với Bên A. Bên A đánh giá việc xử lý tài sản thế chấp là cần thiết để thu hồi nợ hoặc để thay thế tài sản thế chấp bằng tiền để thay thế tài sản thế chấp.</w:t>
-      </w:r>
-    </w:p>
-    <w:p>
-      <w:pPr>
-        <w:spacing w:after="0" w:line="269" w:lineRule="auto"/>
-        <w:ind w:firstLine="567"/>
-        <w:jc w:val="both"/>
-        <w:rPr>
-          <w:rFonts w:ascii="Times New Roman" w:eastAsia="Times New Roman" w:hAnsi="Times New Roman" w:cs="Times New Roman"/>
-          <w:sz w:val="26"/>
-          <w:szCs w:val="26"/>
-          <w:lang w:val="it-IT"/>
-        </w:rPr>
-      </w:pPr>
-      <w:r>
-        <w:rPr>
-          <w:rFonts w:ascii="Times New Roman" w:eastAsia="Times New Roman" w:hAnsi="Times New Roman" w:cs="Times New Roman"/>
-          <w:sz w:val="26"/>
-          <w:szCs w:val="26"/>
-          <w:lang w:val="it-IT"/>
-        </w:rPr>
-        <w:t>d) Phát sinh một, một số hoặc tất cả các trường hợp sau đối với một, một số hoặc tất cả các cá nhân Bên B.</w:t>
-      </w:r>
-    </w:p>
-    <w:p>
-      <w:pPr>
-        <w:spacing w:after="0" w:line="269" w:lineRule="auto"/>
-        <w:ind w:firstLine="567"/>
-        <w:jc w:val="both"/>
-        <w:rPr>
-          <w:rFonts w:ascii="Times New Roman" w:eastAsia="Times New Roman" w:hAnsi="Times New Roman" w:cs="Times New Roman"/>
-          <w:sz w:val="26"/>
-          <w:szCs w:val="26"/>
-          <w:lang w:val="it-IT"/>
-        </w:rPr>
-      </w:pPr>
-      <w:r>
-        <w:rPr>
-          <w:rFonts w:ascii="Times New Roman" w:eastAsia="Times New Roman" w:hAnsi="Times New Roman" w:cs="Times New Roman"/>
-          <w:sz w:val="26"/>
-          <w:szCs w:val="26"/>
-          <w:lang w:val="it-IT"/>
-        </w:rPr>
-        <w:t>(i) Chết, mất tích hoặc bị tuyên bố mất tích.</w:t>
-      </w:r>
-    </w:p>
-    <w:p>
-      <w:pPr>
-        <w:spacing w:after="0" w:line="269" w:lineRule="auto"/>
-        <w:ind w:firstLine="567"/>
-        <w:jc w:val="both"/>
-        <w:rPr>
-          <w:rFonts w:ascii="Times New Roman" w:eastAsia="Times New Roman" w:hAnsi="Times New Roman" w:cs="Times New Roman"/>
-          <w:sz w:val="26"/>
-          <w:szCs w:val="26"/>
-          <w:lang w:val="it-IT"/>
-        </w:rPr>
-      </w:pPr>
-      <w:r>
-        <w:rPr>
-          <w:rFonts w:ascii="Times New Roman" w:eastAsia="Times New Roman" w:hAnsi="Times New Roman" w:cs="Times New Roman"/>
-          <w:sz w:val="26"/>
-          <w:szCs w:val="26"/>
-          <w:lang w:val="it-IT"/>
-        </w:rPr>
-        <w:t>(ii) Bị tuyên bố hạn chế hoặc mất năng lực hành vi dân sự hoặc khó khăn trong nhận thức, làm chủ hành vi.</w:t>
-      </w:r>
-    </w:p>
-    <w:p>
-      <w:pPr>
-        <w:spacing w:after="0" w:line="269" w:lineRule="auto"/>
-        <w:ind w:firstLine="567"/>
-        <w:jc w:val="both"/>
-        <w:rPr>
-          <w:rFonts w:ascii="Times New Roman" w:eastAsia="Times New Roman" w:hAnsi="Times New Roman" w:cs="Times New Roman"/>
-          <w:sz w:val="26"/>
-          <w:szCs w:val="26"/>
-          <w:lang w:val="it-IT"/>
-        </w:rPr>
-      </w:pPr>
-      <w:r>
-        <w:rPr>
-          <w:rFonts w:ascii="Times New Roman" w:eastAsia="Times New Roman" w:hAnsi="Times New Roman" w:cs="Times New Roman"/>
-          <w:sz w:val="26"/>
-          <w:szCs w:val="26"/>
-          <w:lang w:val="it-IT"/>
-        </w:rPr>
-        <w:t>(iii) Bị bên thứ ba khiếu kiện hoặc bị cơ quan có thẩm quyền quyết định khởi tố, bắt tạm giam, điều tra, truy tố vì bất cứ lý do gì.</w:t>
-      </w:r>
-    </w:p>
-    <w:p>
-      <w:pPr>
-        <w:spacing w:after="0" w:line="269" w:lineRule="auto"/>
-        <w:ind w:firstLine="567"/>
-        <w:jc w:val="both"/>
-        <w:rPr>
-          <w:rFonts w:ascii="Times New Roman" w:eastAsia="Times New Roman" w:hAnsi="Times New Roman" w:cs="Times New Roman"/>
-          <w:sz w:val="26"/>
-          <w:szCs w:val="26"/>
-          <w:lang w:val="it-IT"/>
-        </w:rPr>
-      </w:pPr>
-      <w:r>
-        <w:rPr>
-          <w:rFonts w:ascii="Times New Roman" w:eastAsia="Times New Roman" w:hAnsi="Times New Roman" w:cs="Times New Roman"/>
-          <w:sz w:val="26"/>
-          <w:szCs w:val="26"/>
-          <w:lang w:val="it-IT"/>
-        </w:rPr>
-        <w:t>(iv) Bị tuyên án, chấp hành thi hành án.</w:t>
-      </w:r>
-    </w:p>
-    <w:p>
-      <w:pPr>
-        <w:spacing w:after="0" w:line="269" w:lineRule="auto"/>
-        <w:ind w:firstLine="567"/>
-        <w:jc w:val="both"/>
-        <w:rPr>
-          <w:rFonts w:ascii="Times New Roman" w:eastAsia="Times New Roman" w:hAnsi="Times New Roman" w:cs="Times New Roman"/>
-          <w:sz w:val="26"/>
-          <w:szCs w:val="26"/>
-          <w:lang w:val="it-IT"/>
-        </w:rPr>
-      </w:pPr>
-      <w:r>
-        <w:rPr>
-          <w:rFonts w:ascii="Times New Roman" w:eastAsia="Times New Roman" w:hAnsi="Times New Roman" w:cs="Times New Roman"/>
-          <w:sz w:val="26"/>
-          <w:szCs w:val="26"/>
-          <w:lang w:val="it-IT"/>
-        </w:rPr>
-        <w:t>(v) Ly hôn, chia tài sản của vợ chồng trong thời kỳ hôn nhân.</w:t>
-      </w:r>
-    </w:p>
-    <w:p>
-      <w:pPr>
-        <w:spacing w:after="0" w:line="269" w:lineRule="auto"/>
-        <w:ind w:firstLine="567"/>
-        <w:jc w:val="both"/>
-        <w:rPr>
-          <w:rFonts w:ascii="Times New Roman" w:eastAsia="Times New Roman" w:hAnsi="Times New Roman" w:cs="Times New Roman"/>
-          <w:sz w:val="26"/>
-          <w:szCs w:val="26"/>
-          <w:lang w:val="it-IT"/>
-        </w:rPr>
-      </w:pPr>
-      <w:r>
-        <w:rPr>
-          <w:rFonts w:ascii="Times New Roman" w:eastAsia="Times New Roman" w:hAnsi="Times New Roman" w:cs="Times New Roman"/>
-          <w:sz w:val="26"/>
-          <w:szCs w:val="26"/>
-          <w:lang w:val="it-IT"/>
-        </w:rPr>
-        <w:t>(vi) Bỏ trốn, vắng mặt nơi cư trú mà không thông báo cho cơ quan chính quyền địa phương và Bên A; Bên A không thể liên lạc được dưới mọi hình thức hoặc liên lạc nhưng Bên B không về địa phương để thực hiện nghĩa vụ đã cam kết với bên A.</w:t>
-      </w:r>
-    </w:p>
-    <w:p>
-      <w:pPr>
-        <w:spacing w:after="0" w:line="269" w:lineRule="auto"/>
-        <w:ind w:firstLine="567"/>
-        <w:jc w:val="both"/>
-        <w:rPr>
-          <w:rFonts w:ascii="Times New Roman" w:eastAsia="Times New Roman" w:hAnsi="Times New Roman" w:cs="Times New Roman"/>
-          <w:sz w:val="26"/>
-          <w:szCs w:val="26"/>
-          <w:lang w:val="it-IT"/>
-        </w:rPr>
-      </w:pPr>
-      <w:r>
-        <w:rPr>
-          <w:rFonts w:ascii="Times New Roman" w:eastAsia="Times New Roman" w:hAnsi="Times New Roman" w:cs="Times New Roman"/>
-          <w:sz w:val="26"/>
-          <w:szCs w:val="26"/>
-          <w:lang w:val="it-IT"/>
-        </w:rPr>
-        <w:t>e) Xuất hiện việc tranh chấp giữa một hay nhiều bên.</w:t>
-      </w:r>
-    </w:p>
-    <w:p>
-      <w:pPr>
-        <w:spacing w:after="0" w:line="269" w:lineRule="auto"/>
-        <w:ind w:firstLine="567"/>
-        <w:jc w:val="both"/>
-        <w:rPr>
-          <w:rFonts w:ascii="Times New Roman" w:eastAsia="Times New Roman" w:hAnsi="Times New Roman" w:cs="Times New Roman"/>
-          <w:sz w:val="26"/>
-          <w:szCs w:val="26"/>
-          <w:lang w:val="it-IT"/>
-        </w:rPr>
-      </w:pPr>
-      <w:r>
-        <w:rPr>
-          <w:rFonts w:ascii="Times New Roman" w:eastAsia="Times New Roman" w:hAnsi="Times New Roman" w:cs="Times New Roman"/>
-          <w:sz w:val="26"/>
-          <w:szCs w:val="26"/>
-          <w:lang w:val="it-IT"/>
-        </w:rPr>
-        <w:t>f) Tài sản thế chấp phải được xử lý để Bên B thực hiện nghĩa vụ khác theo quy định</w:t>
-      </w:r>
-      <w:r>
-        <w:rPr>
-          <w:rFonts w:ascii="Times New Roman" w:eastAsia="Times New Roman" w:hAnsi="Times New Roman" w:cs="Times New Roman"/>
-          <w:sz w:val="26"/>
-          <w:szCs w:val="26"/>
-          <w:lang w:val="it-IT"/>
-        </w:rPr>
-        <w:t>.</w:t>
-      </w:r>
-    </w:p>
-    <w:p>
-      <w:pPr>
-        <w:spacing w:after="0" w:line="269" w:lineRule="auto"/>
-        <w:ind w:firstLine="567"/>
-        <w:jc w:val="both"/>
-        <w:rPr>
-          <w:rFonts w:ascii="Times New Roman" w:eastAsia="Times New Roman" w:hAnsi="Times New Roman" w:cs="Times New Roman"/>
-          <w:sz w:val="26"/>
-          <w:szCs w:val="26"/>
-          <w:lang w:val="it-IT"/>
-        </w:rPr>
-      </w:pPr>
-      <w:r>
-        <w:rPr>
-          <w:rFonts w:ascii="Times New Roman" w:eastAsia="Times New Roman" w:hAnsi="Times New Roman" w:cs="Times New Roman"/>
-          <w:sz w:val="26"/>
-          <w:szCs w:val="26"/>
-          <w:lang w:val="it-IT"/>
-        </w:rPr>
-        <w:t xml:space="preserve">g) Bất kỳ quy định nào về các tài liệu hoặc hồ sơ pháp lý của Bên B là vô hiệu hoặc bất hợp pháp hoặc bị bất kỳ cơ quan nhà nước có thẩm quyền nào hoặc tòa án bất kỳ tuyên bố là vô giá trị, vô hiệu hoặc bất hợp pháp toàn bộ hay một phần.     </w:t>
-      </w:r>
-    </w:p>
-    <w:p>
-      <w:pPr>
-        <w:spacing w:after="0" w:line="269" w:lineRule="auto"/>
-        <w:ind w:firstLine="567"/>
-        <w:jc w:val="both"/>
-        <w:rPr>
-          <w:rFonts w:ascii="Times New Roman" w:eastAsia="Times New Roman" w:hAnsi="Times New Roman" w:cs="Times New Roman"/>
-          <w:sz w:val="26"/>
-          <w:szCs w:val="26"/>
-          <w:lang w:val="it-IT"/>
-        </w:rPr>
-      </w:pPr>
-      <w:r>
-        <w:rPr>
-          <w:rFonts w:ascii="Times New Roman" w:eastAsia="Times New Roman" w:hAnsi="Times New Roman" w:cs="Times New Roman"/>
-          <w:sz w:val="26"/>
-          <w:szCs w:val="26"/>
-          <w:lang w:val="it-IT"/>
-        </w:rPr>
-        <w:t>h) Các trường hợp khác mà Bên A xét thấy cần thiết phải xử lý tài sản bảo đảm để thanh toán một phần hoặc toàn bộ nghĩa vụ hoàn trả Nợ.</w:t>
-      </w:r>
-    </w:p>
-    <w:p>
-      <w:pPr>
-        <w:spacing w:after="0" w:line="269" w:lineRule="auto"/>
-        <w:ind w:firstLine="567"/>
-        <w:jc w:val="both"/>
-        <w:rPr>
-          <w:rFonts w:ascii="Times New Roman" w:eastAsia="Times New Roman" w:hAnsi="Times New Roman" w:cs="Times New Roman"/>
-          <w:sz w:val="26"/>
-          <w:szCs w:val="26"/>
-          <w:lang w:val="it-IT"/>
-        </w:rPr>
-      </w:pPr>
-      <w:r>
-        <w:rPr>
-          <w:rFonts w:ascii="Times New Roman" w:eastAsia="Times New Roman" w:hAnsi="Times New Roman" w:cs="Times New Roman"/>
-          <w:sz w:val="26"/>
-          <w:szCs w:val="26"/>
-          <w:lang w:val="it-IT"/>
-        </w:rPr>
-        <w:t>i) Các trường hợp khác theo quy định của pháp luật.</w:t>
-      </w:r>
-    </w:p>
-    <w:p>
-      <w:pPr>
-        <w:spacing w:after="0" w:line="269" w:lineRule="auto"/>
-        <w:ind w:firstLine="567"/>
-        <w:jc w:val="both"/>
-        <w:rPr>
-          <w:rFonts w:ascii="Times New Roman" w:eastAsia="Times New Roman" w:hAnsi="Times New Roman" w:cs="Times New Roman"/>
-          <w:sz w:val="26"/>
-          <w:szCs w:val="26"/>
-          <w:lang w:val="it-IT"/>
-        </w:rPr>
-      </w:pPr>
-      <w:r>
-        <w:rPr>
-          <w:rFonts w:ascii="Times New Roman" w:eastAsia="Times New Roman" w:hAnsi="Times New Roman" w:cs="Times New Roman"/>
-          <w:sz w:val="26"/>
-          <w:szCs w:val="26"/>
-          <w:lang w:val="it-IT"/>
-        </w:rPr>
-        <w:t>10.2. Nguyên tắc xử lý tài sản thế chấp:</w:t>
-      </w:r>
-    </w:p>
-    <w:p>
-      <w:pPr>
-        <w:spacing w:after="0" w:line="269" w:lineRule="auto"/>
-        <w:ind w:firstLine="567"/>
-        <w:jc w:val="both"/>
-        <w:rPr>
-          <w:rFonts w:ascii="Times New Roman" w:eastAsia="Times New Roman" w:hAnsi="Times New Roman" w:cs="Times New Roman"/>
-          <w:sz w:val="26"/>
-          <w:szCs w:val="26"/>
-          <w:lang w:val="it-IT"/>
-        </w:rPr>
-      </w:pPr>
-      <w:r>
-        <w:rPr>
-          <w:rFonts w:ascii="Times New Roman" w:eastAsia="Times New Roman" w:hAnsi="Times New Roman" w:cs="Times New Roman"/>
-          <w:sz w:val="26"/>
-          <w:szCs w:val="26"/>
-          <w:lang w:val="it-IT"/>
-        </w:rPr>
-        <w:t>a) Bên A căn cứ vào nội dung đã thỏa thuận trong Hợp đồng này và theo quy định của pháp luật để tiến hành xử lý tài sản thế chấp mà không cần văn bản ủy quyền của các cá nhân Bên B.</w:t>
-      </w:r>
-    </w:p>
-    <w:p>
-      <w:pPr>
-        <w:spacing w:after="0" w:line="269" w:lineRule="auto"/>
-        <w:ind w:firstLine="567"/>
-        <w:jc w:val="both"/>
-        <w:rPr>
-          <w:rFonts w:ascii="Times New Roman" w:eastAsia="Times New Roman" w:hAnsi="Times New Roman" w:cs="Times New Roman"/>
-          <w:sz w:val="26"/>
-          <w:szCs w:val="26"/>
-          <w:lang w:val="it-IT"/>
-        </w:rPr>
-      </w:pPr>
-      <w:r>
-        <w:rPr>
-          <w:rFonts w:ascii="Times New Roman" w:eastAsia="Times New Roman" w:hAnsi="Times New Roman" w:cs="Times New Roman"/>
-          <w:sz w:val="26"/>
-          <w:szCs w:val="26"/>
-          <w:lang w:val="it-IT"/>
-        </w:rPr>
-        <w:t xml:space="preserve">b) Trong thời hạn không quá 30 ngày, kể từ ngày đến hạn thực hiện nghĩa vụ theo thỏa thuận mà Bên B vẫn không thực hiện hoặc thực hiện không đúng, không đầy đủ nghĩa vụ thì Bên B phải chủ động phối hợp với Bên A, giao tài sản cho Bên A để xử lý tài sản thế chấp nhằm thực hiện đầy đủ nghĩa vụ trả nợ. Nếu quá thời hạn trên, Bên A </w:t>
-      </w:r>
-      <w:r>
-        <w:rPr>
-          <w:rFonts w:ascii="Times New Roman" w:eastAsia="Times New Roman" w:hAnsi="Times New Roman" w:cs="Times New Roman"/>
-          <w:sz w:val="26"/>
-          <w:szCs w:val="26"/>
-          <w:lang w:val="it-IT"/>
-        </w:rPr>
-        <w:lastRenderedPageBreak/>
-        <w:t xml:space="preserve">có quyền xử lý tài sản thế chấp mà không cần ý kiến đồng ý, chấp thuận, sự chuyển giao tài sản của Bên B.  </w:t>
-      </w:r>
-    </w:p>
-    <w:p>
-      <w:pPr>
-        <w:spacing w:after="0" w:line="269" w:lineRule="auto"/>
-        <w:ind w:firstLine="567"/>
-        <w:jc w:val="both"/>
-        <w:rPr>
-          <w:rFonts w:ascii="Times New Roman" w:eastAsia="Times New Roman" w:hAnsi="Times New Roman" w:cs="Times New Roman"/>
-          <w:sz w:val="26"/>
-          <w:szCs w:val="26"/>
-          <w:lang w:val="it-IT"/>
-        </w:rPr>
-      </w:pPr>
-      <w:r>
-        <w:rPr>
-          <w:rFonts w:ascii="Times New Roman" w:eastAsia="Times New Roman" w:hAnsi="Times New Roman" w:cs="Times New Roman"/>
-          <w:sz w:val="26"/>
-          <w:szCs w:val="26"/>
-          <w:lang w:val="it-IT"/>
-        </w:rPr>
-        <w:t xml:space="preserve">c) Bên B phải bàn giao tài sản thế chấp theo thông báo của Bên A. Nếu hết thời hạn ấn định theo thông báo mà Bên B không giao tài sản thì Bên A có quyền thu giữ tài sản thế chấp để xử lý mà không cần sự đồng ý, có mặt của Bên B. Bên B phải chịu các chi phí hợp lý cho việc thu giữ tài sản thế chấp; nếu trong trường hợp Bên B không giaotài sản để xử lý hoặc có hành vi cản trở việc thu giữ hợp pháp tài sản thế chấp mà gây thiệt hại cho Bên A thì Bên B phải bồi thường cả phần thiệt hại đó.    </w:t>
-      </w:r>
-    </w:p>
-    <w:p>
-      <w:pPr>
-        <w:spacing w:after="0" w:line="269" w:lineRule="auto"/>
-        <w:ind w:firstLine="567"/>
-        <w:jc w:val="both"/>
-        <w:rPr>
-          <w:rFonts w:ascii="Times New Roman" w:eastAsia="Times New Roman" w:hAnsi="Times New Roman" w:cs="Times New Roman"/>
-          <w:sz w:val="26"/>
-          <w:szCs w:val="26"/>
-          <w:lang w:val="it-IT"/>
-        </w:rPr>
-      </w:pPr>
-      <w:r>
-        <w:rPr>
-          <w:rFonts w:ascii="Times New Roman" w:eastAsia="Times New Roman" w:hAnsi="Times New Roman" w:cs="Times New Roman"/>
-          <w:sz w:val="26"/>
-          <w:szCs w:val="26"/>
-          <w:lang w:val="it-IT"/>
-        </w:rPr>
-        <w:t xml:space="preserve">d) Bên A được quyền bán hoặc định đoạt tài sản thế chấp theo bất cứ phương thức nào, theo một hay nhiều giao dịch do Bên A quyết định phù hợp với quy định của pháp luật và thỏa thuận của các Bên tại khoản 10.3 Điều này.   </w:t>
-      </w:r>
-    </w:p>
-    <w:p>
-      <w:pPr>
-        <w:spacing w:after="0" w:line="269" w:lineRule="auto"/>
-        <w:ind w:firstLine="567"/>
-        <w:jc w:val="both"/>
-        <w:rPr>
-          <w:rFonts w:ascii="Times New Roman" w:eastAsia="Times New Roman" w:hAnsi="Times New Roman" w:cs="Times New Roman"/>
-          <w:sz w:val="26"/>
-          <w:szCs w:val="26"/>
-          <w:lang w:val="it-IT"/>
-        </w:rPr>
-      </w:pPr>
-      <w:r>
-        <w:rPr>
-          <w:rFonts w:ascii="Times New Roman" w:eastAsia="Times New Roman" w:hAnsi="Times New Roman" w:cs="Times New Roman"/>
-          <w:sz w:val="26"/>
-          <w:szCs w:val="26"/>
-          <w:lang w:val="it-IT"/>
-        </w:rPr>
-        <w:t xml:space="preserve">e) Xác định giá tài sản thế chấp khi xử lý tài sản thế chấp được thực hiện trên cơ sở thỏa thuận giữa Bên B và Bên A. Trong mọi trường hợp nếu không thỏa thuận được giá tài sản thế chấp vì bất cứ lý do gì thì Bên A có quyền lựa chọn một trong các phương thức sau:     </w:t>
-      </w:r>
-    </w:p>
-    <w:p>
-      <w:pPr>
-        <w:spacing w:after="0" w:line="269" w:lineRule="auto"/>
-        <w:ind w:firstLine="567"/>
-        <w:jc w:val="both"/>
-        <w:rPr>
-          <w:rFonts w:ascii="Times New Roman" w:eastAsia="Times New Roman" w:hAnsi="Times New Roman" w:cs="Times New Roman"/>
-          <w:sz w:val="26"/>
-          <w:szCs w:val="26"/>
-          <w:lang w:val="it-IT"/>
-        </w:rPr>
-      </w:pPr>
-      <w:r>
-        <w:rPr>
-          <w:rFonts w:ascii="Times New Roman" w:eastAsia="Times New Roman" w:hAnsi="Times New Roman" w:cs="Times New Roman"/>
-          <w:sz w:val="26"/>
-          <w:szCs w:val="26"/>
-          <w:lang w:val="it-IT"/>
-        </w:rPr>
-        <w:t>(i) Bên A quyết định giá trị tài sản thế chấp để xử lý tài sản thế chấp; hoặc (ii) Bên A chỉ định tổ chức có chức năng định giá tài sản để xác định giá tài sản thế chấp để xử lý tài sản thế chấp. Nguyên tắc xác định tài sản thế chấp khi xử lý tài sản thế chấp được áp dụng cho tất cả các phương thức xử lý tài sản thế chấp được quy định tại khoản 10.3 Điều này (bao gồm cả trường hợp bán tài sản qua đấu giá và không qua đấu giá).</w:t>
-      </w:r>
-    </w:p>
-    <w:p>
-      <w:pPr>
-        <w:spacing w:after="0" w:line="269" w:lineRule="auto"/>
-        <w:ind w:firstLine="567"/>
-        <w:jc w:val="both"/>
-        <w:rPr>
-          <w:rFonts w:ascii="Times New Roman" w:eastAsia="Times New Roman" w:hAnsi="Times New Roman" w:cs="Times New Roman"/>
-          <w:sz w:val="26"/>
-          <w:szCs w:val="26"/>
-          <w:lang w:val="it-IT"/>
-        </w:rPr>
-      </w:pPr>
-      <w:r>
-        <w:rPr>
-          <w:rFonts w:ascii="Times New Roman" w:eastAsia="Times New Roman" w:hAnsi="Times New Roman" w:cs="Times New Roman"/>
-          <w:sz w:val="26"/>
-          <w:szCs w:val="26"/>
-          <w:lang w:val="it-IT"/>
-        </w:rPr>
-        <w:t xml:space="preserve">f) Trường hợp một tài sản thế chấp được bảo đảm cho nhiều nghĩa vụ trả nợ của Bên B với Bên A, nếu phải xử lý tài sản thế chấp để thực hiện một nghĩa vụ trả nợ đến hạn thì các nghĩa vụ trả nợ khác tuy chưa đến hạn cũng được coi là đến hạn và Bên A được xử lý tài sản thế chấp để thu hồi toàn bộ các nghĩa vụ trả nợ của Bên B. Bên A có </w:t>
-      </w:r>
-      <w:r>
-        <w:rPr>
-          <w:rFonts w:ascii="Times New Roman" w:eastAsia="Times New Roman" w:hAnsi="Times New Roman" w:cs="Times New Roman"/>
-          <w:sz w:val="26"/>
-          <w:szCs w:val="26"/>
-          <w:lang w:val="it-IT"/>
-        </w:rPr>
-        <w:t xml:space="preserve"> </w:t>
-      </w:r>
-      <w:r>
-        <w:rPr>
-          <w:rFonts w:ascii="Times New Roman" w:eastAsia="Times New Roman" w:hAnsi="Times New Roman" w:cs="Times New Roman"/>
-          <w:sz w:val="26"/>
-          <w:szCs w:val="26"/>
-          <w:lang w:val="it-IT"/>
-        </w:rPr>
-        <w:t xml:space="preserve">quyền quyết định thứ tự và lựa chọn nghĩa vụ được bảo đảm ưu tiên thanh toán khi xử lý tài sản thế chấp. Bên B đồng ý vô điều kiện và không có thắc mắc khiếu kiện với quyết định của Bên A.   </w:t>
-      </w:r>
-    </w:p>
-    <w:p>
-      <w:pPr>
-        <w:spacing w:after="0" w:line="269" w:lineRule="auto"/>
-        <w:ind w:firstLine="567"/>
-        <w:jc w:val="both"/>
-        <w:rPr>
-          <w:rFonts w:ascii="Times New Roman" w:eastAsia="Times New Roman" w:hAnsi="Times New Roman" w:cs="Times New Roman"/>
-          <w:sz w:val="26"/>
-          <w:szCs w:val="26"/>
-          <w:lang w:val="it-IT"/>
-        </w:rPr>
-      </w:pPr>
-      <w:r>
-        <w:rPr>
-          <w:rFonts w:ascii="Times New Roman" w:eastAsia="Times New Roman" w:hAnsi="Times New Roman" w:cs="Times New Roman"/>
-          <w:sz w:val="26"/>
-          <w:szCs w:val="26"/>
-          <w:lang w:val="it-IT"/>
-        </w:rPr>
-        <w:t xml:space="preserve">g) Tại thời điểm xử lý tài sản thế chấp, nếu diện tích đất và tài sản gắn liền với đất thuộc tài sản thế chấp thay đổi với bất kỳ lý do gì (lớn hơn hoặc nhỏ hơn so với diện tích trên giấy chứng nhận quyền sở hữu/ quyền sử dụng tài sản bảo đảm tài sản gắn liền với đất xây dựng không đúng phép; tài sản gắn liền với đất chưa được cấp giấy chứng nhận quyền sở hữu...) hoặc có sự thay đổi hoặc có sự khác biệt so với mô tả trong Hợp đồng này thì Bên A vẫn có quyền xử lý toàn bộ tài sản thế chấp theo hiện trạng thực tế. Bên B không thể đưa ra lý do này để giữ tài sản thế chấp hoặc ngăn cản Bên A xử lý tài sản thế chấp. Số tiền thu được từ việc xử lý tài sản thực tế cũng được dùng để thanh toán cho nghĩa vụ trả nợ của Bên B tại Bên A.  </w:t>
-      </w:r>
-    </w:p>
-    <w:p>
-      <w:pPr>
-        <w:spacing w:after="0" w:line="269" w:lineRule="auto"/>
-        <w:ind w:firstLine="567"/>
-        <w:jc w:val="both"/>
-        <w:rPr>
-          <w:rFonts w:ascii="Times New Roman" w:eastAsia="Times New Roman" w:hAnsi="Times New Roman" w:cs="Times New Roman"/>
-          <w:sz w:val="26"/>
-          <w:szCs w:val="26"/>
-          <w:lang w:val="it-IT"/>
-        </w:rPr>
-      </w:pPr>
-      <w:r>
-        <w:rPr>
-          <w:rFonts w:ascii="Times New Roman" w:eastAsia="Times New Roman" w:hAnsi="Times New Roman" w:cs="Times New Roman"/>
-          <w:sz w:val="26"/>
-          <w:szCs w:val="26"/>
-          <w:lang w:val="it-IT"/>
-        </w:rPr>
-        <w:t xml:space="preserve">h) Trong quá trình xử lý tài sản thế chấp, Bên A được toàn quyền thực hiện các hoạt động, thủ tục trước cơ quan nhà nước có thẩm quyền, ký kết các thủ tục với người mua để đạt được mục đích xử lý tài sản thế chấp nhằm thu hồi nợ mà không cần có sự đồng ý,  sự có mặt và chữ ký của bất kỳ cá nhân nào Bên B.Tất cả các văn bản, thủ tục do Bên A ký kết, thực hiện trong quá trình xử lý tài sản thế chấp có hiệu lực pháp luật, ràng buộc trách nhiệm của Bên B và cũng là cơ sở để người mua lại tài sản thế chấp đăng ký biến động đất đai và tài sản liền với đất với cơ quan có thẩm quyền để được cấp </w:t>
-      </w:r>
-      <w:r>
-        <w:rPr>
-          <w:rFonts w:ascii="Times New Roman" w:eastAsia="Times New Roman" w:hAnsi="Times New Roman" w:cs="Times New Roman"/>
-          <w:sz w:val="26"/>
-          <w:szCs w:val="26"/>
-          <w:lang w:val="it-IT"/>
-        </w:rPr>
-        <w:lastRenderedPageBreak/>
-        <w:t>giấy chứng nhận quyền sử dụng đất sau khi hoàn tất thủ tục mua lại tài sản thế chấp với Bên A. Bên B cam kết không cản trở, khiếu kiện, tranh chấp với Bên A hoặc Bên mua lại tài sản thế chấp với bất kỳ lý do gì.</w:t>
-      </w:r>
-    </w:p>
-    <w:p>
-      <w:pPr>
-        <w:spacing w:after="0" w:line="269" w:lineRule="auto"/>
-        <w:ind w:firstLine="567"/>
-        <w:jc w:val="both"/>
-        <w:rPr>
-          <w:rFonts w:ascii="Times New Roman" w:eastAsia="Times New Roman" w:hAnsi="Times New Roman" w:cs="Times New Roman"/>
-          <w:sz w:val="26"/>
-          <w:szCs w:val="26"/>
-          <w:lang w:val="it-IT"/>
-        </w:rPr>
-      </w:pPr>
-      <w:r>
-        <w:rPr>
-          <w:rFonts w:ascii="Times New Roman" w:eastAsia="Times New Roman" w:hAnsi="Times New Roman" w:cs="Times New Roman"/>
-          <w:sz w:val="26"/>
-          <w:szCs w:val="26"/>
-          <w:lang w:val="it-IT"/>
-        </w:rPr>
-        <w:t xml:space="preserve">i) Bên B chịu mọi trách nhiệm dân sự với Bên A và/hoặc tổ chức được Bên A ủy quyền, các đối tượng liên quan khác trong trường  hợp Bên B không phối hợp xử lý tài sản thế chấp.     </w:t>
-      </w:r>
-    </w:p>
-    <w:p>
-      <w:pPr>
-        <w:spacing w:after="0" w:line="269" w:lineRule="auto"/>
-        <w:ind w:firstLine="567"/>
-        <w:jc w:val="both"/>
-        <w:rPr>
-          <w:rFonts w:ascii="Times New Roman" w:eastAsia="Times New Roman" w:hAnsi="Times New Roman" w:cs="Times New Roman"/>
-          <w:sz w:val="26"/>
-          <w:szCs w:val="26"/>
-          <w:lang w:val="it-IT"/>
-        </w:rPr>
-      </w:pPr>
-      <w:r>
-        <w:rPr>
-          <w:rFonts w:ascii="Times New Roman" w:eastAsia="Times New Roman" w:hAnsi="Times New Roman" w:cs="Times New Roman"/>
-          <w:sz w:val="26"/>
-          <w:szCs w:val="26"/>
-          <w:lang w:val="it-IT"/>
-        </w:rPr>
-        <w:t>k) Việc xử lý tài sản thế chấp được đảm bảo công khai, minh bạch để đảm bảo quyền lợi cho các Bên.</w:t>
-      </w:r>
-    </w:p>
-    <w:p>
-      <w:pPr>
-        <w:spacing w:after="0" w:line="269" w:lineRule="auto"/>
-        <w:ind w:firstLine="567"/>
-        <w:jc w:val="both"/>
-        <w:rPr>
-          <w:rFonts w:ascii="Times New Roman" w:eastAsia="Times New Roman" w:hAnsi="Times New Roman" w:cs="Times New Roman"/>
-          <w:sz w:val="26"/>
-          <w:szCs w:val="26"/>
-          <w:lang w:val="it-IT"/>
-        </w:rPr>
-      </w:pPr>
-      <w:r>
-        <w:rPr>
-          <w:rFonts w:ascii="Times New Roman" w:eastAsia="Times New Roman" w:hAnsi="Times New Roman" w:cs="Times New Roman"/>
-          <w:sz w:val="26"/>
-          <w:szCs w:val="26"/>
-          <w:lang w:val="it-IT"/>
-        </w:rPr>
-        <w:t xml:space="preserve">10.3. Phương thức xử lý tài sản thế chấp:    </w:t>
-      </w:r>
-    </w:p>
-    <w:p>
-      <w:pPr>
-        <w:spacing w:after="0" w:line="269" w:lineRule="auto"/>
-        <w:ind w:firstLine="567"/>
-        <w:jc w:val="both"/>
-        <w:rPr>
-          <w:rFonts w:ascii="Times New Roman" w:eastAsia="Times New Roman" w:hAnsi="Times New Roman" w:cs="Times New Roman"/>
-          <w:sz w:val="26"/>
-          <w:szCs w:val="26"/>
-          <w:lang w:val="it-IT"/>
-        </w:rPr>
-      </w:pPr>
-      <w:r>
-        <w:rPr>
-          <w:rFonts w:ascii="Times New Roman" w:eastAsia="Times New Roman" w:hAnsi="Times New Roman" w:cs="Times New Roman"/>
-          <w:sz w:val="26"/>
-          <w:szCs w:val="26"/>
-          <w:lang w:val="it-IT"/>
-        </w:rPr>
-        <w:t xml:space="preserve">a) Bên nhận thế chấp tự bán tài sản thế chấp cho người mua mà không cần bất kỳ sự đồng ý hay văn bản ủy quyền chuyển nhượng, xác nhận nào của Bên B; ngoại trừ thông báo cho Bên B. </w:t>
-      </w:r>
-    </w:p>
-    <w:p>
-      <w:pPr>
-        <w:spacing w:after="0" w:line="269" w:lineRule="auto"/>
-        <w:ind w:firstLine="567"/>
-        <w:jc w:val="both"/>
-        <w:rPr>
-          <w:rFonts w:ascii="Times New Roman" w:eastAsia="Times New Roman" w:hAnsi="Times New Roman" w:cs="Times New Roman"/>
-          <w:sz w:val="26"/>
-          <w:szCs w:val="26"/>
-          <w:lang w:val="it-IT"/>
-        </w:rPr>
-      </w:pPr>
-      <w:r>
-        <w:rPr>
-          <w:rFonts w:ascii="Times New Roman" w:eastAsia="Times New Roman" w:hAnsi="Times New Roman" w:cs="Times New Roman"/>
-          <w:sz w:val="26"/>
-          <w:szCs w:val="26"/>
-          <w:lang w:val="it-IT"/>
-        </w:rPr>
-        <w:t>b) Bên A nhận chính tài sản thế chấp để thay thế nghĩa vụ trả nợ của Bên B.</w:t>
-      </w:r>
-    </w:p>
-    <w:p>
-      <w:pPr>
-        <w:spacing w:after="0" w:line="269" w:lineRule="auto"/>
-        <w:ind w:firstLine="567"/>
-        <w:jc w:val="both"/>
-        <w:rPr>
-          <w:rFonts w:ascii="Times New Roman" w:eastAsia="Times New Roman" w:hAnsi="Times New Roman" w:cs="Times New Roman"/>
-          <w:sz w:val="26"/>
-          <w:szCs w:val="26"/>
-          <w:lang w:val="it-IT"/>
-        </w:rPr>
-      </w:pPr>
-      <w:r>
-        <w:rPr>
-          <w:rFonts w:ascii="Times New Roman" w:eastAsia="Times New Roman" w:hAnsi="Times New Roman" w:cs="Times New Roman"/>
-          <w:sz w:val="26"/>
-          <w:szCs w:val="26"/>
-          <w:lang w:val="it-IT"/>
-        </w:rPr>
-        <w:t>c) Bên B và Bên A phối hợp bán tài sản thế chấp cho người mua.</w:t>
-      </w:r>
-    </w:p>
-    <w:p>
-      <w:pPr>
-        <w:spacing w:after="0" w:line="269" w:lineRule="auto"/>
-        <w:ind w:firstLine="567"/>
-        <w:jc w:val="both"/>
-        <w:rPr>
-          <w:rFonts w:ascii="Times New Roman" w:eastAsia="Times New Roman" w:hAnsi="Times New Roman" w:cs="Times New Roman"/>
-          <w:sz w:val="26"/>
-          <w:szCs w:val="26"/>
-          <w:lang w:val="it-IT"/>
-        </w:rPr>
-      </w:pPr>
-      <w:r>
-        <w:rPr>
-          <w:rFonts w:ascii="Times New Roman" w:eastAsia="Times New Roman" w:hAnsi="Times New Roman" w:cs="Times New Roman"/>
-          <w:sz w:val="26"/>
-          <w:szCs w:val="26"/>
-          <w:lang w:val="it-IT"/>
-        </w:rPr>
-        <w:t>d) Bên A ủy quyền hoặc chuyển giao cho tổ chức, cá nhân khác để bán tài sản thế chấp.</w:t>
-      </w:r>
-    </w:p>
-    <w:p>
-      <w:pPr>
-        <w:spacing w:after="0" w:line="269" w:lineRule="auto"/>
-        <w:ind w:firstLine="567"/>
-        <w:jc w:val="both"/>
-        <w:rPr>
-          <w:rFonts w:ascii="Times New Roman" w:eastAsia="Times New Roman" w:hAnsi="Times New Roman" w:cs="Times New Roman"/>
-          <w:sz w:val="26"/>
-          <w:szCs w:val="26"/>
-          <w:lang w:val="it-IT"/>
-        </w:rPr>
-      </w:pPr>
-      <w:r>
-        <w:rPr>
-          <w:rFonts w:ascii="Times New Roman" w:eastAsia="Times New Roman" w:hAnsi="Times New Roman" w:cs="Times New Roman"/>
-          <w:sz w:val="26"/>
-          <w:szCs w:val="26"/>
-          <w:lang w:val="it-IT"/>
-        </w:rPr>
-        <w:t>e) Bên A bán đấu giá tài sản thế chấp thông qua tổ chức đấu giá tài sản theo quy định.</w:t>
-      </w:r>
-    </w:p>
-    <w:p>
-      <w:pPr>
-        <w:spacing w:after="0" w:line="269" w:lineRule="auto"/>
-        <w:ind w:firstLine="567"/>
-        <w:jc w:val="both"/>
-        <w:rPr>
-          <w:rFonts w:ascii="Times New Roman" w:eastAsia="Times New Roman" w:hAnsi="Times New Roman" w:cs="Times New Roman"/>
-          <w:sz w:val="26"/>
-          <w:szCs w:val="26"/>
-          <w:lang w:val="it-IT"/>
-        </w:rPr>
-      </w:pPr>
-      <w:r>
-        <w:rPr>
-          <w:rFonts w:ascii="Times New Roman" w:eastAsia="Times New Roman" w:hAnsi="Times New Roman" w:cs="Times New Roman"/>
-          <w:sz w:val="26"/>
-          <w:szCs w:val="26"/>
-          <w:lang w:val="it-IT"/>
-        </w:rPr>
-        <w:t>f) Bên A yêu cầu Tòa án giải quyết, xử lý tài sản thế chấp.</w:t>
-      </w:r>
-    </w:p>
-    <w:p>
-      <w:pPr>
-        <w:spacing w:after="0" w:line="269" w:lineRule="auto"/>
-        <w:ind w:firstLine="567"/>
-        <w:jc w:val="both"/>
-        <w:rPr>
-          <w:rFonts w:ascii="Times New Roman" w:eastAsia="Times New Roman" w:hAnsi="Times New Roman" w:cs="Times New Roman"/>
-          <w:sz w:val="26"/>
-          <w:szCs w:val="26"/>
-          <w:lang w:val="it-IT"/>
-        </w:rPr>
-      </w:pPr>
-      <w:r>
-        <w:rPr>
-          <w:rFonts w:ascii="Times New Roman" w:eastAsia="Times New Roman" w:hAnsi="Times New Roman" w:cs="Times New Roman"/>
-          <w:sz w:val="26"/>
-          <w:szCs w:val="26"/>
-          <w:lang w:val="it-IT"/>
-        </w:rPr>
-        <w:t>g) Các phương thức khác theo quyết định của Bên A và theo quy định của pháp luật hiện hành.</w:t>
-      </w:r>
-    </w:p>
-    <w:p>
-      <w:pPr>
-        <w:spacing w:after="0" w:line="269" w:lineRule="auto"/>
-        <w:ind w:firstLine="567"/>
-        <w:jc w:val="both"/>
-        <w:rPr>
-          <w:rFonts w:ascii="Times New Roman" w:eastAsia="Times New Roman" w:hAnsi="Times New Roman" w:cs="Times New Roman"/>
-          <w:sz w:val="26"/>
-          <w:szCs w:val="26"/>
-          <w:lang w:val="it-IT"/>
-        </w:rPr>
-      </w:pPr>
-      <w:r>
-        <w:rPr>
-          <w:rFonts w:ascii="Times New Roman" w:eastAsia="Times New Roman" w:hAnsi="Times New Roman" w:cs="Times New Roman"/>
-          <w:sz w:val="26"/>
-          <w:szCs w:val="26"/>
-          <w:lang w:val="it-IT"/>
-        </w:rPr>
-        <w:t>10.4. Bán tài sản thế chấp:</w:t>
-      </w:r>
-    </w:p>
-    <w:p>
-      <w:pPr>
-        <w:spacing w:after="0" w:line="269" w:lineRule="auto"/>
-        <w:ind w:firstLine="567"/>
-        <w:jc w:val="both"/>
-        <w:rPr>
-          <w:rFonts w:ascii="Times New Roman" w:eastAsia="Times New Roman" w:hAnsi="Times New Roman" w:cs="Times New Roman"/>
-          <w:sz w:val="26"/>
-          <w:szCs w:val="26"/>
-          <w:lang w:val="it-IT"/>
-        </w:rPr>
-      </w:pPr>
-      <w:r>
-        <w:rPr>
-          <w:rFonts w:ascii="Times New Roman" w:eastAsia="Times New Roman" w:hAnsi="Times New Roman" w:cs="Times New Roman"/>
-          <w:sz w:val="26"/>
-          <w:szCs w:val="26"/>
-          <w:lang w:val="it-IT"/>
-        </w:rPr>
-        <w:t xml:space="preserve">a) Bên B tự nguyện nhất trí để Bên A được quyền quyết định phương thức Bán tài sản thế chấp để đạt được mục đích hoàn thành nghĩa vụ trả nợ; Bên B cam kết phối hợp với Bên A bán tài sản thế chấp trực tiếp cho người mua hoặc ủy quyền cho Bên thứ ba bán tài sản thế chấp. Bên A thông báo trước cho Bên B về địa điểm, thời gian trước 10 ngày. Sự vắng mặt của một, một số hoặc tất cả các cá nhân Bên B không làm ảnh hưởng đến việc bán tài sản thế chấp.   </w:t>
-      </w:r>
-    </w:p>
-    <w:p>
-      <w:pPr>
-        <w:spacing w:after="0" w:line="269" w:lineRule="auto"/>
-        <w:ind w:firstLine="567"/>
-        <w:jc w:val="both"/>
-        <w:rPr>
-          <w:rFonts w:ascii="Times New Roman" w:eastAsia="Times New Roman" w:hAnsi="Times New Roman" w:cs="Times New Roman"/>
-          <w:sz w:val="26"/>
-          <w:szCs w:val="26"/>
-          <w:lang w:val="it-IT"/>
-        </w:rPr>
-      </w:pPr>
-      <w:r>
-        <w:rPr>
-          <w:rFonts w:ascii="Times New Roman" w:eastAsia="Times New Roman" w:hAnsi="Times New Roman" w:cs="Times New Roman"/>
-          <w:sz w:val="26"/>
-          <w:szCs w:val="26"/>
-          <w:lang w:val="it-IT"/>
-        </w:rPr>
-        <w:t xml:space="preserve">b) Bên B cam đoan tạo mọi điều kiện thuận lợi, không làm bất cứ điều gì ngăn cản, gây khó khăn trong việc bán tài sản thế chấp. Tự nguyện phối hợp với Bên A và/ hoặc Bên thứ ba để bán tài sản thế chấp.     </w:t>
-      </w:r>
-    </w:p>
-    <w:p>
-      <w:pPr>
-        <w:spacing w:after="0" w:line="269" w:lineRule="auto"/>
-        <w:ind w:firstLine="567"/>
-        <w:jc w:val="both"/>
-        <w:rPr>
-          <w:rFonts w:ascii="Times New Roman" w:eastAsia="Times New Roman" w:hAnsi="Times New Roman" w:cs="Times New Roman"/>
-          <w:sz w:val="26"/>
-          <w:szCs w:val="26"/>
-          <w:lang w:val="it-IT"/>
-        </w:rPr>
-      </w:pPr>
-      <w:r>
-        <w:rPr>
-          <w:rFonts w:ascii="Times New Roman" w:eastAsia="Times New Roman" w:hAnsi="Times New Roman" w:cs="Times New Roman"/>
-          <w:sz w:val="26"/>
-          <w:szCs w:val="26"/>
-          <w:lang w:val="it-IT"/>
-        </w:rPr>
-        <w:t>c) Bằng hợp đồng này Bên B ủy quyền không hủy ngang cho Bên A những nội dung sau:</w:t>
-      </w:r>
-    </w:p>
-    <w:p>
-      <w:pPr>
-        <w:spacing w:after="0" w:line="269" w:lineRule="auto"/>
-        <w:ind w:firstLine="567"/>
-        <w:jc w:val="both"/>
-        <w:rPr>
-          <w:rFonts w:ascii="Times New Roman" w:eastAsia="Times New Roman" w:hAnsi="Times New Roman" w:cs="Times New Roman"/>
-          <w:sz w:val="26"/>
-          <w:szCs w:val="26"/>
-          <w:lang w:val="it-IT"/>
-        </w:rPr>
-      </w:pPr>
-      <w:r>
-        <w:rPr>
-          <w:rFonts w:ascii="Times New Roman" w:eastAsia="Times New Roman" w:hAnsi="Times New Roman" w:cs="Times New Roman"/>
-          <w:sz w:val="26"/>
-          <w:szCs w:val="26"/>
-          <w:lang w:val="it-IT"/>
-        </w:rPr>
-        <w:t xml:space="preserve">(i) Bên A được toàn quyền lập tài liệu, hồ sơ phát sinh trong quá trình xử lý tài sản thế chấp. </w:t>
-      </w:r>
-    </w:p>
-    <w:p>
-      <w:pPr>
-        <w:spacing w:after="0" w:line="269" w:lineRule="auto"/>
-        <w:ind w:firstLine="567"/>
-        <w:jc w:val="both"/>
-        <w:rPr>
-          <w:rFonts w:ascii="Times New Roman" w:eastAsia="Times New Roman" w:hAnsi="Times New Roman" w:cs="Times New Roman"/>
-          <w:sz w:val="26"/>
-          <w:szCs w:val="26"/>
-          <w:lang w:val="it-IT"/>
-        </w:rPr>
-      </w:pPr>
-      <w:r>
-        <w:rPr>
-          <w:rFonts w:ascii="Times New Roman" w:eastAsia="Times New Roman" w:hAnsi="Times New Roman" w:cs="Times New Roman"/>
-          <w:sz w:val="26"/>
-          <w:szCs w:val="26"/>
-          <w:lang w:val="it-IT"/>
-        </w:rPr>
-        <w:t xml:space="preserve">(ii) Bên A được quyền bán tài sản thế chấp với giá khởi điểm do Bên A tự xác định hoặc thuê tổ chức, cá nhân có chức năng xác định giá. </w:t>
-      </w:r>
-    </w:p>
-    <w:p>
-      <w:pPr>
-        <w:spacing w:after="0" w:line="269" w:lineRule="auto"/>
-        <w:ind w:firstLine="567"/>
-        <w:jc w:val="both"/>
-        <w:rPr>
-          <w:rFonts w:ascii="Times New Roman" w:eastAsia="Times New Roman" w:hAnsi="Times New Roman" w:cs="Times New Roman"/>
-          <w:sz w:val="26"/>
-          <w:szCs w:val="26"/>
-          <w:lang w:val="it-IT"/>
-        </w:rPr>
-      </w:pPr>
-      <w:r>
-        <w:rPr>
-          <w:rFonts w:ascii="Times New Roman" w:eastAsia="Times New Roman" w:hAnsi="Times New Roman" w:cs="Times New Roman"/>
-          <w:sz w:val="26"/>
-          <w:szCs w:val="26"/>
-          <w:lang w:val="it-IT"/>
-        </w:rPr>
-        <w:t xml:space="preserve">(iii) Bên A được quyền quyết định giảm giá mỗi lần không quá 10% giá trị tài  sản so với giá trị liền kề trước đó sau mỗi lần thực hiện bán không thành. Sau 3 lần giảm giá bán mà vẫn không bán được, Bên A được toàn quyền quyết định giá bán tài sản thế chấp để thu hồi nợ. Bên B đồng ý vô điều kiện và không có ý kiến thắc mắc về giá bán tài sản thế chấp của Bên A.    </w:t>
-      </w:r>
-    </w:p>
-    <w:p>
-      <w:pPr>
-        <w:spacing w:after="0" w:line="269" w:lineRule="auto"/>
-        <w:ind w:firstLine="567"/>
-        <w:jc w:val="both"/>
-        <w:rPr>
-          <w:rFonts w:ascii="Times New Roman" w:eastAsia="Times New Roman" w:hAnsi="Times New Roman" w:cs="Times New Roman"/>
-          <w:sz w:val="26"/>
-          <w:szCs w:val="26"/>
-          <w:lang w:val="it-IT"/>
-        </w:rPr>
-      </w:pPr>
-      <w:r>
-        <w:rPr>
-          <w:rFonts w:ascii="Times New Roman" w:eastAsia="Times New Roman" w:hAnsi="Times New Roman" w:cs="Times New Roman"/>
-          <w:sz w:val="26"/>
-          <w:szCs w:val="26"/>
-          <w:lang w:val="it-IT"/>
-        </w:rPr>
-        <w:t>10.5. Xử lý tiền bán tài sản thế chấp:</w:t>
-      </w:r>
-    </w:p>
-    <w:p>
-      <w:pPr>
-        <w:spacing w:after="0" w:line="269" w:lineRule="auto"/>
-        <w:ind w:firstLine="567"/>
-        <w:jc w:val="both"/>
-        <w:rPr>
-          <w:rFonts w:ascii="Times New Roman" w:eastAsia="Times New Roman" w:hAnsi="Times New Roman" w:cs="Times New Roman"/>
-          <w:sz w:val="26"/>
-          <w:szCs w:val="26"/>
-          <w:lang w:val="it-IT"/>
-        </w:rPr>
-      </w:pPr>
-      <w:r>
-        <w:rPr>
-          <w:rFonts w:ascii="Times New Roman" w:eastAsia="Times New Roman" w:hAnsi="Times New Roman" w:cs="Times New Roman"/>
-          <w:sz w:val="26"/>
-          <w:szCs w:val="26"/>
-          <w:lang w:val="it-IT"/>
-        </w:rPr>
-        <w:lastRenderedPageBreak/>
-        <w:t xml:space="preserve">a) Khi xử lý tài sản thế chấp bằng bất cứ phương thức nào thì Bên A là người duy nhất được thu nhận toàn bộ số tiền đặt cọc, tiền thu xử lý tài sản thế chấp để trực tiếp thực hiện các nghĩa vụ trả Nợ.     </w:t>
-      </w:r>
-    </w:p>
-    <w:p>
-      <w:pPr>
-        <w:spacing w:after="0" w:line="269" w:lineRule="auto"/>
-        <w:ind w:firstLine="567"/>
-        <w:jc w:val="both"/>
-        <w:rPr>
-          <w:rFonts w:ascii="Times New Roman" w:eastAsia="Times New Roman" w:hAnsi="Times New Roman" w:cs="Times New Roman"/>
-          <w:sz w:val="26"/>
-          <w:szCs w:val="26"/>
-          <w:lang w:val="it-IT"/>
-        </w:rPr>
-      </w:pPr>
-      <w:r>
-        <w:rPr>
-          <w:rFonts w:ascii="Times New Roman" w:eastAsia="Times New Roman" w:hAnsi="Times New Roman" w:cs="Times New Roman"/>
-          <w:sz w:val="26"/>
-          <w:szCs w:val="26"/>
-          <w:lang w:val="it-IT"/>
-        </w:rPr>
-        <w:t>b) Thứ tự xử lý tiền thu được từ bán tài sản thế chấp:</w:t>
-      </w:r>
-    </w:p>
-    <w:p>
-      <w:pPr>
-        <w:spacing w:after="0" w:line="269" w:lineRule="auto"/>
-        <w:ind w:firstLine="567"/>
-        <w:jc w:val="both"/>
-        <w:rPr>
-          <w:rFonts w:ascii="Times New Roman" w:eastAsia="Times New Roman" w:hAnsi="Times New Roman" w:cs="Times New Roman"/>
-          <w:sz w:val="26"/>
-          <w:szCs w:val="26"/>
-          <w:lang w:val="it-IT"/>
-        </w:rPr>
-      </w:pPr>
-      <w:r>
-        <w:rPr>
-          <w:rFonts w:ascii="Times New Roman" w:eastAsia="Times New Roman" w:hAnsi="Times New Roman" w:cs="Times New Roman"/>
-          <w:sz w:val="26"/>
-          <w:szCs w:val="26"/>
-          <w:lang w:val="it-IT"/>
-        </w:rPr>
-        <w:t xml:space="preserve"> </w:t>
-      </w:r>
-      <w:r>
-        <w:rPr>
-          <w:rFonts w:ascii="Times New Roman" w:eastAsia="Times New Roman" w:hAnsi="Times New Roman" w:cs="Times New Roman"/>
-          <w:sz w:val="26"/>
-          <w:szCs w:val="26"/>
-          <w:lang w:val="it-IT"/>
-        </w:rPr>
-        <w:tab/>
-      </w:r>
-      <w:r>
-        <w:rPr>
-          <w:rFonts w:ascii="Times New Roman" w:eastAsia="Times New Roman" w:hAnsi="Times New Roman" w:cs="Times New Roman"/>
-          <w:sz w:val="26"/>
-          <w:szCs w:val="26"/>
-          <w:lang w:val="it-IT"/>
-        </w:rPr>
-        <w:t>(i) Thanh toán phí thu giữ, trông coi tài sản thế chấp (nếu có);</w:t>
-      </w:r>
-    </w:p>
-    <w:p>
-      <w:pPr>
-        <w:spacing w:after="0" w:line="269" w:lineRule="auto"/>
-        <w:ind w:firstLine="567"/>
-        <w:jc w:val="both"/>
-        <w:rPr>
-          <w:rFonts w:ascii="Times New Roman" w:eastAsia="Times New Roman" w:hAnsi="Times New Roman" w:cs="Times New Roman"/>
-          <w:sz w:val="26"/>
-          <w:szCs w:val="26"/>
-          <w:lang w:val="it-IT"/>
-        </w:rPr>
-      </w:pPr>
-      <w:r>
-        <w:rPr>
-          <w:rFonts w:ascii="Times New Roman" w:eastAsia="Times New Roman" w:hAnsi="Times New Roman" w:cs="Times New Roman"/>
-          <w:sz w:val="26"/>
-          <w:szCs w:val="26"/>
-          <w:lang w:val="it-IT"/>
-        </w:rPr>
-        <w:t>(ii) Thanh toán các khoán phí, chi phí xử lý tài sản thế chấp;</w:t>
-      </w:r>
-    </w:p>
-    <w:p>
-      <w:pPr>
-        <w:spacing w:after="0" w:line="269" w:lineRule="auto"/>
-        <w:ind w:firstLine="567"/>
-        <w:jc w:val="both"/>
-        <w:rPr>
-          <w:rFonts w:ascii="Times New Roman" w:eastAsia="Times New Roman" w:hAnsi="Times New Roman" w:cs="Times New Roman"/>
-          <w:sz w:val="26"/>
-          <w:szCs w:val="26"/>
-          <w:lang w:val="it-IT"/>
-        </w:rPr>
-      </w:pPr>
-      <w:r>
-        <w:rPr>
-          <w:rFonts w:ascii="Times New Roman" w:eastAsia="Times New Roman" w:hAnsi="Times New Roman" w:cs="Times New Roman"/>
-          <w:sz w:val="26"/>
-          <w:szCs w:val="26"/>
-          <w:lang w:val="it-IT"/>
-        </w:rPr>
-        <w:t>(iii) Thanh toán các khoản phải nộp nhà nước (nếu có);</w:t>
-      </w:r>
-    </w:p>
-    <w:p>
-      <w:pPr>
-        <w:spacing w:after="0" w:line="269" w:lineRule="auto"/>
-        <w:ind w:firstLine="567"/>
-        <w:jc w:val="both"/>
-        <w:rPr>
-          <w:rFonts w:ascii="Times New Roman" w:eastAsia="Times New Roman" w:hAnsi="Times New Roman" w:cs="Times New Roman"/>
-          <w:sz w:val="26"/>
-          <w:szCs w:val="26"/>
-          <w:lang w:val="it-IT"/>
-        </w:rPr>
-      </w:pPr>
-      <w:r>
-        <w:rPr>
-          <w:rFonts w:ascii="Times New Roman" w:eastAsia="Times New Roman" w:hAnsi="Times New Roman" w:cs="Times New Roman"/>
-          <w:sz w:val="26"/>
-          <w:szCs w:val="26"/>
-          <w:lang w:val="it-IT"/>
-        </w:rPr>
-        <w:t xml:space="preserve">(iv) Thanh toán tất cả các nghĩa vụ của Bên </w:t>
-      </w:r>
-      <w:r>
-        <w:rPr>
-          <w:rFonts w:ascii="Times New Roman" w:eastAsia="Times New Roman" w:hAnsi="Times New Roman" w:cs="Times New Roman"/>
-          <w:sz w:val="26"/>
-          <w:szCs w:val="26"/>
-          <w:lang w:val="it-IT"/>
-        </w:rPr>
-        <w:t>B</w:t>
-      </w:r>
-      <w:r>
-        <w:rPr>
-          <w:rFonts w:ascii="Times New Roman" w:eastAsia="Times New Roman" w:hAnsi="Times New Roman" w:cs="Times New Roman"/>
-          <w:sz w:val="26"/>
-          <w:szCs w:val="26"/>
-          <w:lang w:val="it-IT"/>
-        </w:rPr>
-        <w:t xml:space="preserve"> cho Bên A (bao gồm không giới hạn tiền gốc, lãi tiền vay, lãi quá hạn, bồi thường thiệt hại...)</w:t>
-      </w:r>
-    </w:p>
-    <w:p>
-      <w:pPr>
-        <w:spacing w:after="0" w:line="269" w:lineRule="auto"/>
-        <w:ind w:firstLine="567"/>
-        <w:jc w:val="both"/>
-        <w:rPr>
-          <w:rFonts w:ascii="Times New Roman" w:eastAsia="Times New Roman" w:hAnsi="Times New Roman" w:cs="Times New Roman"/>
-          <w:sz w:val="26"/>
-          <w:szCs w:val="26"/>
-          <w:lang w:val="it-IT"/>
-        </w:rPr>
-      </w:pPr>
-      <w:r>
-        <w:rPr>
-          <w:rFonts w:ascii="Times New Roman" w:eastAsia="Times New Roman" w:hAnsi="Times New Roman" w:cs="Times New Roman"/>
-          <w:sz w:val="26"/>
-          <w:szCs w:val="26"/>
-          <w:lang w:val="it-IT"/>
-        </w:rPr>
-        <w:t>(v) Thực hiện nghĩa vụ tài chính khác không có bảo đảm của Bên A.</w:t>
-      </w:r>
-    </w:p>
-    <w:p>
-      <w:pPr>
-        <w:spacing w:after="0" w:line="269" w:lineRule="auto"/>
-        <w:ind w:firstLine="567"/>
-        <w:jc w:val="both"/>
-        <w:rPr>
-          <w:rFonts w:ascii="Times New Roman" w:eastAsia="Times New Roman" w:hAnsi="Times New Roman" w:cs="Times New Roman"/>
-          <w:sz w:val="26"/>
-          <w:szCs w:val="26"/>
-          <w:lang w:val="it-IT"/>
-        </w:rPr>
-      </w:pPr>
-      <w:r>
-        <w:rPr>
-          <w:rFonts w:ascii="Times New Roman" w:eastAsia="Times New Roman" w:hAnsi="Times New Roman" w:cs="Times New Roman"/>
-          <w:sz w:val="26"/>
-          <w:szCs w:val="26"/>
-          <w:lang w:val="it-IT"/>
-        </w:rPr>
-        <w:t xml:space="preserve">c) Trường hợp sau khi thanh toán đầy đủ nghĩa vụ với Bên A mà số tiền thu được từ việc xử lý tài sản thế chấp còn thừa thì Bên A trả lại cho Bên B.  </w:t>
-      </w:r>
-    </w:p>
-    <w:p>
-      <w:pPr>
-        <w:spacing w:after="0" w:line="269" w:lineRule="auto"/>
-        <w:ind w:firstLine="567"/>
-        <w:jc w:val="both"/>
-        <w:rPr>
-          <w:rFonts w:ascii="Times New Roman" w:eastAsia="Times New Roman" w:hAnsi="Times New Roman" w:cs="Times New Roman"/>
-          <w:sz w:val="26"/>
-          <w:szCs w:val="26"/>
-          <w:lang w:val="it-IT"/>
-        </w:rPr>
-      </w:pPr>
-      <w:r>
-        <w:rPr>
-          <w:rFonts w:ascii="Times New Roman" w:eastAsia="Times New Roman" w:hAnsi="Times New Roman" w:cs="Times New Roman"/>
-          <w:sz w:val="26"/>
-          <w:szCs w:val="26"/>
-          <w:lang w:val="it-IT"/>
-        </w:rPr>
-        <w:t xml:space="preserve">d) Trường hợp số tiền thu được từ việc xử lý tài sản thế chấp không đủ để thanh toán tất cả các nghĩa vụ được bảo đảm thì Bên B có trách nhiệm thực hiện nốt nghĩa vụ chưa hoàn thành cho Bên A bằng tiền hoặc tiếp tục bổ sung thêm tài sản bảo đảm cho phần nghĩa vụ chưa được hoàn thành.     </w:t>
-      </w:r>
-    </w:p>
-    <w:p>
-      <w:pPr>
-        <w:spacing w:after="0" w:line="269" w:lineRule="auto"/>
-        <w:ind w:firstLine="567"/>
-        <w:jc w:val="both"/>
-        <w:rPr>
-          <w:rFonts w:ascii="Times New Roman" w:eastAsia="Times New Roman" w:hAnsi="Times New Roman" w:cs="Times New Roman"/>
-          <w:b/>
-          <w:sz w:val="26"/>
-          <w:szCs w:val="26"/>
-          <w:lang w:val="it-IT"/>
-        </w:rPr>
-      </w:pPr>
-      <w:r>
-        <w:rPr>
-          <w:rFonts w:ascii="Times New Roman" w:eastAsia="Times New Roman" w:hAnsi="Times New Roman" w:cs="Times New Roman"/>
-          <w:b/>
-          <w:sz w:val="26"/>
-          <w:szCs w:val="26"/>
-          <w:lang w:val="it-IT"/>
-        </w:rPr>
-        <w:t xml:space="preserve">Điều 11. Các thỏa thuận khác </w:t>
-      </w:r>
-    </w:p>
-    <w:p>
-      <w:pPr>
-        <w:spacing w:after="0" w:line="269" w:lineRule="auto"/>
-        <w:ind w:firstLine="567"/>
-        <w:jc w:val="both"/>
-        <w:rPr>
-          <w:rFonts w:ascii="Times New Roman" w:eastAsia="Times New Roman" w:hAnsi="Times New Roman" w:cs="Times New Roman"/>
-          <w:sz w:val="26"/>
-          <w:szCs w:val="26"/>
-          <w:lang w:val="it-IT"/>
-        </w:rPr>
-      </w:pPr>
-      <w:r>
-        <w:rPr>
-          <w:rFonts w:ascii="Times New Roman" w:eastAsia="Times New Roman" w:hAnsi="Times New Roman" w:cs="Times New Roman"/>
-          <w:sz w:val="26"/>
-          <w:szCs w:val="26"/>
-          <w:lang w:val="it-IT"/>
-        </w:rPr>
-        <w:t>11.1. Chuyển nhượng:</w:t>
-      </w:r>
-    </w:p>
-    <w:p>
-      <w:pPr>
-        <w:spacing w:after="0" w:line="269" w:lineRule="auto"/>
-        <w:ind w:firstLine="567"/>
-        <w:jc w:val="both"/>
-        <w:rPr>
-          <w:rFonts w:ascii="Times New Roman" w:eastAsia="Times New Roman" w:hAnsi="Times New Roman" w:cs="Times New Roman"/>
-          <w:sz w:val="26"/>
-          <w:szCs w:val="26"/>
-          <w:lang w:val="it-IT"/>
-        </w:rPr>
-      </w:pPr>
-      <w:r>
-        <w:rPr>
-          <w:rFonts w:ascii="Times New Roman" w:eastAsia="Times New Roman" w:hAnsi="Times New Roman" w:cs="Times New Roman"/>
-          <w:sz w:val="26"/>
-          <w:szCs w:val="26"/>
-          <w:lang w:val="it-IT"/>
-        </w:rPr>
-        <w:t>a) Hợp đồng này có hiệu lực bắt buộc đối với các bên kế nhiệm, bên nhận chuyển nhượng, bên nhận chuyển giao được phép tương ứng của các bên trong Hợp đồng này và các bên kế nhiệm, nhận chuyển được hưởng các lợi ích theo hợp đồng này.</w:t>
-      </w:r>
-    </w:p>
-    <w:p>
-      <w:pPr>
-        <w:spacing w:after="0" w:line="269" w:lineRule="auto"/>
-        <w:rPr>
-          <w:rFonts w:ascii="Times New Roman" w:eastAsia="Times New Roman" w:hAnsi="Times New Roman" w:cs="Times New Roman"/>
-          <w:sz w:val="26"/>
-          <w:szCs w:val="26"/>
-          <w:lang w:val="it-IT"/>
-        </w:rPr>
-      </w:pPr>
-      <w:r>
-        <w:rPr>
-          <w:rFonts w:ascii="Times New Roman" w:eastAsia="Times New Roman" w:hAnsi="Times New Roman" w:cs="Times New Roman"/>
-          <w:sz w:val="26"/>
-          <w:szCs w:val="26"/>
-          <w:lang w:val="it-IT"/>
-        </w:rPr>
-        <w:tab/>
-      </w:r>
-      <w:r>
-        <w:rPr>
-          <w:rFonts w:ascii="Times New Roman" w:eastAsia="Times New Roman" w:hAnsi="Times New Roman" w:cs="Times New Roman"/>
-          <w:sz w:val="26"/>
-          <w:szCs w:val="26"/>
-          <w:lang w:val="it-IT"/>
-        </w:rPr>
-        <w:t xml:space="preserve">b) Bên B không được chuyển nhượng, chuyển giao, hoán đổi hoặc định đoạt bất kỳ quyền và/hoặc nghĩa vụ nào theo Hợp đồng này hoặc tài liệu giao dịch khác trừ khi có sự đồng ý trước bằng văn bản chấp thuận của Bên A.     </w:t>
-      </w:r>
-    </w:p>
-    <w:p>
-      <w:pPr>
-        <w:spacing w:after="0" w:line="269" w:lineRule="auto"/>
-        <w:ind w:firstLine="567"/>
-        <w:jc w:val="both"/>
-        <w:rPr>
-          <w:rFonts w:ascii="Times New Roman" w:eastAsia="Times New Roman" w:hAnsi="Times New Roman" w:cs="Times New Roman"/>
-          <w:sz w:val="26"/>
-          <w:szCs w:val="26"/>
-          <w:lang w:val="it-IT"/>
-        </w:rPr>
-      </w:pPr>
-      <w:r>
-        <w:rPr>
-          <w:rFonts w:ascii="Times New Roman" w:eastAsia="Times New Roman" w:hAnsi="Times New Roman" w:cs="Times New Roman"/>
-          <w:sz w:val="26"/>
-          <w:szCs w:val="26"/>
-          <w:lang w:val="it-IT"/>
-        </w:rPr>
-        <w:t>11.2. Không từ bỏ quyền:</w:t>
-      </w:r>
-    </w:p>
-    <w:p>
-      <w:pPr>
-        <w:spacing w:after="0" w:line="269" w:lineRule="auto"/>
-        <w:ind w:firstLine="567"/>
-        <w:jc w:val="both"/>
-        <w:rPr>
-          <w:rFonts w:ascii="Times New Roman" w:eastAsia="Times New Roman" w:hAnsi="Times New Roman" w:cs="Times New Roman"/>
-          <w:sz w:val="26"/>
-          <w:szCs w:val="26"/>
-          <w:lang w:val="it-IT"/>
-        </w:rPr>
-      </w:pPr>
-      <w:r>
-        <w:rPr>
-          <w:rFonts w:ascii="Times New Roman" w:eastAsia="Times New Roman" w:hAnsi="Times New Roman" w:cs="Times New Roman"/>
-          <w:sz w:val="26"/>
-          <w:szCs w:val="26"/>
-          <w:lang w:val="it-IT"/>
-        </w:rPr>
-        <w:t>Việc Bên A không thực hiện hoặc thực hiện chậm bất kỳ quyền nào theo Hợp đồng này sẽ không được xem là từ bỏ các quyền đó. Việc thực hiện riêng rẽ hoặc một phần bất kỳ</w:t>
-      </w:r>
-      <w:r>
-        <w:rPr>
-          <w:rFonts w:ascii="Times New Roman" w:eastAsia="Times New Roman" w:hAnsi="Times New Roman" w:cs="Times New Roman"/>
-          <w:sz w:val="26"/>
-          <w:szCs w:val="26"/>
-          <w:lang w:val="it-IT"/>
-        </w:rPr>
-        <w:t xml:space="preserve"> quyền nào theo hợp đồng này sẽ không cản trở việc thực hiện các quyền khác theo Hợp đồng này.  </w:t>
-      </w:r>
-    </w:p>
-    <w:p>
-      <w:pPr>
-        <w:spacing w:after="0" w:line="269" w:lineRule="auto"/>
-        <w:ind w:firstLine="567"/>
-        <w:jc w:val="both"/>
-        <w:rPr>
-          <w:rFonts w:ascii="Times New Roman" w:eastAsia="Times New Roman" w:hAnsi="Times New Roman" w:cs="Times New Roman"/>
-          <w:sz w:val="26"/>
-          <w:szCs w:val="26"/>
-          <w:lang w:val="it-IT"/>
-        </w:rPr>
-      </w:pPr>
-      <w:r>
-        <w:rPr>
-          <w:rFonts w:ascii="Times New Roman" w:eastAsia="Times New Roman" w:hAnsi="Times New Roman" w:cs="Times New Roman"/>
-          <w:sz w:val="26"/>
-          <w:szCs w:val="26"/>
-          <w:lang w:val="it-IT"/>
-        </w:rPr>
-        <w:t>11.3. Hiệu lực từng phần:</w:t>
-      </w:r>
-    </w:p>
-    <w:p>
-      <w:pPr>
-        <w:spacing w:after="0" w:line="269" w:lineRule="auto"/>
-        <w:ind w:firstLine="567"/>
-        <w:jc w:val="both"/>
-        <w:rPr>
-          <w:rFonts w:ascii="Times New Roman" w:eastAsia="Times New Roman" w:hAnsi="Times New Roman" w:cs="Times New Roman"/>
-          <w:sz w:val="26"/>
-          <w:szCs w:val="26"/>
-          <w:lang w:val="it-IT"/>
-        </w:rPr>
-      </w:pPr>
-      <w:r>
-        <w:rPr>
-          <w:rFonts w:ascii="Times New Roman" w:eastAsia="Times New Roman" w:hAnsi="Times New Roman" w:cs="Times New Roman"/>
-          <w:sz w:val="26"/>
-          <w:szCs w:val="26"/>
-          <w:lang w:val="it-IT"/>
-        </w:rPr>
-        <w:t>Tất cả các điều khoản và từng phần của các điều khoản trong Hợp đồng này sẽ có hiệu lực riêng rẽ và độc lập với các điều khoản khác. Nếu có bất kỳ điều khoản nào vô hiệu, bất hợp pháp hoặc không thể thi hành theo pháp luật Việt Nam, thì hiệu lực, tính hợp pháp và khả năng thi hành của các điều khoản còn lại của Hợp đồng này sẽ không bị ảnh hưởng dưới bất kỳ hình thức nào.</w:t>
-      </w:r>
-    </w:p>
-    <w:p>
-      <w:pPr>
-        <w:spacing w:after="0" w:line="269" w:lineRule="auto"/>
-        <w:ind w:firstLine="567"/>
-        <w:jc w:val="both"/>
-        <w:rPr>
-          <w:rFonts w:ascii="Times New Roman" w:eastAsia="Times New Roman" w:hAnsi="Times New Roman" w:cs="Times New Roman"/>
-          <w:sz w:val="26"/>
-          <w:szCs w:val="26"/>
-          <w:lang w:val="it-IT"/>
-        </w:rPr>
-      </w:pPr>
-      <w:r>
-        <w:rPr>
-          <w:rFonts w:ascii="Times New Roman" w:eastAsia="Times New Roman" w:hAnsi="Times New Roman" w:cs="Times New Roman"/>
-          <w:sz w:val="26"/>
-          <w:szCs w:val="26"/>
-          <w:lang w:val="it-IT"/>
-        </w:rPr>
-        <w:t>11.4. Thay đổi biện pháp bảo đảm:</w:t>
-      </w:r>
-    </w:p>
-    <w:p>
-      <w:pPr>
-        <w:spacing w:after="0" w:line="269" w:lineRule="auto"/>
-        <w:ind w:firstLine="567"/>
-        <w:jc w:val="both"/>
-        <w:rPr>
-          <w:rFonts w:ascii="Times New Roman" w:eastAsia="Times New Roman" w:hAnsi="Times New Roman" w:cs="Times New Roman"/>
-          <w:sz w:val="26"/>
-          <w:szCs w:val="26"/>
-          <w:lang w:val="it-IT"/>
-        </w:rPr>
-      </w:pPr>
-      <w:r>
-        <w:rPr>
-          <w:rFonts w:ascii="Times New Roman" w:eastAsia="Times New Roman" w:hAnsi="Times New Roman" w:cs="Times New Roman"/>
-          <w:sz w:val="26"/>
-          <w:szCs w:val="26"/>
-          <w:lang w:val="it-IT"/>
-        </w:rPr>
-        <w:t xml:space="preserve">Bên B có thể thay đổi tài sản thế chấp ở trong hợp đồng này bằng tài sản khác nếu được Bên A chấp thuận thì các Bên sẽ lập ký kết Hợp đồng mới.     </w:t>
-      </w:r>
-    </w:p>
-    <w:p>
-      <w:pPr>
-        <w:spacing w:after="0" w:line="269" w:lineRule="auto"/>
-        <w:ind w:firstLine="567"/>
-        <w:jc w:val="both"/>
-        <w:rPr>
-          <w:rFonts w:ascii="Times New Roman" w:eastAsia="Times New Roman" w:hAnsi="Times New Roman" w:cs="Times New Roman"/>
-          <w:sz w:val="26"/>
-          <w:szCs w:val="26"/>
-          <w:lang w:val="it-IT"/>
-        </w:rPr>
-      </w:pPr>
-      <w:r>
-        <w:rPr>
-          <w:rFonts w:ascii="Times New Roman" w:eastAsia="Times New Roman" w:hAnsi="Times New Roman" w:cs="Times New Roman"/>
-          <w:sz w:val="26"/>
-          <w:szCs w:val="26"/>
-          <w:lang w:val="it-IT"/>
-        </w:rPr>
-        <w:t>11.5. Hợp đồng cho vay vô hiệu:</w:t>
-      </w:r>
-    </w:p>
-    <w:p>
-      <w:pPr>
-        <w:spacing w:after="0" w:line="269" w:lineRule="auto"/>
-        <w:ind w:firstLine="567"/>
-        <w:jc w:val="both"/>
-        <w:rPr>
-          <w:rFonts w:ascii="Times New Roman" w:eastAsia="Times New Roman" w:hAnsi="Times New Roman" w:cs="Times New Roman"/>
-          <w:sz w:val="26"/>
-          <w:szCs w:val="26"/>
-          <w:lang w:val="it-IT"/>
-        </w:rPr>
-      </w:pPr>
-      <w:r>
-        <w:rPr>
-          <w:rFonts w:ascii="Times New Roman" w:eastAsia="Times New Roman" w:hAnsi="Times New Roman" w:cs="Times New Roman"/>
-          <w:sz w:val="26"/>
-          <w:szCs w:val="26"/>
-          <w:lang w:val="it-IT"/>
-        </w:rPr>
-        <w:t>Trường hợp Hợp đồng cho vay tham chiếu theo Hợp đồng này bị tuyên vô hiệu hoặc có sai sót mà Bên A đã thực hiện giải ngân và đã phát sinh bất kỳ số dư nào cho Bên B theo các Hợp đồng cho vay thì Bên B vẫn phải thực hiện đúng đầy đủ cam kết nghĩa vụ bảo đảm theo Hợp đồng này.</w:t>
-      </w:r>
-    </w:p>
-    <w:p>
-      <w:pPr>
-        <w:spacing w:after="0" w:line="269" w:lineRule="auto"/>
-        <w:ind w:firstLine="567"/>
-        <w:jc w:val="both"/>
-        <w:rPr>
-          <w:rFonts w:ascii="Times New Roman" w:eastAsia="Times New Roman" w:hAnsi="Times New Roman" w:cs="Times New Roman"/>
-          <w:sz w:val="26"/>
-          <w:szCs w:val="26"/>
-          <w:lang w:val="it-IT"/>
-        </w:rPr>
-      </w:pPr>
-      <w:r>
-        <w:rPr>
-          <w:rFonts w:ascii="Times New Roman" w:eastAsia="Times New Roman" w:hAnsi="Times New Roman" w:cs="Times New Roman"/>
-          <w:sz w:val="26"/>
-          <w:szCs w:val="26"/>
-          <w:lang w:val="it-IT"/>
-        </w:rPr>
-        <w:lastRenderedPageBreak/>
-        <w:t>11.6. Bồi thường thiệt hại:</w:t>
-      </w:r>
-    </w:p>
-    <w:p>
-      <w:pPr>
-        <w:spacing w:after="0" w:line="269" w:lineRule="auto"/>
-        <w:ind w:firstLine="567"/>
-        <w:jc w:val="both"/>
-        <w:rPr>
-          <w:rFonts w:ascii="Times New Roman" w:eastAsia="Times New Roman" w:hAnsi="Times New Roman" w:cs="Times New Roman"/>
-          <w:sz w:val="26"/>
-          <w:szCs w:val="26"/>
-          <w:lang w:val="it-IT"/>
-        </w:rPr>
-      </w:pPr>
-      <w:r>
-        <w:rPr>
-          <w:rFonts w:ascii="Times New Roman" w:eastAsia="Times New Roman" w:hAnsi="Times New Roman" w:cs="Times New Roman"/>
-          <w:sz w:val="26"/>
-          <w:szCs w:val="26"/>
-          <w:lang w:val="it-IT"/>
-        </w:rPr>
-        <w:t>Bên B đồng ý thanh toán toàn bộ những thiệt hại vật chất thực tế phát sinh từ và liên quan đến Hợp đồng này.</w:t>
-      </w:r>
-    </w:p>
-    <w:p>
-      <w:pPr>
-        <w:spacing w:after="0" w:line="269" w:lineRule="auto"/>
-        <w:ind w:firstLine="567"/>
-        <w:jc w:val="both"/>
-        <w:rPr>
-          <w:rFonts w:ascii="Times New Roman" w:eastAsia="Times New Roman" w:hAnsi="Times New Roman" w:cs="Times New Roman"/>
-          <w:b/>
-          <w:sz w:val="26"/>
-          <w:szCs w:val="26"/>
-          <w:lang w:val="it-IT"/>
-        </w:rPr>
-      </w:pPr>
-      <w:r>
-        <w:rPr>
-          <w:rFonts w:ascii="Times New Roman" w:eastAsia="Times New Roman" w:hAnsi="Times New Roman" w:cs="Times New Roman"/>
-          <w:b/>
-          <w:sz w:val="26"/>
-          <w:szCs w:val="26"/>
-          <w:lang w:val="it-IT"/>
-        </w:rPr>
-        <w:t>Điều 12. Cam đoan của các bên</w:t>
-      </w:r>
-    </w:p>
-    <w:p>
-      <w:pPr>
-        <w:spacing w:after="0" w:line="269" w:lineRule="auto"/>
-        <w:ind w:firstLine="567"/>
-        <w:jc w:val="both"/>
-        <w:rPr>
-          <w:rFonts w:ascii="Times New Roman" w:eastAsia="Times New Roman" w:hAnsi="Times New Roman" w:cs="Times New Roman"/>
-          <w:sz w:val="26"/>
-          <w:szCs w:val="26"/>
-          <w:lang w:val="it-IT"/>
-        </w:rPr>
-      </w:pPr>
-      <w:r>
-        <w:rPr>
-          <w:rFonts w:ascii="Times New Roman" w:eastAsia="Times New Roman" w:hAnsi="Times New Roman" w:cs="Times New Roman"/>
-          <w:sz w:val="26"/>
-          <w:szCs w:val="26"/>
-          <w:lang w:val="it-IT"/>
-        </w:rPr>
-        <w:t>1</w:t>
-      </w:r>
-      <w:r>
-        <w:rPr>
-          <w:rFonts w:ascii="Times New Roman" w:eastAsia="Times New Roman" w:hAnsi="Times New Roman" w:cs="Times New Roman"/>
-          <w:sz w:val="26"/>
-          <w:szCs w:val="26"/>
-          <w:lang w:val="it-IT"/>
-        </w:rPr>
-        <w:t>2.1. Cam đoan của Bên A:</w:t>
-      </w:r>
-    </w:p>
-    <w:p>
-      <w:pPr>
-        <w:spacing w:after="0" w:line="269" w:lineRule="auto"/>
-        <w:ind w:firstLine="567"/>
-        <w:jc w:val="both"/>
-        <w:rPr>
-          <w:rFonts w:ascii="Times New Roman" w:eastAsia="Times New Roman" w:hAnsi="Times New Roman" w:cs="Times New Roman"/>
-          <w:sz w:val="26"/>
-          <w:szCs w:val="26"/>
-          <w:lang w:val="it-IT"/>
-        </w:rPr>
-      </w:pPr>
-      <w:r>
-        <w:rPr>
-          <w:rFonts w:ascii="Times New Roman" w:eastAsia="Times New Roman" w:hAnsi="Times New Roman" w:cs="Times New Roman"/>
-          <w:sz w:val="26"/>
-          <w:szCs w:val="26"/>
-          <w:lang w:val="it-IT"/>
-        </w:rPr>
-        <w:t>a) Những thông tin về Bên A ghi trong Hợp đồng này là đúng sự thật.</w:t>
-      </w:r>
-    </w:p>
-    <w:p>
-      <w:pPr>
-        <w:spacing w:after="0" w:line="269" w:lineRule="auto"/>
-        <w:ind w:firstLine="567"/>
-        <w:jc w:val="both"/>
-        <w:rPr>
-          <w:rFonts w:ascii="Times New Roman" w:eastAsia="Times New Roman" w:hAnsi="Times New Roman" w:cs="Times New Roman"/>
-          <w:sz w:val="26"/>
-          <w:szCs w:val="26"/>
-          <w:lang w:val="it-IT"/>
-        </w:rPr>
-      </w:pPr>
-      <w:r>
-        <w:rPr>
-          <w:rFonts w:ascii="Times New Roman" w:eastAsia="Times New Roman" w:hAnsi="Times New Roman" w:cs="Times New Roman"/>
-          <w:sz w:val="26"/>
-          <w:szCs w:val="26"/>
-          <w:lang w:val="it-IT"/>
-        </w:rPr>
-        <w:t>b) Đã xem xét các thông tin pháp lý, năng lực hành vi dân sự về Bên B, về tài sản thế chấp, các giấy tờ về tài sản thế chấp trên cơ sở tài liệu do Bên B cung cấp</w:t>
-      </w:r>
-    </w:p>
-    <w:p>
-      <w:pPr>
-        <w:spacing w:after="0" w:line="269" w:lineRule="auto"/>
-        <w:ind w:firstLine="567"/>
-        <w:jc w:val="both"/>
-        <w:rPr>
-          <w:rFonts w:ascii="Times New Roman" w:eastAsia="Times New Roman" w:hAnsi="Times New Roman" w:cs="Times New Roman"/>
-          <w:sz w:val="26"/>
-          <w:szCs w:val="26"/>
-          <w:lang w:val="it-IT"/>
-        </w:rPr>
-      </w:pPr>
-      <w:r>
-        <w:rPr>
-          <w:rFonts w:ascii="Times New Roman" w:eastAsia="Times New Roman" w:hAnsi="Times New Roman" w:cs="Times New Roman"/>
-          <w:sz w:val="26"/>
-          <w:szCs w:val="26"/>
-          <w:lang w:val="it-IT"/>
-        </w:rPr>
-        <w:t>c) Việc giao kết Hợp đồng này hoàn toàn tự nguyện, không bị lừa dối, ép buộc.</w:t>
-      </w:r>
-    </w:p>
-    <w:p>
-      <w:pPr>
-        <w:spacing w:after="0" w:line="269" w:lineRule="auto"/>
-        <w:ind w:firstLine="567"/>
-        <w:jc w:val="both"/>
-        <w:rPr>
-          <w:rFonts w:ascii="Times New Roman" w:eastAsia="Times New Roman" w:hAnsi="Times New Roman" w:cs="Times New Roman"/>
-          <w:sz w:val="26"/>
-          <w:szCs w:val="26"/>
-          <w:lang w:val="it-IT"/>
-        </w:rPr>
-      </w:pPr>
-      <w:r>
-        <w:rPr>
-          <w:rFonts w:ascii="Times New Roman" w:eastAsia="Times New Roman" w:hAnsi="Times New Roman" w:cs="Times New Roman"/>
-          <w:sz w:val="26"/>
-          <w:szCs w:val="26"/>
-          <w:lang w:val="it-IT"/>
-        </w:rPr>
-        <w:t>d) Thực hiện đúng, đầy đủ các thỏa thuận đã ghi trong Hợp đồng này.</w:t>
-      </w:r>
-    </w:p>
-    <w:p>
-      <w:pPr>
-        <w:spacing w:after="0" w:line="269" w:lineRule="auto"/>
-        <w:ind w:firstLine="567"/>
-        <w:jc w:val="both"/>
-        <w:rPr>
-          <w:rFonts w:ascii="Times New Roman" w:eastAsia="Times New Roman" w:hAnsi="Times New Roman" w:cs="Times New Roman"/>
-          <w:sz w:val="26"/>
-          <w:szCs w:val="26"/>
-          <w:lang w:val="it-IT"/>
-        </w:rPr>
-      </w:pPr>
-      <w:r>
-        <w:rPr>
-          <w:rFonts w:ascii="Times New Roman" w:eastAsia="Times New Roman" w:hAnsi="Times New Roman" w:cs="Times New Roman"/>
-          <w:sz w:val="26"/>
-          <w:szCs w:val="26"/>
-          <w:lang w:val="it-IT"/>
-        </w:rPr>
-        <w:t>12.2. Cam đoan của Bên B:</w:t>
-      </w:r>
-    </w:p>
-    <w:p>
-      <w:pPr>
-        <w:spacing w:after="0" w:line="269" w:lineRule="auto"/>
-        <w:ind w:firstLine="567"/>
-        <w:jc w:val="both"/>
-        <w:rPr>
-          <w:rFonts w:ascii="Times New Roman" w:eastAsia="Times New Roman" w:hAnsi="Times New Roman" w:cs="Times New Roman"/>
-          <w:sz w:val="26"/>
-          <w:szCs w:val="26"/>
-          <w:lang w:val="it-IT"/>
-        </w:rPr>
-      </w:pPr>
-      <w:r>
-        <w:rPr>
-          <w:rFonts w:ascii="Times New Roman" w:eastAsia="Times New Roman" w:hAnsi="Times New Roman" w:cs="Times New Roman"/>
-          <w:sz w:val="26"/>
-          <w:szCs w:val="26"/>
-          <w:lang w:val="it-IT"/>
-        </w:rPr>
-        <w:t xml:space="preserve">a) Những người có tên trong Hợp đồng này là chủ sở hữu, đồng sử dụng hợp pháp tài sản thế chấp ghi trong Hợp đồng này đã bàn bạc và thống nhất đồng ý và cam đoan tự nguyện dùng toàn bộ khối tài sản cùng với các loại giấy tờ liên quan của tài sản để thế chấp cho Bên A với trách nhiệm bảo đảm cho việc thực hiện nghĩa vụ trả nợ đối với tất cả các khoản nợ phát sinh từ các Hợp đồng được ký kết giữa Bên A và Bên B và/ hoặc người đại diện Bên B </w:t>
-      </w:r>
-      <w:r>
-        <w:rPr>
-          <w:rFonts w:ascii="Times New Roman" w:eastAsia="Times New Roman" w:hAnsi="Times New Roman" w:cs="Times New Roman"/>
-          <w:sz w:val="26"/>
-          <w:szCs w:val="26"/>
-          <w:lang w:val="it-IT"/>
-        </w:rPr>
-        <w:t>có thời hạn đến khi được xóa thế chấp</w:t>
-      </w:r>
-      <w:r>
-        <w:rPr>
-          <w:rFonts w:ascii="Times New Roman" w:eastAsia="Times New Roman" w:hAnsi="Times New Roman" w:cs="Times New Roman"/>
-          <w:sz w:val="26"/>
-          <w:szCs w:val="26"/>
-          <w:lang w:val="it-IT"/>
-        </w:rPr>
-        <w:t xml:space="preserve"> mà được tham chiếu theo Hợp đồng thế chấp này và các Hợp đồng cho vay khác được xác lập trước, cùng và sau thời điểm ký kết Hợp đồng này mà được tham chiếu theo Hợp đồng thế chấp này. </w:t>
-      </w:r>
-    </w:p>
-    <w:p>
-      <w:pPr>
-        <w:spacing w:after="0" w:line="269" w:lineRule="auto"/>
-        <w:ind w:firstLine="567"/>
-        <w:jc w:val="both"/>
-        <w:rPr>
-          <w:rFonts w:ascii="Times New Roman" w:eastAsia="Times New Roman" w:hAnsi="Times New Roman" w:cs="Times New Roman"/>
-          <w:sz w:val="26"/>
-          <w:szCs w:val="26"/>
-          <w:lang w:val="it-IT"/>
-        </w:rPr>
-      </w:pPr>
-      <w:r>
-        <w:rPr>
-          <w:rFonts w:ascii="Times New Roman" w:eastAsia="Times New Roman" w:hAnsi="Times New Roman" w:cs="Times New Roman"/>
-          <w:sz w:val="26"/>
-          <w:szCs w:val="26"/>
-          <w:lang w:val="it-IT"/>
-        </w:rPr>
-        <w:t xml:space="preserve">b) Các cá nhân Bên B cam kết và khẳng định cùng chịu trách nhiệm hoàn thành đầy đủ, đúng hạn tất cả các nghĩa vụ bảo đảm, thực hiện đúng cam kết, thỏa thuận đối với Bên A tại Hợp đồng này và các Hợp đồng, văn bản khác liên quan trong mọi trường hợp với bất kỳ lý do gì.     </w:t>
-      </w:r>
-    </w:p>
-    <w:p>
-      <w:pPr>
-        <w:spacing w:after="0" w:line="269" w:lineRule="auto"/>
-        <w:ind w:firstLine="567"/>
-        <w:jc w:val="both"/>
-        <w:rPr>
-          <w:rFonts w:ascii="Times New Roman" w:eastAsia="Times New Roman" w:hAnsi="Times New Roman" w:cs="Times New Roman"/>
-          <w:sz w:val="26"/>
-          <w:szCs w:val="26"/>
-          <w:lang w:val="it-IT"/>
-        </w:rPr>
-      </w:pPr>
-      <w:r>
-        <w:rPr>
-          <w:rFonts w:ascii="Times New Roman" w:eastAsia="Times New Roman" w:hAnsi="Times New Roman" w:cs="Times New Roman"/>
-          <w:sz w:val="26"/>
-          <w:szCs w:val="26"/>
-          <w:lang w:val="it-IT"/>
-        </w:rPr>
-        <w:t>c) Tài sản thế chấp hiện không thế chấp, cầm cố đưới bất kỳ hình thức nào để đảm bảo cho bất kỳ một nghĩa vụ khác; không bị tranh chấp về quyền sở hữu và quyền sử</w:t>
-      </w:r>
-      <w:r>
-        <w:rPr>
-          <w:rFonts w:ascii="Times New Roman" w:eastAsia="Times New Roman" w:hAnsi="Times New Roman" w:cs="Times New Roman"/>
-          <w:sz w:val="26"/>
-          <w:szCs w:val="26"/>
-          <w:lang w:val="it-IT"/>
-        </w:rPr>
-        <w:t xml:space="preserve"> dụng</w:t>
-      </w:r>
-      <w:r>
-        <w:rPr>
-          <w:rFonts w:ascii="Times New Roman" w:eastAsia="Times New Roman" w:hAnsi="Times New Roman" w:cs="Times New Roman"/>
-          <w:sz w:val="26"/>
-          <w:szCs w:val="26"/>
-          <w:lang w:val="it-IT"/>
-        </w:rPr>
-        <w:t>.</w:t>
-      </w:r>
-    </w:p>
-    <w:p>
-      <w:pPr>
-        <w:spacing w:after="0" w:line="269" w:lineRule="auto"/>
-        <w:ind w:firstLine="567"/>
-        <w:jc w:val="both"/>
-        <w:rPr>
-          <w:rFonts w:ascii="Times New Roman" w:eastAsia="Times New Roman" w:hAnsi="Times New Roman" w:cs="Times New Roman"/>
-          <w:sz w:val="26"/>
-          <w:szCs w:val="26"/>
-          <w:lang w:val="it-IT"/>
-        </w:rPr>
-      </w:pPr>
-      <w:r>
-        <w:rPr>
-          <w:rFonts w:ascii="Times New Roman" w:eastAsia="Times New Roman" w:hAnsi="Times New Roman" w:cs="Times New Roman"/>
-          <w:sz w:val="26"/>
-          <w:szCs w:val="26"/>
-          <w:lang w:val="it-IT"/>
-        </w:rPr>
-        <w:t>d) Việc giao kết Hợp đồng này là hoàn toàn tự nguyện, không bị lừa dối hay ép buộc</w:t>
-      </w:r>
-      <w:r>
-        <w:rPr>
-          <w:rFonts w:ascii="Times New Roman" w:eastAsia="Times New Roman" w:hAnsi="Times New Roman" w:cs="Times New Roman"/>
-          <w:sz w:val="26"/>
-          <w:szCs w:val="26"/>
-          <w:lang w:val="it-IT"/>
-        </w:rPr>
-        <w:t>.</w:t>
-      </w:r>
-    </w:p>
-    <w:p>
-      <w:pPr>
-        <w:spacing w:after="0" w:line="269" w:lineRule="auto"/>
-        <w:ind w:firstLine="567"/>
-        <w:jc w:val="both"/>
-        <w:rPr>
-          <w:rFonts w:ascii="Times New Roman" w:eastAsia="Times New Roman" w:hAnsi="Times New Roman" w:cs="Times New Roman"/>
-          <w:sz w:val="26"/>
-          <w:szCs w:val="26"/>
-          <w:lang w:val="it-IT"/>
-        </w:rPr>
-      </w:pPr>
-      <w:r>
-        <w:rPr>
-          <w:rFonts w:ascii="Times New Roman" w:eastAsia="Times New Roman" w:hAnsi="Times New Roman" w:cs="Times New Roman"/>
-          <w:sz w:val="26"/>
-          <w:szCs w:val="26"/>
-          <w:lang w:val="it-IT"/>
-        </w:rPr>
-        <w:t>e) Cam kết thực hiện đầy đủ các thủ tục pháp lý theo quy định của pháp luật và hướng dẫn của Bên A và phối kết hợp với Bên A khi phải xử lý tài sản.</w:t>
-      </w:r>
-    </w:p>
-    <w:p>
-      <w:pPr>
-        <w:spacing w:after="0" w:line="269" w:lineRule="auto"/>
-        <w:ind w:firstLine="567"/>
-        <w:jc w:val="both"/>
-        <w:rPr>
-          <w:rFonts w:ascii="Times New Roman" w:eastAsia="Times New Roman" w:hAnsi="Times New Roman" w:cs="Times New Roman"/>
-          <w:sz w:val="26"/>
-          <w:szCs w:val="26"/>
-          <w:lang w:val="it-IT"/>
-        </w:rPr>
-      </w:pPr>
-      <w:r>
-        <w:rPr>
-          <w:rFonts w:ascii="Times New Roman" w:eastAsia="Times New Roman" w:hAnsi="Times New Roman" w:cs="Times New Roman"/>
-          <w:sz w:val="26"/>
-          <w:szCs w:val="26"/>
-          <w:lang w:val="it-IT"/>
-        </w:rPr>
-        <w:t>f) Cam kết thực hiện đúng đầy đủ các thỏa thuận đã ghi trong Hợp đồng này.</w:t>
-      </w:r>
-    </w:p>
-    <w:p>
-      <w:pPr>
-        <w:spacing w:after="0" w:line="269" w:lineRule="auto"/>
-        <w:ind w:firstLine="567"/>
-        <w:jc w:val="both"/>
-        <w:rPr>
-          <w:rFonts w:ascii="Times New Roman" w:eastAsia="Times New Roman" w:hAnsi="Times New Roman" w:cs="Times New Roman"/>
-          <w:b/>
-          <w:sz w:val="26"/>
-          <w:szCs w:val="26"/>
-          <w:lang w:val="it-IT"/>
-        </w:rPr>
-      </w:pPr>
-      <w:r>
-        <w:rPr>
-          <w:rFonts w:ascii="Times New Roman" w:eastAsia="Times New Roman" w:hAnsi="Times New Roman" w:cs="Times New Roman"/>
-          <w:b/>
-          <w:sz w:val="26"/>
-          <w:szCs w:val="26"/>
-          <w:lang w:val="it-IT"/>
-        </w:rPr>
-        <w:t>Điều 13. Luật điều chỉnh, cơ quan giải quyết tranh chấp</w:t>
-      </w:r>
-    </w:p>
-    <w:p>
-      <w:pPr>
-        <w:spacing w:after="0" w:line="269" w:lineRule="auto"/>
-        <w:ind w:firstLine="567"/>
-        <w:jc w:val="both"/>
-        <w:rPr>
-          <w:rFonts w:ascii="Times New Roman" w:eastAsia="Times New Roman" w:hAnsi="Times New Roman" w:cs="Times New Roman"/>
-          <w:sz w:val="26"/>
-          <w:szCs w:val="26"/>
-          <w:lang w:val="it-IT"/>
-        </w:rPr>
-      </w:pPr>
-      <w:r>
-        <w:rPr>
-          <w:rFonts w:ascii="Times New Roman" w:eastAsia="Times New Roman" w:hAnsi="Times New Roman" w:cs="Times New Roman"/>
-          <w:sz w:val="26"/>
-          <w:szCs w:val="26"/>
-          <w:lang w:val="it-IT"/>
-        </w:rPr>
-        <w:t>Trong quá trình thực hiện Hợp đồng này nếu có phát sinh tranh chấp, các bên cùng nhau thương lượng, giải quyết trên nguyên tắc tôn trọng quyền lợi của nhau; trong trường hợp không thương lượng được thì các Bên thống nhất giải quyết tranh chấp tại Tòa án nhân dân theo quy định của pháp luật.</w:t>
-      </w:r>
-    </w:p>
-    <w:p>
-      <w:pPr>
-        <w:spacing w:after="0" w:line="269" w:lineRule="auto"/>
-        <w:ind w:firstLine="567"/>
-        <w:jc w:val="both"/>
-        <w:rPr>
-          <w:rFonts w:ascii="Times New Roman" w:eastAsia="Times New Roman" w:hAnsi="Times New Roman" w:cs="Times New Roman"/>
-          <w:b/>
-          <w:sz w:val="26"/>
-          <w:szCs w:val="26"/>
-          <w:lang w:val="it-IT"/>
-        </w:rPr>
-      </w:pPr>
-      <w:r>
-        <w:rPr>
-          <w:rFonts w:ascii="Times New Roman" w:eastAsia="Times New Roman" w:hAnsi="Times New Roman" w:cs="Times New Roman"/>
-          <w:b/>
-          <w:sz w:val="26"/>
-          <w:szCs w:val="26"/>
-          <w:lang w:val="it-IT"/>
-        </w:rPr>
-        <w:t>Điều 14. Hiệu lực của Hợp đồng</w:t>
-      </w:r>
-    </w:p>
-    <w:p>
-      <w:pPr>
-        <w:spacing w:after="0" w:line="269" w:lineRule="auto"/>
-        <w:ind w:firstLine="567"/>
-        <w:jc w:val="both"/>
-        <w:rPr>
-          <w:rFonts w:ascii="Times New Roman" w:eastAsia="Times New Roman" w:hAnsi="Times New Roman" w:cs="Times New Roman"/>
-          <w:sz w:val="26"/>
-          <w:szCs w:val="26"/>
-          <w:lang w:val="it-IT"/>
-        </w:rPr>
-      </w:pPr>
-      <w:r>
-        <w:rPr>
-          <w:rFonts w:ascii="Times New Roman" w:eastAsia="Times New Roman" w:hAnsi="Times New Roman" w:cs="Times New Roman"/>
-          <w:sz w:val="26"/>
-          <w:szCs w:val="26"/>
-          <w:lang w:val="it-IT"/>
-        </w:rPr>
-        <w:t>14.1. Hiệu lực của Hợp đồng:</w:t>
-      </w:r>
-    </w:p>
-    <w:p>
-      <w:pPr>
-        <w:spacing w:after="0" w:line="269" w:lineRule="auto"/>
-        <w:ind w:firstLine="567"/>
-        <w:jc w:val="both"/>
-        <w:rPr>
-          <w:rFonts w:ascii="Times New Roman" w:eastAsia="Times New Roman" w:hAnsi="Times New Roman" w:cs="Times New Roman"/>
-          <w:sz w:val="26"/>
-          <w:szCs w:val="26"/>
-          <w:lang w:val="it-IT"/>
-        </w:rPr>
-      </w:pPr>
-      <w:r>
-        <w:rPr>
-          <w:rFonts w:ascii="Times New Roman" w:eastAsia="Times New Roman" w:hAnsi="Times New Roman" w:cs="Times New Roman"/>
-          <w:sz w:val="26"/>
-          <w:szCs w:val="26"/>
-          <w:lang w:val="it-IT"/>
-        </w:rPr>
-        <w:t xml:space="preserve">Hợp đồng này có hiệu lực kể từ khi các Bên có tên trong Hợp đồng ký tên và được cơ quan cấp có thẩm quyền ban hành lời chứng. Mọi sửa đổi, bổ sung Hợp đồng này phải được sự đồng ý của các bên và lập thành văn bản.     </w:t>
-      </w:r>
-    </w:p>
-    <w:p>
-      <w:pPr>
-        <w:spacing w:after="0" w:line="269" w:lineRule="auto"/>
-        <w:ind w:firstLine="567"/>
-        <w:jc w:val="both"/>
-        <w:rPr>
-          <w:rFonts w:ascii="Times New Roman" w:eastAsia="Times New Roman" w:hAnsi="Times New Roman" w:cs="Times New Roman"/>
-          <w:sz w:val="26"/>
-          <w:szCs w:val="26"/>
-          <w:lang w:val="it-IT"/>
-        </w:rPr>
-      </w:pPr>
-      <w:r>
-        <w:rPr>
-          <w:rFonts w:ascii="Times New Roman" w:eastAsia="Times New Roman" w:hAnsi="Times New Roman" w:cs="Times New Roman"/>
-          <w:sz w:val="26"/>
-          <w:szCs w:val="26"/>
-          <w:lang w:val="it-IT"/>
-        </w:rPr>
-        <w:t>14.2. Hợp đồng này hết hiệu lực trong các trường hợp sau:</w:t>
-      </w:r>
-    </w:p>
-    <w:p>
-      <w:pPr>
-        <w:spacing w:after="0" w:line="269" w:lineRule="auto"/>
-        <w:ind w:firstLine="567"/>
-        <w:jc w:val="both"/>
-        <w:rPr>
-          <w:rFonts w:ascii="Times New Roman" w:eastAsia="Times New Roman" w:hAnsi="Times New Roman" w:cs="Times New Roman"/>
-          <w:sz w:val="26"/>
-          <w:szCs w:val="26"/>
-          <w:lang w:val="it-IT"/>
-        </w:rPr>
-      </w:pPr>
-      <w:r>
-        <w:rPr>
-          <w:rFonts w:ascii="Times New Roman" w:eastAsia="Times New Roman" w:hAnsi="Times New Roman" w:cs="Times New Roman"/>
-          <w:sz w:val="26"/>
-          <w:szCs w:val="26"/>
-          <w:lang w:val="it-IT"/>
-        </w:rPr>
-        <w:lastRenderedPageBreak/>
-        <w:t xml:space="preserve">a) Bên B đã hoàn thành đầy đủ nghĩa vụ được bảo đảm theo hợp đồng này và được Bên A chấp thuận xóa đăng ký giao dịch bảo đảm và cơ quan nhà nước có thẩm quyền thực hiện xóa đăng ký giao dịch bảo đảm theo quy định.     </w:t>
-      </w:r>
-    </w:p>
-    <w:p>
-      <w:pPr>
-        <w:spacing w:after="0" w:line="269" w:lineRule="auto"/>
-        <w:ind w:firstLine="567"/>
-        <w:jc w:val="both"/>
-        <w:rPr>
-          <w:rFonts w:ascii="Times New Roman" w:eastAsia="Times New Roman" w:hAnsi="Times New Roman" w:cs="Times New Roman"/>
-          <w:sz w:val="26"/>
-          <w:szCs w:val="26"/>
-          <w:lang w:val="it-IT"/>
-        </w:rPr>
-      </w:pPr>
-      <w:r>
-        <w:rPr>
-          <w:rFonts w:ascii="Times New Roman" w:eastAsia="Times New Roman" w:hAnsi="Times New Roman" w:cs="Times New Roman"/>
-          <w:sz w:val="26"/>
-          <w:szCs w:val="26"/>
-          <w:lang w:val="it-IT"/>
-        </w:rPr>
-        <w:t>b) Tài sản thế chấp đã được xử lý để thực hiện nghĩa vụ</w:t>
-      </w:r>
-    </w:p>
-    <w:p>
-      <w:pPr>
-        <w:spacing w:after="0" w:line="269" w:lineRule="auto"/>
-        <w:ind w:firstLine="567"/>
-        <w:jc w:val="both"/>
-        <w:rPr>
-          <w:rFonts w:ascii="Times New Roman" w:eastAsia="Times New Roman" w:hAnsi="Times New Roman" w:cs="Times New Roman"/>
-          <w:sz w:val="26"/>
-          <w:szCs w:val="26"/>
-          <w:lang w:val="it-IT"/>
-        </w:rPr>
-      </w:pPr>
-      <w:r>
-        <w:rPr>
-          <w:rFonts w:ascii="Times New Roman" w:eastAsia="Times New Roman" w:hAnsi="Times New Roman" w:cs="Times New Roman"/>
-          <w:sz w:val="26"/>
-          <w:szCs w:val="26"/>
-          <w:lang w:val="it-IT"/>
-        </w:rPr>
         <w:t>14.3. Hợp đồng này gồm có 1</w:t>
       </w:r>
       <w:r>
@@ -6889,8 +6852,8 @@
         <w:tblLook w:val="04A0" w:firstRow="1" w:lastRow="0" w:firstColumn="1" w:lastColumn="0" w:noHBand="0" w:noVBand="1"/>
       </w:tblPr>
       <w:tblGrid>
-        <w:gridCol w:w="4536"/>
-        <w:gridCol w:w="4536"/>
+        <w:gridCol w:w="4644"/>
+        <w:gridCol w:w="4644"/>
       </w:tblGrid>
       <w:tr>
         <w:tc>
@@ -7029,7 +6992,7 @@
         <w:sectPr>
           <w:headerReference w:type="default" r:id="rId6"/>
           <w:pgSz w:w="11907" w:h="16840" w:code="9"/>
-          <w:pgMar w:top="1134" w:right="1134" w:bottom="1134" w:left="1701" w:header="720" w:footer="720" w:gutter="0"/>
+          <w:pgMar w:top="1440" w:right="1080" w:bottom="1440" w:left="1080" w:header="720" w:footer="720" w:gutter="0"/>
           <w:cols w:space="720"/>
           <w:docGrid w:linePitch="360"/>
         </w:sectPr>
@@ -7043,147 +7006,25 @@
         <w:adjustRightInd w:val="0"/>
         <w:spacing w:before="120" w:after="60" w:line="312" w:lineRule="auto"/>
         <w:ind w:firstLine="567"/>
-        <w:jc w:val="both"/>
-        <w:rPr>
-          <w:rFonts w:ascii="Times New Roman" w:hAnsi="Times New Roman" w:cs="Times New Roman"/>
-          <w:sz w:val="26"/>
-          <w:szCs w:val="26"/>
-          <w:lang w:val="it-IT"/>
-        </w:rPr>
-      </w:pPr>
-      <w:r>
-        <w:rPr>
-          <w:rFonts w:ascii="Times New Roman" w:hAnsi="Times New Roman" w:cs="Times New Roman"/>
+        <w:jc w:val="center"/>
+        <w:rPr>
+          <w:rFonts w:ascii="Times New Roman" w:hAnsi="Times New Roman" w:cs="Times New Roman"/>
+          <w:b/>
+          <w:sz w:val="26"/>
+          <w:szCs w:val="26"/>
+          <w:lang w:val="it-IT"/>
+        </w:rPr>
+      </w:pPr>
+      <w:r>
+        <w:rPr>
+          <w:rFonts w:ascii="Times New Roman" w:hAnsi="Times New Roman" w:cs="Times New Roman"/>
+          <w:b/>
           <w:sz w:val="26"/>
           <w:szCs w:val="26"/>
           <w:lang w:val="it-IT"/>
         </w:rPr>
         <w:lastRenderedPageBreak/>
-        <w:t xml:space="preserve">Ngày </w:t>
-      </w:r>
-      <w:r>
-        <w:rPr>
-          <w:rFonts w:ascii="Times New Roman" w:hAnsi="Times New Roman" w:cs="Times New Roman"/>
-          <w:sz w:val="26"/>
-          <w:szCs w:val="26"/>
-          <w:lang w:val="it-IT"/>
-        </w:rPr>
-        <w:t>16</w:t>
-      </w:r>
-      <w:r>
-        <w:rPr>
-          <w:rFonts w:ascii="Times New Roman" w:hAnsi="Times New Roman" w:cs="Times New Roman"/>
-          <w:sz w:val="26"/>
-          <w:szCs w:val="26"/>
-          <w:lang w:val="it-IT"/>
-        </w:rPr>
-        <w:t xml:space="preserve"> tháng </w:t>
-      </w:r>
-      <w:r>
-        <w:rPr>
-          <w:rFonts w:ascii="Times New Roman" w:hAnsi="Times New Roman" w:cs="Times New Roman"/>
-          <w:sz w:val="26"/>
-          <w:szCs w:val="26"/>
-          <w:lang w:val="it-IT"/>
-        </w:rPr>
-        <w:t>01</w:t>
-      </w:r>
-      <w:r>
-        <w:rPr>
-          <w:rFonts w:ascii="Times New Roman" w:hAnsi="Times New Roman" w:cs="Times New Roman"/>
-          <w:sz w:val="26"/>
-          <w:szCs w:val="26"/>
-          <w:lang w:val="it-IT"/>
-        </w:rPr>
-        <w:t xml:space="preserve"> năm 202</w:t>
-      </w:r>
-      <w:r>
-        <w:rPr>
-          <w:rFonts w:ascii="Times New Roman" w:hAnsi="Times New Roman" w:cs="Times New Roman"/>
-          <w:sz w:val="26"/>
-          <w:szCs w:val="26"/>
-          <w:lang w:val="it-IT"/>
-        </w:rPr>
-        <w:t>6</w:t>
-      </w:r>
-      <w:r>
-        <w:rPr>
-          <w:rFonts w:ascii="Times New Roman" w:hAnsi="Times New Roman" w:cs="Times New Roman"/>
-          <w:sz w:val="26"/>
-          <w:szCs w:val="26"/>
-          <w:lang w:val="it-IT"/>
-        </w:rPr>
-        <w:t xml:space="preserve"> </w:t>
-      </w:r>
-      <w:r>
-        <w:rPr>
-          <w:rFonts w:ascii="Times New Roman" w:hAnsi="Times New Roman" w:cs="Times New Roman"/>
-          <w:i/>
-          <w:sz w:val="26"/>
-          <w:szCs w:val="26"/>
-          <w:lang w:val="it-IT"/>
-        </w:rPr>
-        <w:t xml:space="preserve">(Bằng chữ: Ngày </w:t>
-      </w:r>
-      <w:r>
-        <w:rPr>
-          <w:rFonts w:ascii="Times New Roman" w:hAnsi="Times New Roman" w:cs="Times New Roman"/>
-          <w:i/>
-          <w:sz w:val="26"/>
-          <w:szCs w:val="26"/>
-          <w:lang w:val="it-IT"/>
-        </w:rPr>
-        <w:t>mười sáu</w:t>
-      </w:r>
-      <w:r>
-        <w:rPr>
-          <w:rFonts w:ascii="Times New Roman" w:hAnsi="Times New Roman" w:cs="Times New Roman"/>
-          <w:i/>
-          <w:sz w:val="26"/>
-          <w:szCs w:val="26"/>
-          <w:lang w:val="it-IT"/>
-        </w:rPr>
-        <w:t xml:space="preserve">, tháng </w:t>
-      </w:r>
-      <w:r>
-        <w:rPr>
-          <w:rFonts w:ascii="Times New Roman" w:hAnsi="Times New Roman" w:cs="Times New Roman"/>
-          <w:i/>
-          <w:sz w:val="26"/>
-          <w:szCs w:val="26"/>
-          <w:lang w:val="it-IT"/>
-        </w:rPr>
-        <w:t>một</w:t>
-      </w:r>
-      <w:r>
-        <w:rPr>
-          <w:rFonts w:ascii="Times New Roman" w:hAnsi="Times New Roman" w:cs="Times New Roman"/>
-          <w:i/>
-          <w:sz w:val="26"/>
-          <w:szCs w:val="26"/>
-          <w:lang w:val="it-IT"/>
-        </w:rPr>
-        <w:t xml:space="preserve">, năm hai nghìn không trăm hai </w:t>
-      </w:r>
-      <w:r>
-        <w:rPr>
-          <w:rFonts w:ascii="Times New Roman" w:hAnsi="Times New Roman" w:cs="Times New Roman"/>
-          <w:i/>
-          <w:sz w:val="26"/>
-          <w:szCs w:val="26"/>
-          <w:lang w:val="it-IT"/>
-        </w:rPr>
-        <w:t>sáu</w:t>
-      </w:r>
-      <w:r>
-        <w:rPr>
-          <w:rFonts w:ascii="Times New Roman" w:hAnsi="Times New Roman" w:cs="Times New Roman"/>
-          <w:i/>
-          <w:sz w:val="26"/>
-          <w:szCs w:val="26"/>
-          <w:lang w:val="it-IT"/>
-        </w:rPr>
-        <w:t>)</w:t>
+        <w:t>LỜI CHỨNG THỰC HỢP ĐỒNG GIAO DỊCH</w:t>
       </w:r>
     </w:p>
     <w:p>
@@ -7209,7 +7050,103 @@
           <w:szCs w:val="26"/>
           <w:lang w:val="it-IT"/>
         </w:rPr>
-        <w:t>Tại: Uỷ ban nhân dân phường Chu Văn An, thành phố Hải Phòng</w:t>
+        <w:t xml:space="preserve">Ngày </w:t>
+      </w:r>
+      <w:r>
+        <w:rPr>
+          <w:rFonts w:ascii="Times New Roman" w:hAnsi="Times New Roman" w:cs="Times New Roman"/>
+          <w:sz w:val="26"/>
+          <w:szCs w:val="26"/>
+          <w:lang w:val="it-IT"/>
+        </w:rPr>
+        <w:t>{{day}}</w:t>
+      </w:r>
+      <w:r>
+        <w:rPr>
+          <w:rFonts w:ascii="Times New Roman" w:hAnsi="Times New Roman" w:cs="Times New Roman"/>
+          <w:sz w:val="26"/>
+          <w:szCs w:val="26"/>
+          <w:lang w:val="it-IT"/>
+        </w:rPr>
+        <w:t xml:space="preserve"> tháng </w:t>
+      </w:r>
+      <w:r>
+        <w:rPr>
+          <w:rFonts w:ascii="Times New Roman" w:hAnsi="Times New Roman" w:cs="Times New Roman"/>
+          <w:sz w:val="26"/>
+          <w:szCs w:val="26"/>
+          <w:lang w:val="it-IT"/>
+        </w:rPr>
+        <w:t>{{month}} năm {{year}}</w:t>
+      </w:r>
+      <w:r>
+        <w:rPr>
+          <w:rFonts w:ascii="Times New Roman" w:hAnsi="Times New Roman" w:cs="Times New Roman"/>
+          <w:sz w:val="26"/>
+          <w:szCs w:val="26"/>
+          <w:lang w:val="it-IT"/>
+        </w:rPr>
+        <w:t xml:space="preserve"> </w:t>
+      </w:r>
+      <w:r>
+        <w:rPr>
+          <w:rFonts w:ascii="Times New Roman" w:hAnsi="Times New Roman" w:cs="Times New Roman"/>
+          <w:i/>
+          <w:sz w:val="26"/>
+          <w:szCs w:val="26"/>
+          <w:lang w:val="it-IT"/>
+        </w:rPr>
+        <w:t>(</w:t>
+      </w:r>
+      <w:r>
+        <w:rPr>
+          <w:rFonts w:ascii="Times New Roman" w:hAnsi="Times New Roman" w:cs="Times New Roman"/>
+          <w:i/>
+          <w:sz w:val="26"/>
+          <w:szCs w:val="26"/>
+          <w:lang w:val="it-IT"/>
+        </w:rPr>
+        <w:t>{{</w:t>
+      </w:r>
+      <w:r>
+        <w:rPr>
+          <w:rFonts w:ascii="Times New Roman" w:hAnsi="Times New Roman" w:cs="Times New Roman"/>
+          <w:i/>
+          <w:sz w:val="26"/>
+          <w:szCs w:val="26"/>
+          <w:lang w:val="it-IT"/>
+        </w:rPr>
+        <w:t>dateTextWords</w:t>
+      </w:r>
+      <w:r>
+        <w:rPr>
+          <w:rFonts w:ascii="Times New Roman" w:hAnsi="Times New Roman" w:cs="Times New Roman"/>
+          <w:i/>
+          <w:sz w:val="26"/>
+          <w:szCs w:val="26"/>
+          <w:lang w:val="it-IT"/>
+        </w:rPr>
+        <w:t>}}</w:t>
+      </w:r>
+      <w:r>
+        <w:rPr>
+          <w:rFonts w:ascii="Times New Roman" w:hAnsi="Times New Roman" w:cs="Times New Roman"/>
+          <w:i/>
+          <w:sz w:val="26"/>
+          <w:szCs w:val="26"/>
+          <w:lang w:val="it-IT"/>
+        </w:rPr>
+        <w:t>)</w:t>
+      </w:r>
+      <w:r>
+        <w:rPr>
+          <w:rFonts w:ascii="Times New Roman" w:hAnsi="Times New Roman" w:cs="Times New Roman"/>
+          <w:i/>
+          <w:sz w:val="26"/>
+          <w:szCs w:val="26"/>
+          <w:lang w:val="it-IT"/>
+        </w:rPr>
+        <w:t>.</w:t>
       </w:r>
     </w:p>
     <w:p>
@@ -7235,25 +7172,25 @@
           <w:szCs w:val="26"/>
           <w:lang w:val="it-IT"/>
         </w:rPr>
-        <w:t xml:space="preserve">Tôi: </w:t>
-      </w:r>
-      <w:r>
-        <w:rPr>
-          <w:rFonts w:ascii="Times New Roman" w:hAnsi="Times New Roman" w:cs="Times New Roman"/>
-          <w:sz w:val="26"/>
-          <w:szCs w:val="26"/>
-          <w:lang w:val="it-IT"/>
-        </w:rPr>
-        <w:t>………………………………</w:t>
-      </w:r>
-      <w:r>
-        <w:rPr>
-          <w:rFonts w:ascii="Times New Roman" w:hAnsi="Times New Roman" w:cs="Times New Roman"/>
-          <w:sz w:val="26"/>
-          <w:szCs w:val="26"/>
-          <w:lang w:val="it-IT"/>
-        </w:rPr>
-        <w:t>, là Phó chủ tịch UBND phường Chu Văn An, thành phố Hải Phòng</w:t>
+        <w:t>Tại: Uỷ ban nhân dân phường</w:t>
+      </w:r>
+      <w:r>
+        <w:rPr>
+          <w:rFonts w:ascii="Times New Roman" w:hAnsi="Times New Roman" w:cs="Times New Roman"/>
+          <w:sz w:val="26"/>
+          <w:szCs w:val="26"/>
+          <w:lang w:val="it-IT"/>
+        </w:rPr>
+        <w:t xml:space="preserve"> {{phuong}}</w:t>
+      </w:r>
+      <w:r>
+        <w:rPr>
+          <w:rFonts w:ascii="Times New Roman" w:hAnsi="Times New Roman" w:cs="Times New Roman"/>
+          <w:sz w:val="26"/>
+          <w:szCs w:val="26"/>
+          <w:lang w:val="it-IT"/>
+        </w:rPr>
+        <w:t>, thành phố Hải Phòng</w:t>
       </w:r>
     </w:p>
     <w:p>
@@ -7264,24 +7201,58 @@
         <w:adjustRightInd w:val="0"/>
         <w:spacing w:before="120" w:after="60" w:line="312" w:lineRule="auto"/>
         <w:ind w:firstLine="567"/>
-        <w:jc w:val="center"/>
-        <w:rPr>
-          <w:rFonts w:ascii="Times New Roman" w:hAnsi="Times New Roman" w:cs="Times New Roman"/>
-          <w:b/>
-          <w:sz w:val="26"/>
-          <w:szCs w:val="26"/>
-          <w:lang w:val="it-IT"/>
-        </w:rPr>
-      </w:pPr>
-      <w:r>
-        <w:rPr>
-          <w:rFonts w:ascii="Times New Roman" w:hAnsi="Times New Roman" w:cs="Times New Roman"/>
-          <w:b/>
-          <w:sz w:val="26"/>
-          <w:szCs w:val="26"/>
-          <w:lang w:val="it-IT"/>
-        </w:rPr>
-        <w:t>CHỨNG THỰC:</w:t>
+        <w:jc w:val="both"/>
+        <w:rPr>
+          <w:rFonts w:ascii="Times New Roman" w:hAnsi="Times New Roman" w:cs="Times New Roman"/>
+          <w:sz w:val="26"/>
+          <w:szCs w:val="26"/>
+          <w:lang w:val="it-IT"/>
+        </w:rPr>
+      </w:pPr>
+      <w:r>
+        <w:rPr>
+          <w:rFonts w:ascii="Times New Roman" w:hAnsi="Times New Roman" w:cs="Times New Roman"/>
+          <w:sz w:val="26"/>
+          <w:szCs w:val="26"/>
+          <w:lang w:val="it-IT"/>
+        </w:rPr>
+        <w:t>Tôi:</w:t>
+      </w:r>
+      <w:r>
+        <w:rPr>
+          <w:rFonts w:ascii="Times New Roman" w:hAnsi="Times New Roman" w:cs="Times New Roman"/>
+          <w:sz w:val="26"/>
+          <w:szCs w:val="26"/>
+          <w:lang w:val="it-IT"/>
+        </w:rPr>
+        <w:t xml:space="preserve"> {{chuTichPhuong}}</w:t>
+      </w:r>
+      <w:r>
+        <w:rPr>
+          <w:rFonts w:ascii="Times New Roman" w:hAnsi="Times New Roman" w:cs="Times New Roman"/>
+          <w:sz w:val="26"/>
+          <w:szCs w:val="26"/>
+          <w:lang w:val="it-IT"/>
+        </w:rPr>
+        <w:t>, là Phó chủ tịch UBND phườ</w:t>
+      </w:r>
+      <w:r>
+        <w:rPr>
+          <w:rFonts w:ascii="Times New Roman" w:hAnsi="Times New Roman" w:cs="Times New Roman"/>
+          <w:sz w:val="26"/>
+          <w:szCs w:val="26"/>
+          <w:lang w:val="it-IT"/>
+        </w:rPr>
+        <w:t>ng {{phuong}}</w:t>
+      </w:r>
+      <w:r>
+        <w:rPr>
+          <w:rFonts w:ascii="Times New Roman" w:hAnsi="Times New Roman" w:cs="Times New Roman"/>
+          <w:sz w:val="26"/>
+          <w:szCs w:val="26"/>
+          <w:lang w:val="it-IT"/>
+        </w:rPr>
+        <w:t>, thành phố Hải Phòng</w:t>
       </w:r>
     </w:p>
     <w:p>
@@ -7292,22 +7263,24 @@
         <w:adjustRightInd w:val="0"/>
         <w:spacing w:before="120" w:after="60" w:line="312" w:lineRule="auto"/>
         <w:ind w:firstLine="567"/>
-        <w:jc w:val="both"/>
-        <w:rPr>
-          <w:rFonts w:ascii="Times New Roman" w:hAnsi="Times New Roman" w:cs="Times New Roman"/>
-          <w:sz w:val="26"/>
-          <w:szCs w:val="26"/>
-          <w:lang w:val="it-IT"/>
-        </w:rPr>
-      </w:pPr>
-      <w:r>
-        <w:rPr>
-          <w:rFonts w:ascii="Times New Roman" w:hAnsi="Times New Roman" w:cs="Times New Roman"/>
-          <w:sz w:val="26"/>
-          <w:szCs w:val="26"/>
-          <w:lang w:val="it-IT"/>
-        </w:rPr>
-        <w:t xml:space="preserve">- Hợp đồng thế chấp quyền sử dụng đất được giao kết giữa: </w:t>
+        <w:jc w:val="center"/>
+        <w:rPr>
+          <w:rFonts w:ascii="Times New Roman" w:hAnsi="Times New Roman" w:cs="Times New Roman"/>
+          <w:b/>
+          <w:sz w:val="26"/>
+          <w:szCs w:val="26"/>
+          <w:lang w:val="it-IT"/>
+        </w:rPr>
+      </w:pPr>
+      <w:r>
+        <w:rPr>
+          <w:rFonts w:ascii="Times New Roman" w:hAnsi="Times New Roman" w:cs="Times New Roman"/>
+          <w:b/>
+          <w:sz w:val="26"/>
+          <w:szCs w:val="26"/>
+          <w:lang w:val="it-IT"/>
+        </w:rPr>
+        <w:t>CHỨNG THỰC:</w:t>
       </w:r>
     </w:p>
     <w:p>
@@ -7321,125 +7294,19 @@
         <w:jc w:val="both"/>
         <w:rPr>
           <w:rFonts w:ascii="Times New Roman" w:hAnsi="Times New Roman" w:cs="Times New Roman"/>
-          <w:b/>
-          <w:sz w:val="26"/>
-          <w:szCs w:val="26"/>
-          <w:lang w:val="it-IT"/>
-        </w:rPr>
-      </w:pPr>
-      <w:r>
-        <w:rPr>
-          <w:rFonts w:ascii="Times New Roman" w:hAnsi="Times New Roman" w:cs="Times New Roman"/>
-          <w:b/>
-          <w:sz w:val="26"/>
-          <w:szCs w:val="26"/>
-          <w:lang w:val="it-IT"/>
-        </w:rPr>
-        <w:t xml:space="preserve">Bên A: </w:t>
-      </w:r>
-    </w:p>
-    <w:p>
-      <w:pPr>
-        <w:spacing w:after="0" w:line="269" w:lineRule="auto"/>
-        <w:ind w:firstLine="567"/>
-        <w:jc w:val="both"/>
-        <w:rPr>
-          <w:rFonts w:ascii="Times New Roman" w:eastAsia="Times New Roman" w:hAnsi="Times New Roman" w:cs="Times New Roman"/>
-          <w:sz w:val="26"/>
-          <w:szCs w:val="26"/>
-        </w:rPr>
-      </w:pPr>
-      <w:r>
-        <w:rPr>
-          <w:rFonts w:ascii="Times New Roman" w:eastAsia="Times New Roman" w:hAnsi="Times New Roman" w:cs="Times New Roman"/>
-          <w:sz w:val="26"/>
-          <w:szCs w:val="26"/>
-        </w:rPr>
-        <w:t>QUỸ TÍN DỤNG NHÂN DÂN THÁI HỌC</w:t>
-      </w:r>
-      <w:r>
-        <w:rPr>
-          <w:rFonts w:ascii="Times New Roman" w:eastAsia="Times New Roman" w:hAnsi="Times New Roman" w:cs="Times New Roman"/>
-          <w:sz w:val="26"/>
-          <w:szCs w:val="26"/>
-        </w:rPr>
-        <w:t>{{pgd}}</w:t>
-      </w:r>
-    </w:p>
-    <w:p>
-      <w:pPr>
-        <w:spacing w:after="120" w:line="269" w:lineRule="auto"/>
-        <w:ind w:firstLine="567"/>
-        <w:jc w:val="both"/>
-        <w:rPr>
-          <w:rFonts w:ascii="Times New Roman" w:eastAsia="Times New Roman" w:hAnsi="Times New Roman" w:cs="Times New Roman"/>
-          <w:sz w:val="26"/>
-          <w:szCs w:val="26"/>
-        </w:rPr>
-      </w:pPr>
-      <w:r>
-        <w:rPr>
-          <w:rFonts w:ascii="Times New Roman" w:eastAsia="Times New Roman" w:hAnsi="Times New Roman" w:cs="Times New Roman"/>
-          <w:sz w:val="26"/>
-          <w:szCs w:val="26"/>
-        </w:rPr>
-        <w:t>{{dcpgd}}</w:t>
-      </w:r>
-    </w:p>
-    <w:p>
-      <w:pPr>
-        <w:spacing w:after="0" w:line="269" w:lineRule="auto"/>
-        <w:ind w:firstLine="567"/>
-        <w:jc w:val="both"/>
-        <w:rPr>
-          <w:rFonts w:ascii="Times New Roman" w:eastAsia="Times New Roman" w:hAnsi="Times New Roman" w:cs="Times New Roman"/>
-          <w:sz w:val="26"/>
-          <w:szCs w:val="26"/>
-        </w:rPr>
-      </w:pPr>
-      <w:r>
-        <w:rPr>
-          <w:rFonts w:ascii="Times New Roman" w:eastAsia="Times New Roman" w:hAnsi="Times New Roman" w:cs="Times New Roman"/>
-          <w:sz w:val="26"/>
-          <w:szCs w:val="26"/>
-        </w:rPr>
-        <w:t>Người đại diện</w:t>
-      </w:r>
-      <w:r>
-        <w:rPr>
-          <w:rFonts w:ascii="Times New Roman" w:eastAsia="Times New Roman" w:hAnsi="Times New Roman" w:cs="Times New Roman"/>
-          <w:sz w:val="26"/>
-          <w:szCs w:val="26"/>
-        </w:rPr>
-        <w:t xml:space="preserve"> </w:t>
-      </w:r>
-      <w:r>
-        <w:rPr>
-          <w:rFonts w:ascii="Times New Roman" w:eastAsia="Times New Roman" w:hAnsi="Times New Roman" w:cs="Times New Roman"/>
-          <w:sz w:val="26"/>
-          <w:szCs w:val="26"/>
-        </w:rPr>
-        <w:t>{{ndd}}</w:t>
-      </w:r>
-    </w:p>
-    <w:p>
-      <w:pPr>
-        <w:spacing w:after="0" w:line="269" w:lineRule="auto"/>
-        <w:ind w:firstLine="567"/>
-        <w:jc w:val="both"/>
-        <w:rPr>
-          <w:rFonts w:ascii="Times New Roman" w:eastAsia="Times New Roman" w:hAnsi="Times New Roman" w:cs="Times New Roman"/>
-          <w:sz w:val="26"/>
-          <w:szCs w:val="26"/>
-        </w:rPr>
-      </w:pPr>
-      <w:r>
-        <w:rPr>
-          <w:rFonts w:ascii="Times New Roman" w:eastAsia="Times New Roman" w:hAnsi="Times New Roman" w:cs="Times New Roman"/>
-          <w:sz w:val="26"/>
-          <w:szCs w:val="26"/>
-        </w:rPr>
-        <w:t>Nơi cấp: Cục cảnh sát quản lý hành chính về trật tự xã hội</w:t>
+          <w:sz w:val="26"/>
+          <w:szCs w:val="26"/>
+          <w:lang w:val="it-IT"/>
+        </w:rPr>
+      </w:pPr>
+      <w:r>
+        <w:rPr>
+          <w:rFonts w:ascii="Times New Roman" w:hAnsi="Times New Roman" w:cs="Times New Roman"/>
+          <w:sz w:val="26"/>
+          <w:szCs w:val="26"/>
+          <w:lang w:val="it-IT"/>
+        </w:rPr>
+        <w:t xml:space="preserve">- Hợp đồng thế chấp quyền sử dụng đất được giao kết giữa: </w:t>
       </w:r>
     </w:p>
     <w:p>
@@ -7467,6 +7334,118 @@
           <w:szCs w:val="26"/>
           <w:lang w:val="it-IT"/>
         </w:rPr>
+        <w:t xml:space="preserve">Bên A: </w:t>
+      </w:r>
+    </w:p>
+    <w:p>
+      <w:pPr>
+        <w:spacing w:after="0" w:line="269" w:lineRule="auto"/>
+        <w:ind w:firstLine="567"/>
+        <w:jc w:val="both"/>
+        <w:rPr>
+          <w:rFonts w:ascii="Times New Roman" w:eastAsia="Times New Roman" w:hAnsi="Times New Roman" w:cs="Times New Roman"/>
+          <w:sz w:val="26"/>
+          <w:szCs w:val="26"/>
+        </w:rPr>
+      </w:pPr>
+      <w:r>
+        <w:rPr>
+          <w:rFonts w:ascii="Times New Roman" w:eastAsia="Times New Roman" w:hAnsi="Times New Roman" w:cs="Times New Roman"/>
+          <w:sz w:val="26"/>
+          <w:szCs w:val="26"/>
+        </w:rPr>
+        <w:t>QUỸ TÍN DỤNG NHÂN DÂN THÁI HỌC</w:t>
+      </w:r>
+      <w:r>
+        <w:rPr>
+          <w:rFonts w:ascii="Times New Roman" w:eastAsia="Times New Roman" w:hAnsi="Times New Roman" w:cs="Times New Roman"/>
+          <w:sz w:val="26"/>
+          <w:szCs w:val="26"/>
+        </w:rPr>
+        <w:t>{{pgd}}</w:t>
+      </w:r>
+    </w:p>
+    <w:p>
+      <w:pPr>
+        <w:spacing w:after="120" w:line="269" w:lineRule="auto"/>
+        <w:ind w:firstLine="567"/>
+        <w:jc w:val="both"/>
+        <w:rPr>
+          <w:rFonts w:ascii="Times New Roman" w:eastAsia="Times New Roman" w:hAnsi="Times New Roman" w:cs="Times New Roman"/>
+          <w:sz w:val="26"/>
+          <w:szCs w:val="26"/>
+        </w:rPr>
+      </w:pPr>
+      <w:r>
+        <w:rPr>
+          <w:rFonts w:ascii="Times New Roman" w:eastAsia="Times New Roman" w:hAnsi="Times New Roman" w:cs="Times New Roman"/>
+          <w:sz w:val="26"/>
+          <w:szCs w:val="26"/>
+        </w:rPr>
+        <w:t>{{dcpgd}}</w:t>
+      </w:r>
+    </w:p>
+    <w:p>
+      <w:pPr>
+        <w:spacing w:after="0" w:line="269" w:lineRule="auto"/>
+        <w:ind w:firstLine="567"/>
+        <w:jc w:val="both"/>
+        <w:rPr>
+          <w:rFonts w:ascii="Times New Roman" w:eastAsia="Times New Roman" w:hAnsi="Times New Roman" w:cs="Times New Roman"/>
+          <w:sz w:val="26"/>
+          <w:szCs w:val="26"/>
+        </w:rPr>
+      </w:pPr>
+      <w:r>
+        <w:rPr>
+          <w:rFonts w:ascii="Times New Roman" w:eastAsia="Times New Roman" w:hAnsi="Times New Roman" w:cs="Times New Roman"/>
+          <w:sz w:val="26"/>
+          <w:szCs w:val="26"/>
+        </w:rPr>
+        <w:t>Người đại diện</w:t>
+      </w:r>
+      <w:r>
+        <w:rPr>
+          <w:rFonts w:ascii="Times New Roman" w:eastAsia="Times New Roman" w:hAnsi="Times New Roman" w:cs="Times New Roman"/>
+          <w:sz w:val="26"/>
+          <w:szCs w:val="26"/>
+        </w:rPr>
+        <w:t xml:space="preserve"> </w:t>
+      </w:r>
+      <w:r>
+        <w:rPr>
+          <w:rFonts w:ascii="Times New Roman" w:eastAsia="Times New Roman" w:hAnsi="Times New Roman" w:cs="Times New Roman"/>
+          <w:sz w:val="26"/>
+          <w:szCs w:val="26"/>
+        </w:rPr>
+        <w:t>{{ndd}}</w:t>
+      </w:r>
+    </w:p>
+    <w:p>
+      <w:pPr>
+        <w:widowControl w:val="0"/>
+        <w:autoSpaceDE w:val="0"/>
+        <w:autoSpaceDN w:val="0"/>
+        <w:adjustRightInd w:val="0"/>
+        <w:spacing w:before="120" w:after="60" w:line="312" w:lineRule="auto"/>
+        <w:ind w:firstLine="567"/>
+        <w:jc w:val="both"/>
+        <w:rPr>
+          <w:rFonts w:ascii="Times New Roman" w:hAnsi="Times New Roman" w:cs="Times New Roman"/>
+          <w:b/>
+          <w:sz w:val="26"/>
+          <w:szCs w:val="26"/>
+          <w:lang w:val="it-IT"/>
+        </w:rPr>
+      </w:pPr>
+      <w:r>
+        <w:rPr>
+          <w:rFonts w:ascii="Times New Roman" w:hAnsi="Times New Roman" w:cs="Times New Roman"/>
+          <w:b/>
+          <w:sz w:val="26"/>
+          <w:szCs w:val="26"/>
+          <w:lang w:val="it-IT"/>
+        </w:rPr>
         <w:t xml:space="preserve">Bên B: </w:t>
       </w:r>
     </w:p>
@@ -7543,15 +7522,7 @@
           <w:sz w:val="26"/>
           <w:szCs w:val="26"/>
         </w:rPr>
-        <w:t xml:space="preserve">; Số điện thoại: </w:t>
-      </w:r>
-      <w:r>
-        <w:rPr>
-          <w:rFonts w:ascii="Times New Roman" w:hAnsi="Times New Roman" w:cs="Times New Roman"/>
-          <w:sz w:val="26"/>
-          <w:szCs w:val="26"/>
-        </w:rPr>
-        <w:t>{{sdtkhbd}}</w:t>
+        <w:t xml:space="preserve">; </w:t>
       </w:r>
     </w:p>
     <w:p>
@@ -7571,15 +7542,15 @@
           <w:sz w:val="26"/>
           <w:szCs w:val="26"/>
         </w:rPr>
-        <w:t>Căn cước</w:t>
-      </w:r>
-      <w:r>
-        <w:rPr>
-          <w:rFonts w:ascii="Times New Roman" w:hAnsi="Times New Roman" w:cs="Times New Roman"/>
-          <w:sz w:val="26"/>
-          <w:szCs w:val="26"/>
-        </w:rPr>
-        <w:t xml:space="preserve"> số: </w:t>
+        <w:t>CC/CCCD</w:t>
+      </w:r>
+      <w:r>
+        <w:rPr>
+          <w:rFonts w:ascii="Times New Roman" w:hAnsi="Times New Roman" w:cs="Times New Roman"/>
+          <w:sz w:val="26"/>
+          <w:szCs w:val="26"/>
+        </w:rPr>
+        <w:t xml:space="preserve">: </w:t>
       </w:r>
       <w:r>
         <w:rPr>
@@ -7665,6 +7636,14 @@
         </w:rPr>
         <w:t>{{dckhbd}}</w:t>
       </w:r>
+      <w:r>
+        <w:rPr>
+          <w:rFonts w:ascii="Times New Roman" w:hAnsi="Times New Roman" w:cs="Times New Roman"/>
+          <w:sz w:val="26"/>
+          <w:szCs w:val="26"/>
+        </w:rPr>
+        <w:t>.</w:t>
+      </w:r>
     </w:p>
     <w:p>
       <w:pPr>
@@ -7683,171 +7662,67 @@
           <w:sz w:val="26"/>
           <w:szCs w:val="26"/>
         </w:rPr>
-        <w:t>{{gtntbd}}:</w:t>
-      </w:r>
-      <w:r>
-        <w:rPr>
-          <w:rFonts w:ascii="Times New Roman" w:hAnsi="Times New Roman" w:cs="Times New Roman"/>
+        <w:t>{{ntbdd1}}</w:t>
+      </w:r>
+    </w:p>
+    <w:p>
+      <w:pPr>
+        <w:spacing w:after="0" w:line="264" w:lineRule="auto"/>
+        <w:ind w:firstLine="567"/>
+        <w:jc w:val="both"/>
+        <w:rPr>
+          <w:rFonts w:ascii="Times New Roman" w:hAnsi="Times New Roman" w:cs="Times New Roman"/>
+          <w:sz w:val="26"/>
+          <w:szCs w:val="26"/>
+        </w:rPr>
+      </w:pPr>
+      <w:r>
+        <w:rPr>
+          <w:rFonts w:ascii="Times New Roman" w:hAnsi="Times New Roman" w:cs="Times New Roman"/>
+          <w:sz w:val="26"/>
+          <w:szCs w:val="26"/>
+        </w:rPr>
+        <w:t>{{ntbdd2}}</w:t>
+      </w:r>
+    </w:p>
+    <w:p>
+      <w:pPr>
+        <w:spacing w:after="0" w:line="264" w:lineRule="auto"/>
+        <w:ind w:firstLine="567"/>
+        <w:jc w:val="both"/>
+        <w:rPr>
+          <w:rFonts w:ascii="Times New Roman" w:hAnsi="Times New Roman" w:cs="Times New Roman"/>
+          <w:sz w:val="26"/>
+          <w:szCs w:val="26"/>
+        </w:rPr>
+      </w:pPr>
+      <w:r>
+        <w:rPr>
+          <w:rFonts w:ascii="Times New Roman" w:hAnsi="Times New Roman" w:cs="Times New Roman"/>
+          <w:sz w:val="26"/>
+          <w:szCs w:val="26"/>
+        </w:rPr>
+        <w:t>{{ntbdd3}}</w:t>
+      </w:r>
+    </w:p>
+    <w:p>
+      <w:pPr>
+        <w:spacing w:after="0" w:line="312" w:lineRule="auto"/>
+        <w:ind w:firstLine="567"/>
+        <w:rPr>
+          <w:rFonts w:ascii="Times New Roman" w:eastAsia="Times New Roman" w:hAnsi="Times New Roman" w:cs="Times New Roman"/>
+          <w:sz w:val="26"/>
+          <w:szCs w:val="26"/>
+        </w:rPr>
+      </w:pPr>
+      <w:r>
+        <w:rPr>
+          <w:rFonts w:ascii="Times New Roman" w:eastAsia="Times New Roman" w:hAnsi="Times New Roman" w:cs="Times New Roman"/>
           <w:sz w:val="26"/>
           <w:szCs w:val="26"/>
         </w:rPr>
         <w:t xml:space="preserve"> </w:t>
       </w:r>
-      <w:r>
-        <w:rPr>
-          <w:rFonts w:ascii="Times New Roman" w:hAnsi="Times New Roman" w:cs="Times New Roman"/>
-          <w:sz w:val="26"/>
-          <w:szCs w:val="26"/>
-        </w:rPr>
-        <w:t>{{ntbd}}</w:t>
-      </w:r>
-      <w:r>
-        <w:rPr>
-          <w:rFonts w:ascii="Times New Roman" w:hAnsi="Times New Roman" w:cs="Times New Roman"/>
-          <w:sz w:val="26"/>
-          <w:szCs w:val="26"/>
-        </w:rPr>
-        <w:t xml:space="preserve">; </w:t>
-      </w:r>
-      <w:r>
-        <w:rPr>
-          <w:rFonts w:ascii="Times New Roman" w:hAnsi="Times New Roman" w:cs="Times New Roman"/>
-          <w:sz w:val="26"/>
-          <w:szCs w:val="26"/>
-        </w:rPr>
-        <w:t>Sinh ngày</w:t>
-      </w:r>
-      <w:r>
-        <w:rPr>
-          <w:rFonts w:ascii="Times New Roman" w:hAnsi="Times New Roman" w:cs="Times New Roman"/>
-          <w:sz w:val="26"/>
-          <w:szCs w:val="26"/>
-        </w:rPr>
-        <w:t>:</w:t>
-      </w:r>
-      <w:r>
-        <w:rPr>
-          <w:rFonts w:ascii="Times New Roman" w:hAnsi="Times New Roman" w:cs="Times New Roman"/>
-          <w:sz w:val="26"/>
-          <w:szCs w:val="26"/>
-        </w:rPr>
-        <w:t xml:space="preserve"> {{nsntbd}}</w:t>
-      </w:r>
-    </w:p>
-    <w:p>
-      <w:pPr>
-        <w:spacing w:after="0" w:line="264" w:lineRule="auto"/>
-        <w:ind w:firstLine="567"/>
-        <w:jc w:val="both"/>
-        <w:rPr>
-          <w:rFonts w:ascii="Times New Roman" w:hAnsi="Times New Roman" w:cs="Times New Roman"/>
-          <w:sz w:val="26"/>
-          <w:szCs w:val="26"/>
-        </w:rPr>
-      </w:pPr>
-      <w:r>
-        <w:rPr>
-          <w:rFonts w:ascii="Times New Roman" w:hAnsi="Times New Roman" w:cs="Times New Roman"/>
-          <w:sz w:val="26"/>
-          <w:szCs w:val="26"/>
-        </w:rPr>
-        <w:t xml:space="preserve">CCCD số: </w:t>
-      </w:r>
-      <w:r>
-        <w:rPr>
-          <w:rFonts w:ascii="Times New Roman" w:hAnsi="Times New Roman" w:cs="Times New Roman"/>
-          <w:sz w:val="26"/>
-          <w:szCs w:val="26"/>
-        </w:rPr>
-        <w:t>{{cccdntbd}}</w:t>
-      </w:r>
-      <w:r>
-        <w:rPr>
-          <w:rFonts w:ascii="Times New Roman" w:hAnsi="Times New Roman" w:cs="Times New Roman"/>
-          <w:sz w:val="26"/>
-          <w:szCs w:val="26"/>
-        </w:rPr>
-        <w:t xml:space="preserve">; Ngày cấp: </w:t>
-      </w:r>
-      <w:r>
-        <w:rPr>
-          <w:rFonts w:ascii="Times New Roman" w:hAnsi="Times New Roman" w:cs="Times New Roman"/>
-          <w:sz w:val="26"/>
-          <w:szCs w:val="26"/>
-        </w:rPr>
-        <w:t>{{ngcntbd}}</w:t>
-      </w:r>
-      <w:r>
-        <w:rPr>
-          <w:rFonts w:ascii="Times New Roman" w:hAnsi="Times New Roman" w:cs="Times New Roman"/>
-          <w:sz w:val="26"/>
-          <w:szCs w:val="26"/>
-        </w:rPr>
-        <w:t>; Nơi cấp:</w:t>
-      </w:r>
-      <w:r>
-        <w:rPr>
-          <w:rFonts w:ascii="Times New Roman" w:hAnsi="Times New Roman"/>
-          <w:sz w:val="26"/>
-          <w:szCs w:val="26"/>
-        </w:rPr>
-        <w:t xml:space="preserve"> {{nccccdntbd}}</w:t>
-      </w:r>
-      <w:r>
-        <w:rPr>
-          <w:rFonts w:ascii="Times New Roman" w:hAnsi="Times New Roman"/>
-          <w:sz w:val="26"/>
-          <w:szCs w:val="26"/>
-        </w:rPr>
-        <w:t>.</w:t>
-      </w:r>
-      <w:r>
-        <w:rPr>
-          <w:rFonts w:ascii="Times New Roman" w:hAnsi="Times New Roman" w:cs="Times New Roman"/>
-          <w:sz w:val="26"/>
-          <w:szCs w:val="26"/>
-        </w:rPr>
-        <w:t xml:space="preserve"> </w:t>
-      </w:r>
-    </w:p>
-    <w:p>
-      <w:pPr>
-        <w:spacing w:after="0" w:line="264" w:lineRule="auto"/>
-        <w:ind w:firstLine="567"/>
-        <w:jc w:val="both"/>
-        <w:rPr>
-          <w:rFonts w:ascii="Times New Roman" w:hAnsi="Times New Roman" w:cs="Times New Roman"/>
-          <w:sz w:val="26"/>
-          <w:szCs w:val="26"/>
-        </w:rPr>
-      </w:pPr>
-      <w:r>
-        <w:rPr>
-          <w:rFonts w:ascii="Times New Roman" w:hAnsi="Times New Roman" w:cs="Times New Roman"/>
-          <w:sz w:val="26"/>
-          <w:szCs w:val="26"/>
-        </w:rPr>
-        <w:t xml:space="preserve">Địa chỉ thường trú: </w:t>
-      </w:r>
-      <w:r>
-        <w:rPr>
-          <w:rFonts w:ascii="Times New Roman" w:hAnsi="Times New Roman" w:cs="Times New Roman"/>
-          <w:sz w:val="26"/>
-          <w:szCs w:val="26"/>
-        </w:rPr>
-        <w:t>{{dcntbd}}</w:t>
-      </w:r>
-    </w:p>
-    <w:p>
-      <w:pPr>
-        <w:spacing w:after="0" w:line="312" w:lineRule="auto"/>
-        <w:ind w:firstLine="567"/>
-        <w:rPr>
-          <w:rFonts w:ascii="Times New Roman" w:eastAsia="Times New Roman" w:hAnsi="Times New Roman" w:cs="Times New Roman"/>
-          <w:sz w:val="26"/>
-          <w:szCs w:val="26"/>
-        </w:rPr>
-      </w:pPr>
       <w:r>
         <w:rPr>
           <w:rFonts w:ascii="Times New Roman" w:eastAsia="Times New Roman" w:hAnsi="Times New Roman" w:cs="Times New Roman"/>
@@ -8125,8 +8000,8 @@
         <w:tblLook w:val="01E0" w:firstRow="1" w:lastRow="1" w:firstColumn="1" w:lastColumn="1" w:noHBand="0" w:noVBand="0"/>
       </w:tblPr>
       <w:tblGrid>
-        <w:gridCol w:w="4248"/>
-        <w:gridCol w:w="4824"/>
+        <w:gridCol w:w="4428"/>
+        <w:gridCol w:w="5036"/>
       </w:tblGrid>
       <w:tr>
         <w:tc>
@@ -8182,31 +8057,6 @@
                 <w:lang w:val="it-IT"/>
               </w:rPr>
             </w:pPr>
-          </w:p>
-          <w:p>
-            <w:pPr>
-              <w:spacing w:line="312" w:lineRule="auto"/>
-              <w:jc w:val="center"/>
-              <w:rPr>
-                <w:rFonts w:ascii="Times New Roman" w:hAnsi="Times New Roman" w:cs="Times New Roman"/>
-                <w:b/>
-                <w:sz w:val="26"/>
-                <w:szCs w:val="26"/>
-                <w:lang w:val="it-IT"/>
-              </w:rPr>
-            </w:pPr>
-          </w:p>
-          <w:p>
-            <w:pPr>
-              <w:spacing w:line="312" w:lineRule="auto"/>
-              <w:jc w:val="center"/>
-              <w:rPr>
-                <w:rFonts w:ascii="Times New Roman" w:hAnsi="Times New Roman" w:cs="Times New Roman"/>
-                <w:sz w:val="26"/>
-                <w:szCs w:val="26"/>
-                <w:lang w:val="it-IT"/>
-              </w:rPr>
-            </w:pPr>
             <w:r>
               <w:rPr>
                 <w:rFonts w:ascii="Times New Roman" w:hAnsi="Times New Roman" w:cs="Times New Roman"/>
@@ -8214,7 +8064,7 @@
                 <w:szCs w:val="26"/>
                 <w:lang w:val="it-IT"/>
               </w:rPr>
-              <w:t>Phạm Thị Thơm</w:t>
+              <w:t>{{nguoiTiepNhanHoSo}}</w:t>
             </w:r>
           </w:p>
         </w:tc>
@@ -8569,7 +8419,7 @@
     <w:sectPr>
       <w:headerReference w:type="default" r:id="rId7"/>
       <w:pgSz w:w="11907" w:h="16840" w:code="9"/>
-      <w:pgMar w:top="1134" w:right="1134" w:bottom="1134" w:left="1701" w:header="720" w:footer="720" w:gutter="0"/>
+      <w:pgMar w:top="1440" w:right="1080" w:bottom="1440" w:left="1080" w:header="720" w:footer="720" w:gutter="0"/>
       <w:cols w:space="720"/>
       <w:docGrid w:linePitch="360"/>
     </w:sectPr>

--- a/src/main/resources/templates/HopDongTheChap.docx
+++ b/src/main/resources/templates/HopDongTheChap.docx
@@ -140,7 +140,7 @@
                     </wp:anchor>
                   </w:drawing>
                 </mc:Choice>
-                <mc:Fallback xmlns:cx1="http://schemas.microsoft.com/office/drawing/2015/9/8/chartex" xmlns:cx2="http://schemas.microsoft.com/office/drawing/2015/10/21/chartex" xmlns:cx3="http://schemas.microsoft.com/office/drawing/2016/5/9/chartex" xmlns:cx4="http://schemas.microsoft.com/office/drawing/2016/5/10/chartex" xmlns:cx5="http://schemas.microsoft.com/office/drawing/2016/5/11/chartex" xmlns:cx6="http://schemas.microsoft.com/office/drawing/2016/5/12/chartex" xmlns:cx7="http://schemas.microsoft.com/office/drawing/2016/5/13/chartex" xmlns:cx8="http://schemas.microsoft.com/office/drawing/2016/5/14/chartex" xmlns:aink="http://schemas.microsoft.com/office/drawing/2016/ink" xmlns:am3d="http://schemas.microsoft.com/office/drawing/2017/model3d" xmlns:oel="http://schemas.microsoft.com/office/2019/extlst" xmlns:w16cex="http://schemas.microsoft.com/office/word/2018/wordml/cex" xmlns:w16cid="http://schemas.microsoft.com/office/word/2016/wordml/cid" xmlns:w16="http://schemas.microsoft.com/office/word/2018/wordml" xmlns:w16du="http://schemas.microsoft.com/office/word/2023/wordml/word16du" xmlns:w16sdtdh="http://schemas.microsoft.com/office/word/2020/wordml/sdtdatahash" xmlns:w16sdtfl="http://schemas.microsoft.com/office/word/2024/wordml/sdtformatlock">
+                <mc:Fallback xmlns:w16sdtfl="http://schemas.microsoft.com/office/word/2024/wordml/sdtformatlock" xmlns:w16sdtdh="http://schemas.microsoft.com/office/word/2020/wordml/sdtdatahash" xmlns:w16du="http://schemas.microsoft.com/office/word/2023/wordml/word16du" xmlns:w16="http://schemas.microsoft.com/office/word/2018/wordml" xmlns:w16cid="http://schemas.microsoft.com/office/word/2016/wordml/cid" xmlns:w16cex="http://schemas.microsoft.com/office/word/2018/wordml/cex" xmlns:oel="http://schemas.microsoft.com/office/2019/extlst" xmlns:am3d="http://schemas.microsoft.com/office/drawing/2017/model3d" xmlns:aink="http://schemas.microsoft.com/office/drawing/2016/ink" xmlns:cx8="http://schemas.microsoft.com/office/drawing/2016/5/14/chartex" xmlns:cx7="http://schemas.microsoft.com/office/drawing/2016/5/13/chartex" xmlns:cx6="http://schemas.microsoft.com/office/drawing/2016/5/12/chartex" xmlns:cx5="http://schemas.microsoft.com/office/drawing/2016/5/11/chartex" xmlns:cx4="http://schemas.microsoft.com/office/drawing/2016/5/10/chartex" xmlns:cx3="http://schemas.microsoft.com/office/drawing/2016/5/9/chartex" xmlns:cx2="http://schemas.microsoft.com/office/drawing/2015/10/21/chartex" xmlns:cx1="http://schemas.microsoft.com/office/drawing/2015/9/8/chartex">
                   <w:pict>
                     <v:line w14:anchorId="30654FD4" id="Straight Connector 1" o:spid="_x0000_s1026" style="position:absolute;flip:y;z-index:251659264;visibility:visible;mso-wrap-style:square;mso-height-percent:0;mso-wrap-distance-left:9pt;mso-wrap-distance-top:0;mso-wrap-distance-right:9pt;mso-wrap-distance-bottom:0;mso-position-horizontal:absolute;mso-position-horizontal-relative:text;mso-position-vertical:absolute;mso-position-vertical-relative:text;mso-height-percent:0;mso-height-relative:margin" from="170.8pt,17.45pt" to="303.55pt,17.45pt" o:gfxdata="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" strokecolor="#4579b8 [3044]"/>
                   </w:pict>
@@ -743,16 +743,24 @@
           <w:szCs w:val="26"/>
         </w:rPr>
       </w:pPr>
+      <w:r>
+        <w:rPr>
+          <w:rFonts w:ascii="Times New Roman" w:hAnsi="Times New Roman" w:cs="Times New Roman"/>
+          <w:sz w:val="26"/>
+          <w:szCs w:val="26"/>
+        </w:rPr>
+        <w:t>CCCD</w:t>
+      </w:r>
+      <w:r>
+        <w:rPr>
+          <w:rFonts w:ascii="Times New Roman" w:hAnsi="Times New Roman" w:cs="Times New Roman"/>
+          <w:sz w:val="26"/>
+          <w:szCs w:val="26"/>
+        </w:rPr>
+        <w:t xml:space="preserve"> số</w:t>
+      </w:r>
       <w:bookmarkStart w:id="0" w:name="_GoBack"/>
       <w:bookmarkEnd w:id="0"/>
-      <w:r>
-        <w:rPr>
-          <w:rFonts w:ascii="Times New Roman" w:hAnsi="Times New Roman" w:cs="Times New Roman"/>
-          <w:sz w:val="26"/>
-          <w:szCs w:val="26"/>
-        </w:rPr>
-        <w:t>CCCD</w:t>
-      </w:r>
       <w:r>
         <w:rPr>
           <w:rFonts w:ascii="Times New Roman" w:hAnsi="Times New Roman" w:cs="Times New Roman"/>

--- a/src/main/resources/templates/HopDongTheChap.docx
+++ b/src/main/resources/templates/HopDongTheChap.docx
@@ -326,23 +326,7 @@
           <w:sz w:val="26"/>
           <w:szCs w:val="26"/>
         </w:rPr>
-        <w:t>{{day</w:t>
-      </w:r>
-      <w:r>
-        <w:rPr>
-          <w:rFonts w:ascii="Times New Roman" w:hAnsi="Times New Roman" w:cs="Times New Roman"/>
-          <w:sz w:val="26"/>
-          <w:szCs w:val="26"/>
-        </w:rPr>
-        <w:t>TC</w:t>
-      </w:r>
-      <w:r>
-        <w:rPr>
-          <w:rFonts w:ascii="Times New Roman" w:hAnsi="Times New Roman" w:cs="Times New Roman"/>
-          <w:sz w:val="26"/>
-          <w:szCs w:val="26"/>
-        </w:rPr>
-        <w:t>}}</w:t>
+        <w:t>{{dayTC}}</w:t>
       </w:r>
       <w:r>
         <w:rPr>
@@ -358,39 +342,7 @@
           <w:sz w:val="26"/>
           <w:szCs w:val="26"/>
         </w:rPr>
-        <w:t>{{month</w:t>
-      </w:r>
-      <w:r>
-        <w:rPr>
-          <w:rFonts w:ascii="Times New Roman" w:hAnsi="Times New Roman" w:cs="Times New Roman"/>
-          <w:sz w:val="26"/>
-          <w:szCs w:val="26"/>
-        </w:rPr>
-        <w:t>TC</w:t>
-      </w:r>
-      <w:r>
-        <w:rPr>
-          <w:rFonts w:ascii="Times New Roman" w:hAnsi="Times New Roman" w:cs="Times New Roman"/>
-          <w:sz w:val="26"/>
-          <w:szCs w:val="26"/>
-        </w:rPr>
-        <w:t>}} năm {{year</w:t>
-      </w:r>
-      <w:r>
-        <w:rPr>
-          <w:rFonts w:ascii="Times New Roman" w:hAnsi="Times New Roman" w:cs="Times New Roman"/>
-          <w:sz w:val="26"/>
-          <w:szCs w:val="26"/>
-        </w:rPr>
-        <w:t>TC</w:t>
-      </w:r>
-      <w:r>
-        <w:rPr>
-          <w:rFonts w:ascii="Times New Roman" w:hAnsi="Times New Roman" w:cs="Times New Roman"/>
-          <w:sz w:val="26"/>
-          <w:szCs w:val="26"/>
-        </w:rPr>
-        <w:t>}}</w:t>
+        <w:t>{{monthTC}} năm {{yearTC}}</w:t>
       </w:r>
       <w:r>
         <w:rPr>
@@ -609,23 +561,7 @@
           <w:sz w:val="26"/>
           <w:szCs w:val="26"/>
         </w:rPr>
-        <w:t>{{gtkh</w:t>
-      </w:r>
-      <w:r>
-        <w:rPr>
-          <w:rFonts w:ascii="Times New Roman" w:hAnsi="Times New Roman" w:cs="Times New Roman"/>
-          <w:sz w:val="26"/>
-          <w:szCs w:val="26"/>
-        </w:rPr>
-        <w:t>bd</w:t>
-      </w:r>
-      <w:r>
-        <w:rPr>
-          <w:rFonts w:ascii="Times New Roman" w:hAnsi="Times New Roman" w:cs="Times New Roman"/>
-          <w:sz w:val="26"/>
-          <w:szCs w:val="26"/>
-        </w:rPr>
-        <w:t>}}</w:t>
+        <w:t>{{gtkhbd}}</w:t>
       </w:r>
       <w:r>
         <w:rPr>
@@ -641,23 +577,7 @@
           <w:sz w:val="26"/>
           <w:szCs w:val="26"/>
         </w:rPr>
-        <w:t>{{kh</w:t>
-      </w:r>
-      <w:r>
-        <w:rPr>
-          <w:rFonts w:ascii="Times New Roman" w:hAnsi="Times New Roman" w:cs="Times New Roman"/>
-          <w:sz w:val="26"/>
-          <w:szCs w:val="26"/>
-        </w:rPr>
-        <w:t>bd</w:t>
-      </w:r>
-      <w:r>
-        <w:rPr>
-          <w:rFonts w:ascii="Times New Roman" w:hAnsi="Times New Roman" w:cs="Times New Roman"/>
-          <w:sz w:val="26"/>
-          <w:szCs w:val="26"/>
-        </w:rPr>
-        <w:t>}}</w:t>
+        <w:t>{{khbd}}</w:t>
       </w:r>
       <w:r>
         <w:rPr>
@@ -681,23 +601,7 @@
           <w:sz w:val="26"/>
           <w:szCs w:val="26"/>
         </w:rPr>
-        <w:t>{{nskh</w:t>
-      </w:r>
-      <w:r>
-        <w:rPr>
-          <w:rFonts w:ascii="Times New Roman" w:hAnsi="Times New Roman" w:cs="Times New Roman"/>
-          <w:sz w:val="26"/>
-          <w:szCs w:val="26"/>
-        </w:rPr>
-        <w:t>bd</w:t>
-      </w:r>
-      <w:r>
-        <w:rPr>
-          <w:rFonts w:ascii="Times New Roman" w:hAnsi="Times New Roman" w:cs="Times New Roman"/>
-          <w:sz w:val="26"/>
-          <w:szCs w:val="26"/>
-        </w:rPr>
-        <w:t>}}</w:t>
+        <w:t>{{nskhbd}}</w:t>
       </w:r>
       <w:r>
         <w:rPr>
@@ -713,23 +617,7 @@
           <w:sz w:val="26"/>
           <w:szCs w:val="26"/>
         </w:rPr>
-        <w:t>{{sdtkh</w:t>
-      </w:r>
-      <w:r>
-        <w:rPr>
-          <w:rFonts w:ascii="Times New Roman" w:hAnsi="Times New Roman" w:cs="Times New Roman"/>
-          <w:sz w:val="26"/>
-          <w:szCs w:val="26"/>
-        </w:rPr>
-        <w:t>bd</w:t>
-      </w:r>
-      <w:r>
-        <w:rPr>
-          <w:rFonts w:ascii="Times New Roman" w:hAnsi="Times New Roman" w:cs="Times New Roman"/>
-          <w:sz w:val="26"/>
-          <w:szCs w:val="26"/>
-        </w:rPr>
-        <w:t>}}</w:t>
+        <w:t>{{sdtkhbd}}</w:t>
       </w:r>
     </w:p>
     <w:p>
@@ -759,8 +647,6 @@
         </w:rPr>
         <w:t xml:space="preserve"> số</w:t>
       </w:r>
-      <w:bookmarkStart w:id="0" w:name="_GoBack"/>
-      <w:bookmarkEnd w:id="0"/>
       <w:r>
         <w:rPr>
           <w:rFonts w:ascii="Times New Roman" w:hAnsi="Times New Roman" w:cs="Times New Roman"/>
@@ -775,23 +661,7 @@
           <w:sz w:val="26"/>
           <w:szCs w:val="26"/>
         </w:rPr>
-        <w:t>{{cccdkh</w:t>
-      </w:r>
-      <w:r>
-        <w:rPr>
-          <w:rFonts w:ascii="Times New Roman" w:hAnsi="Times New Roman" w:cs="Times New Roman"/>
-          <w:sz w:val="26"/>
-          <w:szCs w:val="26"/>
-        </w:rPr>
-        <w:t>bd</w:t>
-      </w:r>
-      <w:r>
-        <w:rPr>
-          <w:rFonts w:ascii="Times New Roman" w:hAnsi="Times New Roman" w:cs="Times New Roman"/>
-          <w:sz w:val="26"/>
-          <w:szCs w:val="26"/>
-        </w:rPr>
-        <w:t>}}</w:t>
+        <w:t>{{cccdkhbd}}</w:t>
       </w:r>
       <w:r>
         <w:rPr>
@@ -807,23 +677,7 @@
           <w:sz w:val="26"/>
           <w:szCs w:val="26"/>
         </w:rPr>
-        <w:t>{{</w:t>
-      </w:r>
-      <w:r>
-        <w:rPr>
-          <w:rFonts w:ascii="Times New Roman" w:hAnsi="Times New Roman" w:cs="Times New Roman"/>
-          <w:sz w:val="26"/>
-          <w:szCs w:val="26"/>
-        </w:rPr>
-        <w:t>ngckhbd</w:t>
-      </w:r>
-      <w:r>
-        <w:rPr>
-          <w:rFonts w:ascii="Times New Roman" w:hAnsi="Times New Roman" w:cs="Times New Roman"/>
-          <w:sz w:val="26"/>
-          <w:szCs w:val="26"/>
-        </w:rPr>
-        <w:t>}}</w:t>
+        <w:t>{{ngckhbd}}</w:t>
       </w:r>
       <w:r>
         <w:rPr>
@@ -839,7 +693,7 @@
           <w:sz w:val="26"/>
           <w:szCs w:val="26"/>
         </w:rPr>
-        <w:t>{{nc</w:t>
+        <w:t>{{nccccdkhbd}}</w:t>
       </w:r>
       <w:r>
         <w:rPr>
@@ -847,38 +701,6 @@
           <w:sz w:val="26"/>
           <w:szCs w:val="26"/>
         </w:rPr>
-        <w:t>cccd</w:t>
-      </w:r>
-      <w:r>
-        <w:rPr>
-          <w:rFonts w:ascii="Times New Roman" w:hAnsi="Times New Roman"/>
-          <w:sz w:val="26"/>
-          <w:szCs w:val="26"/>
-        </w:rPr>
-        <w:t>kh</w:t>
-      </w:r>
-      <w:r>
-        <w:rPr>
-          <w:rFonts w:ascii="Times New Roman" w:hAnsi="Times New Roman"/>
-          <w:sz w:val="26"/>
-          <w:szCs w:val="26"/>
-        </w:rPr>
-        <w:t>bd</w:t>
-      </w:r>
-      <w:r>
-        <w:rPr>
-          <w:rFonts w:ascii="Times New Roman" w:hAnsi="Times New Roman"/>
-          <w:sz w:val="26"/>
-          <w:szCs w:val="26"/>
-        </w:rPr>
-        <w:t>}}</w:t>
-      </w:r>
-      <w:r>
-        <w:rPr>
-          <w:rFonts w:ascii="Times New Roman" w:hAnsi="Times New Roman"/>
-          <w:sz w:val="26"/>
-          <w:szCs w:val="26"/>
-        </w:rPr>
         <w:t>.</w:t>
       </w:r>
       <w:r>
@@ -915,31 +737,7 @@
           <w:sz w:val="26"/>
           <w:szCs w:val="26"/>
         </w:rPr>
-        <w:t>{{dc</w:t>
-      </w:r>
-      <w:r>
-        <w:rPr>
-          <w:rFonts w:ascii="Times New Roman" w:hAnsi="Times New Roman" w:cs="Times New Roman"/>
-          <w:sz w:val="26"/>
-          <w:szCs w:val="26"/>
-        </w:rPr>
-        <w:t>kh</w:t>
-      </w:r>
-      <w:r>
-        <w:rPr>
-          <w:rFonts w:ascii="Times New Roman" w:hAnsi="Times New Roman" w:cs="Times New Roman"/>
-          <w:sz w:val="26"/>
-          <w:szCs w:val="26"/>
-        </w:rPr>
-        <w:t>bd</w:t>
-      </w:r>
-      <w:r>
-        <w:rPr>
-          <w:rFonts w:ascii="Times New Roman" w:hAnsi="Times New Roman" w:cs="Times New Roman"/>
-          <w:sz w:val="26"/>
-          <w:szCs w:val="26"/>
-        </w:rPr>
-        <w:t>}}</w:t>
+        <w:t>{{dckhbd}}</w:t>
       </w:r>
       <w:r>
         <w:rPr>
@@ -1241,7 +1039,7 @@
         </w:rPr>
         <w:t>a)</w:t>
       </w:r>
-      <w:bookmarkStart w:id="1" w:name="_Hlk209450758"/>
+      <w:bookmarkStart w:id="0" w:name="_Hlk209450758"/>
       <w:r>
         <w:rPr>
           <w:rFonts w:ascii="Times New Roman" w:eastAsia="Times New Roman" w:hAnsi="Times New Roman" w:cs="Times New Roman"/>
@@ -1355,7 +1153,7 @@
         <w:t>.</w:t>
       </w:r>
     </w:p>
-    <w:bookmarkEnd w:id="1"/>
+    <w:bookmarkEnd w:id="0"/>
     <w:p>
       <w:pPr>
         <w:spacing w:after="120" w:line="269" w:lineRule="auto"/>
@@ -2126,23 +1924,15 @@
           <w:sz w:val="26"/>
           <w:szCs w:val="26"/>
         </w:rPr>
-        <w:t>{{</w:t>
-      </w:r>
-      <w:r>
-        <w:rPr>
-          <w:rFonts w:ascii="Times New Roman" w:eastAsia="Times New Roman" w:hAnsi="Times New Roman" w:cs="Times New Roman"/>
-          <w:sz w:val="26"/>
-          <w:szCs w:val="26"/>
-        </w:rPr>
-        <w:t>tsbds</w:t>
-      </w:r>
-      <w:r>
-        <w:rPr>
-          <w:rFonts w:ascii="Times New Roman" w:eastAsia="Times New Roman" w:hAnsi="Times New Roman" w:cs="Times New Roman"/>
-          <w:sz w:val="26"/>
-          <w:szCs w:val="26"/>
-        </w:rPr>
-        <w:t xml:space="preserve">}} </w:t>
+        <w:t>{{tsbds}}</w:t>
+      </w:r>
+      <w:r>
+        <w:rPr>
+          <w:rFonts w:ascii="Times New Roman" w:eastAsia="Times New Roman" w:hAnsi="Times New Roman" w:cs="Times New Roman"/>
+          <w:sz w:val="26"/>
+          <w:szCs w:val="26"/>
+        </w:rPr>
+        <w:t xml:space="preserve"> </w:t>
       </w:r>
       <w:r>
         <w:rPr>
@@ -2168,7 +1958,7 @@
           <w:sz w:val="26"/>
           <w:szCs w:val="26"/>
         </w:rPr>
-        <w:t>{{</w:t>
+        <w:t>{{tsbdc}}</w:t>
       </w:r>
       <w:r>
         <w:rPr>
@@ -2177,16 +1967,7 @@
           <w:sz w:val="26"/>
           <w:szCs w:val="26"/>
         </w:rPr>
-        <w:t>tsbdc</w:t>
-      </w:r>
-      <w:r>
-        <w:rPr>
-          <w:rFonts w:ascii="Times New Roman" w:eastAsia="Times New Roman" w:hAnsi="Times New Roman" w:cs="Times New Roman"/>
-          <w:i/>
-          <w:sz w:val="26"/>
-          <w:szCs w:val="26"/>
-        </w:rPr>
-        <w:t xml:space="preserve">}}) </w:t>
+        <w:t xml:space="preserve">) </w:t>
       </w:r>
       <w:r>
         <w:rPr>
@@ -2262,55 +2043,7 @@
           <w:sz w:val="26"/>
           <w:szCs w:val="26"/>
         </w:rPr>
-        <w:t>{{day</w:t>
-      </w:r>
-      <w:r>
-        <w:rPr>
-          <w:rFonts w:ascii="Times New Roman" w:eastAsia="Times New Roman" w:hAnsi="Times New Roman" w:cs="Times New Roman"/>
-          <w:sz w:val="26"/>
-          <w:szCs w:val="26"/>
-        </w:rPr>
-        <w:t>TC</w:t>
-      </w:r>
-      <w:r>
-        <w:rPr>
-          <w:rFonts w:ascii="Times New Roman" w:eastAsia="Times New Roman" w:hAnsi="Times New Roman" w:cs="Times New Roman"/>
-          <w:sz w:val="26"/>
-          <w:szCs w:val="26"/>
-        </w:rPr>
-        <w:t>}}/{{month</w:t>
-      </w:r>
-      <w:r>
-        <w:rPr>
-          <w:rFonts w:ascii="Times New Roman" w:eastAsia="Times New Roman" w:hAnsi="Times New Roman" w:cs="Times New Roman"/>
-          <w:sz w:val="26"/>
-          <w:szCs w:val="26"/>
-        </w:rPr>
-        <w:t>TC</w:t>
-      </w:r>
-      <w:r>
-        <w:rPr>
-          <w:rFonts w:ascii="Times New Roman" w:eastAsia="Times New Roman" w:hAnsi="Times New Roman" w:cs="Times New Roman"/>
-          <w:sz w:val="26"/>
-          <w:szCs w:val="26"/>
-        </w:rPr>
-        <w:t>}}/{{year</w:t>
-      </w:r>
-      <w:r>
-        <w:rPr>
-          <w:rFonts w:ascii="Times New Roman" w:eastAsia="Times New Roman" w:hAnsi="Times New Roman" w:cs="Times New Roman"/>
-          <w:sz w:val="26"/>
-          <w:szCs w:val="26"/>
-        </w:rPr>
-        <w:t>TC</w:t>
-      </w:r>
-      <w:r>
-        <w:rPr>
-          <w:rFonts w:ascii="Times New Roman" w:eastAsia="Times New Roman" w:hAnsi="Times New Roman" w:cs="Times New Roman"/>
-          <w:sz w:val="26"/>
-          <w:szCs w:val="26"/>
-        </w:rPr>
-        <w:t>}}</w:t>
+        <w:t>{{dayTC}}/{{monthTC}}/{{yearTC}}</w:t>
       </w:r>
       <w:r>
         <w:rPr>
@@ -5758,6 +5491,8 @@
           <w:lang w:val="it-IT"/>
         </w:rPr>
       </w:pPr>
+      <w:bookmarkStart w:id="1" w:name="_GoBack"/>
+      <w:bookmarkEnd w:id="1"/>
       <w:r>
         <w:rPr>
           <w:rFonts w:ascii="Times New Roman" w:eastAsia="Times New Roman" w:hAnsi="Times New Roman" w:cs="Times New Roman"/>
@@ -5766,24 +5501,6 @@
           <w:lang w:val="it-IT"/>
         </w:rPr>
         <w:lastRenderedPageBreak/>
-        <w:t xml:space="preserve"> </w:t>
-      </w:r>
-      <w:r>
-        <w:rPr>
-          <w:rFonts w:ascii="Times New Roman" w:eastAsia="Times New Roman" w:hAnsi="Times New Roman" w:cs="Times New Roman"/>
-          <w:sz w:val="26"/>
-          <w:szCs w:val="26"/>
-          <w:lang w:val="it-IT"/>
-        </w:rPr>
-        <w:tab/>
-      </w:r>
-      <w:r>
-        <w:rPr>
-          <w:rFonts w:ascii="Times New Roman" w:eastAsia="Times New Roman" w:hAnsi="Times New Roman" w:cs="Times New Roman"/>
-          <w:sz w:val="26"/>
-          <w:szCs w:val="26"/>
-          <w:lang w:val="it-IT"/>
-        </w:rPr>
         <w:t>(i) Thanh toán phí thu giữ, trông coi tài sản thế chấp (nếu có);</w:t>
       </w:r>
     </w:p>
@@ -7002,6 +6719,7 @@
           <w:pgSz w:w="11907" w:h="16840" w:code="9"/>
           <w:pgMar w:top="1440" w:right="1080" w:bottom="1440" w:left="1080" w:header="720" w:footer="720" w:gutter="0"/>
           <w:cols w:space="720"/>
+          <w:titlePg/>
           <w:docGrid w:linePitch="360"/>
         </w:sectPr>
       </w:pPr>
@@ -7032,7 +6750,27 @@
           <w:lang w:val="it-IT"/>
         </w:rPr>
         <w:lastRenderedPageBreak/>
-        <w:t>LỜI CHỨNG THỰC HỢP ĐỒNG GIAO DỊCH</w:t>
+        <w:t>LỜI CHỨNG THỰC HỢP ĐỒNG</w:t>
+      </w:r>
+      <w:r>
+        <w:rPr>
+          <w:rFonts w:ascii="Times New Roman" w:hAnsi="Times New Roman" w:cs="Times New Roman"/>
+          <w:b/>
+          <w:sz w:val="26"/>
+          <w:szCs w:val="26"/>
+          <w:lang w:val="it-IT"/>
+        </w:rPr>
+        <w:t>,</w:t>
+      </w:r>
+      <w:r>
+        <w:rPr>
+          <w:rFonts w:ascii="Times New Roman" w:hAnsi="Times New Roman" w:cs="Times New Roman"/>
+          <w:b/>
+          <w:sz w:val="26"/>
+          <w:szCs w:val="26"/>
+          <w:lang w:val="it-IT"/>
+        </w:rPr>
+        <w:t xml:space="preserve"> GIAO DỊCH</w:t>
       </w:r>
     </w:p>
     <w:p>
@@ -7114,27 +6852,7 @@
           <w:szCs w:val="26"/>
           <w:lang w:val="it-IT"/>
         </w:rPr>
-        <w:t>{{</w:t>
-      </w:r>
-      <w:r>
-        <w:rPr>
-          <w:rFonts w:ascii="Times New Roman" w:hAnsi="Times New Roman" w:cs="Times New Roman"/>
-          <w:i/>
-          <w:sz w:val="26"/>
-          <w:szCs w:val="26"/>
-          <w:lang w:val="it-IT"/>
-        </w:rPr>
-        <w:t>dateTextWords</w:t>
-      </w:r>
-      <w:r>
-        <w:rPr>
-          <w:rFonts w:ascii="Times New Roman" w:hAnsi="Times New Roman" w:cs="Times New Roman"/>
-          <w:i/>
-          <w:sz w:val="26"/>
-          <w:szCs w:val="26"/>
-          <w:lang w:val="it-IT"/>
-        </w:rPr>
-        <w:t>}}</w:t>
+        <w:t>{{dateTextWords}}</w:t>
       </w:r>
       <w:r>
         <w:rPr>
@@ -7990,7 +7708,7 @@
           <w:szCs w:val="26"/>
           <w:lang w:val="it-IT"/>
         </w:rPr>
-        <w:t>- SCT/CK, ĐC</w:t>
+        <w:t>- SCT/HĐ, GD</w:t>
       </w:r>
       <w:r>
         <w:rPr>
@@ -8100,7 +7818,17 @@
                 <w:szCs w:val="26"/>
                 <w:lang w:val="it-IT"/>
               </w:rPr>
-              <w:t>Người thực hiện chứng thực ký</w:t>
+              <w:t>Người thực hiện chứng thự</w:t>
+            </w:r>
+            <w:r>
+              <w:rPr>
+                <w:rFonts w:ascii="Times New Roman" w:hAnsi="Times New Roman" w:cs="Times New Roman"/>
+                <w:b/>
+                <w:sz w:val="26"/>
+                <w:szCs w:val="26"/>
+                <w:lang w:val="it-IT"/>
+              </w:rPr>
+              <w:t xml:space="preserve">c </w:t>
             </w:r>
             <w:r>
               <w:rPr>
@@ -8111,6 +7839,16 @@
                 <w:lang w:val="it-IT"/>
               </w:rPr>
               <w:br/>
+            </w:r>
+            <w:r>
+              <w:rPr>
+                <w:rFonts w:ascii="Times New Roman" w:hAnsi="Times New Roman" w:cs="Times New Roman"/>
+                <w:i/>
+                <w:sz w:val="26"/>
+                <w:szCs w:val="26"/>
+                <w:lang w:val="it-IT"/>
+              </w:rPr>
+              <w:t>(Ký, ghi rõ họ tên và đóng dấu)</w:t>
             </w:r>
           </w:p>
         </w:tc>

--- a/src/main/resources/templates/HopDongTheChap.docx
+++ b/src/main/resources/templates/HopDongTheChap.docx
@@ -5491,6 +5491,1047 @@
           <w:lang w:val="it-IT"/>
         </w:rPr>
       </w:pPr>
+      <w:r>
+        <w:rPr>
+          <w:rFonts w:ascii="Times New Roman" w:eastAsia="Times New Roman" w:hAnsi="Times New Roman" w:cs="Times New Roman"/>
+          <w:sz w:val="26"/>
+          <w:szCs w:val="26"/>
+          <w:lang w:val="it-IT"/>
+        </w:rPr>
+        <w:lastRenderedPageBreak/>
+        <w:t>(i) Thanh toán phí thu giữ, trông coi tài sản thế chấp (nếu có);</w:t>
+      </w:r>
+    </w:p>
+    <w:p>
+      <w:pPr>
+        <w:spacing w:after="0" w:line="269" w:lineRule="auto"/>
+        <w:ind w:firstLine="567"/>
+        <w:jc w:val="both"/>
+        <w:rPr>
+          <w:rFonts w:ascii="Times New Roman" w:eastAsia="Times New Roman" w:hAnsi="Times New Roman" w:cs="Times New Roman"/>
+          <w:sz w:val="26"/>
+          <w:szCs w:val="26"/>
+          <w:lang w:val="it-IT"/>
+        </w:rPr>
+      </w:pPr>
+      <w:r>
+        <w:rPr>
+          <w:rFonts w:ascii="Times New Roman" w:eastAsia="Times New Roman" w:hAnsi="Times New Roman" w:cs="Times New Roman"/>
+          <w:sz w:val="26"/>
+          <w:szCs w:val="26"/>
+          <w:lang w:val="it-IT"/>
+        </w:rPr>
+        <w:t>(ii) Thanh toán các khoán phí, chi phí xử lý tài sản thế chấp;</w:t>
+      </w:r>
+    </w:p>
+    <w:p>
+      <w:pPr>
+        <w:spacing w:after="0" w:line="269" w:lineRule="auto"/>
+        <w:ind w:firstLine="567"/>
+        <w:jc w:val="both"/>
+        <w:rPr>
+          <w:rFonts w:ascii="Times New Roman" w:eastAsia="Times New Roman" w:hAnsi="Times New Roman" w:cs="Times New Roman"/>
+          <w:sz w:val="26"/>
+          <w:szCs w:val="26"/>
+          <w:lang w:val="it-IT"/>
+        </w:rPr>
+      </w:pPr>
+      <w:r>
+        <w:rPr>
+          <w:rFonts w:ascii="Times New Roman" w:eastAsia="Times New Roman" w:hAnsi="Times New Roman" w:cs="Times New Roman"/>
+          <w:sz w:val="26"/>
+          <w:szCs w:val="26"/>
+          <w:lang w:val="it-IT"/>
+        </w:rPr>
+        <w:t>(iii) Thanh toán các khoản phải nộp nhà nước (nếu có);</w:t>
+      </w:r>
+    </w:p>
+    <w:p>
+      <w:pPr>
+        <w:spacing w:after="0" w:line="269" w:lineRule="auto"/>
+        <w:ind w:firstLine="567"/>
+        <w:jc w:val="both"/>
+        <w:rPr>
+          <w:rFonts w:ascii="Times New Roman" w:eastAsia="Times New Roman" w:hAnsi="Times New Roman" w:cs="Times New Roman"/>
+          <w:sz w:val="26"/>
+          <w:szCs w:val="26"/>
+          <w:lang w:val="it-IT"/>
+        </w:rPr>
+      </w:pPr>
+      <w:r>
+        <w:rPr>
+          <w:rFonts w:ascii="Times New Roman" w:eastAsia="Times New Roman" w:hAnsi="Times New Roman" w:cs="Times New Roman"/>
+          <w:sz w:val="26"/>
+          <w:szCs w:val="26"/>
+          <w:lang w:val="it-IT"/>
+        </w:rPr>
+        <w:t xml:space="preserve">(iv) Thanh toán tất cả các nghĩa vụ của Bên </w:t>
+      </w:r>
+      <w:r>
+        <w:rPr>
+          <w:rFonts w:ascii="Times New Roman" w:eastAsia="Times New Roman" w:hAnsi="Times New Roman" w:cs="Times New Roman"/>
+          <w:sz w:val="26"/>
+          <w:szCs w:val="26"/>
+          <w:lang w:val="it-IT"/>
+        </w:rPr>
+        <w:t>B</w:t>
+      </w:r>
+      <w:r>
+        <w:rPr>
+          <w:rFonts w:ascii="Times New Roman" w:eastAsia="Times New Roman" w:hAnsi="Times New Roman" w:cs="Times New Roman"/>
+          <w:sz w:val="26"/>
+          <w:szCs w:val="26"/>
+          <w:lang w:val="it-IT"/>
+        </w:rPr>
+        <w:t xml:space="preserve"> cho Bên A (bao gồm không giới hạn tiền gốc, lãi tiền vay, lãi quá hạn, bồi thường thiệt hại...)</w:t>
+      </w:r>
+    </w:p>
+    <w:p>
+      <w:pPr>
+        <w:spacing w:after="0" w:line="269" w:lineRule="auto"/>
+        <w:ind w:firstLine="567"/>
+        <w:jc w:val="both"/>
+        <w:rPr>
+          <w:rFonts w:ascii="Times New Roman" w:eastAsia="Times New Roman" w:hAnsi="Times New Roman" w:cs="Times New Roman"/>
+          <w:sz w:val="26"/>
+          <w:szCs w:val="26"/>
+          <w:lang w:val="it-IT"/>
+        </w:rPr>
+      </w:pPr>
+      <w:r>
+        <w:rPr>
+          <w:rFonts w:ascii="Times New Roman" w:eastAsia="Times New Roman" w:hAnsi="Times New Roman" w:cs="Times New Roman"/>
+          <w:sz w:val="26"/>
+          <w:szCs w:val="26"/>
+          <w:lang w:val="it-IT"/>
+        </w:rPr>
+        <w:t>(v) Thực hiện nghĩa vụ tài chính khác không có bảo đảm của Bên A.</w:t>
+      </w:r>
+    </w:p>
+    <w:p>
+      <w:pPr>
+        <w:spacing w:after="0" w:line="269" w:lineRule="auto"/>
+        <w:ind w:firstLine="567"/>
+        <w:jc w:val="both"/>
+        <w:rPr>
+          <w:rFonts w:ascii="Times New Roman" w:eastAsia="Times New Roman" w:hAnsi="Times New Roman" w:cs="Times New Roman"/>
+          <w:sz w:val="26"/>
+          <w:szCs w:val="26"/>
+          <w:lang w:val="it-IT"/>
+        </w:rPr>
+      </w:pPr>
+      <w:r>
+        <w:rPr>
+          <w:rFonts w:ascii="Times New Roman" w:eastAsia="Times New Roman" w:hAnsi="Times New Roman" w:cs="Times New Roman"/>
+          <w:sz w:val="26"/>
+          <w:szCs w:val="26"/>
+          <w:lang w:val="it-IT"/>
+        </w:rPr>
+        <w:t xml:space="preserve">c) Trường hợp sau khi thanh toán đầy đủ nghĩa vụ với Bên A mà số tiền thu được từ việc xử lý tài sản thế chấp còn thừa thì Bên A trả lại cho Bên B.  </w:t>
+      </w:r>
+    </w:p>
+    <w:p>
+      <w:pPr>
+        <w:spacing w:after="0" w:line="269" w:lineRule="auto"/>
+        <w:ind w:firstLine="567"/>
+        <w:jc w:val="both"/>
+        <w:rPr>
+          <w:rFonts w:ascii="Times New Roman" w:eastAsia="Times New Roman" w:hAnsi="Times New Roman" w:cs="Times New Roman"/>
+          <w:sz w:val="26"/>
+          <w:szCs w:val="26"/>
+          <w:lang w:val="it-IT"/>
+        </w:rPr>
+      </w:pPr>
+      <w:r>
+        <w:rPr>
+          <w:rFonts w:ascii="Times New Roman" w:eastAsia="Times New Roman" w:hAnsi="Times New Roman" w:cs="Times New Roman"/>
+          <w:sz w:val="26"/>
+          <w:szCs w:val="26"/>
+          <w:lang w:val="it-IT"/>
+        </w:rPr>
+        <w:t xml:space="preserve">d) Trường hợp số tiền thu được từ việc xử lý tài sản thế chấp không đủ để thanh toán tất cả các nghĩa vụ được bảo đảm thì Bên B có trách nhiệm thực hiện nốt nghĩa vụ chưa hoàn thành cho Bên A bằng tiền hoặc tiếp tục bổ sung thêm tài sản bảo đảm cho phần nghĩa vụ chưa được hoàn thành.     </w:t>
+      </w:r>
+    </w:p>
+    <w:p>
+      <w:pPr>
+        <w:spacing w:after="0" w:line="269" w:lineRule="auto"/>
+        <w:ind w:firstLine="567"/>
+        <w:jc w:val="both"/>
+        <w:rPr>
+          <w:rFonts w:ascii="Times New Roman" w:eastAsia="Times New Roman" w:hAnsi="Times New Roman" w:cs="Times New Roman"/>
+          <w:b/>
+          <w:sz w:val="26"/>
+          <w:szCs w:val="26"/>
+          <w:lang w:val="it-IT"/>
+        </w:rPr>
+      </w:pPr>
+      <w:r>
+        <w:rPr>
+          <w:rFonts w:ascii="Times New Roman" w:eastAsia="Times New Roman" w:hAnsi="Times New Roman" w:cs="Times New Roman"/>
+          <w:b/>
+          <w:sz w:val="26"/>
+          <w:szCs w:val="26"/>
+          <w:lang w:val="it-IT"/>
+        </w:rPr>
+        <w:t xml:space="preserve">Điều 11. Các thỏa thuận khác </w:t>
+      </w:r>
+    </w:p>
+    <w:p>
+      <w:pPr>
+        <w:spacing w:after="0" w:line="269" w:lineRule="auto"/>
+        <w:ind w:firstLine="567"/>
+        <w:jc w:val="both"/>
+        <w:rPr>
+          <w:rFonts w:ascii="Times New Roman" w:eastAsia="Times New Roman" w:hAnsi="Times New Roman" w:cs="Times New Roman"/>
+          <w:sz w:val="26"/>
+          <w:szCs w:val="26"/>
+          <w:lang w:val="it-IT"/>
+        </w:rPr>
+      </w:pPr>
+      <w:r>
+        <w:rPr>
+          <w:rFonts w:ascii="Times New Roman" w:eastAsia="Times New Roman" w:hAnsi="Times New Roman" w:cs="Times New Roman"/>
+          <w:sz w:val="26"/>
+          <w:szCs w:val="26"/>
+          <w:lang w:val="it-IT"/>
+        </w:rPr>
+        <w:t>11.1. Chuyển nhượng:</w:t>
+      </w:r>
+    </w:p>
+    <w:p>
+      <w:pPr>
+        <w:spacing w:after="0" w:line="269" w:lineRule="auto"/>
+        <w:ind w:firstLine="567"/>
+        <w:jc w:val="both"/>
+        <w:rPr>
+          <w:rFonts w:ascii="Times New Roman" w:eastAsia="Times New Roman" w:hAnsi="Times New Roman" w:cs="Times New Roman"/>
+          <w:sz w:val="26"/>
+          <w:szCs w:val="26"/>
+          <w:lang w:val="it-IT"/>
+        </w:rPr>
+      </w:pPr>
+      <w:r>
+        <w:rPr>
+          <w:rFonts w:ascii="Times New Roman" w:eastAsia="Times New Roman" w:hAnsi="Times New Roman" w:cs="Times New Roman"/>
+          <w:sz w:val="26"/>
+          <w:szCs w:val="26"/>
+          <w:lang w:val="it-IT"/>
+        </w:rPr>
+        <w:t>a) Hợp đồng này có hiệu lực bắt buộc đối với các bên kế nhiệm, bên nhận chuyển nhượng, bên nhận chuyển giao được phép tương ứng của các bên trong Hợp đồng này và các bên kế nhiệm, nhận chuyển được hưởng các lợi ích theo hợp đồng này.</w:t>
+      </w:r>
+    </w:p>
+    <w:p>
+      <w:pPr>
+        <w:spacing w:after="0" w:line="269" w:lineRule="auto"/>
+        <w:rPr>
+          <w:rFonts w:ascii="Times New Roman" w:eastAsia="Times New Roman" w:hAnsi="Times New Roman" w:cs="Times New Roman"/>
+          <w:sz w:val="26"/>
+          <w:szCs w:val="26"/>
+          <w:lang w:val="it-IT"/>
+        </w:rPr>
+      </w:pPr>
+      <w:r>
+        <w:rPr>
+          <w:rFonts w:ascii="Times New Roman" w:eastAsia="Times New Roman" w:hAnsi="Times New Roman" w:cs="Times New Roman"/>
+          <w:sz w:val="26"/>
+          <w:szCs w:val="26"/>
+          <w:lang w:val="it-IT"/>
+        </w:rPr>
+        <w:tab/>
+      </w:r>
+      <w:r>
+        <w:rPr>
+          <w:rFonts w:ascii="Times New Roman" w:eastAsia="Times New Roman" w:hAnsi="Times New Roman" w:cs="Times New Roman"/>
+          <w:sz w:val="26"/>
+          <w:szCs w:val="26"/>
+          <w:lang w:val="it-IT"/>
+        </w:rPr>
+        <w:t xml:space="preserve">b) Bên B không được chuyển nhượng, chuyển giao, hoán đổi hoặc định đoạt bất kỳ quyền và/hoặc nghĩa vụ nào theo Hợp đồng này hoặc tài liệu giao dịch khác trừ khi có sự đồng ý trước bằng văn bản chấp thuận của Bên A.     </w:t>
+      </w:r>
+    </w:p>
+    <w:p>
+      <w:pPr>
+        <w:spacing w:after="0" w:line="269" w:lineRule="auto"/>
+        <w:ind w:firstLine="567"/>
+        <w:jc w:val="both"/>
+        <w:rPr>
+          <w:rFonts w:ascii="Times New Roman" w:eastAsia="Times New Roman" w:hAnsi="Times New Roman" w:cs="Times New Roman"/>
+          <w:sz w:val="26"/>
+          <w:szCs w:val="26"/>
+          <w:lang w:val="it-IT"/>
+        </w:rPr>
+      </w:pPr>
+      <w:r>
+        <w:rPr>
+          <w:rFonts w:ascii="Times New Roman" w:eastAsia="Times New Roman" w:hAnsi="Times New Roman" w:cs="Times New Roman"/>
+          <w:sz w:val="26"/>
+          <w:szCs w:val="26"/>
+          <w:lang w:val="it-IT"/>
+        </w:rPr>
+        <w:t>11.2. Không từ bỏ quyền:</w:t>
+      </w:r>
+    </w:p>
+    <w:p>
+      <w:pPr>
+        <w:spacing w:after="0" w:line="269" w:lineRule="auto"/>
+        <w:ind w:firstLine="567"/>
+        <w:jc w:val="both"/>
+        <w:rPr>
+          <w:rFonts w:ascii="Times New Roman" w:eastAsia="Times New Roman" w:hAnsi="Times New Roman" w:cs="Times New Roman"/>
+          <w:sz w:val="26"/>
+          <w:szCs w:val="26"/>
+          <w:lang w:val="it-IT"/>
+        </w:rPr>
+      </w:pPr>
+      <w:r>
+        <w:rPr>
+          <w:rFonts w:ascii="Times New Roman" w:eastAsia="Times New Roman" w:hAnsi="Times New Roman" w:cs="Times New Roman"/>
+          <w:sz w:val="26"/>
+          <w:szCs w:val="26"/>
+          <w:lang w:val="it-IT"/>
+        </w:rPr>
+        <w:t>Việc Bên A không thực hiện hoặc thực hiện chậm bất kỳ quyền nào theo Hợp đồng này sẽ không được xem là từ bỏ các quyền đó. Việc thực hiện riêng rẽ hoặc một phần bất kỳ</w:t>
+      </w:r>
+      <w:r>
+        <w:rPr>
+          <w:rFonts w:ascii="Times New Roman" w:eastAsia="Times New Roman" w:hAnsi="Times New Roman" w:cs="Times New Roman"/>
+          <w:sz w:val="26"/>
+          <w:szCs w:val="26"/>
+          <w:lang w:val="it-IT"/>
+        </w:rPr>
+        <w:t xml:space="preserve"> quyền nào theo hợp đồng này sẽ không cản trở việc thực hiện các quyền khác theo Hợp đồng này.  </w:t>
+      </w:r>
+    </w:p>
+    <w:p>
+      <w:pPr>
+        <w:spacing w:after="0" w:line="269" w:lineRule="auto"/>
+        <w:ind w:firstLine="567"/>
+        <w:jc w:val="both"/>
+        <w:rPr>
+          <w:rFonts w:ascii="Times New Roman" w:eastAsia="Times New Roman" w:hAnsi="Times New Roman" w:cs="Times New Roman"/>
+          <w:sz w:val="26"/>
+          <w:szCs w:val="26"/>
+          <w:lang w:val="it-IT"/>
+        </w:rPr>
+      </w:pPr>
+      <w:r>
+        <w:rPr>
+          <w:rFonts w:ascii="Times New Roman" w:eastAsia="Times New Roman" w:hAnsi="Times New Roman" w:cs="Times New Roman"/>
+          <w:sz w:val="26"/>
+          <w:szCs w:val="26"/>
+          <w:lang w:val="it-IT"/>
+        </w:rPr>
+        <w:t>11.3. Hiệu lực từng phần:</w:t>
+      </w:r>
+    </w:p>
+    <w:p>
+      <w:pPr>
+        <w:spacing w:after="0" w:line="269" w:lineRule="auto"/>
+        <w:ind w:firstLine="567"/>
+        <w:jc w:val="both"/>
+        <w:rPr>
+          <w:rFonts w:ascii="Times New Roman" w:eastAsia="Times New Roman" w:hAnsi="Times New Roman" w:cs="Times New Roman"/>
+          <w:sz w:val="26"/>
+          <w:szCs w:val="26"/>
+          <w:lang w:val="it-IT"/>
+        </w:rPr>
+      </w:pPr>
+      <w:r>
+        <w:rPr>
+          <w:rFonts w:ascii="Times New Roman" w:eastAsia="Times New Roman" w:hAnsi="Times New Roman" w:cs="Times New Roman"/>
+          <w:sz w:val="26"/>
+          <w:szCs w:val="26"/>
+          <w:lang w:val="it-IT"/>
+        </w:rPr>
+        <w:t>Tất cả các điều khoản và từng phần của các điều khoản trong Hợp đồng này sẽ có hiệu lực riêng rẽ và độc lập với các điều khoản khác. Nếu có bất kỳ điều khoản nào vô hiệu, bất hợp pháp hoặc không thể thi hành theo pháp luật Việt Nam, thì hiệu lực, tính hợp pháp và khả năng thi hành của các điều khoản còn lại của Hợp đồng này sẽ không bị ảnh hưởng dưới bất kỳ hình thức nào.</w:t>
+      </w:r>
+    </w:p>
+    <w:p>
+      <w:pPr>
+        <w:spacing w:after="0" w:line="269" w:lineRule="auto"/>
+        <w:ind w:firstLine="567"/>
+        <w:jc w:val="both"/>
+        <w:rPr>
+          <w:rFonts w:ascii="Times New Roman" w:eastAsia="Times New Roman" w:hAnsi="Times New Roman" w:cs="Times New Roman"/>
+          <w:sz w:val="26"/>
+          <w:szCs w:val="26"/>
+          <w:lang w:val="it-IT"/>
+        </w:rPr>
+      </w:pPr>
+      <w:r>
+        <w:rPr>
+          <w:rFonts w:ascii="Times New Roman" w:eastAsia="Times New Roman" w:hAnsi="Times New Roman" w:cs="Times New Roman"/>
+          <w:sz w:val="26"/>
+          <w:szCs w:val="26"/>
+          <w:lang w:val="it-IT"/>
+        </w:rPr>
+        <w:t>11.4. Thay đổi biện pháp bảo đảm:</w:t>
+      </w:r>
+    </w:p>
+    <w:p>
+      <w:pPr>
+        <w:spacing w:after="0" w:line="269" w:lineRule="auto"/>
+        <w:ind w:firstLine="567"/>
+        <w:jc w:val="both"/>
+        <w:rPr>
+          <w:rFonts w:ascii="Times New Roman" w:eastAsia="Times New Roman" w:hAnsi="Times New Roman" w:cs="Times New Roman"/>
+          <w:sz w:val="26"/>
+          <w:szCs w:val="26"/>
+          <w:lang w:val="it-IT"/>
+        </w:rPr>
+      </w:pPr>
+      <w:r>
+        <w:rPr>
+          <w:rFonts w:ascii="Times New Roman" w:eastAsia="Times New Roman" w:hAnsi="Times New Roman" w:cs="Times New Roman"/>
+          <w:sz w:val="26"/>
+          <w:szCs w:val="26"/>
+          <w:lang w:val="it-IT"/>
+        </w:rPr>
+        <w:t xml:space="preserve">Bên B có thể thay đổi tài sản thế chấp ở trong hợp đồng này bằng tài sản khác nếu được Bên A chấp thuận thì các Bên sẽ lập ký kết Hợp đồng mới.     </w:t>
+      </w:r>
+    </w:p>
+    <w:p>
+      <w:pPr>
+        <w:spacing w:after="0" w:line="269" w:lineRule="auto"/>
+        <w:ind w:firstLine="567"/>
+        <w:jc w:val="both"/>
+        <w:rPr>
+          <w:rFonts w:ascii="Times New Roman" w:eastAsia="Times New Roman" w:hAnsi="Times New Roman" w:cs="Times New Roman"/>
+          <w:sz w:val="26"/>
+          <w:szCs w:val="26"/>
+          <w:lang w:val="it-IT"/>
+        </w:rPr>
+      </w:pPr>
+      <w:r>
+        <w:rPr>
+          <w:rFonts w:ascii="Times New Roman" w:eastAsia="Times New Roman" w:hAnsi="Times New Roman" w:cs="Times New Roman"/>
+          <w:sz w:val="26"/>
+          <w:szCs w:val="26"/>
+          <w:lang w:val="it-IT"/>
+        </w:rPr>
+        <w:t>11.5. Hợp đồng cho vay vô hiệu:</w:t>
+      </w:r>
+    </w:p>
+    <w:p>
+      <w:pPr>
+        <w:spacing w:after="0" w:line="269" w:lineRule="auto"/>
+        <w:ind w:firstLine="567"/>
+        <w:jc w:val="both"/>
+        <w:rPr>
+          <w:rFonts w:ascii="Times New Roman" w:eastAsia="Times New Roman" w:hAnsi="Times New Roman" w:cs="Times New Roman"/>
+          <w:sz w:val="26"/>
+          <w:szCs w:val="26"/>
+          <w:lang w:val="it-IT"/>
+        </w:rPr>
+      </w:pPr>
+      <w:r>
+        <w:rPr>
+          <w:rFonts w:ascii="Times New Roman" w:eastAsia="Times New Roman" w:hAnsi="Times New Roman" w:cs="Times New Roman"/>
+          <w:sz w:val="26"/>
+          <w:szCs w:val="26"/>
+          <w:lang w:val="it-IT"/>
+        </w:rPr>
+        <w:t>Trường hợp Hợp đồng cho vay tham chiếu theo Hợp đồng này bị tuyên vô hiệu hoặc có sai sót mà Bên A đã thực hiện giải ngân và đã phát sinh bất kỳ số dư nào cho Bên B theo các Hợp đồng cho vay thì Bên B vẫn phải thực hiện đúng đầy đủ cam kết nghĩa vụ bảo đảm theo Hợp đồng này.</w:t>
+      </w:r>
+    </w:p>
+    <w:p>
+      <w:pPr>
+        <w:spacing w:after="0" w:line="269" w:lineRule="auto"/>
+        <w:ind w:firstLine="567"/>
+        <w:jc w:val="both"/>
+        <w:rPr>
+          <w:rFonts w:ascii="Times New Roman" w:eastAsia="Times New Roman" w:hAnsi="Times New Roman" w:cs="Times New Roman"/>
+          <w:sz w:val="26"/>
+          <w:szCs w:val="26"/>
+          <w:lang w:val="it-IT"/>
+        </w:rPr>
+      </w:pPr>
+      <w:r>
+        <w:rPr>
+          <w:rFonts w:ascii="Times New Roman" w:eastAsia="Times New Roman" w:hAnsi="Times New Roman" w:cs="Times New Roman"/>
+          <w:sz w:val="26"/>
+          <w:szCs w:val="26"/>
+          <w:lang w:val="it-IT"/>
+        </w:rPr>
+        <w:t>11.6. Bồi thường thiệt hại:</w:t>
+      </w:r>
+    </w:p>
+    <w:p>
+      <w:pPr>
+        <w:spacing w:after="0" w:line="269" w:lineRule="auto"/>
+        <w:ind w:firstLine="567"/>
+        <w:jc w:val="both"/>
+        <w:rPr>
+          <w:rFonts w:ascii="Times New Roman" w:eastAsia="Times New Roman" w:hAnsi="Times New Roman" w:cs="Times New Roman"/>
+          <w:sz w:val="26"/>
+          <w:szCs w:val="26"/>
+          <w:lang w:val="it-IT"/>
+        </w:rPr>
+      </w:pPr>
+      <w:r>
+        <w:rPr>
+          <w:rFonts w:ascii="Times New Roman" w:eastAsia="Times New Roman" w:hAnsi="Times New Roman" w:cs="Times New Roman"/>
+          <w:sz w:val="26"/>
+          <w:szCs w:val="26"/>
+          <w:lang w:val="it-IT"/>
+        </w:rPr>
+        <w:t>Bên B đồng ý thanh toán toàn bộ những thiệt hại vật chất thực tế phát sinh từ và liên quan đến Hợp đồng này.</w:t>
+      </w:r>
+    </w:p>
+    <w:p>
+      <w:pPr>
+        <w:spacing w:after="0" w:line="269" w:lineRule="auto"/>
+        <w:ind w:firstLine="567"/>
+        <w:jc w:val="both"/>
+        <w:rPr>
+          <w:rFonts w:ascii="Times New Roman" w:eastAsia="Times New Roman" w:hAnsi="Times New Roman" w:cs="Times New Roman"/>
+          <w:b/>
+          <w:sz w:val="26"/>
+          <w:szCs w:val="26"/>
+          <w:lang w:val="it-IT"/>
+        </w:rPr>
+      </w:pPr>
+      <w:r>
+        <w:rPr>
+          <w:rFonts w:ascii="Times New Roman" w:eastAsia="Times New Roman" w:hAnsi="Times New Roman" w:cs="Times New Roman"/>
+          <w:b/>
+          <w:sz w:val="26"/>
+          <w:szCs w:val="26"/>
+          <w:lang w:val="it-IT"/>
+        </w:rPr>
+        <w:lastRenderedPageBreak/>
+        <w:t>Điều 12. Cam đoan của các bên</w:t>
+      </w:r>
+    </w:p>
+    <w:p>
+      <w:pPr>
+        <w:spacing w:after="0" w:line="269" w:lineRule="auto"/>
+        <w:ind w:firstLine="567"/>
+        <w:jc w:val="both"/>
+        <w:rPr>
+          <w:rFonts w:ascii="Times New Roman" w:eastAsia="Times New Roman" w:hAnsi="Times New Roman" w:cs="Times New Roman"/>
+          <w:sz w:val="26"/>
+          <w:szCs w:val="26"/>
+          <w:lang w:val="it-IT"/>
+        </w:rPr>
+      </w:pPr>
+      <w:r>
+        <w:rPr>
+          <w:rFonts w:ascii="Times New Roman" w:eastAsia="Times New Roman" w:hAnsi="Times New Roman" w:cs="Times New Roman"/>
+          <w:sz w:val="26"/>
+          <w:szCs w:val="26"/>
+          <w:lang w:val="it-IT"/>
+        </w:rPr>
+        <w:t>1</w:t>
+      </w:r>
+      <w:r>
+        <w:rPr>
+          <w:rFonts w:ascii="Times New Roman" w:eastAsia="Times New Roman" w:hAnsi="Times New Roman" w:cs="Times New Roman"/>
+          <w:sz w:val="26"/>
+          <w:szCs w:val="26"/>
+          <w:lang w:val="it-IT"/>
+        </w:rPr>
+        <w:t>2.1. Cam đoan của Bên A:</w:t>
+      </w:r>
+    </w:p>
+    <w:p>
+      <w:pPr>
+        <w:spacing w:after="0" w:line="269" w:lineRule="auto"/>
+        <w:ind w:firstLine="567"/>
+        <w:jc w:val="both"/>
+        <w:rPr>
+          <w:rFonts w:ascii="Times New Roman" w:eastAsia="Times New Roman" w:hAnsi="Times New Roman" w:cs="Times New Roman"/>
+          <w:sz w:val="26"/>
+          <w:szCs w:val="26"/>
+          <w:lang w:val="it-IT"/>
+        </w:rPr>
+      </w:pPr>
+      <w:r>
+        <w:rPr>
+          <w:rFonts w:ascii="Times New Roman" w:eastAsia="Times New Roman" w:hAnsi="Times New Roman" w:cs="Times New Roman"/>
+          <w:sz w:val="26"/>
+          <w:szCs w:val="26"/>
+          <w:lang w:val="it-IT"/>
+        </w:rPr>
+        <w:t>a) Những thông tin về Bên A ghi trong Hợp đồng này là đúng sự thật.</w:t>
+      </w:r>
+    </w:p>
+    <w:p>
+      <w:pPr>
+        <w:spacing w:after="0" w:line="269" w:lineRule="auto"/>
+        <w:ind w:firstLine="567"/>
+        <w:jc w:val="both"/>
+        <w:rPr>
+          <w:rFonts w:ascii="Times New Roman" w:eastAsia="Times New Roman" w:hAnsi="Times New Roman" w:cs="Times New Roman"/>
+          <w:sz w:val="26"/>
+          <w:szCs w:val="26"/>
+          <w:lang w:val="it-IT"/>
+        </w:rPr>
+      </w:pPr>
+      <w:r>
+        <w:rPr>
+          <w:rFonts w:ascii="Times New Roman" w:eastAsia="Times New Roman" w:hAnsi="Times New Roman" w:cs="Times New Roman"/>
+          <w:sz w:val="26"/>
+          <w:szCs w:val="26"/>
+          <w:lang w:val="it-IT"/>
+        </w:rPr>
+        <w:t>b) Đã xem xét các thông tin pháp lý, năng lực hành vi dân sự về Bên B, về tài sản thế chấp, các giấy tờ về tài sản thế chấp trên cơ sở tài liệu do Bên B cung cấp</w:t>
+      </w:r>
+    </w:p>
+    <w:p>
+      <w:pPr>
+        <w:spacing w:after="0" w:line="269" w:lineRule="auto"/>
+        <w:ind w:firstLine="567"/>
+        <w:jc w:val="both"/>
+        <w:rPr>
+          <w:rFonts w:ascii="Times New Roman" w:eastAsia="Times New Roman" w:hAnsi="Times New Roman" w:cs="Times New Roman"/>
+          <w:sz w:val="26"/>
+          <w:szCs w:val="26"/>
+          <w:lang w:val="it-IT"/>
+        </w:rPr>
+      </w:pPr>
+      <w:r>
+        <w:rPr>
+          <w:rFonts w:ascii="Times New Roman" w:eastAsia="Times New Roman" w:hAnsi="Times New Roman" w:cs="Times New Roman"/>
+          <w:sz w:val="26"/>
+          <w:szCs w:val="26"/>
+          <w:lang w:val="it-IT"/>
+        </w:rPr>
+        <w:t>c) Việc giao kết Hợp đồng này hoàn toàn tự nguyện, không bị lừa dối, ép buộc.</w:t>
+      </w:r>
+    </w:p>
+    <w:p>
+      <w:pPr>
+        <w:spacing w:after="0" w:line="269" w:lineRule="auto"/>
+        <w:ind w:firstLine="567"/>
+        <w:jc w:val="both"/>
+        <w:rPr>
+          <w:rFonts w:ascii="Times New Roman" w:eastAsia="Times New Roman" w:hAnsi="Times New Roman" w:cs="Times New Roman"/>
+          <w:sz w:val="26"/>
+          <w:szCs w:val="26"/>
+          <w:lang w:val="it-IT"/>
+        </w:rPr>
+      </w:pPr>
+      <w:r>
+        <w:rPr>
+          <w:rFonts w:ascii="Times New Roman" w:eastAsia="Times New Roman" w:hAnsi="Times New Roman" w:cs="Times New Roman"/>
+          <w:sz w:val="26"/>
+          <w:szCs w:val="26"/>
+          <w:lang w:val="it-IT"/>
+        </w:rPr>
+        <w:t>d) Thực hiện đúng, đầy đủ các thỏa thuận đã ghi trong Hợp đồng này.</w:t>
+      </w:r>
+    </w:p>
+    <w:p>
+      <w:pPr>
+        <w:spacing w:after="0" w:line="269" w:lineRule="auto"/>
+        <w:ind w:firstLine="567"/>
+        <w:jc w:val="both"/>
+        <w:rPr>
+          <w:rFonts w:ascii="Times New Roman" w:eastAsia="Times New Roman" w:hAnsi="Times New Roman" w:cs="Times New Roman"/>
+          <w:sz w:val="26"/>
+          <w:szCs w:val="26"/>
+          <w:lang w:val="it-IT"/>
+        </w:rPr>
+      </w:pPr>
+      <w:r>
+        <w:rPr>
+          <w:rFonts w:ascii="Times New Roman" w:eastAsia="Times New Roman" w:hAnsi="Times New Roman" w:cs="Times New Roman"/>
+          <w:sz w:val="26"/>
+          <w:szCs w:val="26"/>
+          <w:lang w:val="it-IT"/>
+        </w:rPr>
+        <w:t>12.2. Cam đoan của Bên B:</w:t>
+      </w:r>
+    </w:p>
+    <w:p>
+      <w:pPr>
+        <w:spacing w:after="0" w:line="269" w:lineRule="auto"/>
+        <w:ind w:firstLine="567"/>
+        <w:jc w:val="both"/>
+        <w:rPr>
+          <w:rFonts w:ascii="Times New Roman" w:eastAsia="Times New Roman" w:hAnsi="Times New Roman" w:cs="Times New Roman"/>
+          <w:sz w:val="26"/>
+          <w:szCs w:val="26"/>
+          <w:lang w:val="it-IT"/>
+        </w:rPr>
+      </w:pPr>
+      <w:r>
+        <w:rPr>
+          <w:rFonts w:ascii="Times New Roman" w:eastAsia="Times New Roman" w:hAnsi="Times New Roman" w:cs="Times New Roman"/>
+          <w:sz w:val="26"/>
+          <w:szCs w:val="26"/>
+          <w:lang w:val="it-IT"/>
+        </w:rPr>
+        <w:t xml:space="preserve">a) Những người có tên trong Hợp đồng này là chủ sở hữu, đồng sử dụng hợp pháp tài sản thế chấp ghi trong Hợp đồng này đã bàn bạc và thống nhất đồng ý và cam đoan tự nguyện dùng toàn bộ khối tài sản cùng với các loại giấy tờ liên quan của tài sản để thế chấp cho Bên A với trách nhiệm bảo đảm cho việc thực hiện nghĩa vụ trả nợ đối với tất cả các khoản nợ phát sinh từ các Hợp đồng được ký kết giữa Bên A và Bên B và/ hoặc người đại diện Bên B </w:t>
+      </w:r>
+      <w:r>
+        <w:rPr>
+          <w:rFonts w:ascii="Times New Roman" w:eastAsia="Times New Roman" w:hAnsi="Times New Roman" w:cs="Times New Roman"/>
+          <w:sz w:val="26"/>
+          <w:szCs w:val="26"/>
+          <w:lang w:val="it-IT"/>
+        </w:rPr>
+        <w:t>có thời hạn đến khi được xóa thế chấp</w:t>
+      </w:r>
+      <w:r>
+        <w:rPr>
+          <w:rFonts w:ascii="Times New Roman" w:eastAsia="Times New Roman" w:hAnsi="Times New Roman" w:cs="Times New Roman"/>
+          <w:sz w:val="26"/>
+          <w:szCs w:val="26"/>
+          <w:lang w:val="it-IT"/>
+        </w:rPr>
+        <w:t xml:space="preserve"> mà được tham chiếu theo Hợp đồng thế chấp này và các Hợp đồng cho vay khác được xác lập trước, cùng và sau thời điểm ký kết Hợp đồng này mà được tham chiếu theo Hợp đồng thế chấp này. </w:t>
+      </w:r>
+    </w:p>
+    <w:p>
+      <w:pPr>
+        <w:spacing w:after="0" w:line="269" w:lineRule="auto"/>
+        <w:ind w:firstLine="567"/>
+        <w:jc w:val="both"/>
+        <w:rPr>
+          <w:rFonts w:ascii="Times New Roman" w:eastAsia="Times New Roman" w:hAnsi="Times New Roman" w:cs="Times New Roman"/>
+          <w:sz w:val="26"/>
+          <w:szCs w:val="26"/>
+          <w:lang w:val="it-IT"/>
+        </w:rPr>
+      </w:pPr>
+      <w:r>
+        <w:rPr>
+          <w:rFonts w:ascii="Times New Roman" w:eastAsia="Times New Roman" w:hAnsi="Times New Roman" w:cs="Times New Roman"/>
+          <w:sz w:val="26"/>
+          <w:szCs w:val="26"/>
+          <w:lang w:val="it-IT"/>
+        </w:rPr>
+        <w:t xml:space="preserve">b) Các cá nhân Bên B cam kết và khẳng định cùng chịu trách nhiệm hoàn thành đầy đủ, đúng hạn tất cả các nghĩa vụ bảo đảm, thực hiện đúng cam kết, thỏa thuận đối với Bên A tại Hợp đồng này và các Hợp đồng, văn bản khác liên quan trong mọi trường hợp với bất kỳ lý do gì.     </w:t>
+      </w:r>
+    </w:p>
+    <w:p>
+      <w:pPr>
+        <w:spacing w:after="0" w:line="269" w:lineRule="auto"/>
+        <w:ind w:firstLine="567"/>
+        <w:jc w:val="both"/>
+        <w:rPr>
+          <w:rFonts w:ascii="Times New Roman" w:eastAsia="Times New Roman" w:hAnsi="Times New Roman" w:cs="Times New Roman"/>
+          <w:sz w:val="26"/>
+          <w:szCs w:val="26"/>
+          <w:lang w:val="it-IT"/>
+        </w:rPr>
+      </w:pPr>
+      <w:r>
+        <w:rPr>
+          <w:rFonts w:ascii="Times New Roman" w:eastAsia="Times New Roman" w:hAnsi="Times New Roman" w:cs="Times New Roman"/>
+          <w:sz w:val="26"/>
+          <w:szCs w:val="26"/>
+          <w:lang w:val="it-IT"/>
+        </w:rPr>
+        <w:t>c) Tài sản thế chấp hiện không thế chấp, cầm cố đưới bất kỳ hình thức nào để đảm bảo cho bất kỳ một nghĩa vụ khác; không bị tranh chấp về quyền sở hữu và quyền sử</w:t>
+      </w:r>
+      <w:r>
+        <w:rPr>
+          <w:rFonts w:ascii="Times New Roman" w:eastAsia="Times New Roman" w:hAnsi="Times New Roman" w:cs="Times New Roman"/>
+          <w:sz w:val="26"/>
+          <w:szCs w:val="26"/>
+          <w:lang w:val="it-IT"/>
+        </w:rPr>
+        <w:t xml:space="preserve"> dụng</w:t>
+      </w:r>
+      <w:r>
+        <w:rPr>
+          <w:rFonts w:ascii="Times New Roman" w:eastAsia="Times New Roman" w:hAnsi="Times New Roman" w:cs="Times New Roman"/>
+          <w:sz w:val="26"/>
+          <w:szCs w:val="26"/>
+          <w:lang w:val="it-IT"/>
+        </w:rPr>
+        <w:t>.</w:t>
+      </w:r>
+    </w:p>
+    <w:p>
+      <w:pPr>
+        <w:spacing w:after="0" w:line="269" w:lineRule="auto"/>
+        <w:ind w:firstLine="567"/>
+        <w:jc w:val="both"/>
+        <w:rPr>
+          <w:rFonts w:ascii="Times New Roman" w:eastAsia="Times New Roman" w:hAnsi="Times New Roman" w:cs="Times New Roman"/>
+          <w:sz w:val="26"/>
+          <w:szCs w:val="26"/>
+          <w:lang w:val="it-IT"/>
+        </w:rPr>
+      </w:pPr>
+      <w:r>
+        <w:rPr>
+          <w:rFonts w:ascii="Times New Roman" w:eastAsia="Times New Roman" w:hAnsi="Times New Roman" w:cs="Times New Roman"/>
+          <w:sz w:val="26"/>
+          <w:szCs w:val="26"/>
+          <w:lang w:val="it-IT"/>
+        </w:rPr>
+        <w:t>d) Việc giao kết Hợp đồng này là hoàn toàn tự nguyện, không bị lừa dối hay ép buộc</w:t>
+      </w:r>
+      <w:r>
+        <w:rPr>
+          <w:rFonts w:ascii="Times New Roman" w:eastAsia="Times New Roman" w:hAnsi="Times New Roman" w:cs="Times New Roman"/>
+          <w:sz w:val="26"/>
+          <w:szCs w:val="26"/>
+          <w:lang w:val="it-IT"/>
+        </w:rPr>
+        <w:t>.</w:t>
+      </w:r>
+    </w:p>
+    <w:p>
+      <w:pPr>
+        <w:spacing w:after="0" w:line="269" w:lineRule="auto"/>
+        <w:ind w:firstLine="567"/>
+        <w:jc w:val="both"/>
+        <w:rPr>
+          <w:rFonts w:ascii="Times New Roman" w:eastAsia="Times New Roman" w:hAnsi="Times New Roman" w:cs="Times New Roman"/>
+          <w:sz w:val="26"/>
+          <w:szCs w:val="26"/>
+          <w:lang w:val="it-IT"/>
+        </w:rPr>
+      </w:pPr>
+      <w:r>
+        <w:rPr>
+          <w:rFonts w:ascii="Times New Roman" w:eastAsia="Times New Roman" w:hAnsi="Times New Roman" w:cs="Times New Roman"/>
+          <w:sz w:val="26"/>
+          <w:szCs w:val="26"/>
+          <w:lang w:val="it-IT"/>
+        </w:rPr>
+        <w:t>e) Cam kết thực hiện đầy đủ các thủ tục pháp lý theo quy định của pháp luật và hướng dẫn của Bên A và phối kết hợp với Bên A khi phải xử lý tài sản.</w:t>
+      </w:r>
+    </w:p>
+    <w:p>
+      <w:pPr>
+        <w:spacing w:after="0" w:line="269" w:lineRule="auto"/>
+        <w:ind w:firstLine="567"/>
+        <w:jc w:val="both"/>
+        <w:rPr>
+          <w:rFonts w:ascii="Times New Roman" w:eastAsia="Times New Roman" w:hAnsi="Times New Roman" w:cs="Times New Roman"/>
+          <w:sz w:val="26"/>
+          <w:szCs w:val="26"/>
+          <w:lang w:val="it-IT"/>
+        </w:rPr>
+      </w:pPr>
+      <w:r>
+        <w:rPr>
+          <w:rFonts w:ascii="Times New Roman" w:eastAsia="Times New Roman" w:hAnsi="Times New Roman" w:cs="Times New Roman"/>
+          <w:sz w:val="26"/>
+          <w:szCs w:val="26"/>
+          <w:lang w:val="it-IT"/>
+        </w:rPr>
+        <w:t>f) Cam kết thực hiện đúng đầy đủ các thỏa thuận đã ghi trong Hợp đồng này.</w:t>
+      </w:r>
+    </w:p>
+    <w:p>
+      <w:pPr>
+        <w:spacing w:after="0" w:line="269" w:lineRule="auto"/>
+        <w:ind w:firstLine="567"/>
+        <w:jc w:val="both"/>
+        <w:rPr>
+          <w:rFonts w:ascii="Times New Roman" w:eastAsia="Times New Roman" w:hAnsi="Times New Roman" w:cs="Times New Roman"/>
+          <w:b/>
+          <w:sz w:val="26"/>
+          <w:szCs w:val="26"/>
+          <w:lang w:val="it-IT"/>
+        </w:rPr>
+      </w:pPr>
+      <w:r>
+        <w:rPr>
+          <w:rFonts w:ascii="Times New Roman" w:eastAsia="Times New Roman" w:hAnsi="Times New Roman" w:cs="Times New Roman"/>
+          <w:b/>
+          <w:sz w:val="26"/>
+          <w:szCs w:val="26"/>
+          <w:lang w:val="it-IT"/>
+        </w:rPr>
+        <w:t>Điều 13. Luật điều chỉnh, cơ quan giải quyết tranh chấp</w:t>
+      </w:r>
+    </w:p>
+    <w:p>
+      <w:pPr>
+        <w:spacing w:after="0" w:line="269" w:lineRule="auto"/>
+        <w:ind w:firstLine="567"/>
+        <w:jc w:val="both"/>
+        <w:rPr>
+          <w:rFonts w:ascii="Times New Roman" w:eastAsia="Times New Roman" w:hAnsi="Times New Roman" w:cs="Times New Roman"/>
+          <w:sz w:val="26"/>
+          <w:szCs w:val="26"/>
+          <w:lang w:val="it-IT"/>
+        </w:rPr>
+      </w:pPr>
+      <w:r>
+        <w:rPr>
+          <w:rFonts w:ascii="Times New Roman" w:eastAsia="Times New Roman" w:hAnsi="Times New Roman" w:cs="Times New Roman"/>
+          <w:sz w:val="26"/>
+          <w:szCs w:val="26"/>
+          <w:lang w:val="it-IT"/>
+        </w:rPr>
+        <w:t>Trong quá trình thực hiện Hợp đồng này nếu có phát sinh tranh chấp, các bên cùng nhau thương lượng, giải quyết trên nguyên tắc tôn trọng quyền lợi của nhau; trong trường hợp không thương lượng được thì các Bên thống nhất giải quyết tranh chấp tại Tòa án nhân dân theo quy định của pháp luật.</w:t>
+      </w:r>
+    </w:p>
+    <w:p>
+      <w:pPr>
+        <w:spacing w:after="0" w:line="269" w:lineRule="auto"/>
+        <w:ind w:firstLine="567"/>
+        <w:jc w:val="both"/>
+        <w:rPr>
+          <w:rFonts w:ascii="Times New Roman" w:eastAsia="Times New Roman" w:hAnsi="Times New Roman" w:cs="Times New Roman"/>
+          <w:b/>
+          <w:sz w:val="26"/>
+          <w:szCs w:val="26"/>
+          <w:lang w:val="it-IT"/>
+        </w:rPr>
+      </w:pPr>
+      <w:r>
+        <w:rPr>
+          <w:rFonts w:ascii="Times New Roman" w:eastAsia="Times New Roman" w:hAnsi="Times New Roman" w:cs="Times New Roman"/>
+          <w:b/>
+          <w:sz w:val="26"/>
+          <w:szCs w:val="26"/>
+          <w:lang w:val="it-IT"/>
+        </w:rPr>
+        <w:t>Điều 14. Hiệu lực của Hợp đồng</w:t>
+      </w:r>
+    </w:p>
+    <w:p>
+      <w:pPr>
+        <w:spacing w:after="0" w:line="269" w:lineRule="auto"/>
+        <w:ind w:firstLine="567"/>
+        <w:jc w:val="both"/>
+        <w:rPr>
+          <w:rFonts w:ascii="Times New Roman" w:eastAsia="Times New Roman" w:hAnsi="Times New Roman" w:cs="Times New Roman"/>
+          <w:sz w:val="26"/>
+          <w:szCs w:val="26"/>
+          <w:lang w:val="it-IT"/>
+        </w:rPr>
+      </w:pPr>
+      <w:r>
+        <w:rPr>
+          <w:rFonts w:ascii="Times New Roman" w:eastAsia="Times New Roman" w:hAnsi="Times New Roman" w:cs="Times New Roman"/>
+          <w:sz w:val="26"/>
+          <w:szCs w:val="26"/>
+          <w:lang w:val="it-IT"/>
+        </w:rPr>
+        <w:t>14.1. Hiệu lực của Hợp đồng:</w:t>
+      </w:r>
+    </w:p>
+    <w:p>
+      <w:pPr>
+        <w:spacing w:after="0" w:line="269" w:lineRule="auto"/>
+        <w:ind w:firstLine="567"/>
+        <w:jc w:val="both"/>
+        <w:rPr>
+          <w:rFonts w:ascii="Times New Roman" w:eastAsia="Times New Roman" w:hAnsi="Times New Roman" w:cs="Times New Roman"/>
+          <w:sz w:val="26"/>
+          <w:szCs w:val="26"/>
+          <w:lang w:val="it-IT"/>
+        </w:rPr>
+      </w:pPr>
+      <w:r>
+        <w:rPr>
+          <w:rFonts w:ascii="Times New Roman" w:eastAsia="Times New Roman" w:hAnsi="Times New Roman" w:cs="Times New Roman"/>
+          <w:sz w:val="26"/>
+          <w:szCs w:val="26"/>
+          <w:lang w:val="it-IT"/>
+        </w:rPr>
+        <w:t xml:space="preserve">Hợp đồng này có hiệu lực kể từ khi các Bên có tên trong Hợp đồng ký tên và được cơ quan cấp có thẩm quyền ban hành lời chứng. Mọi sửa đổi, bổ sung Hợp đồng này phải được sự đồng ý của các bên và lập thành văn bản.     </w:t>
+      </w:r>
+    </w:p>
+    <w:p>
+      <w:pPr>
+        <w:spacing w:after="0" w:line="269" w:lineRule="auto"/>
+        <w:ind w:firstLine="567"/>
+        <w:jc w:val="both"/>
+        <w:rPr>
+          <w:rFonts w:ascii="Times New Roman" w:eastAsia="Times New Roman" w:hAnsi="Times New Roman" w:cs="Times New Roman"/>
+          <w:sz w:val="26"/>
+          <w:szCs w:val="26"/>
+          <w:lang w:val="it-IT"/>
+        </w:rPr>
+      </w:pPr>
+      <w:r>
+        <w:rPr>
+          <w:rFonts w:ascii="Times New Roman" w:eastAsia="Times New Roman" w:hAnsi="Times New Roman" w:cs="Times New Roman"/>
+          <w:sz w:val="26"/>
+          <w:szCs w:val="26"/>
+          <w:lang w:val="it-IT"/>
+        </w:rPr>
+        <w:t>14.2. Hợp đồng này hết hiệu lực trong các trường hợp sau:</w:t>
+      </w:r>
+    </w:p>
+    <w:p>
+      <w:pPr>
+        <w:spacing w:after="0" w:line="269" w:lineRule="auto"/>
+        <w:ind w:firstLine="567"/>
+        <w:jc w:val="both"/>
+        <w:rPr>
+          <w:rFonts w:ascii="Times New Roman" w:eastAsia="Times New Roman" w:hAnsi="Times New Roman" w:cs="Times New Roman"/>
+          <w:sz w:val="26"/>
+          <w:szCs w:val="26"/>
+          <w:lang w:val="it-IT"/>
+        </w:rPr>
+      </w:pPr>
+      <w:r>
+        <w:rPr>
+          <w:rFonts w:ascii="Times New Roman" w:eastAsia="Times New Roman" w:hAnsi="Times New Roman" w:cs="Times New Roman"/>
+          <w:sz w:val="26"/>
+          <w:szCs w:val="26"/>
+          <w:lang w:val="it-IT"/>
+        </w:rPr>
+        <w:t xml:space="preserve">a) Bên B đã hoàn thành đầy đủ nghĩa vụ được bảo đảm theo hợp đồng này và được Bên A chấp thuận xóa đăng ký giao dịch bảo đảm và cơ quan nhà nước có thẩm quyền thực hiện xóa đăng ký giao dịch bảo đảm theo quy định.     </w:t>
+      </w:r>
+    </w:p>
+    <w:p>
+      <w:pPr>
+        <w:spacing w:after="0" w:line="269" w:lineRule="auto"/>
+        <w:ind w:firstLine="567"/>
+        <w:jc w:val="both"/>
+        <w:rPr>
+          <w:rFonts w:ascii="Times New Roman" w:eastAsia="Times New Roman" w:hAnsi="Times New Roman" w:cs="Times New Roman"/>
+          <w:sz w:val="26"/>
+          <w:szCs w:val="26"/>
+          <w:lang w:val="it-IT"/>
+        </w:rPr>
+      </w:pPr>
+      <w:r>
+        <w:rPr>
+          <w:rFonts w:ascii="Times New Roman" w:eastAsia="Times New Roman" w:hAnsi="Times New Roman" w:cs="Times New Roman"/>
+          <w:sz w:val="26"/>
+          <w:szCs w:val="26"/>
+          <w:lang w:val="it-IT"/>
+        </w:rPr>
+        <w:t>b) Tài sản thế chấp đã được xử lý để thực hiện nghĩa vụ</w:t>
+      </w:r>
+    </w:p>
+    <w:p>
+      <w:pPr>
+        <w:spacing w:after="0" w:line="269" w:lineRule="auto"/>
+        <w:ind w:firstLine="567"/>
+        <w:jc w:val="both"/>
+        <w:rPr>
+          <w:rFonts w:ascii="Times New Roman" w:eastAsia="Times New Roman" w:hAnsi="Times New Roman" w:cs="Times New Roman"/>
+          <w:sz w:val="26"/>
+          <w:szCs w:val="26"/>
+          <w:lang w:val="it-IT"/>
+        </w:rPr>
+      </w:pPr>
+      <w:r>
+        <w:rPr>
+          <w:rFonts w:ascii="Times New Roman" w:eastAsia="Times New Roman" w:hAnsi="Times New Roman" w:cs="Times New Roman"/>
+          <w:sz w:val="26"/>
+          <w:szCs w:val="26"/>
+          <w:lang w:val="it-IT"/>
+        </w:rPr>
+        <w:lastRenderedPageBreak/>
+        <w:t xml:space="preserve">14.3. Hợp đồng này </w:t>
+      </w:r>
+      <w:r>
+        <w:rPr>
+          <w:rFonts w:ascii="Times New Roman" w:eastAsia="Times New Roman" w:hAnsi="Times New Roman" w:cs="Times New Roman"/>
+          <w:sz w:val="26"/>
+          <w:szCs w:val="26"/>
+          <w:lang w:val="it-IT"/>
+        </w:rPr>
+        <w:t>được</w:t>
+      </w:r>
       <w:bookmarkStart w:id="1" w:name="_GoBack"/>
       <w:bookmarkEnd w:id="1"/>
       <w:r>
@@ -5500,1066 +6541,7 @@
           <w:szCs w:val="26"/>
           <w:lang w:val="it-IT"/>
         </w:rPr>
-        <w:lastRenderedPageBreak/>
-        <w:t>(i) Thanh toán phí thu giữ, trông coi tài sản thế chấp (nếu có);</w:t>
-      </w:r>
-    </w:p>
-    <w:p>
-      <w:pPr>
-        <w:spacing w:after="0" w:line="269" w:lineRule="auto"/>
-        <w:ind w:firstLine="567"/>
-        <w:jc w:val="both"/>
-        <w:rPr>
-          <w:rFonts w:ascii="Times New Roman" w:eastAsia="Times New Roman" w:hAnsi="Times New Roman" w:cs="Times New Roman"/>
-          <w:sz w:val="26"/>
-          <w:szCs w:val="26"/>
-          <w:lang w:val="it-IT"/>
-        </w:rPr>
-      </w:pPr>
-      <w:r>
-        <w:rPr>
-          <w:rFonts w:ascii="Times New Roman" w:eastAsia="Times New Roman" w:hAnsi="Times New Roman" w:cs="Times New Roman"/>
-          <w:sz w:val="26"/>
-          <w:szCs w:val="26"/>
-          <w:lang w:val="it-IT"/>
-        </w:rPr>
-        <w:t>(ii) Thanh toán các khoán phí, chi phí xử lý tài sản thế chấp;</w:t>
-      </w:r>
-    </w:p>
-    <w:p>
-      <w:pPr>
-        <w:spacing w:after="0" w:line="269" w:lineRule="auto"/>
-        <w:ind w:firstLine="567"/>
-        <w:jc w:val="both"/>
-        <w:rPr>
-          <w:rFonts w:ascii="Times New Roman" w:eastAsia="Times New Roman" w:hAnsi="Times New Roman" w:cs="Times New Roman"/>
-          <w:sz w:val="26"/>
-          <w:szCs w:val="26"/>
-          <w:lang w:val="it-IT"/>
-        </w:rPr>
-      </w:pPr>
-      <w:r>
-        <w:rPr>
-          <w:rFonts w:ascii="Times New Roman" w:eastAsia="Times New Roman" w:hAnsi="Times New Roman" w:cs="Times New Roman"/>
-          <w:sz w:val="26"/>
-          <w:szCs w:val="26"/>
-          <w:lang w:val="it-IT"/>
-        </w:rPr>
-        <w:t>(iii) Thanh toán các khoản phải nộp nhà nước (nếu có);</w:t>
-      </w:r>
-    </w:p>
-    <w:p>
-      <w:pPr>
-        <w:spacing w:after="0" w:line="269" w:lineRule="auto"/>
-        <w:ind w:firstLine="567"/>
-        <w:jc w:val="both"/>
-        <w:rPr>
-          <w:rFonts w:ascii="Times New Roman" w:eastAsia="Times New Roman" w:hAnsi="Times New Roman" w:cs="Times New Roman"/>
-          <w:sz w:val="26"/>
-          <w:szCs w:val="26"/>
-          <w:lang w:val="it-IT"/>
-        </w:rPr>
-      </w:pPr>
-      <w:r>
-        <w:rPr>
-          <w:rFonts w:ascii="Times New Roman" w:eastAsia="Times New Roman" w:hAnsi="Times New Roman" w:cs="Times New Roman"/>
-          <w:sz w:val="26"/>
-          <w:szCs w:val="26"/>
-          <w:lang w:val="it-IT"/>
-        </w:rPr>
-        <w:t xml:space="preserve">(iv) Thanh toán tất cả các nghĩa vụ của Bên </w:t>
-      </w:r>
-      <w:r>
-        <w:rPr>
-          <w:rFonts w:ascii="Times New Roman" w:eastAsia="Times New Roman" w:hAnsi="Times New Roman" w:cs="Times New Roman"/>
-          <w:sz w:val="26"/>
-          <w:szCs w:val="26"/>
-          <w:lang w:val="it-IT"/>
-        </w:rPr>
-        <w:t>B</w:t>
-      </w:r>
-      <w:r>
-        <w:rPr>
-          <w:rFonts w:ascii="Times New Roman" w:eastAsia="Times New Roman" w:hAnsi="Times New Roman" w:cs="Times New Roman"/>
-          <w:sz w:val="26"/>
-          <w:szCs w:val="26"/>
-          <w:lang w:val="it-IT"/>
-        </w:rPr>
-        <w:t xml:space="preserve"> cho Bên A (bao gồm không giới hạn tiền gốc, lãi tiền vay, lãi quá hạn, bồi thường thiệt hại...)</w:t>
-      </w:r>
-    </w:p>
-    <w:p>
-      <w:pPr>
-        <w:spacing w:after="0" w:line="269" w:lineRule="auto"/>
-        <w:ind w:firstLine="567"/>
-        <w:jc w:val="both"/>
-        <w:rPr>
-          <w:rFonts w:ascii="Times New Roman" w:eastAsia="Times New Roman" w:hAnsi="Times New Roman" w:cs="Times New Roman"/>
-          <w:sz w:val="26"/>
-          <w:szCs w:val="26"/>
-          <w:lang w:val="it-IT"/>
-        </w:rPr>
-      </w:pPr>
-      <w:r>
-        <w:rPr>
-          <w:rFonts w:ascii="Times New Roman" w:eastAsia="Times New Roman" w:hAnsi="Times New Roman" w:cs="Times New Roman"/>
-          <w:sz w:val="26"/>
-          <w:szCs w:val="26"/>
-          <w:lang w:val="it-IT"/>
-        </w:rPr>
-        <w:t>(v) Thực hiện nghĩa vụ tài chính khác không có bảo đảm của Bên A.</w:t>
-      </w:r>
-    </w:p>
-    <w:p>
-      <w:pPr>
-        <w:spacing w:after="0" w:line="269" w:lineRule="auto"/>
-        <w:ind w:firstLine="567"/>
-        <w:jc w:val="both"/>
-        <w:rPr>
-          <w:rFonts w:ascii="Times New Roman" w:eastAsia="Times New Roman" w:hAnsi="Times New Roman" w:cs="Times New Roman"/>
-          <w:sz w:val="26"/>
-          <w:szCs w:val="26"/>
-          <w:lang w:val="it-IT"/>
-        </w:rPr>
-      </w:pPr>
-      <w:r>
-        <w:rPr>
-          <w:rFonts w:ascii="Times New Roman" w:eastAsia="Times New Roman" w:hAnsi="Times New Roman" w:cs="Times New Roman"/>
-          <w:sz w:val="26"/>
-          <w:szCs w:val="26"/>
-          <w:lang w:val="it-IT"/>
-        </w:rPr>
-        <w:t xml:space="preserve">c) Trường hợp sau khi thanh toán đầy đủ nghĩa vụ với Bên A mà số tiền thu được từ việc xử lý tài sản thế chấp còn thừa thì Bên A trả lại cho Bên B.  </w:t>
-      </w:r>
-    </w:p>
-    <w:p>
-      <w:pPr>
-        <w:spacing w:after="0" w:line="269" w:lineRule="auto"/>
-        <w:ind w:firstLine="567"/>
-        <w:jc w:val="both"/>
-        <w:rPr>
-          <w:rFonts w:ascii="Times New Roman" w:eastAsia="Times New Roman" w:hAnsi="Times New Roman" w:cs="Times New Roman"/>
-          <w:sz w:val="26"/>
-          <w:szCs w:val="26"/>
-          <w:lang w:val="it-IT"/>
-        </w:rPr>
-      </w:pPr>
-      <w:r>
-        <w:rPr>
-          <w:rFonts w:ascii="Times New Roman" w:eastAsia="Times New Roman" w:hAnsi="Times New Roman" w:cs="Times New Roman"/>
-          <w:sz w:val="26"/>
-          <w:szCs w:val="26"/>
-          <w:lang w:val="it-IT"/>
-        </w:rPr>
-        <w:t xml:space="preserve">d) Trường hợp số tiền thu được từ việc xử lý tài sản thế chấp không đủ để thanh toán tất cả các nghĩa vụ được bảo đảm thì Bên B có trách nhiệm thực hiện nốt nghĩa vụ chưa hoàn thành cho Bên A bằng tiền hoặc tiếp tục bổ sung thêm tài sản bảo đảm cho phần nghĩa vụ chưa được hoàn thành.     </w:t>
-      </w:r>
-    </w:p>
-    <w:p>
-      <w:pPr>
-        <w:spacing w:after="0" w:line="269" w:lineRule="auto"/>
-        <w:ind w:firstLine="567"/>
-        <w:jc w:val="both"/>
-        <w:rPr>
-          <w:rFonts w:ascii="Times New Roman" w:eastAsia="Times New Roman" w:hAnsi="Times New Roman" w:cs="Times New Roman"/>
-          <w:b/>
-          <w:sz w:val="26"/>
-          <w:szCs w:val="26"/>
-          <w:lang w:val="it-IT"/>
-        </w:rPr>
-      </w:pPr>
-      <w:r>
-        <w:rPr>
-          <w:rFonts w:ascii="Times New Roman" w:eastAsia="Times New Roman" w:hAnsi="Times New Roman" w:cs="Times New Roman"/>
-          <w:b/>
-          <w:sz w:val="26"/>
-          <w:szCs w:val="26"/>
-          <w:lang w:val="it-IT"/>
-        </w:rPr>
-        <w:t xml:space="preserve">Điều 11. Các thỏa thuận khác </w:t>
-      </w:r>
-    </w:p>
-    <w:p>
-      <w:pPr>
-        <w:spacing w:after="0" w:line="269" w:lineRule="auto"/>
-        <w:ind w:firstLine="567"/>
-        <w:jc w:val="both"/>
-        <w:rPr>
-          <w:rFonts w:ascii="Times New Roman" w:eastAsia="Times New Roman" w:hAnsi="Times New Roman" w:cs="Times New Roman"/>
-          <w:sz w:val="26"/>
-          <w:szCs w:val="26"/>
-          <w:lang w:val="it-IT"/>
-        </w:rPr>
-      </w:pPr>
-      <w:r>
-        <w:rPr>
-          <w:rFonts w:ascii="Times New Roman" w:eastAsia="Times New Roman" w:hAnsi="Times New Roman" w:cs="Times New Roman"/>
-          <w:sz w:val="26"/>
-          <w:szCs w:val="26"/>
-          <w:lang w:val="it-IT"/>
-        </w:rPr>
-        <w:t>11.1. Chuyển nhượng:</w:t>
-      </w:r>
-    </w:p>
-    <w:p>
-      <w:pPr>
-        <w:spacing w:after="0" w:line="269" w:lineRule="auto"/>
-        <w:ind w:firstLine="567"/>
-        <w:jc w:val="both"/>
-        <w:rPr>
-          <w:rFonts w:ascii="Times New Roman" w:eastAsia="Times New Roman" w:hAnsi="Times New Roman" w:cs="Times New Roman"/>
-          <w:sz w:val="26"/>
-          <w:szCs w:val="26"/>
-          <w:lang w:val="it-IT"/>
-        </w:rPr>
-      </w:pPr>
-      <w:r>
-        <w:rPr>
-          <w:rFonts w:ascii="Times New Roman" w:eastAsia="Times New Roman" w:hAnsi="Times New Roman" w:cs="Times New Roman"/>
-          <w:sz w:val="26"/>
-          <w:szCs w:val="26"/>
-          <w:lang w:val="it-IT"/>
-        </w:rPr>
-        <w:t>a) Hợp đồng này có hiệu lực bắt buộc đối với các bên kế nhiệm, bên nhận chuyển nhượng, bên nhận chuyển giao được phép tương ứng của các bên trong Hợp đồng này và các bên kế nhiệm, nhận chuyển được hưởng các lợi ích theo hợp đồng này.</w:t>
-      </w:r>
-    </w:p>
-    <w:p>
-      <w:pPr>
-        <w:spacing w:after="0" w:line="269" w:lineRule="auto"/>
-        <w:rPr>
-          <w:rFonts w:ascii="Times New Roman" w:eastAsia="Times New Roman" w:hAnsi="Times New Roman" w:cs="Times New Roman"/>
-          <w:sz w:val="26"/>
-          <w:szCs w:val="26"/>
-          <w:lang w:val="it-IT"/>
-        </w:rPr>
-      </w:pPr>
-      <w:r>
-        <w:rPr>
-          <w:rFonts w:ascii="Times New Roman" w:eastAsia="Times New Roman" w:hAnsi="Times New Roman" w:cs="Times New Roman"/>
-          <w:sz w:val="26"/>
-          <w:szCs w:val="26"/>
-          <w:lang w:val="it-IT"/>
-        </w:rPr>
-        <w:tab/>
-      </w:r>
-      <w:r>
-        <w:rPr>
-          <w:rFonts w:ascii="Times New Roman" w:eastAsia="Times New Roman" w:hAnsi="Times New Roman" w:cs="Times New Roman"/>
-          <w:sz w:val="26"/>
-          <w:szCs w:val="26"/>
-          <w:lang w:val="it-IT"/>
-        </w:rPr>
-        <w:t xml:space="preserve">b) Bên B không được chuyển nhượng, chuyển giao, hoán đổi hoặc định đoạt bất kỳ quyền và/hoặc nghĩa vụ nào theo Hợp đồng này hoặc tài liệu giao dịch khác trừ khi có sự đồng ý trước bằng văn bản chấp thuận của Bên A.     </w:t>
-      </w:r>
-    </w:p>
-    <w:p>
-      <w:pPr>
-        <w:spacing w:after="0" w:line="269" w:lineRule="auto"/>
-        <w:ind w:firstLine="567"/>
-        <w:jc w:val="both"/>
-        <w:rPr>
-          <w:rFonts w:ascii="Times New Roman" w:eastAsia="Times New Roman" w:hAnsi="Times New Roman" w:cs="Times New Roman"/>
-          <w:sz w:val="26"/>
-          <w:szCs w:val="26"/>
-          <w:lang w:val="it-IT"/>
-        </w:rPr>
-      </w:pPr>
-      <w:r>
-        <w:rPr>
-          <w:rFonts w:ascii="Times New Roman" w:eastAsia="Times New Roman" w:hAnsi="Times New Roman" w:cs="Times New Roman"/>
-          <w:sz w:val="26"/>
-          <w:szCs w:val="26"/>
-          <w:lang w:val="it-IT"/>
-        </w:rPr>
-        <w:t>11.2. Không từ bỏ quyền:</w:t>
-      </w:r>
-    </w:p>
-    <w:p>
-      <w:pPr>
-        <w:spacing w:after="0" w:line="269" w:lineRule="auto"/>
-        <w:ind w:firstLine="567"/>
-        <w:jc w:val="both"/>
-        <w:rPr>
-          <w:rFonts w:ascii="Times New Roman" w:eastAsia="Times New Roman" w:hAnsi="Times New Roman" w:cs="Times New Roman"/>
-          <w:sz w:val="26"/>
-          <w:szCs w:val="26"/>
-          <w:lang w:val="it-IT"/>
-        </w:rPr>
-      </w:pPr>
-      <w:r>
-        <w:rPr>
-          <w:rFonts w:ascii="Times New Roman" w:eastAsia="Times New Roman" w:hAnsi="Times New Roman" w:cs="Times New Roman"/>
-          <w:sz w:val="26"/>
-          <w:szCs w:val="26"/>
-          <w:lang w:val="it-IT"/>
-        </w:rPr>
-        <w:t>Việc Bên A không thực hiện hoặc thực hiện chậm bất kỳ quyền nào theo Hợp đồng này sẽ không được xem là từ bỏ các quyền đó. Việc thực hiện riêng rẽ hoặc một phần bất kỳ</w:t>
-      </w:r>
-      <w:r>
-        <w:rPr>
-          <w:rFonts w:ascii="Times New Roman" w:eastAsia="Times New Roman" w:hAnsi="Times New Roman" w:cs="Times New Roman"/>
-          <w:sz w:val="26"/>
-          <w:szCs w:val="26"/>
-          <w:lang w:val="it-IT"/>
-        </w:rPr>
-        <w:t xml:space="preserve"> quyền nào theo hợp đồng này sẽ không cản trở việc thực hiện các quyền khác theo Hợp đồng này.  </w:t>
-      </w:r>
-    </w:p>
-    <w:p>
-      <w:pPr>
-        <w:spacing w:after="0" w:line="269" w:lineRule="auto"/>
-        <w:ind w:firstLine="567"/>
-        <w:jc w:val="both"/>
-        <w:rPr>
-          <w:rFonts w:ascii="Times New Roman" w:eastAsia="Times New Roman" w:hAnsi="Times New Roman" w:cs="Times New Roman"/>
-          <w:sz w:val="26"/>
-          <w:szCs w:val="26"/>
-          <w:lang w:val="it-IT"/>
-        </w:rPr>
-      </w:pPr>
-      <w:r>
-        <w:rPr>
-          <w:rFonts w:ascii="Times New Roman" w:eastAsia="Times New Roman" w:hAnsi="Times New Roman" w:cs="Times New Roman"/>
-          <w:sz w:val="26"/>
-          <w:szCs w:val="26"/>
-          <w:lang w:val="it-IT"/>
-        </w:rPr>
-        <w:t>11.3. Hiệu lực từng phần:</w:t>
-      </w:r>
-    </w:p>
-    <w:p>
-      <w:pPr>
-        <w:spacing w:after="0" w:line="269" w:lineRule="auto"/>
-        <w:ind w:firstLine="567"/>
-        <w:jc w:val="both"/>
-        <w:rPr>
-          <w:rFonts w:ascii="Times New Roman" w:eastAsia="Times New Roman" w:hAnsi="Times New Roman" w:cs="Times New Roman"/>
-          <w:sz w:val="26"/>
-          <w:szCs w:val="26"/>
-          <w:lang w:val="it-IT"/>
-        </w:rPr>
-      </w:pPr>
-      <w:r>
-        <w:rPr>
-          <w:rFonts w:ascii="Times New Roman" w:eastAsia="Times New Roman" w:hAnsi="Times New Roman" w:cs="Times New Roman"/>
-          <w:sz w:val="26"/>
-          <w:szCs w:val="26"/>
-          <w:lang w:val="it-IT"/>
-        </w:rPr>
-        <w:t>Tất cả các điều khoản và từng phần của các điều khoản trong Hợp đồng này sẽ có hiệu lực riêng rẽ và độc lập với các điều khoản khác. Nếu có bất kỳ điều khoản nào vô hiệu, bất hợp pháp hoặc không thể thi hành theo pháp luật Việt Nam, thì hiệu lực, tính hợp pháp và khả năng thi hành của các điều khoản còn lại của Hợp đồng này sẽ không bị ảnh hưởng dưới bất kỳ hình thức nào.</w:t>
-      </w:r>
-    </w:p>
-    <w:p>
-      <w:pPr>
-        <w:spacing w:after="0" w:line="269" w:lineRule="auto"/>
-        <w:ind w:firstLine="567"/>
-        <w:jc w:val="both"/>
-        <w:rPr>
-          <w:rFonts w:ascii="Times New Roman" w:eastAsia="Times New Roman" w:hAnsi="Times New Roman" w:cs="Times New Roman"/>
-          <w:sz w:val="26"/>
-          <w:szCs w:val="26"/>
-          <w:lang w:val="it-IT"/>
-        </w:rPr>
-      </w:pPr>
-      <w:r>
-        <w:rPr>
-          <w:rFonts w:ascii="Times New Roman" w:eastAsia="Times New Roman" w:hAnsi="Times New Roman" w:cs="Times New Roman"/>
-          <w:sz w:val="26"/>
-          <w:szCs w:val="26"/>
-          <w:lang w:val="it-IT"/>
-        </w:rPr>
-        <w:t>11.4. Thay đổi biện pháp bảo đảm:</w:t>
-      </w:r>
-    </w:p>
-    <w:p>
-      <w:pPr>
-        <w:spacing w:after="0" w:line="269" w:lineRule="auto"/>
-        <w:ind w:firstLine="567"/>
-        <w:jc w:val="both"/>
-        <w:rPr>
-          <w:rFonts w:ascii="Times New Roman" w:eastAsia="Times New Roman" w:hAnsi="Times New Roman" w:cs="Times New Roman"/>
-          <w:sz w:val="26"/>
-          <w:szCs w:val="26"/>
-          <w:lang w:val="it-IT"/>
-        </w:rPr>
-      </w:pPr>
-      <w:r>
-        <w:rPr>
-          <w:rFonts w:ascii="Times New Roman" w:eastAsia="Times New Roman" w:hAnsi="Times New Roman" w:cs="Times New Roman"/>
-          <w:sz w:val="26"/>
-          <w:szCs w:val="26"/>
-          <w:lang w:val="it-IT"/>
-        </w:rPr>
-        <w:t xml:space="preserve">Bên B có thể thay đổi tài sản thế chấp ở trong hợp đồng này bằng tài sản khác nếu được Bên A chấp thuận thì các Bên sẽ lập ký kết Hợp đồng mới.     </w:t>
-      </w:r>
-    </w:p>
-    <w:p>
-      <w:pPr>
-        <w:spacing w:after="0" w:line="269" w:lineRule="auto"/>
-        <w:ind w:firstLine="567"/>
-        <w:jc w:val="both"/>
-        <w:rPr>
-          <w:rFonts w:ascii="Times New Roman" w:eastAsia="Times New Roman" w:hAnsi="Times New Roman" w:cs="Times New Roman"/>
-          <w:sz w:val="26"/>
-          <w:szCs w:val="26"/>
-          <w:lang w:val="it-IT"/>
-        </w:rPr>
-      </w:pPr>
-      <w:r>
-        <w:rPr>
-          <w:rFonts w:ascii="Times New Roman" w:eastAsia="Times New Roman" w:hAnsi="Times New Roman" w:cs="Times New Roman"/>
-          <w:sz w:val="26"/>
-          <w:szCs w:val="26"/>
-          <w:lang w:val="it-IT"/>
-        </w:rPr>
-        <w:t>11.5. Hợp đồng cho vay vô hiệu:</w:t>
-      </w:r>
-    </w:p>
-    <w:p>
-      <w:pPr>
-        <w:spacing w:after="0" w:line="269" w:lineRule="auto"/>
-        <w:ind w:firstLine="567"/>
-        <w:jc w:val="both"/>
-        <w:rPr>
-          <w:rFonts w:ascii="Times New Roman" w:eastAsia="Times New Roman" w:hAnsi="Times New Roman" w:cs="Times New Roman"/>
-          <w:sz w:val="26"/>
-          <w:szCs w:val="26"/>
-          <w:lang w:val="it-IT"/>
-        </w:rPr>
-      </w:pPr>
-      <w:r>
-        <w:rPr>
-          <w:rFonts w:ascii="Times New Roman" w:eastAsia="Times New Roman" w:hAnsi="Times New Roman" w:cs="Times New Roman"/>
-          <w:sz w:val="26"/>
-          <w:szCs w:val="26"/>
-          <w:lang w:val="it-IT"/>
-        </w:rPr>
-        <w:t>Trường hợp Hợp đồng cho vay tham chiếu theo Hợp đồng này bị tuyên vô hiệu hoặc có sai sót mà Bên A đã thực hiện giải ngân và đã phát sinh bất kỳ số dư nào cho Bên B theo các Hợp đồng cho vay thì Bên B vẫn phải thực hiện đúng đầy đủ cam kết nghĩa vụ bảo đảm theo Hợp đồng này.</w:t>
-      </w:r>
-    </w:p>
-    <w:p>
-      <w:pPr>
-        <w:spacing w:after="0" w:line="269" w:lineRule="auto"/>
-        <w:ind w:firstLine="567"/>
-        <w:jc w:val="both"/>
-        <w:rPr>
-          <w:rFonts w:ascii="Times New Roman" w:eastAsia="Times New Roman" w:hAnsi="Times New Roman" w:cs="Times New Roman"/>
-          <w:sz w:val="26"/>
-          <w:szCs w:val="26"/>
-          <w:lang w:val="it-IT"/>
-        </w:rPr>
-      </w:pPr>
-      <w:r>
-        <w:rPr>
-          <w:rFonts w:ascii="Times New Roman" w:eastAsia="Times New Roman" w:hAnsi="Times New Roman" w:cs="Times New Roman"/>
-          <w:sz w:val="26"/>
-          <w:szCs w:val="26"/>
-          <w:lang w:val="it-IT"/>
-        </w:rPr>
-        <w:t>11.6. Bồi thường thiệt hại:</w:t>
-      </w:r>
-    </w:p>
-    <w:p>
-      <w:pPr>
-        <w:spacing w:after="0" w:line="269" w:lineRule="auto"/>
-        <w:ind w:firstLine="567"/>
-        <w:jc w:val="both"/>
-        <w:rPr>
-          <w:rFonts w:ascii="Times New Roman" w:eastAsia="Times New Roman" w:hAnsi="Times New Roman" w:cs="Times New Roman"/>
-          <w:sz w:val="26"/>
-          <w:szCs w:val="26"/>
-          <w:lang w:val="it-IT"/>
-        </w:rPr>
-      </w:pPr>
-      <w:r>
-        <w:rPr>
-          <w:rFonts w:ascii="Times New Roman" w:eastAsia="Times New Roman" w:hAnsi="Times New Roman" w:cs="Times New Roman"/>
-          <w:sz w:val="26"/>
-          <w:szCs w:val="26"/>
-          <w:lang w:val="it-IT"/>
-        </w:rPr>
-        <w:t>Bên B đồng ý thanh toán toàn bộ những thiệt hại vật chất thực tế phát sinh từ và liên quan đến Hợp đồng này.</w:t>
-      </w:r>
-    </w:p>
-    <w:p>
-      <w:pPr>
-        <w:spacing w:after="0" w:line="269" w:lineRule="auto"/>
-        <w:ind w:firstLine="567"/>
-        <w:jc w:val="both"/>
-        <w:rPr>
-          <w:rFonts w:ascii="Times New Roman" w:eastAsia="Times New Roman" w:hAnsi="Times New Roman" w:cs="Times New Roman"/>
-          <w:b/>
-          <w:sz w:val="26"/>
-          <w:szCs w:val="26"/>
-          <w:lang w:val="it-IT"/>
-        </w:rPr>
-      </w:pPr>
-      <w:r>
-        <w:rPr>
-          <w:rFonts w:ascii="Times New Roman" w:eastAsia="Times New Roman" w:hAnsi="Times New Roman" w:cs="Times New Roman"/>
-          <w:b/>
-          <w:sz w:val="26"/>
-          <w:szCs w:val="26"/>
-          <w:lang w:val="it-IT"/>
-        </w:rPr>
-        <w:lastRenderedPageBreak/>
-        <w:t>Điều 12. Cam đoan của các bên</w:t>
-      </w:r>
-    </w:p>
-    <w:p>
-      <w:pPr>
-        <w:spacing w:after="0" w:line="269" w:lineRule="auto"/>
-        <w:ind w:firstLine="567"/>
-        <w:jc w:val="both"/>
-        <w:rPr>
-          <w:rFonts w:ascii="Times New Roman" w:eastAsia="Times New Roman" w:hAnsi="Times New Roman" w:cs="Times New Roman"/>
-          <w:sz w:val="26"/>
-          <w:szCs w:val="26"/>
-          <w:lang w:val="it-IT"/>
-        </w:rPr>
-      </w:pPr>
-      <w:r>
-        <w:rPr>
-          <w:rFonts w:ascii="Times New Roman" w:eastAsia="Times New Roman" w:hAnsi="Times New Roman" w:cs="Times New Roman"/>
-          <w:sz w:val="26"/>
-          <w:szCs w:val="26"/>
-          <w:lang w:val="it-IT"/>
-        </w:rPr>
-        <w:t>1</w:t>
-      </w:r>
-      <w:r>
-        <w:rPr>
-          <w:rFonts w:ascii="Times New Roman" w:eastAsia="Times New Roman" w:hAnsi="Times New Roman" w:cs="Times New Roman"/>
-          <w:sz w:val="26"/>
-          <w:szCs w:val="26"/>
-          <w:lang w:val="it-IT"/>
-        </w:rPr>
-        <w:t>2.1. Cam đoan của Bên A:</w:t>
-      </w:r>
-    </w:p>
-    <w:p>
-      <w:pPr>
-        <w:spacing w:after="0" w:line="269" w:lineRule="auto"/>
-        <w:ind w:firstLine="567"/>
-        <w:jc w:val="both"/>
-        <w:rPr>
-          <w:rFonts w:ascii="Times New Roman" w:eastAsia="Times New Roman" w:hAnsi="Times New Roman" w:cs="Times New Roman"/>
-          <w:sz w:val="26"/>
-          <w:szCs w:val="26"/>
-          <w:lang w:val="it-IT"/>
-        </w:rPr>
-      </w:pPr>
-      <w:r>
-        <w:rPr>
-          <w:rFonts w:ascii="Times New Roman" w:eastAsia="Times New Roman" w:hAnsi="Times New Roman" w:cs="Times New Roman"/>
-          <w:sz w:val="26"/>
-          <w:szCs w:val="26"/>
-          <w:lang w:val="it-IT"/>
-        </w:rPr>
-        <w:t>a) Những thông tin về Bên A ghi trong Hợp đồng này là đúng sự thật.</w:t>
-      </w:r>
-    </w:p>
-    <w:p>
-      <w:pPr>
-        <w:spacing w:after="0" w:line="269" w:lineRule="auto"/>
-        <w:ind w:firstLine="567"/>
-        <w:jc w:val="both"/>
-        <w:rPr>
-          <w:rFonts w:ascii="Times New Roman" w:eastAsia="Times New Roman" w:hAnsi="Times New Roman" w:cs="Times New Roman"/>
-          <w:sz w:val="26"/>
-          <w:szCs w:val="26"/>
-          <w:lang w:val="it-IT"/>
-        </w:rPr>
-      </w:pPr>
-      <w:r>
-        <w:rPr>
-          <w:rFonts w:ascii="Times New Roman" w:eastAsia="Times New Roman" w:hAnsi="Times New Roman" w:cs="Times New Roman"/>
-          <w:sz w:val="26"/>
-          <w:szCs w:val="26"/>
-          <w:lang w:val="it-IT"/>
-        </w:rPr>
-        <w:t>b) Đã xem xét các thông tin pháp lý, năng lực hành vi dân sự về Bên B, về tài sản thế chấp, các giấy tờ về tài sản thế chấp trên cơ sở tài liệu do Bên B cung cấp</w:t>
-      </w:r>
-    </w:p>
-    <w:p>
-      <w:pPr>
-        <w:spacing w:after="0" w:line="269" w:lineRule="auto"/>
-        <w:ind w:firstLine="567"/>
-        <w:jc w:val="both"/>
-        <w:rPr>
-          <w:rFonts w:ascii="Times New Roman" w:eastAsia="Times New Roman" w:hAnsi="Times New Roman" w:cs="Times New Roman"/>
-          <w:sz w:val="26"/>
-          <w:szCs w:val="26"/>
-          <w:lang w:val="it-IT"/>
-        </w:rPr>
-      </w:pPr>
-      <w:r>
-        <w:rPr>
-          <w:rFonts w:ascii="Times New Roman" w:eastAsia="Times New Roman" w:hAnsi="Times New Roman" w:cs="Times New Roman"/>
-          <w:sz w:val="26"/>
-          <w:szCs w:val="26"/>
-          <w:lang w:val="it-IT"/>
-        </w:rPr>
-        <w:t>c) Việc giao kết Hợp đồng này hoàn toàn tự nguyện, không bị lừa dối, ép buộc.</w:t>
-      </w:r>
-    </w:p>
-    <w:p>
-      <w:pPr>
-        <w:spacing w:after="0" w:line="269" w:lineRule="auto"/>
-        <w:ind w:firstLine="567"/>
-        <w:jc w:val="both"/>
-        <w:rPr>
-          <w:rFonts w:ascii="Times New Roman" w:eastAsia="Times New Roman" w:hAnsi="Times New Roman" w:cs="Times New Roman"/>
-          <w:sz w:val="26"/>
-          <w:szCs w:val="26"/>
-          <w:lang w:val="it-IT"/>
-        </w:rPr>
-      </w:pPr>
-      <w:r>
-        <w:rPr>
-          <w:rFonts w:ascii="Times New Roman" w:eastAsia="Times New Roman" w:hAnsi="Times New Roman" w:cs="Times New Roman"/>
-          <w:sz w:val="26"/>
-          <w:szCs w:val="26"/>
-          <w:lang w:val="it-IT"/>
-        </w:rPr>
-        <w:t>d) Thực hiện đúng, đầy đủ các thỏa thuận đã ghi trong Hợp đồng này.</w:t>
-      </w:r>
-    </w:p>
-    <w:p>
-      <w:pPr>
-        <w:spacing w:after="0" w:line="269" w:lineRule="auto"/>
-        <w:ind w:firstLine="567"/>
-        <w:jc w:val="both"/>
-        <w:rPr>
-          <w:rFonts w:ascii="Times New Roman" w:eastAsia="Times New Roman" w:hAnsi="Times New Roman" w:cs="Times New Roman"/>
-          <w:sz w:val="26"/>
-          <w:szCs w:val="26"/>
-          <w:lang w:val="it-IT"/>
-        </w:rPr>
-      </w:pPr>
-      <w:r>
-        <w:rPr>
-          <w:rFonts w:ascii="Times New Roman" w:eastAsia="Times New Roman" w:hAnsi="Times New Roman" w:cs="Times New Roman"/>
-          <w:sz w:val="26"/>
-          <w:szCs w:val="26"/>
-          <w:lang w:val="it-IT"/>
-        </w:rPr>
-        <w:t>12.2. Cam đoan của Bên B:</w:t>
-      </w:r>
-    </w:p>
-    <w:p>
-      <w:pPr>
-        <w:spacing w:after="0" w:line="269" w:lineRule="auto"/>
-        <w:ind w:firstLine="567"/>
-        <w:jc w:val="both"/>
-        <w:rPr>
-          <w:rFonts w:ascii="Times New Roman" w:eastAsia="Times New Roman" w:hAnsi="Times New Roman" w:cs="Times New Roman"/>
-          <w:sz w:val="26"/>
-          <w:szCs w:val="26"/>
-          <w:lang w:val="it-IT"/>
-        </w:rPr>
-      </w:pPr>
-      <w:r>
-        <w:rPr>
-          <w:rFonts w:ascii="Times New Roman" w:eastAsia="Times New Roman" w:hAnsi="Times New Roman" w:cs="Times New Roman"/>
-          <w:sz w:val="26"/>
-          <w:szCs w:val="26"/>
-          <w:lang w:val="it-IT"/>
-        </w:rPr>
-        <w:t xml:space="preserve">a) Những người có tên trong Hợp đồng này là chủ sở hữu, đồng sử dụng hợp pháp tài sản thế chấp ghi trong Hợp đồng này đã bàn bạc và thống nhất đồng ý và cam đoan tự nguyện dùng toàn bộ khối tài sản cùng với các loại giấy tờ liên quan của tài sản để thế chấp cho Bên A với trách nhiệm bảo đảm cho việc thực hiện nghĩa vụ trả nợ đối với tất cả các khoản nợ phát sinh từ các Hợp đồng được ký kết giữa Bên A và Bên B và/ hoặc người đại diện Bên B </w:t>
-      </w:r>
-      <w:r>
-        <w:rPr>
-          <w:rFonts w:ascii="Times New Roman" w:eastAsia="Times New Roman" w:hAnsi="Times New Roman" w:cs="Times New Roman"/>
-          <w:sz w:val="26"/>
-          <w:szCs w:val="26"/>
-          <w:lang w:val="it-IT"/>
-        </w:rPr>
-        <w:t>có thời hạn đến khi được xóa thế chấp</w:t>
-      </w:r>
-      <w:r>
-        <w:rPr>
-          <w:rFonts w:ascii="Times New Roman" w:eastAsia="Times New Roman" w:hAnsi="Times New Roman" w:cs="Times New Roman"/>
-          <w:sz w:val="26"/>
-          <w:szCs w:val="26"/>
-          <w:lang w:val="it-IT"/>
-        </w:rPr>
-        <w:t xml:space="preserve"> mà được tham chiếu theo Hợp đồng thế chấp này và các Hợp đồng cho vay khác được xác lập trước, cùng và sau thời điểm ký kết Hợp đồng này mà được tham chiếu theo Hợp đồng thế chấp này. </w:t>
-      </w:r>
-    </w:p>
-    <w:p>
-      <w:pPr>
-        <w:spacing w:after="0" w:line="269" w:lineRule="auto"/>
-        <w:ind w:firstLine="567"/>
-        <w:jc w:val="both"/>
-        <w:rPr>
-          <w:rFonts w:ascii="Times New Roman" w:eastAsia="Times New Roman" w:hAnsi="Times New Roman" w:cs="Times New Roman"/>
-          <w:sz w:val="26"/>
-          <w:szCs w:val="26"/>
-          <w:lang w:val="it-IT"/>
-        </w:rPr>
-      </w:pPr>
-      <w:r>
-        <w:rPr>
-          <w:rFonts w:ascii="Times New Roman" w:eastAsia="Times New Roman" w:hAnsi="Times New Roman" w:cs="Times New Roman"/>
-          <w:sz w:val="26"/>
-          <w:szCs w:val="26"/>
-          <w:lang w:val="it-IT"/>
-        </w:rPr>
-        <w:t xml:space="preserve">b) Các cá nhân Bên B cam kết và khẳng định cùng chịu trách nhiệm hoàn thành đầy đủ, đúng hạn tất cả các nghĩa vụ bảo đảm, thực hiện đúng cam kết, thỏa thuận đối với Bên A tại Hợp đồng này và các Hợp đồng, văn bản khác liên quan trong mọi trường hợp với bất kỳ lý do gì.     </w:t>
-      </w:r>
-    </w:p>
-    <w:p>
-      <w:pPr>
-        <w:spacing w:after="0" w:line="269" w:lineRule="auto"/>
-        <w:ind w:firstLine="567"/>
-        <w:jc w:val="both"/>
-        <w:rPr>
-          <w:rFonts w:ascii="Times New Roman" w:eastAsia="Times New Roman" w:hAnsi="Times New Roman" w:cs="Times New Roman"/>
-          <w:sz w:val="26"/>
-          <w:szCs w:val="26"/>
-          <w:lang w:val="it-IT"/>
-        </w:rPr>
-      </w:pPr>
-      <w:r>
-        <w:rPr>
-          <w:rFonts w:ascii="Times New Roman" w:eastAsia="Times New Roman" w:hAnsi="Times New Roman" w:cs="Times New Roman"/>
-          <w:sz w:val="26"/>
-          <w:szCs w:val="26"/>
-          <w:lang w:val="it-IT"/>
-        </w:rPr>
-        <w:t>c) Tài sản thế chấp hiện không thế chấp, cầm cố đưới bất kỳ hình thức nào để đảm bảo cho bất kỳ một nghĩa vụ khác; không bị tranh chấp về quyền sở hữu và quyền sử</w:t>
-      </w:r>
-      <w:r>
-        <w:rPr>
-          <w:rFonts w:ascii="Times New Roman" w:eastAsia="Times New Roman" w:hAnsi="Times New Roman" w:cs="Times New Roman"/>
-          <w:sz w:val="26"/>
-          <w:szCs w:val="26"/>
-          <w:lang w:val="it-IT"/>
-        </w:rPr>
-        <w:t xml:space="preserve"> dụng</w:t>
-      </w:r>
-      <w:r>
-        <w:rPr>
-          <w:rFonts w:ascii="Times New Roman" w:eastAsia="Times New Roman" w:hAnsi="Times New Roman" w:cs="Times New Roman"/>
-          <w:sz w:val="26"/>
-          <w:szCs w:val="26"/>
-          <w:lang w:val="it-IT"/>
-        </w:rPr>
-        <w:t>.</w:t>
-      </w:r>
-    </w:p>
-    <w:p>
-      <w:pPr>
-        <w:spacing w:after="0" w:line="269" w:lineRule="auto"/>
-        <w:ind w:firstLine="567"/>
-        <w:jc w:val="both"/>
-        <w:rPr>
-          <w:rFonts w:ascii="Times New Roman" w:eastAsia="Times New Roman" w:hAnsi="Times New Roman" w:cs="Times New Roman"/>
-          <w:sz w:val="26"/>
-          <w:szCs w:val="26"/>
-          <w:lang w:val="it-IT"/>
-        </w:rPr>
-      </w:pPr>
-      <w:r>
-        <w:rPr>
-          <w:rFonts w:ascii="Times New Roman" w:eastAsia="Times New Roman" w:hAnsi="Times New Roman" w:cs="Times New Roman"/>
-          <w:sz w:val="26"/>
-          <w:szCs w:val="26"/>
-          <w:lang w:val="it-IT"/>
-        </w:rPr>
-        <w:t>d) Việc giao kết Hợp đồng này là hoàn toàn tự nguyện, không bị lừa dối hay ép buộc</w:t>
-      </w:r>
-      <w:r>
-        <w:rPr>
-          <w:rFonts w:ascii="Times New Roman" w:eastAsia="Times New Roman" w:hAnsi="Times New Roman" w:cs="Times New Roman"/>
-          <w:sz w:val="26"/>
-          <w:szCs w:val="26"/>
-          <w:lang w:val="it-IT"/>
-        </w:rPr>
-        <w:t>.</w:t>
-      </w:r>
-    </w:p>
-    <w:p>
-      <w:pPr>
-        <w:spacing w:after="0" w:line="269" w:lineRule="auto"/>
-        <w:ind w:firstLine="567"/>
-        <w:jc w:val="both"/>
-        <w:rPr>
-          <w:rFonts w:ascii="Times New Roman" w:eastAsia="Times New Roman" w:hAnsi="Times New Roman" w:cs="Times New Roman"/>
-          <w:sz w:val="26"/>
-          <w:szCs w:val="26"/>
-          <w:lang w:val="it-IT"/>
-        </w:rPr>
-      </w:pPr>
-      <w:r>
-        <w:rPr>
-          <w:rFonts w:ascii="Times New Roman" w:eastAsia="Times New Roman" w:hAnsi="Times New Roman" w:cs="Times New Roman"/>
-          <w:sz w:val="26"/>
-          <w:szCs w:val="26"/>
-          <w:lang w:val="it-IT"/>
-        </w:rPr>
-        <w:t>e) Cam kết thực hiện đầy đủ các thủ tục pháp lý theo quy định của pháp luật và hướng dẫn của Bên A và phối kết hợp với Bên A khi phải xử lý tài sản.</w:t>
-      </w:r>
-    </w:p>
-    <w:p>
-      <w:pPr>
-        <w:spacing w:after="0" w:line="269" w:lineRule="auto"/>
-        <w:ind w:firstLine="567"/>
-        <w:jc w:val="both"/>
-        <w:rPr>
-          <w:rFonts w:ascii="Times New Roman" w:eastAsia="Times New Roman" w:hAnsi="Times New Roman" w:cs="Times New Roman"/>
-          <w:sz w:val="26"/>
-          <w:szCs w:val="26"/>
-          <w:lang w:val="it-IT"/>
-        </w:rPr>
-      </w:pPr>
-      <w:r>
-        <w:rPr>
-          <w:rFonts w:ascii="Times New Roman" w:eastAsia="Times New Roman" w:hAnsi="Times New Roman" w:cs="Times New Roman"/>
-          <w:sz w:val="26"/>
-          <w:szCs w:val="26"/>
-          <w:lang w:val="it-IT"/>
-        </w:rPr>
-        <w:t>f) Cam kết thực hiện đúng đầy đủ các thỏa thuận đã ghi trong Hợp đồng này.</w:t>
-      </w:r>
-    </w:p>
-    <w:p>
-      <w:pPr>
-        <w:spacing w:after="0" w:line="269" w:lineRule="auto"/>
-        <w:ind w:firstLine="567"/>
-        <w:jc w:val="both"/>
-        <w:rPr>
-          <w:rFonts w:ascii="Times New Roman" w:eastAsia="Times New Roman" w:hAnsi="Times New Roman" w:cs="Times New Roman"/>
-          <w:b/>
-          <w:sz w:val="26"/>
-          <w:szCs w:val="26"/>
-          <w:lang w:val="it-IT"/>
-        </w:rPr>
-      </w:pPr>
-      <w:r>
-        <w:rPr>
-          <w:rFonts w:ascii="Times New Roman" w:eastAsia="Times New Roman" w:hAnsi="Times New Roman" w:cs="Times New Roman"/>
-          <w:b/>
-          <w:sz w:val="26"/>
-          <w:szCs w:val="26"/>
-          <w:lang w:val="it-IT"/>
-        </w:rPr>
-        <w:t>Điều 13. Luật điều chỉnh, cơ quan giải quyết tranh chấp</w:t>
-      </w:r>
-    </w:p>
-    <w:p>
-      <w:pPr>
-        <w:spacing w:after="0" w:line="269" w:lineRule="auto"/>
-        <w:ind w:firstLine="567"/>
-        <w:jc w:val="both"/>
-        <w:rPr>
-          <w:rFonts w:ascii="Times New Roman" w:eastAsia="Times New Roman" w:hAnsi="Times New Roman" w:cs="Times New Roman"/>
-          <w:sz w:val="26"/>
-          <w:szCs w:val="26"/>
-          <w:lang w:val="it-IT"/>
-        </w:rPr>
-      </w:pPr>
-      <w:r>
-        <w:rPr>
-          <w:rFonts w:ascii="Times New Roman" w:eastAsia="Times New Roman" w:hAnsi="Times New Roman" w:cs="Times New Roman"/>
-          <w:sz w:val="26"/>
-          <w:szCs w:val="26"/>
-          <w:lang w:val="it-IT"/>
-        </w:rPr>
-        <w:t>Trong quá trình thực hiện Hợp đồng này nếu có phát sinh tranh chấp, các bên cùng nhau thương lượng, giải quyết trên nguyên tắc tôn trọng quyền lợi của nhau; trong trường hợp không thương lượng được thì các Bên thống nhất giải quyết tranh chấp tại Tòa án nhân dân theo quy định của pháp luật.</w:t>
-      </w:r>
-    </w:p>
-    <w:p>
-      <w:pPr>
-        <w:spacing w:after="0" w:line="269" w:lineRule="auto"/>
-        <w:ind w:firstLine="567"/>
-        <w:jc w:val="both"/>
-        <w:rPr>
-          <w:rFonts w:ascii="Times New Roman" w:eastAsia="Times New Roman" w:hAnsi="Times New Roman" w:cs="Times New Roman"/>
-          <w:b/>
-          <w:sz w:val="26"/>
-          <w:szCs w:val="26"/>
-          <w:lang w:val="it-IT"/>
-        </w:rPr>
-      </w:pPr>
-      <w:r>
-        <w:rPr>
-          <w:rFonts w:ascii="Times New Roman" w:eastAsia="Times New Roman" w:hAnsi="Times New Roman" w:cs="Times New Roman"/>
-          <w:b/>
-          <w:sz w:val="26"/>
-          <w:szCs w:val="26"/>
-          <w:lang w:val="it-IT"/>
-        </w:rPr>
-        <w:t>Điều 14. Hiệu lực của Hợp đồng</w:t>
-      </w:r>
-    </w:p>
-    <w:p>
-      <w:pPr>
-        <w:spacing w:after="0" w:line="269" w:lineRule="auto"/>
-        <w:ind w:firstLine="567"/>
-        <w:jc w:val="both"/>
-        <w:rPr>
-          <w:rFonts w:ascii="Times New Roman" w:eastAsia="Times New Roman" w:hAnsi="Times New Roman" w:cs="Times New Roman"/>
-          <w:sz w:val="26"/>
-          <w:szCs w:val="26"/>
-          <w:lang w:val="it-IT"/>
-        </w:rPr>
-      </w:pPr>
-      <w:r>
-        <w:rPr>
-          <w:rFonts w:ascii="Times New Roman" w:eastAsia="Times New Roman" w:hAnsi="Times New Roman" w:cs="Times New Roman"/>
-          <w:sz w:val="26"/>
-          <w:szCs w:val="26"/>
-          <w:lang w:val="it-IT"/>
-        </w:rPr>
-        <w:t>14.1. Hiệu lực của Hợp đồng:</w:t>
-      </w:r>
-    </w:p>
-    <w:p>
-      <w:pPr>
-        <w:spacing w:after="0" w:line="269" w:lineRule="auto"/>
-        <w:ind w:firstLine="567"/>
-        <w:jc w:val="both"/>
-        <w:rPr>
-          <w:rFonts w:ascii="Times New Roman" w:eastAsia="Times New Roman" w:hAnsi="Times New Roman" w:cs="Times New Roman"/>
-          <w:sz w:val="26"/>
-          <w:szCs w:val="26"/>
-          <w:lang w:val="it-IT"/>
-        </w:rPr>
-      </w:pPr>
-      <w:r>
-        <w:rPr>
-          <w:rFonts w:ascii="Times New Roman" w:eastAsia="Times New Roman" w:hAnsi="Times New Roman" w:cs="Times New Roman"/>
-          <w:sz w:val="26"/>
-          <w:szCs w:val="26"/>
-          <w:lang w:val="it-IT"/>
-        </w:rPr>
-        <w:t xml:space="preserve">Hợp đồng này có hiệu lực kể từ khi các Bên có tên trong Hợp đồng ký tên và được cơ quan cấp có thẩm quyền ban hành lời chứng. Mọi sửa đổi, bổ sung Hợp đồng này phải được sự đồng ý của các bên và lập thành văn bản.     </w:t>
-      </w:r>
-    </w:p>
-    <w:p>
-      <w:pPr>
-        <w:spacing w:after="0" w:line="269" w:lineRule="auto"/>
-        <w:ind w:firstLine="567"/>
-        <w:jc w:val="both"/>
-        <w:rPr>
-          <w:rFonts w:ascii="Times New Roman" w:eastAsia="Times New Roman" w:hAnsi="Times New Roman" w:cs="Times New Roman"/>
-          <w:sz w:val="26"/>
-          <w:szCs w:val="26"/>
-          <w:lang w:val="it-IT"/>
-        </w:rPr>
-      </w:pPr>
-      <w:r>
-        <w:rPr>
-          <w:rFonts w:ascii="Times New Roman" w:eastAsia="Times New Roman" w:hAnsi="Times New Roman" w:cs="Times New Roman"/>
-          <w:sz w:val="26"/>
-          <w:szCs w:val="26"/>
-          <w:lang w:val="it-IT"/>
-        </w:rPr>
-        <w:t>14.2. Hợp đồng này hết hiệu lực trong các trường hợp sau:</w:t>
-      </w:r>
-    </w:p>
-    <w:p>
-      <w:pPr>
-        <w:spacing w:after="0" w:line="269" w:lineRule="auto"/>
-        <w:ind w:firstLine="567"/>
-        <w:jc w:val="both"/>
-        <w:rPr>
-          <w:rFonts w:ascii="Times New Roman" w:eastAsia="Times New Roman" w:hAnsi="Times New Roman" w:cs="Times New Roman"/>
-          <w:sz w:val="26"/>
-          <w:szCs w:val="26"/>
-          <w:lang w:val="it-IT"/>
-        </w:rPr>
-      </w:pPr>
-      <w:r>
-        <w:rPr>
-          <w:rFonts w:ascii="Times New Roman" w:eastAsia="Times New Roman" w:hAnsi="Times New Roman" w:cs="Times New Roman"/>
-          <w:sz w:val="26"/>
-          <w:szCs w:val="26"/>
-          <w:lang w:val="it-IT"/>
-        </w:rPr>
-        <w:t xml:space="preserve">a) Bên B đã hoàn thành đầy đủ nghĩa vụ được bảo đảm theo hợp đồng này và được Bên A chấp thuận xóa đăng ký giao dịch bảo đảm và cơ quan nhà nước có thẩm quyền thực hiện xóa đăng ký giao dịch bảo đảm theo quy định.     </w:t>
-      </w:r>
-    </w:p>
-    <w:p>
-      <w:pPr>
-        <w:spacing w:after="0" w:line="269" w:lineRule="auto"/>
-        <w:ind w:firstLine="567"/>
-        <w:jc w:val="both"/>
-        <w:rPr>
-          <w:rFonts w:ascii="Times New Roman" w:eastAsia="Times New Roman" w:hAnsi="Times New Roman" w:cs="Times New Roman"/>
-          <w:sz w:val="26"/>
-          <w:szCs w:val="26"/>
-          <w:lang w:val="it-IT"/>
-        </w:rPr>
-      </w:pPr>
-      <w:r>
-        <w:rPr>
-          <w:rFonts w:ascii="Times New Roman" w:eastAsia="Times New Roman" w:hAnsi="Times New Roman" w:cs="Times New Roman"/>
-          <w:sz w:val="26"/>
-          <w:szCs w:val="26"/>
-          <w:lang w:val="it-IT"/>
-        </w:rPr>
-        <w:t>b) Tài sản thế chấp đã được xử lý để thực hiện nghĩa vụ</w:t>
-      </w:r>
-    </w:p>
-    <w:p>
-      <w:pPr>
-        <w:spacing w:after="0" w:line="269" w:lineRule="auto"/>
-        <w:ind w:firstLine="567"/>
-        <w:jc w:val="both"/>
-        <w:rPr>
-          <w:rFonts w:ascii="Times New Roman" w:eastAsia="Times New Roman" w:hAnsi="Times New Roman" w:cs="Times New Roman"/>
-          <w:sz w:val="26"/>
-          <w:szCs w:val="26"/>
-          <w:lang w:val="it-IT"/>
-        </w:rPr>
-      </w:pPr>
-      <w:r>
-        <w:rPr>
-          <w:rFonts w:ascii="Times New Roman" w:eastAsia="Times New Roman" w:hAnsi="Times New Roman" w:cs="Times New Roman"/>
-          <w:sz w:val="26"/>
-          <w:szCs w:val="26"/>
-          <w:lang w:val="it-IT"/>
-        </w:rPr>
-        <w:lastRenderedPageBreak/>
-        <w:t>14.3. Hợp đồng này gồm có 1</w:t>
-      </w:r>
-      <w:r>
-        <w:rPr>
-          <w:rFonts w:ascii="Times New Roman" w:eastAsia="Times New Roman" w:hAnsi="Times New Roman" w:cs="Times New Roman"/>
-          <w:sz w:val="26"/>
-          <w:szCs w:val="26"/>
-          <w:lang w:val="it-IT"/>
-        </w:rPr>
-        <w:t>4</w:t>
-      </w:r>
-      <w:r>
-        <w:rPr>
-          <w:rFonts w:ascii="Times New Roman" w:eastAsia="Times New Roman" w:hAnsi="Times New Roman" w:cs="Times New Roman"/>
-          <w:sz w:val="26"/>
-          <w:szCs w:val="26"/>
-          <w:lang w:val="it-IT"/>
-        </w:rPr>
-        <w:t xml:space="preserve"> </w:t>
-      </w:r>
-      <w:r>
-        <w:rPr>
-          <w:rFonts w:ascii="Times New Roman" w:eastAsia="Times New Roman" w:hAnsi="Times New Roman" w:cs="Times New Roman"/>
-          <w:sz w:val="26"/>
-          <w:szCs w:val="26"/>
-          <w:lang w:val="it-IT"/>
-        </w:rPr>
-        <w:t>t</w:t>
-      </w:r>
-      <w:r>
-        <w:rPr>
-          <w:rFonts w:ascii="Times New Roman" w:eastAsia="Times New Roman" w:hAnsi="Times New Roman" w:cs="Times New Roman"/>
-          <w:sz w:val="26"/>
-          <w:szCs w:val="26"/>
-          <w:lang w:val="it-IT"/>
-        </w:rPr>
-        <w:t>rang và lập thành 04 bản chính có giá trị pháp lý như nhau.</w:t>
+        <w:t xml:space="preserve"> lập thành 04 bản chính có giá trị pháp lý như nhau.</w:t>
       </w:r>
     </w:p>
     <w:tbl>
@@ -7224,7 +7206,7 @@
           <w:sz w:val="26"/>
           <w:szCs w:val="26"/>
         </w:rPr>
-        <w:t>Sinh ngày</w:t>
+        <w:t>Sinh năm</w:t>
       </w:r>
       <w:r>
         <w:rPr>

--- a/src/main/resources/templates/HopDongTheChap.docx
+++ b/src/main/resources/templates/HopDongTheChap.docx
@@ -17,8 +17,8 @@
         <w:tblLook w:val="04A0" w:firstRow="1" w:lastRow="0" w:firstColumn="1" w:lastColumn="0" w:noHBand="0" w:noVBand="1"/>
       </w:tblPr>
       <w:tblGrid>
-        <w:gridCol w:w="250"/>
-        <w:gridCol w:w="9038"/>
+        <w:gridCol w:w="249"/>
+        <w:gridCol w:w="8823"/>
       </w:tblGrid>
       <w:tr>
         <w:tc>
@@ -37,6 +37,8 @@
                 <w:szCs w:val="26"/>
               </w:rPr>
             </w:pPr>
+            <w:bookmarkStart w:id="0" w:name="_GoBack"/>
+            <w:bookmarkEnd w:id="0"/>
           </w:p>
         </w:tc>
         <w:tc>
@@ -140,7 +142,7 @@
                     </wp:anchor>
                   </w:drawing>
                 </mc:Choice>
-                <mc:Fallback xmlns:w16sdtfl="http://schemas.microsoft.com/office/word/2024/wordml/sdtformatlock" xmlns:w16sdtdh="http://schemas.microsoft.com/office/word/2020/wordml/sdtdatahash" xmlns:w16du="http://schemas.microsoft.com/office/word/2023/wordml/word16du" xmlns:w16="http://schemas.microsoft.com/office/word/2018/wordml" xmlns:w16cid="http://schemas.microsoft.com/office/word/2016/wordml/cid" xmlns:w16cex="http://schemas.microsoft.com/office/word/2018/wordml/cex" xmlns:oel="http://schemas.microsoft.com/office/2019/extlst" xmlns:am3d="http://schemas.microsoft.com/office/drawing/2017/model3d" xmlns:aink="http://schemas.microsoft.com/office/drawing/2016/ink" xmlns:cx8="http://schemas.microsoft.com/office/drawing/2016/5/14/chartex" xmlns:cx7="http://schemas.microsoft.com/office/drawing/2016/5/13/chartex" xmlns:cx6="http://schemas.microsoft.com/office/drawing/2016/5/12/chartex" xmlns:cx5="http://schemas.microsoft.com/office/drawing/2016/5/11/chartex" xmlns:cx4="http://schemas.microsoft.com/office/drawing/2016/5/10/chartex" xmlns:cx3="http://schemas.microsoft.com/office/drawing/2016/5/9/chartex" xmlns:cx2="http://schemas.microsoft.com/office/drawing/2015/10/21/chartex" xmlns:cx1="http://schemas.microsoft.com/office/drawing/2015/9/8/chartex">
+                <mc:Fallback xmlns:cx1="http://schemas.microsoft.com/office/drawing/2015/9/8/chartex" xmlns:cx2="http://schemas.microsoft.com/office/drawing/2015/10/21/chartex" xmlns:cx3="http://schemas.microsoft.com/office/drawing/2016/5/9/chartex" xmlns:cx4="http://schemas.microsoft.com/office/drawing/2016/5/10/chartex" xmlns:cx5="http://schemas.microsoft.com/office/drawing/2016/5/11/chartex" xmlns:cx6="http://schemas.microsoft.com/office/drawing/2016/5/12/chartex" xmlns:cx7="http://schemas.microsoft.com/office/drawing/2016/5/13/chartex" xmlns:cx8="http://schemas.microsoft.com/office/drawing/2016/5/14/chartex" xmlns:aink="http://schemas.microsoft.com/office/drawing/2016/ink" xmlns:am3d="http://schemas.microsoft.com/office/drawing/2017/model3d" xmlns:oel="http://schemas.microsoft.com/office/2019/extlst" xmlns:w16cex="http://schemas.microsoft.com/office/word/2018/wordml/cex" xmlns:w16cid="http://schemas.microsoft.com/office/word/2016/wordml/cid" xmlns:w16="http://schemas.microsoft.com/office/word/2018/wordml" xmlns:w16du="http://schemas.microsoft.com/office/word/2023/wordml/word16du" xmlns:w16sdtdh="http://schemas.microsoft.com/office/word/2020/wordml/sdtdatahash" xmlns:w16sdtfl="http://schemas.microsoft.com/office/word/2024/wordml/sdtformatlock">
                   <w:pict>
                     <v:line w14:anchorId="30654FD4" id="Straight Connector 1" o:spid="_x0000_s1026" style="position:absolute;flip:y;z-index:251659264;visibility:visible;mso-wrap-style:square;mso-height-percent:0;mso-wrap-distance-left:9pt;mso-wrap-distance-top:0;mso-wrap-distance-right:9pt;mso-wrap-distance-bottom:0;mso-position-horizontal:absolute;mso-position-horizontal-relative:text;mso-position-vertical:absolute;mso-position-vertical-relative:text;mso-height-percent:0;mso-height-relative:margin" from="170.8pt,17.45pt" to="303.55pt,17.45pt" o:gfxdata="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" strokecolor="#4579b8 [3044]"/>
                   </w:pict>
@@ -952,7 +954,7 @@
           <w:sz w:val="26"/>
           <w:szCs w:val="26"/>
         </w:rPr>
-        <w:t xml:space="preserve">b) Nghĩa vụ phải thanh toán các chi phí và phí tổn mà Bên B phải thanh toán ngay khi Bên A yêu cầu thanh toán các nghĩa vụ trả nợ, các phí tổn để xử lý tài sản thế chấp và các </w:t>
+        <w:t xml:space="preserve">b) Nghĩa vụ phải thanh toán các chi phí và phí tổn mà Bên B phải thanh toán ngay khi Bên A yêu cầu thanh toán các nghĩa vụ trả nợ, các phí tổn để xử lý tài sản thế chấp và các khoản phí tổn phát sinh (chi phí bán đấu giá, các chi phí thi hành án ..v.v) và tất </w:t>
       </w:r>
       <w:r>
         <w:rPr>
@@ -961,7 +963,7 @@
           <w:szCs w:val="26"/>
         </w:rPr>
         <w:lastRenderedPageBreak/>
-        <w:t xml:space="preserve">khoản phí tổn phát sinh (chi phí bán đấu giá, các chi phí thi hành án ..v.v) và tất cả các chi phí liên quan khác trong quá trình thực hiện nghĩa vụ và thanh lý Hợp đồng này.   </w:t>
+        <w:t xml:space="preserve">cả các chi phí liên quan khác trong quá trình thực hiện nghĩa vụ và thanh lý Hợp đồng này.   </w:t>
       </w:r>
     </w:p>
     <w:p>
@@ -1039,7 +1041,7 @@
         </w:rPr>
         <w:t>a)</w:t>
       </w:r>
-      <w:bookmarkStart w:id="0" w:name="_Hlk209450758"/>
+      <w:bookmarkStart w:id="1" w:name="_Hlk209450758"/>
       <w:r>
         <w:rPr>
           <w:rFonts w:ascii="Times New Roman" w:eastAsia="Times New Roman" w:hAnsi="Times New Roman" w:cs="Times New Roman"/>
@@ -1153,7 +1155,7 @@
         <w:t>.</w:t>
       </w:r>
     </w:p>
-    <w:bookmarkEnd w:id="0"/>
+    <w:bookmarkEnd w:id="1"/>
     <w:p>
       <w:pPr>
         <w:spacing w:after="120" w:line="269" w:lineRule="auto"/>
@@ -1789,27 +1791,27 @@
           <w:sz w:val="26"/>
           <w:szCs w:val="26"/>
         </w:rPr>
+        <w:t xml:space="preserve">(i) Bản gốc các loại giấy tờ tài sản gắn liền với đất hình thành trong tương lai trên thửa đất thế chấp.     </w:t>
+      </w:r>
+    </w:p>
+    <w:p>
+      <w:pPr>
+        <w:spacing w:after="0" w:line="269" w:lineRule="auto"/>
+        <w:ind w:firstLine="567"/>
+        <w:jc w:val="both"/>
+        <w:rPr>
+          <w:rFonts w:ascii="Times New Roman" w:eastAsia="Times New Roman" w:hAnsi="Times New Roman" w:cs="Times New Roman"/>
+          <w:sz w:val="26"/>
+          <w:szCs w:val="26"/>
+        </w:rPr>
+      </w:pPr>
+      <w:r>
+        <w:rPr>
+          <w:rFonts w:ascii="Times New Roman" w:eastAsia="Times New Roman" w:hAnsi="Times New Roman" w:cs="Times New Roman"/>
+          <w:sz w:val="26"/>
+          <w:szCs w:val="26"/>
+        </w:rPr>
         <w:lastRenderedPageBreak/>
-        <w:t xml:space="preserve">(i) Bản gốc các loại giấy tờ tài sản gắn liền với đất hình thành trong tương lai trên thửa đất thế chấp.     </w:t>
-      </w:r>
-    </w:p>
-    <w:p>
-      <w:pPr>
-        <w:spacing w:after="0" w:line="269" w:lineRule="auto"/>
-        <w:ind w:firstLine="567"/>
-        <w:jc w:val="both"/>
-        <w:rPr>
-          <w:rFonts w:ascii="Times New Roman" w:eastAsia="Times New Roman" w:hAnsi="Times New Roman" w:cs="Times New Roman"/>
-          <w:sz w:val="26"/>
-          <w:szCs w:val="26"/>
-        </w:rPr>
-      </w:pPr>
-      <w:r>
-        <w:rPr>
-          <w:rFonts w:ascii="Times New Roman" w:eastAsia="Times New Roman" w:hAnsi="Times New Roman" w:cs="Times New Roman"/>
-          <w:sz w:val="26"/>
-          <w:szCs w:val="26"/>
-        </w:rPr>
         <w:t xml:space="preserve">(ii) Bản gốc hoặc bản sao (có chứng thực của cơ quan có thẩm quyền) các giấy tờ liên quan đến quyền, lợi ích, các khoản bồi thường, thanh toán khác mà Bên B có thể nhận được liên quan đến thửa đất, quyền sử dụng đất và/hoặc tài sản gắn liền với đất như: Quyết định thu hồi đất, phương án đền bù, hỗ trợ; Hợp đồng cho thuê; Hợp đồng chuyển nhượng/mua bán; Quyết định đền bù, bồi thường và các tài liệu liên quan khác.     </w:t>
       </w:r>
     </w:p>
@@ -2243,8 +2245,16 @@
           <w:sz w:val="26"/>
           <w:szCs w:val="26"/>
         </w:rPr>
+        <w:t xml:space="preserve">3.6. Định giá lại tài sản thế chấp: Trong thời hạn Hợp đồng này có hiệu lực, Bên A sẽ định giá lại giá trị tài sản thế chấp theo định kỳ hoặc đột xuất. Bên B có trách nhiệm phối hợp với Bên A tiến hành định giá lại tài sản thế chấp. Việc định giá lại giá trị tài </w:t>
+      </w:r>
+      <w:r>
+        <w:rPr>
+          <w:rFonts w:ascii="Times New Roman" w:eastAsia="Times New Roman" w:hAnsi="Times New Roman" w:cs="Times New Roman"/>
+          <w:sz w:val="26"/>
+          <w:szCs w:val="26"/>
+        </w:rPr>
         <w:lastRenderedPageBreak/>
-        <w:t>3.6. Định giá lại tài sản thế chấp: Trong thời hạn Hợp đồng này có hiệu lực, Bên A sẽ định giá lại giá trị tài sản thế chấp theo định kỳ hoặc đột xuất. Bên B có trách nhiệm phối hợp với Bên A tiến hành định giá lại tài sản thế chấp. Việc định giá lại giá trị tài sản thế chấp được lập thành Biên bản xác định lại giá trị tài sản bảo đảm và được coi là một bộ phận không tách rời, có giá trị pháp lý theo Hợp đồng này. Việc định giá lại tài sản thế chấp được thực hiện trong các trường hợp sau:</w:t>
+        <w:t>sản thế chấp được lập thành Biên bản xác định lại giá trị tài sản bảo đảm và được coi là một bộ phận không tách rời, có giá trị pháp lý theo Hợp đồng này. Việc định giá lại tài sản thế chấp được thực hiện trong các trường hợp sau:</w:t>
       </w:r>
     </w:p>
     <w:p>
@@ -2522,7 +2532,7 @@
           <w:sz w:val="26"/>
           <w:szCs w:val="26"/>
         </w:rPr>
-        <w:t xml:space="preserve">4.4. Trong trường hợp tài sản thế chấp bị quy hoạch, giải tỏa, thu hồi, trưng dụng một phần hay toàn bộ theo quyết định của cơ quan nhà nước có thẩm quyền, thì toàn bộ số tiền bồi thường, đền bù  hoặc các lợi ích phát sinh liên quan đến tài sản thế chấp cũng thuộc tài sản thế chấp (được coi là tài sản bảo đảm thay thế) Bên A có toàn quyền nhận số tiền bồi thường, đền bù hoặc các lợi ích phát sinh liên quan đến tài sản thế chấp để thực hiện nghĩa vụ được bảo </w:t>
+        <w:t xml:space="preserve">4.4. Trong trường hợp tài sản thế chấp bị quy hoạch, giải tỏa, thu hồi, trưng dụng một phần hay toàn bộ theo quyết định của cơ quan nhà nước có thẩm quyền, thì toàn bộ số tiền bồi thường, đền bù  hoặc các lợi ích phát sinh liên quan đến tài sản thế chấp cũng thuộc tài sản thế chấp (được coi là tài sản bảo đảm thay thế) Bên A có toàn quyền nhận số tiền bồi thường, đền bù hoặc các lợi ích phát sinh liên quan đến tài sản thế chấp để thực hiện nghĩa vụ được bảo đảm. Bên B bằng Hợp đồng này ủy quyền vô điều kiện và không hủy ngang cho Bên A được thay mặt Bên B nhận tiền bồi thường, đền bù; ký các </w:t>
       </w:r>
       <w:r>
         <w:rPr>
@@ -2531,7 +2541,7 @@
           <w:szCs w:val="26"/>
         </w:rPr>
         <w:lastRenderedPageBreak/>
-        <w:t>đảm. Bên B bằng Hợp đồng này ủy quyền vô điều kiện và không hủy ngang cho Bên A được thay mặt Bên B nhận tiền bồi thường, đền bù; ký các văn bản và thực hiện các thủ tục cần thiết khác tại cơ quan nhà nước có thẩm quyền để nhận tiền bồi thường, đền bù tại mọi thời điểm để thực hiện nghĩa vụ bảo đảm.</w:t>
+        <w:t>văn bản và thực hiện các thủ tục cần thiết khác tại cơ quan nhà nước có thẩm quyền để nhận tiền bồi thường, đền bù tại mọi thời điểm để thực hiện nghĩa vụ bảo đảm.</w:t>
       </w:r>
     </w:p>
     <w:p>
@@ -2903,43 +2913,43 @@
           <w:sz w:val="26"/>
           <w:szCs w:val="26"/>
         </w:rPr>
+        <w:t xml:space="preserve">(i). Bên B đã hoàn thành đầy đủ, đúng hạn tất cả các nghĩa vụ </w:t>
+      </w:r>
+      <w:r>
+        <w:rPr>
+          <w:rFonts w:ascii="Times New Roman" w:eastAsia="Times New Roman" w:hAnsi="Times New Roman" w:cs="Times New Roman"/>
+          <w:sz w:val="26"/>
+          <w:szCs w:val="26"/>
+        </w:rPr>
+        <w:t xml:space="preserve">của mình theo hợp đồng cho vay </w:t>
+      </w:r>
+      <w:r>
+        <w:rPr>
+          <w:rFonts w:ascii="Times New Roman" w:eastAsia="Times New Roman" w:hAnsi="Times New Roman" w:cs="Times New Roman"/>
+          <w:sz w:val="26"/>
+          <w:szCs w:val="26"/>
+        </w:rPr>
+        <w:t xml:space="preserve">được đảm bảo trong Hợp đồng thế chấp này và Bên A đã thực hiện xong các thủ tục giải chấp tài sản thế chấp.     </w:t>
+      </w:r>
+    </w:p>
+    <w:p>
+      <w:pPr>
+        <w:spacing w:after="0" w:line="269" w:lineRule="auto"/>
+        <w:ind w:firstLine="567"/>
+        <w:jc w:val="both"/>
+        <w:rPr>
+          <w:rFonts w:ascii="Times New Roman" w:eastAsia="Times New Roman" w:hAnsi="Times New Roman" w:cs="Times New Roman"/>
+          <w:sz w:val="26"/>
+          <w:szCs w:val="26"/>
+        </w:rPr>
+      </w:pPr>
+      <w:r>
+        <w:rPr>
+          <w:rFonts w:ascii="Times New Roman" w:eastAsia="Times New Roman" w:hAnsi="Times New Roman" w:cs="Times New Roman"/>
+          <w:sz w:val="26"/>
+          <w:szCs w:val="26"/>
+        </w:rPr>
         <w:lastRenderedPageBreak/>
-        <w:t xml:space="preserve">(i). Bên B đã hoàn thành đầy đủ, đúng hạn tất cả các nghĩa vụ </w:t>
-      </w:r>
-      <w:r>
-        <w:rPr>
-          <w:rFonts w:ascii="Times New Roman" w:eastAsia="Times New Roman" w:hAnsi="Times New Roman" w:cs="Times New Roman"/>
-          <w:sz w:val="26"/>
-          <w:szCs w:val="26"/>
-        </w:rPr>
-        <w:t xml:space="preserve">của mình theo hợp đồng cho vay </w:t>
-      </w:r>
-      <w:r>
-        <w:rPr>
-          <w:rFonts w:ascii="Times New Roman" w:eastAsia="Times New Roman" w:hAnsi="Times New Roman" w:cs="Times New Roman"/>
-          <w:sz w:val="26"/>
-          <w:szCs w:val="26"/>
-        </w:rPr>
-        <w:t xml:space="preserve">được đảm bảo trong Hợp đồng thế chấp này và Bên A đã thực hiện xong các thủ tục giải chấp tài sản thế chấp.     </w:t>
-      </w:r>
-    </w:p>
-    <w:p>
-      <w:pPr>
-        <w:spacing w:after="0" w:line="269" w:lineRule="auto"/>
-        <w:ind w:firstLine="567"/>
-        <w:jc w:val="both"/>
-        <w:rPr>
-          <w:rFonts w:ascii="Times New Roman" w:eastAsia="Times New Roman" w:hAnsi="Times New Roman" w:cs="Times New Roman"/>
-          <w:sz w:val="26"/>
-          <w:szCs w:val="26"/>
-        </w:rPr>
-      </w:pPr>
-      <w:r>
-        <w:rPr>
-          <w:rFonts w:ascii="Times New Roman" w:eastAsia="Times New Roman" w:hAnsi="Times New Roman" w:cs="Times New Roman"/>
-          <w:sz w:val="26"/>
-          <w:szCs w:val="26"/>
-        </w:rPr>
         <w:t xml:space="preserve">hoặc (ii). Bên B đã có biện pháp bảo đảm thay thế được Bên A chấp thuận.     </w:t>
       </w:r>
     </w:p>
@@ -3306,27 +3316,27 @@
           <w:sz w:val="26"/>
           <w:szCs w:val="26"/>
         </w:rPr>
+        <w:t>k) Có nghĩa vụ giao tài sản thế chấp kèm theo đầy đủ giấy tờ, hồ sơ pháp lý liên quan đến tài sản thế chấp cho Bên A để xử lý tài sản thế chấp nhằm thực hiện nghĩa vụ bảo đảm theo những nội dung đã cam kết tại Hợp đồng này.</w:t>
+      </w:r>
+    </w:p>
+    <w:p>
+      <w:pPr>
+        <w:spacing w:after="0" w:line="269" w:lineRule="auto"/>
+        <w:ind w:firstLine="567"/>
+        <w:jc w:val="both"/>
+        <w:rPr>
+          <w:rFonts w:ascii="Times New Roman" w:eastAsia="Times New Roman" w:hAnsi="Times New Roman" w:cs="Times New Roman"/>
+          <w:sz w:val="26"/>
+          <w:szCs w:val="26"/>
+        </w:rPr>
+      </w:pPr>
+      <w:r>
+        <w:rPr>
+          <w:rFonts w:ascii="Times New Roman" w:eastAsia="Times New Roman" w:hAnsi="Times New Roman" w:cs="Times New Roman"/>
+          <w:sz w:val="26"/>
+          <w:szCs w:val="26"/>
+        </w:rPr>
         <w:lastRenderedPageBreak/>
-        <w:t>k) Có nghĩa vụ giao tài sản thế chấp kèm theo đầy đủ giấy tờ, hồ sơ pháp lý liên quan đến tài sản thế chấp cho Bên A để xử lý tài sản thế chấp nhằm thực hiện nghĩa vụ bảo đảm theo những nội dung đã cam kết tại Hợp đồng này.</w:t>
-      </w:r>
-    </w:p>
-    <w:p>
-      <w:pPr>
-        <w:spacing w:after="0" w:line="269" w:lineRule="auto"/>
-        <w:ind w:firstLine="567"/>
-        <w:jc w:val="both"/>
-        <w:rPr>
-          <w:rFonts w:ascii="Times New Roman" w:eastAsia="Times New Roman" w:hAnsi="Times New Roman" w:cs="Times New Roman"/>
-          <w:sz w:val="26"/>
-          <w:szCs w:val="26"/>
-        </w:rPr>
-      </w:pPr>
-      <w:r>
-        <w:rPr>
-          <w:rFonts w:ascii="Times New Roman" w:eastAsia="Times New Roman" w:hAnsi="Times New Roman" w:cs="Times New Roman"/>
-          <w:sz w:val="26"/>
-          <w:szCs w:val="26"/>
-        </w:rPr>
         <w:t>l) Phối hợp với Bên A khi phải xử lý tài sản thế chấp và Bên B chịu trách nhiệm thanh toán các loại chi phí liên quan đến việc xử lý tài sản thế chấp, bao gồm cả chi phí trông giữ tài sản, chi phí thi hành án, chi phí thuê luật sư Bên A khởi kiện "Bên B để xử lý tài sản thế chấp nhằm thu hồi nợ (nếu có phát sinh); đồng thời có trách nhiệm ký kết tất cả tài liệu. Văn bản phát sinh trong quá trình ti</w:t>
       </w:r>
       <w:r>
@@ -3707,37 +3717,56 @@
           <w:szCs w:val="26"/>
           <w:lang w:val="it-IT"/>
         </w:rPr>
+        <w:t xml:space="preserve">b) Bảo quản giấy tờ liên quan đến tài sản thế chấp toàn vẹn và đầy đủ như hiện trạng ban đầu tại thời điểm Bên B chuyển giao. Phải bồi thường cho Bên B nếu làm mất, hư hỏng giấy tờ về tài sản thế chấp. </w:t>
+      </w:r>
+    </w:p>
+    <w:p>
+      <w:pPr>
+        <w:spacing w:after="0" w:line="269" w:lineRule="auto"/>
+        <w:ind w:firstLine="567"/>
+        <w:jc w:val="both"/>
+        <w:rPr>
+          <w:rFonts w:ascii="Times New Roman" w:eastAsia="Times New Roman" w:hAnsi="Times New Roman" w:cs="Times New Roman"/>
+          <w:sz w:val="26"/>
+          <w:szCs w:val="26"/>
+          <w:lang w:val="it-IT"/>
+        </w:rPr>
+      </w:pPr>
+      <w:r>
+        <w:rPr>
+          <w:rFonts w:ascii="Times New Roman" w:eastAsia="Times New Roman" w:hAnsi="Times New Roman" w:cs="Times New Roman"/>
+          <w:sz w:val="26"/>
+          <w:szCs w:val="26"/>
+          <w:lang w:val="it-IT"/>
+        </w:rPr>
+        <w:t xml:space="preserve">c) Trả lại giấy tờ liên quan đến tài sản thế chấp khi Bên B đã hoàn thành đúng, đầy đủ nghĩa vụ trả nợ và hai bên đã làm thủ tục giải trừ thế chấp.     </w:t>
+      </w:r>
+    </w:p>
+    <w:p>
+      <w:pPr>
+        <w:spacing w:after="0" w:line="269" w:lineRule="auto"/>
+        <w:ind w:firstLine="567"/>
+        <w:jc w:val="both"/>
+        <w:rPr>
+          <w:rFonts w:ascii="Times New Roman" w:eastAsia="Times New Roman" w:hAnsi="Times New Roman" w:cs="Times New Roman"/>
+          <w:b/>
+          <w:sz w:val="26"/>
+          <w:szCs w:val="26"/>
+          <w:lang w:val="it-IT"/>
+        </w:rPr>
+      </w:pPr>
+      <w:r>
+        <w:rPr>
+          <w:rFonts w:ascii="Times New Roman" w:eastAsia="Times New Roman" w:hAnsi="Times New Roman" w:cs="Times New Roman"/>
+          <w:b/>
+          <w:sz w:val="26"/>
+          <w:szCs w:val="26"/>
+          <w:lang w:val="it-IT"/>
+        </w:rPr>
         <w:lastRenderedPageBreak/>
-        <w:t xml:space="preserve">b) Bảo quản giấy tờ liên quan đến tài sản thế chấp toàn vẹn và đầy đủ như hiện trạng ban đầu tại thời điểm Bên B chuyển giao. Phải bồi thường cho Bên B nếu làm mất, hư hỏng giấy tờ về tài sản thế chấp. </w:t>
-      </w:r>
-    </w:p>
-    <w:p>
-      <w:pPr>
-        <w:spacing w:after="0" w:line="269" w:lineRule="auto"/>
-        <w:ind w:firstLine="567"/>
-        <w:jc w:val="both"/>
-        <w:rPr>
-          <w:rFonts w:ascii="Times New Roman" w:eastAsia="Times New Roman" w:hAnsi="Times New Roman" w:cs="Times New Roman"/>
-          <w:sz w:val="26"/>
-          <w:szCs w:val="26"/>
-          <w:lang w:val="it-IT"/>
-        </w:rPr>
-      </w:pPr>
-      <w:r>
-        <w:rPr>
-          <w:rFonts w:ascii="Times New Roman" w:eastAsia="Times New Roman" w:hAnsi="Times New Roman" w:cs="Times New Roman"/>
-          <w:sz w:val="26"/>
-          <w:szCs w:val="26"/>
-          <w:lang w:val="it-IT"/>
-        </w:rPr>
-        <w:t xml:space="preserve">c) Trả lại giấy tờ liên quan đến tài sản thế chấp khi Bên B đã hoàn thành đúng, đầy đủ nghĩa vụ trả nợ và hai bên đã làm thủ tục giải trừ thế chấp.     </w:t>
-      </w:r>
-    </w:p>
-    <w:p>
-      <w:pPr>
-        <w:spacing w:after="0" w:line="269" w:lineRule="auto"/>
-        <w:ind w:firstLine="567"/>
-        <w:jc w:val="both"/>
+        <w:t>Điều 9. Quyền thu giữ tài sản thế chấp, quyền truy đòi, quyền thu hồi tài sản thế chấp, quyền thế chấp, quyền đòi nợ</w:t>
+      </w:r>
+      <w:r>
         <w:rPr>
           <w:rFonts w:ascii="Times New Roman" w:eastAsia="Times New Roman" w:hAnsi="Times New Roman" w:cs="Times New Roman"/>
           <w:b/>
@@ -3745,8 +3774,642 @@
           <w:szCs w:val="26"/>
           <w:lang w:val="it-IT"/>
         </w:rPr>
-      </w:pPr>
-      <w:r>
+        <w:t>.</w:t>
+      </w:r>
+    </w:p>
+    <w:p>
+      <w:pPr>
+        <w:spacing w:after="0" w:line="269" w:lineRule="auto"/>
+        <w:ind w:firstLine="567"/>
+        <w:jc w:val="both"/>
+        <w:rPr>
+          <w:rFonts w:ascii="Times New Roman" w:eastAsia="Times New Roman" w:hAnsi="Times New Roman" w:cs="Times New Roman"/>
+          <w:sz w:val="26"/>
+          <w:szCs w:val="26"/>
+          <w:lang w:val="it-IT"/>
+        </w:rPr>
+      </w:pPr>
+      <w:r>
+        <w:rPr>
+          <w:rFonts w:ascii="Times New Roman" w:eastAsia="Times New Roman" w:hAnsi="Times New Roman" w:cs="Times New Roman"/>
+          <w:sz w:val="26"/>
+          <w:szCs w:val="26"/>
+          <w:lang w:val="it-IT"/>
+        </w:rPr>
+        <w:t>9.1. Quyền thu giữ tài sản thế chấp để xử lý</w:t>
+      </w:r>
+      <w:r>
+        <w:rPr>
+          <w:rFonts w:ascii="Times New Roman" w:eastAsia="Times New Roman" w:hAnsi="Times New Roman" w:cs="Times New Roman"/>
+          <w:sz w:val="26"/>
+          <w:szCs w:val="26"/>
+          <w:lang w:val="it-IT"/>
+        </w:rPr>
+        <w:t xml:space="preserve"> nợ</w:t>
+      </w:r>
+      <w:r>
+        <w:rPr>
+          <w:rFonts w:ascii="Times New Roman" w:eastAsia="Times New Roman" w:hAnsi="Times New Roman" w:cs="Times New Roman"/>
+          <w:sz w:val="26"/>
+          <w:szCs w:val="26"/>
+          <w:lang w:val="it-IT"/>
+        </w:rPr>
+        <w:t>:</w:t>
+      </w:r>
+    </w:p>
+    <w:p>
+      <w:pPr>
+        <w:spacing w:after="0" w:line="269" w:lineRule="auto"/>
+        <w:ind w:firstLine="567"/>
+        <w:jc w:val="both"/>
+        <w:rPr>
+          <w:rFonts w:ascii="Times New Roman" w:eastAsia="Times New Roman" w:hAnsi="Times New Roman" w:cs="Times New Roman"/>
+          <w:sz w:val="26"/>
+          <w:szCs w:val="26"/>
+          <w:lang w:val="it-IT"/>
+        </w:rPr>
+      </w:pPr>
+      <w:r>
+        <w:rPr>
+          <w:rFonts w:ascii="Times New Roman" w:eastAsia="Times New Roman" w:hAnsi="Times New Roman" w:cs="Times New Roman"/>
+          <w:sz w:val="26"/>
+          <w:szCs w:val="26"/>
+          <w:lang w:val="it-IT"/>
+        </w:rPr>
+        <w:t>a) Bằng Hợp đồng này, Bên B đồng ý rằng khi có một,</w:t>
+      </w:r>
+      <w:r>
+        <w:rPr>
+          <w:rFonts w:ascii="Times New Roman" w:eastAsia="Times New Roman" w:hAnsi="Times New Roman" w:cs="Times New Roman"/>
+          <w:sz w:val="26"/>
+          <w:szCs w:val="26"/>
+          <w:lang w:val="it-IT"/>
+        </w:rPr>
+        <w:t xml:space="preserve"> </w:t>
+      </w:r>
+      <w:r>
+        <w:rPr>
+          <w:rFonts w:ascii="Times New Roman" w:eastAsia="Times New Roman" w:hAnsi="Times New Roman" w:cs="Times New Roman"/>
+          <w:sz w:val="26"/>
+          <w:szCs w:val="26"/>
+          <w:lang w:val="it-IT"/>
+        </w:rPr>
+        <w:t xml:space="preserve">một số hoặc tất cả các trường hợp khác theo quy định tại khoản 10.1 Điều 10 của Hợp đồng này hoặc các trường hợp khác theo quy định của pháp luật xảy ra mà Bên A yêu cầu giao tài sản thế chấp để xử lý nhằm thực hiện nghĩa vụ được bảo đảm đã thỏa thuận tại Hợp đồng này thì Bên B cam kết tự nguyện giao </w:t>
+      </w:r>
+      <w:r>
+        <w:rPr>
+          <w:rFonts w:ascii="Times New Roman" w:eastAsia="Times New Roman" w:hAnsi="Times New Roman" w:cs="Times New Roman"/>
+          <w:sz w:val="26"/>
+          <w:szCs w:val="26"/>
+          <w:lang w:val="it-IT"/>
+        </w:rPr>
+        <w:t>T</w:t>
+      </w:r>
+      <w:r>
+        <w:rPr>
+          <w:rFonts w:ascii="Times New Roman" w:eastAsia="Times New Roman" w:hAnsi="Times New Roman" w:cs="Times New Roman"/>
+          <w:sz w:val="26"/>
+          <w:szCs w:val="26"/>
+          <w:lang w:val="it-IT"/>
+        </w:rPr>
+        <w:t xml:space="preserve">ài sản thế chấp kèm theo đầy đủ giấy tờ, hồ sơ pháp lý của </w:t>
+      </w:r>
+      <w:r>
+        <w:rPr>
+          <w:rFonts w:ascii="Times New Roman" w:eastAsia="Times New Roman" w:hAnsi="Times New Roman" w:cs="Times New Roman"/>
+          <w:sz w:val="26"/>
+          <w:szCs w:val="26"/>
+          <w:lang w:val="it-IT"/>
+        </w:rPr>
+        <w:t>T</w:t>
+      </w:r>
+      <w:r>
+        <w:rPr>
+          <w:rFonts w:ascii="Times New Roman" w:eastAsia="Times New Roman" w:hAnsi="Times New Roman" w:cs="Times New Roman"/>
+          <w:sz w:val="26"/>
+          <w:szCs w:val="26"/>
+          <w:lang w:val="it-IT"/>
+        </w:rPr>
+        <w:t xml:space="preserve">ài sản thế chấp </w:t>
+      </w:r>
+      <w:r>
+        <w:rPr>
+          <w:rFonts w:ascii="Times New Roman" w:eastAsia="Times New Roman" w:hAnsi="Times New Roman" w:cs="Times New Roman"/>
+          <w:sz w:val="26"/>
+          <w:szCs w:val="26"/>
+          <w:lang w:val="it-IT"/>
+        </w:rPr>
+        <w:t xml:space="preserve">và đồng ý để Bên A thực hiện thu giữ Tài sản thế chấp </w:t>
+      </w:r>
+      <w:r>
+        <w:rPr>
+          <w:rFonts w:ascii="Times New Roman" w:eastAsia="Times New Roman" w:hAnsi="Times New Roman" w:cs="Times New Roman"/>
+          <w:sz w:val="26"/>
+          <w:szCs w:val="26"/>
+          <w:lang w:val="it-IT"/>
+        </w:rPr>
+        <w:t>theo thỏa thuận tại khoản 4.5, Điều 4 Hợp đồng này</w:t>
+      </w:r>
+      <w:r>
+        <w:rPr>
+          <w:rFonts w:ascii="Times New Roman" w:eastAsia="Times New Roman" w:hAnsi="Times New Roman" w:cs="Times New Roman"/>
+          <w:sz w:val="26"/>
+          <w:szCs w:val="26"/>
+          <w:lang w:val="it-IT"/>
+        </w:rPr>
+        <w:t xml:space="preserve"> </w:t>
+      </w:r>
+      <w:r>
+        <w:rPr>
+          <w:rFonts w:ascii="Times New Roman" w:eastAsia="Times New Roman" w:hAnsi="Times New Roman" w:cs="Times New Roman"/>
+          <w:sz w:val="26"/>
+          <w:szCs w:val="26"/>
+          <w:lang w:val="it-IT"/>
+        </w:rPr>
+        <w:t xml:space="preserve">mà không có bất kỳ hành vi cản trở nào khi Bên A </w:t>
+      </w:r>
+      <w:r>
+        <w:rPr>
+          <w:rFonts w:ascii="Times New Roman" w:eastAsia="Times New Roman" w:hAnsi="Times New Roman" w:cs="Times New Roman"/>
+          <w:sz w:val="26"/>
+          <w:szCs w:val="26"/>
+          <w:lang w:val="it-IT"/>
+        </w:rPr>
+        <w:t xml:space="preserve">thực hiện thu giữ và </w:t>
+      </w:r>
+      <w:r>
+        <w:rPr>
+          <w:rFonts w:ascii="Times New Roman" w:eastAsia="Times New Roman" w:hAnsi="Times New Roman" w:cs="Times New Roman"/>
+          <w:sz w:val="26"/>
+          <w:szCs w:val="26"/>
+          <w:lang w:val="it-IT"/>
+        </w:rPr>
+        <w:t xml:space="preserve">xử lý </w:t>
+      </w:r>
+      <w:r>
+        <w:rPr>
+          <w:rFonts w:ascii="Times New Roman" w:eastAsia="Times New Roman" w:hAnsi="Times New Roman" w:cs="Times New Roman"/>
+          <w:sz w:val="26"/>
+          <w:szCs w:val="26"/>
+          <w:lang w:val="it-IT"/>
+        </w:rPr>
+        <w:t>T</w:t>
+      </w:r>
+      <w:r>
+        <w:rPr>
+          <w:rFonts w:ascii="Times New Roman" w:eastAsia="Times New Roman" w:hAnsi="Times New Roman" w:cs="Times New Roman"/>
+          <w:sz w:val="26"/>
+          <w:szCs w:val="26"/>
+          <w:lang w:val="it-IT"/>
+        </w:rPr>
+        <w:t xml:space="preserve">ài sản thế chấp. </w:t>
+      </w:r>
+    </w:p>
+    <w:p>
+      <w:pPr>
+        <w:spacing w:after="0" w:line="269" w:lineRule="auto"/>
+        <w:ind w:firstLine="567"/>
+        <w:jc w:val="both"/>
+        <w:rPr>
+          <w:rFonts w:ascii="Times New Roman" w:eastAsia="Times New Roman" w:hAnsi="Times New Roman" w:cs="Times New Roman"/>
+          <w:sz w:val="26"/>
+          <w:szCs w:val="26"/>
+          <w:lang w:val="it-IT"/>
+        </w:rPr>
+      </w:pPr>
+      <w:r>
+        <w:rPr>
+          <w:rFonts w:ascii="Times New Roman" w:eastAsia="Times New Roman" w:hAnsi="Times New Roman" w:cs="Times New Roman"/>
+          <w:sz w:val="26"/>
+          <w:szCs w:val="26"/>
+          <w:lang w:val="it-IT"/>
+        </w:rPr>
+        <w:t xml:space="preserve">b) Khi có một, một số hoặc tất cả các trường hợp quy định tại khoản 10.1 Điều 10 của Hợp đồng này hoặc các trường hợp khác theo quy định của pháp luật xảy ra mà Bên A đã gửi thông báo yêu cầu Bên B giao tài sản thế chấp để xử lý nhằm thực hiện nghĩa vụ được bảo đảm đã thỏa thuận tại Hợp đồng này nhưng Bên B không giao </w:t>
+      </w:r>
+      <w:r>
+        <w:rPr>
+          <w:rFonts w:ascii="Times New Roman" w:eastAsia="Times New Roman" w:hAnsi="Times New Roman" w:cs="Times New Roman"/>
+          <w:sz w:val="26"/>
+          <w:szCs w:val="26"/>
+          <w:lang w:val="it-IT"/>
+        </w:rPr>
+        <w:t>T</w:t>
+      </w:r>
+      <w:r>
+        <w:rPr>
+          <w:rFonts w:ascii="Times New Roman" w:eastAsia="Times New Roman" w:hAnsi="Times New Roman" w:cs="Times New Roman"/>
+          <w:sz w:val="26"/>
+          <w:szCs w:val="26"/>
+          <w:lang w:val="it-IT"/>
+        </w:rPr>
+        <w:t xml:space="preserve">ài sản thế chấp cho Bên A theo cam kết tại điểm a khoản 9.1 Điều này thì Bên A có toàn quyền thu giữ </w:t>
+      </w:r>
+      <w:r>
+        <w:rPr>
+          <w:rFonts w:ascii="Times New Roman" w:eastAsia="Times New Roman" w:hAnsi="Times New Roman" w:cs="Times New Roman"/>
+          <w:sz w:val="26"/>
+          <w:szCs w:val="26"/>
+          <w:lang w:val="it-IT"/>
+        </w:rPr>
+        <w:t>T</w:t>
+      </w:r>
+      <w:r>
+        <w:rPr>
+          <w:rFonts w:ascii="Times New Roman" w:eastAsia="Times New Roman" w:hAnsi="Times New Roman" w:cs="Times New Roman"/>
+          <w:sz w:val="26"/>
+          <w:szCs w:val="26"/>
+          <w:lang w:val="it-IT"/>
+        </w:rPr>
+        <w:t xml:space="preserve">ài sản thế chấp </w:t>
+      </w:r>
+      <w:r>
+        <w:rPr>
+          <w:rFonts w:ascii="Times New Roman" w:eastAsia="Times New Roman" w:hAnsi="Times New Roman" w:cs="Times New Roman"/>
+          <w:sz w:val="26"/>
+          <w:szCs w:val="26"/>
+          <w:lang w:val="it-IT"/>
+        </w:rPr>
+        <w:t>theo quy định sau đây:</w:t>
+      </w:r>
+    </w:p>
+    <w:p>
+      <w:pPr>
+        <w:spacing w:after="0" w:line="269" w:lineRule="auto"/>
+        <w:ind w:firstLine="567"/>
+        <w:jc w:val="both"/>
+        <w:rPr>
+          <w:rFonts w:ascii="Times New Roman" w:eastAsia="Times New Roman" w:hAnsi="Times New Roman" w:cs="Times New Roman"/>
+          <w:sz w:val="26"/>
+          <w:szCs w:val="26"/>
+          <w:lang w:val="it-IT"/>
+        </w:rPr>
+      </w:pPr>
+      <w:r>
+        <w:rPr>
+          <w:rFonts w:ascii="Times New Roman" w:eastAsia="Times New Roman" w:hAnsi="Times New Roman" w:cs="Times New Roman"/>
+          <w:sz w:val="26"/>
+          <w:szCs w:val="26"/>
+          <w:lang w:val="it-IT"/>
+        </w:rPr>
+        <w:t xml:space="preserve"> </w:t>
+      </w:r>
+      <w:r>
+        <w:rPr>
+          <w:rFonts w:ascii="Times New Roman" w:eastAsia="Times New Roman" w:hAnsi="Times New Roman" w:cs="Times New Roman"/>
+          <w:sz w:val="26"/>
+          <w:szCs w:val="26"/>
+          <w:lang w:val="it-IT"/>
+        </w:rPr>
+        <w:t>(i</w:t>
+      </w:r>
+      <w:r>
+        <w:rPr>
+          <w:rFonts w:ascii="Times New Roman" w:eastAsia="Times New Roman" w:hAnsi="Times New Roman" w:cs="Times New Roman"/>
+          <w:sz w:val="26"/>
+          <w:szCs w:val="26"/>
+          <w:lang w:val="it-IT"/>
+        </w:rPr>
+        <w:t xml:space="preserve">) </w:t>
+      </w:r>
+      <w:r>
+        <w:rPr>
+          <w:rFonts w:ascii="Times New Roman" w:eastAsia="Times New Roman" w:hAnsi="Times New Roman" w:cs="Times New Roman"/>
+          <w:sz w:val="26"/>
+          <w:szCs w:val="26"/>
+          <w:lang w:val="it-IT"/>
+        </w:rPr>
+        <w:t xml:space="preserve">Chậm nhất </w:t>
+      </w:r>
+      <w:r>
+        <w:rPr>
+          <w:rFonts w:ascii="Times New Roman" w:eastAsia="Times New Roman" w:hAnsi="Times New Roman" w:cs="Times New Roman"/>
+          <w:sz w:val="26"/>
+          <w:szCs w:val="26"/>
+          <w:lang w:val="it-IT"/>
+        </w:rPr>
+        <w:t xml:space="preserve">15 ngày trước </w:t>
+      </w:r>
+      <w:r>
+        <w:rPr>
+          <w:rFonts w:ascii="Times New Roman" w:eastAsia="Times New Roman" w:hAnsi="Times New Roman" w:cs="Times New Roman"/>
+          <w:sz w:val="26"/>
+          <w:szCs w:val="26"/>
+          <w:lang w:val="it-IT"/>
+        </w:rPr>
+        <w:t xml:space="preserve">ngày </w:t>
+      </w:r>
+      <w:r>
+        <w:rPr>
+          <w:rFonts w:ascii="Times New Roman" w:eastAsia="Times New Roman" w:hAnsi="Times New Roman" w:cs="Times New Roman"/>
+          <w:sz w:val="26"/>
+          <w:szCs w:val="26"/>
+          <w:lang w:val="it-IT"/>
+        </w:rPr>
+        <w:t xml:space="preserve">thực hiện việc thu giữ tài sản thế chấp Bên A </w:t>
+      </w:r>
+      <w:r>
+        <w:rPr>
+          <w:rFonts w:ascii="Times New Roman" w:eastAsia="Times New Roman" w:hAnsi="Times New Roman" w:cs="Times New Roman"/>
+          <w:sz w:val="26"/>
+          <w:szCs w:val="26"/>
+          <w:lang w:val="it-IT"/>
+        </w:rPr>
+        <w:t>phải thực hiện công khai thông tin về thời gian, địa điểm thu giữ tài sản thế chấp, tài sản thế chấp được thu giữ, lý do thu giữ, theo các hình thức sau:</w:t>
+      </w:r>
+    </w:p>
+    <w:p>
+      <w:pPr>
+        <w:spacing w:after="0" w:line="269" w:lineRule="auto"/>
+        <w:ind w:firstLine="567"/>
+        <w:jc w:val="both"/>
+        <w:rPr>
+          <w:rFonts w:ascii="Times New Roman" w:eastAsia="Times New Roman" w:hAnsi="Times New Roman" w:cs="Times New Roman"/>
+          <w:sz w:val="26"/>
+          <w:szCs w:val="26"/>
+          <w:lang w:val="it-IT"/>
+        </w:rPr>
+      </w:pPr>
+      <w:r>
+        <w:rPr>
+          <w:rFonts w:ascii="Times New Roman" w:eastAsia="Times New Roman" w:hAnsi="Times New Roman" w:cs="Times New Roman"/>
+          <w:sz w:val="26"/>
+          <w:szCs w:val="26"/>
+          <w:lang w:val="it-IT"/>
+        </w:rPr>
+        <w:t>- Gửi thông báo bằng văn bản tới UBND phường và cơ quan Công an cấp phường nơi có tài sàn thế chấp.</w:t>
+      </w:r>
+      <w:r>
+        <w:rPr>
+          <w:rFonts w:ascii="Times New Roman" w:eastAsia="Times New Roman" w:hAnsi="Times New Roman" w:cs="Times New Roman"/>
+          <w:sz w:val="26"/>
+          <w:szCs w:val="26"/>
+          <w:lang w:val="it-IT"/>
+        </w:rPr>
+        <w:t xml:space="preserve"> </w:t>
+      </w:r>
+    </w:p>
+    <w:p>
+      <w:pPr>
+        <w:spacing w:after="0" w:line="269" w:lineRule="auto"/>
+        <w:ind w:firstLine="567"/>
+        <w:jc w:val="both"/>
+        <w:rPr>
+          <w:rFonts w:ascii="Times New Roman" w:eastAsia="Times New Roman" w:hAnsi="Times New Roman" w:cs="Times New Roman"/>
+          <w:sz w:val="26"/>
+          <w:szCs w:val="26"/>
+          <w:lang w:val="it-IT"/>
+        </w:rPr>
+      </w:pPr>
+      <w:r>
+        <w:rPr>
+          <w:rFonts w:ascii="Times New Roman" w:eastAsia="Times New Roman" w:hAnsi="Times New Roman" w:cs="Times New Roman"/>
+          <w:sz w:val="26"/>
+          <w:szCs w:val="26"/>
+          <w:lang w:val="it-IT"/>
+        </w:rPr>
+        <w:t>- Niêm yết văn bản tại trụ sở UBND nơi Bên B đăng ký địa chỉ theo Hợp đồng thế chấp và UBND phường nơi có tài sản thế chấp.</w:t>
+      </w:r>
+    </w:p>
+    <w:p>
+      <w:pPr>
+        <w:spacing w:after="0" w:line="269" w:lineRule="auto"/>
+        <w:ind w:firstLine="567"/>
+        <w:jc w:val="both"/>
+        <w:rPr>
+          <w:rFonts w:ascii="Times New Roman" w:eastAsia="Times New Roman" w:hAnsi="Times New Roman" w:cs="Times New Roman"/>
+          <w:sz w:val="26"/>
+          <w:szCs w:val="26"/>
+          <w:lang w:val="it-IT"/>
+        </w:rPr>
+      </w:pPr>
+      <w:r>
+        <w:rPr>
+          <w:rFonts w:ascii="Times New Roman" w:eastAsia="Times New Roman" w:hAnsi="Times New Roman" w:cs="Times New Roman"/>
+          <w:sz w:val="26"/>
+          <w:szCs w:val="26"/>
+          <w:lang w:val="it-IT"/>
+        </w:rPr>
+        <w:t>- Thông báo cho Bên B, người đang giữ</w:t>
+      </w:r>
+      <w:r>
+        <w:rPr>
+          <w:rFonts w:ascii="Times New Roman" w:eastAsia="Times New Roman" w:hAnsi="Times New Roman" w:cs="Times New Roman"/>
+          <w:sz w:val="26"/>
+          <w:szCs w:val="26"/>
+          <w:lang w:val="it-IT"/>
+        </w:rPr>
+        <w:t xml:space="preserve"> tài sản thế chấp (nếu có) theo phương thức thông báo đã thỏa thuận tại hợp đồng thế chấp.</w:t>
+      </w:r>
+      <w:r>
+        <w:rPr>
+          <w:rFonts w:ascii="Times New Roman" w:eastAsia="Times New Roman" w:hAnsi="Times New Roman" w:cs="Times New Roman"/>
+          <w:sz w:val="26"/>
+          <w:szCs w:val="26"/>
+          <w:lang w:val="it-IT"/>
+        </w:rPr>
+        <w:t xml:space="preserve">     </w:t>
+      </w:r>
+    </w:p>
+    <w:p>
+      <w:pPr>
+        <w:spacing w:after="0" w:line="269" w:lineRule="auto"/>
+        <w:ind w:firstLine="567"/>
+        <w:jc w:val="both"/>
+        <w:rPr>
+          <w:rFonts w:ascii="Times New Roman" w:eastAsia="Times New Roman" w:hAnsi="Times New Roman" w:cs="Times New Roman"/>
+          <w:sz w:val="26"/>
+          <w:szCs w:val="26"/>
+          <w:lang w:val="it-IT"/>
+        </w:rPr>
+      </w:pPr>
+      <w:r>
+        <w:rPr>
+          <w:rFonts w:ascii="Times New Roman" w:eastAsia="Times New Roman" w:hAnsi="Times New Roman" w:cs="Times New Roman"/>
+          <w:sz w:val="26"/>
+          <w:szCs w:val="26"/>
+          <w:lang w:val="it-IT"/>
+        </w:rPr>
+        <w:t>(ii</w:t>
+      </w:r>
+      <w:r>
+        <w:rPr>
+          <w:rFonts w:ascii="Times New Roman" w:eastAsia="Times New Roman" w:hAnsi="Times New Roman" w:cs="Times New Roman"/>
+          <w:sz w:val="26"/>
+          <w:szCs w:val="26"/>
+          <w:lang w:val="it-IT"/>
+        </w:rPr>
+        <w:t xml:space="preserve">) Trong quá trình thu giữ tài sản thế chấp, nếu Bên B có dấu hiệu chống đối và cản trở, gây mất trật tự nơi công cộng hoặc có hành vi vi phạm pháp luật khác thì Bên A có quyền yêu cầu UBND phường và cơ quan </w:t>
+      </w:r>
+      <w:r>
+        <w:rPr>
+          <w:rFonts w:ascii="Times New Roman" w:eastAsia="Times New Roman" w:hAnsi="Times New Roman" w:cs="Times New Roman"/>
+          <w:sz w:val="26"/>
+          <w:szCs w:val="26"/>
+          <w:lang w:val="it-IT"/>
+        </w:rPr>
+        <w:t>C</w:t>
+      </w:r>
+      <w:r>
+        <w:rPr>
+          <w:rFonts w:ascii="Times New Roman" w:eastAsia="Times New Roman" w:hAnsi="Times New Roman" w:cs="Times New Roman"/>
+          <w:sz w:val="26"/>
+          <w:szCs w:val="26"/>
+          <w:lang w:val="it-IT"/>
+        </w:rPr>
+        <w:t xml:space="preserve">ông an </w:t>
+      </w:r>
+      <w:r>
+        <w:rPr>
+          <w:rFonts w:ascii="Times New Roman" w:eastAsia="Times New Roman" w:hAnsi="Times New Roman" w:cs="Times New Roman"/>
+          <w:sz w:val="26"/>
+          <w:szCs w:val="26"/>
+          <w:lang w:val="it-IT"/>
+        </w:rPr>
+        <w:t>phường</w:t>
+      </w:r>
+      <w:r>
+        <w:rPr>
+          <w:rFonts w:ascii="Times New Roman" w:eastAsia="Times New Roman" w:hAnsi="Times New Roman" w:cs="Times New Roman"/>
+          <w:sz w:val="26"/>
+          <w:szCs w:val="26"/>
+          <w:lang w:val="it-IT"/>
+        </w:rPr>
+        <w:t xml:space="preserve"> tiến hành bảo vệ việc thu giữ tài sản thế chấp.     </w:t>
+      </w:r>
+    </w:p>
+    <w:p>
+      <w:pPr>
+        <w:spacing w:after="0" w:line="269" w:lineRule="auto"/>
+        <w:ind w:firstLine="567"/>
+        <w:jc w:val="both"/>
+        <w:rPr>
+          <w:rFonts w:ascii="Times New Roman" w:eastAsia="Times New Roman" w:hAnsi="Times New Roman" w:cs="Times New Roman"/>
+          <w:sz w:val="26"/>
+          <w:szCs w:val="26"/>
+          <w:lang w:val="it-IT"/>
+        </w:rPr>
+      </w:pPr>
+      <w:r>
+        <w:rPr>
+          <w:rFonts w:ascii="Times New Roman" w:eastAsia="Times New Roman" w:hAnsi="Times New Roman" w:cs="Times New Roman"/>
+          <w:sz w:val="26"/>
+          <w:szCs w:val="26"/>
+          <w:lang w:val="it-IT"/>
+        </w:rPr>
+        <w:t>(iii</w:t>
+      </w:r>
+      <w:r>
+        <w:rPr>
+          <w:rFonts w:ascii="Times New Roman" w:eastAsia="Times New Roman" w:hAnsi="Times New Roman" w:cs="Times New Roman"/>
+          <w:sz w:val="26"/>
+          <w:szCs w:val="26"/>
+          <w:lang w:val="it-IT"/>
+        </w:rPr>
+        <w:t xml:space="preserve">) Bên thế chấp phải chịu mọi chi phí hợp lý, cần thiết cho việc thu giữ tài sản thế chấp; trong trường hợp gây cản trở không giao tài sản thế chấp mà gây thiệt hại cho Bên A thì phải bồi thường thiệt hại thực tế. </w:t>
+      </w:r>
+    </w:p>
+    <w:p>
+      <w:pPr>
+        <w:spacing w:after="0" w:line="269" w:lineRule="auto"/>
+        <w:ind w:firstLine="567"/>
+        <w:jc w:val="both"/>
+        <w:rPr>
+          <w:rFonts w:ascii="Times New Roman" w:eastAsia="Times New Roman" w:hAnsi="Times New Roman" w:cs="Times New Roman"/>
+          <w:sz w:val="26"/>
+          <w:szCs w:val="26"/>
+          <w:lang w:val="it-IT"/>
+        </w:rPr>
+      </w:pPr>
+      <w:r>
+        <w:rPr>
+          <w:rFonts w:ascii="Times New Roman" w:eastAsia="Times New Roman" w:hAnsi="Times New Roman" w:cs="Times New Roman"/>
+          <w:sz w:val="26"/>
+          <w:szCs w:val="26"/>
+          <w:lang w:val="it-IT"/>
+        </w:rPr>
+        <w:t xml:space="preserve"> </w:t>
+      </w:r>
+      <w:r>
+        <w:rPr>
+          <w:rFonts w:ascii="Times New Roman" w:eastAsia="Times New Roman" w:hAnsi="Times New Roman" w:cs="Times New Roman"/>
+          <w:sz w:val="26"/>
+          <w:szCs w:val="26"/>
+          <w:lang w:val="it-IT"/>
+        </w:rPr>
+        <w:t>9.2. Quyền truy đòi, thu hồi tài sản thế chấp:</w:t>
+      </w:r>
+    </w:p>
+    <w:p>
+      <w:pPr>
+        <w:spacing w:after="0" w:line="269" w:lineRule="auto"/>
+        <w:ind w:firstLine="567"/>
+        <w:jc w:val="both"/>
+        <w:rPr>
+          <w:rFonts w:ascii="Times New Roman" w:eastAsia="Times New Roman" w:hAnsi="Times New Roman" w:cs="Times New Roman"/>
+          <w:sz w:val="26"/>
+          <w:szCs w:val="26"/>
+          <w:lang w:val="it-IT"/>
+        </w:rPr>
+      </w:pPr>
+      <w:r>
+        <w:rPr>
+          <w:rFonts w:ascii="Times New Roman" w:eastAsia="Times New Roman" w:hAnsi="Times New Roman" w:cs="Times New Roman"/>
+          <w:sz w:val="26"/>
+          <w:szCs w:val="26"/>
+          <w:lang w:val="it-IT"/>
+        </w:rPr>
+        <w:t>Bên A được quyền truy đòi, thu hồi tài sản thế chấp, nếu Bên B tự ý bán, chuyển nhượng, cho tặng, phân chia thừa kế, tẩu tán dưới mọi hình thức (biện pháp bảo đảm phát sinh hiệu lực đối kháng với người thứ ba). Đồng thời được quyền yêu các cơ quan nhà nước có thẩm quyền áp dụng các biện pháp ngăn chặn khẩn cấp tạm thời đối với tài sản thế chấp.</w:t>
+      </w:r>
+    </w:p>
+    <w:p>
+      <w:pPr>
+        <w:spacing w:after="0" w:line="269" w:lineRule="auto"/>
+        <w:ind w:firstLine="567"/>
+        <w:jc w:val="both"/>
+        <w:rPr>
+          <w:rFonts w:ascii="Times New Roman" w:eastAsia="Times New Roman" w:hAnsi="Times New Roman" w:cs="Times New Roman"/>
+          <w:sz w:val="26"/>
+          <w:szCs w:val="26"/>
+          <w:lang w:val="it-IT"/>
+        </w:rPr>
+      </w:pPr>
+      <w:r>
+        <w:rPr>
+          <w:rFonts w:ascii="Times New Roman" w:eastAsia="Times New Roman" w:hAnsi="Times New Roman" w:cs="Times New Roman"/>
+          <w:sz w:val="26"/>
+          <w:szCs w:val="26"/>
+          <w:lang w:val="it-IT"/>
+        </w:rPr>
+        <w:t>9.3. Quyền đòi nợ:</w:t>
+      </w:r>
+    </w:p>
+    <w:p>
+      <w:pPr>
+        <w:spacing w:after="0" w:line="269" w:lineRule="auto"/>
+        <w:ind w:firstLine="567"/>
+        <w:jc w:val="both"/>
+        <w:rPr>
+          <w:rFonts w:ascii="Times New Roman" w:eastAsia="Times New Roman" w:hAnsi="Times New Roman" w:cs="Times New Roman"/>
+          <w:sz w:val="26"/>
+          <w:szCs w:val="26"/>
+          <w:lang w:val="it-IT"/>
+        </w:rPr>
+      </w:pPr>
+      <w:r>
+        <w:rPr>
+          <w:rFonts w:ascii="Times New Roman" w:eastAsia="Times New Roman" w:hAnsi="Times New Roman" w:cs="Times New Roman"/>
+          <w:sz w:val="26"/>
+          <w:szCs w:val="26"/>
+          <w:lang w:val="it-IT"/>
+        </w:rPr>
+        <w:t>Bên A có quyền thế chấp một phần hoặc toàn bộ quyền đòi nợ, gồm cả quyền đòi nợ trong tương lai cho Bên thứ ba mà không cần có sự đồng ý của Bên B.</w:t>
+      </w:r>
+    </w:p>
+    <w:p>
+      <w:pPr>
+        <w:spacing w:after="0" w:line="269" w:lineRule="auto"/>
+        <w:ind w:firstLine="567"/>
+        <w:jc w:val="both"/>
         <w:rPr>
           <w:rFonts w:ascii="Times New Roman" w:eastAsia="Times New Roman" w:hAnsi="Times New Roman" w:cs="Times New Roman"/>
           <w:b/>
@@ -3754,8 +4417,7 @@
           <w:szCs w:val="26"/>
           <w:lang w:val="it-IT"/>
         </w:rPr>
-        <w:t>Điều 9. Quyền thu giữ tài sản thế chấp, quyền truy đòi, quyền thu hồi tài sản thế chấp, quyền thế chấp, quyền đòi nợ</w:t>
-      </w:r>
+      </w:pPr>
       <w:r>
         <w:rPr>
           <w:rFonts w:ascii="Times New Roman" w:eastAsia="Times New Roman" w:hAnsi="Times New Roman" w:cs="Times New Roman"/>
@@ -3764,6 +4426,302 @@
           <w:szCs w:val="26"/>
           <w:lang w:val="it-IT"/>
         </w:rPr>
+        <w:t>Điều 10. Xử lý tài sản thế chấp</w:t>
+      </w:r>
+    </w:p>
+    <w:p>
+      <w:pPr>
+        <w:spacing w:after="0" w:line="269" w:lineRule="auto"/>
+        <w:ind w:firstLine="567"/>
+        <w:jc w:val="both"/>
+        <w:rPr>
+          <w:rFonts w:ascii="Times New Roman" w:eastAsia="Times New Roman" w:hAnsi="Times New Roman" w:cs="Times New Roman"/>
+          <w:sz w:val="26"/>
+          <w:szCs w:val="26"/>
+          <w:lang w:val="it-IT"/>
+        </w:rPr>
+      </w:pPr>
+      <w:r>
+        <w:rPr>
+          <w:rFonts w:ascii="Times New Roman" w:eastAsia="Times New Roman" w:hAnsi="Times New Roman" w:cs="Times New Roman"/>
+          <w:sz w:val="26"/>
+          <w:szCs w:val="26"/>
+          <w:lang w:val="it-IT"/>
+        </w:rPr>
+        <w:lastRenderedPageBreak/>
+        <w:t xml:space="preserve">10.1. Bên A được toàn quyền xử lý tài sản thế chấp để thực hiện nghĩa vụ được bảo đảm khi một, một số hoặc tất cả các trường hợp sau xảy ra:     </w:t>
+      </w:r>
+    </w:p>
+    <w:p>
+      <w:pPr>
+        <w:spacing w:after="0" w:line="269" w:lineRule="auto"/>
+        <w:ind w:firstLine="567"/>
+        <w:jc w:val="both"/>
+        <w:rPr>
+          <w:rFonts w:ascii="Times New Roman" w:eastAsia="Times New Roman" w:hAnsi="Times New Roman" w:cs="Times New Roman"/>
+          <w:sz w:val="26"/>
+          <w:szCs w:val="26"/>
+          <w:lang w:val="it-IT"/>
+        </w:rPr>
+      </w:pPr>
+      <w:r>
+        <w:rPr>
+          <w:rFonts w:ascii="Times New Roman" w:eastAsia="Times New Roman" w:hAnsi="Times New Roman" w:cs="Times New Roman"/>
+          <w:sz w:val="26"/>
+          <w:szCs w:val="26"/>
+          <w:lang w:val="it-IT"/>
+        </w:rPr>
+        <w:t>a) Đến hạn thực hiện nghĩa vụ mà Bên B không tự giác, cố tình trốn tránh chây ì thực hiện hoặc thực hiện không đúng, không đầy đủ nghĩa vụ trả nợ</w:t>
+      </w:r>
+    </w:p>
+    <w:p>
+      <w:pPr>
+        <w:spacing w:after="0" w:line="269" w:lineRule="auto"/>
+        <w:ind w:firstLine="567"/>
+        <w:jc w:val="both"/>
+        <w:rPr>
+          <w:rFonts w:ascii="Times New Roman" w:eastAsia="Times New Roman" w:hAnsi="Times New Roman" w:cs="Times New Roman"/>
+          <w:sz w:val="26"/>
+          <w:szCs w:val="26"/>
+          <w:lang w:val="it-IT"/>
+        </w:rPr>
+      </w:pPr>
+      <w:r>
+        <w:rPr>
+          <w:rFonts w:ascii="Times New Roman" w:eastAsia="Times New Roman" w:hAnsi="Times New Roman" w:cs="Times New Roman"/>
+          <w:sz w:val="26"/>
+          <w:szCs w:val="26"/>
+          <w:lang w:val="it-IT"/>
+        </w:rPr>
+        <w:t>b) Bên B phải thực hiện nghĩa vụ trước hạn theo yêu cầu của Bên A do vi phạm nghĩa vụ, các điều khoản đã thỏa thuận tại Hợp đồng thế chấp này và/hoặc các hợp đồng cho vay liên quan hoặc vi phạm các quy định của pháp luật mà Bên B không thực hiện hoặc thực hiện không đúng, không đầy đủ nghĩa vụ hoàn trả nợ.</w:t>
+      </w:r>
+    </w:p>
+    <w:p>
+      <w:pPr>
+        <w:spacing w:after="0" w:line="269" w:lineRule="auto"/>
+        <w:ind w:firstLine="567"/>
+        <w:jc w:val="both"/>
+        <w:rPr>
+          <w:rFonts w:ascii="Times New Roman" w:eastAsia="Times New Roman" w:hAnsi="Times New Roman" w:cs="Times New Roman"/>
+          <w:sz w:val="26"/>
+          <w:szCs w:val="26"/>
+          <w:lang w:val="it-IT"/>
+        </w:rPr>
+      </w:pPr>
+      <w:r>
+        <w:rPr>
+          <w:rFonts w:ascii="Times New Roman" w:eastAsia="Times New Roman" w:hAnsi="Times New Roman" w:cs="Times New Roman"/>
+          <w:sz w:val="26"/>
+          <w:szCs w:val="26"/>
+          <w:lang w:val="it-IT"/>
+        </w:rPr>
+        <w:t>c) Bên B và Bên B vi phạm Hợp đồng này hoặc bất cứ Hợp đồng, văn bản thỏa thuận nào khác với Bên A. Bên A đánh giá việc xử lý tài sản thế chấp là cần thiết để thu hồi nợ hoặc để thay thế tài sản thế chấp bằng tiền để thay thế tài sản thế chấp.</w:t>
+      </w:r>
+    </w:p>
+    <w:p>
+      <w:pPr>
+        <w:spacing w:after="0" w:line="269" w:lineRule="auto"/>
+        <w:ind w:firstLine="567"/>
+        <w:jc w:val="both"/>
+        <w:rPr>
+          <w:rFonts w:ascii="Times New Roman" w:eastAsia="Times New Roman" w:hAnsi="Times New Roman" w:cs="Times New Roman"/>
+          <w:sz w:val="26"/>
+          <w:szCs w:val="26"/>
+          <w:lang w:val="it-IT"/>
+        </w:rPr>
+      </w:pPr>
+      <w:r>
+        <w:rPr>
+          <w:rFonts w:ascii="Times New Roman" w:eastAsia="Times New Roman" w:hAnsi="Times New Roman" w:cs="Times New Roman"/>
+          <w:sz w:val="26"/>
+          <w:szCs w:val="26"/>
+          <w:lang w:val="it-IT"/>
+        </w:rPr>
+        <w:t>d) Phát sinh một, một số hoặc tất cả các trường hợp sau đối với một, một số hoặc tất cả các cá nhân Bên B.</w:t>
+      </w:r>
+    </w:p>
+    <w:p>
+      <w:pPr>
+        <w:spacing w:after="0" w:line="269" w:lineRule="auto"/>
+        <w:ind w:firstLine="567"/>
+        <w:jc w:val="both"/>
+        <w:rPr>
+          <w:rFonts w:ascii="Times New Roman" w:eastAsia="Times New Roman" w:hAnsi="Times New Roman" w:cs="Times New Roman"/>
+          <w:sz w:val="26"/>
+          <w:szCs w:val="26"/>
+          <w:lang w:val="it-IT"/>
+        </w:rPr>
+      </w:pPr>
+      <w:r>
+        <w:rPr>
+          <w:rFonts w:ascii="Times New Roman" w:eastAsia="Times New Roman" w:hAnsi="Times New Roman" w:cs="Times New Roman"/>
+          <w:sz w:val="26"/>
+          <w:szCs w:val="26"/>
+          <w:lang w:val="it-IT"/>
+        </w:rPr>
+        <w:t>(i) Chết, mất tích hoặc bị tuyên bố mất tích.</w:t>
+      </w:r>
+    </w:p>
+    <w:p>
+      <w:pPr>
+        <w:spacing w:after="0" w:line="269" w:lineRule="auto"/>
+        <w:ind w:firstLine="567"/>
+        <w:jc w:val="both"/>
+        <w:rPr>
+          <w:rFonts w:ascii="Times New Roman" w:eastAsia="Times New Roman" w:hAnsi="Times New Roman" w:cs="Times New Roman"/>
+          <w:sz w:val="26"/>
+          <w:szCs w:val="26"/>
+          <w:lang w:val="it-IT"/>
+        </w:rPr>
+      </w:pPr>
+      <w:r>
+        <w:rPr>
+          <w:rFonts w:ascii="Times New Roman" w:eastAsia="Times New Roman" w:hAnsi="Times New Roman" w:cs="Times New Roman"/>
+          <w:sz w:val="26"/>
+          <w:szCs w:val="26"/>
+          <w:lang w:val="it-IT"/>
+        </w:rPr>
+        <w:t>(ii) Bị tuyên bố hạn chế hoặc mất năng lực hành vi dân sự hoặc khó khăn trong nhận thức, làm chủ hành vi.</w:t>
+      </w:r>
+    </w:p>
+    <w:p>
+      <w:pPr>
+        <w:spacing w:after="0" w:line="269" w:lineRule="auto"/>
+        <w:ind w:firstLine="567"/>
+        <w:jc w:val="both"/>
+        <w:rPr>
+          <w:rFonts w:ascii="Times New Roman" w:eastAsia="Times New Roman" w:hAnsi="Times New Roman" w:cs="Times New Roman"/>
+          <w:sz w:val="26"/>
+          <w:szCs w:val="26"/>
+          <w:lang w:val="it-IT"/>
+        </w:rPr>
+      </w:pPr>
+      <w:r>
+        <w:rPr>
+          <w:rFonts w:ascii="Times New Roman" w:eastAsia="Times New Roman" w:hAnsi="Times New Roman" w:cs="Times New Roman"/>
+          <w:sz w:val="26"/>
+          <w:szCs w:val="26"/>
+          <w:lang w:val="it-IT"/>
+        </w:rPr>
+        <w:t>(iii) Bị bên thứ ba khiếu kiện hoặc bị cơ quan có thẩm quyền quyết định khởi tố, bắt tạm giam, điều tra, truy tố vì bất cứ lý do gì.</w:t>
+      </w:r>
+    </w:p>
+    <w:p>
+      <w:pPr>
+        <w:spacing w:after="0" w:line="269" w:lineRule="auto"/>
+        <w:ind w:firstLine="567"/>
+        <w:jc w:val="both"/>
+        <w:rPr>
+          <w:rFonts w:ascii="Times New Roman" w:eastAsia="Times New Roman" w:hAnsi="Times New Roman" w:cs="Times New Roman"/>
+          <w:sz w:val="26"/>
+          <w:szCs w:val="26"/>
+          <w:lang w:val="it-IT"/>
+        </w:rPr>
+      </w:pPr>
+      <w:r>
+        <w:rPr>
+          <w:rFonts w:ascii="Times New Roman" w:eastAsia="Times New Roman" w:hAnsi="Times New Roman" w:cs="Times New Roman"/>
+          <w:sz w:val="26"/>
+          <w:szCs w:val="26"/>
+          <w:lang w:val="it-IT"/>
+        </w:rPr>
+        <w:t>(iv) Bị tuyên án, chấp hành thi hành án.</w:t>
+      </w:r>
+    </w:p>
+    <w:p>
+      <w:pPr>
+        <w:spacing w:after="0" w:line="269" w:lineRule="auto"/>
+        <w:ind w:firstLine="567"/>
+        <w:jc w:val="both"/>
+        <w:rPr>
+          <w:rFonts w:ascii="Times New Roman" w:eastAsia="Times New Roman" w:hAnsi="Times New Roman" w:cs="Times New Roman"/>
+          <w:sz w:val="26"/>
+          <w:szCs w:val="26"/>
+          <w:lang w:val="it-IT"/>
+        </w:rPr>
+      </w:pPr>
+      <w:r>
+        <w:rPr>
+          <w:rFonts w:ascii="Times New Roman" w:eastAsia="Times New Roman" w:hAnsi="Times New Roman" w:cs="Times New Roman"/>
+          <w:sz w:val="26"/>
+          <w:szCs w:val="26"/>
+          <w:lang w:val="it-IT"/>
+        </w:rPr>
+        <w:t>(v) Ly hôn, chia tài sản của vợ chồng trong thời kỳ hôn nhân.</w:t>
+      </w:r>
+    </w:p>
+    <w:p>
+      <w:pPr>
+        <w:spacing w:after="0" w:line="269" w:lineRule="auto"/>
+        <w:ind w:firstLine="567"/>
+        <w:jc w:val="both"/>
+        <w:rPr>
+          <w:rFonts w:ascii="Times New Roman" w:eastAsia="Times New Roman" w:hAnsi="Times New Roman" w:cs="Times New Roman"/>
+          <w:sz w:val="26"/>
+          <w:szCs w:val="26"/>
+          <w:lang w:val="it-IT"/>
+        </w:rPr>
+      </w:pPr>
+      <w:r>
+        <w:rPr>
+          <w:rFonts w:ascii="Times New Roman" w:eastAsia="Times New Roman" w:hAnsi="Times New Roman" w:cs="Times New Roman"/>
+          <w:sz w:val="26"/>
+          <w:szCs w:val="26"/>
+          <w:lang w:val="it-IT"/>
+        </w:rPr>
+        <w:t>(vi) Bỏ trốn, vắng mặt nơi cư trú mà không thông báo cho cơ quan chính quyền địa phương và Bên A; Bên A không thể liên lạc được dưới mọi hình thức hoặc liên lạc nhưng Bên B không về địa phương để thực hiện nghĩa vụ đã cam kết với bên A.</w:t>
+      </w:r>
+    </w:p>
+    <w:p>
+      <w:pPr>
+        <w:spacing w:after="0" w:line="269" w:lineRule="auto"/>
+        <w:ind w:firstLine="567"/>
+        <w:jc w:val="both"/>
+        <w:rPr>
+          <w:rFonts w:ascii="Times New Roman" w:eastAsia="Times New Roman" w:hAnsi="Times New Roman" w:cs="Times New Roman"/>
+          <w:sz w:val="26"/>
+          <w:szCs w:val="26"/>
+          <w:lang w:val="it-IT"/>
+        </w:rPr>
+      </w:pPr>
+      <w:r>
+        <w:rPr>
+          <w:rFonts w:ascii="Times New Roman" w:eastAsia="Times New Roman" w:hAnsi="Times New Roman" w:cs="Times New Roman"/>
+          <w:sz w:val="26"/>
+          <w:szCs w:val="26"/>
+          <w:lang w:val="it-IT"/>
+        </w:rPr>
+        <w:t>e) Xuất hiện việc tranh chấp giữa một hay nhiều bên.</w:t>
+      </w:r>
+    </w:p>
+    <w:p>
+      <w:pPr>
+        <w:spacing w:after="0" w:line="269" w:lineRule="auto"/>
+        <w:ind w:firstLine="567"/>
+        <w:jc w:val="both"/>
+        <w:rPr>
+          <w:rFonts w:ascii="Times New Roman" w:eastAsia="Times New Roman" w:hAnsi="Times New Roman" w:cs="Times New Roman"/>
+          <w:sz w:val="26"/>
+          <w:szCs w:val="26"/>
+          <w:lang w:val="it-IT"/>
+        </w:rPr>
+      </w:pPr>
+      <w:r>
+        <w:rPr>
+          <w:rFonts w:ascii="Times New Roman" w:eastAsia="Times New Roman" w:hAnsi="Times New Roman" w:cs="Times New Roman"/>
+          <w:sz w:val="26"/>
+          <w:szCs w:val="26"/>
+          <w:lang w:val="it-IT"/>
+        </w:rPr>
+        <w:t>f) Tài sản thế chấp phải được xử lý để Bên B thực hiện nghĩa vụ khác theo quy định</w:t>
+      </w:r>
+      <w:r>
+        <w:rPr>
+          <w:rFonts w:ascii="Times New Roman" w:eastAsia="Times New Roman" w:hAnsi="Times New Roman" w:cs="Times New Roman"/>
+          <w:sz w:val="26"/>
+          <w:szCs w:val="26"/>
+          <w:lang w:val="it-IT"/>
+        </w:rPr>
         <w:t>.</w:t>
       </w:r>
     </w:p>
@@ -3786,47 +4744,228 @@
           <w:szCs w:val="26"/>
           <w:lang w:val="it-IT"/>
         </w:rPr>
-        <w:t>9.1. Quyền thu giữ tài sản thế chấp để xử lý</w:t>
-      </w:r>
-      <w:r>
-        <w:rPr>
-          <w:rFonts w:ascii="Times New Roman" w:eastAsia="Times New Roman" w:hAnsi="Times New Roman" w:cs="Times New Roman"/>
-          <w:sz w:val="26"/>
-          <w:szCs w:val="26"/>
-          <w:lang w:val="it-IT"/>
-        </w:rPr>
-        <w:t xml:space="preserve"> nợ</w:t>
-      </w:r>
-      <w:r>
-        <w:rPr>
-          <w:rFonts w:ascii="Times New Roman" w:eastAsia="Times New Roman" w:hAnsi="Times New Roman" w:cs="Times New Roman"/>
-          <w:sz w:val="26"/>
-          <w:szCs w:val="26"/>
-          <w:lang w:val="it-IT"/>
-        </w:rPr>
-        <w:t>:</w:t>
-      </w:r>
-    </w:p>
-    <w:p>
-      <w:pPr>
-        <w:spacing w:after="0" w:line="269" w:lineRule="auto"/>
-        <w:ind w:firstLine="567"/>
-        <w:jc w:val="both"/>
-        <w:rPr>
-          <w:rFonts w:ascii="Times New Roman" w:eastAsia="Times New Roman" w:hAnsi="Times New Roman" w:cs="Times New Roman"/>
-          <w:sz w:val="26"/>
-          <w:szCs w:val="26"/>
-          <w:lang w:val="it-IT"/>
-        </w:rPr>
-      </w:pPr>
-      <w:r>
-        <w:rPr>
-          <w:rFonts w:ascii="Times New Roman" w:eastAsia="Times New Roman" w:hAnsi="Times New Roman" w:cs="Times New Roman"/>
-          <w:sz w:val="26"/>
-          <w:szCs w:val="26"/>
-          <w:lang w:val="it-IT"/>
-        </w:rPr>
-        <w:t>a) Bằng Hợp đồng này, Bên B đồng ý rằng khi có một,</w:t>
+        <w:t xml:space="preserve">g) Bất kỳ quy định nào về các tài liệu hoặc hồ sơ pháp lý của Bên B là vô hiệu hoặc bất hợp pháp hoặc bị bất kỳ cơ quan nhà nước có thẩm quyền nào hoặc tòa án bất kỳ tuyên bố là vô giá trị, vô hiệu hoặc bất hợp pháp toàn bộ hay một phần.     </w:t>
+      </w:r>
+    </w:p>
+    <w:p>
+      <w:pPr>
+        <w:spacing w:after="0" w:line="269" w:lineRule="auto"/>
+        <w:ind w:firstLine="567"/>
+        <w:jc w:val="both"/>
+        <w:rPr>
+          <w:rFonts w:ascii="Times New Roman" w:eastAsia="Times New Roman" w:hAnsi="Times New Roman" w:cs="Times New Roman"/>
+          <w:sz w:val="26"/>
+          <w:szCs w:val="26"/>
+          <w:lang w:val="it-IT"/>
+        </w:rPr>
+      </w:pPr>
+      <w:r>
+        <w:rPr>
+          <w:rFonts w:ascii="Times New Roman" w:eastAsia="Times New Roman" w:hAnsi="Times New Roman" w:cs="Times New Roman"/>
+          <w:sz w:val="26"/>
+          <w:szCs w:val="26"/>
+          <w:lang w:val="it-IT"/>
+        </w:rPr>
+        <w:t>h) Các trường hợp khác mà Bên A xét thấy cần thiết phải xử lý tài sản bảo đảm để thanh toán một phần hoặc toàn bộ nghĩa vụ hoàn trả Nợ.</w:t>
+      </w:r>
+    </w:p>
+    <w:p>
+      <w:pPr>
+        <w:spacing w:after="0" w:line="269" w:lineRule="auto"/>
+        <w:ind w:firstLine="567"/>
+        <w:jc w:val="both"/>
+        <w:rPr>
+          <w:rFonts w:ascii="Times New Roman" w:eastAsia="Times New Roman" w:hAnsi="Times New Roman" w:cs="Times New Roman"/>
+          <w:sz w:val="26"/>
+          <w:szCs w:val="26"/>
+          <w:lang w:val="it-IT"/>
+        </w:rPr>
+      </w:pPr>
+      <w:r>
+        <w:rPr>
+          <w:rFonts w:ascii="Times New Roman" w:eastAsia="Times New Roman" w:hAnsi="Times New Roman" w:cs="Times New Roman"/>
+          <w:sz w:val="26"/>
+          <w:szCs w:val="26"/>
+          <w:lang w:val="it-IT"/>
+        </w:rPr>
+        <w:t>i) Các trường hợp khác theo quy định của pháp luật.</w:t>
+      </w:r>
+    </w:p>
+    <w:p>
+      <w:pPr>
+        <w:spacing w:after="0" w:line="269" w:lineRule="auto"/>
+        <w:ind w:firstLine="567"/>
+        <w:jc w:val="both"/>
+        <w:rPr>
+          <w:rFonts w:ascii="Times New Roman" w:eastAsia="Times New Roman" w:hAnsi="Times New Roman" w:cs="Times New Roman"/>
+          <w:sz w:val="26"/>
+          <w:szCs w:val="26"/>
+          <w:lang w:val="it-IT"/>
+        </w:rPr>
+      </w:pPr>
+      <w:r>
+        <w:rPr>
+          <w:rFonts w:ascii="Times New Roman" w:eastAsia="Times New Roman" w:hAnsi="Times New Roman" w:cs="Times New Roman"/>
+          <w:sz w:val="26"/>
+          <w:szCs w:val="26"/>
+          <w:lang w:val="it-IT"/>
+        </w:rPr>
+        <w:t>10.2. Nguyên tắc xử lý tài sản thế chấp:</w:t>
+      </w:r>
+    </w:p>
+    <w:p>
+      <w:pPr>
+        <w:spacing w:after="0" w:line="269" w:lineRule="auto"/>
+        <w:ind w:firstLine="567"/>
+        <w:jc w:val="both"/>
+        <w:rPr>
+          <w:rFonts w:ascii="Times New Roman" w:eastAsia="Times New Roman" w:hAnsi="Times New Roman" w:cs="Times New Roman"/>
+          <w:sz w:val="26"/>
+          <w:szCs w:val="26"/>
+          <w:lang w:val="it-IT"/>
+        </w:rPr>
+      </w:pPr>
+      <w:r>
+        <w:rPr>
+          <w:rFonts w:ascii="Times New Roman" w:eastAsia="Times New Roman" w:hAnsi="Times New Roman" w:cs="Times New Roman"/>
+          <w:sz w:val="26"/>
+          <w:szCs w:val="26"/>
+          <w:lang w:val="it-IT"/>
+        </w:rPr>
+        <w:t>a) Bên A căn cứ vào nội dung đã thỏa thuận trong Hợp đồng này và theo quy định của pháp luật để tiến hành xử lý tài sản thế chấp mà không cần văn bản ủy quyền của các cá nhân Bên B.</w:t>
+      </w:r>
+    </w:p>
+    <w:p>
+      <w:pPr>
+        <w:spacing w:after="0" w:line="269" w:lineRule="auto"/>
+        <w:ind w:firstLine="567"/>
+        <w:jc w:val="both"/>
+        <w:rPr>
+          <w:rFonts w:ascii="Times New Roman" w:eastAsia="Times New Roman" w:hAnsi="Times New Roman" w:cs="Times New Roman"/>
+          <w:sz w:val="26"/>
+          <w:szCs w:val="26"/>
+          <w:lang w:val="it-IT"/>
+        </w:rPr>
+      </w:pPr>
+      <w:r>
+        <w:rPr>
+          <w:rFonts w:ascii="Times New Roman" w:eastAsia="Times New Roman" w:hAnsi="Times New Roman" w:cs="Times New Roman"/>
+          <w:sz w:val="26"/>
+          <w:szCs w:val="26"/>
+          <w:lang w:val="it-IT"/>
+        </w:rPr>
+        <w:t xml:space="preserve">b) Trong thời hạn không quá 30 ngày, kể từ ngày đến hạn thực hiện nghĩa vụ theo thỏa thuận mà Bên B vẫn không thực hiện hoặc thực hiện không đúng, không đầy đủ nghĩa vụ thì Bên B phải chủ động phối hợp với Bên A, giao tài sản cho Bên A để xử lý tài sản thế chấp nhằm thực hiện đầy đủ nghĩa vụ trả nợ. Nếu quá thời hạn trên, Bên A có quyền xử lý tài sản thế chấp mà không cần ý kiến đồng ý, chấp thuận, sự chuyển giao tài sản của Bên B.  </w:t>
+      </w:r>
+    </w:p>
+    <w:p>
+      <w:pPr>
+        <w:spacing w:after="0" w:line="269" w:lineRule="auto"/>
+        <w:ind w:firstLine="567"/>
+        <w:jc w:val="both"/>
+        <w:rPr>
+          <w:rFonts w:ascii="Times New Roman" w:eastAsia="Times New Roman" w:hAnsi="Times New Roman" w:cs="Times New Roman"/>
+          <w:sz w:val="26"/>
+          <w:szCs w:val="26"/>
+          <w:lang w:val="it-IT"/>
+        </w:rPr>
+      </w:pPr>
+      <w:r>
+        <w:rPr>
+          <w:rFonts w:ascii="Times New Roman" w:eastAsia="Times New Roman" w:hAnsi="Times New Roman" w:cs="Times New Roman"/>
+          <w:sz w:val="26"/>
+          <w:szCs w:val="26"/>
+          <w:lang w:val="it-IT"/>
+        </w:rPr>
+        <w:lastRenderedPageBreak/>
+        <w:t xml:space="preserve">c) Bên B phải bàn giao tài sản thế chấp theo thông báo của Bên A. Nếu hết thời hạn ấn định theo thông báo mà Bên B không giao tài sản thì Bên A có quyền thu giữ tài sản thế chấp để xử lý mà không cần sự đồng ý, có mặt của Bên B. Bên B phải chịu các chi phí hợp lý cho việc thu giữ tài sản thế chấp; nếu trong trường hợp Bên B không giaotài sản để xử lý hoặc có hành vi cản trở việc thu giữ hợp pháp tài sản thế chấp mà gây thiệt hại cho Bên A thì Bên B phải bồi thường cả phần thiệt hại đó.    </w:t>
+      </w:r>
+    </w:p>
+    <w:p>
+      <w:pPr>
+        <w:spacing w:after="0" w:line="269" w:lineRule="auto"/>
+        <w:ind w:firstLine="567"/>
+        <w:jc w:val="both"/>
+        <w:rPr>
+          <w:rFonts w:ascii="Times New Roman" w:eastAsia="Times New Roman" w:hAnsi="Times New Roman" w:cs="Times New Roman"/>
+          <w:sz w:val="26"/>
+          <w:szCs w:val="26"/>
+          <w:lang w:val="it-IT"/>
+        </w:rPr>
+      </w:pPr>
+      <w:r>
+        <w:rPr>
+          <w:rFonts w:ascii="Times New Roman" w:eastAsia="Times New Roman" w:hAnsi="Times New Roman" w:cs="Times New Roman"/>
+          <w:sz w:val="26"/>
+          <w:szCs w:val="26"/>
+          <w:lang w:val="it-IT"/>
+        </w:rPr>
+        <w:t xml:space="preserve">d) Bên A được quyền bán hoặc định đoạt tài sản thế chấp theo bất cứ phương thức nào, theo một hay nhiều giao dịch do Bên A quyết định phù hợp với quy định của pháp luật và thỏa thuận của các Bên tại khoản 10.3 Điều này.   </w:t>
+      </w:r>
+    </w:p>
+    <w:p>
+      <w:pPr>
+        <w:spacing w:after="0" w:line="269" w:lineRule="auto"/>
+        <w:ind w:firstLine="567"/>
+        <w:jc w:val="both"/>
+        <w:rPr>
+          <w:rFonts w:ascii="Times New Roman" w:eastAsia="Times New Roman" w:hAnsi="Times New Roman" w:cs="Times New Roman"/>
+          <w:sz w:val="26"/>
+          <w:szCs w:val="26"/>
+          <w:lang w:val="it-IT"/>
+        </w:rPr>
+      </w:pPr>
+      <w:r>
+        <w:rPr>
+          <w:rFonts w:ascii="Times New Roman" w:eastAsia="Times New Roman" w:hAnsi="Times New Roman" w:cs="Times New Roman"/>
+          <w:sz w:val="26"/>
+          <w:szCs w:val="26"/>
+          <w:lang w:val="it-IT"/>
+        </w:rPr>
+        <w:t xml:space="preserve">e) Xác định giá tài sản thế chấp khi xử lý tài sản thế chấp được thực hiện trên cơ sở thỏa thuận giữa Bên B và Bên A. Trong mọi trường hợp nếu không thỏa thuận được giá tài sản thế chấp vì bất cứ lý do gì thì Bên A có quyền lựa chọn một trong các phương thức sau:     </w:t>
+      </w:r>
+    </w:p>
+    <w:p>
+      <w:pPr>
+        <w:spacing w:after="0" w:line="269" w:lineRule="auto"/>
+        <w:ind w:firstLine="567"/>
+        <w:jc w:val="both"/>
+        <w:rPr>
+          <w:rFonts w:ascii="Times New Roman" w:eastAsia="Times New Roman" w:hAnsi="Times New Roman" w:cs="Times New Roman"/>
+          <w:sz w:val="26"/>
+          <w:szCs w:val="26"/>
+          <w:lang w:val="it-IT"/>
+        </w:rPr>
+      </w:pPr>
+      <w:r>
+        <w:rPr>
+          <w:rFonts w:ascii="Times New Roman" w:eastAsia="Times New Roman" w:hAnsi="Times New Roman" w:cs="Times New Roman"/>
+          <w:sz w:val="26"/>
+          <w:szCs w:val="26"/>
+          <w:lang w:val="it-IT"/>
+        </w:rPr>
+        <w:t>(i) Bên A quyết định giá trị tài sản thế chấp để xử lý tài sản thế chấp; hoặc (ii) Bên A chỉ định tổ chức có chức năng định giá tài sản để xác định giá tài sản thế chấp để xử lý tài sản thế chấp. Nguyên tắc xác định tài sản thế chấp khi xử lý tài sản thế chấp được áp dụng cho tất cả các phương thức xử lý tài sản thế chấp được quy định tại khoản 10.3 Điều này (bao gồm cả trường hợp bán tài sản qua đấu giá và không qua đấu giá).</w:t>
+      </w:r>
+    </w:p>
+    <w:p>
+      <w:pPr>
+        <w:spacing w:after="0" w:line="269" w:lineRule="auto"/>
+        <w:ind w:firstLine="567"/>
+        <w:jc w:val="both"/>
+        <w:rPr>
+          <w:rFonts w:ascii="Times New Roman" w:eastAsia="Times New Roman" w:hAnsi="Times New Roman" w:cs="Times New Roman"/>
+          <w:sz w:val="26"/>
+          <w:szCs w:val="26"/>
+          <w:lang w:val="it-IT"/>
+        </w:rPr>
+      </w:pPr>
+      <w:r>
+        <w:rPr>
+          <w:rFonts w:ascii="Times New Roman" w:eastAsia="Times New Roman" w:hAnsi="Times New Roman" w:cs="Times New Roman"/>
+          <w:sz w:val="26"/>
+          <w:szCs w:val="26"/>
+          <w:lang w:val="it-IT"/>
+        </w:rPr>
+        <w:t xml:space="preserve">f) Trường hợp một tài sản thế chấp được bảo đảm cho nhiều nghĩa vụ trả nợ của Bên B với Bên A, nếu phải xử lý tài sản thế chấp để thực hiện một nghĩa vụ trả nợ đến hạn thì các nghĩa vụ trả nợ khác tuy chưa đến hạn cũng được coi là đến hạn và Bên A được xử lý tài sản thế chấp để thu hồi toàn bộ các nghĩa vụ trả nợ của Bên B. Bên A có </w:t>
       </w:r>
       <w:r>
         <w:rPr>
@@ -3844,525 +4983,52 @@
           <w:szCs w:val="26"/>
           <w:lang w:val="it-IT"/>
         </w:rPr>
-        <w:t xml:space="preserve">một số hoặc tất cả các trường hợp khác theo quy định tại khoản 10.1 Điều 10 của Hợp đồng này hoặc các trường hợp khác theo quy định của pháp luật xảy ra mà Bên A yêu cầu giao tài sản thế chấp để xử lý nhằm thực hiện nghĩa vụ được bảo đảm đã thỏa thuận tại Hợp đồng này thì Bên B cam kết tự nguyện giao </w:t>
-      </w:r>
-      <w:r>
-        <w:rPr>
-          <w:rFonts w:ascii="Times New Roman" w:eastAsia="Times New Roman" w:hAnsi="Times New Roman" w:cs="Times New Roman"/>
-          <w:sz w:val="26"/>
-          <w:szCs w:val="26"/>
-          <w:lang w:val="it-IT"/>
-        </w:rPr>
-        <w:t>T</w:t>
-      </w:r>
-      <w:r>
-        <w:rPr>
-          <w:rFonts w:ascii="Times New Roman" w:eastAsia="Times New Roman" w:hAnsi="Times New Roman" w:cs="Times New Roman"/>
-          <w:sz w:val="26"/>
-          <w:szCs w:val="26"/>
-          <w:lang w:val="it-IT"/>
-        </w:rPr>
-        <w:t xml:space="preserve">ài sản thế chấp kèm theo đầy đủ giấy tờ, hồ sơ pháp lý của </w:t>
-      </w:r>
-      <w:r>
-        <w:rPr>
-          <w:rFonts w:ascii="Times New Roman" w:eastAsia="Times New Roman" w:hAnsi="Times New Roman" w:cs="Times New Roman"/>
-          <w:sz w:val="26"/>
-          <w:szCs w:val="26"/>
-          <w:lang w:val="it-IT"/>
-        </w:rPr>
-        <w:t>T</w:t>
-      </w:r>
-      <w:r>
-        <w:rPr>
-          <w:rFonts w:ascii="Times New Roman" w:eastAsia="Times New Roman" w:hAnsi="Times New Roman" w:cs="Times New Roman"/>
-          <w:sz w:val="26"/>
-          <w:szCs w:val="26"/>
-          <w:lang w:val="it-IT"/>
-        </w:rPr>
-        <w:t xml:space="preserve">ài sản thế chấp </w:t>
-      </w:r>
-      <w:r>
-        <w:rPr>
-          <w:rFonts w:ascii="Times New Roman" w:eastAsia="Times New Roman" w:hAnsi="Times New Roman" w:cs="Times New Roman"/>
-          <w:sz w:val="26"/>
-          <w:szCs w:val="26"/>
-          <w:lang w:val="it-IT"/>
-        </w:rPr>
-        <w:t xml:space="preserve">và đồng ý để Bên A thực hiện thu giữ Tài sản thế chấp </w:t>
-      </w:r>
-      <w:r>
-        <w:rPr>
-          <w:rFonts w:ascii="Times New Roman" w:eastAsia="Times New Roman" w:hAnsi="Times New Roman" w:cs="Times New Roman"/>
-          <w:sz w:val="26"/>
-          <w:szCs w:val="26"/>
-          <w:lang w:val="it-IT"/>
-        </w:rPr>
-        <w:t>theo thỏa thuận tại khoản 4.5, Điều 4 Hợp đồng này</w:t>
-      </w:r>
-      <w:r>
-        <w:rPr>
-          <w:rFonts w:ascii="Times New Roman" w:eastAsia="Times New Roman" w:hAnsi="Times New Roman" w:cs="Times New Roman"/>
-          <w:sz w:val="26"/>
-          <w:szCs w:val="26"/>
-          <w:lang w:val="it-IT"/>
-        </w:rPr>
-        <w:t xml:space="preserve"> </w:t>
-      </w:r>
-      <w:r>
-        <w:rPr>
-          <w:rFonts w:ascii="Times New Roman" w:eastAsia="Times New Roman" w:hAnsi="Times New Roman" w:cs="Times New Roman"/>
-          <w:sz w:val="26"/>
-          <w:szCs w:val="26"/>
-          <w:lang w:val="it-IT"/>
-        </w:rPr>
-        <w:t xml:space="preserve">mà không có bất kỳ hành vi cản trở nào khi Bên A </w:t>
-      </w:r>
-      <w:r>
-        <w:rPr>
-          <w:rFonts w:ascii="Times New Roman" w:eastAsia="Times New Roman" w:hAnsi="Times New Roman" w:cs="Times New Roman"/>
-          <w:sz w:val="26"/>
-          <w:szCs w:val="26"/>
-          <w:lang w:val="it-IT"/>
-        </w:rPr>
-        <w:t xml:space="preserve">thực hiện thu giữ và </w:t>
-      </w:r>
-      <w:r>
-        <w:rPr>
-          <w:rFonts w:ascii="Times New Roman" w:eastAsia="Times New Roman" w:hAnsi="Times New Roman" w:cs="Times New Roman"/>
-          <w:sz w:val="26"/>
-          <w:szCs w:val="26"/>
-          <w:lang w:val="it-IT"/>
-        </w:rPr>
-        <w:t xml:space="preserve">xử lý </w:t>
-      </w:r>
-      <w:r>
-        <w:rPr>
-          <w:rFonts w:ascii="Times New Roman" w:eastAsia="Times New Roman" w:hAnsi="Times New Roman" w:cs="Times New Roman"/>
-          <w:sz w:val="26"/>
-          <w:szCs w:val="26"/>
-          <w:lang w:val="it-IT"/>
-        </w:rPr>
-        <w:t>T</w:t>
-      </w:r>
-      <w:r>
-        <w:rPr>
-          <w:rFonts w:ascii="Times New Roman" w:eastAsia="Times New Roman" w:hAnsi="Times New Roman" w:cs="Times New Roman"/>
-          <w:sz w:val="26"/>
-          <w:szCs w:val="26"/>
-          <w:lang w:val="it-IT"/>
-        </w:rPr>
-        <w:t xml:space="preserve">ài sản thế chấp. </w:t>
-      </w:r>
-    </w:p>
-    <w:p>
-      <w:pPr>
-        <w:spacing w:after="0" w:line="269" w:lineRule="auto"/>
-        <w:ind w:firstLine="567"/>
-        <w:jc w:val="both"/>
-        <w:rPr>
-          <w:rFonts w:ascii="Times New Roman" w:eastAsia="Times New Roman" w:hAnsi="Times New Roman" w:cs="Times New Roman"/>
-          <w:sz w:val="26"/>
-          <w:szCs w:val="26"/>
-          <w:lang w:val="it-IT"/>
-        </w:rPr>
-      </w:pPr>
-      <w:r>
-        <w:rPr>
-          <w:rFonts w:ascii="Times New Roman" w:eastAsia="Times New Roman" w:hAnsi="Times New Roman" w:cs="Times New Roman"/>
-          <w:sz w:val="26"/>
-          <w:szCs w:val="26"/>
-          <w:lang w:val="it-IT"/>
-        </w:rPr>
-        <w:t xml:space="preserve">b) Khi có một, một số hoặc tất cả các trường hợp quy định tại khoản 10.1 Điều 10 của Hợp đồng này hoặc các trường hợp khác theo quy định của pháp luật xảy ra mà Bên A đã gửi thông báo yêu cầu Bên B giao tài sản thế chấp để xử lý nhằm thực hiện nghĩa vụ được bảo đảm đã thỏa thuận tại Hợp đồng này nhưng Bên B không giao </w:t>
-      </w:r>
-      <w:r>
-        <w:rPr>
-          <w:rFonts w:ascii="Times New Roman" w:eastAsia="Times New Roman" w:hAnsi="Times New Roman" w:cs="Times New Roman"/>
-          <w:sz w:val="26"/>
-          <w:szCs w:val="26"/>
-          <w:lang w:val="it-IT"/>
-        </w:rPr>
-        <w:t>T</w:t>
-      </w:r>
-      <w:r>
-        <w:rPr>
-          <w:rFonts w:ascii="Times New Roman" w:eastAsia="Times New Roman" w:hAnsi="Times New Roman" w:cs="Times New Roman"/>
-          <w:sz w:val="26"/>
-          <w:szCs w:val="26"/>
-          <w:lang w:val="it-IT"/>
-        </w:rPr>
-        <w:t xml:space="preserve">ài sản thế chấp cho Bên A theo cam kết tại điểm a khoản 9.1 Điều này thì Bên A có toàn quyền thu giữ </w:t>
-      </w:r>
-      <w:r>
-        <w:rPr>
-          <w:rFonts w:ascii="Times New Roman" w:eastAsia="Times New Roman" w:hAnsi="Times New Roman" w:cs="Times New Roman"/>
-          <w:sz w:val="26"/>
-          <w:szCs w:val="26"/>
-          <w:lang w:val="it-IT"/>
-        </w:rPr>
-        <w:t>T</w:t>
-      </w:r>
-      <w:r>
-        <w:rPr>
-          <w:rFonts w:ascii="Times New Roman" w:eastAsia="Times New Roman" w:hAnsi="Times New Roman" w:cs="Times New Roman"/>
-          <w:sz w:val="26"/>
-          <w:szCs w:val="26"/>
-          <w:lang w:val="it-IT"/>
-        </w:rPr>
-        <w:t xml:space="preserve">ài sản thế chấp </w:t>
-      </w:r>
-      <w:r>
-        <w:rPr>
-          <w:rFonts w:ascii="Times New Roman" w:eastAsia="Times New Roman" w:hAnsi="Times New Roman" w:cs="Times New Roman"/>
-          <w:sz w:val="26"/>
-          <w:szCs w:val="26"/>
-          <w:lang w:val="it-IT"/>
-        </w:rPr>
-        <w:t>theo quy định sau đây:</w:t>
-      </w:r>
-    </w:p>
-    <w:p>
-      <w:pPr>
-        <w:spacing w:after="0" w:line="269" w:lineRule="auto"/>
-        <w:ind w:firstLine="567"/>
-        <w:jc w:val="both"/>
-        <w:rPr>
-          <w:rFonts w:ascii="Times New Roman" w:eastAsia="Times New Roman" w:hAnsi="Times New Roman" w:cs="Times New Roman"/>
-          <w:sz w:val="26"/>
-          <w:szCs w:val="26"/>
-          <w:lang w:val="it-IT"/>
-        </w:rPr>
-      </w:pPr>
-      <w:r>
-        <w:rPr>
-          <w:rFonts w:ascii="Times New Roman" w:eastAsia="Times New Roman" w:hAnsi="Times New Roman" w:cs="Times New Roman"/>
-          <w:sz w:val="26"/>
-          <w:szCs w:val="26"/>
-          <w:lang w:val="it-IT"/>
-        </w:rPr>
-        <w:t xml:space="preserve"> </w:t>
-      </w:r>
-      <w:r>
-        <w:rPr>
-          <w:rFonts w:ascii="Times New Roman" w:eastAsia="Times New Roman" w:hAnsi="Times New Roman" w:cs="Times New Roman"/>
-          <w:sz w:val="26"/>
-          <w:szCs w:val="26"/>
-          <w:lang w:val="it-IT"/>
-        </w:rPr>
-        <w:t>(i</w:t>
-      </w:r>
-      <w:r>
-        <w:rPr>
-          <w:rFonts w:ascii="Times New Roman" w:eastAsia="Times New Roman" w:hAnsi="Times New Roman" w:cs="Times New Roman"/>
-          <w:sz w:val="26"/>
-          <w:szCs w:val="26"/>
-          <w:lang w:val="it-IT"/>
-        </w:rPr>
-        <w:t xml:space="preserve">) </w:t>
-      </w:r>
-      <w:r>
-        <w:rPr>
-          <w:rFonts w:ascii="Times New Roman" w:eastAsia="Times New Roman" w:hAnsi="Times New Roman" w:cs="Times New Roman"/>
-          <w:sz w:val="26"/>
-          <w:szCs w:val="26"/>
-          <w:lang w:val="it-IT"/>
-        </w:rPr>
-        <w:t xml:space="preserve">Chậm nhất </w:t>
-      </w:r>
-      <w:r>
-        <w:rPr>
-          <w:rFonts w:ascii="Times New Roman" w:eastAsia="Times New Roman" w:hAnsi="Times New Roman" w:cs="Times New Roman"/>
-          <w:sz w:val="26"/>
-          <w:szCs w:val="26"/>
-          <w:lang w:val="it-IT"/>
-        </w:rPr>
-        <w:t xml:space="preserve">15 ngày trước </w:t>
-      </w:r>
-      <w:r>
-        <w:rPr>
-          <w:rFonts w:ascii="Times New Roman" w:eastAsia="Times New Roman" w:hAnsi="Times New Roman" w:cs="Times New Roman"/>
-          <w:sz w:val="26"/>
-          <w:szCs w:val="26"/>
-          <w:lang w:val="it-IT"/>
-        </w:rPr>
-        <w:t xml:space="preserve">ngày </w:t>
-      </w:r>
-      <w:r>
-        <w:rPr>
-          <w:rFonts w:ascii="Times New Roman" w:eastAsia="Times New Roman" w:hAnsi="Times New Roman" w:cs="Times New Roman"/>
-          <w:sz w:val="26"/>
-          <w:szCs w:val="26"/>
-          <w:lang w:val="it-IT"/>
-        </w:rPr>
-        <w:t xml:space="preserve">thực hiện việc thu giữ tài sản thế chấp Bên A </w:t>
-      </w:r>
-      <w:r>
-        <w:rPr>
-          <w:rFonts w:ascii="Times New Roman" w:eastAsia="Times New Roman" w:hAnsi="Times New Roman" w:cs="Times New Roman"/>
-          <w:sz w:val="26"/>
-          <w:szCs w:val="26"/>
-          <w:lang w:val="it-IT"/>
-        </w:rPr>
-        <w:t>phải thực hiện công khai thông tin về thời gian, địa điểm thu giữ tài sản thế chấp, tài sản thế chấp được thu giữ, lý do thu giữ, theo các hình thức sau:</w:t>
-      </w:r>
-    </w:p>
-    <w:p>
-      <w:pPr>
-        <w:spacing w:after="0" w:line="269" w:lineRule="auto"/>
-        <w:ind w:firstLine="567"/>
-        <w:jc w:val="both"/>
-        <w:rPr>
-          <w:rFonts w:ascii="Times New Roman" w:eastAsia="Times New Roman" w:hAnsi="Times New Roman" w:cs="Times New Roman"/>
-          <w:sz w:val="26"/>
-          <w:szCs w:val="26"/>
-          <w:lang w:val="it-IT"/>
-        </w:rPr>
-      </w:pPr>
-      <w:r>
-        <w:rPr>
-          <w:rFonts w:ascii="Times New Roman" w:eastAsia="Times New Roman" w:hAnsi="Times New Roman" w:cs="Times New Roman"/>
-          <w:sz w:val="26"/>
-          <w:szCs w:val="26"/>
-          <w:lang w:val="it-IT"/>
-        </w:rPr>
-        <w:t>- Gửi thông báo bằng văn bản tới UBND phường và cơ quan Công an cấp phường nơi có tài sàn thế chấp.</w:t>
-      </w:r>
-      <w:r>
-        <w:rPr>
-          <w:rFonts w:ascii="Times New Roman" w:eastAsia="Times New Roman" w:hAnsi="Times New Roman" w:cs="Times New Roman"/>
-          <w:sz w:val="26"/>
-          <w:szCs w:val="26"/>
-          <w:lang w:val="it-IT"/>
-        </w:rPr>
-        <w:t xml:space="preserve"> </w:t>
-      </w:r>
-    </w:p>
-    <w:p>
-      <w:pPr>
-        <w:spacing w:after="0" w:line="269" w:lineRule="auto"/>
-        <w:ind w:firstLine="567"/>
-        <w:jc w:val="both"/>
-        <w:rPr>
-          <w:rFonts w:ascii="Times New Roman" w:eastAsia="Times New Roman" w:hAnsi="Times New Roman" w:cs="Times New Roman"/>
-          <w:sz w:val="26"/>
-          <w:szCs w:val="26"/>
-          <w:lang w:val="it-IT"/>
-        </w:rPr>
-      </w:pPr>
-      <w:r>
-        <w:rPr>
-          <w:rFonts w:ascii="Times New Roman" w:eastAsia="Times New Roman" w:hAnsi="Times New Roman" w:cs="Times New Roman"/>
-          <w:sz w:val="26"/>
-          <w:szCs w:val="26"/>
-          <w:lang w:val="it-IT"/>
-        </w:rPr>
-        <w:t>- Niêm yết văn bản tại trụ sở UBND nơi Bên B đăng ký địa chỉ theo Hợp đồng thế chấp và UBND phường nơi có tài sản thế chấp.</w:t>
-      </w:r>
-    </w:p>
-    <w:p>
-      <w:pPr>
-        <w:spacing w:after="0" w:line="269" w:lineRule="auto"/>
-        <w:ind w:firstLine="567"/>
-        <w:jc w:val="both"/>
-        <w:rPr>
-          <w:rFonts w:ascii="Times New Roman" w:eastAsia="Times New Roman" w:hAnsi="Times New Roman" w:cs="Times New Roman"/>
-          <w:sz w:val="26"/>
-          <w:szCs w:val="26"/>
-          <w:lang w:val="it-IT"/>
-        </w:rPr>
-      </w:pPr>
-      <w:r>
-        <w:rPr>
-          <w:rFonts w:ascii="Times New Roman" w:eastAsia="Times New Roman" w:hAnsi="Times New Roman" w:cs="Times New Roman"/>
-          <w:sz w:val="26"/>
-          <w:szCs w:val="26"/>
-          <w:lang w:val="it-IT"/>
-        </w:rPr>
-        <w:t>- Thông báo cho Bên B, người đang giữ</w:t>
-      </w:r>
-      <w:r>
-        <w:rPr>
-          <w:rFonts w:ascii="Times New Roman" w:eastAsia="Times New Roman" w:hAnsi="Times New Roman" w:cs="Times New Roman"/>
-          <w:sz w:val="26"/>
-          <w:szCs w:val="26"/>
-          <w:lang w:val="it-IT"/>
-        </w:rPr>
-        <w:t xml:space="preserve"> tài sản thế chấp (nếu có) theo phương thức thông báo đã thỏa thuận tại hợp đồng thế chấp.</w:t>
-      </w:r>
-      <w:r>
-        <w:rPr>
-          <w:rFonts w:ascii="Times New Roman" w:eastAsia="Times New Roman" w:hAnsi="Times New Roman" w:cs="Times New Roman"/>
-          <w:sz w:val="26"/>
-          <w:szCs w:val="26"/>
-          <w:lang w:val="it-IT"/>
-        </w:rPr>
-        <w:t xml:space="preserve">     </w:t>
-      </w:r>
-    </w:p>
-    <w:p>
-      <w:pPr>
-        <w:spacing w:after="0" w:line="269" w:lineRule="auto"/>
-        <w:ind w:firstLine="567"/>
-        <w:jc w:val="both"/>
-        <w:rPr>
-          <w:rFonts w:ascii="Times New Roman" w:eastAsia="Times New Roman" w:hAnsi="Times New Roman" w:cs="Times New Roman"/>
-          <w:sz w:val="26"/>
-          <w:szCs w:val="26"/>
-          <w:lang w:val="it-IT"/>
-        </w:rPr>
-      </w:pPr>
-      <w:r>
-        <w:rPr>
-          <w:rFonts w:ascii="Times New Roman" w:eastAsia="Times New Roman" w:hAnsi="Times New Roman" w:cs="Times New Roman"/>
-          <w:sz w:val="26"/>
-          <w:szCs w:val="26"/>
-          <w:lang w:val="it-IT"/>
-        </w:rPr>
-        <w:t>(ii</w:t>
-      </w:r>
-      <w:r>
-        <w:rPr>
-          <w:rFonts w:ascii="Times New Roman" w:eastAsia="Times New Roman" w:hAnsi="Times New Roman" w:cs="Times New Roman"/>
-          <w:sz w:val="26"/>
-          <w:szCs w:val="26"/>
-          <w:lang w:val="it-IT"/>
-        </w:rPr>
-        <w:t xml:space="preserve">) Trong quá trình thu giữ tài sản thế chấp, nếu Bên B có dấu hiệu chống đối và cản trở, gây mất trật tự nơi công cộng hoặc có hành vi vi phạm pháp luật khác thì Bên A có quyền yêu cầu UBND phường và cơ quan </w:t>
-      </w:r>
-      <w:r>
-        <w:rPr>
-          <w:rFonts w:ascii="Times New Roman" w:eastAsia="Times New Roman" w:hAnsi="Times New Roman" w:cs="Times New Roman"/>
-          <w:sz w:val="26"/>
-          <w:szCs w:val="26"/>
-          <w:lang w:val="it-IT"/>
-        </w:rPr>
-        <w:t>C</w:t>
-      </w:r>
-      <w:r>
-        <w:rPr>
-          <w:rFonts w:ascii="Times New Roman" w:eastAsia="Times New Roman" w:hAnsi="Times New Roman" w:cs="Times New Roman"/>
-          <w:sz w:val="26"/>
-          <w:szCs w:val="26"/>
-          <w:lang w:val="it-IT"/>
-        </w:rPr>
-        <w:t xml:space="preserve">ông an </w:t>
-      </w:r>
-      <w:r>
-        <w:rPr>
-          <w:rFonts w:ascii="Times New Roman" w:eastAsia="Times New Roman" w:hAnsi="Times New Roman" w:cs="Times New Roman"/>
-          <w:sz w:val="26"/>
-          <w:szCs w:val="26"/>
-          <w:lang w:val="it-IT"/>
-        </w:rPr>
-        <w:t>phường</w:t>
-      </w:r>
-      <w:r>
-        <w:rPr>
-          <w:rFonts w:ascii="Times New Roman" w:eastAsia="Times New Roman" w:hAnsi="Times New Roman" w:cs="Times New Roman"/>
-          <w:sz w:val="26"/>
-          <w:szCs w:val="26"/>
-          <w:lang w:val="it-IT"/>
-        </w:rPr>
-        <w:t xml:space="preserve"> tiến hành bảo vệ việc thu giữ tài sản thế chấp.     </w:t>
-      </w:r>
-    </w:p>
-    <w:p>
-      <w:pPr>
-        <w:spacing w:after="0" w:line="269" w:lineRule="auto"/>
-        <w:ind w:firstLine="567"/>
-        <w:jc w:val="both"/>
-        <w:rPr>
-          <w:rFonts w:ascii="Times New Roman" w:eastAsia="Times New Roman" w:hAnsi="Times New Roman" w:cs="Times New Roman"/>
-          <w:sz w:val="26"/>
-          <w:szCs w:val="26"/>
-          <w:lang w:val="it-IT"/>
-        </w:rPr>
-      </w:pPr>
-      <w:r>
-        <w:rPr>
-          <w:rFonts w:ascii="Times New Roman" w:eastAsia="Times New Roman" w:hAnsi="Times New Roman" w:cs="Times New Roman"/>
-          <w:sz w:val="26"/>
-          <w:szCs w:val="26"/>
-          <w:lang w:val="it-IT"/>
-        </w:rPr>
-        <w:t>(iii</w:t>
-      </w:r>
-      <w:r>
-        <w:rPr>
-          <w:rFonts w:ascii="Times New Roman" w:eastAsia="Times New Roman" w:hAnsi="Times New Roman" w:cs="Times New Roman"/>
-          <w:sz w:val="26"/>
-          <w:szCs w:val="26"/>
-          <w:lang w:val="it-IT"/>
-        </w:rPr>
-        <w:t xml:space="preserve">) Bên thế chấp phải chịu mọi chi phí hợp lý, cần thiết cho việc thu giữ tài sản thế chấp; trong trường hợp gây cản trở không giao tài sản thế chấp mà gây thiệt hại cho Bên A thì phải bồi thường thiệt hại thực tế. </w:t>
-      </w:r>
-    </w:p>
-    <w:p>
-      <w:pPr>
-        <w:spacing w:after="0" w:line="269" w:lineRule="auto"/>
-        <w:ind w:firstLine="567"/>
-        <w:jc w:val="both"/>
-        <w:rPr>
-          <w:rFonts w:ascii="Times New Roman" w:eastAsia="Times New Roman" w:hAnsi="Times New Roman" w:cs="Times New Roman"/>
-          <w:sz w:val="26"/>
-          <w:szCs w:val="26"/>
-          <w:lang w:val="it-IT"/>
-        </w:rPr>
-      </w:pPr>
-      <w:r>
-        <w:rPr>
-          <w:rFonts w:ascii="Times New Roman" w:eastAsia="Times New Roman" w:hAnsi="Times New Roman" w:cs="Times New Roman"/>
-          <w:sz w:val="26"/>
-          <w:szCs w:val="26"/>
-          <w:lang w:val="it-IT"/>
-        </w:rPr>
-        <w:t xml:space="preserve"> </w:t>
-      </w:r>
-      <w:r>
-        <w:rPr>
-          <w:rFonts w:ascii="Times New Roman" w:eastAsia="Times New Roman" w:hAnsi="Times New Roman" w:cs="Times New Roman"/>
-          <w:sz w:val="26"/>
-          <w:szCs w:val="26"/>
-          <w:lang w:val="it-IT"/>
-        </w:rPr>
-        <w:t>9.2. Quyền truy đòi, thu hồi tài sản thế chấp:</w:t>
-      </w:r>
-    </w:p>
-    <w:p>
-      <w:pPr>
-        <w:spacing w:after="0" w:line="269" w:lineRule="auto"/>
-        <w:ind w:firstLine="567"/>
-        <w:jc w:val="both"/>
-        <w:rPr>
-          <w:rFonts w:ascii="Times New Roman" w:eastAsia="Times New Roman" w:hAnsi="Times New Roman" w:cs="Times New Roman"/>
-          <w:sz w:val="26"/>
-          <w:szCs w:val="26"/>
-          <w:lang w:val="it-IT"/>
-        </w:rPr>
-      </w:pPr>
-      <w:r>
-        <w:rPr>
-          <w:rFonts w:ascii="Times New Roman" w:eastAsia="Times New Roman" w:hAnsi="Times New Roman" w:cs="Times New Roman"/>
-          <w:sz w:val="26"/>
-          <w:szCs w:val="26"/>
-          <w:lang w:val="it-IT"/>
-        </w:rPr>
-        <w:t>Bên A được quyền truy đòi, thu hồi tài sản thế chấp, nếu Bên B tự ý bán, chuyển nhượng, cho tặng, phân chia thừa kế, tẩu tán dưới mọi hình thức (biện pháp bảo đảm phát sinh hiệu lực đối kháng với người thứ ba). Đồng thời được quyền yêu các cơ quan nhà nước có thẩm quyền áp dụng các biện pháp ngăn chặn khẩn cấp tạm thời đối với tài sản thế chấp.</w:t>
-      </w:r>
-    </w:p>
-    <w:p>
-      <w:pPr>
-        <w:spacing w:after="0" w:line="269" w:lineRule="auto"/>
-        <w:ind w:firstLine="567"/>
-        <w:jc w:val="both"/>
-        <w:rPr>
-          <w:rFonts w:ascii="Times New Roman" w:eastAsia="Times New Roman" w:hAnsi="Times New Roman" w:cs="Times New Roman"/>
-          <w:sz w:val="26"/>
-          <w:szCs w:val="26"/>
-          <w:lang w:val="it-IT"/>
-        </w:rPr>
-      </w:pPr>
+        <w:t xml:space="preserve">quyền quyết định thứ tự và lựa chọn nghĩa vụ được bảo đảm ưu tiên thanh toán khi xử lý tài sản thế chấp. Bên B đồng ý vô điều kiện và không có thắc mắc khiếu kiện với quyết định của Bên A.   </w:t>
+      </w:r>
+    </w:p>
+    <w:p>
+      <w:pPr>
+        <w:spacing w:after="0" w:line="269" w:lineRule="auto"/>
+        <w:ind w:firstLine="567"/>
+        <w:jc w:val="both"/>
+        <w:rPr>
+          <w:rFonts w:ascii="Times New Roman" w:eastAsia="Times New Roman" w:hAnsi="Times New Roman" w:cs="Times New Roman"/>
+          <w:sz w:val="26"/>
+          <w:szCs w:val="26"/>
+          <w:lang w:val="it-IT"/>
+        </w:rPr>
+      </w:pPr>
+      <w:r>
+        <w:rPr>
+          <w:rFonts w:ascii="Times New Roman" w:eastAsia="Times New Roman" w:hAnsi="Times New Roman" w:cs="Times New Roman"/>
+          <w:sz w:val="26"/>
+          <w:szCs w:val="26"/>
+          <w:lang w:val="it-IT"/>
+        </w:rPr>
+        <w:t xml:space="preserve">g) Tại thời điểm xử lý tài sản thế chấp, nếu diện tích đất và tài sản gắn liền với đất thuộc tài sản thế chấp thay đổi với bất kỳ lý do gì (lớn hơn hoặc nhỏ hơn so với diện tích trên giấy chứng nhận quyền sở hữu/ quyền sử dụng tài sản bảo đảm tài sản gắn liền với đất xây dựng không đúng phép; tài sản gắn liền với đất chưa được cấp giấy chứng nhận quyền sở hữu...) hoặc có sự thay đổi hoặc có sự khác biệt so với mô tả trong Hợp đồng này thì Bên A vẫn có quyền xử lý toàn bộ tài sản thế chấp theo hiện trạng thực tế. Bên B không thể đưa ra lý do này để giữ tài sản thế chấp hoặc ngăn cản Bên A xử lý tài sản thế chấp. Số tiền thu được từ việc xử lý tài sản thực tế cũng được dùng để thanh toán cho nghĩa vụ trả nợ của Bên B tại Bên A.  </w:t>
+      </w:r>
+    </w:p>
+    <w:p>
+      <w:pPr>
+        <w:spacing w:after="0" w:line="269" w:lineRule="auto"/>
+        <w:ind w:firstLine="567"/>
+        <w:jc w:val="both"/>
+        <w:rPr>
+          <w:rFonts w:ascii="Times New Roman" w:eastAsia="Times New Roman" w:hAnsi="Times New Roman" w:cs="Times New Roman"/>
+          <w:sz w:val="26"/>
+          <w:szCs w:val="26"/>
+          <w:lang w:val="it-IT"/>
+        </w:rPr>
+      </w:pPr>
+      <w:r>
+        <w:rPr>
+          <w:rFonts w:ascii="Times New Roman" w:eastAsia="Times New Roman" w:hAnsi="Times New Roman" w:cs="Times New Roman"/>
+          <w:sz w:val="26"/>
+          <w:szCs w:val="26"/>
+          <w:lang w:val="it-IT"/>
+        </w:rPr>
+        <w:t xml:space="preserve">h) Trong quá trình xử lý tài sản thế chấp, Bên A được toàn quyền thực hiện các hoạt động, thủ tục trước cơ quan nhà nước có thẩm quyền, ký kết các thủ tục với người mua để đạt được mục đích xử lý tài sản thế chấp nhằm thu hồi nợ mà không cần có sự đồng ý,  sự có mặt và chữ ký của bất kỳ cá nhân nào Bên B.Tất cả các văn bản, thủ tục do Bên A ký kết, thực hiện trong quá trình xử lý tài sản thế chấp có hiệu lực pháp luật, ràng buộc trách nhiệm của Bên B và cũng là cơ sở để người mua lại tài sản thế chấp đăng ký biến động đất đai và tài sản liền với đất với cơ quan có thẩm quyền để được cấp giấy chứng nhận quyền sử dụng đất sau khi hoàn tất thủ tục mua lại tài sản thế chấp với </w:t>
+      </w:r>
       <w:r>
         <w:rPr>
           <w:rFonts w:ascii="Times New Roman" w:eastAsia="Times New Roman" w:hAnsi="Times New Roman" w:cs="Times New Roman"/>
@@ -4371,29 +5037,620 @@
           <w:lang w:val="it-IT"/>
         </w:rPr>
         <w:lastRenderedPageBreak/>
-        <w:t>9.3. Quyền đòi nợ:</w:t>
-      </w:r>
-    </w:p>
-    <w:p>
-      <w:pPr>
-        <w:spacing w:after="0" w:line="269" w:lineRule="auto"/>
-        <w:ind w:firstLine="567"/>
-        <w:jc w:val="both"/>
-        <w:rPr>
-          <w:rFonts w:ascii="Times New Roman" w:eastAsia="Times New Roman" w:hAnsi="Times New Roman" w:cs="Times New Roman"/>
-          <w:sz w:val="26"/>
-          <w:szCs w:val="26"/>
-          <w:lang w:val="it-IT"/>
-        </w:rPr>
-      </w:pPr>
-      <w:r>
-        <w:rPr>
-          <w:rFonts w:ascii="Times New Roman" w:eastAsia="Times New Roman" w:hAnsi="Times New Roman" w:cs="Times New Roman"/>
-          <w:sz w:val="26"/>
-          <w:szCs w:val="26"/>
-          <w:lang w:val="it-IT"/>
-        </w:rPr>
-        <w:t>Bên A có quyền thế chấp một phần hoặc toàn bộ quyền đòi nợ, gồm cả quyền đòi nợ trong tương lai cho Bên thứ ba mà không cần có sự đồng ý của Bên B.</w:t>
+        <w:t>Bên A. Bên B cam kết không cản trở, khiếu kiện, tranh chấp với Bên A hoặc Bên mua lại tài sản thế chấp với bất kỳ lý do gì.</w:t>
+      </w:r>
+    </w:p>
+    <w:p>
+      <w:pPr>
+        <w:spacing w:after="0" w:line="269" w:lineRule="auto"/>
+        <w:ind w:firstLine="567"/>
+        <w:jc w:val="both"/>
+        <w:rPr>
+          <w:rFonts w:ascii="Times New Roman" w:eastAsia="Times New Roman" w:hAnsi="Times New Roman" w:cs="Times New Roman"/>
+          <w:sz w:val="26"/>
+          <w:szCs w:val="26"/>
+          <w:lang w:val="it-IT"/>
+        </w:rPr>
+      </w:pPr>
+      <w:r>
+        <w:rPr>
+          <w:rFonts w:ascii="Times New Roman" w:eastAsia="Times New Roman" w:hAnsi="Times New Roman" w:cs="Times New Roman"/>
+          <w:sz w:val="26"/>
+          <w:szCs w:val="26"/>
+          <w:lang w:val="it-IT"/>
+        </w:rPr>
+        <w:t xml:space="preserve">i) Bên B chịu mọi trách nhiệm dân sự với Bên A và/hoặc tổ chức được Bên A ủy quyền, các đối tượng liên quan khác trong trường  hợp Bên B không phối hợp xử lý tài sản thế chấp.     </w:t>
+      </w:r>
+    </w:p>
+    <w:p>
+      <w:pPr>
+        <w:spacing w:after="0" w:line="269" w:lineRule="auto"/>
+        <w:ind w:firstLine="567"/>
+        <w:jc w:val="both"/>
+        <w:rPr>
+          <w:rFonts w:ascii="Times New Roman" w:eastAsia="Times New Roman" w:hAnsi="Times New Roman" w:cs="Times New Roman"/>
+          <w:sz w:val="26"/>
+          <w:szCs w:val="26"/>
+          <w:lang w:val="it-IT"/>
+        </w:rPr>
+      </w:pPr>
+      <w:r>
+        <w:rPr>
+          <w:rFonts w:ascii="Times New Roman" w:eastAsia="Times New Roman" w:hAnsi="Times New Roman" w:cs="Times New Roman"/>
+          <w:sz w:val="26"/>
+          <w:szCs w:val="26"/>
+          <w:lang w:val="it-IT"/>
+        </w:rPr>
+        <w:t>k) Việc xử lý tài sản thế chấp được đảm bảo công khai, minh bạch để đảm bảo quyền lợi cho các Bên.</w:t>
+      </w:r>
+    </w:p>
+    <w:p>
+      <w:pPr>
+        <w:spacing w:after="0" w:line="269" w:lineRule="auto"/>
+        <w:ind w:firstLine="567"/>
+        <w:jc w:val="both"/>
+        <w:rPr>
+          <w:rFonts w:ascii="Times New Roman" w:eastAsia="Times New Roman" w:hAnsi="Times New Roman" w:cs="Times New Roman"/>
+          <w:sz w:val="26"/>
+          <w:szCs w:val="26"/>
+          <w:lang w:val="it-IT"/>
+        </w:rPr>
+      </w:pPr>
+      <w:r>
+        <w:rPr>
+          <w:rFonts w:ascii="Times New Roman" w:eastAsia="Times New Roman" w:hAnsi="Times New Roman" w:cs="Times New Roman"/>
+          <w:sz w:val="26"/>
+          <w:szCs w:val="26"/>
+          <w:lang w:val="it-IT"/>
+        </w:rPr>
+        <w:t xml:space="preserve">10.3. Phương thức xử lý tài sản thế chấp:    </w:t>
+      </w:r>
+    </w:p>
+    <w:p>
+      <w:pPr>
+        <w:spacing w:after="0" w:line="269" w:lineRule="auto"/>
+        <w:ind w:firstLine="567"/>
+        <w:jc w:val="both"/>
+        <w:rPr>
+          <w:rFonts w:ascii="Times New Roman" w:eastAsia="Times New Roman" w:hAnsi="Times New Roman" w:cs="Times New Roman"/>
+          <w:sz w:val="26"/>
+          <w:szCs w:val="26"/>
+          <w:lang w:val="it-IT"/>
+        </w:rPr>
+      </w:pPr>
+      <w:r>
+        <w:rPr>
+          <w:rFonts w:ascii="Times New Roman" w:eastAsia="Times New Roman" w:hAnsi="Times New Roman" w:cs="Times New Roman"/>
+          <w:sz w:val="26"/>
+          <w:szCs w:val="26"/>
+          <w:lang w:val="it-IT"/>
+        </w:rPr>
+        <w:t xml:space="preserve">a) Bên nhận thế chấp tự bán tài sản thế chấp cho người mua mà không cần bất kỳ sự đồng ý hay văn bản ủy quyền chuyển nhượng, xác nhận nào của Bên B; ngoại trừ thông báo cho Bên B. </w:t>
+      </w:r>
+    </w:p>
+    <w:p>
+      <w:pPr>
+        <w:spacing w:after="0" w:line="269" w:lineRule="auto"/>
+        <w:ind w:firstLine="567"/>
+        <w:jc w:val="both"/>
+        <w:rPr>
+          <w:rFonts w:ascii="Times New Roman" w:eastAsia="Times New Roman" w:hAnsi="Times New Roman" w:cs="Times New Roman"/>
+          <w:sz w:val="26"/>
+          <w:szCs w:val="26"/>
+          <w:lang w:val="it-IT"/>
+        </w:rPr>
+      </w:pPr>
+      <w:r>
+        <w:rPr>
+          <w:rFonts w:ascii="Times New Roman" w:eastAsia="Times New Roman" w:hAnsi="Times New Roman" w:cs="Times New Roman"/>
+          <w:sz w:val="26"/>
+          <w:szCs w:val="26"/>
+          <w:lang w:val="it-IT"/>
+        </w:rPr>
+        <w:t>b) Bên A nhận chính tài sản thế chấp để thay thế nghĩa vụ trả nợ của Bên B.</w:t>
+      </w:r>
+    </w:p>
+    <w:p>
+      <w:pPr>
+        <w:spacing w:after="0" w:line="269" w:lineRule="auto"/>
+        <w:ind w:firstLine="567"/>
+        <w:jc w:val="both"/>
+        <w:rPr>
+          <w:rFonts w:ascii="Times New Roman" w:eastAsia="Times New Roman" w:hAnsi="Times New Roman" w:cs="Times New Roman"/>
+          <w:sz w:val="26"/>
+          <w:szCs w:val="26"/>
+          <w:lang w:val="it-IT"/>
+        </w:rPr>
+      </w:pPr>
+      <w:r>
+        <w:rPr>
+          <w:rFonts w:ascii="Times New Roman" w:eastAsia="Times New Roman" w:hAnsi="Times New Roman" w:cs="Times New Roman"/>
+          <w:sz w:val="26"/>
+          <w:szCs w:val="26"/>
+          <w:lang w:val="it-IT"/>
+        </w:rPr>
+        <w:t>c) Bên B và Bên A phối hợp bán tài sản thế chấp cho người mua.</w:t>
+      </w:r>
+    </w:p>
+    <w:p>
+      <w:pPr>
+        <w:spacing w:after="0" w:line="269" w:lineRule="auto"/>
+        <w:ind w:firstLine="567"/>
+        <w:jc w:val="both"/>
+        <w:rPr>
+          <w:rFonts w:ascii="Times New Roman" w:eastAsia="Times New Roman" w:hAnsi="Times New Roman" w:cs="Times New Roman"/>
+          <w:sz w:val="26"/>
+          <w:szCs w:val="26"/>
+          <w:lang w:val="it-IT"/>
+        </w:rPr>
+      </w:pPr>
+      <w:r>
+        <w:rPr>
+          <w:rFonts w:ascii="Times New Roman" w:eastAsia="Times New Roman" w:hAnsi="Times New Roman" w:cs="Times New Roman"/>
+          <w:sz w:val="26"/>
+          <w:szCs w:val="26"/>
+          <w:lang w:val="it-IT"/>
+        </w:rPr>
+        <w:t>d) Bên A ủy quyền hoặc chuyển giao cho tổ chức, cá nhân khác để bán tài sản thế chấp.</w:t>
+      </w:r>
+    </w:p>
+    <w:p>
+      <w:pPr>
+        <w:spacing w:after="0" w:line="269" w:lineRule="auto"/>
+        <w:ind w:firstLine="567"/>
+        <w:jc w:val="both"/>
+        <w:rPr>
+          <w:rFonts w:ascii="Times New Roman" w:eastAsia="Times New Roman" w:hAnsi="Times New Roman" w:cs="Times New Roman"/>
+          <w:sz w:val="26"/>
+          <w:szCs w:val="26"/>
+          <w:lang w:val="it-IT"/>
+        </w:rPr>
+      </w:pPr>
+      <w:r>
+        <w:rPr>
+          <w:rFonts w:ascii="Times New Roman" w:eastAsia="Times New Roman" w:hAnsi="Times New Roman" w:cs="Times New Roman"/>
+          <w:sz w:val="26"/>
+          <w:szCs w:val="26"/>
+          <w:lang w:val="it-IT"/>
+        </w:rPr>
+        <w:t>e) Bên A bán đấu giá tài sản thế chấp thông qua tổ chức đấu giá tài sản theo quy định.</w:t>
+      </w:r>
+    </w:p>
+    <w:p>
+      <w:pPr>
+        <w:spacing w:after="0" w:line="269" w:lineRule="auto"/>
+        <w:ind w:firstLine="567"/>
+        <w:jc w:val="both"/>
+        <w:rPr>
+          <w:rFonts w:ascii="Times New Roman" w:eastAsia="Times New Roman" w:hAnsi="Times New Roman" w:cs="Times New Roman"/>
+          <w:sz w:val="26"/>
+          <w:szCs w:val="26"/>
+          <w:lang w:val="it-IT"/>
+        </w:rPr>
+      </w:pPr>
+      <w:r>
+        <w:rPr>
+          <w:rFonts w:ascii="Times New Roman" w:eastAsia="Times New Roman" w:hAnsi="Times New Roman" w:cs="Times New Roman"/>
+          <w:sz w:val="26"/>
+          <w:szCs w:val="26"/>
+          <w:lang w:val="it-IT"/>
+        </w:rPr>
+        <w:t>f) Bên A yêu cầu Tòa án giải quyết, xử lý tài sản thế chấp.</w:t>
+      </w:r>
+    </w:p>
+    <w:p>
+      <w:pPr>
+        <w:spacing w:after="0" w:line="269" w:lineRule="auto"/>
+        <w:ind w:firstLine="567"/>
+        <w:jc w:val="both"/>
+        <w:rPr>
+          <w:rFonts w:ascii="Times New Roman" w:eastAsia="Times New Roman" w:hAnsi="Times New Roman" w:cs="Times New Roman"/>
+          <w:sz w:val="26"/>
+          <w:szCs w:val="26"/>
+          <w:lang w:val="it-IT"/>
+        </w:rPr>
+      </w:pPr>
+      <w:r>
+        <w:rPr>
+          <w:rFonts w:ascii="Times New Roman" w:eastAsia="Times New Roman" w:hAnsi="Times New Roman" w:cs="Times New Roman"/>
+          <w:sz w:val="26"/>
+          <w:szCs w:val="26"/>
+          <w:lang w:val="it-IT"/>
+        </w:rPr>
+        <w:t>g) Các phương thức khác theo quyết định của Bên A và theo quy định của pháp luật hiện hành.</w:t>
+      </w:r>
+    </w:p>
+    <w:p>
+      <w:pPr>
+        <w:spacing w:after="0" w:line="269" w:lineRule="auto"/>
+        <w:ind w:firstLine="567"/>
+        <w:jc w:val="both"/>
+        <w:rPr>
+          <w:rFonts w:ascii="Times New Roman" w:eastAsia="Times New Roman" w:hAnsi="Times New Roman" w:cs="Times New Roman"/>
+          <w:sz w:val="26"/>
+          <w:szCs w:val="26"/>
+          <w:lang w:val="it-IT"/>
+        </w:rPr>
+      </w:pPr>
+      <w:r>
+        <w:rPr>
+          <w:rFonts w:ascii="Times New Roman" w:eastAsia="Times New Roman" w:hAnsi="Times New Roman" w:cs="Times New Roman"/>
+          <w:sz w:val="26"/>
+          <w:szCs w:val="26"/>
+          <w:lang w:val="it-IT"/>
+        </w:rPr>
+        <w:t>10.4. Bán tài sản thế chấp:</w:t>
+      </w:r>
+    </w:p>
+    <w:p>
+      <w:pPr>
+        <w:spacing w:after="0" w:line="269" w:lineRule="auto"/>
+        <w:ind w:firstLine="567"/>
+        <w:jc w:val="both"/>
+        <w:rPr>
+          <w:rFonts w:ascii="Times New Roman" w:eastAsia="Times New Roman" w:hAnsi="Times New Roman" w:cs="Times New Roman"/>
+          <w:sz w:val="26"/>
+          <w:szCs w:val="26"/>
+          <w:lang w:val="it-IT"/>
+        </w:rPr>
+      </w:pPr>
+      <w:r>
+        <w:rPr>
+          <w:rFonts w:ascii="Times New Roman" w:eastAsia="Times New Roman" w:hAnsi="Times New Roman" w:cs="Times New Roman"/>
+          <w:sz w:val="26"/>
+          <w:szCs w:val="26"/>
+          <w:lang w:val="it-IT"/>
+        </w:rPr>
+        <w:t xml:space="preserve">a) Bên B tự nguyện nhất trí để Bên A được quyền quyết định phương thức Bán tài sản thế chấp để đạt được mục đích hoàn thành nghĩa vụ trả nợ; Bên B cam kết phối hợp với Bên A bán tài sản thế chấp trực tiếp cho người mua hoặc ủy quyền cho Bên thứ ba bán tài sản thế chấp. Bên A thông báo trước cho Bên B về địa điểm, thời gian trước 10 ngày. Sự vắng mặt của một, một số hoặc tất cả các cá nhân Bên B không làm ảnh hưởng đến việc bán tài sản thế chấp.   </w:t>
+      </w:r>
+    </w:p>
+    <w:p>
+      <w:pPr>
+        <w:spacing w:after="0" w:line="269" w:lineRule="auto"/>
+        <w:ind w:firstLine="567"/>
+        <w:jc w:val="both"/>
+        <w:rPr>
+          <w:rFonts w:ascii="Times New Roman" w:eastAsia="Times New Roman" w:hAnsi="Times New Roman" w:cs="Times New Roman"/>
+          <w:sz w:val="26"/>
+          <w:szCs w:val="26"/>
+          <w:lang w:val="it-IT"/>
+        </w:rPr>
+      </w:pPr>
+      <w:r>
+        <w:rPr>
+          <w:rFonts w:ascii="Times New Roman" w:eastAsia="Times New Roman" w:hAnsi="Times New Roman" w:cs="Times New Roman"/>
+          <w:sz w:val="26"/>
+          <w:szCs w:val="26"/>
+          <w:lang w:val="it-IT"/>
+        </w:rPr>
+        <w:t xml:space="preserve">b) Bên B cam đoan tạo mọi điều kiện thuận lợi, không làm bất cứ điều gì ngăn cản, gây khó khăn trong việc bán tài sản thế chấp. Tự nguyện phối hợp với Bên A và/ hoặc Bên thứ ba để bán tài sản thế chấp.     </w:t>
+      </w:r>
+    </w:p>
+    <w:p>
+      <w:pPr>
+        <w:spacing w:after="0" w:line="269" w:lineRule="auto"/>
+        <w:ind w:firstLine="567"/>
+        <w:jc w:val="both"/>
+        <w:rPr>
+          <w:rFonts w:ascii="Times New Roman" w:eastAsia="Times New Roman" w:hAnsi="Times New Roman" w:cs="Times New Roman"/>
+          <w:sz w:val="26"/>
+          <w:szCs w:val="26"/>
+          <w:lang w:val="it-IT"/>
+        </w:rPr>
+      </w:pPr>
+      <w:r>
+        <w:rPr>
+          <w:rFonts w:ascii="Times New Roman" w:eastAsia="Times New Roman" w:hAnsi="Times New Roman" w:cs="Times New Roman"/>
+          <w:sz w:val="26"/>
+          <w:szCs w:val="26"/>
+          <w:lang w:val="it-IT"/>
+        </w:rPr>
+        <w:t>c) Bằng hợp đồng này Bên B ủy quyền không hủy ngang cho Bên A những nội dung sau:</w:t>
+      </w:r>
+    </w:p>
+    <w:p>
+      <w:pPr>
+        <w:spacing w:after="0" w:line="269" w:lineRule="auto"/>
+        <w:ind w:firstLine="567"/>
+        <w:jc w:val="both"/>
+        <w:rPr>
+          <w:rFonts w:ascii="Times New Roman" w:eastAsia="Times New Roman" w:hAnsi="Times New Roman" w:cs="Times New Roman"/>
+          <w:sz w:val="26"/>
+          <w:szCs w:val="26"/>
+          <w:lang w:val="it-IT"/>
+        </w:rPr>
+      </w:pPr>
+      <w:r>
+        <w:rPr>
+          <w:rFonts w:ascii="Times New Roman" w:eastAsia="Times New Roman" w:hAnsi="Times New Roman" w:cs="Times New Roman"/>
+          <w:sz w:val="26"/>
+          <w:szCs w:val="26"/>
+          <w:lang w:val="it-IT"/>
+        </w:rPr>
+        <w:t xml:space="preserve">(i) Bên A được toàn quyền lập tài liệu, hồ sơ phát sinh trong quá trình xử lý tài sản thế chấp. </w:t>
+      </w:r>
+    </w:p>
+    <w:p>
+      <w:pPr>
+        <w:spacing w:after="0" w:line="269" w:lineRule="auto"/>
+        <w:ind w:firstLine="567"/>
+        <w:jc w:val="both"/>
+        <w:rPr>
+          <w:rFonts w:ascii="Times New Roman" w:eastAsia="Times New Roman" w:hAnsi="Times New Roman" w:cs="Times New Roman"/>
+          <w:sz w:val="26"/>
+          <w:szCs w:val="26"/>
+          <w:lang w:val="it-IT"/>
+        </w:rPr>
+      </w:pPr>
+      <w:r>
+        <w:rPr>
+          <w:rFonts w:ascii="Times New Roman" w:eastAsia="Times New Roman" w:hAnsi="Times New Roman" w:cs="Times New Roman"/>
+          <w:sz w:val="26"/>
+          <w:szCs w:val="26"/>
+          <w:lang w:val="it-IT"/>
+        </w:rPr>
+        <w:t xml:space="preserve">(ii) Bên A được quyền bán tài sản thế chấp với giá khởi điểm do Bên A tự xác định hoặc thuê tổ chức, cá nhân có chức năng xác định giá. </w:t>
+      </w:r>
+    </w:p>
+    <w:p>
+      <w:pPr>
+        <w:spacing w:after="0" w:line="269" w:lineRule="auto"/>
+        <w:ind w:firstLine="567"/>
+        <w:jc w:val="both"/>
+        <w:rPr>
+          <w:rFonts w:ascii="Times New Roman" w:eastAsia="Times New Roman" w:hAnsi="Times New Roman" w:cs="Times New Roman"/>
+          <w:sz w:val="26"/>
+          <w:szCs w:val="26"/>
+          <w:lang w:val="it-IT"/>
+        </w:rPr>
+      </w:pPr>
+      <w:r>
+        <w:rPr>
+          <w:rFonts w:ascii="Times New Roman" w:eastAsia="Times New Roman" w:hAnsi="Times New Roman" w:cs="Times New Roman"/>
+          <w:sz w:val="26"/>
+          <w:szCs w:val="26"/>
+          <w:lang w:val="it-IT"/>
+        </w:rPr>
+        <w:t xml:space="preserve">(iii) Bên A được quyền quyết định giảm giá mỗi lần không quá 10% giá trị tài  sản so với giá trị liền kề trước đó sau mỗi lần thực hiện bán không thành. Sau 3 lần giảm giá bán mà vẫn không bán được, Bên A được toàn quyền quyết định giá bán tài sản thế chấp để thu hồi nợ. Bên B đồng ý vô điều kiện và không có ý kiến thắc mắc về giá bán tài sản thế chấp của Bên A.    </w:t>
+      </w:r>
+    </w:p>
+    <w:p>
+      <w:pPr>
+        <w:spacing w:after="0" w:line="269" w:lineRule="auto"/>
+        <w:ind w:firstLine="567"/>
+        <w:jc w:val="both"/>
+        <w:rPr>
+          <w:rFonts w:ascii="Times New Roman" w:eastAsia="Times New Roman" w:hAnsi="Times New Roman" w:cs="Times New Roman"/>
+          <w:sz w:val="26"/>
+          <w:szCs w:val="26"/>
+          <w:lang w:val="it-IT"/>
+        </w:rPr>
+      </w:pPr>
+      <w:r>
+        <w:rPr>
+          <w:rFonts w:ascii="Times New Roman" w:eastAsia="Times New Roman" w:hAnsi="Times New Roman" w:cs="Times New Roman"/>
+          <w:sz w:val="26"/>
+          <w:szCs w:val="26"/>
+          <w:lang w:val="it-IT"/>
+        </w:rPr>
+        <w:t>10.5. Xử lý tiền bán tài sản thế chấp:</w:t>
+      </w:r>
+    </w:p>
+    <w:p>
+      <w:pPr>
+        <w:spacing w:after="0" w:line="269" w:lineRule="auto"/>
+        <w:ind w:firstLine="567"/>
+        <w:jc w:val="both"/>
+        <w:rPr>
+          <w:rFonts w:ascii="Times New Roman" w:eastAsia="Times New Roman" w:hAnsi="Times New Roman" w:cs="Times New Roman"/>
+          <w:sz w:val="26"/>
+          <w:szCs w:val="26"/>
+          <w:lang w:val="it-IT"/>
+        </w:rPr>
+      </w:pPr>
+      <w:r>
+        <w:rPr>
+          <w:rFonts w:ascii="Times New Roman" w:eastAsia="Times New Roman" w:hAnsi="Times New Roman" w:cs="Times New Roman"/>
+          <w:sz w:val="26"/>
+          <w:szCs w:val="26"/>
+          <w:lang w:val="it-IT"/>
+        </w:rPr>
+        <w:lastRenderedPageBreak/>
+        <w:t xml:space="preserve">a) Khi xử lý tài sản thế chấp bằng bất cứ phương thức nào thì Bên A là người duy nhất được thu nhận toàn bộ số tiền đặt cọc, tiền thu xử lý tài sản thế chấp để trực tiếp thực hiện các nghĩa vụ trả Nợ.     </w:t>
+      </w:r>
+    </w:p>
+    <w:p>
+      <w:pPr>
+        <w:spacing w:after="0" w:line="269" w:lineRule="auto"/>
+        <w:ind w:firstLine="567"/>
+        <w:jc w:val="both"/>
+        <w:rPr>
+          <w:rFonts w:ascii="Times New Roman" w:eastAsia="Times New Roman" w:hAnsi="Times New Roman" w:cs="Times New Roman"/>
+          <w:sz w:val="26"/>
+          <w:szCs w:val="26"/>
+          <w:lang w:val="it-IT"/>
+        </w:rPr>
+      </w:pPr>
+      <w:r>
+        <w:rPr>
+          <w:rFonts w:ascii="Times New Roman" w:eastAsia="Times New Roman" w:hAnsi="Times New Roman" w:cs="Times New Roman"/>
+          <w:sz w:val="26"/>
+          <w:szCs w:val="26"/>
+          <w:lang w:val="it-IT"/>
+        </w:rPr>
+        <w:t>b) Thứ tự xử lý tiền thu được từ bán tài sản thế chấp:</w:t>
+      </w:r>
+    </w:p>
+    <w:p>
+      <w:pPr>
+        <w:spacing w:after="0" w:line="269" w:lineRule="auto"/>
+        <w:ind w:firstLine="567"/>
+        <w:jc w:val="both"/>
+        <w:rPr>
+          <w:rFonts w:ascii="Times New Roman" w:eastAsia="Times New Roman" w:hAnsi="Times New Roman" w:cs="Times New Roman"/>
+          <w:sz w:val="26"/>
+          <w:szCs w:val="26"/>
+          <w:lang w:val="it-IT"/>
+        </w:rPr>
+      </w:pPr>
+      <w:r>
+        <w:rPr>
+          <w:rFonts w:ascii="Times New Roman" w:eastAsia="Times New Roman" w:hAnsi="Times New Roman" w:cs="Times New Roman"/>
+          <w:sz w:val="26"/>
+          <w:szCs w:val="26"/>
+          <w:lang w:val="it-IT"/>
+        </w:rPr>
+        <w:t>(i) Thanh toán phí thu giữ, trông coi tài sản thế chấp (nếu có);</w:t>
+      </w:r>
+    </w:p>
+    <w:p>
+      <w:pPr>
+        <w:spacing w:after="0" w:line="269" w:lineRule="auto"/>
+        <w:ind w:firstLine="567"/>
+        <w:jc w:val="both"/>
+        <w:rPr>
+          <w:rFonts w:ascii="Times New Roman" w:eastAsia="Times New Roman" w:hAnsi="Times New Roman" w:cs="Times New Roman"/>
+          <w:sz w:val="26"/>
+          <w:szCs w:val="26"/>
+          <w:lang w:val="it-IT"/>
+        </w:rPr>
+      </w:pPr>
+      <w:r>
+        <w:rPr>
+          <w:rFonts w:ascii="Times New Roman" w:eastAsia="Times New Roman" w:hAnsi="Times New Roman" w:cs="Times New Roman"/>
+          <w:sz w:val="26"/>
+          <w:szCs w:val="26"/>
+          <w:lang w:val="it-IT"/>
+        </w:rPr>
+        <w:t>(ii) Thanh toán các khoán phí, chi phí xử lý tài sản thế chấp;</w:t>
+      </w:r>
+    </w:p>
+    <w:p>
+      <w:pPr>
+        <w:spacing w:after="0" w:line="269" w:lineRule="auto"/>
+        <w:ind w:firstLine="567"/>
+        <w:jc w:val="both"/>
+        <w:rPr>
+          <w:rFonts w:ascii="Times New Roman" w:eastAsia="Times New Roman" w:hAnsi="Times New Roman" w:cs="Times New Roman"/>
+          <w:sz w:val="26"/>
+          <w:szCs w:val="26"/>
+          <w:lang w:val="it-IT"/>
+        </w:rPr>
+      </w:pPr>
+      <w:r>
+        <w:rPr>
+          <w:rFonts w:ascii="Times New Roman" w:eastAsia="Times New Roman" w:hAnsi="Times New Roman" w:cs="Times New Roman"/>
+          <w:sz w:val="26"/>
+          <w:szCs w:val="26"/>
+          <w:lang w:val="it-IT"/>
+        </w:rPr>
+        <w:t>(iii) Thanh toán các khoản phải nộp nhà nước (nếu có);</w:t>
+      </w:r>
+    </w:p>
+    <w:p>
+      <w:pPr>
+        <w:spacing w:after="0" w:line="269" w:lineRule="auto"/>
+        <w:ind w:firstLine="567"/>
+        <w:jc w:val="both"/>
+        <w:rPr>
+          <w:rFonts w:ascii="Times New Roman" w:eastAsia="Times New Roman" w:hAnsi="Times New Roman" w:cs="Times New Roman"/>
+          <w:sz w:val="26"/>
+          <w:szCs w:val="26"/>
+          <w:lang w:val="it-IT"/>
+        </w:rPr>
+      </w:pPr>
+      <w:r>
+        <w:rPr>
+          <w:rFonts w:ascii="Times New Roman" w:eastAsia="Times New Roman" w:hAnsi="Times New Roman" w:cs="Times New Roman"/>
+          <w:sz w:val="26"/>
+          <w:szCs w:val="26"/>
+          <w:lang w:val="it-IT"/>
+        </w:rPr>
+        <w:t xml:space="preserve">(iv) Thanh toán tất cả các nghĩa vụ của Bên </w:t>
+      </w:r>
+      <w:r>
+        <w:rPr>
+          <w:rFonts w:ascii="Times New Roman" w:eastAsia="Times New Roman" w:hAnsi="Times New Roman" w:cs="Times New Roman"/>
+          <w:sz w:val="26"/>
+          <w:szCs w:val="26"/>
+          <w:lang w:val="it-IT"/>
+        </w:rPr>
+        <w:t>B</w:t>
+      </w:r>
+      <w:r>
+        <w:rPr>
+          <w:rFonts w:ascii="Times New Roman" w:eastAsia="Times New Roman" w:hAnsi="Times New Roman" w:cs="Times New Roman"/>
+          <w:sz w:val="26"/>
+          <w:szCs w:val="26"/>
+          <w:lang w:val="it-IT"/>
+        </w:rPr>
+        <w:t xml:space="preserve"> cho Bên A (bao gồm không giới hạn tiền gốc, lãi tiền vay, lãi quá hạn, bồi thường thiệt hại...)</w:t>
+      </w:r>
+    </w:p>
+    <w:p>
+      <w:pPr>
+        <w:spacing w:after="0" w:line="269" w:lineRule="auto"/>
+        <w:ind w:firstLine="567"/>
+        <w:jc w:val="both"/>
+        <w:rPr>
+          <w:rFonts w:ascii="Times New Roman" w:eastAsia="Times New Roman" w:hAnsi="Times New Roman" w:cs="Times New Roman"/>
+          <w:sz w:val="26"/>
+          <w:szCs w:val="26"/>
+          <w:lang w:val="it-IT"/>
+        </w:rPr>
+      </w:pPr>
+      <w:r>
+        <w:rPr>
+          <w:rFonts w:ascii="Times New Roman" w:eastAsia="Times New Roman" w:hAnsi="Times New Roman" w:cs="Times New Roman"/>
+          <w:sz w:val="26"/>
+          <w:szCs w:val="26"/>
+          <w:lang w:val="it-IT"/>
+        </w:rPr>
+        <w:t>(v) Thực hiện nghĩa vụ tài chính khác không có bảo đảm của Bên A.</w:t>
+      </w:r>
+    </w:p>
+    <w:p>
+      <w:pPr>
+        <w:spacing w:after="0" w:line="269" w:lineRule="auto"/>
+        <w:ind w:firstLine="567"/>
+        <w:jc w:val="both"/>
+        <w:rPr>
+          <w:rFonts w:ascii="Times New Roman" w:eastAsia="Times New Roman" w:hAnsi="Times New Roman" w:cs="Times New Roman"/>
+          <w:sz w:val="26"/>
+          <w:szCs w:val="26"/>
+          <w:lang w:val="it-IT"/>
+        </w:rPr>
+      </w:pPr>
+      <w:r>
+        <w:rPr>
+          <w:rFonts w:ascii="Times New Roman" w:eastAsia="Times New Roman" w:hAnsi="Times New Roman" w:cs="Times New Roman"/>
+          <w:sz w:val="26"/>
+          <w:szCs w:val="26"/>
+          <w:lang w:val="it-IT"/>
+        </w:rPr>
+        <w:t xml:space="preserve">c) Trường hợp sau khi thanh toán đầy đủ nghĩa vụ với Bên A mà số tiền thu được từ việc xử lý tài sản thế chấp còn thừa thì Bên A trả lại cho Bên B.  </w:t>
+      </w:r>
+    </w:p>
+    <w:p>
+      <w:pPr>
+        <w:spacing w:after="0" w:line="269" w:lineRule="auto"/>
+        <w:ind w:firstLine="567"/>
+        <w:jc w:val="both"/>
+        <w:rPr>
+          <w:rFonts w:ascii="Times New Roman" w:eastAsia="Times New Roman" w:hAnsi="Times New Roman" w:cs="Times New Roman"/>
+          <w:sz w:val="26"/>
+          <w:szCs w:val="26"/>
+          <w:lang w:val="it-IT"/>
+        </w:rPr>
+      </w:pPr>
+      <w:r>
+        <w:rPr>
+          <w:rFonts w:ascii="Times New Roman" w:eastAsia="Times New Roman" w:hAnsi="Times New Roman" w:cs="Times New Roman"/>
+          <w:sz w:val="26"/>
+          <w:szCs w:val="26"/>
+          <w:lang w:val="it-IT"/>
+        </w:rPr>
+        <w:t xml:space="preserve">d) Trường hợp số tiền thu được từ việc xử lý tài sản thế chấp không đủ để thanh toán tất cả các nghĩa vụ được bảo đảm thì Bên B có trách nhiệm thực hiện nốt nghĩa vụ chưa hoàn thành cho Bên A bằng tiền hoặc tiếp tục bổ sung thêm tài sản bảo đảm cho phần nghĩa vụ chưa được hoàn thành.     </w:t>
       </w:r>
     </w:p>
     <w:p>
@@ -4417,293 +5674,568 @@
           <w:szCs w:val="26"/>
           <w:lang w:val="it-IT"/>
         </w:rPr>
-        <w:t>Điều 10. Xử lý tài sản thế chấp</w:t>
-      </w:r>
-    </w:p>
-    <w:p>
-      <w:pPr>
-        <w:spacing w:after="0" w:line="269" w:lineRule="auto"/>
-        <w:ind w:firstLine="567"/>
-        <w:jc w:val="both"/>
-        <w:rPr>
-          <w:rFonts w:ascii="Times New Roman" w:eastAsia="Times New Roman" w:hAnsi="Times New Roman" w:cs="Times New Roman"/>
-          <w:sz w:val="26"/>
-          <w:szCs w:val="26"/>
-          <w:lang w:val="it-IT"/>
-        </w:rPr>
-      </w:pPr>
-      <w:r>
-        <w:rPr>
-          <w:rFonts w:ascii="Times New Roman" w:eastAsia="Times New Roman" w:hAnsi="Times New Roman" w:cs="Times New Roman"/>
-          <w:sz w:val="26"/>
-          <w:szCs w:val="26"/>
-          <w:lang w:val="it-IT"/>
-        </w:rPr>
-        <w:t xml:space="preserve">10.1. Bên A được toàn quyền xử lý tài sản thế chấp để thực hiện nghĩa vụ được bảo đảm khi một, một số hoặc tất cả các trường hợp sau xảy ra:     </w:t>
-      </w:r>
-    </w:p>
-    <w:p>
-      <w:pPr>
-        <w:spacing w:after="0" w:line="269" w:lineRule="auto"/>
-        <w:ind w:firstLine="567"/>
-        <w:jc w:val="both"/>
-        <w:rPr>
-          <w:rFonts w:ascii="Times New Roman" w:eastAsia="Times New Roman" w:hAnsi="Times New Roman" w:cs="Times New Roman"/>
-          <w:sz w:val="26"/>
-          <w:szCs w:val="26"/>
-          <w:lang w:val="it-IT"/>
-        </w:rPr>
-      </w:pPr>
-      <w:r>
-        <w:rPr>
-          <w:rFonts w:ascii="Times New Roman" w:eastAsia="Times New Roman" w:hAnsi="Times New Roman" w:cs="Times New Roman"/>
-          <w:sz w:val="26"/>
-          <w:szCs w:val="26"/>
-          <w:lang w:val="it-IT"/>
-        </w:rPr>
-        <w:t>a) Đến hạn thực hiện nghĩa vụ mà Bên B không tự giác, cố tình trốn tránh chây ì thực hiện hoặc thực hiện không đúng, không đầy đủ nghĩa vụ trả nợ</w:t>
-      </w:r>
-    </w:p>
-    <w:p>
-      <w:pPr>
-        <w:spacing w:after="0" w:line="269" w:lineRule="auto"/>
-        <w:ind w:firstLine="567"/>
-        <w:jc w:val="both"/>
-        <w:rPr>
-          <w:rFonts w:ascii="Times New Roman" w:eastAsia="Times New Roman" w:hAnsi="Times New Roman" w:cs="Times New Roman"/>
-          <w:sz w:val="26"/>
-          <w:szCs w:val="26"/>
-          <w:lang w:val="it-IT"/>
-        </w:rPr>
-      </w:pPr>
-      <w:r>
-        <w:rPr>
-          <w:rFonts w:ascii="Times New Roman" w:eastAsia="Times New Roman" w:hAnsi="Times New Roman" w:cs="Times New Roman"/>
-          <w:sz w:val="26"/>
-          <w:szCs w:val="26"/>
-          <w:lang w:val="it-IT"/>
-        </w:rPr>
-        <w:t>b) Bên B phải thực hiện nghĩa vụ trước hạn theo yêu cầu của Bên A do vi phạm nghĩa vụ, các điều khoản đã thỏa thuận tại Hợp đồng thế chấp này và/hoặc các hợp đồng cho vay liên quan hoặc vi phạm các quy định của pháp luật mà Bên B không thực hiện hoặc thực hiện không đúng, không đầy đủ nghĩa vụ hoàn trả nợ.</w:t>
-      </w:r>
-    </w:p>
-    <w:p>
-      <w:pPr>
-        <w:spacing w:after="0" w:line="269" w:lineRule="auto"/>
-        <w:ind w:firstLine="567"/>
-        <w:jc w:val="both"/>
-        <w:rPr>
-          <w:rFonts w:ascii="Times New Roman" w:eastAsia="Times New Roman" w:hAnsi="Times New Roman" w:cs="Times New Roman"/>
-          <w:sz w:val="26"/>
-          <w:szCs w:val="26"/>
-          <w:lang w:val="it-IT"/>
-        </w:rPr>
-      </w:pPr>
-      <w:r>
-        <w:rPr>
-          <w:rFonts w:ascii="Times New Roman" w:eastAsia="Times New Roman" w:hAnsi="Times New Roman" w:cs="Times New Roman"/>
-          <w:sz w:val="26"/>
-          <w:szCs w:val="26"/>
-          <w:lang w:val="it-IT"/>
-        </w:rPr>
-        <w:t>c) Bên B và Bên B vi phạm Hợp đồng này hoặc bất cứ Hợp đồng, văn bản thỏa thuận nào khác với Bên A. Bên A đánh giá việc xử lý tài sản thế chấp là cần thiết để thu hồi nợ hoặc để thay thế tài sản thế chấp bằng tiền để thay thế tài sản thế chấp.</w:t>
-      </w:r>
-    </w:p>
-    <w:p>
-      <w:pPr>
-        <w:spacing w:after="0" w:line="269" w:lineRule="auto"/>
-        <w:ind w:firstLine="567"/>
-        <w:jc w:val="both"/>
-        <w:rPr>
-          <w:rFonts w:ascii="Times New Roman" w:eastAsia="Times New Roman" w:hAnsi="Times New Roman" w:cs="Times New Roman"/>
-          <w:sz w:val="26"/>
-          <w:szCs w:val="26"/>
-          <w:lang w:val="it-IT"/>
-        </w:rPr>
-      </w:pPr>
-      <w:r>
-        <w:rPr>
-          <w:rFonts w:ascii="Times New Roman" w:eastAsia="Times New Roman" w:hAnsi="Times New Roman" w:cs="Times New Roman"/>
-          <w:sz w:val="26"/>
-          <w:szCs w:val="26"/>
-          <w:lang w:val="it-IT"/>
-        </w:rPr>
-        <w:t>d) Phát sinh một, một số hoặc tất cả các trường hợp sau đối với một, một số hoặc tất cả các cá nhân Bên B.</w:t>
-      </w:r>
-    </w:p>
-    <w:p>
-      <w:pPr>
-        <w:spacing w:after="0" w:line="269" w:lineRule="auto"/>
-        <w:ind w:firstLine="567"/>
-        <w:jc w:val="both"/>
-        <w:rPr>
-          <w:rFonts w:ascii="Times New Roman" w:eastAsia="Times New Roman" w:hAnsi="Times New Roman" w:cs="Times New Roman"/>
-          <w:sz w:val="26"/>
-          <w:szCs w:val="26"/>
-          <w:lang w:val="it-IT"/>
-        </w:rPr>
-      </w:pPr>
-      <w:r>
-        <w:rPr>
-          <w:rFonts w:ascii="Times New Roman" w:eastAsia="Times New Roman" w:hAnsi="Times New Roman" w:cs="Times New Roman"/>
-          <w:sz w:val="26"/>
-          <w:szCs w:val="26"/>
-          <w:lang w:val="it-IT"/>
-        </w:rPr>
-        <w:t>(i) Chết, mất tích hoặc bị tuyên bố mất tích.</w:t>
-      </w:r>
-    </w:p>
-    <w:p>
-      <w:pPr>
-        <w:spacing w:after="0" w:line="269" w:lineRule="auto"/>
-        <w:ind w:firstLine="567"/>
-        <w:jc w:val="both"/>
-        <w:rPr>
-          <w:rFonts w:ascii="Times New Roman" w:eastAsia="Times New Roman" w:hAnsi="Times New Roman" w:cs="Times New Roman"/>
-          <w:sz w:val="26"/>
-          <w:szCs w:val="26"/>
-          <w:lang w:val="it-IT"/>
-        </w:rPr>
-      </w:pPr>
-      <w:r>
-        <w:rPr>
-          <w:rFonts w:ascii="Times New Roman" w:eastAsia="Times New Roman" w:hAnsi="Times New Roman" w:cs="Times New Roman"/>
-          <w:sz w:val="26"/>
-          <w:szCs w:val="26"/>
-          <w:lang w:val="it-IT"/>
-        </w:rPr>
-        <w:t>(ii) Bị tuyên bố hạn chế hoặc mất năng lực hành vi dân sự hoặc khó khăn trong nhận thức, làm chủ hành vi.</w:t>
-      </w:r>
-    </w:p>
-    <w:p>
-      <w:pPr>
-        <w:spacing w:after="0" w:line="269" w:lineRule="auto"/>
-        <w:ind w:firstLine="567"/>
-        <w:jc w:val="both"/>
-        <w:rPr>
-          <w:rFonts w:ascii="Times New Roman" w:eastAsia="Times New Roman" w:hAnsi="Times New Roman" w:cs="Times New Roman"/>
-          <w:sz w:val="26"/>
-          <w:szCs w:val="26"/>
-          <w:lang w:val="it-IT"/>
-        </w:rPr>
-      </w:pPr>
-      <w:r>
-        <w:rPr>
-          <w:rFonts w:ascii="Times New Roman" w:eastAsia="Times New Roman" w:hAnsi="Times New Roman" w:cs="Times New Roman"/>
-          <w:sz w:val="26"/>
-          <w:szCs w:val="26"/>
-          <w:lang w:val="it-IT"/>
-        </w:rPr>
-        <w:t>(iii) Bị bên thứ ba khiếu kiện hoặc bị cơ quan có thẩm quyền quyết định khởi tố, bắt tạm giam, điều tra, truy tố vì bất cứ lý do gì.</w:t>
-      </w:r>
-    </w:p>
-    <w:p>
-      <w:pPr>
-        <w:spacing w:after="0" w:line="269" w:lineRule="auto"/>
-        <w:ind w:firstLine="567"/>
-        <w:jc w:val="both"/>
-        <w:rPr>
-          <w:rFonts w:ascii="Times New Roman" w:eastAsia="Times New Roman" w:hAnsi="Times New Roman" w:cs="Times New Roman"/>
-          <w:sz w:val="26"/>
-          <w:szCs w:val="26"/>
-          <w:lang w:val="it-IT"/>
-        </w:rPr>
-      </w:pPr>
-      <w:r>
-        <w:rPr>
-          <w:rFonts w:ascii="Times New Roman" w:eastAsia="Times New Roman" w:hAnsi="Times New Roman" w:cs="Times New Roman"/>
-          <w:sz w:val="26"/>
-          <w:szCs w:val="26"/>
-          <w:lang w:val="it-IT"/>
-        </w:rPr>
-        <w:t>(iv) Bị tuyên án, chấp hành thi hành án.</w:t>
-      </w:r>
-    </w:p>
-    <w:p>
-      <w:pPr>
-        <w:spacing w:after="0" w:line="269" w:lineRule="auto"/>
-        <w:ind w:firstLine="567"/>
-        <w:jc w:val="both"/>
-        <w:rPr>
-          <w:rFonts w:ascii="Times New Roman" w:eastAsia="Times New Roman" w:hAnsi="Times New Roman" w:cs="Times New Roman"/>
-          <w:sz w:val="26"/>
-          <w:szCs w:val="26"/>
-          <w:lang w:val="it-IT"/>
-        </w:rPr>
-      </w:pPr>
-      <w:r>
-        <w:rPr>
-          <w:rFonts w:ascii="Times New Roman" w:eastAsia="Times New Roman" w:hAnsi="Times New Roman" w:cs="Times New Roman"/>
-          <w:sz w:val="26"/>
-          <w:szCs w:val="26"/>
-          <w:lang w:val="it-IT"/>
-        </w:rPr>
-        <w:t>(v) Ly hôn, chia tài sản của vợ chồng trong thời kỳ hôn nhân.</w:t>
-      </w:r>
-    </w:p>
-    <w:p>
-      <w:pPr>
-        <w:spacing w:after="0" w:line="269" w:lineRule="auto"/>
-        <w:ind w:firstLine="567"/>
-        <w:jc w:val="both"/>
-        <w:rPr>
-          <w:rFonts w:ascii="Times New Roman" w:eastAsia="Times New Roman" w:hAnsi="Times New Roman" w:cs="Times New Roman"/>
-          <w:sz w:val="26"/>
-          <w:szCs w:val="26"/>
-          <w:lang w:val="it-IT"/>
-        </w:rPr>
-      </w:pPr>
-      <w:r>
-        <w:rPr>
-          <w:rFonts w:ascii="Times New Roman" w:eastAsia="Times New Roman" w:hAnsi="Times New Roman" w:cs="Times New Roman"/>
-          <w:sz w:val="26"/>
-          <w:szCs w:val="26"/>
-          <w:lang w:val="it-IT"/>
-        </w:rPr>
-        <w:t>(vi) Bỏ trốn, vắng mặt nơi cư trú mà không thông báo cho cơ quan chính quyền địa phương và Bên A; Bên A không thể liên lạc được dưới mọi hình thức hoặc liên lạc nhưng Bên B không về địa phương để thực hiện nghĩa vụ đã cam kết với bên A.</w:t>
-      </w:r>
-    </w:p>
-    <w:p>
-      <w:pPr>
-        <w:spacing w:after="0" w:line="269" w:lineRule="auto"/>
-        <w:ind w:firstLine="567"/>
-        <w:jc w:val="both"/>
-        <w:rPr>
-          <w:rFonts w:ascii="Times New Roman" w:eastAsia="Times New Roman" w:hAnsi="Times New Roman" w:cs="Times New Roman"/>
-          <w:sz w:val="26"/>
-          <w:szCs w:val="26"/>
-          <w:lang w:val="it-IT"/>
-        </w:rPr>
-      </w:pPr>
-      <w:r>
-        <w:rPr>
-          <w:rFonts w:ascii="Times New Roman" w:eastAsia="Times New Roman" w:hAnsi="Times New Roman" w:cs="Times New Roman"/>
-          <w:sz w:val="26"/>
-          <w:szCs w:val="26"/>
-          <w:lang w:val="it-IT"/>
-        </w:rPr>
-        <w:t>e) Xuất hiện việc tranh chấp giữa một hay nhiều bên.</w:t>
-      </w:r>
-    </w:p>
-    <w:p>
-      <w:pPr>
-        <w:spacing w:after="0" w:line="269" w:lineRule="auto"/>
-        <w:ind w:firstLine="567"/>
-        <w:jc w:val="both"/>
-        <w:rPr>
-          <w:rFonts w:ascii="Times New Roman" w:eastAsia="Times New Roman" w:hAnsi="Times New Roman" w:cs="Times New Roman"/>
-          <w:sz w:val="26"/>
-          <w:szCs w:val="26"/>
-          <w:lang w:val="it-IT"/>
-        </w:rPr>
-      </w:pPr>
-      <w:r>
-        <w:rPr>
-          <w:rFonts w:ascii="Times New Roman" w:eastAsia="Times New Roman" w:hAnsi="Times New Roman" w:cs="Times New Roman"/>
-          <w:sz w:val="26"/>
-          <w:szCs w:val="26"/>
-          <w:lang w:val="it-IT"/>
-        </w:rPr>
-        <w:t>f) Tài sản thế chấp phải được xử lý để Bên B thực hiện nghĩa vụ khác theo quy định</w:t>
+        <w:t xml:space="preserve">Điều 11. Các thỏa thuận khác </w:t>
+      </w:r>
+    </w:p>
+    <w:p>
+      <w:pPr>
+        <w:spacing w:after="0" w:line="269" w:lineRule="auto"/>
+        <w:ind w:firstLine="567"/>
+        <w:jc w:val="both"/>
+        <w:rPr>
+          <w:rFonts w:ascii="Times New Roman" w:eastAsia="Times New Roman" w:hAnsi="Times New Roman" w:cs="Times New Roman"/>
+          <w:sz w:val="26"/>
+          <w:szCs w:val="26"/>
+          <w:lang w:val="it-IT"/>
+        </w:rPr>
+      </w:pPr>
+      <w:r>
+        <w:rPr>
+          <w:rFonts w:ascii="Times New Roman" w:eastAsia="Times New Roman" w:hAnsi="Times New Roman" w:cs="Times New Roman"/>
+          <w:sz w:val="26"/>
+          <w:szCs w:val="26"/>
+          <w:lang w:val="it-IT"/>
+        </w:rPr>
+        <w:t>11.1. Chuyển nhượng:</w:t>
+      </w:r>
+    </w:p>
+    <w:p>
+      <w:pPr>
+        <w:spacing w:after="0" w:line="269" w:lineRule="auto"/>
+        <w:ind w:firstLine="567"/>
+        <w:jc w:val="both"/>
+        <w:rPr>
+          <w:rFonts w:ascii="Times New Roman" w:eastAsia="Times New Roman" w:hAnsi="Times New Roman" w:cs="Times New Roman"/>
+          <w:sz w:val="26"/>
+          <w:szCs w:val="26"/>
+          <w:lang w:val="it-IT"/>
+        </w:rPr>
+      </w:pPr>
+      <w:r>
+        <w:rPr>
+          <w:rFonts w:ascii="Times New Roman" w:eastAsia="Times New Roman" w:hAnsi="Times New Roman" w:cs="Times New Roman"/>
+          <w:sz w:val="26"/>
+          <w:szCs w:val="26"/>
+          <w:lang w:val="it-IT"/>
+        </w:rPr>
+        <w:t>a) Hợp đồng này có hiệu lực bắt buộc đối với các bên kế nhiệm, bên nhận chuyển nhượng, bên nhận chuyển giao được phép tương ứng của các bên trong Hợp đồng này và các bên kế nhiệm, nhận chuyển được hưởng các lợi ích theo hợp đồng này.</w:t>
+      </w:r>
+    </w:p>
+    <w:p>
+      <w:pPr>
+        <w:spacing w:after="0" w:line="269" w:lineRule="auto"/>
+        <w:rPr>
+          <w:rFonts w:ascii="Times New Roman" w:eastAsia="Times New Roman" w:hAnsi="Times New Roman" w:cs="Times New Roman"/>
+          <w:sz w:val="26"/>
+          <w:szCs w:val="26"/>
+          <w:lang w:val="it-IT"/>
+        </w:rPr>
+      </w:pPr>
+      <w:r>
+        <w:rPr>
+          <w:rFonts w:ascii="Times New Roman" w:eastAsia="Times New Roman" w:hAnsi="Times New Roman" w:cs="Times New Roman"/>
+          <w:sz w:val="26"/>
+          <w:szCs w:val="26"/>
+          <w:lang w:val="it-IT"/>
+        </w:rPr>
+        <w:tab/>
+      </w:r>
+      <w:r>
+        <w:rPr>
+          <w:rFonts w:ascii="Times New Roman" w:eastAsia="Times New Roman" w:hAnsi="Times New Roman" w:cs="Times New Roman"/>
+          <w:sz w:val="26"/>
+          <w:szCs w:val="26"/>
+          <w:lang w:val="it-IT"/>
+        </w:rPr>
+        <w:t xml:space="preserve">b) Bên B không được chuyển nhượng, chuyển giao, hoán đổi hoặc định đoạt bất kỳ quyền và/hoặc nghĩa vụ nào theo Hợp đồng này hoặc tài liệu giao dịch khác trừ khi có sự đồng ý trước bằng văn bản chấp thuận của Bên A.     </w:t>
+      </w:r>
+    </w:p>
+    <w:p>
+      <w:pPr>
+        <w:spacing w:after="0" w:line="269" w:lineRule="auto"/>
+        <w:ind w:firstLine="567"/>
+        <w:jc w:val="both"/>
+        <w:rPr>
+          <w:rFonts w:ascii="Times New Roman" w:eastAsia="Times New Roman" w:hAnsi="Times New Roman" w:cs="Times New Roman"/>
+          <w:sz w:val="26"/>
+          <w:szCs w:val="26"/>
+          <w:lang w:val="it-IT"/>
+        </w:rPr>
+      </w:pPr>
+      <w:r>
+        <w:rPr>
+          <w:rFonts w:ascii="Times New Roman" w:eastAsia="Times New Roman" w:hAnsi="Times New Roman" w:cs="Times New Roman"/>
+          <w:sz w:val="26"/>
+          <w:szCs w:val="26"/>
+          <w:lang w:val="it-IT"/>
+        </w:rPr>
+        <w:t>11.2. Không từ bỏ quyền:</w:t>
+      </w:r>
+    </w:p>
+    <w:p>
+      <w:pPr>
+        <w:spacing w:after="0" w:line="269" w:lineRule="auto"/>
+        <w:ind w:firstLine="567"/>
+        <w:jc w:val="both"/>
+        <w:rPr>
+          <w:rFonts w:ascii="Times New Roman" w:eastAsia="Times New Roman" w:hAnsi="Times New Roman" w:cs="Times New Roman"/>
+          <w:sz w:val="26"/>
+          <w:szCs w:val="26"/>
+          <w:lang w:val="it-IT"/>
+        </w:rPr>
+      </w:pPr>
+      <w:r>
+        <w:rPr>
+          <w:rFonts w:ascii="Times New Roman" w:eastAsia="Times New Roman" w:hAnsi="Times New Roman" w:cs="Times New Roman"/>
+          <w:sz w:val="26"/>
+          <w:szCs w:val="26"/>
+          <w:lang w:val="it-IT"/>
+        </w:rPr>
+        <w:t>Việc Bên A không thực hiện hoặc thực hiện chậm bất kỳ quyền nào theo Hợp đồng này sẽ không được xem là từ bỏ các quyền đó. Việc thực hiện riêng rẽ hoặc một phần bất kỳ</w:t>
+      </w:r>
+      <w:r>
+        <w:rPr>
+          <w:rFonts w:ascii="Times New Roman" w:eastAsia="Times New Roman" w:hAnsi="Times New Roman" w:cs="Times New Roman"/>
+          <w:sz w:val="26"/>
+          <w:szCs w:val="26"/>
+          <w:lang w:val="it-IT"/>
+        </w:rPr>
+        <w:t xml:space="preserve"> quyền nào theo hợp đồng này sẽ không cản trở việc thực hiện các quyền khác theo Hợp đồng này.  </w:t>
+      </w:r>
+    </w:p>
+    <w:p>
+      <w:pPr>
+        <w:spacing w:after="0" w:line="269" w:lineRule="auto"/>
+        <w:ind w:firstLine="567"/>
+        <w:jc w:val="both"/>
+        <w:rPr>
+          <w:rFonts w:ascii="Times New Roman" w:eastAsia="Times New Roman" w:hAnsi="Times New Roman" w:cs="Times New Roman"/>
+          <w:sz w:val="26"/>
+          <w:szCs w:val="26"/>
+          <w:lang w:val="it-IT"/>
+        </w:rPr>
+      </w:pPr>
+      <w:r>
+        <w:rPr>
+          <w:rFonts w:ascii="Times New Roman" w:eastAsia="Times New Roman" w:hAnsi="Times New Roman" w:cs="Times New Roman"/>
+          <w:sz w:val="26"/>
+          <w:szCs w:val="26"/>
+          <w:lang w:val="it-IT"/>
+        </w:rPr>
+        <w:t>11.3. Hiệu lực từng phần:</w:t>
+      </w:r>
+    </w:p>
+    <w:p>
+      <w:pPr>
+        <w:spacing w:after="0" w:line="269" w:lineRule="auto"/>
+        <w:ind w:firstLine="567"/>
+        <w:jc w:val="both"/>
+        <w:rPr>
+          <w:rFonts w:ascii="Times New Roman" w:eastAsia="Times New Roman" w:hAnsi="Times New Roman" w:cs="Times New Roman"/>
+          <w:sz w:val="26"/>
+          <w:szCs w:val="26"/>
+          <w:lang w:val="it-IT"/>
+        </w:rPr>
+      </w:pPr>
+      <w:r>
+        <w:rPr>
+          <w:rFonts w:ascii="Times New Roman" w:eastAsia="Times New Roman" w:hAnsi="Times New Roman" w:cs="Times New Roman"/>
+          <w:sz w:val="26"/>
+          <w:szCs w:val="26"/>
+          <w:lang w:val="it-IT"/>
+        </w:rPr>
+        <w:t>Tất cả các điều khoản và từng phần của các điều khoản trong Hợp đồng này sẽ có hiệu lực riêng rẽ và độc lập với các điều khoản khác. Nếu có bất kỳ điều khoản nào vô hiệu, bất hợp pháp hoặc không thể thi hành theo pháp luật Việt Nam, thì hiệu lực, tính hợp pháp và khả năng thi hành của các điều khoản còn lại của Hợp đồng này sẽ không bị ảnh hưởng dưới bất kỳ hình thức nào.</w:t>
+      </w:r>
+    </w:p>
+    <w:p>
+      <w:pPr>
+        <w:spacing w:after="0" w:line="269" w:lineRule="auto"/>
+        <w:ind w:firstLine="567"/>
+        <w:jc w:val="both"/>
+        <w:rPr>
+          <w:rFonts w:ascii="Times New Roman" w:eastAsia="Times New Roman" w:hAnsi="Times New Roman" w:cs="Times New Roman"/>
+          <w:sz w:val="26"/>
+          <w:szCs w:val="26"/>
+          <w:lang w:val="it-IT"/>
+        </w:rPr>
+      </w:pPr>
+      <w:r>
+        <w:rPr>
+          <w:rFonts w:ascii="Times New Roman" w:eastAsia="Times New Roman" w:hAnsi="Times New Roman" w:cs="Times New Roman"/>
+          <w:sz w:val="26"/>
+          <w:szCs w:val="26"/>
+          <w:lang w:val="it-IT"/>
+        </w:rPr>
+        <w:t>11.4. Thay đổi biện pháp bảo đảm:</w:t>
+      </w:r>
+    </w:p>
+    <w:p>
+      <w:pPr>
+        <w:spacing w:after="0" w:line="269" w:lineRule="auto"/>
+        <w:ind w:firstLine="567"/>
+        <w:jc w:val="both"/>
+        <w:rPr>
+          <w:rFonts w:ascii="Times New Roman" w:eastAsia="Times New Roman" w:hAnsi="Times New Roman" w:cs="Times New Roman"/>
+          <w:sz w:val="26"/>
+          <w:szCs w:val="26"/>
+          <w:lang w:val="it-IT"/>
+        </w:rPr>
+      </w:pPr>
+      <w:r>
+        <w:rPr>
+          <w:rFonts w:ascii="Times New Roman" w:eastAsia="Times New Roman" w:hAnsi="Times New Roman" w:cs="Times New Roman"/>
+          <w:sz w:val="26"/>
+          <w:szCs w:val="26"/>
+          <w:lang w:val="it-IT"/>
+        </w:rPr>
+        <w:t xml:space="preserve">Bên B có thể thay đổi tài sản thế chấp ở trong hợp đồng này bằng tài sản khác nếu được Bên A chấp thuận thì các Bên sẽ lập ký kết Hợp đồng mới.     </w:t>
+      </w:r>
+    </w:p>
+    <w:p>
+      <w:pPr>
+        <w:spacing w:after="0" w:line="269" w:lineRule="auto"/>
+        <w:ind w:firstLine="567"/>
+        <w:jc w:val="both"/>
+        <w:rPr>
+          <w:rFonts w:ascii="Times New Roman" w:eastAsia="Times New Roman" w:hAnsi="Times New Roman" w:cs="Times New Roman"/>
+          <w:sz w:val="26"/>
+          <w:szCs w:val="26"/>
+          <w:lang w:val="it-IT"/>
+        </w:rPr>
+      </w:pPr>
+      <w:r>
+        <w:rPr>
+          <w:rFonts w:ascii="Times New Roman" w:eastAsia="Times New Roman" w:hAnsi="Times New Roman" w:cs="Times New Roman"/>
+          <w:sz w:val="26"/>
+          <w:szCs w:val="26"/>
+          <w:lang w:val="it-IT"/>
+        </w:rPr>
+        <w:t>11.5. Hợp đồng cho vay vô hiệu:</w:t>
+      </w:r>
+    </w:p>
+    <w:p>
+      <w:pPr>
+        <w:spacing w:after="0" w:line="269" w:lineRule="auto"/>
+        <w:ind w:firstLine="567"/>
+        <w:jc w:val="both"/>
+        <w:rPr>
+          <w:rFonts w:ascii="Times New Roman" w:eastAsia="Times New Roman" w:hAnsi="Times New Roman" w:cs="Times New Roman"/>
+          <w:sz w:val="26"/>
+          <w:szCs w:val="26"/>
+          <w:lang w:val="it-IT"/>
+        </w:rPr>
+      </w:pPr>
+      <w:r>
+        <w:rPr>
+          <w:rFonts w:ascii="Times New Roman" w:eastAsia="Times New Roman" w:hAnsi="Times New Roman" w:cs="Times New Roman"/>
+          <w:sz w:val="26"/>
+          <w:szCs w:val="26"/>
+          <w:lang w:val="it-IT"/>
+        </w:rPr>
+        <w:t>Trường hợp Hợp đồng cho vay tham chiếu theo Hợp đồng này bị tuyên vô hiệu hoặc có sai sót mà Bên A đã thực hiện giải ngân và đã phát sinh bất kỳ số dư nào cho Bên B theo các Hợp đồng cho vay thì Bên B vẫn phải thực hiện đúng đầy đủ cam kết nghĩa vụ bảo đảm theo Hợp đồng này.</w:t>
+      </w:r>
+    </w:p>
+    <w:p>
+      <w:pPr>
+        <w:spacing w:after="0" w:line="269" w:lineRule="auto"/>
+        <w:ind w:firstLine="567"/>
+        <w:jc w:val="both"/>
+        <w:rPr>
+          <w:rFonts w:ascii="Times New Roman" w:eastAsia="Times New Roman" w:hAnsi="Times New Roman" w:cs="Times New Roman"/>
+          <w:sz w:val="26"/>
+          <w:szCs w:val="26"/>
+          <w:lang w:val="it-IT"/>
+        </w:rPr>
+      </w:pPr>
+      <w:r>
+        <w:rPr>
+          <w:rFonts w:ascii="Times New Roman" w:eastAsia="Times New Roman" w:hAnsi="Times New Roman" w:cs="Times New Roman"/>
+          <w:sz w:val="26"/>
+          <w:szCs w:val="26"/>
+          <w:lang w:val="it-IT"/>
+        </w:rPr>
+        <w:lastRenderedPageBreak/>
+        <w:t>11.6. Bồi thường thiệt hại:</w:t>
+      </w:r>
+    </w:p>
+    <w:p>
+      <w:pPr>
+        <w:spacing w:after="0" w:line="269" w:lineRule="auto"/>
+        <w:ind w:firstLine="567"/>
+        <w:jc w:val="both"/>
+        <w:rPr>
+          <w:rFonts w:ascii="Times New Roman" w:eastAsia="Times New Roman" w:hAnsi="Times New Roman" w:cs="Times New Roman"/>
+          <w:sz w:val="26"/>
+          <w:szCs w:val="26"/>
+          <w:lang w:val="it-IT"/>
+        </w:rPr>
+      </w:pPr>
+      <w:r>
+        <w:rPr>
+          <w:rFonts w:ascii="Times New Roman" w:eastAsia="Times New Roman" w:hAnsi="Times New Roman" w:cs="Times New Roman"/>
+          <w:sz w:val="26"/>
+          <w:szCs w:val="26"/>
+          <w:lang w:val="it-IT"/>
+        </w:rPr>
+        <w:t>Bên B đồng ý thanh toán toàn bộ những thiệt hại vật chất thực tế phát sinh từ và liên quan đến Hợp đồng này.</w:t>
+      </w:r>
+    </w:p>
+    <w:p>
+      <w:pPr>
+        <w:spacing w:after="0" w:line="269" w:lineRule="auto"/>
+        <w:ind w:firstLine="567"/>
+        <w:jc w:val="both"/>
+        <w:rPr>
+          <w:rFonts w:ascii="Times New Roman" w:eastAsia="Times New Roman" w:hAnsi="Times New Roman" w:cs="Times New Roman"/>
+          <w:b/>
+          <w:sz w:val="26"/>
+          <w:szCs w:val="26"/>
+          <w:lang w:val="it-IT"/>
+        </w:rPr>
+      </w:pPr>
+      <w:r>
+        <w:rPr>
+          <w:rFonts w:ascii="Times New Roman" w:eastAsia="Times New Roman" w:hAnsi="Times New Roman" w:cs="Times New Roman"/>
+          <w:b/>
+          <w:sz w:val="26"/>
+          <w:szCs w:val="26"/>
+          <w:lang w:val="it-IT"/>
+        </w:rPr>
+        <w:t>Điều 12. Cam đoan của các bên</w:t>
+      </w:r>
+    </w:p>
+    <w:p>
+      <w:pPr>
+        <w:spacing w:after="0" w:line="269" w:lineRule="auto"/>
+        <w:ind w:firstLine="567"/>
+        <w:jc w:val="both"/>
+        <w:rPr>
+          <w:rFonts w:ascii="Times New Roman" w:eastAsia="Times New Roman" w:hAnsi="Times New Roman" w:cs="Times New Roman"/>
+          <w:sz w:val="26"/>
+          <w:szCs w:val="26"/>
+          <w:lang w:val="it-IT"/>
+        </w:rPr>
+      </w:pPr>
+      <w:r>
+        <w:rPr>
+          <w:rFonts w:ascii="Times New Roman" w:eastAsia="Times New Roman" w:hAnsi="Times New Roman" w:cs="Times New Roman"/>
+          <w:sz w:val="26"/>
+          <w:szCs w:val="26"/>
+          <w:lang w:val="it-IT"/>
+        </w:rPr>
+        <w:t>1</w:t>
+      </w:r>
+      <w:r>
+        <w:rPr>
+          <w:rFonts w:ascii="Times New Roman" w:eastAsia="Times New Roman" w:hAnsi="Times New Roman" w:cs="Times New Roman"/>
+          <w:sz w:val="26"/>
+          <w:szCs w:val="26"/>
+          <w:lang w:val="it-IT"/>
+        </w:rPr>
+        <w:t>2.1. Cam đoan của Bên A:</w:t>
+      </w:r>
+    </w:p>
+    <w:p>
+      <w:pPr>
+        <w:spacing w:after="0" w:line="269" w:lineRule="auto"/>
+        <w:ind w:firstLine="567"/>
+        <w:jc w:val="both"/>
+        <w:rPr>
+          <w:rFonts w:ascii="Times New Roman" w:eastAsia="Times New Roman" w:hAnsi="Times New Roman" w:cs="Times New Roman"/>
+          <w:sz w:val="26"/>
+          <w:szCs w:val="26"/>
+          <w:lang w:val="it-IT"/>
+        </w:rPr>
+      </w:pPr>
+      <w:r>
+        <w:rPr>
+          <w:rFonts w:ascii="Times New Roman" w:eastAsia="Times New Roman" w:hAnsi="Times New Roman" w:cs="Times New Roman"/>
+          <w:sz w:val="26"/>
+          <w:szCs w:val="26"/>
+          <w:lang w:val="it-IT"/>
+        </w:rPr>
+        <w:t>a) Những thông tin về Bên A ghi trong Hợp đồng này là đúng sự thật.</w:t>
+      </w:r>
+    </w:p>
+    <w:p>
+      <w:pPr>
+        <w:spacing w:after="0" w:line="269" w:lineRule="auto"/>
+        <w:ind w:firstLine="567"/>
+        <w:jc w:val="both"/>
+        <w:rPr>
+          <w:rFonts w:ascii="Times New Roman" w:eastAsia="Times New Roman" w:hAnsi="Times New Roman" w:cs="Times New Roman"/>
+          <w:sz w:val="26"/>
+          <w:szCs w:val="26"/>
+          <w:lang w:val="it-IT"/>
+        </w:rPr>
+      </w:pPr>
+      <w:r>
+        <w:rPr>
+          <w:rFonts w:ascii="Times New Roman" w:eastAsia="Times New Roman" w:hAnsi="Times New Roman" w:cs="Times New Roman"/>
+          <w:sz w:val="26"/>
+          <w:szCs w:val="26"/>
+          <w:lang w:val="it-IT"/>
+        </w:rPr>
+        <w:t>b) Đã xem xét các thông tin pháp lý, năng lực hành vi dân sự về Bên B, về tài sản thế chấp, các giấy tờ về tài sản thế chấp trên cơ sở tài liệu do Bên B cung cấp</w:t>
+      </w:r>
+    </w:p>
+    <w:p>
+      <w:pPr>
+        <w:spacing w:after="0" w:line="269" w:lineRule="auto"/>
+        <w:ind w:firstLine="567"/>
+        <w:jc w:val="both"/>
+        <w:rPr>
+          <w:rFonts w:ascii="Times New Roman" w:eastAsia="Times New Roman" w:hAnsi="Times New Roman" w:cs="Times New Roman"/>
+          <w:sz w:val="26"/>
+          <w:szCs w:val="26"/>
+          <w:lang w:val="it-IT"/>
+        </w:rPr>
+      </w:pPr>
+      <w:r>
+        <w:rPr>
+          <w:rFonts w:ascii="Times New Roman" w:eastAsia="Times New Roman" w:hAnsi="Times New Roman" w:cs="Times New Roman"/>
+          <w:sz w:val="26"/>
+          <w:szCs w:val="26"/>
+          <w:lang w:val="it-IT"/>
+        </w:rPr>
+        <w:t>c) Việc giao kết Hợp đồng này hoàn toàn tự nguyện, không bị lừa dối, ép buộc.</w:t>
+      </w:r>
+    </w:p>
+    <w:p>
+      <w:pPr>
+        <w:spacing w:after="0" w:line="269" w:lineRule="auto"/>
+        <w:ind w:firstLine="567"/>
+        <w:jc w:val="both"/>
+        <w:rPr>
+          <w:rFonts w:ascii="Times New Roman" w:eastAsia="Times New Roman" w:hAnsi="Times New Roman" w:cs="Times New Roman"/>
+          <w:sz w:val="26"/>
+          <w:szCs w:val="26"/>
+          <w:lang w:val="it-IT"/>
+        </w:rPr>
+      </w:pPr>
+      <w:r>
+        <w:rPr>
+          <w:rFonts w:ascii="Times New Roman" w:eastAsia="Times New Roman" w:hAnsi="Times New Roman" w:cs="Times New Roman"/>
+          <w:sz w:val="26"/>
+          <w:szCs w:val="26"/>
+          <w:lang w:val="it-IT"/>
+        </w:rPr>
+        <w:t>d) Thực hiện đúng, đầy đủ các thỏa thuận đã ghi trong Hợp đồng này.</w:t>
+      </w:r>
+    </w:p>
+    <w:p>
+      <w:pPr>
+        <w:spacing w:after="0" w:line="269" w:lineRule="auto"/>
+        <w:ind w:firstLine="567"/>
+        <w:jc w:val="both"/>
+        <w:rPr>
+          <w:rFonts w:ascii="Times New Roman" w:eastAsia="Times New Roman" w:hAnsi="Times New Roman" w:cs="Times New Roman"/>
+          <w:sz w:val="26"/>
+          <w:szCs w:val="26"/>
+          <w:lang w:val="it-IT"/>
+        </w:rPr>
+      </w:pPr>
+      <w:r>
+        <w:rPr>
+          <w:rFonts w:ascii="Times New Roman" w:eastAsia="Times New Roman" w:hAnsi="Times New Roman" w:cs="Times New Roman"/>
+          <w:sz w:val="26"/>
+          <w:szCs w:val="26"/>
+          <w:lang w:val="it-IT"/>
+        </w:rPr>
+        <w:t>12.2. Cam đoan của Bên B:</w:t>
+      </w:r>
+    </w:p>
+    <w:p>
+      <w:pPr>
+        <w:spacing w:after="0" w:line="269" w:lineRule="auto"/>
+        <w:ind w:firstLine="567"/>
+        <w:jc w:val="both"/>
+        <w:rPr>
+          <w:rFonts w:ascii="Times New Roman" w:eastAsia="Times New Roman" w:hAnsi="Times New Roman" w:cs="Times New Roman"/>
+          <w:sz w:val="26"/>
+          <w:szCs w:val="26"/>
+          <w:lang w:val="it-IT"/>
+        </w:rPr>
+      </w:pPr>
+      <w:r>
+        <w:rPr>
+          <w:rFonts w:ascii="Times New Roman" w:eastAsia="Times New Roman" w:hAnsi="Times New Roman" w:cs="Times New Roman"/>
+          <w:sz w:val="26"/>
+          <w:szCs w:val="26"/>
+          <w:lang w:val="it-IT"/>
+        </w:rPr>
+        <w:t xml:space="preserve">a) Những người có tên trong Hợp đồng này là chủ sở hữu, đồng sử dụng hợp pháp tài sản thế chấp ghi trong Hợp đồng này đã bàn bạc và thống nhất đồng ý và cam đoan tự nguyện dùng toàn bộ khối tài sản cùng với các loại giấy tờ liên quan của tài sản để thế chấp cho Bên A với trách nhiệm bảo đảm cho việc thực hiện nghĩa vụ trả nợ đối với tất cả các khoản nợ phát sinh từ các Hợp đồng được ký kết giữa Bên A và Bên B và/ hoặc người đại diện Bên B </w:t>
+      </w:r>
+      <w:r>
+        <w:rPr>
+          <w:rFonts w:ascii="Times New Roman" w:eastAsia="Times New Roman" w:hAnsi="Times New Roman" w:cs="Times New Roman"/>
+          <w:sz w:val="26"/>
+          <w:szCs w:val="26"/>
+          <w:lang w:val="it-IT"/>
+        </w:rPr>
+        <w:t>có thời hạn đến khi được xóa thế chấp</w:t>
+      </w:r>
+      <w:r>
+        <w:rPr>
+          <w:rFonts w:ascii="Times New Roman" w:eastAsia="Times New Roman" w:hAnsi="Times New Roman" w:cs="Times New Roman"/>
+          <w:sz w:val="26"/>
+          <w:szCs w:val="26"/>
+          <w:lang w:val="it-IT"/>
+        </w:rPr>
+        <w:t xml:space="preserve"> mà được tham chiếu theo Hợp đồng thế chấp này và các Hợp đồng cho vay khác được xác lập trước, cùng và sau thời điểm ký kết Hợp đồng này mà được tham chiếu theo Hợp đồng thế chấp này. </w:t>
+      </w:r>
+    </w:p>
+    <w:p>
+      <w:pPr>
+        <w:spacing w:after="0" w:line="269" w:lineRule="auto"/>
+        <w:ind w:firstLine="567"/>
+        <w:jc w:val="both"/>
+        <w:rPr>
+          <w:rFonts w:ascii="Times New Roman" w:eastAsia="Times New Roman" w:hAnsi="Times New Roman" w:cs="Times New Roman"/>
+          <w:sz w:val="26"/>
+          <w:szCs w:val="26"/>
+          <w:lang w:val="it-IT"/>
+        </w:rPr>
+      </w:pPr>
+      <w:r>
+        <w:rPr>
+          <w:rFonts w:ascii="Times New Roman" w:eastAsia="Times New Roman" w:hAnsi="Times New Roman" w:cs="Times New Roman"/>
+          <w:sz w:val="26"/>
+          <w:szCs w:val="26"/>
+          <w:lang w:val="it-IT"/>
+        </w:rPr>
+        <w:t xml:space="preserve">b) Các cá nhân Bên B cam kết và khẳng định cùng chịu trách nhiệm hoàn thành đầy đủ, đúng hạn tất cả các nghĩa vụ bảo đảm, thực hiện đúng cam kết, thỏa thuận đối với Bên A tại Hợp đồng này và các Hợp đồng, văn bản khác liên quan trong mọi trường hợp với bất kỳ lý do gì.     </w:t>
+      </w:r>
+    </w:p>
+    <w:p>
+      <w:pPr>
+        <w:spacing w:after="0" w:line="269" w:lineRule="auto"/>
+        <w:ind w:firstLine="567"/>
+        <w:jc w:val="both"/>
+        <w:rPr>
+          <w:rFonts w:ascii="Times New Roman" w:eastAsia="Times New Roman" w:hAnsi="Times New Roman" w:cs="Times New Roman"/>
+          <w:sz w:val="26"/>
+          <w:szCs w:val="26"/>
+          <w:lang w:val="it-IT"/>
+        </w:rPr>
+      </w:pPr>
+      <w:r>
+        <w:rPr>
+          <w:rFonts w:ascii="Times New Roman" w:eastAsia="Times New Roman" w:hAnsi="Times New Roman" w:cs="Times New Roman"/>
+          <w:sz w:val="26"/>
+          <w:szCs w:val="26"/>
+          <w:lang w:val="it-IT"/>
+        </w:rPr>
+        <w:t>c) Tài sản thế chấp hiện không thế chấp, cầm cố đưới bất kỳ hình thức nào để đảm bảo cho bất kỳ một nghĩa vụ khác; không bị tranh chấp về quyền sở hữu và quyền sử</w:t>
+      </w:r>
+      <w:r>
+        <w:rPr>
+          <w:rFonts w:ascii="Times New Roman" w:eastAsia="Times New Roman" w:hAnsi="Times New Roman" w:cs="Times New Roman"/>
+          <w:sz w:val="26"/>
+          <w:szCs w:val="26"/>
+          <w:lang w:val="it-IT"/>
+        </w:rPr>
+        <w:t xml:space="preserve"> dụng</w:t>
       </w:r>
       <w:r>
         <w:rPr>
@@ -4734,118 +6266,210 @@
           <w:szCs w:val="26"/>
           <w:lang w:val="it-IT"/>
         </w:rPr>
-        <w:t xml:space="preserve">g) Bất kỳ quy định nào về các tài liệu hoặc hồ sơ pháp lý của Bên B là vô hiệu hoặc bất hợp pháp hoặc bị bất kỳ cơ quan nhà nước có thẩm quyền nào hoặc tòa án bất kỳ tuyên bố là vô giá trị, vô hiệu hoặc bất hợp pháp toàn bộ hay một phần.     </w:t>
-      </w:r>
-    </w:p>
-    <w:p>
-      <w:pPr>
-        <w:spacing w:after="0" w:line="269" w:lineRule="auto"/>
-        <w:ind w:firstLine="567"/>
-        <w:jc w:val="both"/>
-        <w:rPr>
-          <w:rFonts w:ascii="Times New Roman" w:eastAsia="Times New Roman" w:hAnsi="Times New Roman" w:cs="Times New Roman"/>
-          <w:sz w:val="26"/>
-          <w:szCs w:val="26"/>
-          <w:lang w:val="it-IT"/>
-        </w:rPr>
-      </w:pPr>
-      <w:r>
-        <w:rPr>
-          <w:rFonts w:ascii="Times New Roman" w:eastAsia="Times New Roman" w:hAnsi="Times New Roman" w:cs="Times New Roman"/>
-          <w:sz w:val="26"/>
-          <w:szCs w:val="26"/>
-          <w:lang w:val="it-IT"/>
-        </w:rPr>
-        <w:t>h) Các trường hợp khác mà Bên A xét thấy cần thiết phải xử lý tài sản bảo đảm để thanh toán một phần hoặc toàn bộ nghĩa vụ hoàn trả Nợ.</w:t>
-      </w:r>
-    </w:p>
-    <w:p>
-      <w:pPr>
-        <w:spacing w:after="0" w:line="269" w:lineRule="auto"/>
-        <w:ind w:firstLine="567"/>
-        <w:jc w:val="both"/>
-        <w:rPr>
-          <w:rFonts w:ascii="Times New Roman" w:eastAsia="Times New Roman" w:hAnsi="Times New Roman" w:cs="Times New Roman"/>
-          <w:sz w:val="26"/>
-          <w:szCs w:val="26"/>
-          <w:lang w:val="it-IT"/>
-        </w:rPr>
-      </w:pPr>
-      <w:r>
-        <w:rPr>
-          <w:rFonts w:ascii="Times New Roman" w:eastAsia="Times New Roman" w:hAnsi="Times New Roman" w:cs="Times New Roman"/>
-          <w:sz w:val="26"/>
-          <w:szCs w:val="26"/>
-          <w:lang w:val="it-IT"/>
-        </w:rPr>
-        <w:t>i) Các trường hợp khác theo quy định của pháp luật.</w:t>
-      </w:r>
-    </w:p>
-    <w:p>
-      <w:pPr>
-        <w:spacing w:after="0" w:line="269" w:lineRule="auto"/>
-        <w:ind w:firstLine="567"/>
-        <w:jc w:val="both"/>
-        <w:rPr>
-          <w:rFonts w:ascii="Times New Roman" w:eastAsia="Times New Roman" w:hAnsi="Times New Roman" w:cs="Times New Roman"/>
-          <w:sz w:val="26"/>
-          <w:szCs w:val="26"/>
-          <w:lang w:val="it-IT"/>
-        </w:rPr>
-      </w:pPr>
-      <w:r>
-        <w:rPr>
-          <w:rFonts w:ascii="Times New Roman" w:eastAsia="Times New Roman" w:hAnsi="Times New Roman" w:cs="Times New Roman"/>
-          <w:sz w:val="26"/>
-          <w:szCs w:val="26"/>
-          <w:lang w:val="it-IT"/>
-        </w:rPr>
-        <w:t>10.2. Nguyên tắc xử lý tài sản thế chấp:</w:t>
-      </w:r>
-    </w:p>
-    <w:p>
-      <w:pPr>
-        <w:spacing w:after="0" w:line="269" w:lineRule="auto"/>
-        <w:ind w:firstLine="567"/>
-        <w:jc w:val="both"/>
-        <w:rPr>
-          <w:rFonts w:ascii="Times New Roman" w:eastAsia="Times New Roman" w:hAnsi="Times New Roman" w:cs="Times New Roman"/>
-          <w:sz w:val="26"/>
-          <w:szCs w:val="26"/>
-          <w:lang w:val="it-IT"/>
-        </w:rPr>
-      </w:pPr>
-      <w:r>
-        <w:rPr>
-          <w:rFonts w:ascii="Times New Roman" w:eastAsia="Times New Roman" w:hAnsi="Times New Roman" w:cs="Times New Roman"/>
-          <w:sz w:val="26"/>
-          <w:szCs w:val="26"/>
-          <w:lang w:val="it-IT"/>
-        </w:rPr>
-        <w:t>a) Bên A căn cứ vào nội dung đã thỏa thuận trong Hợp đồng này và theo quy định của pháp luật để tiến hành xử lý tài sản thế chấp mà không cần văn bản ủy quyền của các cá nhân Bên B.</w:t>
-      </w:r>
-    </w:p>
-    <w:p>
-      <w:pPr>
-        <w:spacing w:after="0" w:line="269" w:lineRule="auto"/>
-        <w:ind w:firstLine="567"/>
-        <w:jc w:val="both"/>
-        <w:rPr>
-          <w:rFonts w:ascii="Times New Roman" w:eastAsia="Times New Roman" w:hAnsi="Times New Roman" w:cs="Times New Roman"/>
-          <w:sz w:val="26"/>
-          <w:szCs w:val="26"/>
-          <w:lang w:val="it-IT"/>
-        </w:rPr>
-      </w:pPr>
-      <w:r>
-        <w:rPr>
-          <w:rFonts w:ascii="Times New Roman" w:eastAsia="Times New Roman" w:hAnsi="Times New Roman" w:cs="Times New Roman"/>
-          <w:sz w:val="26"/>
-          <w:szCs w:val="26"/>
-          <w:lang w:val="it-IT"/>
-        </w:rPr>
-        <w:t xml:space="preserve">b) Trong thời hạn không quá 30 ngày, kể từ ngày đến hạn thực hiện nghĩa vụ theo thỏa thuận mà Bên B vẫn không thực hiện hoặc thực hiện không đúng, không đầy đủ nghĩa vụ thì </w:t>
-      </w:r>
+        <w:t>d) Việc giao kết Hợp đồng này là hoàn toàn tự nguyện, không bị lừa dối hay ép buộc</w:t>
+      </w:r>
+      <w:r>
+        <w:rPr>
+          <w:rFonts w:ascii="Times New Roman" w:eastAsia="Times New Roman" w:hAnsi="Times New Roman" w:cs="Times New Roman"/>
+          <w:sz w:val="26"/>
+          <w:szCs w:val="26"/>
+          <w:lang w:val="it-IT"/>
+        </w:rPr>
+        <w:t>.</w:t>
+      </w:r>
+    </w:p>
+    <w:p>
+      <w:pPr>
+        <w:spacing w:after="0" w:line="269" w:lineRule="auto"/>
+        <w:ind w:firstLine="567"/>
+        <w:jc w:val="both"/>
+        <w:rPr>
+          <w:rFonts w:ascii="Times New Roman" w:eastAsia="Times New Roman" w:hAnsi="Times New Roman" w:cs="Times New Roman"/>
+          <w:sz w:val="26"/>
+          <w:szCs w:val="26"/>
+          <w:lang w:val="it-IT"/>
+        </w:rPr>
+      </w:pPr>
+      <w:r>
+        <w:rPr>
+          <w:rFonts w:ascii="Times New Roman" w:eastAsia="Times New Roman" w:hAnsi="Times New Roman" w:cs="Times New Roman"/>
+          <w:sz w:val="26"/>
+          <w:szCs w:val="26"/>
+          <w:lang w:val="it-IT"/>
+        </w:rPr>
+        <w:t>e) Cam kết thực hiện đầy đủ các thủ tục pháp lý theo quy định của pháp luật và hướng dẫn của Bên A và phối kết hợp với Bên A khi phải xử lý tài sản.</w:t>
+      </w:r>
+    </w:p>
+    <w:p>
+      <w:pPr>
+        <w:spacing w:after="0" w:line="269" w:lineRule="auto"/>
+        <w:ind w:firstLine="567"/>
+        <w:jc w:val="both"/>
+        <w:rPr>
+          <w:rFonts w:ascii="Times New Roman" w:eastAsia="Times New Roman" w:hAnsi="Times New Roman" w:cs="Times New Roman"/>
+          <w:sz w:val="26"/>
+          <w:szCs w:val="26"/>
+          <w:lang w:val="it-IT"/>
+        </w:rPr>
+      </w:pPr>
+      <w:r>
+        <w:rPr>
+          <w:rFonts w:ascii="Times New Roman" w:eastAsia="Times New Roman" w:hAnsi="Times New Roman" w:cs="Times New Roman"/>
+          <w:sz w:val="26"/>
+          <w:szCs w:val="26"/>
+          <w:lang w:val="it-IT"/>
+        </w:rPr>
+        <w:t>f) Cam kết thực hiện đúng đầy đủ các thỏa thuận đã ghi trong Hợp đồng này.</w:t>
+      </w:r>
+    </w:p>
+    <w:p>
+      <w:pPr>
+        <w:spacing w:after="0" w:line="269" w:lineRule="auto"/>
+        <w:ind w:firstLine="567"/>
+        <w:jc w:val="both"/>
+        <w:rPr>
+          <w:rFonts w:ascii="Times New Roman" w:eastAsia="Times New Roman" w:hAnsi="Times New Roman" w:cs="Times New Roman"/>
+          <w:b/>
+          <w:sz w:val="26"/>
+          <w:szCs w:val="26"/>
+          <w:lang w:val="it-IT"/>
+        </w:rPr>
+      </w:pPr>
+      <w:r>
+        <w:rPr>
+          <w:rFonts w:ascii="Times New Roman" w:eastAsia="Times New Roman" w:hAnsi="Times New Roman" w:cs="Times New Roman"/>
+          <w:b/>
+          <w:sz w:val="26"/>
+          <w:szCs w:val="26"/>
+          <w:lang w:val="it-IT"/>
+        </w:rPr>
+        <w:t>Điều 13. Luật điều chỉnh, cơ quan giải quyết tranh chấp</w:t>
+      </w:r>
+    </w:p>
+    <w:p>
+      <w:pPr>
+        <w:spacing w:after="0" w:line="269" w:lineRule="auto"/>
+        <w:ind w:firstLine="567"/>
+        <w:jc w:val="both"/>
+        <w:rPr>
+          <w:rFonts w:ascii="Times New Roman" w:eastAsia="Times New Roman" w:hAnsi="Times New Roman" w:cs="Times New Roman"/>
+          <w:sz w:val="26"/>
+          <w:szCs w:val="26"/>
+          <w:lang w:val="it-IT"/>
+        </w:rPr>
+      </w:pPr>
+      <w:r>
+        <w:rPr>
+          <w:rFonts w:ascii="Times New Roman" w:eastAsia="Times New Roman" w:hAnsi="Times New Roman" w:cs="Times New Roman"/>
+          <w:sz w:val="26"/>
+          <w:szCs w:val="26"/>
+          <w:lang w:val="it-IT"/>
+        </w:rPr>
+        <w:t>Trong quá trình thực hiện Hợp đồng này nếu có phát sinh tranh chấp, các bên cùng nhau thương lượng, giải quyết trên nguyên tắc tôn trọng quyền lợi của nhau; trong trường hợp không thương lượng được thì các Bên thống nhất giải quyết tranh chấp tại Tòa án nhân dân theo quy định của pháp luật.</w:t>
+      </w:r>
+    </w:p>
+    <w:p>
+      <w:pPr>
+        <w:spacing w:after="0" w:line="269" w:lineRule="auto"/>
+        <w:ind w:firstLine="567"/>
+        <w:jc w:val="both"/>
+        <w:rPr>
+          <w:rFonts w:ascii="Times New Roman" w:eastAsia="Times New Roman" w:hAnsi="Times New Roman" w:cs="Times New Roman"/>
+          <w:b/>
+          <w:sz w:val="26"/>
+          <w:szCs w:val="26"/>
+          <w:lang w:val="it-IT"/>
+        </w:rPr>
+      </w:pPr>
+      <w:r>
+        <w:rPr>
+          <w:rFonts w:ascii="Times New Roman" w:eastAsia="Times New Roman" w:hAnsi="Times New Roman" w:cs="Times New Roman"/>
+          <w:b/>
+          <w:sz w:val="26"/>
+          <w:szCs w:val="26"/>
+          <w:lang w:val="it-IT"/>
+        </w:rPr>
+        <w:t>Điều 14. Hiệu lực của Hợp đồng</w:t>
+      </w:r>
+    </w:p>
+    <w:p>
+      <w:pPr>
+        <w:spacing w:after="0" w:line="269" w:lineRule="auto"/>
+        <w:ind w:firstLine="567"/>
+        <w:jc w:val="both"/>
+        <w:rPr>
+          <w:rFonts w:ascii="Times New Roman" w:eastAsia="Times New Roman" w:hAnsi="Times New Roman" w:cs="Times New Roman"/>
+          <w:sz w:val="26"/>
+          <w:szCs w:val="26"/>
+          <w:lang w:val="it-IT"/>
+        </w:rPr>
+      </w:pPr>
+      <w:r>
+        <w:rPr>
+          <w:rFonts w:ascii="Times New Roman" w:eastAsia="Times New Roman" w:hAnsi="Times New Roman" w:cs="Times New Roman"/>
+          <w:sz w:val="26"/>
+          <w:szCs w:val="26"/>
+          <w:lang w:val="it-IT"/>
+        </w:rPr>
+        <w:t>14.1. Hiệu lực của Hợp đồng:</w:t>
+      </w:r>
+    </w:p>
+    <w:p>
+      <w:pPr>
+        <w:spacing w:after="0" w:line="269" w:lineRule="auto"/>
+        <w:ind w:firstLine="567"/>
+        <w:jc w:val="both"/>
+        <w:rPr>
+          <w:rFonts w:ascii="Times New Roman" w:eastAsia="Times New Roman" w:hAnsi="Times New Roman" w:cs="Times New Roman"/>
+          <w:sz w:val="26"/>
+          <w:szCs w:val="26"/>
+          <w:lang w:val="it-IT"/>
+        </w:rPr>
+      </w:pPr>
+      <w:r>
+        <w:rPr>
+          <w:rFonts w:ascii="Times New Roman" w:eastAsia="Times New Roman" w:hAnsi="Times New Roman" w:cs="Times New Roman"/>
+          <w:sz w:val="26"/>
+          <w:szCs w:val="26"/>
+          <w:lang w:val="it-IT"/>
+        </w:rPr>
+        <w:t xml:space="preserve">Hợp đồng này có hiệu lực kể từ khi các Bên có tên trong Hợp đồng ký tên và được cơ quan cấp có thẩm quyền ban hành lời chứng. Mọi sửa đổi, bổ sung Hợp đồng này phải được sự đồng ý của các bên và lập thành văn bản.     </w:t>
+      </w:r>
+    </w:p>
+    <w:p>
+      <w:pPr>
+        <w:spacing w:after="0" w:line="269" w:lineRule="auto"/>
+        <w:ind w:firstLine="567"/>
+        <w:jc w:val="both"/>
+        <w:rPr>
+          <w:rFonts w:ascii="Times New Roman" w:eastAsia="Times New Roman" w:hAnsi="Times New Roman" w:cs="Times New Roman"/>
+          <w:sz w:val="26"/>
+          <w:szCs w:val="26"/>
+          <w:lang w:val="it-IT"/>
+        </w:rPr>
+      </w:pPr>
+      <w:r>
+        <w:rPr>
+          <w:rFonts w:ascii="Times New Roman" w:eastAsia="Times New Roman" w:hAnsi="Times New Roman" w:cs="Times New Roman"/>
+          <w:sz w:val="26"/>
+          <w:szCs w:val="26"/>
+          <w:lang w:val="it-IT"/>
+        </w:rPr>
+        <w:t>14.2. Hợp đồng này hết hiệu lực trong các trường hợp sau:</w:t>
+      </w:r>
+    </w:p>
+    <w:p>
+      <w:pPr>
+        <w:spacing w:after="0" w:line="269" w:lineRule="auto"/>
+        <w:ind w:firstLine="567"/>
+        <w:jc w:val="both"/>
+        <w:rPr>
+          <w:rFonts w:ascii="Times New Roman" w:eastAsia="Times New Roman" w:hAnsi="Times New Roman" w:cs="Times New Roman"/>
+          <w:sz w:val="26"/>
+          <w:szCs w:val="26"/>
+          <w:lang w:val="it-IT"/>
+        </w:rPr>
+      </w:pPr>
       <w:r>
         <w:rPr>
           <w:rFonts w:ascii="Times New Roman" w:eastAsia="Times New Roman" w:hAnsi="Times New Roman" w:cs="Times New Roman"/>
@@ -4854,1628 +6478,6 @@
           <w:lang w:val="it-IT"/>
         </w:rPr>
         <w:lastRenderedPageBreak/>
-        <w:t xml:space="preserve">Bên B phải chủ động phối hợp với Bên A, giao tài sản cho Bên A để xử lý tài sản thế chấp nhằm thực hiện đầy đủ nghĩa vụ trả nợ. Nếu quá thời hạn trên, Bên A có quyền xử lý tài sản thế chấp mà không cần ý kiến đồng ý, chấp thuận, sự chuyển giao tài sản của Bên B.  </w:t>
-      </w:r>
-    </w:p>
-    <w:p>
-      <w:pPr>
-        <w:spacing w:after="0" w:line="269" w:lineRule="auto"/>
-        <w:ind w:firstLine="567"/>
-        <w:jc w:val="both"/>
-        <w:rPr>
-          <w:rFonts w:ascii="Times New Roman" w:eastAsia="Times New Roman" w:hAnsi="Times New Roman" w:cs="Times New Roman"/>
-          <w:sz w:val="26"/>
-          <w:szCs w:val="26"/>
-          <w:lang w:val="it-IT"/>
-        </w:rPr>
-      </w:pPr>
-      <w:r>
-        <w:rPr>
-          <w:rFonts w:ascii="Times New Roman" w:eastAsia="Times New Roman" w:hAnsi="Times New Roman" w:cs="Times New Roman"/>
-          <w:sz w:val="26"/>
-          <w:szCs w:val="26"/>
-          <w:lang w:val="it-IT"/>
-        </w:rPr>
-        <w:t xml:space="preserve">c) Bên B phải bàn giao tài sản thế chấp theo thông báo của Bên A. Nếu hết thời hạn ấn định theo thông báo mà Bên B không giao tài sản thì Bên A có quyền thu giữ tài sản thế chấp để xử lý mà không cần sự đồng ý, có mặt của Bên B. Bên B phải chịu các chi phí hợp lý cho việc thu giữ tài sản thế chấp; nếu trong trường hợp Bên B không giaotài sản để xử lý hoặc có hành vi cản trở việc thu giữ hợp pháp tài sản thế chấp mà gây thiệt hại cho Bên A thì Bên B phải bồi thường cả phần thiệt hại đó.    </w:t>
-      </w:r>
-    </w:p>
-    <w:p>
-      <w:pPr>
-        <w:spacing w:after="0" w:line="269" w:lineRule="auto"/>
-        <w:ind w:firstLine="567"/>
-        <w:jc w:val="both"/>
-        <w:rPr>
-          <w:rFonts w:ascii="Times New Roman" w:eastAsia="Times New Roman" w:hAnsi="Times New Roman" w:cs="Times New Roman"/>
-          <w:sz w:val="26"/>
-          <w:szCs w:val="26"/>
-          <w:lang w:val="it-IT"/>
-        </w:rPr>
-      </w:pPr>
-      <w:r>
-        <w:rPr>
-          <w:rFonts w:ascii="Times New Roman" w:eastAsia="Times New Roman" w:hAnsi="Times New Roman" w:cs="Times New Roman"/>
-          <w:sz w:val="26"/>
-          <w:szCs w:val="26"/>
-          <w:lang w:val="it-IT"/>
-        </w:rPr>
-        <w:t xml:space="preserve">d) Bên A được quyền bán hoặc định đoạt tài sản thế chấp theo bất cứ phương thức nào, theo một hay nhiều giao dịch do Bên A quyết định phù hợp với quy định của pháp luật và thỏa thuận của các Bên tại khoản 10.3 Điều này.   </w:t>
-      </w:r>
-    </w:p>
-    <w:p>
-      <w:pPr>
-        <w:spacing w:after="0" w:line="269" w:lineRule="auto"/>
-        <w:ind w:firstLine="567"/>
-        <w:jc w:val="both"/>
-        <w:rPr>
-          <w:rFonts w:ascii="Times New Roman" w:eastAsia="Times New Roman" w:hAnsi="Times New Roman" w:cs="Times New Roman"/>
-          <w:sz w:val="26"/>
-          <w:szCs w:val="26"/>
-          <w:lang w:val="it-IT"/>
-        </w:rPr>
-      </w:pPr>
-      <w:r>
-        <w:rPr>
-          <w:rFonts w:ascii="Times New Roman" w:eastAsia="Times New Roman" w:hAnsi="Times New Roman" w:cs="Times New Roman"/>
-          <w:sz w:val="26"/>
-          <w:szCs w:val="26"/>
-          <w:lang w:val="it-IT"/>
-        </w:rPr>
-        <w:t xml:space="preserve">e) Xác định giá tài sản thế chấp khi xử lý tài sản thế chấp được thực hiện trên cơ sở thỏa thuận giữa Bên B và Bên A. Trong mọi trường hợp nếu không thỏa thuận được giá tài sản thế chấp vì bất cứ lý do gì thì Bên A có quyền lựa chọn một trong các phương thức sau:     </w:t>
-      </w:r>
-    </w:p>
-    <w:p>
-      <w:pPr>
-        <w:spacing w:after="0" w:line="269" w:lineRule="auto"/>
-        <w:ind w:firstLine="567"/>
-        <w:jc w:val="both"/>
-        <w:rPr>
-          <w:rFonts w:ascii="Times New Roman" w:eastAsia="Times New Roman" w:hAnsi="Times New Roman" w:cs="Times New Roman"/>
-          <w:sz w:val="26"/>
-          <w:szCs w:val="26"/>
-          <w:lang w:val="it-IT"/>
-        </w:rPr>
-      </w:pPr>
-      <w:r>
-        <w:rPr>
-          <w:rFonts w:ascii="Times New Roman" w:eastAsia="Times New Roman" w:hAnsi="Times New Roman" w:cs="Times New Roman"/>
-          <w:sz w:val="26"/>
-          <w:szCs w:val="26"/>
-          <w:lang w:val="it-IT"/>
-        </w:rPr>
-        <w:t>(i) Bên A quyết định giá trị tài sản thế chấp để xử lý tài sản thế chấp; hoặc (ii) Bên A chỉ định tổ chức có chức năng định giá tài sản để xác định giá tài sản thế chấp để xử lý tài sản thế chấp. Nguyên tắc xác định tài sản thế chấp khi xử lý tài sản thế chấp được áp dụng cho tất cả các phương thức xử lý tài sản thế chấp được quy định tại khoản 10.3 Điều này (bao gồm cả trường hợp bán tài sản qua đấu giá và không qua đấu giá).</w:t>
-      </w:r>
-    </w:p>
-    <w:p>
-      <w:pPr>
-        <w:spacing w:after="0" w:line="269" w:lineRule="auto"/>
-        <w:ind w:firstLine="567"/>
-        <w:jc w:val="both"/>
-        <w:rPr>
-          <w:rFonts w:ascii="Times New Roman" w:eastAsia="Times New Roman" w:hAnsi="Times New Roman" w:cs="Times New Roman"/>
-          <w:sz w:val="26"/>
-          <w:szCs w:val="26"/>
-          <w:lang w:val="it-IT"/>
-        </w:rPr>
-      </w:pPr>
-      <w:r>
-        <w:rPr>
-          <w:rFonts w:ascii="Times New Roman" w:eastAsia="Times New Roman" w:hAnsi="Times New Roman" w:cs="Times New Roman"/>
-          <w:sz w:val="26"/>
-          <w:szCs w:val="26"/>
-          <w:lang w:val="it-IT"/>
-        </w:rPr>
-        <w:t xml:space="preserve">f) Trường hợp một tài sản thế chấp được bảo đảm cho nhiều nghĩa vụ trả nợ của Bên B với Bên A, nếu phải xử lý tài sản thế chấp để thực hiện một nghĩa vụ trả nợ đến hạn thì các nghĩa vụ trả nợ khác tuy chưa đến hạn cũng được coi là đến hạn và Bên A được xử lý tài sản thế chấp để thu hồi toàn bộ các nghĩa vụ trả nợ của Bên B. Bên A có </w:t>
-      </w:r>
-      <w:r>
-        <w:rPr>
-          <w:rFonts w:ascii="Times New Roman" w:eastAsia="Times New Roman" w:hAnsi="Times New Roman" w:cs="Times New Roman"/>
-          <w:sz w:val="26"/>
-          <w:szCs w:val="26"/>
-          <w:lang w:val="it-IT"/>
-        </w:rPr>
-        <w:t xml:space="preserve"> </w:t>
-      </w:r>
-      <w:r>
-        <w:rPr>
-          <w:rFonts w:ascii="Times New Roman" w:eastAsia="Times New Roman" w:hAnsi="Times New Roman" w:cs="Times New Roman"/>
-          <w:sz w:val="26"/>
-          <w:szCs w:val="26"/>
-          <w:lang w:val="it-IT"/>
-        </w:rPr>
-        <w:t xml:space="preserve">quyền quyết định thứ tự và lựa chọn nghĩa vụ được bảo đảm ưu tiên thanh toán khi xử lý tài sản thế chấp. Bên B đồng ý vô điều kiện và không có thắc mắc khiếu kiện với quyết định của Bên A.   </w:t>
-      </w:r>
-    </w:p>
-    <w:p>
-      <w:pPr>
-        <w:spacing w:after="0" w:line="269" w:lineRule="auto"/>
-        <w:ind w:firstLine="567"/>
-        <w:jc w:val="both"/>
-        <w:rPr>
-          <w:rFonts w:ascii="Times New Roman" w:eastAsia="Times New Roman" w:hAnsi="Times New Roman" w:cs="Times New Roman"/>
-          <w:sz w:val="26"/>
-          <w:szCs w:val="26"/>
-          <w:lang w:val="it-IT"/>
-        </w:rPr>
-      </w:pPr>
-      <w:r>
-        <w:rPr>
-          <w:rFonts w:ascii="Times New Roman" w:eastAsia="Times New Roman" w:hAnsi="Times New Roman" w:cs="Times New Roman"/>
-          <w:sz w:val="26"/>
-          <w:szCs w:val="26"/>
-          <w:lang w:val="it-IT"/>
-        </w:rPr>
-        <w:t xml:space="preserve">g) Tại thời điểm xử lý tài sản thế chấp, nếu diện tích đất và tài sản gắn liền với đất thuộc tài sản thế chấp thay đổi với bất kỳ lý do gì (lớn hơn hoặc nhỏ hơn so với diện tích trên giấy chứng nhận quyền sở hữu/ quyền sử dụng tài sản bảo đảm tài sản gắn liền với đất xây dựng không đúng phép; tài sản gắn liền với đất chưa được cấp giấy chứng nhận quyền sở hữu...) hoặc có sự thay đổi hoặc có sự khác biệt so với mô tả trong Hợp đồng này thì Bên A vẫn có quyền xử lý toàn bộ tài sản thế chấp theo hiện trạng thực tế. Bên B không thể đưa ra lý do này để giữ tài sản thế chấp hoặc ngăn cản Bên A xử lý tài sản thế chấp. Số tiền thu được từ việc xử lý tài sản thực tế cũng được dùng để thanh toán cho nghĩa vụ trả nợ của Bên B tại Bên A.  </w:t>
-      </w:r>
-    </w:p>
-    <w:p>
-      <w:pPr>
-        <w:spacing w:after="0" w:line="269" w:lineRule="auto"/>
-        <w:ind w:firstLine="567"/>
-        <w:jc w:val="both"/>
-        <w:rPr>
-          <w:rFonts w:ascii="Times New Roman" w:eastAsia="Times New Roman" w:hAnsi="Times New Roman" w:cs="Times New Roman"/>
-          <w:sz w:val="26"/>
-          <w:szCs w:val="26"/>
-          <w:lang w:val="it-IT"/>
-        </w:rPr>
-      </w:pPr>
-      <w:r>
-        <w:rPr>
-          <w:rFonts w:ascii="Times New Roman" w:eastAsia="Times New Roman" w:hAnsi="Times New Roman" w:cs="Times New Roman"/>
-          <w:sz w:val="26"/>
-          <w:szCs w:val="26"/>
-          <w:lang w:val="it-IT"/>
-        </w:rPr>
-        <w:t xml:space="preserve">h) Trong quá trình xử lý tài sản thế chấp, Bên A được toàn quyền thực hiện các hoạt động, thủ tục trước cơ quan nhà nước có thẩm quyền, ký kết các thủ tục với người mua để đạt được mục đích xử lý tài sản thế chấp nhằm thu hồi nợ mà không cần có sự đồng ý,  sự có mặt và chữ ký của bất kỳ cá nhân nào Bên B.Tất cả các văn bản, thủ tục do Bên A ký kết, thực hiện trong quá trình xử lý tài sản thế chấp có hiệu lực pháp luật, ràng buộc trách nhiệm của Bên B và cũng là cơ sở để người mua lại tài sản thế chấp đăng ký biến động đất đai và tài sản liền với đất với cơ quan có thẩm quyền để được cấp giấy chứng nhận quyền sử dụng đất sau khi hoàn </w:t>
-      </w:r>
-      <w:r>
-        <w:rPr>
-          <w:rFonts w:ascii="Times New Roman" w:eastAsia="Times New Roman" w:hAnsi="Times New Roman" w:cs="Times New Roman"/>
-          <w:sz w:val="26"/>
-          <w:szCs w:val="26"/>
-          <w:lang w:val="it-IT"/>
-        </w:rPr>
-        <w:lastRenderedPageBreak/>
-        <w:t>tất thủ tục mua lại tài sản thế chấp với Bên A. Bên B cam kết không cản trở, khiếu kiện, tranh chấp với Bên A hoặc Bên mua lại tài sản thế chấp với bất kỳ lý do gì.</w:t>
-      </w:r>
-    </w:p>
-    <w:p>
-      <w:pPr>
-        <w:spacing w:after="0" w:line="269" w:lineRule="auto"/>
-        <w:ind w:firstLine="567"/>
-        <w:jc w:val="both"/>
-        <w:rPr>
-          <w:rFonts w:ascii="Times New Roman" w:eastAsia="Times New Roman" w:hAnsi="Times New Roman" w:cs="Times New Roman"/>
-          <w:sz w:val="26"/>
-          <w:szCs w:val="26"/>
-          <w:lang w:val="it-IT"/>
-        </w:rPr>
-      </w:pPr>
-      <w:r>
-        <w:rPr>
-          <w:rFonts w:ascii="Times New Roman" w:eastAsia="Times New Roman" w:hAnsi="Times New Roman" w:cs="Times New Roman"/>
-          <w:sz w:val="26"/>
-          <w:szCs w:val="26"/>
-          <w:lang w:val="it-IT"/>
-        </w:rPr>
-        <w:t xml:space="preserve">i) Bên B chịu mọi trách nhiệm dân sự với Bên A và/hoặc tổ chức được Bên A ủy quyền, các đối tượng liên quan khác trong trường  hợp Bên B không phối hợp xử lý tài sản thế chấp.     </w:t>
-      </w:r>
-    </w:p>
-    <w:p>
-      <w:pPr>
-        <w:spacing w:after="0" w:line="269" w:lineRule="auto"/>
-        <w:ind w:firstLine="567"/>
-        <w:jc w:val="both"/>
-        <w:rPr>
-          <w:rFonts w:ascii="Times New Roman" w:eastAsia="Times New Roman" w:hAnsi="Times New Roman" w:cs="Times New Roman"/>
-          <w:sz w:val="26"/>
-          <w:szCs w:val="26"/>
-          <w:lang w:val="it-IT"/>
-        </w:rPr>
-      </w:pPr>
-      <w:r>
-        <w:rPr>
-          <w:rFonts w:ascii="Times New Roman" w:eastAsia="Times New Roman" w:hAnsi="Times New Roman" w:cs="Times New Roman"/>
-          <w:sz w:val="26"/>
-          <w:szCs w:val="26"/>
-          <w:lang w:val="it-IT"/>
-        </w:rPr>
-        <w:t>k) Việc xử lý tài sản thế chấp được đảm bảo công khai, minh bạch để đảm bảo quyền lợi cho các Bên.</w:t>
-      </w:r>
-    </w:p>
-    <w:p>
-      <w:pPr>
-        <w:spacing w:after="0" w:line="269" w:lineRule="auto"/>
-        <w:ind w:firstLine="567"/>
-        <w:jc w:val="both"/>
-        <w:rPr>
-          <w:rFonts w:ascii="Times New Roman" w:eastAsia="Times New Roman" w:hAnsi="Times New Roman" w:cs="Times New Roman"/>
-          <w:sz w:val="26"/>
-          <w:szCs w:val="26"/>
-          <w:lang w:val="it-IT"/>
-        </w:rPr>
-      </w:pPr>
-      <w:r>
-        <w:rPr>
-          <w:rFonts w:ascii="Times New Roman" w:eastAsia="Times New Roman" w:hAnsi="Times New Roman" w:cs="Times New Roman"/>
-          <w:sz w:val="26"/>
-          <w:szCs w:val="26"/>
-          <w:lang w:val="it-IT"/>
-        </w:rPr>
-        <w:t xml:space="preserve">10.3. Phương thức xử lý tài sản thế chấp:    </w:t>
-      </w:r>
-    </w:p>
-    <w:p>
-      <w:pPr>
-        <w:spacing w:after="0" w:line="269" w:lineRule="auto"/>
-        <w:ind w:firstLine="567"/>
-        <w:jc w:val="both"/>
-        <w:rPr>
-          <w:rFonts w:ascii="Times New Roman" w:eastAsia="Times New Roman" w:hAnsi="Times New Roman" w:cs="Times New Roman"/>
-          <w:sz w:val="26"/>
-          <w:szCs w:val="26"/>
-          <w:lang w:val="it-IT"/>
-        </w:rPr>
-      </w:pPr>
-      <w:r>
-        <w:rPr>
-          <w:rFonts w:ascii="Times New Roman" w:eastAsia="Times New Roman" w:hAnsi="Times New Roman" w:cs="Times New Roman"/>
-          <w:sz w:val="26"/>
-          <w:szCs w:val="26"/>
-          <w:lang w:val="it-IT"/>
-        </w:rPr>
-        <w:t xml:space="preserve">a) Bên nhận thế chấp tự bán tài sản thế chấp cho người mua mà không cần bất kỳ sự đồng ý hay văn bản ủy quyền chuyển nhượng, xác nhận nào của Bên B; ngoại trừ thông báo cho Bên B. </w:t>
-      </w:r>
-    </w:p>
-    <w:p>
-      <w:pPr>
-        <w:spacing w:after="0" w:line="269" w:lineRule="auto"/>
-        <w:ind w:firstLine="567"/>
-        <w:jc w:val="both"/>
-        <w:rPr>
-          <w:rFonts w:ascii="Times New Roman" w:eastAsia="Times New Roman" w:hAnsi="Times New Roman" w:cs="Times New Roman"/>
-          <w:sz w:val="26"/>
-          <w:szCs w:val="26"/>
-          <w:lang w:val="it-IT"/>
-        </w:rPr>
-      </w:pPr>
-      <w:r>
-        <w:rPr>
-          <w:rFonts w:ascii="Times New Roman" w:eastAsia="Times New Roman" w:hAnsi="Times New Roman" w:cs="Times New Roman"/>
-          <w:sz w:val="26"/>
-          <w:szCs w:val="26"/>
-          <w:lang w:val="it-IT"/>
-        </w:rPr>
-        <w:t>b) Bên A nhận chính tài sản thế chấp để thay thế nghĩa vụ trả nợ của Bên B.</w:t>
-      </w:r>
-    </w:p>
-    <w:p>
-      <w:pPr>
-        <w:spacing w:after="0" w:line="269" w:lineRule="auto"/>
-        <w:ind w:firstLine="567"/>
-        <w:jc w:val="both"/>
-        <w:rPr>
-          <w:rFonts w:ascii="Times New Roman" w:eastAsia="Times New Roman" w:hAnsi="Times New Roman" w:cs="Times New Roman"/>
-          <w:sz w:val="26"/>
-          <w:szCs w:val="26"/>
-          <w:lang w:val="it-IT"/>
-        </w:rPr>
-      </w:pPr>
-      <w:r>
-        <w:rPr>
-          <w:rFonts w:ascii="Times New Roman" w:eastAsia="Times New Roman" w:hAnsi="Times New Roman" w:cs="Times New Roman"/>
-          <w:sz w:val="26"/>
-          <w:szCs w:val="26"/>
-          <w:lang w:val="it-IT"/>
-        </w:rPr>
-        <w:t>c) Bên B và Bên A phối hợp bán tài sản thế chấp cho người mua.</w:t>
-      </w:r>
-    </w:p>
-    <w:p>
-      <w:pPr>
-        <w:spacing w:after="0" w:line="269" w:lineRule="auto"/>
-        <w:ind w:firstLine="567"/>
-        <w:jc w:val="both"/>
-        <w:rPr>
-          <w:rFonts w:ascii="Times New Roman" w:eastAsia="Times New Roman" w:hAnsi="Times New Roman" w:cs="Times New Roman"/>
-          <w:sz w:val="26"/>
-          <w:szCs w:val="26"/>
-          <w:lang w:val="it-IT"/>
-        </w:rPr>
-      </w:pPr>
-      <w:r>
-        <w:rPr>
-          <w:rFonts w:ascii="Times New Roman" w:eastAsia="Times New Roman" w:hAnsi="Times New Roman" w:cs="Times New Roman"/>
-          <w:sz w:val="26"/>
-          <w:szCs w:val="26"/>
-          <w:lang w:val="it-IT"/>
-        </w:rPr>
-        <w:t>d) Bên A ủy quyền hoặc chuyển giao cho tổ chức, cá nhân khác để bán tài sản thế chấp.</w:t>
-      </w:r>
-    </w:p>
-    <w:p>
-      <w:pPr>
-        <w:spacing w:after="0" w:line="269" w:lineRule="auto"/>
-        <w:ind w:firstLine="567"/>
-        <w:jc w:val="both"/>
-        <w:rPr>
-          <w:rFonts w:ascii="Times New Roman" w:eastAsia="Times New Roman" w:hAnsi="Times New Roman" w:cs="Times New Roman"/>
-          <w:sz w:val="26"/>
-          <w:szCs w:val="26"/>
-          <w:lang w:val="it-IT"/>
-        </w:rPr>
-      </w:pPr>
-      <w:r>
-        <w:rPr>
-          <w:rFonts w:ascii="Times New Roman" w:eastAsia="Times New Roman" w:hAnsi="Times New Roman" w:cs="Times New Roman"/>
-          <w:sz w:val="26"/>
-          <w:szCs w:val="26"/>
-          <w:lang w:val="it-IT"/>
-        </w:rPr>
-        <w:t>e) Bên A bán đấu giá tài sản thế chấp thông qua tổ chức đấu giá tài sản theo quy định.</w:t>
-      </w:r>
-    </w:p>
-    <w:p>
-      <w:pPr>
-        <w:spacing w:after="0" w:line="269" w:lineRule="auto"/>
-        <w:ind w:firstLine="567"/>
-        <w:jc w:val="both"/>
-        <w:rPr>
-          <w:rFonts w:ascii="Times New Roman" w:eastAsia="Times New Roman" w:hAnsi="Times New Roman" w:cs="Times New Roman"/>
-          <w:sz w:val="26"/>
-          <w:szCs w:val="26"/>
-          <w:lang w:val="it-IT"/>
-        </w:rPr>
-      </w:pPr>
-      <w:r>
-        <w:rPr>
-          <w:rFonts w:ascii="Times New Roman" w:eastAsia="Times New Roman" w:hAnsi="Times New Roman" w:cs="Times New Roman"/>
-          <w:sz w:val="26"/>
-          <w:szCs w:val="26"/>
-          <w:lang w:val="it-IT"/>
-        </w:rPr>
-        <w:t>f) Bên A yêu cầu Tòa án giải quyết, xử lý tài sản thế chấp.</w:t>
-      </w:r>
-    </w:p>
-    <w:p>
-      <w:pPr>
-        <w:spacing w:after="0" w:line="269" w:lineRule="auto"/>
-        <w:ind w:firstLine="567"/>
-        <w:jc w:val="both"/>
-        <w:rPr>
-          <w:rFonts w:ascii="Times New Roman" w:eastAsia="Times New Roman" w:hAnsi="Times New Roman" w:cs="Times New Roman"/>
-          <w:sz w:val="26"/>
-          <w:szCs w:val="26"/>
-          <w:lang w:val="it-IT"/>
-        </w:rPr>
-      </w:pPr>
-      <w:r>
-        <w:rPr>
-          <w:rFonts w:ascii="Times New Roman" w:eastAsia="Times New Roman" w:hAnsi="Times New Roman" w:cs="Times New Roman"/>
-          <w:sz w:val="26"/>
-          <w:szCs w:val="26"/>
-          <w:lang w:val="it-IT"/>
-        </w:rPr>
-        <w:t>g) Các phương thức khác theo quyết định của Bên A và theo quy định của pháp luật hiện hành.</w:t>
-      </w:r>
-    </w:p>
-    <w:p>
-      <w:pPr>
-        <w:spacing w:after="0" w:line="269" w:lineRule="auto"/>
-        <w:ind w:firstLine="567"/>
-        <w:jc w:val="both"/>
-        <w:rPr>
-          <w:rFonts w:ascii="Times New Roman" w:eastAsia="Times New Roman" w:hAnsi="Times New Roman" w:cs="Times New Roman"/>
-          <w:sz w:val="26"/>
-          <w:szCs w:val="26"/>
-          <w:lang w:val="it-IT"/>
-        </w:rPr>
-      </w:pPr>
-      <w:r>
-        <w:rPr>
-          <w:rFonts w:ascii="Times New Roman" w:eastAsia="Times New Roman" w:hAnsi="Times New Roman" w:cs="Times New Roman"/>
-          <w:sz w:val="26"/>
-          <w:szCs w:val="26"/>
-          <w:lang w:val="it-IT"/>
-        </w:rPr>
-        <w:t>10.4. Bán tài sản thế chấp:</w:t>
-      </w:r>
-    </w:p>
-    <w:p>
-      <w:pPr>
-        <w:spacing w:after="0" w:line="269" w:lineRule="auto"/>
-        <w:ind w:firstLine="567"/>
-        <w:jc w:val="both"/>
-        <w:rPr>
-          <w:rFonts w:ascii="Times New Roman" w:eastAsia="Times New Roman" w:hAnsi="Times New Roman" w:cs="Times New Roman"/>
-          <w:sz w:val="26"/>
-          <w:szCs w:val="26"/>
-          <w:lang w:val="it-IT"/>
-        </w:rPr>
-      </w:pPr>
-      <w:r>
-        <w:rPr>
-          <w:rFonts w:ascii="Times New Roman" w:eastAsia="Times New Roman" w:hAnsi="Times New Roman" w:cs="Times New Roman"/>
-          <w:sz w:val="26"/>
-          <w:szCs w:val="26"/>
-          <w:lang w:val="it-IT"/>
-        </w:rPr>
-        <w:t xml:space="preserve">a) Bên B tự nguyện nhất trí để Bên A được quyền quyết định phương thức Bán tài sản thế chấp để đạt được mục đích hoàn thành nghĩa vụ trả nợ; Bên B cam kết phối hợp với Bên A bán tài sản thế chấp trực tiếp cho người mua hoặc ủy quyền cho Bên thứ ba bán tài sản thế chấp. Bên A thông báo trước cho Bên B về địa điểm, thời gian trước 10 ngày. Sự vắng mặt của một, một số hoặc tất cả các cá nhân Bên B không làm ảnh hưởng đến việc bán tài sản thế chấp.   </w:t>
-      </w:r>
-    </w:p>
-    <w:p>
-      <w:pPr>
-        <w:spacing w:after="0" w:line="269" w:lineRule="auto"/>
-        <w:ind w:firstLine="567"/>
-        <w:jc w:val="both"/>
-        <w:rPr>
-          <w:rFonts w:ascii="Times New Roman" w:eastAsia="Times New Roman" w:hAnsi="Times New Roman" w:cs="Times New Roman"/>
-          <w:sz w:val="26"/>
-          <w:szCs w:val="26"/>
-          <w:lang w:val="it-IT"/>
-        </w:rPr>
-      </w:pPr>
-      <w:r>
-        <w:rPr>
-          <w:rFonts w:ascii="Times New Roman" w:eastAsia="Times New Roman" w:hAnsi="Times New Roman" w:cs="Times New Roman"/>
-          <w:sz w:val="26"/>
-          <w:szCs w:val="26"/>
-          <w:lang w:val="it-IT"/>
-        </w:rPr>
-        <w:t xml:space="preserve">b) Bên B cam đoan tạo mọi điều kiện thuận lợi, không làm bất cứ điều gì ngăn cản, gây khó khăn trong việc bán tài sản thế chấp. Tự nguyện phối hợp với Bên A và/ hoặc Bên thứ ba để bán tài sản thế chấp.     </w:t>
-      </w:r>
-    </w:p>
-    <w:p>
-      <w:pPr>
-        <w:spacing w:after="0" w:line="269" w:lineRule="auto"/>
-        <w:ind w:firstLine="567"/>
-        <w:jc w:val="both"/>
-        <w:rPr>
-          <w:rFonts w:ascii="Times New Roman" w:eastAsia="Times New Roman" w:hAnsi="Times New Roman" w:cs="Times New Roman"/>
-          <w:sz w:val="26"/>
-          <w:szCs w:val="26"/>
-          <w:lang w:val="it-IT"/>
-        </w:rPr>
-      </w:pPr>
-      <w:r>
-        <w:rPr>
-          <w:rFonts w:ascii="Times New Roman" w:eastAsia="Times New Roman" w:hAnsi="Times New Roman" w:cs="Times New Roman"/>
-          <w:sz w:val="26"/>
-          <w:szCs w:val="26"/>
-          <w:lang w:val="it-IT"/>
-        </w:rPr>
-        <w:t>c) Bằng hợp đồng này Bên B ủy quyền không hủy ngang cho Bên A những nội dung sau:</w:t>
-      </w:r>
-    </w:p>
-    <w:p>
-      <w:pPr>
-        <w:spacing w:after="0" w:line="269" w:lineRule="auto"/>
-        <w:ind w:firstLine="567"/>
-        <w:jc w:val="both"/>
-        <w:rPr>
-          <w:rFonts w:ascii="Times New Roman" w:eastAsia="Times New Roman" w:hAnsi="Times New Roman" w:cs="Times New Roman"/>
-          <w:sz w:val="26"/>
-          <w:szCs w:val="26"/>
-          <w:lang w:val="it-IT"/>
-        </w:rPr>
-      </w:pPr>
-      <w:r>
-        <w:rPr>
-          <w:rFonts w:ascii="Times New Roman" w:eastAsia="Times New Roman" w:hAnsi="Times New Roman" w:cs="Times New Roman"/>
-          <w:sz w:val="26"/>
-          <w:szCs w:val="26"/>
-          <w:lang w:val="it-IT"/>
-        </w:rPr>
-        <w:t xml:space="preserve">(i) Bên A được toàn quyền lập tài liệu, hồ sơ phát sinh trong quá trình xử lý tài sản thế chấp. </w:t>
-      </w:r>
-    </w:p>
-    <w:p>
-      <w:pPr>
-        <w:spacing w:after="0" w:line="269" w:lineRule="auto"/>
-        <w:ind w:firstLine="567"/>
-        <w:jc w:val="both"/>
-        <w:rPr>
-          <w:rFonts w:ascii="Times New Roman" w:eastAsia="Times New Roman" w:hAnsi="Times New Roman" w:cs="Times New Roman"/>
-          <w:sz w:val="26"/>
-          <w:szCs w:val="26"/>
-          <w:lang w:val="it-IT"/>
-        </w:rPr>
-      </w:pPr>
-      <w:r>
-        <w:rPr>
-          <w:rFonts w:ascii="Times New Roman" w:eastAsia="Times New Roman" w:hAnsi="Times New Roman" w:cs="Times New Roman"/>
-          <w:sz w:val="26"/>
-          <w:szCs w:val="26"/>
-          <w:lang w:val="it-IT"/>
-        </w:rPr>
-        <w:t xml:space="preserve">(ii) Bên A được quyền bán tài sản thế chấp với giá khởi điểm do Bên A tự xác định hoặc thuê tổ chức, cá nhân có chức năng xác định giá. </w:t>
-      </w:r>
-    </w:p>
-    <w:p>
-      <w:pPr>
-        <w:spacing w:after="0" w:line="269" w:lineRule="auto"/>
-        <w:ind w:firstLine="567"/>
-        <w:jc w:val="both"/>
-        <w:rPr>
-          <w:rFonts w:ascii="Times New Roman" w:eastAsia="Times New Roman" w:hAnsi="Times New Roman" w:cs="Times New Roman"/>
-          <w:sz w:val="26"/>
-          <w:szCs w:val="26"/>
-          <w:lang w:val="it-IT"/>
-        </w:rPr>
-      </w:pPr>
-      <w:r>
-        <w:rPr>
-          <w:rFonts w:ascii="Times New Roman" w:eastAsia="Times New Roman" w:hAnsi="Times New Roman" w:cs="Times New Roman"/>
-          <w:sz w:val="26"/>
-          <w:szCs w:val="26"/>
-          <w:lang w:val="it-IT"/>
-        </w:rPr>
-        <w:t xml:space="preserve">(iii) Bên A được quyền quyết định giảm giá mỗi lần không quá 10% giá trị tài  sản so với giá trị liền kề trước đó sau mỗi lần thực hiện bán không thành. Sau 3 lần giảm giá bán mà vẫn không bán được, Bên A được toàn quyền quyết định giá bán tài sản thế chấp để thu hồi nợ. Bên B đồng ý vô điều kiện và không có ý kiến thắc mắc về giá bán tài sản thế chấp của Bên A.    </w:t>
-      </w:r>
-    </w:p>
-    <w:p>
-      <w:pPr>
-        <w:spacing w:after="0" w:line="269" w:lineRule="auto"/>
-        <w:ind w:firstLine="567"/>
-        <w:jc w:val="both"/>
-        <w:rPr>
-          <w:rFonts w:ascii="Times New Roman" w:eastAsia="Times New Roman" w:hAnsi="Times New Roman" w:cs="Times New Roman"/>
-          <w:sz w:val="26"/>
-          <w:szCs w:val="26"/>
-          <w:lang w:val="it-IT"/>
-        </w:rPr>
-      </w:pPr>
-      <w:r>
-        <w:rPr>
-          <w:rFonts w:ascii="Times New Roman" w:eastAsia="Times New Roman" w:hAnsi="Times New Roman" w:cs="Times New Roman"/>
-          <w:sz w:val="26"/>
-          <w:szCs w:val="26"/>
-          <w:lang w:val="it-IT"/>
-        </w:rPr>
-        <w:t>10.5. Xử lý tiền bán tài sản thế chấp:</w:t>
-      </w:r>
-    </w:p>
-    <w:p>
-      <w:pPr>
-        <w:spacing w:after="0" w:line="269" w:lineRule="auto"/>
-        <w:ind w:firstLine="567"/>
-        <w:jc w:val="both"/>
-        <w:rPr>
-          <w:rFonts w:ascii="Times New Roman" w:eastAsia="Times New Roman" w:hAnsi="Times New Roman" w:cs="Times New Roman"/>
-          <w:sz w:val="26"/>
-          <w:szCs w:val="26"/>
-          <w:lang w:val="it-IT"/>
-        </w:rPr>
-      </w:pPr>
-      <w:r>
-        <w:rPr>
-          <w:rFonts w:ascii="Times New Roman" w:eastAsia="Times New Roman" w:hAnsi="Times New Roman" w:cs="Times New Roman"/>
-          <w:sz w:val="26"/>
-          <w:szCs w:val="26"/>
-          <w:lang w:val="it-IT"/>
-        </w:rPr>
-        <w:t xml:space="preserve">a) Khi xử lý tài sản thế chấp bằng bất cứ phương thức nào thì Bên A là người duy nhất được thu nhận toàn bộ số tiền đặt cọc, tiền thu xử lý tài sản thế chấp để trực tiếp thực hiện các nghĩa vụ trả Nợ.     </w:t>
-      </w:r>
-    </w:p>
-    <w:p>
-      <w:pPr>
-        <w:spacing w:after="0" w:line="269" w:lineRule="auto"/>
-        <w:ind w:firstLine="567"/>
-        <w:jc w:val="both"/>
-        <w:rPr>
-          <w:rFonts w:ascii="Times New Roman" w:eastAsia="Times New Roman" w:hAnsi="Times New Roman" w:cs="Times New Roman"/>
-          <w:sz w:val="26"/>
-          <w:szCs w:val="26"/>
-          <w:lang w:val="it-IT"/>
-        </w:rPr>
-      </w:pPr>
-      <w:r>
-        <w:rPr>
-          <w:rFonts w:ascii="Times New Roman" w:eastAsia="Times New Roman" w:hAnsi="Times New Roman" w:cs="Times New Roman"/>
-          <w:sz w:val="26"/>
-          <w:szCs w:val="26"/>
-          <w:lang w:val="it-IT"/>
-        </w:rPr>
-        <w:t>b) Thứ tự xử lý tiền thu được từ bán tài sản thế chấp:</w:t>
-      </w:r>
-    </w:p>
-    <w:p>
-      <w:pPr>
-        <w:spacing w:after="0" w:line="269" w:lineRule="auto"/>
-        <w:ind w:firstLine="567"/>
-        <w:jc w:val="both"/>
-        <w:rPr>
-          <w:rFonts w:ascii="Times New Roman" w:eastAsia="Times New Roman" w:hAnsi="Times New Roman" w:cs="Times New Roman"/>
-          <w:sz w:val="26"/>
-          <w:szCs w:val="26"/>
-          <w:lang w:val="it-IT"/>
-        </w:rPr>
-      </w:pPr>
-      <w:r>
-        <w:rPr>
-          <w:rFonts w:ascii="Times New Roman" w:eastAsia="Times New Roman" w:hAnsi="Times New Roman" w:cs="Times New Roman"/>
-          <w:sz w:val="26"/>
-          <w:szCs w:val="26"/>
-          <w:lang w:val="it-IT"/>
-        </w:rPr>
-        <w:lastRenderedPageBreak/>
-        <w:t>(i) Thanh toán phí thu giữ, trông coi tài sản thế chấp (nếu có);</w:t>
-      </w:r>
-    </w:p>
-    <w:p>
-      <w:pPr>
-        <w:spacing w:after="0" w:line="269" w:lineRule="auto"/>
-        <w:ind w:firstLine="567"/>
-        <w:jc w:val="both"/>
-        <w:rPr>
-          <w:rFonts w:ascii="Times New Roman" w:eastAsia="Times New Roman" w:hAnsi="Times New Roman" w:cs="Times New Roman"/>
-          <w:sz w:val="26"/>
-          <w:szCs w:val="26"/>
-          <w:lang w:val="it-IT"/>
-        </w:rPr>
-      </w:pPr>
-      <w:r>
-        <w:rPr>
-          <w:rFonts w:ascii="Times New Roman" w:eastAsia="Times New Roman" w:hAnsi="Times New Roman" w:cs="Times New Roman"/>
-          <w:sz w:val="26"/>
-          <w:szCs w:val="26"/>
-          <w:lang w:val="it-IT"/>
-        </w:rPr>
-        <w:t>(ii) Thanh toán các khoán phí, chi phí xử lý tài sản thế chấp;</w:t>
-      </w:r>
-    </w:p>
-    <w:p>
-      <w:pPr>
-        <w:spacing w:after="0" w:line="269" w:lineRule="auto"/>
-        <w:ind w:firstLine="567"/>
-        <w:jc w:val="both"/>
-        <w:rPr>
-          <w:rFonts w:ascii="Times New Roman" w:eastAsia="Times New Roman" w:hAnsi="Times New Roman" w:cs="Times New Roman"/>
-          <w:sz w:val="26"/>
-          <w:szCs w:val="26"/>
-          <w:lang w:val="it-IT"/>
-        </w:rPr>
-      </w:pPr>
-      <w:r>
-        <w:rPr>
-          <w:rFonts w:ascii="Times New Roman" w:eastAsia="Times New Roman" w:hAnsi="Times New Roman" w:cs="Times New Roman"/>
-          <w:sz w:val="26"/>
-          <w:szCs w:val="26"/>
-          <w:lang w:val="it-IT"/>
-        </w:rPr>
-        <w:t>(iii) Thanh toán các khoản phải nộp nhà nước (nếu có);</w:t>
-      </w:r>
-    </w:p>
-    <w:p>
-      <w:pPr>
-        <w:spacing w:after="0" w:line="269" w:lineRule="auto"/>
-        <w:ind w:firstLine="567"/>
-        <w:jc w:val="both"/>
-        <w:rPr>
-          <w:rFonts w:ascii="Times New Roman" w:eastAsia="Times New Roman" w:hAnsi="Times New Roman" w:cs="Times New Roman"/>
-          <w:sz w:val="26"/>
-          <w:szCs w:val="26"/>
-          <w:lang w:val="it-IT"/>
-        </w:rPr>
-      </w:pPr>
-      <w:r>
-        <w:rPr>
-          <w:rFonts w:ascii="Times New Roman" w:eastAsia="Times New Roman" w:hAnsi="Times New Roman" w:cs="Times New Roman"/>
-          <w:sz w:val="26"/>
-          <w:szCs w:val="26"/>
-          <w:lang w:val="it-IT"/>
-        </w:rPr>
-        <w:t xml:space="preserve">(iv) Thanh toán tất cả các nghĩa vụ của Bên </w:t>
-      </w:r>
-      <w:r>
-        <w:rPr>
-          <w:rFonts w:ascii="Times New Roman" w:eastAsia="Times New Roman" w:hAnsi="Times New Roman" w:cs="Times New Roman"/>
-          <w:sz w:val="26"/>
-          <w:szCs w:val="26"/>
-          <w:lang w:val="it-IT"/>
-        </w:rPr>
-        <w:t>B</w:t>
-      </w:r>
-      <w:r>
-        <w:rPr>
-          <w:rFonts w:ascii="Times New Roman" w:eastAsia="Times New Roman" w:hAnsi="Times New Roman" w:cs="Times New Roman"/>
-          <w:sz w:val="26"/>
-          <w:szCs w:val="26"/>
-          <w:lang w:val="it-IT"/>
-        </w:rPr>
-        <w:t xml:space="preserve"> cho Bên A (bao gồm không giới hạn tiền gốc, lãi tiền vay, lãi quá hạn, bồi thường thiệt hại...)</w:t>
-      </w:r>
-    </w:p>
-    <w:p>
-      <w:pPr>
-        <w:spacing w:after="0" w:line="269" w:lineRule="auto"/>
-        <w:ind w:firstLine="567"/>
-        <w:jc w:val="both"/>
-        <w:rPr>
-          <w:rFonts w:ascii="Times New Roman" w:eastAsia="Times New Roman" w:hAnsi="Times New Roman" w:cs="Times New Roman"/>
-          <w:sz w:val="26"/>
-          <w:szCs w:val="26"/>
-          <w:lang w:val="it-IT"/>
-        </w:rPr>
-      </w:pPr>
-      <w:r>
-        <w:rPr>
-          <w:rFonts w:ascii="Times New Roman" w:eastAsia="Times New Roman" w:hAnsi="Times New Roman" w:cs="Times New Roman"/>
-          <w:sz w:val="26"/>
-          <w:szCs w:val="26"/>
-          <w:lang w:val="it-IT"/>
-        </w:rPr>
-        <w:t>(v) Thực hiện nghĩa vụ tài chính khác không có bảo đảm của Bên A.</w:t>
-      </w:r>
-    </w:p>
-    <w:p>
-      <w:pPr>
-        <w:spacing w:after="0" w:line="269" w:lineRule="auto"/>
-        <w:ind w:firstLine="567"/>
-        <w:jc w:val="both"/>
-        <w:rPr>
-          <w:rFonts w:ascii="Times New Roman" w:eastAsia="Times New Roman" w:hAnsi="Times New Roman" w:cs="Times New Roman"/>
-          <w:sz w:val="26"/>
-          <w:szCs w:val="26"/>
-          <w:lang w:val="it-IT"/>
-        </w:rPr>
-      </w:pPr>
-      <w:r>
-        <w:rPr>
-          <w:rFonts w:ascii="Times New Roman" w:eastAsia="Times New Roman" w:hAnsi="Times New Roman" w:cs="Times New Roman"/>
-          <w:sz w:val="26"/>
-          <w:szCs w:val="26"/>
-          <w:lang w:val="it-IT"/>
-        </w:rPr>
-        <w:t xml:space="preserve">c) Trường hợp sau khi thanh toán đầy đủ nghĩa vụ với Bên A mà số tiền thu được từ việc xử lý tài sản thế chấp còn thừa thì Bên A trả lại cho Bên B.  </w:t>
-      </w:r>
-    </w:p>
-    <w:p>
-      <w:pPr>
-        <w:spacing w:after="0" w:line="269" w:lineRule="auto"/>
-        <w:ind w:firstLine="567"/>
-        <w:jc w:val="both"/>
-        <w:rPr>
-          <w:rFonts w:ascii="Times New Roman" w:eastAsia="Times New Roman" w:hAnsi="Times New Roman" w:cs="Times New Roman"/>
-          <w:sz w:val="26"/>
-          <w:szCs w:val="26"/>
-          <w:lang w:val="it-IT"/>
-        </w:rPr>
-      </w:pPr>
-      <w:r>
-        <w:rPr>
-          <w:rFonts w:ascii="Times New Roman" w:eastAsia="Times New Roman" w:hAnsi="Times New Roman" w:cs="Times New Roman"/>
-          <w:sz w:val="26"/>
-          <w:szCs w:val="26"/>
-          <w:lang w:val="it-IT"/>
-        </w:rPr>
-        <w:t xml:space="preserve">d) Trường hợp số tiền thu được từ việc xử lý tài sản thế chấp không đủ để thanh toán tất cả các nghĩa vụ được bảo đảm thì Bên B có trách nhiệm thực hiện nốt nghĩa vụ chưa hoàn thành cho Bên A bằng tiền hoặc tiếp tục bổ sung thêm tài sản bảo đảm cho phần nghĩa vụ chưa được hoàn thành.     </w:t>
-      </w:r>
-    </w:p>
-    <w:p>
-      <w:pPr>
-        <w:spacing w:after="0" w:line="269" w:lineRule="auto"/>
-        <w:ind w:firstLine="567"/>
-        <w:jc w:val="both"/>
-        <w:rPr>
-          <w:rFonts w:ascii="Times New Roman" w:eastAsia="Times New Roman" w:hAnsi="Times New Roman" w:cs="Times New Roman"/>
-          <w:b/>
-          <w:sz w:val="26"/>
-          <w:szCs w:val="26"/>
-          <w:lang w:val="it-IT"/>
-        </w:rPr>
-      </w:pPr>
-      <w:r>
-        <w:rPr>
-          <w:rFonts w:ascii="Times New Roman" w:eastAsia="Times New Roman" w:hAnsi="Times New Roman" w:cs="Times New Roman"/>
-          <w:b/>
-          <w:sz w:val="26"/>
-          <w:szCs w:val="26"/>
-          <w:lang w:val="it-IT"/>
-        </w:rPr>
-        <w:t xml:space="preserve">Điều 11. Các thỏa thuận khác </w:t>
-      </w:r>
-    </w:p>
-    <w:p>
-      <w:pPr>
-        <w:spacing w:after="0" w:line="269" w:lineRule="auto"/>
-        <w:ind w:firstLine="567"/>
-        <w:jc w:val="both"/>
-        <w:rPr>
-          <w:rFonts w:ascii="Times New Roman" w:eastAsia="Times New Roman" w:hAnsi="Times New Roman" w:cs="Times New Roman"/>
-          <w:sz w:val="26"/>
-          <w:szCs w:val="26"/>
-          <w:lang w:val="it-IT"/>
-        </w:rPr>
-      </w:pPr>
-      <w:r>
-        <w:rPr>
-          <w:rFonts w:ascii="Times New Roman" w:eastAsia="Times New Roman" w:hAnsi="Times New Roman" w:cs="Times New Roman"/>
-          <w:sz w:val="26"/>
-          <w:szCs w:val="26"/>
-          <w:lang w:val="it-IT"/>
-        </w:rPr>
-        <w:t>11.1. Chuyển nhượng:</w:t>
-      </w:r>
-    </w:p>
-    <w:p>
-      <w:pPr>
-        <w:spacing w:after="0" w:line="269" w:lineRule="auto"/>
-        <w:ind w:firstLine="567"/>
-        <w:jc w:val="both"/>
-        <w:rPr>
-          <w:rFonts w:ascii="Times New Roman" w:eastAsia="Times New Roman" w:hAnsi="Times New Roman" w:cs="Times New Roman"/>
-          <w:sz w:val="26"/>
-          <w:szCs w:val="26"/>
-          <w:lang w:val="it-IT"/>
-        </w:rPr>
-      </w:pPr>
-      <w:r>
-        <w:rPr>
-          <w:rFonts w:ascii="Times New Roman" w:eastAsia="Times New Roman" w:hAnsi="Times New Roman" w:cs="Times New Roman"/>
-          <w:sz w:val="26"/>
-          <w:szCs w:val="26"/>
-          <w:lang w:val="it-IT"/>
-        </w:rPr>
-        <w:t>a) Hợp đồng này có hiệu lực bắt buộc đối với các bên kế nhiệm, bên nhận chuyển nhượng, bên nhận chuyển giao được phép tương ứng của các bên trong Hợp đồng này và các bên kế nhiệm, nhận chuyển được hưởng các lợi ích theo hợp đồng này.</w:t>
-      </w:r>
-    </w:p>
-    <w:p>
-      <w:pPr>
-        <w:spacing w:after="0" w:line="269" w:lineRule="auto"/>
-        <w:rPr>
-          <w:rFonts w:ascii="Times New Roman" w:eastAsia="Times New Roman" w:hAnsi="Times New Roman" w:cs="Times New Roman"/>
-          <w:sz w:val="26"/>
-          <w:szCs w:val="26"/>
-          <w:lang w:val="it-IT"/>
-        </w:rPr>
-      </w:pPr>
-      <w:r>
-        <w:rPr>
-          <w:rFonts w:ascii="Times New Roman" w:eastAsia="Times New Roman" w:hAnsi="Times New Roman" w:cs="Times New Roman"/>
-          <w:sz w:val="26"/>
-          <w:szCs w:val="26"/>
-          <w:lang w:val="it-IT"/>
-        </w:rPr>
-        <w:tab/>
-      </w:r>
-      <w:r>
-        <w:rPr>
-          <w:rFonts w:ascii="Times New Roman" w:eastAsia="Times New Roman" w:hAnsi="Times New Roman" w:cs="Times New Roman"/>
-          <w:sz w:val="26"/>
-          <w:szCs w:val="26"/>
-          <w:lang w:val="it-IT"/>
-        </w:rPr>
-        <w:t xml:space="preserve">b) Bên B không được chuyển nhượng, chuyển giao, hoán đổi hoặc định đoạt bất kỳ quyền và/hoặc nghĩa vụ nào theo Hợp đồng này hoặc tài liệu giao dịch khác trừ khi có sự đồng ý trước bằng văn bản chấp thuận của Bên A.     </w:t>
-      </w:r>
-    </w:p>
-    <w:p>
-      <w:pPr>
-        <w:spacing w:after="0" w:line="269" w:lineRule="auto"/>
-        <w:ind w:firstLine="567"/>
-        <w:jc w:val="both"/>
-        <w:rPr>
-          <w:rFonts w:ascii="Times New Roman" w:eastAsia="Times New Roman" w:hAnsi="Times New Roman" w:cs="Times New Roman"/>
-          <w:sz w:val="26"/>
-          <w:szCs w:val="26"/>
-          <w:lang w:val="it-IT"/>
-        </w:rPr>
-      </w:pPr>
-      <w:r>
-        <w:rPr>
-          <w:rFonts w:ascii="Times New Roman" w:eastAsia="Times New Roman" w:hAnsi="Times New Roman" w:cs="Times New Roman"/>
-          <w:sz w:val="26"/>
-          <w:szCs w:val="26"/>
-          <w:lang w:val="it-IT"/>
-        </w:rPr>
-        <w:t>11.2. Không từ bỏ quyền:</w:t>
-      </w:r>
-    </w:p>
-    <w:p>
-      <w:pPr>
-        <w:spacing w:after="0" w:line="269" w:lineRule="auto"/>
-        <w:ind w:firstLine="567"/>
-        <w:jc w:val="both"/>
-        <w:rPr>
-          <w:rFonts w:ascii="Times New Roman" w:eastAsia="Times New Roman" w:hAnsi="Times New Roman" w:cs="Times New Roman"/>
-          <w:sz w:val="26"/>
-          <w:szCs w:val="26"/>
-          <w:lang w:val="it-IT"/>
-        </w:rPr>
-      </w:pPr>
-      <w:r>
-        <w:rPr>
-          <w:rFonts w:ascii="Times New Roman" w:eastAsia="Times New Roman" w:hAnsi="Times New Roman" w:cs="Times New Roman"/>
-          <w:sz w:val="26"/>
-          <w:szCs w:val="26"/>
-          <w:lang w:val="it-IT"/>
-        </w:rPr>
-        <w:t>Việc Bên A không thực hiện hoặc thực hiện chậm bất kỳ quyền nào theo Hợp đồng này sẽ không được xem là từ bỏ các quyền đó. Việc thực hiện riêng rẽ hoặc một phần bất kỳ</w:t>
-      </w:r>
-      <w:r>
-        <w:rPr>
-          <w:rFonts w:ascii="Times New Roman" w:eastAsia="Times New Roman" w:hAnsi="Times New Roman" w:cs="Times New Roman"/>
-          <w:sz w:val="26"/>
-          <w:szCs w:val="26"/>
-          <w:lang w:val="it-IT"/>
-        </w:rPr>
-        <w:t xml:space="preserve"> quyền nào theo hợp đồng này sẽ không cản trở việc thực hiện các quyền khác theo Hợp đồng này.  </w:t>
-      </w:r>
-    </w:p>
-    <w:p>
-      <w:pPr>
-        <w:spacing w:after="0" w:line="269" w:lineRule="auto"/>
-        <w:ind w:firstLine="567"/>
-        <w:jc w:val="both"/>
-        <w:rPr>
-          <w:rFonts w:ascii="Times New Roman" w:eastAsia="Times New Roman" w:hAnsi="Times New Roman" w:cs="Times New Roman"/>
-          <w:sz w:val="26"/>
-          <w:szCs w:val="26"/>
-          <w:lang w:val="it-IT"/>
-        </w:rPr>
-      </w:pPr>
-      <w:r>
-        <w:rPr>
-          <w:rFonts w:ascii="Times New Roman" w:eastAsia="Times New Roman" w:hAnsi="Times New Roman" w:cs="Times New Roman"/>
-          <w:sz w:val="26"/>
-          <w:szCs w:val="26"/>
-          <w:lang w:val="it-IT"/>
-        </w:rPr>
-        <w:t>11.3. Hiệu lực từng phần:</w:t>
-      </w:r>
-    </w:p>
-    <w:p>
-      <w:pPr>
-        <w:spacing w:after="0" w:line="269" w:lineRule="auto"/>
-        <w:ind w:firstLine="567"/>
-        <w:jc w:val="both"/>
-        <w:rPr>
-          <w:rFonts w:ascii="Times New Roman" w:eastAsia="Times New Roman" w:hAnsi="Times New Roman" w:cs="Times New Roman"/>
-          <w:sz w:val="26"/>
-          <w:szCs w:val="26"/>
-          <w:lang w:val="it-IT"/>
-        </w:rPr>
-      </w:pPr>
-      <w:r>
-        <w:rPr>
-          <w:rFonts w:ascii="Times New Roman" w:eastAsia="Times New Roman" w:hAnsi="Times New Roman" w:cs="Times New Roman"/>
-          <w:sz w:val="26"/>
-          <w:szCs w:val="26"/>
-          <w:lang w:val="it-IT"/>
-        </w:rPr>
-        <w:t>Tất cả các điều khoản và từng phần của các điều khoản trong Hợp đồng này sẽ có hiệu lực riêng rẽ và độc lập với các điều khoản khác. Nếu có bất kỳ điều khoản nào vô hiệu, bất hợp pháp hoặc không thể thi hành theo pháp luật Việt Nam, thì hiệu lực, tính hợp pháp và khả năng thi hành của các điều khoản còn lại của Hợp đồng này sẽ không bị ảnh hưởng dưới bất kỳ hình thức nào.</w:t>
-      </w:r>
-    </w:p>
-    <w:p>
-      <w:pPr>
-        <w:spacing w:after="0" w:line="269" w:lineRule="auto"/>
-        <w:ind w:firstLine="567"/>
-        <w:jc w:val="both"/>
-        <w:rPr>
-          <w:rFonts w:ascii="Times New Roman" w:eastAsia="Times New Roman" w:hAnsi="Times New Roman" w:cs="Times New Roman"/>
-          <w:sz w:val="26"/>
-          <w:szCs w:val="26"/>
-          <w:lang w:val="it-IT"/>
-        </w:rPr>
-      </w:pPr>
-      <w:r>
-        <w:rPr>
-          <w:rFonts w:ascii="Times New Roman" w:eastAsia="Times New Roman" w:hAnsi="Times New Roman" w:cs="Times New Roman"/>
-          <w:sz w:val="26"/>
-          <w:szCs w:val="26"/>
-          <w:lang w:val="it-IT"/>
-        </w:rPr>
-        <w:t>11.4. Thay đổi biện pháp bảo đảm:</w:t>
-      </w:r>
-    </w:p>
-    <w:p>
-      <w:pPr>
-        <w:spacing w:after="0" w:line="269" w:lineRule="auto"/>
-        <w:ind w:firstLine="567"/>
-        <w:jc w:val="both"/>
-        <w:rPr>
-          <w:rFonts w:ascii="Times New Roman" w:eastAsia="Times New Roman" w:hAnsi="Times New Roman" w:cs="Times New Roman"/>
-          <w:sz w:val="26"/>
-          <w:szCs w:val="26"/>
-          <w:lang w:val="it-IT"/>
-        </w:rPr>
-      </w:pPr>
-      <w:r>
-        <w:rPr>
-          <w:rFonts w:ascii="Times New Roman" w:eastAsia="Times New Roman" w:hAnsi="Times New Roman" w:cs="Times New Roman"/>
-          <w:sz w:val="26"/>
-          <w:szCs w:val="26"/>
-          <w:lang w:val="it-IT"/>
-        </w:rPr>
-        <w:t xml:space="preserve">Bên B có thể thay đổi tài sản thế chấp ở trong hợp đồng này bằng tài sản khác nếu được Bên A chấp thuận thì các Bên sẽ lập ký kết Hợp đồng mới.     </w:t>
-      </w:r>
-    </w:p>
-    <w:p>
-      <w:pPr>
-        <w:spacing w:after="0" w:line="269" w:lineRule="auto"/>
-        <w:ind w:firstLine="567"/>
-        <w:jc w:val="both"/>
-        <w:rPr>
-          <w:rFonts w:ascii="Times New Roman" w:eastAsia="Times New Roman" w:hAnsi="Times New Roman" w:cs="Times New Roman"/>
-          <w:sz w:val="26"/>
-          <w:szCs w:val="26"/>
-          <w:lang w:val="it-IT"/>
-        </w:rPr>
-      </w:pPr>
-      <w:r>
-        <w:rPr>
-          <w:rFonts w:ascii="Times New Roman" w:eastAsia="Times New Roman" w:hAnsi="Times New Roman" w:cs="Times New Roman"/>
-          <w:sz w:val="26"/>
-          <w:szCs w:val="26"/>
-          <w:lang w:val="it-IT"/>
-        </w:rPr>
-        <w:t>11.5. Hợp đồng cho vay vô hiệu:</w:t>
-      </w:r>
-    </w:p>
-    <w:p>
-      <w:pPr>
-        <w:spacing w:after="0" w:line="269" w:lineRule="auto"/>
-        <w:ind w:firstLine="567"/>
-        <w:jc w:val="both"/>
-        <w:rPr>
-          <w:rFonts w:ascii="Times New Roman" w:eastAsia="Times New Roman" w:hAnsi="Times New Roman" w:cs="Times New Roman"/>
-          <w:sz w:val="26"/>
-          <w:szCs w:val="26"/>
-          <w:lang w:val="it-IT"/>
-        </w:rPr>
-      </w:pPr>
-      <w:r>
-        <w:rPr>
-          <w:rFonts w:ascii="Times New Roman" w:eastAsia="Times New Roman" w:hAnsi="Times New Roman" w:cs="Times New Roman"/>
-          <w:sz w:val="26"/>
-          <w:szCs w:val="26"/>
-          <w:lang w:val="it-IT"/>
-        </w:rPr>
-        <w:t>Trường hợp Hợp đồng cho vay tham chiếu theo Hợp đồng này bị tuyên vô hiệu hoặc có sai sót mà Bên A đã thực hiện giải ngân và đã phát sinh bất kỳ số dư nào cho Bên B theo các Hợp đồng cho vay thì Bên B vẫn phải thực hiện đúng đầy đủ cam kết nghĩa vụ bảo đảm theo Hợp đồng này.</w:t>
-      </w:r>
-    </w:p>
-    <w:p>
-      <w:pPr>
-        <w:spacing w:after="0" w:line="269" w:lineRule="auto"/>
-        <w:ind w:firstLine="567"/>
-        <w:jc w:val="both"/>
-        <w:rPr>
-          <w:rFonts w:ascii="Times New Roman" w:eastAsia="Times New Roman" w:hAnsi="Times New Roman" w:cs="Times New Roman"/>
-          <w:sz w:val="26"/>
-          <w:szCs w:val="26"/>
-          <w:lang w:val="it-IT"/>
-        </w:rPr>
-      </w:pPr>
-      <w:r>
-        <w:rPr>
-          <w:rFonts w:ascii="Times New Roman" w:eastAsia="Times New Roman" w:hAnsi="Times New Roman" w:cs="Times New Roman"/>
-          <w:sz w:val="26"/>
-          <w:szCs w:val="26"/>
-          <w:lang w:val="it-IT"/>
-        </w:rPr>
-        <w:t>11.6. Bồi thường thiệt hại:</w:t>
-      </w:r>
-    </w:p>
-    <w:p>
-      <w:pPr>
-        <w:spacing w:after="0" w:line="269" w:lineRule="auto"/>
-        <w:ind w:firstLine="567"/>
-        <w:jc w:val="both"/>
-        <w:rPr>
-          <w:rFonts w:ascii="Times New Roman" w:eastAsia="Times New Roman" w:hAnsi="Times New Roman" w:cs="Times New Roman"/>
-          <w:sz w:val="26"/>
-          <w:szCs w:val="26"/>
-          <w:lang w:val="it-IT"/>
-        </w:rPr>
-      </w:pPr>
-      <w:r>
-        <w:rPr>
-          <w:rFonts w:ascii="Times New Roman" w:eastAsia="Times New Roman" w:hAnsi="Times New Roman" w:cs="Times New Roman"/>
-          <w:sz w:val="26"/>
-          <w:szCs w:val="26"/>
-          <w:lang w:val="it-IT"/>
-        </w:rPr>
-        <w:t>Bên B đồng ý thanh toán toàn bộ những thiệt hại vật chất thực tế phát sinh từ và liên quan đến Hợp đồng này.</w:t>
-      </w:r>
-    </w:p>
-    <w:p>
-      <w:pPr>
-        <w:spacing w:after="0" w:line="269" w:lineRule="auto"/>
-        <w:ind w:firstLine="567"/>
-        <w:jc w:val="both"/>
-        <w:rPr>
-          <w:rFonts w:ascii="Times New Roman" w:eastAsia="Times New Roman" w:hAnsi="Times New Roman" w:cs="Times New Roman"/>
-          <w:b/>
-          <w:sz w:val="26"/>
-          <w:szCs w:val="26"/>
-          <w:lang w:val="it-IT"/>
-        </w:rPr>
-      </w:pPr>
-      <w:r>
-        <w:rPr>
-          <w:rFonts w:ascii="Times New Roman" w:eastAsia="Times New Roman" w:hAnsi="Times New Roman" w:cs="Times New Roman"/>
-          <w:b/>
-          <w:sz w:val="26"/>
-          <w:szCs w:val="26"/>
-          <w:lang w:val="it-IT"/>
-        </w:rPr>
-        <w:lastRenderedPageBreak/>
-        <w:t>Điều 12. Cam đoan của các bên</w:t>
-      </w:r>
-    </w:p>
-    <w:p>
-      <w:pPr>
-        <w:spacing w:after="0" w:line="269" w:lineRule="auto"/>
-        <w:ind w:firstLine="567"/>
-        <w:jc w:val="both"/>
-        <w:rPr>
-          <w:rFonts w:ascii="Times New Roman" w:eastAsia="Times New Roman" w:hAnsi="Times New Roman" w:cs="Times New Roman"/>
-          <w:sz w:val="26"/>
-          <w:szCs w:val="26"/>
-          <w:lang w:val="it-IT"/>
-        </w:rPr>
-      </w:pPr>
-      <w:r>
-        <w:rPr>
-          <w:rFonts w:ascii="Times New Roman" w:eastAsia="Times New Roman" w:hAnsi="Times New Roman" w:cs="Times New Roman"/>
-          <w:sz w:val="26"/>
-          <w:szCs w:val="26"/>
-          <w:lang w:val="it-IT"/>
-        </w:rPr>
-        <w:t>1</w:t>
-      </w:r>
-      <w:r>
-        <w:rPr>
-          <w:rFonts w:ascii="Times New Roman" w:eastAsia="Times New Roman" w:hAnsi="Times New Roman" w:cs="Times New Roman"/>
-          <w:sz w:val="26"/>
-          <w:szCs w:val="26"/>
-          <w:lang w:val="it-IT"/>
-        </w:rPr>
-        <w:t>2.1. Cam đoan của Bên A:</w:t>
-      </w:r>
-    </w:p>
-    <w:p>
-      <w:pPr>
-        <w:spacing w:after="0" w:line="269" w:lineRule="auto"/>
-        <w:ind w:firstLine="567"/>
-        <w:jc w:val="both"/>
-        <w:rPr>
-          <w:rFonts w:ascii="Times New Roman" w:eastAsia="Times New Roman" w:hAnsi="Times New Roman" w:cs="Times New Roman"/>
-          <w:sz w:val="26"/>
-          <w:szCs w:val="26"/>
-          <w:lang w:val="it-IT"/>
-        </w:rPr>
-      </w:pPr>
-      <w:r>
-        <w:rPr>
-          <w:rFonts w:ascii="Times New Roman" w:eastAsia="Times New Roman" w:hAnsi="Times New Roman" w:cs="Times New Roman"/>
-          <w:sz w:val="26"/>
-          <w:szCs w:val="26"/>
-          <w:lang w:val="it-IT"/>
-        </w:rPr>
-        <w:t>a) Những thông tin về Bên A ghi trong Hợp đồng này là đúng sự thật.</w:t>
-      </w:r>
-    </w:p>
-    <w:p>
-      <w:pPr>
-        <w:spacing w:after="0" w:line="269" w:lineRule="auto"/>
-        <w:ind w:firstLine="567"/>
-        <w:jc w:val="both"/>
-        <w:rPr>
-          <w:rFonts w:ascii="Times New Roman" w:eastAsia="Times New Roman" w:hAnsi="Times New Roman" w:cs="Times New Roman"/>
-          <w:sz w:val="26"/>
-          <w:szCs w:val="26"/>
-          <w:lang w:val="it-IT"/>
-        </w:rPr>
-      </w:pPr>
-      <w:r>
-        <w:rPr>
-          <w:rFonts w:ascii="Times New Roman" w:eastAsia="Times New Roman" w:hAnsi="Times New Roman" w:cs="Times New Roman"/>
-          <w:sz w:val="26"/>
-          <w:szCs w:val="26"/>
-          <w:lang w:val="it-IT"/>
-        </w:rPr>
-        <w:t>b) Đã xem xét các thông tin pháp lý, năng lực hành vi dân sự về Bên B, về tài sản thế chấp, các giấy tờ về tài sản thế chấp trên cơ sở tài liệu do Bên B cung cấp</w:t>
-      </w:r>
-    </w:p>
-    <w:p>
-      <w:pPr>
-        <w:spacing w:after="0" w:line="269" w:lineRule="auto"/>
-        <w:ind w:firstLine="567"/>
-        <w:jc w:val="both"/>
-        <w:rPr>
-          <w:rFonts w:ascii="Times New Roman" w:eastAsia="Times New Roman" w:hAnsi="Times New Roman" w:cs="Times New Roman"/>
-          <w:sz w:val="26"/>
-          <w:szCs w:val="26"/>
-          <w:lang w:val="it-IT"/>
-        </w:rPr>
-      </w:pPr>
-      <w:r>
-        <w:rPr>
-          <w:rFonts w:ascii="Times New Roman" w:eastAsia="Times New Roman" w:hAnsi="Times New Roman" w:cs="Times New Roman"/>
-          <w:sz w:val="26"/>
-          <w:szCs w:val="26"/>
-          <w:lang w:val="it-IT"/>
-        </w:rPr>
-        <w:t>c) Việc giao kết Hợp đồng này hoàn toàn tự nguyện, không bị lừa dối, ép buộc.</w:t>
-      </w:r>
-    </w:p>
-    <w:p>
-      <w:pPr>
-        <w:spacing w:after="0" w:line="269" w:lineRule="auto"/>
-        <w:ind w:firstLine="567"/>
-        <w:jc w:val="both"/>
-        <w:rPr>
-          <w:rFonts w:ascii="Times New Roman" w:eastAsia="Times New Roman" w:hAnsi="Times New Roman" w:cs="Times New Roman"/>
-          <w:sz w:val="26"/>
-          <w:szCs w:val="26"/>
-          <w:lang w:val="it-IT"/>
-        </w:rPr>
-      </w:pPr>
-      <w:r>
-        <w:rPr>
-          <w:rFonts w:ascii="Times New Roman" w:eastAsia="Times New Roman" w:hAnsi="Times New Roman" w:cs="Times New Roman"/>
-          <w:sz w:val="26"/>
-          <w:szCs w:val="26"/>
-          <w:lang w:val="it-IT"/>
-        </w:rPr>
-        <w:t>d) Thực hiện đúng, đầy đủ các thỏa thuận đã ghi trong Hợp đồng này.</w:t>
-      </w:r>
-    </w:p>
-    <w:p>
-      <w:pPr>
-        <w:spacing w:after="0" w:line="269" w:lineRule="auto"/>
-        <w:ind w:firstLine="567"/>
-        <w:jc w:val="both"/>
-        <w:rPr>
-          <w:rFonts w:ascii="Times New Roman" w:eastAsia="Times New Roman" w:hAnsi="Times New Roman" w:cs="Times New Roman"/>
-          <w:sz w:val="26"/>
-          <w:szCs w:val="26"/>
-          <w:lang w:val="it-IT"/>
-        </w:rPr>
-      </w:pPr>
-      <w:r>
-        <w:rPr>
-          <w:rFonts w:ascii="Times New Roman" w:eastAsia="Times New Roman" w:hAnsi="Times New Roman" w:cs="Times New Roman"/>
-          <w:sz w:val="26"/>
-          <w:szCs w:val="26"/>
-          <w:lang w:val="it-IT"/>
-        </w:rPr>
-        <w:t>12.2. Cam đoan của Bên B:</w:t>
-      </w:r>
-    </w:p>
-    <w:p>
-      <w:pPr>
-        <w:spacing w:after="0" w:line="269" w:lineRule="auto"/>
-        <w:ind w:firstLine="567"/>
-        <w:jc w:val="both"/>
-        <w:rPr>
-          <w:rFonts w:ascii="Times New Roman" w:eastAsia="Times New Roman" w:hAnsi="Times New Roman" w:cs="Times New Roman"/>
-          <w:sz w:val="26"/>
-          <w:szCs w:val="26"/>
-          <w:lang w:val="it-IT"/>
-        </w:rPr>
-      </w:pPr>
-      <w:r>
-        <w:rPr>
-          <w:rFonts w:ascii="Times New Roman" w:eastAsia="Times New Roman" w:hAnsi="Times New Roman" w:cs="Times New Roman"/>
-          <w:sz w:val="26"/>
-          <w:szCs w:val="26"/>
-          <w:lang w:val="it-IT"/>
-        </w:rPr>
-        <w:t xml:space="preserve">a) Những người có tên trong Hợp đồng này là chủ sở hữu, đồng sử dụng hợp pháp tài sản thế chấp ghi trong Hợp đồng này đã bàn bạc và thống nhất đồng ý và cam đoan tự nguyện dùng toàn bộ khối tài sản cùng với các loại giấy tờ liên quan của tài sản để thế chấp cho Bên A với trách nhiệm bảo đảm cho việc thực hiện nghĩa vụ trả nợ đối với tất cả các khoản nợ phát sinh từ các Hợp đồng được ký kết giữa Bên A và Bên B và/ hoặc người đại diện Bên B </w:t>
-      </w:r>
-      <w:r>
-        <w:rPr>
-          <w:rFonts w:ascii="Times New Roman" w:eastAsia="Times New Roman" w:hAnsi="Times New Roman" w:cs="Times New Roman"/>
-          <w:sz w:val="26"/>
-          <w:szCs w:val="26"/>
-          <w:lang w:val="it-IT"/>
-        </w:rPr>
-        <w:t>có thời hạn đến khi được xóa thế chấp</w:t>
-      </w:r>
-      <w:r>
-        <w:rPr>
-          <w:rFonts w:ascii="Times New Roman" w:eastAsia="Times New Roman" w:hAnsi="Times New Roman" w:cs="Times New Roman"/>
-          <w:sz w:val="26"/>
-          <w:szCs w:val="26"/>
-          <w:lang w:val="it-IT"/>
-        </w:rPr>
-        <w:t xml:space="preserve"> mà được tham chiếu theo Hợp đồng thế chấp này và các Hợp đồng cho vay khác được xác lập trước, cùng và sau thời điểm ký kết Hợp đồng này mà được tham chiếu theo Hợp đồng thế chấp này. </w:t>
-      </w:r>
-    </w:p>
-    <w:p>
-      <w:pPr>
-        <w:spacing w:after="0" w:line="269" w:lineRule="auto"/>
-        <w:ind w:firstLine="567"/>
-        <w:jc w:val="both"/>
-        <w:rPr>
-          <w:rFonts w:ascii="Times New Roman" w:eastAsia="Times New Roman" w:hAnsi="Times New Roman" w:cs="Times New Roman"/>
-          <w:sz w:val="26"/>
-          <w:szCs w:val="26"/>
-          <w:lang w:val="it-IT"/>
-        </w:rPr>
-      </w:pPr>
-      <w:r>
-        <w:rPr>
-          <w:rFonts w:ascii="Times New Roman" w:eastAsia="Times New Roman" w:hAnsi="Times New Roman" w:cs="Times New Roman"/>
-          <w:sz w:val="26"/>
-          <w:szCs w:val="26"/>
-          <w:lang w:val="it-IT"/>
-        </w:rPr>
-        <w:t xml:space="preserve">b) Các cá nhân Bên B cam kết và khẳng định cùng chịu trách nhiệm hoàn thành đầy đủ, đúng hạn tất cả các nghĩa vụ bảo đảm, thực hiện đúng cam kết, thỏa thuận đối với Bên A tại Hợp đồng này và các Hợp đồng, văn bản khác liên quan trong mọi trường hợp với bất kỳ lý do gì.     </w:t>
-      </w:r>
-    </w:p>
-    <w:p>
-      <w:pPr>
-        <w:spacing w:after="0" w:line="269" w:lineRule="auto"/>
-        <w:ind w:firstLine="567"/>
-        <w:jc w:val="both"/>
-        <w:rPr>
-          <w:rFonts w:ascii="Times New Roman" w:eastAsia="Times New Roman" w:hAnsi="Times New Roman" w:cs="Times New Roman"/>
-          <w:sz w:val="26"/>
-          <w:szCs w:val="26"/>
-          <w:lang w:val="it-IT"/>
-        </w:rPr>
-      </w:pPr>
-      <w:r>
-        <w:rPr>
-          <w:rFonts w:ascii="Times New Roman" w:eastAsia="Times New Roman" w:hAnsi="Times New Roman" w:cs="Times New Roman"/>
-          <w:sz w:val="26"/>
-          <w:szCs w:val="26"/>
-          <w:lang w:val="it-IT"/>
-        </w:rPr>
-        <w:t>c) Tài sản thế chấp hiện không thế chấp, cầm cố đưới bất kỳ hình thức nào để đảm bảo cho bất kỳ một nghĩa vụ khác; không bị tranh chấp về quyền sở hữu và quyền sử</w:t>
-      </w:r>
-      <w:r>
-        <w:rPr>
-          <w:rFonts w:ascii="Times New Roman" w:eastAsia="Times New Roman" w:hAnsi="Times New Roman" w:cs="Times New Roman"/>
-          <w:sz w:val="26"/>
-          <w:szCs w:val="26"/>
-          <w:lang w:val="it-IT"/>
-        </w:rPr>
-        <w:t xml:space="preserve"> dụng</w:t>
-      </w:r>
-      <w:r>
-        <w:rPr>
-          <w:rFonts w:ascii="Times New Roman" w:eastAsia="Times New Roman" w:hAnsi="Times New Roman" w:cs="Times New Roman"/>
-          <w:sz w:val="26"/>
-          <w:szCs w:val="26"/>
-          <w:lang w:val="it-IT"/>
-        </w:rPr>
-        <w:t>.</w:t>
-      </w:r>
-    </w:p>
-    <w:p>
-      <w:pPr>
-        <w:spacing w:after="0" w:line="269" w:lineRule="auto"/>
-        <w:ind w:firstLine="567"/>
-        <w:jc w:val="both"/>
-        <w:rPr>
-          <w:rFonts w:ascii="Times New Roman" w:eastAsia="Times New Roman" w:hAnsi="Times New Roman" w:cs="Times New Roman"/>
-          <w:sz w:val="26"/>
-          <w:szCs w:val="26"/>
-          <w:lang w:val="it-IT"/>
-        </w:rPr>
-      </w:pPr>
-      <w:r>
-        <w:rPr>
-          <w:rFonts w:ascii="Times New Roman" w:eastAsia="Times New Roman" w:hAnsi="Times New Roman" w:cs="Times New Roman"/>
-          <w:sz w:val="26"/>
-          <w:szCs w:val="26"/>
-          <w:lang w:val="it-IT"/>
-        </w:rPr>
-        <w:t>d) Việc giao kết Hợp đồng này là hoàn toàn tự nguyện, không bị lừa dối hay ép buộc</w:t>
-      </w:r>
-      <w:r>
-        <w:rPr>
-          <w:rFonts w:ascii="Times New Roman" w:eastAsia="Times New Roman" w:hAnsi="Times New Roman" w:cs="Times New Roman"/>
-          <w:sz w:val="26"/>
-          <w:szCs w:val="26"/>
-          <w:lang w:val="it-IT"/>
-        </w:rPr>
-        <w:t>.</w:t>
-      </w:r>
-    </w:p>
-    <w:p>
-      <w:pPr>
-        <w:spacing w:after="0" w:line="269" w:lineRule="auto"/>
-        <w:ind w:firstLine="567"/>
-        <w:jc w:val="both"/>
-        <w:rPr>
-          <w:rFonts w:ascii="Times New Roman" w:eastAsia="Times New Roman" w:hAnsi="Times New Roman" w:cs="Times New Roman"/>
-          <w:sz w:val="26"/>
-          <w:szCs w:val="26"/>
-          <w:lang w:val="it-IT"/>
-        </w:rPr>
-      </w:pPr>
-      <w:r>
-        <w:rPr>
-          <w:rFonts w:ascii="Times New Roman" w:eastAsia="Times New Roman" w:hAnsi="Times New Roman" w:cs="Times New Roman"/>
-          <w:sz w:val="26"/>
-          <w:szCs w:val="26"/>
-          <w:lang w:val="it-IT"/>
-        </w:rPr>
-        <w:t>e) Cam kết thực hiện đầy đủ các thủ tục pháp lý theo quy định của pháp luật và hướng dẫn của Bên A và phối kết hợp với Bên A khi phải xử lý tài sản.</w:t>
-      </w:r>
-    </w:p>
-    <w:p>
-      <w:pPr>
-        <w:spacing w:after="0" w:line="269" w:lineRule="auto"/>
-        <w:ind w:firstLine="567"/>
-        <w:jc w:val="both"/>
-        <w:rPr>
-          <w:rFonts w:ascii="Times New Roman" w:eastAsia="Times New Roman" w:hAnsi="Times New Roman" w:cs="Times New Roman"/>
-          <w:sz w:val="26"/>
-          <w:szCs w:val="26"/>
-          <w:lang w:val="it-IT"/>
-        </w:rPr>
-      </w:pPr>
-      <w:r>
-        <w:rPr>
-          <w:rFonts w:ascii="Times New Roman" w:eastAsia="Times New Roman" w:hAnsi="Times New Roman" w:cs="Times New Roman"/>
-          <w:sz w:val="26"/>
-          <w:szCs w:val="26"/>
-          <w:lang w:val="it-IT"/>
-        </w:rPr>
-        <w:t>f) Cam kết thực hiện đúng đầy đủ các thỏa thuận đã ghi trong Hợp đồng này.</w:t>
-      </w:r>
-    </w:p>
-    <w:p>
-      <w:pPr>
-        <w:spacing w:after="0" w:line="269" w:lineRule="auto"/>
-        <w:ind w:firstLine="567"/>
-        <w:jc w:val="both"/>
-        <w:rPr>
-          <w:rFonts w:ascii="Times New Roman" w:eastAsia="Times New Roman" w:hAnsi="Times New Roman" w:cs="Times New Roman"/>
-          <w:b/>
-          <w:sz w:val="26"/>
-          <w:szCs w:val="26"/>
-          <w:lang w:val="it-IT"/>
-        </w:rPr>
-      </w:pPr>
-      <w:r>
-        <w:rPr>
-          <w:rFonts w:ascii="Times New Roman" w:eastAsia="Times New Roman" w:hAnsi="Times New Roman" w:cs="Times New Roman"/>
-          <w:b/>
-          <w:sz w:val="26"/>
-          <w:szCs w:val="26"/>
-          <w:lang w:val="it-IT"/>
-        </w:rPr>
-        <w:t>Điều 13. Luật điều chỉnh, cơ quan giải quyết tranh chấp</w:t>
-      </w:r>
-    </w:p>
-    <w:p>
-      <w:pPr>
-        <w:spacing w:after="0" w:line="269" w:lineRule="auto"/>
-        <w:ind w:firstLine="567"/>
-        <w:jc w:val="both"/>
-        <w:rPr>
-          <w:rFonts w:ascii="Times New Roman" w:eastAsia="Times New Roman" w:hAnsi="Times New Roman" w:cs="Times New Roman"/>
-          <w:sz w:val="26"/>
-          <w:szCs w:val="26"/>
-          <w:lang w:val="it-IT"/>
-        </w:rPr>
-      </w:pPr>
-      <w:r>
-        <w:rPr>
-          <w:rFonts w:ascii="Times New Roman" w:eastAsia="Times New Roman" w:hAnsi="Times New Roman" w:cs="Times New Roman"/>
-          <w:sz w:val="26"/>
-          <w:szCs w:val="26"/>
-          <w:lang w:val="it-IT"/>
-        </w:rPr>
-        <w:t>Trong quá trình thực hiện Hợp đồng này nếu có phát sinh tranh chấp, các bên cùng nhau thương lượng, giải quyết trên nguyên tắc tôn trọng quyền lợi của nhau; trong trường hợp không thương lượng được thì các Bên thống nhất giải quyết tranh chấp tại Tòa án nhân dân theo quy định của pháp luật.</w:t>
-      </w:r>
-    </w:p>
-    <w:p>
-      <w:pPr>
-        <w:spacing w:after="0" w:line="269" w:lineRule="auto"/>
-        <w:ind w:firstLine="567"/>
-        <w:jc w:val="both"/>
-        <w:rPr>
-          <w:rFonts w:ascii="Times New Roman" w:eastAsia="Times New Roman" w:hAnsi="Times New Roman" w:cs="Times New Roman"/>
-          <w:b/>
-          <w:sz w:val="26"/>
-          <w:szCs w:val="26"/>
-          <w:lang w:val="it-IT"/>
-        </w:rPr>
-      </w:pPr>
-      <w:r>
-        <w:rPr>
-          <w:rFonts w:ascii="Times New Roman" w:eastAsia="Times New Roman" w:hAnsi="Times New Roman" w:cs="Times New Roman"/>
-          <w:b/>
-          <w:sz w:val="26"/>
-          <w:szCs w:val="26"/>
-          <w:lang w:val="it-IT"/>
-        </w:rPr>
-        <w:t>Điều 14. Hiệu lực của Hợp đồng</w:t>
-      </w:r>
-    </w:p>
-    <w:p>
-      <w:pPr>
-        <w:spacing w:after="0" w:line="269" w:lineRule="auto"/>
-        <w:ind w:firstLine="567"/>
-        <w:jc w:val="both"/>
-        <w:rPr>
-          <w:rFonts w:ascii="Times New Roman" w:eastAsia="Times New Roman" w:hAnsi="Times New Roman" w:cs="Times New Roman"/>
-          <w:sz w:val="26"/>
-          <w:szCs w:val="26"/>
-          <w:lang w:val="it-IT"/>
-        </w:rPr>
-      </w:pPr>
-      <w:r>
-        <w:rPr>
-          <w:rFonts w:ascii="Times New Roman" w:eastAsia="Times New Roman" w:hAnsi="Times New Roman" w:cs="Times New Roman"/>
-          <w:sz w:val="26"/>
-          <w:szCs w:val="26"/>
-          <w:lang w:val="it-IT"/>
-        </w:rPr>
-        <w:t>14.1. Hiệu lực của Hợp đồng:</w:t>
-      </w:r>
-    </w:p>
-    <w:p>
-      <w:pPr>
-        <w:spacing w:after="0" w:line="269" w:lineRule="auto"/>
-        <w:ind w:firstLine="567"/>
-        <w:jc w:val="both"/>
-        <w:rPr>
-          <w:rFonts w:ascii="Times New Roman" w:eastAsia="Times New Roman" w:hAnsi="Times New Roman" w:cs="Times New Roman"/>
-          <w:sz w:val="26"/>
-          <w:szCs w:val="26"/>
-          <w:lang w:val="it-IT"/>
-        </w:rPr>
-      </w:pPr>
-      <w:r>
-        <w:rPr>
-          <w:rFonts w:ascii="Times New Roman" w:eastAsia="Times New Roman" w:hAnsi="Times New Roman" w:cs="Times New Roman"/>
-          <w:sz w:val="26"/>
-          <w:szCs w:val="26"/>
-          <w:lang w:val="it-IT"/>
-        </w:rPr>
-        <w:t xml:space="preserve">Hợp đồng này có hiệu lực kể từ khi các Bên có tên trong Hợp đồng ký tên và được cơ quan cấp có thẩm quyền ban hành lời chứng. Mọi sửa đổi, bổ sung Hợp đồng này phải được sự đồng ý của các bên và lập thành văn bản.     </w:t>
-      </w:r>
-    </w:p>
-    <w:p>
-      <w:pPr>
-        <w:spacing w:after="0" w:line="269" w:lineRule="auto"/>
-        <w:ind w:firstLine="567"/>
-        <w:jc w:val="both"/>
-        <w:rPr>
-          <w:rFonts w:ascii="Times New Roman" w:eastAsia="Times New Roman" w:hAnsi="Times New Roman" w:cs="Times New Roman"/>
-          <w:sz w:val="26"/>
-          <w:szCs w:val="26"/>
-          <w:lang w:val="it-IT"/>
-        </w:rPr>
-      </w:pPr>
-      <w:r>
-        <w:rPr>
-          <w:rFonts w:ascii="Times New Roman" w:eastAsia="Times New Roman" w:hAnsi="Times New Roman" w:cs="Times New Roman"/>
-          <w:sz w:val="26"/>
-          <w:szCs w:val="26"/>
-          <w:lang w:val="it-IT"/>
-        </w:rPr>
-        <w:t>14.2. Hợp đồng này hết hiệu lực trong các trường hợp sau:</w:t>
-      </w:r>
-    </w:p>
-    <w:p>
-      <w:pPr>
-        <w:spacing w:after="0" w:line="269" w:lineRule="auto"/>
-        <w:ind w:firstLine="567"/>
-        <w:jc w:val="both"/>
-        <w:rPr>
-          <w:rFonts w:ascii="Times New Roman" w:eastAsia="Times New Roman" w:hAnsi="Times New Roman" w:cs="Times New Roman"/>
-          <w:sz w:val="26"/>
-          <w:szCs w:val="26"/>
-          <w:lang w:val="it-IT"/>
-        </w:rPr>
-      </w:pPr>
-      <w:r>
-        <w:rPr>
-          <w:rFonts w:ascii="Times New Roman" w:eastAsia="Times New Roman" w:hAnsi="Times New Roman" w:cs="Times New Roman"/>
-          <w:sz w:val="26"/>
-          <w:szCs w:val="26"/>
-          <w:lang w:val="it-IT"/>
-        </w:rPr>
         <w:t xml:space="preserve">a) Bên B đã hoàn thành đầy đủ nghĩa vụ được bảo đảm theo hợp đồng này và được Bên A chấp thuận xóa đăng ký giao dịch bảo đảm và cơ quan nhà nước có thẩm quyền thực hiện xóa đăng ký giao dịch bảo đảm theo quy định.     </w:t>
       </w:r>
     </w:p>
@@ -6520,7 +6522,6 @@
           <w:szCs w:val="26"/>
           <w:lang w:val="it-IT"/>
         </w:rPr>
-        <w:lastRenderedPageBreak/>
         <w:t xml:space="preserve">14.3. Hợp đồng này </w:t>
       </w:r>
       <w:r>
@@ -6532,8 +6533,6 @@
         </w:rPr>
         <w:t>được</w:t>
       </w:r>
-      <w:bookmarkStart w:id="1" w:name="_GoBack"/>
-      <w:bookmarkEnd w:id="1"/>
       <w:r>
         <w:rPr>
           <w:rFonts w:ascii="Times New Roman" w:eastAsia="Times New Roman" w:hAnsi="Times New Roman" w:cs="Times New Roman"/>
@@ -6559,8 +6558,8 @@
         <w:tblLook w:val="04A0" w:firstRow="1" w:lastRow="0" w:firstColumn="1" w:lastColumn="0" w:noHBand="0" w:noVBand="1"/>
       </w:tblPr>
       <w:tblGrid>
-        <w:gridCol w:w="4644"/>
-        <w:gridCol w:w="4644"/>
+        <w:gridCol w:w="4536"/>
+        <w:gridCol w:w="4536"/>
       </w:tblGrid>
       <w:tr>
         <w:tc>
@@ -6699,7 +6698,7 @@
         <w:sectPr>
           <w:headerReference w:type="default" r:id="rId6"/>
           <w:pgSz w:w="11907" w:h="16840" w:code="9"/>
-          <w:pgMar w:top="1440" w:right="1080" w:bottom="1440" w:left="1080" w:header="720" w:footer="720" w:gutter="0"/>
+          <w:pgMar w:top="1134" w:right="1134" w:bottom="1134" w:left="1701" w:header="720" w:footer="720" w:gutter="0"/>
           <w:cols w:space="720"/>
           <w:titlePg/>
           <w:docGrid w:linePitch="360"/>
@@ -8239,7 +8238,7 @@
           <w:rPr>
             <w:noProof/>
           </w:rPr>
-          <w:t>14</w:t>
+          <w:t>2</w:t>
         </w:r>
         <w:r>
           <w:rPr>

--- a/src/main/resources/templates/HopDongTheChap.docx
+++ b/src/main/resources/templates/HopDongTheChap.docx
@@ -142,7 +142,7 @@
                     </wp:anchor>
                   </w:drawing>
                 </mc:Choice>
-                <mc:Fallback xmlns:cx1="http://schemas.microsoft.com/office/drawing/2015/9/8/chartex" xmlns:cx2="http://schemas.microsoft.com/office/drawing/2015/10/21/chartex" xmlns:cx3="http://schemas.microsoft.com/office/drawing/2016/5/9/chartex" xmlns:cx4="http://schemas.microsoft.com/office/drawing/2016/5/10/chartex" xmlns:cx5="http://schemas.microsoft.com/office/drawing/2016/5/11/chartex" xmlns:cx6="http://schemas.microsoft.com/office/drawing/2016/5/12/chartex" xmlns:cx7="http://schemas.microsoft.com/office/drawing/2016/5/13/chartex" xmlns:cx8="http://schemas.microsoft.com/office/drawing/2016/5/14/chartex" xmlns:aink="http://schemas.microsoft.com/office/drawing/2016/ink" xmlns:am3d="http://schemas.microsoft.com/office/drawing/2017/model3d" xmlns:oel="http://schemas.microsoft.com/office/2019/extlst" xmlns:w16cex="http://schemas.microsoft.com/office/word/2018/wordml/cex" xmlns:w16cid="http://schemas.microsoft.com/office/word/2016/wordml/cid" xmlns:w16="http://schemas.microsoft.com/office/word/2018/wordml" xmlns:w16du="http://schemas.microsoft.com/office/word/2023/wordml/word16du" xmlns:w16sdtdh="http://schemas.microsoft.com/office/word/2020/wordml/sdtdatahash" xmlns:w16sdtfl="http://schemas.microsoft.com/office/word/2024/wordml/sdtformatlock">
+                <mc:Fallback xmlns:w16sdtfl="http://schemas.microsoft.com/office/word/2024/wordml/sdtformatlock" xmlns:w16sdtdh="http://schemas.microsoft.com/office/word/2020/wordml/sdtdatahash" xmlns:w16du="http://schemas.microsoft.com/office/word/2023/wordml/word16du" xmlns:w16="http://schemas.microsoft.com/office/word/2018/wordml" xmlns:w16cid="http://schemas.microsoft.com/office/word/2016/wordml/cid" xmlns:w16cex="http://schemas.microsoft.com/office/word/2018/wordml/cex" xmlns:oel="http://schemas.microsoft.com/office/2019/extlst" xmlns:am3d="http://schemas.microsoft.com/office/drawing/2017/model3d" xmlns:aink="http://schemas.microsoft.com/office/drawing/2016/ink" xmlns:cx8="http://schemas.microsoft.com/office/drawing/2016/5/14/chartex" xmlns:cx7="http://schemas.microsoft.com/office/drawing/2016/5/13/chartex" xmlns:cx6="http://schemas.microsoft.com/office/drawing/2016/5/12/chartex" xmlns:cx5="http://schemas.microsoft.com/office/drawing/2016/5/11/chartex" xmlns:cx4="http://schemas.microsoft.com/office/drawing/2016/5/10/chartex" xmlns:cx3="http://schemas.microsoft.com/office/drawing/2016/5/9/chartex" xmlns:cx2="http://schemas.microsoft.com/office/drawing/2015/10/21/chartex" xmlns:cx1="http://schemas.microsoft.com/office/drawing/2015/9/8/chartex">
                   <w:pict>
                     <v:line w14:anchorId="30654FD4" id="Straight Connector 1" o:spid="_x0000_s1026" style="position:absolute;flip:y;z-index:251659264;visibility:visible;mso-wrap-style:square;mso-height-percent:0;mso-wrap-distance-left:9pt;mso-wrap-distance-top:0;mso-wrap-distance-right:9pt;mso-wrap-distance-bottom:0;mso-position-horizontal:absolute;mso-position-horizontal-relative:text;mso-position-vertical:absolute;mso-position-vertical-relative:text;mso-height-percent:0;mso-height-relative:margin" from="170.8pt,17.45pt" to="303.55pt,17.45pt" o:gfxdata="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" strokecolor="#4579b8 [3044]"/>
                   </w:pict>
@@ -8238,7 +8238,7 @@
           <w:rPr>
             <w:noProof/>
           </w:rPr>
-          <w:t>2</w:t>
+          <w:t>5</w:t>
         </w:r>
         <w:r>
           <w:rPr>

--- a/src/main/resources/templates/HopDongTheChap.docx
+++ b/src/main/resources/templates/HopDongTheChap.docx
@@ -37,8 +37,6 @@
                 <w:szCs w:val="26"/>
               </w:rPr>
             </w:pPr>
-            <w:bookmarkStart w:id="0" w:name="_GoBack"/>
-            <w:bookmarkEnd w:id="0"/>
           </w:p>
         </w:tc>
         <w:tc>
@@ -142,7 +140,7 @@
                     </wp:anchor>
                   </w:drawing>
                 </mc:Choice>
-                <mc:Fallback xmlns:w16sdtfl="http://schemas.microsoft.com/office/word/2024/wordml/sdtformatlock" xmlns:w16sdtdh="http://schemas.microsoft.com/office/word/2020/wordml/sdtdatahash" xmlns:w16du="http://schemas.microsoft.com/office/word/2023/wordml/word16du" xmlns:w16="http://schemas.microsoft.com/office/word/2018/wordml" xmlns:w16cid="http://schemas.microsoft.com/office/word/2016/wordml/cid" xmlns:w16cex="http://schemas.microsoft.com/office/word/2018/wordml/cex" xmlns:oel="http://schemas.microsoft.com/office/2019/extlst" xmlns:am3d="http://schemas.microsoft.com/office/drawing/2017/model3d" xmlns:aink="http://schemas.microsoft.com/office/drawing/2016/ink" xmlns:cx8="http://schemas.microsoft.com/office/drawing/2016/5/14/chartex" xmlns:cx7="http://schemas.microsoft.com/office/drawing/2016/5/13/chartex" xmlns:cx6="http://schemas.microsoft.com/office/drawing/2016/5/12/chartex" xmlns:cx5="http://schemas.microsoft.com/office/drawing/2016/5/11/chartex" xmlns:cx4="http://schemas.microsoft.com/office/drawing/2016/5/10/chartex" xmlns:cx3="http://schemas.microsoft.com/office/drawing/2016/5/9/chartex" xmlns:cx2="http://schemas.microsoft.com/office/drawing/2015/10/21/chartex" xmlns:cx1="http://schemas.microsoft.com/office/drawing/2015/9/8/chartex">
+                <mc:Fallback xmlns:cx1="http://schemas.microsoft.com/office/drawing/2015/9/8/chartex" xmlns:cx2="http://schemas.microsoft.com/office/drawing/2015/10/21/chartex" xmlns:cx3="http://schemas.microsoft.com/office/drawing/2016/5/9/chartex" xmlns:cx4="http://schemas.microsoft.com/office/drawing/2016/5/10/chartex" xmlns:cx5="http://schemas.microsoft.com/office/drawing/2016/5/11/chartex" xmlns:cx6="http://schemas.microsoft.com/office/drawing/2016/5/12/chartex" xmlns:cx7="http://schemas.microsoft.com/office/drawing/2016/5/13/chartex" xmlns:cx8="http://schemas.microsoft.com/office/drawing/2016/5/14/chartex" xmlns:aink="http://schemas.microsoft.com/office/drawing/2016/ink" xmlns:am3d="http://schemas.microsoft.com/office/drawing/2017/model3d" xmlns:oel="http://schemas.microsoft.com/office/2019/extlst" xmlns:w16cex="http://schemas.microsoft.com/office/word/2018/wordml/cex" xmlns:w16cid="http://schemas.microsoft.com/office/word/2016/wordml/cid" xmlns:w16="http://schemas.microsoft.com/office/word/2018/wordml" xmlns:w16du="http://schemas.microsoft.com/office/word/2023/wordml/word16du" xmlns:w16sdtdh="http://schemas.microsoft.com/office/word/2020/wordml/sdtdatahash" xmlns:w16sdtfl="http://schemas.microsoft.com/office/word/2024/wordml/sdtformatlock">
                   <w:pict>
                     <v:line w14:anchorId="30654FD4" id="Straight Connector 1" o:spid="_x0000_s1026" style="position:absolute;flip:y;z-index:251659264;visibility:visible;mso-wrap-style:square;mso-height-percent:0;mso-wrap-distance-left:9pt;mso-wrap-distance-top:0;mso-wrap-distance-right:9pt;mso-wrap-distance-bottom:0;mso-position-horizontal:absolute;mso-position-horizontal-relative:text;mso-position-vertical:absolute;mso-position-vertical-relative:text;mso-height-percent:0;mso-height-relative:margin" from="170.8pt,17.45pt" to="303.55pt,17.45pt" o:gfxdata="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" strokecolor="#4579b8 [3044]"/>
                   </w:pict>
@@ -1041,7 +1039,7 @@
         </w:rPr>
         <w:t>a)</w:t>
       </w:r>
-      <w:bookmarkStart w:id="1" w:name="_Hlk209450758"/>
+      <w:bookmarkStart w:id="0" w:name="_Hlk209450758"/>
       <w:r>
         <w:rPr>
           <w:rFonts w:ascii="Times New Roman" w:eastAsia="Times New Roman" w:hAnsi="Times New Roman" w:cs="Times New Roman"/>
@@ -1155,7 +1153,7 @@
         <w:t>.</w:t>
       </w:r>
     </w:p>
-    <w:bookmarkEnd w:id="1"/>
+    <w:bookmarkEnd w:id="0"/>
     <w:p>
       <w:pPr>
         <w:spacing w:after="120" w:line="269" w:lineRule="auto"/>
@@ -6717,8 +6715,8 @@
         <w:rPr>
           <w:rFonts w:ascii="Times New Roman" w:hAnsi="Times New Roman" w:cs="Times New Roman"/>
           <w:b/>
-          <w:sz w:val="26"/>
-          <w:szCs w:val="26"/>
+          <w:sz w:val="24"/>
+          <w:szCs w:val="24"/>
           <w:lang w:val="it-IT"/>
         </w:rPr>
       </w:pPr>
@@ -6726,8 +6724,8 @@
         <w:rPr>
           <w:rFonts w:ascii="Times New Roman" w:hAnsi="Times New Roman" w:cs="Times New Roman"/>
           <w:b/>
-          <w:sz w:val="26"/>
-          <w:szCs w:val="26"/>
+          <w:sz w:val="24"/>
+          <w:szCs w:val="24"/>
           <w:lang w:val="it-IT"/>
         </w:rPr>
         <w:lastRenderedPageBreak/>
@@ -6737,8 +6735,8 @@
         <w:rPr>
           <w:rFonts w:ascii="Times New Roman" w:hAnsi="Times New Roman" w:cs="Times New Roman"/>
           <w:b/>
-          <w:sz w:val="26"/>
-          <w:szCs w:val="26"/>
+          <w:sz w:val="24"/>
+          <w:szCs w:val="24"/>
           <w:lang w:val="it-IT"/>
         </w:rPr>
         <w:t>,</w:t>
@@ -6747,8 +6745,8 @@
         <w:rPr>
           <w:rFonts w:ascii="Times New Roman" w:hAnsi="Times New Roman" w:cs="Times New Roman"/>
           <w:b/>
-          <w:sz w:val="26"/>
-          <w:szCs w:val="26"/>
+          <w:sz w:val="24"/>
+          <w:szCs w:val="24"/>
           <w:lang w:val="it-IT"/>
         </w:rPr>
         <w:t xml:space="preserve"> GIAO DỊCH</w:t>
@@ -6765,16 +6763,16 @@
         <w:jc w:val="both"/>
         <w:rPr>
           <w:rFonts w:ascii="Times New Roman" w:hAnsi="Times New Roman" w:cs="Times New Roman"/>
-          <w:sz w:val="26"/>
-          <w:szCs w:val="26"/>
-          <w:lang w:val="it-IT"/>
-        </w:rPr>
-      </w:pPr>
-      <w:r>
-        <w:rPr>
-          <w:rFonts w:ascii="Times New Roman" w:hAnsi="Times New Roman" w:cs="Times New Roman"/>
-          <w:sz w:val="26"/>
-          <w:szCs w:val="26"/>
+          <w:sz w:val="24"/>
+          <w:szCs w:val="24"/>
+          <w:lang w:val="it-IT"/>
+        </w:rPr>
+      </w:pPr>
+      <w:r>
+        <w:rPr>
+          <w:rFonts w:ascii="Times New Roman" w:hAnsi="Times New Roman" w:cs="Times New Roman"/>
+          <w:sz w:val="24"/>
+          <w:szCs w:val="24"/>
           <w:lang w:val="it-IT"/>
         </w:rPr>
         <w:t xml:space="preserve">Ngày </w:t>
@@ -6782,8 +6780,8 @@
       <w:r>
         <w:rPr>
           <w:rFonts w:ascii="Times New Roman" w:hAnsi="Times New Roman" w:cs="Times New Roman"/>
-          <w:sz w:val="26"/>
-          <w:szCs w:val="26"/>
+          <w:sz w:val="24"/>
+          <w:szCs w:val="24"/>
           <w:lang w:val="it-IT"/>
         </w:rPr>
         <w:t>{{day}}</w:t>
@@ -6791,8 +6789,8 @@
       <w:r>
         <w:rPr>
           <w:rFonts w:ascii="Times New Roman" w:hAnsi="Times New Roman" w:cs="Times New Roman"/>
-          <w:sz w:val="26"/>
-          <w:szCs w:val="26"/>
+          <w:sz w:val="24"/>
+          <w:szCs w:val="24"/>
           <w:lang w:val="it-IT"/>
         </w:rPr>
         <w:t xml:space="preserve"> tháng </w:t>
@@ -6800,8 +6798,8 @@
       <w:r>
         <w:rPr>
           <w:rFonts w:ascii="Times New Roman" w:hAnsi="Times New Roman" w:cs="Times New Roman"/>
-          <w:sz w:val="26"/>
-          <w:szCs w:val="26"/>
+          <w:sz w:val="24"/>
+          <w:szCs w:val="24"/>
           <w:lang w:val="it-IT"/>
         </w:rPr>
         <w:t>{{month}} năm {{year}}</w:t>
@@ -6809,8 +6807,8 @@
       <w:r>
         <w:rPr>
           <w:rFonts w:ascii="Times New Roman" w:hAnsi="Times New Roman" w:cs="Times New Roman"/>
-          <w:sz w:val="26"/>
-          <w:szCs w:val="26"/>
+          <w:sz w:val="24"/>
+          <w:szCs w:val="24"/>
           <w:lang w:val="it-IT"/>
         </w:rPr>
         <w:t xml:space="preserve"> </w:t>
@@ -6819,8 +6817,8 @@
         <w:rPr>
           <w:rFonts w:ascii="Times New Roman" w:hAnsi="Times New Roman" w:cs="Times New Roman"/>
           <w:i/>
-          <w:sz w:val="26"/>
-          <w:szCs w:val="26"/>
+          <w:sz w:val="24"/>
+          <w:szCs w:val="24"/>
           <w:lang w:val="it-IT"/>
         </w:rPr>
         <w:t>(</w:t>
@@ -6829,8 +6827,8 @@
         <w:rPr>
           <w:rFonts w:ascii="Times New Roman" w:hAnsi="Times New Roman" w:cs="Times New Roman"/>
           <w:i/>
-          <w:sz w:val="26"/>
-          <w:szCs w:val="26"/>
+          <w:sz w:val="24"/>
+          <w:szCs w:val="24"/>
           <w:lang w:val="it-IT"/>
         </w:rPr>
         <w:t>{{dateTextWords}}</w:t>
@@ -6839,8 +6837,8 @@
         <w:rPr>
           <w:rFonts w:ascii="Times New Roman" w:hAnsi="Times New Roman" w:cs="Times New Roman"/>
           <w:i/>
-          <w:sz w:val="26"/>
-          <w:szCs w:val="26"/>
+          <w:sz w:val="24"/>
+          <w:szCs w:val="24"/>
           <w:lang w:val="it-IT"/>
         </w:rPr>
         <w:t>)</w:t>
@@ -6849,8 +6847,8 @@
         <w:rPr>
           <w:rFonts w:ascii="Times New Roman" w:hAnsi="Times New Roman" w:cs="Times New Roman"/>
           <w:i/>
-          <w:sz w:val="26"/>
-          <w:szCs w:val="26"/>
+          <w:sz w:val="24"/>
+          <w:szCs w:val="24"/>
           <w:lang w:val="it-IT"/>
         </w:rPr>
         <w:t>.</w:t>
@@ -6867,16 +6865,16 @@
         <w:jc w:val="both"/>
         <w:rPr>
           <w:rFonts w:ascii="Times New Roman" w:hAnsi="Times New Roman" w:cs="Times New Roman"/>
-          <w:sz w:val="26"/>
-          <w:szCs w:val="26"/>
-          <w:lang w:val="it-IT"/>
-        </w:rPr>
-      </w:pPr>
-      <w:r>
-        <w:rPr>
-          <w:rFonts w:ascii="Times New Roman" w:hAnsi="Times New Roman" w:cs="Times New Roman"/>
-          <w:sz w:val="26"/>
-          <w:szCs w:val="26"/>
+          <w:sz w:val="24"/>
+          <w:szCs w:val="24"/>
+          <w:lang w:val="it-IT"/>
+        </w:rPr>
+      </w:pPr>
+      <w:r>
+        <w:rPr>
+          <w:rFonts w:ascii="Times New Roman" w:hAnsi="Times New Roman" w:cs="Times New Roman"/>
+          <w:sz w:val="24"/>
+          <w:szCs w:val="24"/>
           <w:lang w:val="it-IT"/>
         </w:rPr>
         <w:t>Tại: Uỷ ban nhân dân phường</w:t>
@@ -6884,8 +6882,8 @@
       <w:r>
         <w:rPr>
           <w:rFonts w:ascii="Times New Roman" w:hAnsi="Times New Roman" w:cs="Times New Roman"/>
-          <w:sz w:val="26"/>
-          <w:szCs w:val="26"/>
+          <w:sz w:val="24"/>
+          <w:szCs w:val="24"/>
           <w:lang w:val="it-IT"/>
         </w:rPr>
         <w:t xml:space="preserve"> {{phuong}}</w:t>
@@ -6893,8 +6891,8 @@
       <w:r>
         <w:rPr>
           <w:rFonts w:ascii="Times New Roman" w:hAnsi="Times New Roman" w:cs="Times New Roman"/>
-          <w:sz w:val="26"/>
-          <w:szCs w:val="26"/>
+          <w:sz w:val="24"/>
+          <w:szCs w:val="24"/>
           <w:lang w:val="it-IT"/>
         </w:rPr>
         <w:t>, thành phố Hải Phòng</w:t>
@@ -6911,16 +6909,16 @@
         <w:jc w:val="both"/>
         <w:rPr>
           <w:rFonts w:ascii="Times New Roman" w:hAnsi="Times New Roman" w:cs="Times New Roman"/>
-          <w:sz w:val="26"/>
-          <w:szCs w:val="26"/>
-          <w:lang w:val="it-IT"/>
-        </w:rPr>
-      </w:pPr>
-      <w:r>
-        <w:rPr>
-          <w:rFonts w:ascii="Times New Roman" w:hAnsi="Times New Roman" w:cs="Times New Roman"/>
-          <w:sz w:val="26"/>
-          <w:szCs w:val="26"/>
+          <w:sz w:val="24"/>
+          <w:szCs w:val="24"/>
+          <w:lang w:val="it-IT"/>
+        </w:rPr>
+      </w:pPr>
+      <w:r>
+        <w:rPr>
+          <w:rFonts w:ascii="Times New Roman" w:hAnsi="Times New Roman" w:cs="Times New Roman"/>
+          <w:sz w:val="24"/>
+          <w:szCs w:val="24"/>
           <w:lang w:val="it-IT"/>
         </w:rPr>
         <w:t>Tôi:</w:t>
@@ -6928,8 +6926,8 @@
       <w:r>
         <w:rPr>
           <w:rFonts w:ascii="Times New Roman" w:hAnsi="Times New Roman" w:cs="Times New Roman"/>
-          <w:sz w:val="26"/>
-          <w:szCs w:val="26"/>
+          <w:sz w:val="24"/>
+          <w:szCs w:val="24"/>
           <w:lang w:val="it-IT"/>
         </w:rPr>
         <w:t xml:space="preserve"> {{chuTichPhuong}}</w:t>
@@ -6937,8 +6935,8 @@
       <w:r>
         <w:rPr>
           <w:rFonts w:ascii="Times New Roman" w:hAnsi="Times New Roman" w:cs="Times New Roman"/>
-          <w:sz w:val="26"/>
-          <w:szCs w:val="26"/>
+          <w:sz w:val="24"/>
+          <w:szCs w:val="24"/>
           <w:lang w:val="it-IT"/>
         </w:rPr>
         <w:t>, là Phó chủ tịch UBND phườ</w:t>
@@ -6946,8 +6944,8 @@
       <w:r>
         <w:rPr>
           <w:rFonts w:ascii="Times New Roman" w:hAnsi="Times New Roman" w:cs="Times New Roman"/>
-          <w:sz w:val="26"/>
-          <w:szCs w:val="26"/>
+          <w:sz w:val="24"/>
+          <w:szCs w:val="24"/>
           <w:lang w:val="it-IT"/>
         </w:rPr>
         <w:t>ng {{phuong}}</w:t>
@@ -6955,8 +6953,8 @@
       <w:r>
         <w:rPr>
           <w:rFonts w:ascii="Times New Roman" w:hAnsi="Times New Roman" w:cs="Times New Roman"/>
-          <w:sz w:val="26"/>
-          <w:szCs w:val="26"/>
+          <w:sz w:val="24"/>
+          <w:szCs w:val="24"/>
           <w:lang w:val="it-IT"/>
         </w:rPr>
         <w:t>, thành phố Hải Phòng</w:t>
@@ -6974,8 +6972,8 @@
         <w:rPr>
           <w:rFonts w:ascii="Times New Roman" w:hAnsi="Times New Roman" w:cs="Times New Roman"/>
           <w:b/>
-          <w:sz w:val="26"/>
-          <w:szCs w:val="26"/>
+          <w:sz w:val="24"/>
+          <w:szCs w:val="24"/>
           <w:lang w:val="it-IT"/>
         </w:rPr>
       </w:pPr>
@@ -6983,8 +6981,8 @@
         <w:rPr>
           <w:rFonts w:ascii="Times New Roman" w:hAnsi="Times New Roman" w:cs="Times New Roman"/>
           <w:b/>
-          <w:sz w:val="26"/>
-          <w:szCs w:val="26"/>
+          <w:sz w:val="24"/>
+          <w:szCs w:val="24"/>
           <w:lang w:val="it-IT"/>
         </w:rPr>
         <w:t>CHỨNG THỰC:</w:t>
@@ -7001,16 +6999,16 @@
         <w:jc w:val="both"/>
         <w:rPr>
           <w:rFonts w:ascii="Times New Roman" w:hAnsi="Times New Roman" w:cs="Times New Roman"/>
-          <w:sz w:val="26"/>
-          <w:szCs w:val="26"/>
-          <w:lang w:val="it-IT"/>
-        </w:rPr>
-      </w:pPr>
-      <w:r>
-        <w:rPr>
-          <w:rFonts w:ascii="Times New Roman" w:hAnsi="Times New Roman" w:cs="Times New Roman"/>
-          <w:sz w:val="26"/>
-          <w:szCs w:val="26"/>
+          <w:sz w:val="24"/>
+          <w:szCs w:val="24"/>
+          <w:lang w:val="it-IT"/>
+        </w:rPr>
+      </w:pPr>
+      <w:r>
+        <w:rPr>
+          <w:rFonts w:ascii="Times New Roman" w:hAnsi="Times New Roman" w:cs="Times New Roman"/>
+          <w:sz w:val="24"/>
+          <w:szCs w:val="24"/>
           <w:lang w:val="it-IT"/>
         </w:rPr>
         <w:t xml:space="preserve">- Hợp đồng thế chấp quyền sử dụng đất được giao kết giữa: </w:t>
@@ -7028,8 +7026,8 @@
         <w:rPr>
           <w:rFonts w:ascii="Times New Roman" w:hAnsi="Times New Roman" w:cs="Times New Roman"/>
           <w:b/>
-          <w:sz w:val="26"/>
-          <w:szCs w:val="26"/>
+          <w:sz w:val="24"/>
+          <w:szCs w:val="24"/>
           <w:lang w:val="it-IT"/>
         </w:rPr>
       </w:pPr>
@@ -7037,8 +7035,8 @@
         <w:rPr>
           <w:rFonts w:ascii="Times New Roman" w:hAnsi="Times New Roman" w:cs="Times New Roman"/>
           <w:b/>
-          <w:sz w:val="26"/>
-          <w:szCs w:val="26"/>
+          <w:sz w:val="24"/>
+          <w:szCs w:val="24"/>
           <w:lang w:val="it-IT"/>
         </w:rPr>
         <w:t xml:space="preserve">Bên A: </w:t>
@@ -7051,25 +7049,17 @@
         <w:jc w:val="both"/>
         <w:rPr>
           <w:rFonts w:ascii="Times New Roman" w:eastAsia="Times New Roman" w:hAnsi="Times New Roman" w:cs="Times New Roman"/>
-          <w:sz w:val="26"/>
-          <w:szCs w:val="26"/>
-        </w:rPr>
-      </w:pPr>
-      <w:r>
-        <w:rPr>
-          <w:rFonts w:ascii="Times New Roman" w:eastAsia="Times New Roman" w:hAnsi="Times New Roman" w:cs="Times New Roman"/>
-          <w:sz w:val="26"/>
-          <w:szCs w:val="26"/>
-        </w:rPr>
-        <w:t>QUỸ TÍN DỤNG NHÂN DÂN THÁI HỌC</w:t>
-      </w:r>
-      <w:r>
-        <w:rPr>
-          <w:rFonts w:ascii="Times New Roman" w:eastAsia="Times New Roman" w:hAnsi="Times New Roman" w:cs="Times New Roman"/>
-          <w:sz w:val="26"/>
-          <w:szCs w:val="26"/>
-        </w:rPr>
-        <w:t>{{pgd}}</w:t>
+          <w:sz w:val="24"/>
+          <w:szCs w:val="24"/>
+        </w:rPr>
+      </w:pPr>
+      <w:r>
+        <w:rPr>
+          <w:rFonts w:ascii="Times New Roman" w:eastAsia="Times New Roman" w:hAnsi="Times New Roman" w:cs="Times New Roman"/>
+          <w:sz w:val="24"/>
+          <w:szCs w:val="24"/>
+        </w:rPr>
+        <w:t>QUỸ TÍN DỤNG NHÂN DÂN THÁI HỌC{{pgd}}</w:t>
       </w:r>
     </w:p>
     <w:p>
@@ -7079,15 +7069,15 @@
         <w:jc w:val="both"/>
         <w:rPr>
           <w:rFonts w:ascii="Times New Roman" w:eastAsia="Times New Roman" w:hAnsi="Times New Roman" w:cs="Times New Roman"/>
-          <w:sz w:val="26"/>
-          <w:szCs w:val="26"/>
-        </w:rPr>
-      </w:pPr>
-      <w:r>
-        <w:rPr>
-          <w:rFonts w:ascii="Times New Roman" w:eastAsia="Times New Roman" w:hAnsi="Times New Roman" w:cs="Times New Roman"/>
-          <w:sz w:val="26"/>
-          <w:szCs w:val="26"/>
+          <w:sz w:val="24"/>
+          <w:szCs w:val="24"/>
+        </w:rPr>
+      </w:pPr>
+      <w:r>
+        <w:rPr>
+          <w:rFonts w:ascii="Times New Roman" w:eastAsia="Times New Roman" w:hAnsi="Times New Roman" w:cs="Times New Roman"/>
+          <w:sz w:val="24"/>
+          <w:szCs w:val="24"/>
         </w:rPr>
         <w:t>{{dcpgd}}</w:t>
       </w:r>
@@ -7099,33 +7089,25 @@
         <w:jc w:val="both"/>
         <w:rPr>
           <w:rFonts w:ascii="Times New Roman" w:eastAsia="Times New Roman" w:hAnsi="Times New Roman" w:cs="Times New Roman"/>
-          <w:sz w:val="26"/>
-          <w:szCs w:val="26"/>
-        </w:rPr>
-      </w:pPr>
-      <w:r>
-        <w:rPr>
-          <w:rFonts w:ascii="Times New Roman" w:eastAsia="Times New Roman" w:hAnsi="Times New Roman" w:cs="Times New Roman"/>
-          <w:sz w:val="26"/>
-          <w:szCs w:val="26"/>
+          <w:sz w:val="24"/>
+          <w:szCs w:val="24"/>
+        </w:rPr>
+      </w:pPr>
+      <w:r>
+        <w:rPr>
+          <w:rFonts w:ascii="Times New Roman" w:eastAsia="Times New Roman" w:hAnsi="Times New Roman" w:cs="Times New Roman"/>
+          <w:sz w:val="24"/>
+          <w:szCs w:val="24"/>
         </w:rPr>
         <w:t>Người đại diện</w:t>
       </w:r>
       <w:r>
         <w:rPr>
           <w:rFonts w:ascii="Times New Roman" w:eastAsia="Times New Roman" w:hAnsi="Times New Roman" w:cs="Times New Roman"/>
-          <w:sz w:val="26"/>
-          <w:szCs w:val="26"/>
-        </w:rPr>
-        <w:t xml:space="preserve"> </w:t>
-      </w:r>
-      <w:r>
-        <w:rPr>
-          <w:rFonts w:ascii="Times New Roman" w:eastAsia="Times New Roman" w:hAnsi="Times New Roman" w:cs="Times New Roman"/>
-          <w:sz w:val="26"/>
-          <w:szCs w:val="26"/>
-        </w:rPr>
-        <w:t>{{ndd}}</w:t>
+          <w:sz w:val="24"/>
+          <w:szCs w:val="24"/>
+        </w:rPr>
+        <w:t xml:space="preserve"> {{ndd}}</w:t>
       </w:r>
     </w:p>
     <w:p>
@@ -7140,8 +7122,8 @@
         <w:rPr>
           <w:rFonts w:ascii="Times New Roman" w:hAnsi="Times New Roman" w:cs="Times New Roman"/>
           <w:b/>
-          <w:sz w:val="26"/>
-          <w:szCs w:val="26"/>
+          <w:sz w:val="24"/>
+          <w:szCs w:val="24"/>
           <w:lang w:val="it-IT"/>
         </w:rPr>
       </w:pPr>
@@ -7149,8 +7131,8 @@
         <w:rPr>
           <w:rFonts w:ascii="Times New Roman" w:hAnsi="Times New Roman" w:cs="Times New Roman"/>
           <w:b/>
-          <w:sz w:val="26"/>
-          <w:szCs w:val="26"/>
+          <w:sz w:val="24"/>
+          <w:szCs w:val="24"/>
           <w:lang w:val="it-IT"/>
         </w:rPr>
         <w:t xml:space="preserve">Bên B: </w:t>
@@ -7163,73 +7145,33 @@
         <w:jc w:val="both"/>
         <w:rPr>
           <w:rFonts w:ascii="Times New Roman" w:hAnsi="Times New Roman" w:cs="Times New Roman"/>
-          <w:sz w:val="26"/>
-          <w:szCs w:val="26"/>
-        </w:rPr>
-      </w:pPr>
-      <w:r>
-        <w:rPr>
-          <w:rFonts w:ascii="Times New Roman" w:hAnsi="Times New Roman" w:cs="Times New Roman"/>
-          <w:sz w:val="26"/>
-          <w:szCs w:val="26"/>
-        </w:rPr>
-        <w:t>{{gtkhbd}}</w:t>
-      </w:r>
-      <w:r>
-        <w:rPr>
-          <w:rFonts w:ascii="Times New Roman" w:hAnsi="Times New Roman" w:cs="Times New Roman"/>
-          <w:sz w:val="26"/>
-          <w:szCs w:val="26"/>
-        </w:rPr>
-        <w:t xml:space="preserve">: </w:t>
-      </w:r>
-      <w:r>
-        <w:rPr>
-          <w:rFonts w:ascii="Times New Roman" w:hAnsi="Times New Roman" w:cs="Times New Roman"/>
-          <w:sz w:val="26"/>
-          <w:szCs w:val="26"/>
-        </w:rPr>
-        <w:t>{{khbd}}</w:t>
-      </w:r>
-      <w:r>
-        <w:rPr>
-          <w:rFonts w:ascii="Times New Roman" w:hAnsi="Times New Roman" w:cs="Times New Roman"/>
-          <w:sz w:val="26"/>
-          <w:szCs w:val="26"/>
-        </w:rPr>
-        <w:t xml:space="preserve">; </w:t>
-      </w:r>
-      <w:r>
-        <w:rPr>
-          <w:rFonts w:ascii="Times New Roman" w:hAnsi="Times New Roman" w:cs="Times New Roman"/>
-          <w:sz w:val="26"/>
-          <w:szCs w:val="26"/>
+          <w:sz w:val="24"/>
+          <w:szCs w:val="24"/>
+        </w:rPr>
+      </w:pPr>
+      <w:r>
+        <w:rPr>
+          <w:rFonts w:ascii="Times New Roman" w:hAnsi="Times New Roman" w:cs="Times New Roman"/>
+          <w:sz w:val="24"/>
+          <w:szCs w:val="24"/>
+        </w:rPr>
+        <w:t xml:space="preserve">{{gtkhbd}}: {{khbd}}; </w:t>
+      </w:r>
+      <w:r>
+        <w:rPr>
+          <w:rFonts w:ascii="Times New Roman" w:hAnsi="Times New Roman" w:cs="Times New Roman"/>
+          <w:sz w:val="24"/>
+          <w:szCs w:val="24"/>
         </w:rPr>
         <w:t>Sinh năm</w:t>
       </w:r>
       <w:r>
         <w:rPr>
           <w:rFonts w:ascii="Times New Roman" w:hAnsi="Times New Roman" w:cs="Times New Roman"/>
-          <w:sz w:val="26"/>
-          <w:szCs w:val="26"/>
-        </w:rPr>
-        <w:t xml:space="preserve">: </w:t>
-      </w:r>
-      <w:r>
-        <w:rPr>
-          <w:rFonts w:ascii="Times New Roman" w:hAnsi="Times New Roman" w:cs="Times New Roman"/>
-          <w:sz w:val="26"/>
-          <w:szCs w:val="26"/>
-        </w:rPr>
-        <w:t>{{nskhbd}}</w:t>
-      </w:r>
-      <w:r>
-        <w:rPr>
-          <w:rFonts w:ascii="Times New Roman" w:hAnsi="Times New Roman" w:cs="Times New Roman"/>
-          <w:sz w:val="26"/>
-          <w:szCs w:val="26"/>
-        </w:rPr>
-        <w:t xml:space="preserve">; </w:t>
+          <w:sz w:val="24"/>
+          <w:szCs w:val="24"/>
+        </w:rPr>
+        <w:t xml:space="preserve">: {{nskhbd}}; </w:t>
       </w:r>
     </w:p>
     <w:p>
@@ -7239,202 +7181,154 @@
         <w:jc w:val="both"/>
         <w:rPr>
           <w:rFonts w:ascii="Times New Roman" w:hAnsi="Times New Roman" w:cs="Times New Roman"/>
-          <w:sz w:val="26"/>
-          <w:szCs w:val="26"/>
-        </w:rPr>
-      </w:pPr>
-      <w:r>
-        <w:rPr>
-          <w:rFonts w:ascii="Times New Roman" w:hAnsi="Times New Roman" w:cs="Times New Roman"/>
-          <w:sz w:val="26"/>
-          <w:szCs w:val="26"/>
+          <w:sz w:val="24"/>
+          <w:szCs w:val="24"/>
+        </w:rPr>
+      </w:pPr>
+      <w:r>
+        <w:rPr>
+          <w:rFonts w:ascii="Times New Roman" w:hAnsi="Times New Roman" w:cs="Times New Roman"/>
+          <w:sz w:val="24"/>
+          <w:szCs w:val="24"/>
         </w:rPr>
         <w:t>CC/CCCD</w:t>
       </w:r>
       <w:r>
         <w:rPr>
           <w:rFonts w:ascii="Times New Roman" w:hAnsi="Times New Roman" w:cs="Times New Roman"/>
-          <w:sz w:val="26"/>
-          <w:szCs w:val="26"/>
-        </w:rPr>
-        <w:t xml:space="preserve">: </w:t>
-      </w:r>
-      <w:r>
-        <w:rPr>
-          <w:rFonts w:ascii="Times New Roman" w:hAnsi="Times New Roman" w:cs="Times New Roman"/>
-          <w:sz w:val="26"/>
-          <w:szCs w:val="26"/>
-        </w:rPr>
-        <w:t>{{cccdkhbd}}</w:t>
-      </w:r>
-      <w:r>
-        <w:rPr>
-          <w:rFonts w:ascii="Times New Roman" w:hAnsi="Times New Roman" w:cs="Times New Roman"/>
-          <w:sz w:val="26"/>
-          <w:szCs w:val="26"/>
-        </w:rPr>
-        <w:t xml:space="preserve">; Ngày cấp: </w:t>
-      </w:r>
-      <w:r>
-        <w:rPr>
-          <w:rFonts w:ascii="Times New Roman" w:hAnsi="Times New Roman" w:cs="Times New Roman"/>
-          <w:sz w:val="26"/>
-          <w:szCs w:val="26"/>
-        </w:rPr>
-        <w:t>{{ngckhbd}}</w:t>
-      </w:r>
-      <w:r>
-        <w:rPr>
-          <w:rFonts w:ascii="Times New Roman" w:hAnsi="Times New Roman" w:cs="Times New Roman"/>
-          <w:sz w:val="26"/>
-          <w:szCs w:val="26"/>
-        </w:rPr>
-        <w:t xml:space="preserve">: Nơi cấp: </w:t>
+          <w:sz w:val="24"/>
+          <w:szCs w:val="24"/>
+        </w:rPr>
+        <w:t xml:space="preserve">: {{cccdkhbd}}; Ngày cấp: {{ngckhbd}}: Nơi cấp: </w:t>
       </w:r>
       <w:r>
         <w:rPr>
           <w:rFonts w:ascii="Times New Roman" w:hAnsi="Times New Roman"/>
-          <w:sz w:val="26"/>
-          <w:szCs w:val="26"/>
-        </w:rPr>
-        <w:t>{{nccccdkhbd}}</w:t>
-      </w:r>
-      <w:r>
-        <w:rPr>
-          <w:rFonts w:ascii="Times New Roman" w:hAnsi="Times New Roman"/>
-          <w:sz w:val="26"/>
-          <w:szCs w:val="26"/>
+          <w:sz w:val="24"/>
+          <w:szCs w:val="24"/>
+        </w:rPr>
+        <w:t>{{nccccdkhbd}}.</w:t>
+      </w:r>
+      <w:r>
+        <w:rPr>
+          <w:rFonts w:ascii="Times New Roman" w:hAnsi="Times New Roman" w:cs="Times New Roman"/>
+          <w:sz w:val="24"/>
+          <w:szCs w:val="24"/>
+        </w:rPr>
+        <w:t xml:space="preserve"> </w:t>
+      </w:r>
+    </w:p>
+    <w:p>
+      <w:pPr>
+        <w:spacing w:after="0" w:line="264" w:lineRule="auto"/>
+        <w:ind w:firstLine="567"/>
+        <w:jc w:val="both"/>
+        <w:rPr>
+          <w:rFonts w:ascii="Times New Roman" w:hAnsi="Times New Roman" w:cs="Times New Roman"/>
+          <w:sz w:val="24"/>
+          <w:szCs w:val="24"/>
+        </w:rPr>
+      </w:pPr>
+      <w:r>
+        <w:rPr>
+          <w:rFonts w:ascii="Times New Roman" w:hAnsi="Times New Roman" w:cs="Times New Roman"/>
+          <w:sz w:val="24"/>
+          <w:szCs w:val="24"/>
+        </w:rPr>
+        <w:t>Địa chỉ thường trú: {{dckhbd}}</w:t>
+      </w:r>
+      <w:r>
+        <w:rPr>
+          <w:rFonts w:ascii="Times New Roman" w:hAnsi="Times New Roman" w:cs="Times New Roman"/>
+          <w:sz w:val="24"/>
+          <w:szCs w:val="24"/>
         </w:rPr>
         <w:t>.</w:t>
       </w:r>
-      <w:r>
-        <w:rPr>
-          <w:rFonts w:ascii="Times New Roman" w:hAnsi="Times New Roman" w:cs="Times New Roman"/>
-          <w:sz w:val="26"/>
-          <w:szCs w:val="26"/>
+    </w:p>
+    <w:p>
+      <w:pPr>
+        <w:spacing w:after="0" w:line="264" w:lineRule="auto"/>
+        <w:ind w:firstLine="567"/>
+        <w:jc w:val="both"/>
+        <w:rPr>
+          <w:rFonts w:ascii="Times New Roman" w:hAnsi="Times New Roman" w:cs="Times New Roman"/>
+          <w:sz w:val="24"/>
+          <w:szCs w:val="24"/>
+        </w:rPr>
+      </w:pPr>
+      <w:r>
+        <w:rPr>
+          <w:rFonts w:ascii="Times New Roman" w:hAnsi="Times New Roman" w:cs="Times New Roman"/>
+          <w:sz w:val="24"/>
+          <w:szCs w:val="24"/>
+        </w:rPr>
+        <w:t>{{ntbdd1}}</w:t>
+      </w:r>
+    </w:p>
+    <w:p>
+      <w:pPr>
+        <w:spacing w:after="0" w:line="264" w:lineRule="auto"/>
+        <w:ind w:firstLine="567"/>
+        <w:jc w:val="both"/>
+        <w:rPr>
+          <w:rFonts w:ascii="Times New Roman" w:hAnsi="Times New Roman" w:cs="Times New Roman"/>
+          <w:sz w:val="24"/>
+          <w:szCs w:val="24"/>
+        </w:rPr>
+      </w:pPr>
+      <w:r>
+        <w:rPr>
+          <w:rFonts w:ascii="Times New Roman" w:hAnsi="Times New Roman" w:cs="Times New Roman"/>
+          <w:sz w:val="24"/>
+          <w:szCs w:val="24"/>
+        </w:rPr>
+        <w:t>{{ntbdd2}}</w:t>
+      </w:r>
+    </w:p>
+    <w:p>
+      <w:pPr>
+        <w:spacing w:after="0" w:line="264" w:lineRule="auto"/>
+        <w:ind w:firstLine="567"/>
+        <w:jc w:val="both"/>
+        <w:rPr>
+          <w:rFonts w:ascii="Times New Roman" w:hAnsi="Times New Roman" w:cs="Times New Roman"/>
+          <w:sz w:val="24"/>
+          <w:szCs w:val="24"/>
+        </w:rPr>
+      </w:pPr>
+      <w:r>
+        <w:rPr>
+          <w:rFonts w:ascii="Times New Roman" w:hAnsi="Times New Roman" w:cs="Times New Roman"/>
+          <w:sz w:val="24"/>
+          <w:szCs w:val="24"/>
+        </w:rPr>
+        <w:t>{{ntbdd3}}</w:t>
+      </w:r>
+    </w:p>
+    <w:p>
+      <w:pPr>
+        <w:spacing w:after="0" w:line="312" w:lineRule="auto"/>
+        <w:ind w:firstLine="567"/>
+        <w:rPr>
+          <w:rFonts w:ascii="Times New Roman" w:eastAsia="Times New Roman" w:hAnsi="Times New Roman" w:cs="Times New Roman"/>
+          <w:sz w:val="24"/>
+          <w:szCs w:val="24"/>
+        </w:rPr>
+      </w:pPr>
+      <w:r>
+        <w:rPr>
+          <w:rFonts w:ascii="Times New Roman" w:eastAsia="Times New Roman" w:hAnsi="Times New Roman" w:cs="Times New Roman"/>
+          <w:sz w:val="24"/>
+          <w:szCs w:val="24"/>
         </w:rPr>
         <w:t xml:space="preserve"> </w:t>
       </w:r>
-    </w:p>
-    <w:p>
-      <w:pPr>
-        <w:spacing w:after="0" w:line="264" w:lineRule="auto"/>
-        <w:ind w:firstLine="567"/>
-        <w:jc w:val="both"/>
-        <w:rPr>
-          <w:rFonts w:ascii="Times New Roman" w:hAnsi="Times New Roman" w:cs="Times New Roman"/>
-          <w:sz w:val="26"/>
-          <w:szCs w:val="26"/>
-        </w:rPr>
-      </w:pPr>
-      <w:r>
-        <w:rPr>
-          <w:rFonts w:ascii="Times New Roman" w:hAnsi="Times New Roman" w:cs="Times New Roman"/>
-          <w:sz w:val="26"/>
-          <w:szCs w:val="26"/>
-        </w:rPr>
-        <w:t xml:space="preserve">Địa chỉ thường trú: </w:t>
-      </w:r>
-      <w:r>
-        <w:rPr>
-          <w:rFonts w:ascii="Times New Roman" w:hAnsi="Times New Roman" w:cs="Times New Roman"/>
-          <w:sz w:val="26"/>
-          <w:szCs w:val="26"/>
-        </w:rPr>
-        <w:t>{{dckhbd}}</w:t>
-      </w:r>
-      <w:r>
-        <w:rPr>
-          <w:rFonts w:ascii="Times New Roman" w:hAnsi="Times New Roman" w:cs="Times New Roman"/>
-          <w:sz w:val="26"/>
-          <w:szCs w:val="26"/>
-        </w:rPr>
-        <w:t>.</w:t>
-      </w:r>
-    </w:p>
-    <w:p>
-      <w:pPr>
-        <w:spacing w:after="0" w:line="264" w:lineRule="auto"/>
-        <w:ind w:firstLine="567"/>
-        <w:jc w:val="both"/>
-        <w:rPr>
-          <w:rFonts w:ascii="Times New Roman" w:hAnsi="Times New Roman" w:cs="Times New Roman"/>
-          <w:sz w:val="26"/>
-          <w:szCs w:val="26"/>
-        </w:rPr>
-      </w:pPr>
-      <w:r>
-        <w:rPr>
-          <w:rFonts w:ascii="Times New Roman" w:hAnsi="Times New Roman" w:cs="Times New Roman"/>
-          <w:sz w:val="26"/>
-          <w:szCs w:val="26"/>
-        </w:rPr>
-        <w:t>{{ntbdd1}}</w:t>
-      </w:r>
-    </w:p>
-    <w:p>
-      <w:pPr>
-        <w:spacing w:after="0" w:line="264" w:lineRule="auto"/>
-        <w:ind w:firstLine="567"/>
-        <w:jc w:val="both"/>
-        <w:rPr>
-          <w:rFonts w:ascii="Times New Roman" w:hAnsi="Times New Roman" w:cs="Times New Roman"/>
-          <w:sz w:val="26"/>
-          <w:szCs w:val="26"/>
-        </w:rPr>
-      </w:pPr>
-      <w:r>
-        <w:rPr>
-          <w:rFonts w:ascii="Times New Roman" w:hAnsi="Times New Roman" w:cs="Times New Roman"/>
-          <w:sz w:val="26"/>
-          <w:szCs w:val="26"/>
-        </w:rPr>
-        <w:t>{{ntbdd2}}</w:t>
-      </w:r>
-    </w:p>
-    <w:p>
-      <w:pPr>
-        <w:spacing w:after="0" w:line="264" w:lineRule="auto"/>
-        <w:ind w:firstLine="567"/>
-        <w:jc w:val="both"/>
-        <w:rPr>
-          <w:rFonts w:ascii="Times New Roman" w:hAnsi="Times New Roman" w:cs="Times New Roman"/>
-          <w:sz w:val="26"/>
-          <w:szCs w:val="26"/>
-        </w:rPr>
-      </w:pPr>
-      <w:r>
-        <w:rPr>
-          <w:rFonts w:ascii="Times New Roman" w:hAnsi="Times New Roman" w:cs="Times New Roman"/>
-          <w:sz w:val="26"/>
-          <w:szCs w:val="26"/>
-        </w:rPr>
-        <w:t>{{ntbdd3}}</w:t>
-      </w:r>
-    </w:p>
-    <w:p>
-      <w:pPr>
-        <w:spacing w:after="0" w:line="312" w:lineRule="auto"/>
-        <w:ind w:firstLine="567"/>
-        <w:rPr>
-          <w:rFonts w:ascii="Times New Roman" w:eastAsia="Times New Roman" w:hAnsi="Times New Roman" w:cs="Times New Roman"/>
-          <w:sz w:val="26"/>
-          <w:szCs w:val="26"/>
-        </w:rPr>
-      </w:pPr>
-      <w:r>
-        <w:rPr>
-          <w:rFonts w:ascii="Times New Roman" w:eastAsia="Times New Roman" w:hAnsi="Times New Roman" w:cs="Times New Roman"/>
-          <w:sz w:val="26"/>
-          <w:szCs w:val="26"/>
-        </w:rPr>
-        <w:t xml:space="preserve"> </w:t>
-      </w:r>
-      <w:r>
-        <w:rPr>
-          <w:rFonts w:ascii="Times New Roman" w:eastAsia="Times New Roman" w:hAnsi="Times New Roman" w:cs="Times New Roman"/>
-          <w:sz w:val="26"/>
-          <w:szCs w:val="26"/>
+      <w:r>
+        <w:rPr>
+          <w:rFonts w:ascii="Times New Roman" w:eastAsia="Times New Roman" w:hAnsi="Times New Roman" w:cs="Times New Roman"/>
+          <w:sz w:val="24"/>
+          <w:szCs w:val="24"/>
         </w:rPr>
         <w:t>(Sau đây gọi là "Bên B")</w:t>
       </w:r>
@@ -7450,16 +7344,16 @@
         <w:jc w:val="both"/>
         <w:rPr>
           <w:rFonts w:ascii="Times New Roman" w:hAnsi="Times New Roman" w:cs="Times New Roman"/>
-          <w:sz w:val="26"/>
-          <w:szCs w:val="26"/>
-          <w:lang w:val="it-IT"/>
-        </w:rPr>
-      </w:pPr>
-      <w:r>
-        <w:rPr>
-          <w:rFonts w:ascii="Times New Roman" w:hAnsi="Times New Roman" w:cs="Times New Roman"/>
-          <w:sz w:val="26"/>
-          <w:szCs w:val="26"/>
+          <w:sz w:val="24"/>
+          <w:szCs w:val="24"/>
+          <w:lang w:val="it-IT"/>
+        </w:rPr>
+      </w:pPr>
+      <w:r>
+        <w:rPr>
+          <w:rFonts w:ascii="Times New Roman" w:hAnsi="Times New Roman" w:cs="Times New Roman"/>
+          <w:sz w:val="24"/>
+          <w:szCs w:val="24"/>
           <w:lang w:val="it-IT"/>
         </w:rPr>
         <w:t>- Các bên tham gia hợp đồng, giao dịch đã cam đoan chịu trách nhiệm trước pháp luật về nội dung của hợp đồng, giao dịch.</w:t>
@@ -7476,16 +7370,16 @@
         <w:jc w:val="both"/>
         <w:rPr>
           <w:rFonts w:ascii="Times New Roman" w:hAnsi="Times New Roman" w:cs="Times New Roman"/>
-          <w:sz w:val="26"/>
-          <w:szCs w:val="26"/>
-          <w:lang w:val="it-IT"/>
-        </w:rPr>
-      </w:pPr>
-      <w:r>
-        <w:rPr>
-          <w:rFonts w:ascii="Times New Roman" w:hAnsi="Times New Roman" w:cs="Times New Roman"/>
-          <w:sz w:val="26"/>
-          <w:szCs w:val="26"/>
+          <w:sz w:val="24"/>
+          <w:szCs w:val="24"/>
+          <w:lang w:val="it-IT"/>
+        </w:rPr>
+      </w:pPr>
+      <w:r>
+        <w:rPr>
+          <w:rFonts w:ascii="Times New Roman" w:hAnsi="Times New Roman" w:cs="Times New Roman"/>
+          <w:sz w:val="24"/>
+          <w:szCs w:val="24"/>
           <w:lang w:val="it-IT"/>
         </w:rPr>
         <w:t xml:space="preserve">- Tại thời điểm chứng thực, các bên tham gia hợp đồng, giao dịch minh mẫn, nhận thức và làm chủ được hành vi của mình; tự nguyện thỏa thuận giao kết hợp đồng và đã ký vào hợp đồng, giao dịch này trước mặt tôi. </w:t>
@@ -7502,16 +7396,16 @@
         <w:jc w:val="both"/>
         <w:rPr>
           <w:rFonts w:ascii="Times New Roman" w:hAnsi="Times New Roman" w:cs="Times New Roman"/>
-          <w:sz w:val="26"/>
-          <w:szCs w:val="26"/>
-          <w:lang w:val="it-IT"/>
-        </w:rPr>
-      </w:pPr>
-      <w:r>
-        <w:rPr>
-          <w:rFonts w:ascii="Times New Roman" w:hAnsi="Times New Roman" w:cs="Times New Roman"/>
-          <w:sz w:val="26"/>
-          <w:szCs w:val="26"/>
+          <w:sz w:val="24"/>
+          <w:szCs w:val="24"/>
+          <w:lang w:val="it-IT"/>
+        </w:rPr>
+      </w:pPr>
+      <w:r>
+        <w:rPr>
+          <w:rFonts w:ascii="Times New Roman" w:hAnsi="Times New Roman" w:cs="Times New Roman"/>
+          <w:sz w:val="24"/>
+          <w:szCs w:val="24"/>
           <w:lang w:val="it-IT"/>
         </w:rPr>
         <w:t>- Người tiếp nhận hồ sơ đã đối chiếu chữ ký, con dấu trong hợp đồng giao dịch với chữ ký mẫu.</w:t>
@@ -7528,16 +7422,16 @@
         <w:jc w:val="both"/>
         <w:rPr>
           <w:rFonts w:ascii="Times New Roman" w:hAnsi="Times New Roman" w:cs="Times New Roman"/>
-          <w:sz w:val="26"/>
-          <w:szCs w:val="26"/>
-          <w:lang w:val="it-IT"/>
-        </w:rPr>
-      </w:pPr>
-      <w:r>
-        <w:rPr>
-          <w:rFonts w:ascii="Times New Roman" w:hAnsi="Times New Roman" w:cs="Times New Roman"/>
-          <w:sz w:val="26"/>
-          <w:szCs w:val="26"/>
+          <w:sz w:val="24"/>
+          <w:szCs w:val="24"/>
+          <w:lang w:val="it-IT"/>
+        </w:rPr>
+      </w:pPr>
+      <w:r>
+        <w:rPr>
+          <w:rFonts w:ascii="Times New Roman" w:hAnsi="Times New Roman" w:cs="Times New Roman"/>
+          <w:sz w:val="24"/>
+          <w:szCs w:val="24"/>
           <w:lang w:val="it-IT"/>
         </w:rPr>
         <w:t>Hợp đồng này được lập thành 04 bản chính, cấp cho:</w:t>
@@ -7554,16 +7448,16 @@
         <w:jc w:val="both"/>
         <w:rPr>
           <w:rFonts w:ascii="Times New Roman" w:hAnsi="Times New Roman" w:cs="Times New Roman"/>
-          <w:sz w:val="26"/>
-          <w:szCs w:val="26"/>
-          <w:lang w:val="it-IT"/>
-        </w:rPr>
-      </w:pPr>
-      <w:r>
-        <w:rPr>
-          <w:rFonts w:ascii="Times New Roman" w:hAnsi="Times New Roman" w:cs="Times New Roman"/>
-          <w:sz w:val="26"/>
-          <w:szCs w:val="26"/>
+          <w:sz w:val="24"/>
+          <w:szCs w:val="24"/>
+          <w:lang w:val="it-IT"/>
+        </w:rPr>
+      </w:pPr>
+      <w:r>
+        <w:rPr>
+          <w:rFonts w:ascii="Times New Roman" w:hAnsi="Times New Roman" w:cs="Times New Roman"/>
+          <w:sz w:val="24"/>
+          <w:szCs w:val="24"/>
           <w:lang w:val="it-IT"/>
         </w:rPr>
         <w:t>+ Bên A:</w:t>
@@ -7571,8 +7465,8 @@
       <w:r>
         <w:rPr>
           <w:rFonts w:ascii="Times New Roman" w:hAnsi="Times New Roman" w:cs="Times New Roman"/>
-          <w:sz w:val="26"/>
-          <w:szCs w:val="26"/>
+          <w:sz w:val="24"/>
+          <w:szCs w:val="24"/>
           <w:lang w:val="it-IT"/>
         </w:rPr>
         <w:t xml:space="preserve"> </w:t>
@@ -7580,8 +7474,8 @@
       <w:r>
         <w:rPr>
           <w:rFonts w:ascii="Times New Roman" w:hAnsi="Times New Roman" w:cs="Times New Roman"/>
-          <w:sz w:val="26"/>
-          <w:szCs w:val="26"/>
+          <w:sz w:val="24"/>
+          <w:szCs w:val="24"/>
           <w:lang w:val="it-IT"/>
         </w:rPr>
         <w:t>01 bản chính;</w:t>
@@ -7598,16 +7492,16 @@
         <w:jc w:val="both"/>
         <w:rPr>
           <w:rFonts w:ascii="Times New Roman" w:hAnsi="Times New Roman" w:cs="Times New Roman"/>
-          <w:sz w:val="26"/>
-          <w:szCs w:val="26"/>
-          <w:lang w:val="it-IT"/>
-        </w:rPr>
-      </w:pPr>
-      <w:r>
-        <w:rPr>
-          <w:rFonts w:ascii="Times New Roman" w:hAnsi="Times New Roman" w:cs="Times New Roman"/>
-          <w:sz w:val="26"/>
-          <w:szCs w:val="26"/>
+          <w:sz w:val="24"/>
+          <w:szCs w:val="24"/>
+          <w:lang w:val="it-IT"/>
+        </w:rPr>
+      </w:pPr>
+      <w:r>
+        <w:rPr>
+          <w:rFonts w:ascii="Times New Roman" w:hAnsi="Times New Roman" w:cs="Times New Roman"/>
+          <w:sz w:val="24"/>
+          <w:szCs w:val="24"/>
           <w:lang w:val="it-IT"/>
         </w:rPr>
         <w:t>+ Bên B: 02 bản chính;</w:t>
@@ -7624,16 +7518,16 @@
         <w:jc w:val="both"/>
         <w:rPr>
           <w:rFonts w:ascii="Times New Roman" w:hAnsi="Times New Roman" w:cs="Times New Roman"/>
-          <w:sz w:val="26"/>
-          <w:szCs w:val="26"/>
-          <w:lang w:val="it-IT"/>
-        </w:rPr>
-      </w:pPr>
-      <w:r>
-        <w:rPr>
-          <w:rFonts w:ascii="Times New Roman" w:hAnsi="Times New Roman" w:cs="Times New Roman"/>
-          <w:sz w:val="26"/>
-          <w:szCs w:val="26"/>
+          <w:sz w:val="24"/>
+          <w:szCs w:val="24"/>
+          <w:lang w:val="it-IT"/>
+        </w:rPr>
+      </w:pPr>
+      <w:r>
+        <w:rPr>
+          <w:rFonts w:ascii="Times New Roman" w:hAnsi="Times New Roman" w:cs="Times New Roman"/>
+          <w:sz w:val="24"/>
+          <w:szCs w:val="24"/>
           <w:lang w:val="it-IT"/>
         </w:rPr>
         <w:t>Lưu tại UBND cấp phường 01 (một) bản chính.</w:t>
@@ -7650,16 +7544,16 @@
         <w:jc w:val="both"/>
         <w:rPr>
           <w:rFonts w:ascii="Times New Roman" w:hAnsi="Times New Roman" w:cs="Times New Roman"/>
-          <w:sz w:val="26"/>
-          <w:szCs w:val="26"/>
-          <w:lang w:val="it-IT"/>
-        </w:rPr>
-      </w:pPr>
-      <w:r>
-        <w:rPr>
-          <w:rFonts w:ascii="Times New Roman" w:hAnsi="Times New Roman" w:cs="Times New Roman"/>
-          <w:sz w:val="26"/>
-          <w:szCs w:val="26"/>
+          <w:sz w:val="24"/>
+          <w:szCs w:val="24"/>
+          <w:lang w:val="it-IT"/>
+        </w:rPr>
+      </w:pPr>
+      <w:r>
+        <w:rPr>
+          <w:rFonts w:ascii="Times New Roman" w:hAnsi="Times New Roman" w:cs="Times New Roman"/>
+          <w:sz w:val="24"/>
+          <w:szCs w:val="24"/>
           <w:lang w:val="it-IT"/>
         </w:rPr>
         <w:t>Số chứng thực …………. quyển số</w:t>
@@ -7667,8 +7561,8 @@
       <w:r>
         <w:rPr>
           <w:rFonts w:ascii="Times New Roman" w:hAnsi="Times New Roman" w:cs="Times New Roman"/>
-          <w:sz w:val="26"/>
-          <w:szCs w:val="26"/>
+          <w:sz w:val="24"/>
+          <w:szCs w:val="24"/>
           <w:lang w:val="it-IT"/>
         </w:rPr>
         <w:t>: 01/202</w:t>
@@ -7676,8 +7570,8 @@
       <w:r>
         <w:rPr>
           <w:rFonts w:ascii="Times New Roman" w:hAnsi="Times New Roman" w:cs="Times New Roman"/>
-          <w:sz w:val="26"/>
-          <w:szCs w:val="26"/>
+          <w:sz w:val="24"/>
+          <w:szCs w:val="24"/>
           <w:lang w:val="it-IT"/>
         </w:rPr>
         <w:t>6</w:t>
@@ -7685,8 +7579,8 @@
       <w:r>
         <w:rPr>
           <w:rFonts w:ascii="Times New Roman" w:hAnsi="Times New Roman" w:cs="Times New Roman"/>
-          <w:sz w:val="26"/>
-          <w:szCs w:val="26"/>
+          <w:sz w:val="24"/>
+          <w:szCs w:val="24"/>
           <w:lang w:val="it-IT"/>
         </w:rPr>
         <w:t>- SCT/HĐ, GD</w:t>
@@ -7694,8 +7588,8 @@
       <w:r>
         <w:rPr>
           <w:rFonts w:ascii="Times New Roman" w:hAnsi="Times New Roman" w:cs="Times New Roman"/>
-          <w:sz w:val="26"/>
-          <w:szCs w:val="26"/>
+          <w:sz w:val="24"/>
+          <w:szCs w:val="24"/>
           <w:lang w:val="it-IT"/>
         </w:rPr>
         <w:t xml:space="preserve"> </w:t>
@@ -7722,8 +7616,8 @@
               <w:rPr>
                 <w:rFonts w:ascii="Times New Roman" w:hAnsi="Times New Roman" w:cs="Times New Roman"/>
                 <w:b/>
-                <w:sz w:val="26"/>
-                <w:szCs w:val="26"/>
+                <w:sz w:val="24"/>
+                <w:szCs w:val="24"/>
                 <w:lang w:val="it-IT"/>
               </w:rPr>
             </w:pPr>
@@ -7731,11 +7625,10 @@
               <w:rPr>
                 <w:rFonts w:ascii="Times New Roman" w:hAnsi="Times New Roman" w:cs="Times New Roman"/>
                 <w:b/>
-                <w:sz w:val="26"/>
-                <w:szCs w:val="26"/>
+                <w:sz w:val="24"/>
+                <w:szCs w:val="24"/>
                 <w:lang w:val="it-IT"/>
               </w:rPr>
-              <w:lastRenderedPageBreak/>
               <w:t>Người tiếp nhận hồ sơ</w:t>
             </w:r>
           </w:p>
@@ -7746,8 +7639,8 @@
               <w:rPr>
                 <w:rFonts w:ascii="Times New Roman" w:hAnsi="Times New Roman" w:cs="Times New Roman"/>
                 <w:b/>
-                <w:sz w:val="26"/>
-                <w:szCs w:val="26"/>
+                <w:sz w:val="24"/>
+                <w:szCs w:val="24"/>
                 <w:lang w:val="it-IT"/>
               </w:rPr>
             </w:pPr>
@@ -7759,16 +7652,16 @@
               <w:rPr>
                 <w:rFonts w:ascii="Times New Roman" w:hAnsi="Times New Roman" w:cs="Times New Roman"/>
                 <w:b/>
-                <w:sz w:val="26"/>
-                <w:szCs w:val="26"/>
+                <w:sz w:val="24"/>
+                <w:szCs w:val="24"/>
                 <w:lang w:val="it-IT"/>
               </w:rPr>
             </w:pPr>
             <w:r>
               <w:rPr>
                 <w:rFonts w:ascii="Times New Roman" w:hAnsi="Times New Roman" w:cs="Times New Roman"/>
-                <w:sz w:val="26"/>
-                <w:szCs w:val="26"/>
+                <w:sz w:val="24"/>
+                <w:szCs w:val="24"/>
                 <w:lang w:val="it-IT"/>
               </w:rPr>
               <w:t>{{nguoiTiepNhanHoSo}}</w:t>
@@ -7786,8 +7679,8 @@
               <w:rPr>
                 <w:rFonts w:ascii="Times New Roman" w:hAnsi="Times New Roman" w:cs="Times New Roman"/>
                 <w:b/>
-                <w:sz w:val="26"/>
-                <w:szCs w:val="26"/>
+                <w:sz w:val="24"/>
+                <w:szCs w:val="24"/>
                 <w:lang w:val="it-IT"/>
               </w:rPr>
             </w:pPr>
@@ -7795,8 +7688,8 @@
               <w:rPr>
                 <w:rFonts w:ascii="Times New Roman" w:hAnsi="Times New Roman" w:cs="Times New Roman"/>
                 <w:b/>
-                <w:sz w:val="26"/>
-                <w:szCs w:val="26"/>
+                <w:sz w:val="24"/>
+                <w:szCs w:val="24"/>
                 <w:lang w:val="it-IT"/>
               </w:rPr>
               <w:t>Người thực hiện chứng thự</w:t>
@@ -7805,8 +7698,8 @@
               <w:rPr>
                 <w:rFonts w:ascii="Times New Roman" w:hAnsi="Times New Roman" w:cs="Times New Roman"/>
                 <w:b/>
-                <w:sz w:val="26"/>
-                <w:szCs w:val="26"/>
+                <w:sz w:val="24"/>
+                <w:szCs w:val="24"/>
                 <w:lang w:val="it-IT"/>
               </w:rPr>
               <w:t xml:space="preserve">c </w:t>
@@ -7815,8 +7708,8 @@
               <w:rPr>
                 <w:rFonts w:ascii="Times New Roman" w:hAnsi="Times New Roman" w:cs="Times New Roman"/>
                 <w:b/>
-                <w:sz w:val="26"/>
-                <w:szCs w:val="26"/>
+                <w:sz w:val="24"/>
+                <w:szCs w:val="24"/>
                 <w:lang w:val="it-IT"/>
               </w:rPr>
               <w:br/>
@@ -7825,11 +7718,23 @@
               <w:rPr>
                 <w:rFonts w:ascii="Times New Roman" w:hAnsi="Times New Roman" w:cs="Times New Roman"/>
                 <w:i/>
-                <w:sz w:val="26"/>
-                <w:szCs w:val="26"/>
+                <w:sz w:val="24"/>
+                <w:szCs w:val="24"/>
                 <w:lang w:val="it-IT"/>
               </w:rPr>
-              <w:t>(Ký, ghi rõ họ tên và đóng dấu)</w:t>
+              <w:t xml:space="preserve">(Ký, ghi </w:t>
+            </w:r>
+            <w:bookmarkStart w:id="1" w:name="_GoBack"/>
+            <w:bookmarkEnd w:id="1"/>
+            <w:r>
+              <w:rPr>
+                <w:rFonts w:ascii="Times New Roman" w:hAnsi="Times New Roman" w:cs="Times New Roman"/>
+                <w:i/>
+                <w:sz w:val="24"/>
+                <w:szCs w:val="24"/>
+                <w:lang w:val="it-IT"/>
+              </w:rPr>
+              <w:t>rõ họ tên và đóng dấu)</w:t>
             </w:r>
           </w:p>
         </w:tc>
@@ -7843,8 +7748,8 @@
         <w:rPr>
           <w:rFonts w:ascii="Times New Roman" w:eastAsia="Times New Roman" w:hAnsi="Times New Roman" w:cs="Times New Roman"/>
           <w:b/>
-          <w:sz w:val="26"/>
-          <w:szCs w:val="26"/>
+          <w:sz w:val="24"/>
+          <w:szCs w:val="24"/>
           <w:lang w:val="it-IT"/>
         </w:rPr>
       </w:pPr>
@@ -7857,8 +7762,8 @@
         <w:rPr>
           <w:rFonts w:ascii="Times New Roman" w:eastAsia="Times New Roman" w:hAnsi="Times New Roman" w:cs="Times New Roman"/>
           <w:b/>
-          <w:sz w:val="26"/>
-          <w:szCs w:val="26"/>
+          <w:sz w:val="24"/>
+          <w:szCs w:val="24"/>
           <w:lang w:val="it-IT"/>
         </w:rPr>
       </w:pPr>
@@ -7871,8 +7776,8 @@
         <w:rPr>
           <w:rFonts w:ascii="Times New Roman" w:eastAsia="Times New Roman" w:hAnsi="Times New Roman" w:cs="Times New Roman"/>
           <w:b/>
-          <w:sz w:val="26"/>
-          <w:szCs w:val="26"/>
+          <w:sz w:val="24"/>
+          <w:szCs w:val="24"/>
           <w:lang w:val="it-IT"/>
         </w:rPr>
       </w:pPr>
@@ -7885,8 +7790,8 @@
         <w:rPr>
           <w:rFonts w:ascii="Times New Roman" w:eastAsia="Times New Roman" w:hAnsi="Times New Roman" w:cs="Times New Roman"/>
           <w:b/>
-          <w:sz w:val="26"/>
-          <w:szCs w:val="26"/>
+          <w:sz w:val="24"/>
+          <w:szCs w:val="24"/>
           <w:lang w:val="it-IT"/>
         </w:rPr>
       </w:pPr>
@@ -7899,8 +7804,8 @@
         <w:rPr>
           <w:rFonts w:ascii="Times New Roman" w:eastAsia="Times New Roman" w:hAnsi="Times New Roman" w:cs="Times New Roman"/>
           <w:b/>
-          <w:sz w:val="26"/>
-          <w:szCs w:val="26"/>
+          <w:sz w:val="24"/>
+          <w:szCs w:val="24"/>
           <w:lang w:val="it-IT"/>
         </w:rPr>
       </w:pPr>
@@ -7913,8 +7818,8 @@
         <w:rPr>
           <w:rFonts w:ascii="Times New Roman" w:eastAsia="Times New Roman" w:hAnsi="Times New Roman" w:cs="Times New Roman"/>
           <w:b/>
-          <w:sz w:val="26"/>
-          <w:szCs w:val="26"/>
+          <w:sz w:val="24"/>
+          <w:szCs w:val="24"/>
           <w:lang w:val="it-IT"/>
         </w:rPr>
       </w:pPr>
@@ -8238,7 +8143,7 @@
           <w:rPr>
             <w:noProof/>
           </w:rPr>
-          <w:t>5</w:t>
+          <w:t>14</w:t>
         </w:r>
         <w:r>
           <w:rPr>

--- a/src/main/resources/templates/HopDongTheChap.docx
+++ b/src/main/resources/templates/HopDongTheChap.docx
@@ -140,7 +140,7 @@
                     </wp:anchor>
                   </w:drawing>
                 </mc:Choice>
-                <mc:Fallback xmlns:cx1="http://schemas.microsoft.com/office/drawing/2015/9/8/chartex" xmlns:cx2="http://schemas.microsoft.com/office/drawing/2015/10/21/chartex" xmlns:cx3="http://schemas.microsoft.com/office/drawing/2016/5/9/chartex" xmlns:cx4="http://schemas.microsoft.com/office/drawing/2016/5/10/chartex" xmlns:cx5="http://schemas.microsoft.com/office/drawing/2016/5/11/chartex" xmlns:cx6="http://schemas.microsoft.com/office/drawing/2016/5/12/chartex" xmlns:cx7="http://schemas.microsoft.com/office/drawing/2016/5/13/chartex" xmlns:cx8="http://schemas.microsoft.com/office/drawing/2016/5/14/chartex" xmlns:aink="http://schemas.microsoft.com/office/drawing/2016/ink" xmlns:am3d="http://schemas.microsoft.com/office/drawing/2017/model3d" xmlns:oel="http://schemas.microsoft.com/office/2019/extlst" xmlns:w16cex="http://schemas.microsoft.com/office/word/2018/wordml/cex" xmlns:w16cid="http://schemas.microsoft.com/office/word/2016/wordml/cid" xmlns:w16="http://schemas.microsoft.com/office/word/2018/wordml" xmlns:w16du="http://schemas.microsoft.com/office/word/2023/wordml/word16du" xmlns:w16sdtdh="http://schemas.microsoft.com/office/word/2020/wordml/sdtdatahash" xmlns:w16sdtfl="http://schemas.microsoft.com/office/word/2024/wordml/sdtformatlock">
+                <mc:Fallback xmlns:w16sdtfl="http://schemas.microsoft.com/office/word/2024/wordml/sdtformatlock" xmlns:w16sdtdh="http://schemas.microsoft.com/office/word/2020/wordml/sdtdatahash" xmlns:w16du="http://schemas.microsoft.com/office/word/2023/wordml/word16du" xmlns:w16="http://schemas.microsoft.com/office/word/2018/wordml" xmlns:w16cid="http://schemas.microsoft.com/office/word/2016/wordml/cid" xmlns:w16cex="http://schemas.microsoft.com/office/word/2018/wordml/cex" xmlns:oel="http://schemas.microsoft.com/office/2019/extlst" xmlns:am3d="http://schemas.microsoft.com/office/drawing/2017/model3d" xmlns:aink="http://schemas.microsoft.com/office/drawing/2016/ink" xmlns:cx8="http://schemas.microsoft.com/office/drawing/2016/5/14/chartex" xmlns:cx7="http://schemas.microsoft.com/office/drawing/2016/5/13/chartex" xmlns:cx6="http://schemas.microsoft.com/office/drawing/2016/5/12/chartex" xmlns:cx5="http://schemas.microsoft.com/office/drawing/2016/5/11/chartex" xmlns:cx4="http://schemas.microsoft.com/office/drawing/2016/5/10/chartex" xmlns:cx3="http://schemas.microsoft.com/office/drawing/2016/5/9/chartex" xmlns:cx2="http://schemas.microsoft.com/office/drawing/2015/10/21/chartex" xmlns:cx1="http://schemas.microsoft.com/office/drawing/2015/9/8/chartex">
                   <w:pict>
                     <v:line w14:anchorId="30654FD4" id="Straight Connector 1" o:spid="_x0000_s1026" style="position:absolute;flip:y;z-index:251659264;visibility:visible;mso-wrap-style:square;mso-height-percent:0;mso-wrap-distance-left:9pt;mso-wrap-distance-top:0;mso-wrap-distance-right:9pt;mso-wrap-distance-bottom:0;mso-position-horizontal:absolute;mso-position-horizontal-relative:text;mso-position-vertical:absolute;mso-position-vertical-relative:text;mso-height-percent:0;mso-height-relative:margin" from="170.8pt,17.45pt" to="303.55pt,17.45pt" o:gfxdata="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" strokecolor="#4579b8 [3044]"/>
                   </w:pict>
@@ -7722,19 +7722,7 @@
                 <w:szCs w:val="24"/>
                 <w:lang w:val="it-IT"/>
               </w:rPr>
-              <w:t xml:space="preserve">(Ký, ghi </w:t>
-            </w:r>
-            <w:bookmarkStart w:id="1" w:name="_GoBack"/>
-            <w:bookmarkEnd w:id="1"/>
-            <w:r>
-              <w:rPr>
-                <w:rFonts w:ascii="Times New Roman" w:hAnsi="Times New Roman" w:cs="Times New Roman"/>
-                <w:i/>
-                <w:sz w:val="24"/>
-                <w:szCs w:val="24"/>
-                <w:lang w:val="it-IT"/>
-              </w:rPr>
-              <w:t>rõ họ tên và đóng dấu)</w:t>
+              <w:t>(Ký, ghi rõ họ tên và đóng dấu)</w:t>
             </w:r>
           </w:p>
         </w:tc>
@@ -7743,184 +7731,16 @@
     <w:p>
       <w:pPr>
         <w:spacing w:after="0" w:line="288" w:lineRule="auto"/>
-        <w:ind w:firstLine="720"/>
-        <w:jc w:val="center"/>
         <w:rPr>
           <w:rFonts w:ascii="Times New Roman" w:eastAsia="Times New Roman" w:hAnsi="Times New Roman" w:cs="Times New Roman"/>
           <w:b/>
-          <w:sz w:val="24"/>
-          <w:szCs w:val="24"/>
-          <w:lang w:val="it-IT"/>
-        </w:rPr>
-      </w:pPr>
-    </w:p>
-    <w:p>
-      <w:pPr>
-        <w:spacing w:after="0" w:line="288" w:lineRule="auto"/>
-        <w:ind w:firstLine="720"/>
-        <w:jc w:val="center"/>
-        <w:rPr>
-          <w:rFonts w:ascii="Times New Roman" w:eastAsia="Times New Roman" w:hAnsi="Times New Roman" w:cs="Times New Roman"/>
-          <w:b/>
-          <w:sz w:val="24"/>
-          <w:szCs w:val="24"/>
-          <w:lang w:val="it-IT"/>
-        </w:rPr>
-      </w:pPr>
-    </w:p>
-    <w:p>
-      <w:pPr>
-        <w:spacing w:after="0" w:line="288" w:lineRule="auto"/>
-        <w:ind w:firstLine="720"/>
-        <w:jc w:val="center"/>
-        <w:rPr>
-          <w:rFonts w:ascii="Times New Roman" w:eastAsia="Times New Roman" w:hAnsi="Times New Roman" w:cs="Times New Roman"/>
-          <w:b/>
-          <w:sz w:val="24"/>
-          <w:szCs w:val="24"/>
-          <w:lang w:val="it-IT"/>
-        </w:rPr>
-      </w:pPr>
-    </w:p>
-    <w:p>
-      <w:pPr>
-        <w:spacing w:after="0" w:line="288" w:lineRule="auto"/>
-        <w:ind w:firstLine="720"/>
-        <w:jc w:val="center"/>
-        <w:rPr>
-          <w:rFonts w:ascii="Times New Roman" w:eastAsia="Times New Roman" w:hAnsi="Times New Roman" w:cs="Times New Roman"/>
-          <w:b/>
-          <w:sz w:val="24"/>
-          <w:szCs w:val="24"/>
-          <w:lang w:val="it-IT"/>
-        </w:rPr>
-      </w:pPr>
-    </w:p>
-    <w:p>
-      <w:pPr>
-        <w:spacing w:after="0" w:line="288" w:lineRule="auto"/>
-        <w:ind w:firstLine="720"/>
-        <w:jc w:val="center"/>
-        <w:rPr>
-          <w:rFonts w:ascii="Times New Roman" w:eastAsia="Times New Roman" w:hAnsi="Times New Roman" w:cs="Times New Roman"/>
-          <w:b/>
-          <w:sz w:val="24"/>
-          <w:szCs w:val="24"/>
-          <w:lang w:val="it-IT"/>
-        </w:rPr>
-      </w:pPr>
-    </w:p>
-    <w:p>
-      <w:pPr>
-        <w:spacing w:after="0" w:line="288" w:lineRule="auto"/>
-        <w:ind w:firstLine="720"/>
-        <w:jc w:val="center"/>
-        <w:rPr>
-          <w:rFonts w:ascii="Times New Roman" w:eastAsia="Times New Roman" w:hAnsi="Times New Roman" w:cs="Times New Roman"/>
-          <w:b/>
-          <w:sz w:val="24"/>
-          <w:szCs w:val="24"/>
-          <w:lang w:val="it-IT"/>
-        </w:rPr>
-      </w:pPr>
-    </w:p>
-    <w:p>
-      <w:pPr>
-        <w:spacing w:after="0" w:line="288" w:lineRule="auto"/>
-        <w:ind w:firstLine="720"/>
-        <w:jc w:val="center"/>
-        <w:rPr>
-          <w:rFonts w:ascii="Times New Roman" w:eastAsia="Times New Roman" w:hAnsi="Times New Roman" w:cs="Times New Roman"/>
-          <w:b/>
-          <w:sz w:val="26"/>
-          <w:szCs w:val="26"/>
-          <w:lang w:val="it-IT"/>
-        </w:rPr>
-      </w:pPr>
-    </w:p>
-    <w:p>
-      <w:pPr>
-        <w:spacing w:after="0" w:line="288" w:lineRule="auto"/>
-        <w:ind w:firstLine="720"/>
-        <w:jc w:val="center"/>
-        <w:rPr>
-          <w:rFonts w:ascii="Times New Roman" w:eastAsia="Times New Roman" w:hAnsi="Times New Roman" w:cs="Times New Roman"/>
-          <w:b/>
-          <w:sz w:val="26"/>
-          <w:szCs w:val="26"/>
-          <w:lang w:val="it-IT"/>
-        </w:rPr>
-      </w:pPr>
-    </w:p>
-    <w:p>
-      <w:pPr>
-        <w:spacing w:after="0" w:line="288" w:lineRule="auto"/>
-        <w:ind w:firstLine="720"/>
-        <w:jc w:val="center"/>
-        <w:rPr>
-          <w:rFonts w:ascii="Times New Roman" w:eastAsia="Times New Roman" w:hAnsi="Times New Roman" w:cs="Times New Roman"/>
-          <w:b/>
-          <w:sz w:val="26"/>
-          <w:szCs w:val="26"/>
-          <w:lang w:val="it-IT"/>
-        </w:rPr>
-      </w:pPr>
-    </w:p>
-    <w:p>
-      <w:pPr>
-        <w:spacing w:after="0" w:line="288" w:lineRule="auto"/>
-        <w:ind w:firstLine="720"/>
-        <w:jc w:val="center"/>
-        <w:rPr>
-          <w:rFonts w:ascii="Times New Roman" w:eastAsia="Times New Roman" w:hAnsi="Times New Roman" w:cs="Times New Roman"/>
-          <w:b/>
-          <w:sz w:val="26"/>
-          <w:szCs w:val="26"/>
-          <w:lang w:val="it-IT"/>
-        </w:rPr>
-      </w:pPr>
-    </w:p>
-    <w:p>
-      <w:pPr>
-        <w:spacing w:after="0" w:line="288" w:lineRule="auto"/>
-        <w:ind w:firstLine="720"/>
-        <w:jc w:val="center"/>
-        <w:rPr>
-          <w:rFonts w:ascii="Times New Roman" w:eastAsia="Times New Roman" w:hAnsi="Times New Roman" w:cs="Times New Roman"/>
-          <w:b/>
-          <w:sz w:val="26"/>
-          <w:szCs w:val="26"/>
-          <w:lang w:val="it-IT"/>
-        </w:rPr>
-      </w:pPr>
-    </w:p>
-    <w:p>
-      <w:pPr>
-        <w:spacing w:after="0" w:line="288" w:lineRule="auto"/>
-        <w:ind w:firstLine="720"/>
-        <w:jc w:val="center"/>
-        <w:rPr>
-          <w:rFonts w:ascii="Times New Roman" w:eastAsia="Times New Roman" w:hAnsi="Times New Roman" w:cs="Times New Roman"/>
-          <w:b/>
-          <w:sz w:val="26"/>
-          <w:szCs w:val="26"/>
-          <w:lang w:val="it-IT"/>
-        </w:rPr>
-      </w:pPr>
-    </w:p>
-    <w:p>
-      <w:pPr>
-        <w:spacing w:after="0" w:line="288" w:lineRule="auto"/>
-        <w:ind w:firstLine="720"/>
-        <w:jc w:val="center"/>
-        <w:rPr>
-          <w:rFonts w:ascii="Times New Roman" w:eastAsia="Times New Roman" w:hAnsi="Times New Roman" w:cs="Times New Roman"/>
-          <w:b/>
-          <w:sz w:val="26"/>
-          <w:szCs w:val="26"/>
-          <w:lang w:val="it-IT"/>
-        </w:rPr>
-      </w:pPr>
+          <w:sz w:val="26"/>
+          <w:szCs w:val="26"/>
+          <w:lang w:val="it-IT"/>
+        </w:rPr>
+      </w:pPr>
+      <w:bookmarkStart w:id="1" w:name="_GoBack"/>
+      <w:bookmarkEnd w:id="1"/>
     </w:p>
     <w:p>
       <w:pPr>
